--- a/site/assets/downloads/applied-ai-mastery-personal-journal-he.docx
+++ b/site/assets/downloads/applied-ai-mastery-personal-journal-he.docx
@@ -5,10 +5,17 @@
     <w:p>
       <w:pPr>
         <w:pStyle w:val="Title"/>
-        <w:bidi/>
-        <w:jc w:val="right"/>
-      </w:pPr>
-      <w:r>
+        <w:shd w:fill="4E356F"/>
+        <w:bidi/>
+        <w:spacing w:after="220"/>
+        <w:jc w:val="right"/>
+      </w:pPr>
+      <w:r>
+        <w:rPr>
+          <w:b/>
+          <w:bCs/>
+          <w:color w:val="FFFFFF"/>
+        </w:rPr>
         <w:t xml:space="preserve">יומן הלמידה האישי שלי ב-AI</w:t>
       </w:r>
     </w:p>
@@ -18,16 +25,28 @@
         <w:jc w:val="right"/>
       </w:pPr>
       <w:r>
+        <w:rPr>
+          <w:b w:val="false"/>
+          <w:bCs w:val="false"/>
+          <w:color w:val="17242D"/>
+        </w:rPr>
         <w:t xml:space="preserve">השתמשו בחוברת לאורך כל שבעת המפגשים המשולבים. לכל מפגש כרטיסייה אחת: רצף עבודה שמוביל לתוצאה שימושית שנבדקה.</w:t>
       </w:r>
     </w:p>
     <w:p>
       <w:pPr>
         <w:pStyle w:val="Heading1"/>
-        <w:bidi/>
-        <w:jc w:val="right"/>
-      </w:pPr>
-      <w:r>
+        <w:shd w:fill="F0EAFA"/>
+        <w:bidi/>
+        <w:spacing w:after="100" w:before="200"/>
+        <w:jc w:val="right"/>
+      </w:pPr>
+      <w:r>
+        <w:rPr>
+          <w:b/>
+          <w:bCs/>
+          <w:color w:val="4E356F"/>
+        </w:rPr>
         <w:t xml:space="preserve">קצב עבודה פשוט</w:t>
       </w:r>
     </w:p>
@@ -42,6 +61,11 @@
         <w:jc w:val="right"/>
       </w:pPr>
       <w:r>
+        <w:rPr>
+          <w:b w:val="false"/>
+          <w:bCs w:val="false"/>
+          <w:color w:val="17242D"/>
+        </w:rPr>
         <w:t xml:space="preserve">מתחילים במצב אמיתי, אילוץ ותוצאה שימושית.</w:t>
       </w:r>
     </w:p>
@@ -56,6 +80,11 @@
         <w:jc w:val="right"/>
       </w:pPr>
       <w:r>
+        <w:rPr>
+          <w:b w:val="false"/>
+          <w:bCs w:val="false"/>
+          <w:color w:val="17242D"/>
+        </w:rPr>
         <w:t xml:space="preserve">שומרים פרומפט, תהליך או תוצר שבאמת עזר.</w:t>
       </w:r>
     </w:p>
@@ -70,6 +99,11 @@
         <w:jc w:val="right"/>
       </w:pPr>
       <w:r>
+        <w:rPr>
+          <w:b w:val="false"/>
+          <w:bCs w:val="false"/>
+          <w:color w:val="17242D"/>
+        </w:rPr>
         <w:t xml:space="preserve">מאמתים את מה שחשוב ומתעדים את הראיות.</w:t>
       </w:r>
     </w:p>
@@ -84,6 +118,11 @@
         <w:jc w:val="right"/>
       </w:pPr>
       <w:r>
+        <w:rPr>
+          <w:b w:val="false"/>
+          <w:bCs w:val="false"/>
+          <w:color w:val="17242D"/>
+        </w:rPr>
         <w:t xml:space="preserve">מסיימים ברפלקציה ובשיפור אחד לפעם הבאה.</w:t>
       </w:r>
     </w:p>
@@ -95,15 +134,23 @@
     <w:p>
       <w:pPr>
         <w:pStyle w:val="Title"/>
-        <w:bidi/>
-        <w:jc w:val="right"/>
-      </w:pPr>
-      <w:r>
+        <w:shd w:fill="4E356F"/>
+        <w:bidi/>
+        <w:spacing w:after="220"/>
+        <w:jc w:val="right"/>
+      </w:pPr>
+      <w:r>
+        <w:rPr>
+          <w:b/>
+          <w:bCs/>
+          <w:color w:val="FFFFFF"/>
+        </w:rPr>
         <w:t xml:space="preserve">תבנית לרישום ביומן</w:t>
       </w:r>
     </w:p>
     <w:tbl>
       <w:tblPr>
+        <w:bidiVisual/>
         <w:tblW w:type="pct" w:w="100%"/>
         <w:tblBorders>
           <w:top w:val="single" w:color="auto" w:sz="4"/>
@@ -120,22 +167,38 @@
       </w:tblGrid>
       <w:tr>
         <w:tc>
-          <w:p>
-            <w:r>
-              <w:rPr>
-                <w:b/>
-                <w:bCs/>
+          <w:tcPr>
+            <w:shd w:fill="4E356F"/>
+          </w:tcPr>
+          <w:p>
+            <w:pPr>
+              <w:bidi/>
+              <w:jc w:val="right"/>
+            </w:pPr>
+            <w:r>
+              <w:rPr>
+                <w:b/>
+                <w:bCs/>
+                <w:color w:val="FFFFFF"/>
               </w:rPr>
               <w:t xml:space="preserve">שדה</w:t>
             </w:r>
           </w:p>
         </w:tc>
         <w:tc>
-          <w:p>
-            <w:r>
-              <w:rPr>
-                <w:b/>
-                <w:bCs/>
+          <w:tcPr>
+            <w:shd w:fill="4E356F"/>
+          </w:tcPr>
+          <w:p>
+            <w:pPr>
+              <w:bidi/>
+              <w:jc w:val="right"/>
+            </w:pPr>
+            <w:r>
+              <w:rPr>
+                <w:b/>
+                <w:bCs/>
+                <w:color w:val="FFFFFF"/>
               </w:rPr>
               <w:t xml:space="preserve">ההערות שלי</w:t>
             </w:r>
@@ -144,22 +207,38 @@
       </w:tr>
       <w:tr>
         <w:tc>
-          <w:p>
-            <w:r>
-              <w:rPr>
-                <w:b w:val="false"/>
-                <w:bCs w:val="false"/>
+          <w:tcPr>
+            <w:shd w:fill="FFFFFF"/>
+          </w:tcPr>
+          <w:p>
+            <w:pPr>
+              <w:bidi/>
+              <w:jc w:val="right"/>
+            </w:pPr>
+            <w:r>
+              <w:rPr>
+                <w:b w:val="false"/>
+                <w:bCs w:val="false"/>
+                <w:color w:val="17242D"/>
               </w:rPr>
               <w:t xml:space="preserve">מפגש ותאריך</w:t>
             </w:r>
           </w:p>
         </w:tc>
         <w:tc>
-          <w:p>
-            <w:r>
-              <w:rPr>
-                <w:b w:val="false"/>
-                <w:bCs w:val="false"/>
+          <w:tcPr>
+            <w:shd w:fill="FFFFFF"/>
+          </w:tcPr>
+          <w:p>
+            <w:pPr>
+              <w:bidi/>
+              <w:jc w:val="right"/>
+            </w:pPr>
+            <w:r>
+              <w:rPr>
+                <w:b w:val="false"/>
+                <w:bCs w:val="false"/>
+                <w:color w:val="17242D"/>
               </w:rPr>
               <w:t xml:space="preserve"/>
             </w:r>
@@ -168,22 +247,38 @@
       </w:tr>
       <w:tr>
         <w:tc>
-          <w:p>
-            <w:r>
-              <w:rPr>
-                <w:b w:val="false"/>
-                <w:bCs w:val="false"/>
+          <w:tcPr>
+            <w:shd w:fill="FFFFFF"/>
+          </w:tcPr>
+          <w:p>
+            <w:pPr>
+              <w:bidi/>
+              <w:jc w:val="right"/>
+            </w:pPr>
+            <w:r>
+              <w:rPr>
+                <w:b w:val="false"/>
+                <w:bCs w:val="false"/>
+                <w:color w:val="17242D"/>
               </w:rPr>
               <w:t xml:space="preserve">משימה מהחיים ותוצאה רצויה</w:t>
             </w:r>
           </w:p>
         </w:tc>
         <w:tc>
-          <w:p>
-            <w:r>
-              <w:rPr>
-                <w:b w:val="false"/>
-                <w:bCs w:val="false"/>
+          <w:tcPr>
+            <w:shd w:fill="FFFFFF"/>
+          </w:tcPr>
+          <w:p>
+            <w:pPr>
+              <w:bidi/>
+              <w:jc w:val="right"/>
+            </w:pPr>
+            <w:r>
+              <w:rPr>
+                <w:b w:val="false"/>
+                <w:bCs w:val="false"/>
+                <w:color w:val="17242D"/>
               </w:rPr>
               <w:t xml:space="preserve"/>
             </w:r>
@@ -192,22 +287,38 @@
       </w:tr>
       <w:tr>
         <w:tc>
-          <w:p>
-            <w:r>
-              <w:rPr>
-                <w:b w:val="false"/>
-                <w:bCs w:val="false"/>
+          <w:tcPr>
+            <w:shd w:fill="FFFFFF"/>
+          </w:tcPr>
+          <w:p>
+            <w:pPr>
+              <w:bidi/>
+              <w:jc w:val="right"/>
+            </w:pPr>
+            <w:r>
+              <w:rPr>
+                <w:b w:val="false"/>
+                <w:bCs w:val="false"/>
+                <w:color w:val="17242D"/>
               </w:rPr>
               <w:t xml:space="preserve">הקשר ואילוצים</w:t>
             </w:r>
           </w:p>
         </w:tc>
         <w:tc>
-          <w:p>
-            <w:r>
-              <w:rPr>
-                <w:b w:val="false"/>
-                <w:bCs w:val="false"/>
+          <w:tcPr>
+            <w:shd w:fill="FFFFFF"/>
+          </w:tcPr>
+          <w:p>
+            <w:pPr>
+              <w:bidi/>
+              <w:jc w:val="right"/>
+            </w:pPr>
+            <w:r>
+              <w:rPr>
+                <w:b w:val="false"/>
+                <w:bCs w:val="false"/>
+                <w:color w:val="17242D"/>
               </w:rPr>
               <w:t xml:space="preserve"/>
             </w:r>
@@ -216,22 +327,38 @@
       </w:tr>
       <w:tr>
         <w:tc>
-          <w:p>
-            <w:r>
-              <w:rPr>
-                <w:b w:val="false"/>
-                <w:bCs w:val="false"/>
+          <w:tcPr>
+            <w:shd w:fill="FFFFFF"/>
+          </w:tcPr>
+          <w:p>
+            <w:pPr>
+              <w:bidi/>
+              <w:jc w:val="right"/>
+            </w:pPr>
+            <w:r>
+              <w:rPr>
+                <w:b w:val="false"/>
+                <w:bCs w:val="false"/>
+                <w:color w:val="17242D"/>
               </w:rPr>
               <w:t xml:space="preserve">פרומפט או תהליך שכדאי לשמור</w:t>
             </w:r>
           </w:p>
         </w:tc>
         <w:tc>
-          <w:p>
-            <w:r>
-              <w:rPr>
-                <w:b w:val="false"/>
-                <w:bCs w:val="false"/>
+          <w:tcPr>
+            <w:shd w:fill="FFFFFF"/>
+          </w:tcPr>
+          <w:p>
+            <w:pPr>
+              <w:bidi/>
+              <w:jc w:val="right"/>
+            </w:pPr>
+            <w:r>
+              <w:rPr>
+                <w:b w:val="false"/>
+                <w:bCs w:val="false"/>
+                <w:color w:val="17242D"/>
               </w:rPr>
               <w:t xml:space="preserve"/>
             </w:r>
@@ -242,10 +369,17 @@
     <w:p>
       <w:pPr>
         <w:pStyle w:val="Heading1"/>
-        <w:bidi/>
-        <w:jc w:val="right"/>
-      </w:pPr>
-      <w:r>
+        <w:shd w:fill="F0EAFA"/>
+        <w:bidi/>
+        <w:spacing w:after="100" w:before="200"/>
+        <w:jc w:val="right"/>
+      </w:pPr>
+      <w:r>
+        <w:rPr>
+          <w:b/>
+          <w:bCs/>
+          <w:color w:val="4E356F"/>
+        </w:rPr>
         <w:t xml:space="preserve">אימות וראיות</w:t>
       </w:r>
     </w:p>
@@ -255,16 +389,28 @@
         <w:jc w:val="right"/>
       </w:pPr>
       <w:r>
+        <w:rPr>
+          <w:b w:val="false"/>
+          <w:bCs w:val="false"/>
+          <w:color w:val="17242D"/>
+        </w:rPr>
         <w:t xml:space="preserve">איזה מקור, חישוב, השוואה, ניסוי או אדם בדקו את התוצאה? אילו ראיות שמרתם?</w:t>
       </w:r>
     </w:p>
     <w:p>
       <w:pPr>
         <w:pStyle w:val="Heading1"/>
-        <w:bidi/>
-        <w:jc w:val="right"/>
-      </w:pPr>
-      <w:r>
+        <w:shd w:fill="F0EAFA"/>
+        <w:bidi/>
+        <w:spacing w:after="100" w:before="200"/>
+        <w:jc w:val="right"/>
+      </w:pPr>
+      <w:r>
+        <w:rPr>
+          <w:b/>
+          <w:bCs/>
+          <w:color w:val="4E356F"/>
+        </w:rPr>
         <w:t xml:space="preserve">רפלקציה ושיקול דעת אנושי</w:t>
       </w:r>
     </w:p>
@@ -274,6 +420,11 @@
         <w:jc w:val="right"/>
       </w:pPr>
       <w:r>
+        <w:rPr>
+          <w:b w:val="false"/>
+          <w:bCs w:val="false"/>
+          <w:color w:val="17242D"/>
+        </w:rPr>
         <w:t xml:space="preserve">מה היה לא ודאי או חלש? מה החלטתם בעצמכם, ומה תשנו בפעם הבאה?</w:t>
       </w:r>
     </w:p>
@@ -285,15 +436,23 @@
     <w:p>
       <w:pPr>
         <w:pStyle w:val="Title"/>
-        <w:bidi/>
-        <w:jc w:val="right"/>
-      </w:pPr>
-      <w:r>
+        <w:shd w:fill="4E356F"/>
+        <w:bidi/>
+        <w:spacing w:after="220"/>
+        <w:jc w:val="right"/>
+      </w:pPr>
+      <w:r>
+        <w:rPr>
+          <w:b/>
+          <w:bCs/>
+          <w:color w:val="FFFFFF"/>
+        </w:rPr>
         <w:t xml:space="preserve">ספריית פרומפטים</w:t>
       </w:r>
     </w:p>
     <w:tbl>
       <w:tblPr>
+        <w:bidiVisual/>
         <w:tblW w:type="pct" w:w="100%"/>
         <w:tblBorders>
           <w:top w:val="single" w:color="auto" w:sz="4"/>
@@ -314,66 +473,114 @@
       </w:tblGrid>
       <w:tr>
         <w:tc>
-          <w:p>
-            <w:r>
-              <w:rPr>
-                <w:b/>
-                <w:bCs/>
+          <w:tcPr>
+            <w:shd w:fill="4E356F"/>
+          </w:tcPr>
+          <w:p>
+            <w:pPr>
+              <w:bidi/>
+              <w:jc w:val="right"/>
+            </w:pPr>
+            <w:r>
+              <w:rPr>
+                <w:b/>
+                <w:bCs/>
+                <w:color w:val="FFFFFF"/>
               </w:rPr>
               <w:t xml:space="preserve">שם ומטרה</w:t>
             </w:r>
           </w:p>
         </w:tc>
         <w:tc>
-          <w:p>
-            <w:r>
-              <w:rPr>
-                <w:b/>
-                <w:bCs/>
+          <w:tcPr>
+            <w:shd w:fill="4E356F"/>
+          </w:tcPr>
+          <w:p>
+            <w:pPr>
+              <w:bidi/>
+              <w:jc w:val="right"/>
+            </w:pPr>
+            <w:r>
+              <w:rPr>
+                <w:b/>
+                <w:bCs/>
+                <w:color w:val="FFFFFF"/>
               </w:rPr>
               <w:t xml:space="preserve">פרומפט או תהליך מדויק</w:t>
             </w:r>
           </w:p>
         </w:tc>
         <w:tc>
-          <w:p>
-            <w:r>
-              <w:rPr>
-                <w:b/>
-                <w:bCs/>
+          <w:tcPr>
+            <w:shd w:fill="4E356F"/>
+          </w:tcPr>
+          <w:p>
+            <w:pPr>
+              <w:bidi/>
+              <w:jc w:val="right"/>
+            </w:pPr>
+            <w:r>
+              <w:rPr>
+                <w:b/>
+                <w:bCs/>
+                <w:color w:val="FFFFFF"/>
               </w:rPr>
               <w:t xml:space="preserve">הקשר ופורמט שימושיים</w:t>
             </w:r>
           </w:p>
         </w:tc>
         <w:tc>
-          <w:p>
-            <w:r>
-              <w:rPr>
-                <w:b/>
-                <w:bCs/>
+          <w:tcPr>
+            <w:shd w:fill="4E356F"/>
+          </w:tcPr>
+          <w:p>
+            <w:pPr>
+              <w:bidi/>
+              <w:jc w:val="right"/>
+            </w:pPr>
+            <w:r>
+              <w:rPr>
+                <w:b/>
+                <w:bCs/>
+                <w:color w:val="FFFFFF"/>
               </w:rPr>
               <w:t xml:space="preserve">מתי לא להשתמש</w:t>
             </w:r>
           </w:p>
         </w:tc>
         <w:tc>
-          <w:p>
-            <w:r>
-              <w:rPr>
-                <w:b/>
-                <w:bCs/>
+          <w:tcPr>
+            <w:shd w:fill="4E356F"/>
+          </w:tcPr>
+          <w:p>
+            <w:pPr>
+              <w:bidi/>
+              <w:jc w:val="right"/>
+            </w:pPr>
+            <w:r>
+              <w:rPr>
+                <w:b/>
+                <w:bCs/>
+                <w:color w:val="FFFFFF"/>
               </w:rPr>
               <w:t xml:space="preserve">אימות / ראיות</w:t>
             </w:r>
           </w:p>
         </w:tc>
         <w:tc>
-          <w:p>
-            <w:r>
-              <w:rPr>
-                <w:b/>
-                <w:bCs/>
+          <w:tcPr>
+            <w:shd w:fill="4E356F"/>
+          </w:tcPr>
+          <w:p>
+            <w:pPr>
+              <w:bidi/>
+              <w:jc w:val="right"/>
+            </w:pPr>
+            <w:r>
+              <w:rPr>
+                <w:b/>
+                <w:bCs/>
+                <w:color w:val="FFFFFF"/>
               </w:rPr>
               <w:t xml:space="preserve">שיפור הבא</w:t>
             </w:r>
@@ -382,66 +589,114 @@
       </w:tr>
       <w:tr>
         <w:tc>
-          <w:p>
-            <w:r>
-              <w:rPr>
-                <w:b w:val="false"/>
-                <w:bCs w:val="false"/>
-              </w:rPr>
-              <w:t xml:space="preserve"/>
-            </w:r>
-          </w:p>
-        </w:tc>
-        <w:tc>
-          <w:p>
-            <w:r>
-              <w:rPr>
-                <w:b w:val="false"/>
-                <w:bCs w:val="false"/>
-              </w:rPr>
-              <w:t xml:space="preserve"/>
-            </w:r>
-          </w:p>
-        </w:tc>
-        <w:tc>
-          <w:p>
-            <w:r>
-              <w:rPr>
-                <w:b w:val="false"/>
-                <w:bCs w:val="false"/>
-              </w:rPr>
-              <w:t xml:space="preserve"/>
-            </w:r>
-          </w:p>
-        </w:tc>
-        <w:tc>
-          <w:p>
-            <w:r>
-              <w:rPr>
-                <w:b w:val="false"/>
-                <w:bCs w:val="false"/>
-              </w:rPr>
-              <w:t xml:space="preserve"/>
-            </w:r>
-          </w:p>
-        </w:tc>
-        <w:tc>
-          <w:p>
-            <w:r>
-              <w:rPr>
-                <w:b w:val="false"/>
-                <w:bCs w:val="false"/>
-              </w:rPr>
-              <w:t xml:space="preserve"/>
-            </w:r>
-          </w:p>
-        </w:tc>
-        <w:tc>
-          <w:p>
-            <w:r>
-              <w:rPr>
-                <w:b w:val="false"/>
-                <w:bCs w:val="false"/>
+          <w:tcPr>
+            <w:shd w:fill="FFFFFF"/>
+          </w:tcPr>
+          <w:p>
+            <w:pPr>
+              <w:bidi/>
+              <w:jc w:val="right"/>
+            </w:pPr>
+            <w:r>
+              <w:rPr>
+                <w:b w:val="false"/>
+                <w:bCs w:val="false"/>
+                <w:color w:val="17242D"/>
+              </w:rPr>
+              <w:t xml:space="preserve"/>
+            </w:r>
+          </w:p>
+        </w:tc>
+        <w:tc>
+          <w:tcPr>
+            <w:shd w:fill="FFFFFF"/>
+          </w:tcPr>
+          <w:p>
+            <w:pPr>
+              <w:bidi/>
+              <w:jc w:val="right"/>
+            </w:pPr>
+            <w:r>
+              <w:rPr>
+                <w:b w:val="false"/>
+                <w:bCs w:val="false"/>
+                <w:color w:val="17242D"/>
+              </w:rPr>
+              <w:t xml:space="preserve"/>
+            </w:r>
+          </w:p>
+        </w:tc>
+        <w:tc>
+          <w:tcPr>
+            <w:shd w:fill="FFFFFF"/>
+          </w:tcPr>
+          <w:p>
+            <w:pPr>
+              <w:bidi/>
+              <w:jc w:val="right"/>
+            </w:pPr>
+            <w:r>
+              <w:rPr>
+                <w:b w:val="false"/>
+                <w:bCs w:val="false"/>
+                <w:color w:val="17242D"/>
+              </w:rPr>
+              <w:t xml:space="preserve"/>
+            </w:r>
+          </w:p>
+        </w:tc>
+        <w:tc>
+          <w:tcPr>
+            <w:shd w:fill="FFFFFF"/>
+          </w:tcPr>
+          <w:p>
+            <w:pPr>
+              <w:bidi/>
+              <w:jc w:val="right"/>
+            </w:pPr>
+            <w:r>
+              <w:rPr>
+                <w:b w:val="false"/>
+                <w:bCs w:val="false"/>
+                <w:color w:val="17242D"/>
+              </w:rPr>
+              <w:t xml:space="preserve"/>
+            </w:r>
+          </w:p>
+        </w:tc>
+        <w:tc>
+          <w:tcPr>
+            <w:shd w:fill="FFFFFF"/>
+          </w:tcPr>
+          <w:p>
+            <w:pPr>
+              <w:bidi/>
+              <w:jc w:val="right"/>
+            </w:pPr>
+            <w:r>
+              <w:rPr>
+                <w:b w:val="false"/>
+                <w:bCs w:val="false"/>
+                <w:color w:val="17242D"/>
+              </w:rPr>
+              <w:t xml:space="preserve"/>
+            </w:r>
+          </w:p>
+        </w:tc>
+        <w:tc>
+          <w:tcPr>
+            <w:shd w:fill="FFFFFF"/>
+          </w:tcPr>
+          <w:p>
+            <w:pPr>
+              <w:bidi/>
+              <w:jc w:val="right"/>
+            </w:pPr>
+            <w:r>
+              <w:rPr>
+                <w:b w:val="false"/>
+                <w:bCs w:val="false"/>
+                <w:color w:val="17242D"/>
               </w:rPr>
               <w:t xml:space="preserve"/>
             </w:r>
@@ -457,10 +712,17 @@
     <w:p>
       <w:pPr>
         <w:pStyle w:val="Title"/>
-        <w:bidi/>
-        <w:jc w:val="right"/>
-      </w:pPr>
-      <w:r>
+        <w:shd w:fill="4E356F"/>
+        <w:bidi/>
+        <w:spacing w:after="220"/>
+        <w:jc w:val="right"/>
+      </w:pPr>
+      <w:r>
+        <w:rPr>
+          <w:b/>
+          <w:bCs/>
+          <w:color w:val="FFFFFF"/>
+        </w:rPr>
         <w:t xml:space="preserve">סיכום בסוף הקורס</w:t>
       </w:r>
     </w:p>
@@ -470,16 +732,28 @@
         <w:jc w:val="right"/>
       </w:pPr>
       <w:r>
+        <w:rPr>
+          <w:b w:val="false"/>
+          <w:bCs w:val="false"/>
+          <w:color w:val="17242D"/>
+        </w:rPr>
         <w:t xml:space="preserve">אילו שלוש יכולות השתפרו ביותר? איזה תוצר ואילו ראיות מדגימים זאת? איזה דפוס טעות חזר, היכן שיקול דעת אנושי היה החשוב ביותר, ומה תשנו במכוון בפעם הבאה?</w:t>
       </w:r>
     </w:p>
     <w:p>
       <w:pPr>
         <w:pStyle w:val="Heading1"/>
-        <w:bidi/>
-        <w:jc w:val="right"/>
-      </w:pPr>
-      <w:r>
+        <w:shd w:fill="F0EAFA"/>
+        <w:bidi/>
+        <w:spacing w:after="100" w:before="200"/>
+        <w:jc w:val="right"/>
+      </w:pPr>
+      <w:r>
+        <w:rPr>
+          <w:b/>
+          <w:bCs/>
+          <w:color w:val="4E356F"/>
+        </w:rPr>
         <w:t xml:space="preserve">אימות וראיות</w:t>
       </w:r>
     </w:p>
@@ -489,16 +763,28 @@
         <w:jc w:val="right"/>
       </w:pPr>
       <w:r>
+        <w:rPr>
+          <w:b w:val="false"/>
+          <w:bCs w:val="false"/>
+          <w:color w:val="17242D"/>
+        </w:rPr>
         <w:t xml:space="preserve">רשמו את שיטת הבדיקה שהפכה להרגל ואת הראיות החזקות ביותר ששמרתם.</w:t>
       </w:r>
     </w:p>
     <w:p>
       <w:pPr>
         <w:pStyle w:val="Heading1"/>
-        <w:bidi/>
-        <w:jc w:val="right"/>
-      </w:pPr>
-      <w:r>
+        <w:shd w:fill="F0EAFA"/>
+        <w:bidi/>
+        <w:spacing w:after="100" w:before="200"/>
+        <w:jc w:val="right"/>
+      </w:pPr>
+      <w:r>
+        <w:rPr>
+          <w:b/>
+          <w:bCs/>
+          <w:color w:val="4E356F"/>
+        </w:rPr>
         <w:t xml:space="preserve">רפלקציה ושיקול דעת אנושי</w:t>
       </w:r>
     </w:p>
@@ -508,6 +794,11 @@
         <w:jc w:val="right"/>
       </w:pPr>
       <w:r>
+        <w:rPr>
+          <w:b w:val="false"/>
+          <w:bCs w:val="false"/>
+          <w:color w:val="17242D"/>
+        </w:rPr>
         <w:t xml:space="preserve">בחרו פרויקט הבא, מיומנות להעמקה והחלטה אחת שחייבת להישאר שלכם.</w:t>
       </w:r>
     </w:p>
@@ -519,10 +810,17 @@
     <w:p>
       <w:pPr>
         <w:pStyle w:val="Title"/>
-        <w:bidi/>
-        <w:jc w:val="right"/>
-      </w:pPr>
-      <w:r>
+        <w:shd w:fill="4E356F"/>
+        <w:bidi/>
+        <w:spacing w:after="220"/>
+        <w:jc w:val="right"/>
+      </w:pPr>
+      <w:r>
+        <w:rPr>
+          <w:b/>
+          <w:bCs/>
+          <w:color w:val="FFFFFF"/>
+        </w:rPr>
         <w:t xml:space="preserve">מפגש 1: להחליט מה הצעד הבא</w:t>
       </w:r>
     </w:p>
@@ -532,21 +830,34 @@
         <w:jc w:val="right"/>
       </w:pPr>
       <w:r>
+        <w:rPr>
+          <w:b w:val="false"/>
+          <w:bCs w:val="false"/>
+          <w:color w:val="17242D"/>
+        </w:rPr>
         <w:t xml:space="preserve">עוברים משאלה עמומה להחלטה קטנה שאפשר להסביר ולבחון מחדש.</w:t>
       </w:r>
     </w:p>
     <w:p>
       <w:pPr>
         <w:pStyle w:val="Heading1"/>
-        <w:bidi/>
-        <w:jc w:val="right"/>
-      </w:pPr>
-      <w:r>
+        <w:shd w:fill="F0EAFA"/>
+        <w:bidi/>
+        <w:spacing w:after="100" w:before="200"/>
+        <w:jc w:val="right"/>
+      </w:pPr>
+      <w:r>
+        <w:rPr>
+          <w:b/>
+          <w:bCs/>
+          <w:color w:val="4E356F"/>
+        </w:rPr>
         <w:t xml:space="preserve">1. מנסחים את המצב</w:t>
       </w:r>
     </w:p>
     <w:tbl>
       <w:tblPr>
+        <w:bidiVisual/>
         <w:tblW w:type="pct" w:w="100%"/>
         <w:tblBorders>
           <w:top w:val="single" w:color="auto" w:sz="4"/>
@@ -563,22 +874,38 @@
       </w:tblGrid>
       <w:tr>
         <w:tc>
-          <w:p>
-            <w:r>
-              <w:rPr>
-                <w:b/>
-                <w:bCs/>
+          <w:tcPr>
+            <w:shd w:fill="4E356F"/>
+          </w:tcPr>
+          <w:p>
+            <w:pPr>
+              <w:bidi/>
+              <w:jc w:val="right"/>
+            </w:pPr>
+            <w:r>
+              <w:rPr>
+                <w:b/>
+                <w:bCs/>
+                <w:color w:val="FFFFFF"/>
               </w:rPr>
               <w:t xml:space="preserve">שדה</w:t>
             </w:r>
           </w:p>
         </w:tc>
         <w:tc>
-          <w:p>
-            <w:r>
-              <w:rPr>
-                <w:b/>
-                <w:bCs/>
+          <w:tcPr>
+            <w:shd w:fill="4E356F"/>
+          </w:tcPr>
+          <w:p>
+            <w:pPr>
+              <w:bidi/>
+              <w:jc w:val="right"/>
+            </w:pPr>
+            <w:r>
+              <w:rPr>
+                <w:b/>
+                <w:bCs/>
+                <w:color w:val="FFFFFF"/>
               </w:rPr>
               <w:t xml:space="preserve">ההערות שלי</w:t>
             </w:r>
@@ -587,22 +914,38 @@
       </w:tr>
       <w:tr>
         <w:tc>
-          <w:p>
-            <w:r>
-              <w:rPr>
-                <w:b w:val="false"/>
-                <w:bCs w:val="false"/>
+          <w:tcPr>
+            <w:shd w:fill="FFFFFF"/>
+          </w:tcPr>
+          <w:p>
+            <w:pPr>
+              <w:bidi/>
+              <w:jc w:val="right"/>
+            </w:pPr>
+            <w:r>
+              <w:rPr>
+                <w:b w:val="false"/>
+                <w:bCs w:val="false"/>
+                <w:color w:val="17242D"/>
               </w:rPr>
               <w:t xml:space="preserve">השאלה או ההחלטה</w:t>
             </w:r>
           </w:p>
         </w:tc>
         <w:tc>
-          <w:p>
-            <w:r>
-              <w:rPr>
-                <w:b w:val="false"/>
-                <w:bCs w:val="false"/>
+          <w:tcPr>
+            <w:shd w:fill="FFFFFF"/>
+          </w:tcPr>
+          <w:p>
+            <w:pPr>
+              <w:bidi/>
+              <w:jc w:val="right"/>
+            </w:pPr>
+            <w:r>
+              <w:rPr>
+                <w:b w:val="false"/>
+                <w:bCs w:val="false"/>
+                <w:color w:val="17242D"/>
               </w:rPr>
               <w:t xml:space="preserve"/>
             </w:r>
@@ -611,22 +954,38 @@
       </w:tr>
       <w:tr>
         <w:tc>
-          <w:p>
-            <w:r>
-              <w:rPr>
-                <w:b w:val="false"/>
-                <w:bCs w:val="false"/>
+          <w:tcPr>
+            <w:shd w:fill="FFFFFF"/>
+          </w:tcPr>
+          <w:p>
+            <w:pPr>
+              <w:bidi/>
+              <w:jc w:val="right"/>
+            </w:pPr>
+            <w:r>
+              <w:rPr>
+                <w:b w:val="false"/>
+                <w:bCs w:val="false"/>
+                <w:color w:val="17242D"/>
               </w:rPr>
               <w:t xml:space="preserve">עבור מי התוצאה</w:t>
             </w:r>
           </w:p>
         </w:tc>
         <w:tc>
-          <w:p>
-            <w:r>
-              <w:rPr>
-                <w:b w:val="false"/>
-                <w:bCs w:val="false"/>
+          <w:tcPr>
+            <w:shd w:fill="FFFFFF"/>
+          </w:tcPr>
+          <w:p>
+            <w:pPr>
+              <w:bidi/>
+              <w:jc w:val="right"/>
+            </w:pPr>
+            <w:r>
+              <w:rPr>
+                <w:b w:val="false"/>
+                <w:bCs w:val="false"/>
+                <w:color w:val="17242D"/>
               </w:rPr>
               <w:t xml:space="preserve"/>
             </w:r>
@@ -635,22 +994,38 @@
       </w:tr>
       <w:tr>
         <w:tc>
-          <w:p>
-            <w:r>
-              <w:rPr>
-                <w:b w:val="false"/>
-                <w:bCs w:val="false"/>
+          <w:tcPr>
+            <w:shd w:fill="FFFFFF"/>
+          </w:tcPr>
+          <w:p>
+            <w:pPr>
+              <w:bidi/>
+              <w:jc w:val="right"/>
+            </w:pPr>
+            <w:r>
+              <w:rPr>
+                <w:b w:val="false"/>
+                <w:bCs w:val="false"/>
+                <w:color w:val="17242D"/>
               </w:rPr>
               <w:t xml:space="preserve">אילוצי חובה</w:t>
             </w:r>
           </w:p>
         </w:tc>
         <w:tc>
-          <w:p>
-            <w:r>
-              <w:rPr>
-                <w:b w:val="false"/>
-                <w:bCs w:val="false"/>
+          <w:tcPr>
+            <w:shd w:fill="FFFFFF"/>
+          </w:tcPr>
+          <w:p>
+            <w:pPr>
+              <w:bidi/>
+              <w:jc w:val="right"/>
+            </w:pPr>
+            <w:r>
+              <w:rPr>
+                <w:b w:val="false"/>
+                <w:bCs w:val="false"/>
+                <w:color w:val="17242D"/>
               </w:rPr>
               <w:t xml:space="preserve"/>
             </w:r>
@@ -659,22 +1034,38 @@
       </w:tr>
       <w:tr>
         <w:tc>
-          <w:p>
-            <w:r>
-              <w:rPr>
-                <w:b w:val="false"/>
-                <w:bCs w:val="false"/>
+          <w:tcPr>
+            <w:shd w:fill="FFFFFF"/>
+          </w:tcPr>
+          <w:p>
+            <w:pPr>
+              <w:bidi/>
+              <w:jc w:val="right"/>
+            </w:pPr>
+            <w:r>
+              <w:rPr>
+                <w:b w:val="false"/>
+                <w:bCs w:val="false"/>
+                <w:color w:val="17242D"/>
               </w:rPr>
               <w:t xml:space="preserve">העדפות ופשרות</w:t>
             </w:r>
           </w:p>
         </w:tc>
         <w:tc>
-          <w:p>
-            <w:r>
-              <w:rPr>
-                <w:b w:val="false"/>
-                <w:bCs w:val="false"/>
+          <w:tcPr>
+            <w:shd w:fill="FFFFFF"/>
+          </w:tcPr>
+          <w:p>
+            <w:pPr>
+              <w:bidi/>
+              <w:jc w:val="right"/>
+            </w:pPr>
+            <w:r>
+              <w:rPr>
+                <w:b w:val="false"/>
+                <w:bCs w:val="false"/>
+                <w:color w:val="17242D"/>
               </w:rPr>
               <w:t xml:space="preserve"/>
             </w:r>
@@ -683,22 +1074,38 @@
       </w:tr>
       <w:tr>
         <w:tc>
-          <w:p>
-            <w:r>
-              <w:rPr>
-                <w:b w:val="false"/>
-                <w:bCs w:val="false"/>
+          <w:tcPr>
+            <w:shd w:fill="FFFFFF"/>
+          </w:tcPr>
+          <w:p>
+            <w:pPr>
+              <w:bidi/>
+              <w:jc w:val="right"/>
+            </w:pPr>
+            <w:r>
+              <w:rPr>
+                <w:b w:val="false"/>
+                <w:bCs w:val="false"/>
+                <w:color w:val="17242D"/>
               </w:rPr>
               <w:t xml:space="preserve">תאריך החלטה / בדיקה חוזרת</w:t>
             </w:r>
           </w:p>
         </w:tc>
         <w:tc>
-          <w:p>
-            <w:r>
-              <w:rPr>
-                <w:b w:val="false"/>
-                <w:bCs w:val="false"/>
+          <w:tcPr>
+            <w:shd w:fill="FFFFFF"/>
+          </w:tcPr>
+          <w:p>
+            <w:pPr>
+              <w:bidi/>
+              <w:jc w:val="right"/>
+            </w:pPr>
+            <w:r>
+              <w:rPr>
+                <w:b w:val="false"/>
+                <w:bCs w:val="false"/>
+                <w:color w:val="17242D"/>
               </w:rPr>
               <w:t xml:space="preserve"/>
             </w:r>
@@ -709,10 +1116,17 @@
     <w:p>
       <w:pPr>
         <w:pStyle w:val="Heading1"/>
-        <w:bidi/>
-        <w:jc w:val="right"/>
-      </w:pPr>
-      <w:r>
+        <w:shd w:fill="F0EAFA"/>
+        <w:bidi/>
+        <w:spacing w:after="100" w:before="200"/>
+        <w:jc w:val="right"/>
+      </w:pPr>
+      <w:r>
+        <w:rPr>
+          <w:b/>
+          <w:bCs/>
+          <w:color w:val="4E356F"/>
+        </w:rPr>
         <w:t xml:space="preserve">2. שואלים, בודקים ומשפרים</w:t>
       </w:r>
     </w:p>
@@ -722,11 +1136,17 @@
         <w:jc w:val="right"/>
       </w:pPr>
       <w:r>
+        <w:rPr>
+          <w:b w:val="false"/>
+          <w:bCs w:val="false"/>
+          <w:color w:val="17242D"/>
+        </w:rPr>
         <w:t xml:space="preserve">תעדו שתי גרסאות של פרומפט. בקשו סיכום מובנה של מקור ציבורי או טקסט לדוגמה: עובדות, פעולות, אי־ודאויות וטענות לבדיקה.</w:t>
       </w:r>
     </w:p>
     <w:tbl>
       <w:tblPr>
+        <w:bidiVisual/>
         <w:tblW w:type="pct" w:w="100%"/>
         <w:tblBorders>
           <w:top w:val="single" w:color="auto" w:sz="4"/>
@@ -744,33 +1164,57 @@
       </w:tblGrid>
       <w:tr>
         <w:tc>
-          <w:p>
-            <w:r>
-              <w:rPr>
-                <w:b/>
-                <w:bCs/>
+          <w:tcPr>
+            <w:shd w:fill="4E356F"/>
+          </w:tcPr>
+          <w:p>
+            <w:pPr>
+              <w:bidi/>
+              <w:jc w:val="right"/>
+            </w:pPr>
+            <w:r>
+              <w:rPr>
+                <w:b/>
+                <w:bCs/>
+                <w:color w:val="FFFFFF"/>
               </w:rPr>
               <w:t xml:space="preserve">גרסה</w:t>
             </w:r>
           </w:p>
         </w:tc>
         <w:tc>
-          <w:p>
-            <w:r>
-              <w:rPr>
-                <w:b/>
-                <w:bCs/>
+          <w:tcPr>
+            <w:shd w:fill="4E356F"/>
+          </w:tcPr>
+          <w:p>
+            <w:pPr>
+              <w:bidi/>
+              <w:jc w:val="right"/>
+            </w:pPr>
+            <w:r>
+              <w:rPr>
+                <w:b/>
+                <w:bCs/>
+                <w:color w:val="FFFFFF"/>
               </w:rPr>
               <w:t xml:space="preserve">מה הוספתי או שיניתי</w:t>
             </w:r>
           </w:p>
         </w:tc>
         <w:tc>
-          <w:p>
-            <w:r>
-              <w:rPr>
-                <w:b/>
-                <w:bCs/>
+          <w:tcPr>
+            <w:shd w:fill="4E356F"/>
+          </w:tcPr>
+          <w:p>
+            <w:pPr>
+              <w:bidi/>
+              <w:jc w:val="right"/>
+            </w:pPr>
+            <w:r>
+              <w:rPr>
+                <w:b/>
+                <w:bCs/>
+                <w:color w:val="FFFFFF"/>
               </w:rPr>
               <w:t xml:space="preserve">מה השתפר או נכשל</w:t>
             </w:r>
@@ -779,33 +1223,57 @@
       </w:tr>
       <w:tr>
         <w:tc>
-          <w:p>
-            <w:r>
-              <w:rPr>
-                <w:b w:val="false"/>
-                <w:bCs w:val="false"/>
+          <w:tcPr>
+            <w:shd w:fill="FFFFFF"/>
+          </w:tcPr>
+          <w:p>
+            <w:pPr>
+              <w:bidi/>
+              <w:jc w:val="right"/>
+            </w:pPr>
+            <w:r>
+              <w:rPr>
+                <w:b w:val="false"/>
+                <w:bCs w:val="false"/>
+                <w:color w:val="17242D"/>
               </w:rPr>
               <w:t xml:space="preserve">1</w:t>
             </w:r>
           </w:p>
         </w:tc>
         <w:tc>
-          <w:p>
-            <w:r>
-              <w:rPr>
-                <w:b w:val="false"/>
-                <w:bCs w:val="false"/>
-              </w:rPr>
-              <w:t xml:space="preserve"/>
-            </w:r>
-          </w:p>
-        </w:tc>
-        <w:tc>
-          <w:p>
-            <w:r>
-              <w:rPr>
-                <w:b w:val="false"/>
-                <w:bCs w:val="false"/>
+          <w:tcPr>
+            <w:shd w:fill="FFFFFF"/>
+          </w:tcPr>
+          <w:p>
+            <w:pPr>
+              <w:bidi/>
+              <w:jc w:val="right"/>
+            </w:pPr>
+            <w:r>
+              <w:rPr>
+                <w:b w:val="false"/>
+                <w:bCs w:val="false"/>
+                <w:color w:val="17242D"/>
+              </w:rPr>
+              <w:t xml:space="preserve"/>
+            </w:r>
+          </w:p>
+        </w:tc>
+        <w:tc>
+          <w:tcPr>
+            <w:shd w:fill="FFFFFF"/>
+          </w:tcPr>
+          <w:p>
+            <w:pPr>
+              <w:bidi/>
+              <w:jc w:val="right"/>
+            </w:pPr>
+            <w:r>
+              <w:rPr>
+                <w:b w:val="false"/>
+                <w:bCs w:val="false"/>
+                <w:color w:val="17242D"/>
               </w:rPr>
               <w:t xml:space="preserve"/>
             </w:r>
@@ -814,33 +1282,57 @@
       </w:tr>
       <w:tr>
         <w:tc>
-          <w:p>
-            <w:r>
-              <w:rPr>
-                <w:b w:val="false"/>
-                <w:bCs w:val="false"/>
+          <w:tcPr>
+            <w:shd w:fill="FFFFFF"/>
+          </w:tcPr>
+          <w:p>
+            <w:pPr>
+              <w:bidi/>
+              <w:jc w:val="right"/>
+            </w:pPr>
+            <w:r>
+              <w:rPr>
+                <w:b w:val="false"/>
+                <w:bCs w:val="false"/>
+                <w:color w:val="17242D"/>
               </w:rPr>
               <w:t xml:space="preserve">2</w:t>
             </w:r>
           </w:p>
         </w:tc>
         <w:tc>
-          <w:p>
-            <w:r>
-              <w:rPr>
-                <w:b w:val="false"/>
-                <w:bCs w:val="false"/>
-              </w:rPr>
-              <w:t xml:space="preserve"/>
-            </w:r>
-          </w:p>
-        </w:tc>
-        <w:tc>
-          <w:p>
-            <w:r>
-              <w:rPr>
-                <w:b w:val="false"/>
-                <w:bCs w:val="false"/>
+          <w:tcPr>
+            <w:shd w:fill="FFFFFF"/>
+          </w:tcPr>
+          <w:p>
+            <w:pPr>
+              <w:bidi/>
+              <w:jc w:val="right"/>
+            </w:pPr>
+            <w:r>
+              <w:rPr>
+                <w:b w:val="false"/>
+                <w:bCs w:val="false"/>
+                <w:color w:val="17242D"/>
+              </w:rPr>
+              <w:t xml:space="preserve"/>
+            </w:r>
+          </w:p>
+        </w:tc>
+        <w:tc>
+          <w:tcPr>
+            <w:shd w:fill="FFFFFF"/>
+          </w:tcPr>
+          <w:p>
+            <w:pPr>
+              <w:bidi/>
+              <w:jc w:val="right"/>
+            </w:pPr>
+            <w:r>
+              <w:rPr>
+                <w:b w:val="false"/>
+                <w:bCs w:val="false"/>
+                <w:color w:val="17242D"/>
               </w:rPr>
               <w:t xml:space="preserve"/>
             </w:r>
@@ -851,15 +1343,23 @@
     <w:p>
       <w:pPr>
         <w:pStyle w:val="Heading1"/>
-        <w:bidi/>
-        <w:jc w:val="right"/>
-      </w:pPr>
-      <w:r>
+        <w:shd w:fill="F0EAFA"/>
+        <w:bidi/>
+        <w:spacing w:after="100" w:before="200"/>
+        <w:jc w:val="right"/>
+      </w:pPr>
+      <w:r>
+        <w:rPr>
+          <w:b/>
+          <w:bCs/>
+          <w:color w:val="4E356F"/>
+        </w:rPr>
         <w:t xml:space="preserve">3. משווים ומחליטים</w:t>
       </w:r>
     </w:p>
     <w:tbl>
       <w:tblPr>
+        <w:bidiVisual/>
         <w:tblW w:type="pct" w:w="100%"/>
         <w:tblBorders>
           <w:top w:val="single" w:color="auto" w:sz="4"/>
@@ -879,55 +1379,95 @@
       </w:tblGrid>
       <w:tr>
         <w:tc>
-          <w:p>
-            <w:r>
-              <w:rPr>
-                <w:b/>
-                <w:bCs/>
+          <w:tcPr>
+            <w:shd w:fill="4E356F"/>
+          </w:tcPr>
+          <w:p>
+            <w:pPr>
+              <w:bidi/>
+              <w:jc w:val="right"/>
+            </w:pPr>
+            <w:r>
+              <w:rPr>
+                <w:b/>
+                <w:bCs/>
+                <w:color w:val="FFFFFF"/>
               </w:rPr>
               <w:t xml:space="preserve">אפשרות</w:t>
             </w:r>
           </w:p>
         </w:tc>
         <w:tc>
-          <w:p>
-            <w:r>
-              <w:rPr>
-                <w:b/>
-                <w:bCs/>
+          <w:tcPr>
+            <w:shd w:fill="4E356F"/>
+          </w:tcPr>
+          <w:p>
+            <w:pPr>
+              <w:bidi/>
+              <w:jc w:val="right"/>
+            </w:pPr>
+            <w:r>
+              <w:rPr>
+                <w:b/>
+                <w:bCs/>
+                <w:color w:val="FFFFFF"/>
               </w:rPr>
               <w:t xml:space="preserve">קריטריון</w:t>
             </w:r>
           </w:p>
         </w:tc>
         <w:tc>
-          <w:p>
-            <w:r>
-              <w:rPr>
-                <w:b/>
-                <w:bCs/>
+          <w:tcPr>
+            <w:shd w:fill="4E356F"/>
+          </w:tcPr>
+          <w:p>
+            <w:pPr>
+              <w:bidi/>
+              <w:jc w:val="right"/>
+            </w:pPr>
+            <w:r>
+              <w:rPr>
+                <w:b/>
+                <w:bCs/>
+                <w:color w:val="FFFFFF"/>
               </w:rPr>
               <w:t xml:space="preserve">ראיות</w:t>
             </w:r>
           </w:p>
         </w:tc>
         <w:tc>
-          <w:p>
-            <w:r>
-              <w:rPr>
-                <w:b/>
-                <w:bCs/>
+          <w:tcPr>
+            <w:shd w:fill="4E356F"/>
+          </w:tcPr>
+          <w:p>
+            <w:pPr>
+              <w:bidi/>
+              <w:jc w:val="right"/>
+            </w:pPr>
+            <w:r>
+              <w:rPr>
+                <w:b/>
+                <w:bCs/>
+                <w:color w:val="FFFFFF"/>
               </w:rPr>
               <w:t xml:space="preserve">רמת ביטחון</w:t>
             </w:r>
           </w:p>
         </w:tc>
         <w:tc>
-          <w:p>
-            <w:r>
-              <w:rPr>
-                <w:b/>
-                <w:bCs/>
+          <w:tcPr>
+            <w:shd w:fill="4E356F"/>
+          </w:tcPr>
+          <w:p>
+            <w:pPr>
+              <w:bidi/>
+              <w:jc w:val="right"/>
+            </w:pPr>
+            <w:r>
+              <w:rPr>
+                <w:b/>
+                <w:bCs/>
+                <w:color w:val="FFFFFF"/>
               </w:rPr>
               <w:t xml:space="preserve">השיפוט שלי</w:t>
             </w:r>
@@ -936,55 +1476,95 @@
       </w:tr>
       <w:tr>
         <w:tc>
-          <w:p>
-            <w:r>
-              <w:rPr>
-                <w:b w:val="false"/>
-                <w:bCs w:val="false"/>
-              </w:rPr>
-              <w:t xml:space="preserve"/>
-            </w:r>
-          </w:p>
-        </w:tc>
-        <w:tc>
-          <w:p>
-            <w:r>
-              <w:rPr>
-                <w:b w:val="false"/>
-                <w:bCs w:val="false"/>
-              </w:rPr>
-              <w:t xml:space="preserve"/>
-            </w:r>
-          </w:p>
-        </w:tc>
-        <w:tc>
-          <w:p>
-            <w:r>
-              <w:rPr>
-                <w:b w:val="false"/>
-                <w:bCs w:val="false"/>
-              </w:rPr>
-              <w:t xml:space="preserve"/>
-            </w:r>
-          </w:p>
-        </w:tc>
-        <w:tc>
-          <w:p>
-            <w:r>
-              <w:rPr>
-                <w:b w:val="false"/>
-                <w:bCs w:val="false"/>
-              </w:rPr>
-              <w:t xml:space="preserve"/>
-            </w:r>
-          </w:p>
-        </w:tc>
-        <w:tc>
-          <w:p>
-            <w:r>
-              <w:rPr>
-                <w:b w:val="false"/>
-                <w:bCs w:val="false"/>
+          <w:tcPr>
+            <w:shd w:fill="FFFFFF"/>
+          </w:tcPr>
+          <w:p>
+            <w:pPr>
+              <w:bidi/>
+              <w:jc w:val="right"/>
+            </w:pPr>
+            <w:r>
+              <w:rPr>
+                <w:b w:val="false"/>
+                <w:bCs w:val="false"/>
+                <w:color w:val="17242D"/>
+              </w:rPr>
+              <w:t xml:space="preserve"/>
+            </w:r>
+          </w:p>
+        </w:tc>
+        <w:tc>
+          <w:tcPr>
+            <w:shd w:fill="FFFFFF"/>
+          </w:tcPr>
+          <w:p>
+            <w:pPr>
+              <w:bidi/>
+              <w:jc w:val="right"/>
+            </w:pPr>
+            <w:r>
+              <w:rPr>
+                <w:b w:val="false"/>
+                <w:bCs w:val="false"/>
+                <w:color w:val="17242D"/>
+              </w:rPr>
+              <w:t xml:space="preserve"/>
+            </w:r>
+          </w:p>
+        </w:tc>
+        <w:tc>
+          <w:tcPr>
+            <w:shd w:fill="FFFFFF"/>
+          </w:tcPr>
+          <w:p>
+            <w:pPr>
+              <w:bidi/>
+              <w:jc w:val="right"/>
+            </w:pPr>
+            <w:r>
+              <w:rPr>
+                <w:b w:val="false"/>
+                <w:bCs w:val="false"/>
+                <w:color w:val="17242D"/>
+              </w:rPr>
+              <w:t xml:space="preserve"/>
+            </w:r>
+          </w:p>
+        </w:tc>
+        <w:tc>
+          <w:tcPr>
+            <w:shd w:fill="FFFFFF"/>
+          </w:tcPr>
+          <w:p>
+            <w:pPr>
+              <w:bidi/>
+              <w:jc w:val="right"/>
+            </w:pPr>
+            <w:r>
+              <w:rPr>
+                <w:b w:val="false"/>
+                <w:bCs w:val="false"/>
+                <w:color w:val="17242D"/>
+              </w:rPr>
+              <w:t xml:space="preserve"/>
+            </w:r>
+          </w:p>
+        </w:tc>
+        <w:tc>
+          <w:tcPr>
+            <w:shd w:fill="FFFFFF"/>
+          </w:tcPr>
+          <w:p>
+            <w:pPr>
+              <w:bidi/>
+              <w:jc w:val="right"/>
+            </w:pPr>
+            <w:r>
+              <w:rPr>
+                <w:b w:val="false"/>
+                <w:bCs w:val="false"/>
+                <w:color w:val="17242D"/>
               </w:rPr>
               <w:t xml:space="preserve"/>
             </w:r>
@@ -993,55 +1573,95 @@
       </w:tr>
       <w:tr>
         <w:tc>
-          <w:p>
-            <w:r>
-              <w:rPr>
-                <w:b w:val="false"/>
-                <w:bCs w:val="false"/>
-              </w:rPr>
-              <w:t xml:space="preserve"/>
-            </w:r>
-          </w:p>
-        </w:tc>
-        <w:tc>
-          <w:p>
-            <w:r>
-              <w:rPr>
-                <w:b w:val="false"/>
-                <w:bCs w:val="false"/>
-              </w:rPr>
-              <w:t xml:space="preserve"/>
-            </w:r>
-          </w:p>
-        </w:tc>
-        <w:tc>
-          <w:p>
-            <w:r>
-              <w:rPr>
-                <w:b w:val="false"/>
-                <w:bCs w:val="false"/>
-              </w:rPr>
-              <w:t xml:space="preserve"/>
-            </w:r>
-          </w:p>
-        </w:tc>
-        <w:tc>
-          <w:p>
-            <w:r>
-              <w:rPr>
-                <w:b w:val="false"/>
-                <w:bCs w:val="false"/>
-              </w:rPr>
-              <w:t xml:space="preserve"/>
-            </w:r>
-          </w:p>
-        </w:tc>
-        <w:tc>
-          <w:p>
-            <w:r>
-              <w:rPr>
-                <w:b w:val="false"/>
-                <w:bCs w:val="false"/>
+          <w:tcPr>
+            <w:shd w:fill="FFFFFF"/>
+          </w:tcPr>
+          <w:p>
+            <w:pPr>
+              <w:bidi/>
+              <w:jc w:val="right"/>
+            </w:pPr>
+            <w:r>
+              <w:rPr>
+                <w:b w:val="false"/>
+                <w:bCs w:val="false"/>
+                <w:color w:val="17242D"/>
+              </w:rPr>
+              <w:t xml:space="preserve"/>
+            </w:r>
+          </w:p>
+        </w:tc>
+        <w:tc>
+          <w:tcPr>
+            <w:shd w:fill="FFFFFF"/>
+          </w:tcPr>
+          <w:p>
+            <w:pPr>
+              <w:bidi/>
+              <w:jc w:val="right"/>
+            </w:pPr>
+            <w:r>
+              <w:rPr>
+                <w:b w:val="false"/>
+                <w:bCs w:val="false"/>
+                <w:color w:val="17242D"/>
+              </w:rPr>
+              <w:t xml:space="preserve"/>
+            </w:r>
+          </w:p>
+        </w:tc>
+        <w:tc>
+          <w:tcPr>
+            <w:shd w:fill="FFFFFF"/>
+          </w:tcPr>
+          <w:p>
+            <w:pPr>
+              <w:bidi/>
+              <w:jc w:val="right"/>
+            </w:pPr>
+            <w:r>
+              <w:rPr>
+                <w:b w:val="false"/>
+                <w:bCs w:val="false"/>
+                <w:color w:val="17242D"/>
+              </w:rPr>
+              <w:t xml:space="preserve"/>
+            </w:r>
+          </w:p>
+        </w:tc>
+        <w:tc>
+          <w:tcPr>
+            <w:shd w:fill="FFFFFF"/>
+          </w:tcPr>
+          <w:p>
+            <w:pPr>
+              <w:bidi/>
+              <w:jc w:val="right"/>
+            </w:pPr>
+            <w:r>
+              <w:rPr>
+                <w:b w:val="false"/>
+                <w:bCs w:val="false"/>
+                <w:color w:val="17242D"/>
+              </w:rPr>
+              <w:t xml:space="preserve"/>
+            </w:r>
+          </w:p>
+        </w:tc>
+        <w:tc>
+          <w:tcPr>
+            <w:shd w:fill="FFFFFF"/>
+          </w:tcPr>
+          <w:p>
+            <w:pPr>
+              <w:bidi/>
+              <w:jc w:val="right"/>
+            </w:pPr>
+            <w:r>
+              <w:rPr>
+                <w:b w:val="false"/>
+                <w:bCs w:val="false"/>
+                <w:color w:val="17242D"/>
               </w:rPr>
               <w:t xml:space="preserve"/>
             </w:r>
@@ -1055,16 +1675,28 @@
         <w:jc w:val="right"/>
       </w:pPr>
       <w:r>
+        <w:rPr>
+          <w:b w:val="false"/>
+          <w:bCs w:val="false"/>
+          <w:color w:val="17242D"/>
+        </w:rPr>
         <w:t xml:space="preserve">רישום החלטה מאומת: הבחירה הנוכחית, הסיבה, אי־הוודאות ומה יגרום לי לשקול מחדש.</w:t>
       </w:r>
     </w:p>
     <w:p>
       <w:pPr>
         <w:pStyle w:val="Heading1"/>
-        <w:bidi/>
-        <w:jc w:val="right"/>
-      </w:pPr>
-      <w:r>
+        <w:shd w:fill="F0EAFA"/>
+        <w:bidi/>
+        <w:spacing w:after="100" w:before="200"/>
+        <w:jc w:val="right"/>
+      </w:pPr>
+      <w:r>
+        <w:rPr>
+          <w:b/>
+          <w:bCs/>
+          <w:color w:val="4E356F"/>
+        </w:rPr>
         <w:t xml:space="preserve">אימות וראיות</w:t>
       </w:r>
     </w:p>
@@ -1074,16 +1706,28 @@
         <w:jc w:val="right"/>
       </w:pPr>
       <w:r>
+        <w:rPr>
+          <w:b w:val="false"/>
+          <w:bCs w:val="false"/>
+          <w:color w:val="17242D"/>
+        </w:rPr>
         <w:t xml:space="preserve">בדקו מול המקור את הטענות החשובות. שמרו את הפרומפט הסופי, סיכום מתוקן, מטריצת האפשרויות וקישורי המקור כראיות.</w:t>
       </w:r>
     </w:p>
     <w:p>
       <w:pPr>
         <w:pStyle w:val="Heading1"/>
-        <w:bidi/>
-        <w:jc w:val="right"/>
-      </w:pPr>
-      <w:r>
+        <w:shd w:fill="F0EAFA"/>
+        <w:bidi/>
+        <w:spacing w:after="100" w:before="200"/>
+        <w:jc w:val="right"/>
+      </w:pPr>
+      <w:r>
+        <w:rPr>
+          <w:b/>
+          <w:bCs/>
+          <w:color w:val="4E356F"/>
+        </w:rPr>
         <w:t xml:space="preserve">רפלקציה ושיקול דעת אנושי</w:t>
       </w:r>
     </w:p>
@@ -1093,16 +1737,27 @@
         <w:jc w:val="right"/>
       </w:pPr>
       <w:r>
+        <w:rPr>
+          <w:b w:val="false"/>
+          <w:bCs w:val="false"/>
+          <w:color w:val="17242D"/>
+        </w:rPr>
         <w:t xml:space="preserve">איזו העדפה או פיסת הקשר חסרה ה-AI לא יכול היה להחליט? מה תבקשו מוקדם יותר בפעם הבאה?</w:t>
       </w:r>
     </w:p>
     <w:p>
       <w:pPr>
         <w:pStyle w:val="Heading1"/>
-        <w:bidi/>
-        <w:jc w:val="right"/>
-      </w:pPr>
-      <w:r>
+        <w:shd w:fill="F0EAFA"/>
+        <w:bidi/>
+        <w:jc w:val="right"/>
+      </w:pPr>
+      <w:r>
+        <w:rPr>
+          <w:b/>
+          <w:bCs/>
+          <w:color w:val="4E356F"/>
+        </w:rPr>
         <w:t xml:space="preserve">בחירת רמת המשימה</w:t>
       </w:r>
     </w:p>
@@ -1117,6 +1772,7 @@
     </w:p>
     <w:tbl>
       <w:tblPr>
+        <w:bidiVisual/>
         <w:tblW w:type="pct" w:w="100%"/>
         <w:tblBorders>
           <w:top w:val="single" w:color="auto" w:sz="4"/>
@@ -1133,22 +1789,38 @@
       </w:tblGrid>
       <w:tr>
         <w:tc>
-          <w:p>
-            <w:r>
-              <w:rPr>
-                <w:b/>
-                <w:bCs/>
+          <w:tcPr>
+            <w:shd w:fill="4E356F"/>
+          </w:tcPr>
+          <w:p>
+            <w:pPr>
+              <w:bidi/>
+              <w:jc w:val="right"/>
+            </w:pPr>
+            <w:r>
+              <w:rPr>
+                <w:b/>
+                <w:bCs/>
+                <w:color w:val="FFFFFF"/>
               </w:rPr>
               <w:t xml:space="preserve">רמה</w:t>
             </w:r>
           </w:p>
         </w:tc>
         <w:tc>
-          <w:p>
-            <w:r>
-              <w:rPr>
-                <w:b/>
-                <w:bCs/>
+          <w:tcPr>
+            <w:shd w:fill="4E356F"/>
+          </w:tcPr>
+          <w:p>
+            <w:pPr>
+              <w:bidi/>
+              <w:jc w:val="right"/>
+            </w:pPr>
+            <w:r>
+              <w:rPr>
+                <w:b/>
+                <w:bCs/>
+                <w:color w:val="FFFFFF"/>
               </w:rPr>
               <w:t xml:space="preserve">המשימה</w:t>
             </w:r>
@@ -1157,22 +1829,38 @@
       </w:tr>
       <w:tr>
         <w:tc>
-          <w:p>
-            <w:r>
-              <w:rPr>
-                <w:b/>
-                <w:bCs/>
+          <w:tcPr>
+            <w:shd w:fill="C98A2E"/>
+          </w:tcPr>
+          <w:p>
+            <w:pPr>
+              <w:bidi/>
+              <w:jc w:val="right"/>
+            </w:pPr>
+            <w:r>
+              <w:rPr>
+                <w:b/>
+                <w:bCs/>
+                <w:color w:val="FFFFFF"/>
               </w:rPr>
               <w:t xml:space="preserve">Bronze</w:t>
             </w:r>
           </w:p>
         </w:tc>
         <w:tc>
-          <w:p>
-            <w:r>
-              <w:rPr>
-                <w:b w:val="false"/>
-                <w:bCs w:val="false"/>
+          <w:tcPr>
+            <w:shd w:fill="FFFDF8"/>
+          </w:tcPr>
+          <w:p>
+            <w:pPr>
+              <w:bidi/>
+              <w:jc w:val="right"/>
+            </w:pPr>
+            <w:r>
+              <w:rPr>
+                <w:b w:val="false"/>
+                <w:bCs w:val="false"/>
+                <w:color w:val="17242D"/>
               </w:rPr>
               <w:t xml:space="preserve">השלימו רישום החלטה אחד שנבדק עבור בחירה אמיתית.</w:t>
             </w:r>
@@ -1181,22 +1869,38 @@
       </w:tr>
       <w:tr>
         <w:tc>
-          <w:p>
-            <w:r>
-              <w:rPr>
-                <w:b/>
-                <w:bCs/>
+          <w:tcPr>
+            <w:shd w:fill="94A3B8"/>
+          </w:tcPr>
+          <w:p>
+            <w:pPr>
+              <w:bidi/>
+              <w:jc w:val="right"/>
+            </w:pPr>
+            <w:r>
+              <w:rPr>
+                <w:b/>
+                <w:bCs/>
+                <w:color w:val="FFFFFF"/>
               </w:rPr>
               <w:t xml:space="preserve">Silver</w:t>
             </w:r>
           </w:p>
         </w:tc>
         <w:tc>
-          <w:p>
-            <w:r>
-              <w:rPr>
-                <w:b w:val="false"/>
-                <w:bCs w:val="false"/>
+          <w:tcPr>
+            <w:shd w:fill="FFFDF8"/>
+          </w:tcPr>
+          <w:p>
+            <w:pPr>
+              <w:bidi/>
+              <w:jc w:val="right"/>
+            </w:pPr>
+            <w:r>
+              <w:rPr>
+                <w:b w:val="false"/>
+                <w:bCs w:val="false"/>
+                <w:color w:val="17242D"/>
               </w:rPr>
               <w:t xml:space="preserve">השוו לפחות שתי אפשרויות בעזרת ראיות והסבירו את הפשרה שבחרתם.</w:t>
             </w:r>
@@ -1205,22 +1909,38 @@
       </w:tr>
       <w:tr>
         <w:tc>
-          <w:p>
-            <w:r>
-              <w:rPr>
-                <w:b/>
-                <w:bCs/>
+          <w:tcPr>
+            <w:shd w:fill="D4A72C"/>
+          </w:tcPr>
+          <w:p>
+            <w:pPr>
+              <w:bidi/>
+              <w:jc w:val="right"/>
+            </w:pPr>
+            <w:r>
+              <w:rPr>
+                <w:b/>
+                <w:bCs/>
+                <w:color w:val="FFFFFF"/>
               </w:rPr>
               <w:t xml:space="preserve">Gold</w:t>
             </w:r>
           </w:p>
         </w:tc>
         <w:tc>
-          <w:p>
-            <w:r>
-              <w:rPr>
-                <w:b w:val="false"/>
-                <w:bCs w:val="false"/>
+          <w:tcPr>
+            <w:shd w:fill="FFFDF8"/>
+          </w:tcPr>
+          <w:p>
+            <w:pPr>
+              <w:bidi/>
+              <w:jc w:val="right"/>
+            </w:pPr>
+            <w:r>
+              <w:rPr>
+                <w:b w:val="false"/>
+                <w:bCs w:val="false"/>
+                <w:color w:val="17242D"/>
               </w:rPr>
               <w:t xml:space="preserve">בקשו מאדם מהימן לאתגר את הקריטריונים, עדכנו את הרישום ותעדו מה השתנה.</w:t>
             </w:r>
@@ -1236,10 +1956,17 @@
     <w:p>
       <w:pPr>
         <w:pStyle w:val="Title"/>
-        <w:bidi/>
-        <w:jc w:val="right"/>
-      </w:pPr>
-      <w:r>
+        <w:shd w:fill="4E356F"/>
+        <w:bidi/>
+        <w:spacing w:after="220"/>
+        <w:jc w:val="right"/>
+      </w:pPr>
+      <w:r>
+        <w:rPr>
+          <w:b/>
+          <w:bCs/>
+          <w:color w:val="FFFFFF"/>
+        </w:rPr>
         <w:t xml:space="preserve">מפגש 2: לקנות בביטחון</w:t>
       </w:r>
     </w:p>
@@ -1249,21 +1976,34 @@
         <w:jc w:val="right"/>
       </w:pPr>
       <w:r>
+        <w:rPr>
+          <w:b w:val="false"/>
+          <w:bCs w:val="false"/>
+          <w:color w:val="17242D"/>
+        </w:rPr>
         <w:t xml:space="preserve">משתמשים ב-Gemini Deep Research או בכלי מחקר אחר כדי לחקור קנייה אמיתית, בלי להתייחס לדוח כאל הוכחה.</w:t>
       </w:r>
     </w:p>
     <w:p>
       <w:pPr>
         <w:pStyle w:val="Heading1"/>
-        <w:bidi/>
-        <w:jc w:val="right"/>
-      </w:pPr>
-      <w:r>
+        <w:shd w:fill="F0EAFA"/>
+        <w:bidi/>
+        <w:spacing w:after="100" w:before="200"/>
+        <w:jc w:val="right"/>
+      </w:pPr>
+      <w:r>
+        <w:rPr>
+          <w:b/>
+          <w:bCs/>
+          <w:color w:val="4E356F"/>
+        </w:rPr>
         <w:t xml:space="preserve">1. מגדירים צורך שאפשר לחקור</w:t>
       </w:r>
     </w:p>
     <w:tbl>
       <w:tblPr>
+        <w:bidiVisual/>
         <w:tblW w:type="pct" w:w="100%"/>
         <w:tblBorders>
           <w:top w:val="single" w:color="auto" w:sz="4"/>
@@ -1282,44 +2022,76 @@
       </w:tblGrid>
       <w:tr>
         <w:tc>
-          <w:p>
-            <w:r>
-              <w:rPr>
-                <w:b/>
-                <w:bCs/>
+          <w:tcPr>
+            <w:shd w:fill="4E356F"/>
+          </w:tcPr>
+          <w:p>
+            <w:pPr>
+              <w:bidi/>
+              <w:jc w:val="right"/>
+            </w:pPr>
+            <w:r>
+              <w:rPr>
+                <w:b/>
+                <w:bCs/>
+                <w:color w:val="FFFFFF"/>
               </w:rPr>
               <w:t xml:space="preserve">צורך / שאלת מחקר</w:t>
             </w:r>
           </w:p>
         </w:tc>
         <w:tc>
-          <w:p>
-            <w:r>
-              <w:rPr>
-                <w:b/>
-                <w:bCs/>
+          <w:tcPr>
+            <w:shd w:fill="4E356F"/>
+          </w:tcPr>
+          <w:p>
+            <w:pPr>
+              <w:bidi/>
+              <w:jc w:val="right"/>
+            </w:pPr>
+            <w:r>
+              <w:rPr>
+                <w:b/>
+                <w:bCs/>
+                <w:color w:val="FFFFFF"/>
               </w:rPr>
               <w:t xml:space="preserve">תקציב ומועד</w:t>
             </w:r>
           </w:p>
         </w:tc>
         <w:tc>
-          <w:p>
-            <w:r>
-              <w:rPr>
-                <w:b/>
-                <w:bCs/>
+          <w:tcPr>
+            <w:shd w:fill="4E356F"/>
+          </w:tcPr>
+          <w:p>
+            <w:pPr>
+              <w:bidi/>
+              <w:jc w:val="right"/>
+            </w:pPr>
+            <w:r>
+              <w:rPr>
+                <w:b/>
+                <w:bCs/>
+                <w:color w:val="FFFFFF"/>
               </w:rPr>
               <w:t xml:space="preserve">דרישות חובה</w:t>
             </w:r>
           </w:p>
         </w:tc>
         <w:tc>
-          <w:p>
-            <w:r>
-              <w:rPr>
-                <w:b/>
-                <w:bCs/>
+          <w:tcPr>
+            <w:shd w:fill="4E356F"/>
+          </w:tcPr>
+          <w:p>
+            <w:pPr>
+              <w:bidi/>
+              <w:jc w:val="right"/>
+            </w:pPr>
+            <w:r>
+              <w:rPr>
+                <w:b/>
+                <w:bCs/>
+                <w:color w:val="FFFFFF"/>
               </w:rPr>
               <w:t xml:space="preserve">תנאי פסילה</w:t>
             </w:r>
@@ -1328,44 +2100,76 @@
       </w:tr>
       <w:tr>
         <w:tc>
-          <w:p>
-            <w:r>
-              <w:rPr>
-                <w:b w:val="false"/>
-                <w:bCs w:val="false"/>
-              </w:rPr>
-              <w:t xml:space="preserve"/>
-            </w:r>
-          </w:p>
-        </w:tc>
-        <w:tc>
-          <w:p>
-            <w:r>
-              <w:rPr>
-                <w:b w:val="false"/>
-                <w:bCs w:val="false"/>
-              </w:rPr>
-              <w:t xml:space="preserve"/>
-            </w:r>
-          </w:p>
-        </w:tc>
-        <w:tc>
-          <w:p>
-            <w:r>
-              <w:rPr>
-                <w:b w:val="false"/>
-                <w:bCs w:val="false"/>
-              </w:rPr>
-              <w:t xml:space="preserve"/>
-            </w:r>
-          </w:p>
-        </w:tc>
-        <w:tc>
-          <w:p>
-            <w:r>
-              <w:rPr>
-                <w:b w:val="false"/>
-                <w:bCs w:val="false"/>
+          <w:tcPr>
+            <w:shd w:fill="FFFFFF"/>
+          </w:tcPr>
+          <w:p>
+            <w:pPr>
+              <w:bidi/>
+              <w:jc w:val="right"/>
+            </w:pPr>
+            <w:r>
+              <w:rPr>
+                <w:b w:val="false"/>
+                <w:bCs w:val="false"/>
+                <w:color w:val="17242D"/>
+              </w:rPr>
+              <w:t xml:space="preserve"/>
+            </w:r>
+          </w:p>
+        </w:tc>
+        <w:tc>
+          <w:tcPr>
+            <w:shd w:fill="FFFFFF"/>
+          </w:tcPr>
+          <w:p>
+            <w:pPr>
+              <w:bidi/>
+              <w:jc w:val="right"/>
+            </w:pPr>
+            <w:r>
+              <w:rPr>
+                <w:b w:val="false"/>
+                <w:bCs w:val="false"/>
+                <w:color w:val="17242D"/>
+              </w:rPr>
+              <w:t xml:space="preserve"/>
+            </w:r>
+          </w:p>
+        </w:tc>
+        <w:tc>
+          <w:tcPr>
+            <w:shd w:fill="FFFFFF"/>
+          </w:tcPr>
+          <w:p>
+            <w:pPr>
+              <w:bidi/>
+              <w:jc w:val="right"/>
+            </w:pPr>
+            <w:r>
+              <w:rPr>
+                <w:b w:val="false"/>
+                <w:bCs w:val="false"/>
+                <w:color w:val="17242D"/>
+              </w:rPr>
+              <w:t xml:space="preserve"/>
+            </w:r>
+          </w:p>
+        </w:tc>
+        <w:tc>
+          <w:tcPr>
+            <w:shd w:fill="FFFFFF"/>
+          </w:tcPr>
+          <w:p>
+            <w:pPr>
+              <w:bidi/>
+              <w:jc w:val="right"/>
+            </w:pPr>
+            <w:r>
+              <w:rPr>
+                <w:b w:val="false"/>
+                <w:bCs w:val="false"/>
+                <w:color w:val="17242D"/>
               </w:rPr>
               <w:t xml:space="preserve"/>
             </w:r>
@@ -1376,10 +2180,17 @@
     <w:p>
       <w:pPr>
         <w:pStyle w:val="Heading1"/>
-        <w:bidi/>
-        <w:jc w:val="right"/>
-      </w:pPr>
-      <w:r>
+        <w:shd w:fill="F0EAFA"/>
+        <w:bidi/>
+        <w:spacing w:after="100" w:before="200"/>
+        <w:jc w:val="right"/>
+      </w:pPr>
+      <w:r>
+        <w:rPr>
+          <w:b/>
+          <w:bCs/>
+          <w:color w:val="4E356F"/>
+        </w:rPr>
         <w:t xml:space="preserve">2. תוכנית מחקר ומטריצת ראיות</w:t>
       </w:r>
     </w:p>
@@ -1389,11 +2200,17 @@
         <w:jc w:val="right"/>
       </w:pPr>
       <w:r>
+        <w:rPr>
+          <w:b w:val="false"/>
+          <w:bCs w:val="false"/>
+          <w:color w:val="17242D"/>
+        </w:rPr>
         <w:t xml:space="preserve">אם השתמשתם ב-Gemini Deep Research, שמרו את תוכנית המחקר ורשימת המקורות; אחר כך בדקו בעצמכם מקורות ראשוניים.</w:t>
       </w:r>
     </w:p>
     <w:tbl>
       <w:tblPr>
+        <w:bidiVisual/>
         <w:tblW w:type="pct" w:w="100%"/>
         <w:tblBorders>
           <w:top w:val="single" w:color="auto" w:sz="4"/>
@@ -1413,55 +2230,95 @@
       </w:tblGrid>
       <w:tr>
         <w:tc>
-          <w:p>
-            <w:r>
-              <w:rPr>
-                <w:b/>
-                <w:bCs/>
+          <w:tcPr>
+            <w:shd w:fill="4E356F"/>
+          </w:tcPr>
+          <w:p>
+            <w:pPr>
+              <w:bidi/>
+              <w:jc w:val="right"/>
+            </w:pPr>
+            <w:r>
+              <w:rPr>
+                <w:b/>
+                <w:bCs/>
+                <w:color w:val="FFFFFF"/>
               </w:rPr>
               <w:t xml:space="preserve">טענה או מוצר</w:t>
             </w:r>
           </w:p>
         </w:tc>
         <w:tc>
-          <w:p>
-            <w:r>
-              <w:rPr>
-                <w:b/>
-                <w:bCs/>
+          <w:tcPr>
+            <w:shd w:fill="4E356F"/>
+          </w:tcPr>
+          <w:p>
+            <w:pPr>
+              <w:bidi/>
+              <w:jc w:val="right"/>
+            </w:pPr>
+            <w:r>
+              <w:rPr>
+                <w:b/>
+                <w:bCs/>
+                <w:color w:val="FFFFFF"/>
               </w:rPr>
               <w:t xml:space="preserve">מקור ותאריך</w:t>
             </w:r>
           </w:p>
         </w:tc>
         <w:tc>
-          <w:p>
-            <w:r>
-              <w:rPr>
-                <w:b/>
-                <w:bCs/>
+          <w:tcPr>
+            <w:shd w:fill="4E356F"/>
+          </w:tcPr>
+          <w:p>
+            <w:pPr>
+              <w:bidi/>
+              <w:jc w:val="right"/>
+            </w:pPr>
+            <w:r>
+              <w:rPr>
+                <w:b/>
+                <w:bCs/>
+                <w:color w:val="FFFFFF"/>
               </w:rPr>
               <w:t xml:space="preserve">תומך / סותר</w:t>
             </w:r>
           </w:p>
         </w:tc>
         <w:tc>
-          <w:p>
-            <w:r>
-              <w:rPr>
-                <w:b/>
-                <w:bCs/>
+          <w:tcPr>
+            <w:shd w:fill="4E356F"/>
+          </w:tcPr>
+          <w:p>
+            <w:pPr>
+              <w:bidi/>
+              <w:jc w:val="right"/>
+            </w:pPr>
+            <w:r>
+              <w:rPr>
+                <w:b/>
+                <w:bCs/>
+                <w:color w:val="FFFFFF"/>
               </w:rPr>
               <w:t xml:space="preserve">אי־ודאות</w:t>
             </w:r>
           </w:p>
         </w:tc>
         <w:tc>
-          <w:p>
-            <w:r>
-              <w:rPr>
-                <w:b/>
-                <w:bCs/>
+          <w:tcPr>
+            <w:shd w:fill="4E356F"/>
+          </w:tcPr>
+          <w:p>
+            <w:pPr>
+              <w:bidi/>
+              <w:jc w:val="right"/>
+            </w:pPr>
+            <w:r>
+              <w:rPr>
+                <w:b/>
+                <w:bCs/>
+                <w:color w:val="FFFFFF"/>
               </w:rPr>
               <w:t xml:space="preserve">נבדק?</w:t>
             </w:r>
@@ -1470,55 +2327,95 @@
       </w:tr>
       <w:tr>
         <w:tc>
-          <w:p>
-            <w:r>
-              <w:rPr>
-                <w:b w:val="false"/>
-                <w:bCs w:val="false"/>
-              </w:rPr>
-              <w:t xml:space="preserve"/>
-            </w:r>
-          </w:p>
-        </w:tc>
-        <w:tc>
-          <w:p>
-            <w:r>
-              <w:rPr>
-                <w:b w:val="false"/>
-                <w:bCs w:val="false"/>
-              </w:rPr>
-              <w:t xml:space="preserve"/>
-            </w:r>
-          </w:p>
-        </w:tc>
-        <w:tc>
-          <w:p>
-            <w:r>
-              <w:rPr>
-                <w:b w:val="false"/>
-                <w:bCs w:val="false"/>
-              </w:rPr>
-              <w:t xml:space="preserve"/>
-            </w:r>
-          </w:p>
-        </w:tc>
-        <w:tc>
-          <w:p>
-            <w:r>
-              <w:rPr>
-                <w:b w:val="false"/>
-                <w:bCs w:val="false"/>
-              </w:rPr>
-              <w:t xml:space="preserve"/>
-            </w:r>
-          </w:p>
-        </w:tc>
-        <w:tc>
-          <w:p>
-            <w:r>
-              <w:rPr>
-                <w:b w:val="false"/>
-                <w:bCs w:val="false"/>
+          <w:tcPr>
+            <w:shd w:fill="FFFFFF"/>
+          </w:tcPr>
+          <w:p>
+            <w:pPr>
+              <w:bidi/>
+              <w:jc w:val="right"/>
+            </w:pPr>
+            <w:r>
+              <w:rPr>
+                <w:b w:val="false"/>
+                <w:bCs w:val="false"/>
+                <w:color w:val="17242D"/>
+              </w:rPr>
+              <w:t xml:space="preserve"/>
+            </w:r>
+          </w:p>
+        </w:tc>
+        <w:tc>
+          <w:tcPr>
+            <w:shd w:fill="FFFFFF"/>
+          </w:tcPr>
+          <w:p>
+            <w:pPr>
+              <w:bidi/>
+              <w:jc w:val="right"/>
+            </w:pPr>
+            <w:r>
+              <w:rPr>
+                <w:b w:val="false"/>
+                <w:bCs w:val="false"/>
+                <w:color w:val="17242D"/>
+              </w:rPr>
+              <w:t xml:space="preserve"/>
+            </w:r>
+          </w:p>
+        </w:tc>
+        <w:tc>
+          <w:tcPr>
+            <w:shd w:fill="FFFFFF"/>
+          </w:tcPr>
+          <w:p>
+            <w:pPr>
+              <w:bidi/>
+              <w:jc w:val="right"/>
+            </w:pPr>
+            <w:r>
+              <w:rPr>
+                <w:b w:val="false"/>
+                <w:bCs w:val="false"/>
+                <w:color w:val="17242D"/>
+              </w:rPr>
+              <w:t xml:space="preserve"/>
+            </w:r>
+          </w:p>
+        </w:tc>
+        <w:tc>
+          <w:tcPr>
+            <w:shd w:fill="FFFFFF"/>
+          </w:tcPr>
+          <w:p>
+            <w:pPr>
+              <w:bidi/>
+              <w:jc w:val="right"/>
+            </w:pPr>
+            <w:r>
+              <w:rPr>
+                <w:b w:val="false"/>
+                <w:bCs w:val="false"/>
+                <w:color w:val="17242D"/>
+              </w:rPr>
+              <w:t xml:space="preserve"/>
+            </w:r>
+          </w:p>
+        </w:tc>
+        <w:tc>
+          <w:tcPr>
+            <w:shd w:fill="FFFFFF"/>
+          </w:tcPr>
+          <w:p>
+            <w:pPr>
+              <w:bidi/>
+              <w:jc w:val="right"/>
+            </w:pPr>
+            <w:r>
+              <w:rPr>
+                <w:b w:val="false"/>
+                <w:bCs w:val="false"/>
+                <w:color w:val="17242D"/>
               </w:rPr>
               <w:t xml:space="preserve"/>
             </w:r>
@@ -1527,55 +2424,95 @@
       </w:tr>
       <w:tr>
         <w:tc>
-          <w:p>
-            <w:r>
-              <w:rPr>
-                <w:b w:val="false"/>
-                <w:bCs w:val="false"/>
-              </w:rPr>
-              <w:t xml:space="preserve"/>
-            </w:r>
-          </w:p>
-        </w:tc>
-        <w:tc>
-          <w:p>
-            <w:r>
-              <w:rPr>
-                <w:b w:val="false"/>
-                <w:bCs w:val="false"/>
-              </w:rPr>
-              <w:t xml:space="preserve"/>
-            </w:r>
-          </w:p>
-        </w:tc>
-        <w:tc>
-          <w:p>
-            <w:r>
-              <w:rPr>
-                <w:b w:val="false"/>
-                <w:bCs w:val="false"/>
-              </w:rPr>
-              <w:t xml:space="preserve"/>
-            </w:r>
-          </w:p>
-        </w:tc>
-        <w:tc>
-          <w:p>
-            <w:r>
-              <w:rPr>
-                <w:b w:val="false"/>
-                <w:bCs w:val="false"/>
-              </w:rPr>
-              <w:t xml:space="preserve"/>
-            </w:r>
-          </w:p>
-        </w:tc>
-        <w:tc>
-          <w:p>
-            <w:r>
-              <w:rPr>
-                <w:b w:val="false"/>
-                <w:bCs w:val="false"/>
+          <w:tcPr>
+            <w:shd w:fill="FFFFFF"/>
+          </w:tcPr>
+          <w:p>
+            <w:pPr>
+              <w:bidi/>
+              <w:jc w:val="right"/>
+            </w:pPr>
+            <w:r>
+              <w:rPr>
+                <w:b w:val="false"/>
+                <w:bCs w:val="false"/>
+                <w:color w:val="17242D"/>
+              </w:rPr>
+              <w:t xml:space="preserve"/>
+            </w:r>
+          </w:p>
+        </w:tc>
+        <w:tc>
+          <w:tcPr>
+            <w:shd w:fill="FFFFFF"/>
+          </w:tcPr>
+          <w:p>
+            <w:pPr>
+              <w:bidi/>
+              <w:jc w:val="right"/>
+            </w:pPr>
+            <w:r>
+              <w:rPr>
+                <w:b w:val="false"/>
+                <w:bCs w:val="false"/>
+                <w:color w:val="17242D"/>
+              </w:rPr>
+              <w:t xml:space="preserve"/>
+            </w:r>
+          </w:p>
+        </w:tc>
+        <w:tc>
+          <w:tcPr>
+            <w:shd w:fill="FFFFFF"/>
+          </w:tcPr>
+          <w:p>
+            <w:pPr>
+              <w:bidi/>
+              <w:jc w:val="right"/>
+            </w:pPr>
+            <w:r>
+              <w:rPr>
+                <w:b w:val="false"/>
+                <w:bCs w:val="false"/>
+                <w:color w:val="17242D"/>
+              </w:rPr>
+              <w:t xml:space="preserve"/>
+            </w:r>
+          </w:p>
+        </w:tc>
+        <w:tc>
+          <w:tcPr>
+            <w:shd w:fill="FFFFFF"/>
+          </w:tcPr>
+          <w:p>
+            <w:pPr>
+              <w:bidi/>
+              <w:jc w:val="right"/>
+            </w:pPr>
+            <w:r>
+              <w:rPr>
+                <w:b w:val="false"/>
+                <w:bCs w:val="false"/>
+                <w:color w:val="17242D"/>
+              </w:rPr>
+              <w:t xml:space="preserve"/>
+            </w:r>
+          </w:p>
+        </w:tc>
+        <w:tc>
+          <w:tcPr>
+            <w:shd w:fill="FFFFFF"/>
+          </w:tcPr>
+          <w:p>
+            <w:pPr>
+              <w:bidi/>
+              <w:jc w:val="right"/>
+            </w:pPr>
+            <w:r>
+              <w:rPr>
+                <w:b w:val="false"/>
+                <w:bCs w:val="false"/>
+                <w:color w:val="17242D"/>
               </w:rPr>
               <w:t xml:space="preserve"/>
             </w:r>
@@ -1586,10 +2523,17 @@
     <w:p>
       <w:pPr>
         <w:pStyle w:val="Heading1"/>
-        <w:bidi/>
-        <w:jc w:val="right"/>
-      </w:pPr>
-      <w:r>
+        <w:shd w:fill="F0EAFA"/>
+        <w:bidi/>
+        <w:spacing w:after="100" w:before="200"/>
+        <w:jc w:val="right"/>
+      </w:pPr>
+      <w:r>
+        <w:rPr>
+          <w:b/>
+          <w:bCs/>
+          <w:color w:val="4E356F"/>
+        </w:rPr>
         <w:t xml:space="preserve">3. מחליטים על קנייה ועל כלל מעקב</w:t>
       </w:r>
     </w:p>
@@ -1599,6 +2543,11 @@
         <w:jc w:val="right"/>
       </w:pPr>
       <w:r>
+        <w:rPr>
+          <w:b w:val="false"/>
+          <w:bCs w:val="false"/>
+          <w:color w:val="17242D"/>
+        </w:rPr>
         <w:t xml:space="preserve">תקציר המחקר: מה למדתי, מה נשאר לא ודאי, ומה אקנה, אמתין לו או אפסול.</w:t>
       </w:r>
     </w:p>
@@ -1608,16 +2557,28 @@
         <w:jc w:val="right"/>
       </w:pPr>
       <w:r>
+        <w:rPr>
+          <w:b w:val="false"/>
+          <w:bCs w:val="false"/>
+          <w:color w:val="17242D"/>
+        </w:rPr>
         <w:t xml:space="preserve">אם זה שימושי, הגדירו התראה שאפשר לבחון: מקור, תנאי, סף, תדירות, מניעת כפילויות, כלל עצירה והפעולה שעדיין דורשת אישור שלי.</w:t>
       </w:r>
     </w:p>
     <w:p>
       <w:pPr>
         <w:pStyle w:val="Heading1"/>
-        <w:bidi/>
-        <w:jc w:val="right"/>
-      </w:pPr>
-      <w:r>
+        <w:shd w:fill="F0EAFA"/>
+        <w:bidi/>
+        <w:spacing w:after="100" w:before="200"/>
+        <w:jc w:val="right"/>
+      </w:pPr>
+      <w:r>
+        <w:rPr>
+          <w:b/>
+          <w:bCs/>
+          <w:color w:val="4E356F"/>
+        </w:rPr>
         <w:t xml:space="preserve">אימות וראיות</w:t>
       </w:r>
     </w:p>
@@ -1627,16 +2588,28 @@
         <w:jc w:val="right"/>
       </w:pPr>
       <w:r>
+        <w:rPr>
+          <w:b w:val="false"/>
+          <w:bCs w:val="false"/>
+          <w:color w:val="17242D"/>
+        </w:rPr>
         <w:t xml:space="preserve">אמתו מחיר, מוכר, תאימות, משלוח ותנאי החזרה במקורות עדכניים. שמרו קישורים או צילומי מסך מתוארכים ואת מטריצת הראיות המלאה.</w:t>
       </w:r>
     </w:p>
     <w:p>
       <w:pPr>
         <w:pStyle w:val="Heading1"/>
-        <w:bidi/>
-        <w:jc w:val="right"/>
-      </w:pPr>
-      <w:r>
+        <w:shd w:fill="F0EAFA"/>
+        <w:bidi/>
+        <w:spacing w:after="100" w:before="200"/>
+        <w:jc w:val="right"/>
+      </w:pPr>
+      <w:r>
+        <w:rPr>
+          <w:b/>
+          <w:bCs/>
+          <w:color w:val="4E356F"/>
+        </w:rPr>
         <w:t xml:space="preserve">רפלקציה ושיקול דעת אנושי</w:t>
       </w:r>
     </w:p>
@@ -1646,16 +2619,27 @@
         <w:jc w:val="right"/>
       </w:pPr>
       <w:r>
+        <w:rPr>
+          <w:b w:val="false"/>
+          <w:bCs w:val="false"/>
+          <w:color w:val="17242D"/>
+        </w:rPr>
         <w:t xml:space="preserve">איזה סיכון או העדפה היו חשובים יותר מהמחיר הנמוך ביותר? מה לעולם לא יאושר אוטומטית?</w:t>
       </w:r>
     </w:p>
     <w:p>
       <w:pPr>
         <w:pStyle w:val="Heading1"/>
-        <w:bidi/>
-        <w:jc w:val="right"/>
-      </w:pPr>
-      <w:r>
+        <w:shd w:fill="F0EAFA"/>
+        <w:bidi/>
+        <w:jc w:val="right"/>
+      </w:pPr>
+      <w:r>
+        <w:rPr>
+          <w:b/>
+          <w:bCs/>
+          <w:color w:val="4E356F"/>
+        </w:rPr>
         <w:t xml:space="preserve">בחירת רמת המשימה</w:t>
       </w:r>
     </w:p>
@@ -1670,6 +2654,7 @@
     </w:p>
     <w:tbl>
       <w:tblPr>
+        <w:bidiVisual/>
         <w:tblW w:type="pct" w:w="100%"/>
         <w:tblBorders>
           <w:top w:val="single" w:color="auto" w:sz="4"/>
@@ -1686,22 +2671,38 @@
       </w:tblGrid>
       <w:tr>
         <w:tc>
-          <w:p>
-            <w:r>
-              <w:rPr>
-                <w:b/>
-                <w:bCs/>
+          <w:tcPr>
+            <w:shd w:fill="4E356F"/>
+          </w:tcPr>
+          <w:p>
+            <w:pPr>
+              <w:bidi/>
+              <w:jc w:val="right"/>
+            </w:pPr>
+            <w:r>
+              <w:rPr>
+                <w:b/>
+                <w:bCs/>
+                <w:color w:val="FFFFFF"/>
               </w:rPr>
               <w:t xml:space="preserve">רמה</w:t>
             </w:r>
           </w:p>
         </w:tc>
         <w:tc>
-          <w:p>
-            <w:r>
-              <w:rPr>
-                <w:b/>
-                <w:bCs/>
+          <w:tcPr>
+            <w:shd w:fill="4E356F"/>
+          </w:tcPr>
+          <w:p>
+            <w:pPr>
+              <w:bidi/>
+              <w:jc w:val="right"/>
+            </w:pPr>
+            <w:r>
+              <w:rPr>
+                <w:b/>
+                <w:bCs/>
+                <w:color w:val="FFFFFF"/>
               </w:rPr>
               <w:t xml:space="preserve">המשימה</w:t>
             </w:r>
@@ -1710,22 +2711,38 @@
       </w:tr>
       <w:tr>
         <w:tc>
-          <w:p>
-            <w:r>
-              <w:rPr>
-                <w:b/>
-                <w:bCs/>
+          <w:tcPr>
+            <w:shd w:fill="C98A2E"/>
+          </w:tcPr>
+          <w:p>
+            <w:pPr>
+              <w:bidi/>
+              <w:jc w:val="right"/>
+            </w:pPr>
+            <w:r>
+              <w:rPr>
+                <w:b/>
+                <w:bCs/>
+                <w:color w:val="FFFFFF"/>
               </w:rPr>
               <w:t xml:space="preserve">Bronze</w:t>
             </w:r>
           </w:p>
         </w:tc>
         <w:tc>
-          <w:p>
-            <w:r>
-              <w:rPr>
-                <w:b w:val="false"/>
-                <w:bCs w:val="false"/>
+          <w:tcPr>
+            <w:shd w:fill="FFFDF8"/>
+          </w:tcPr>
+          <w:p>
+            <w:pPr>
+              <w:bidi/>
+              <w:jc w:val="right"/>
+            </w:pPr>
+            <w:r>
+              <w:rPr>
+                <w:b w:val="false"/>
+                <w:bCs w:val="false"/>
+                <w:color w:val="17242D"/>
               </w:rPr>
               <w:t xml:space="preserve">חקרו קנייה מציאותית אחת והשלימו את מטריצת הראיות.</w:t>
             </w:r>
@@ -1734,22 +2751,38 @@
       </w:tr>
       <w:tr>
         <w:tc>
-          <w:p>
-            <w:r>
-              <w:rPr>
-                <w:b/>
-                <w:bCs/>
+          <w:tcPr>
+            <w:shd w:fill="94A3B8"/>
+          </w:tcPr>
+          <w:p>
+            <w:pPr>
+              <w:bidi/>
+              <w:jc w:val="right"/>
+            </w:pPr>
+            <w:r>
+              <w:rPr>
+                <w:b/>
+                <w:bCs/>
+                <w:color w:val="FFFFFF"/>
               </w:rPr>
               <w:t xml:space="preserve">Silver</w:t>
             </w:r>
           </w:p>
         </w:tc>
         <w:tc>
-          <w:p>
-            <w:r>
-              <w:rPr>
-                <w:b w:val="false"/>
-                <w:bCs w:val="false"/>
+          <w:tcPr>
+            <w:shd w:fill="FFFDF8"/>
+          </w:tcPr>
+          <w:p>
+            <w:pPr>
+              <w:bidi/>
+              <w:jc w:val="right"/>
+            </w:pPr>
+            <w:r>
+              <w:rPr>
+                <w:b w:val="false"/>
+                <w:bCs w:val="false"/>
+                <w:color w:val="17242D"/>
               </w:rPr>
               <w:t xml:space="preserve">כתבו תקציר מחקר וכלל מעקב שאפשר לבחון.</w:t>
             </w:r>
@@ -1758,22 +2791,38 @@
       </w:tr>
       <w:tr>
         <w:tc>
-          <w:p>
-            <w:r>
-              <w:rPr>
-                <w:b/>
-                <w:bCs/>
+          <w:tcPr>
+            <w:shd w:fill="D4A72C"/>
+          </w:tcPr>
+          <w:p>
+            <w:pPr>
+              <w:bidi/>
+              <w:jc w:val="right"/>
+            </w:pPr>
+            <w:r>
+              <w:rPr>
+                <w:b/>
+                <w:bCs/>
+                <w:color w:val="FFFFFF"/>
               </w:rPr>
               <w:t xml:space="preserve">Gold</w:t>
             </w:r>
           </w:p>
         </w:tc>
         <w:tc>
-          <w:p>
-            <w:r>
-              <w:rPr>
-                <w:b w:val="false"/>
-                <w:bCs w:val="false"/>
+          <w:tcPr>
+            <w:shd w:fill="FFFDF8"/>
+          </w:tcPr>
+          <w:p>
+            <w:pPr>
+              <w:bidi/>
+              <w:jc w:val="right"/>
+            </w:pPr>
+            <w:r>
+              <w:rPr>
+                <w:b w:val="false"/>
+                <w:bCs w:val="false"/>
+                <w:color w:val="17242D"/>
               </w:rPr>
               <w:t xml:space="preserve">בדקו את ההמלצה עם קונה או בעלים אמיתי ועדכנו אותה בעקבות המשוב.</w:t>
             </w:r>
@@ -1789,10 +2838,17 @@
     <w:p>
       <w:pPr>
         <w:pStyle w:val="Title"/>
-        <w:bidi/>
-        <w:jc w:val="right"/>
-      </w:pPr>
-      <w:r>
+        <w:shd w:fill="4E356F"/>
+        <w:bidi/>
+        <w:spacing w:after="220"/>
+        <w:jc w:val="right"/>
+      </w:pPr>
+      <w:r>
+        <w:rPr>
+          <w:b/>
+          <w:bCs/>
+          <w:color w:val="FFFFFF"/>
+        </w:rPr>
         <w:t xml:space="preserve">מפגש 3: לבנות תוכנית משותפת שעובדת</w:t>
       </w:r>
     </w:p>
@@ -1802,21 +2858,34 @@
         <w:jc w:val="right"/>
       </w:pPr>
       <w:r>
+        <w:rPr>
+          <w:b w:val="false"/>
+          <w:bCs w:val="false"/>
+          <w:color w:val="17242D"/>
+        </w:rPr>
         <w:t xml:space="preserve">הופכים נסיעה, אירוע, משק בית או מחויבות משותפת אחרת לתוכנית שאנשים באמת יכולים להשתמש בה.</w:t>
       </w:r>
     </w:p>
     <w:p>
       <w:pPr>
         <w:pStyle w:val="Heading1"/>
-        <w:bidi/>
-        <w:jc w:val="right"/>
-      </w:pPr>
-      <w:r>
+        <w:shd w:fill="F0EAFA"/>
+        <w:bidi/>
+        <w:spacing w:after="100" w:before="200"/>
+        <w:jc w:val="right"/>
+      </w:pPr>
+      <w:r>
+        <w:rPr>
+          <w:b/>
+          <w:bCs/>
+          <w:color w:val="4E356F"/>
+        </w:rPr>
         <w:t xml:space="preserve">1. מסכימים על חוזה התכנון</w:t>
       </w:r>
     </w:p>
     <w:tbl>
       <w:tblPr>
+        <w:bidiVisual/>
         <w:tblW w:type="pct" w:w="100%"/>
         <w:tblBorders>
           <w:top w:val="single" w:color="auto" w:sz="4"/>
@@ -1837,66 +2906,114 @@
       </w:tblGrid>
       <w:tr>
         <w:tc>
-          <w:p>
-            <w:r>
-              <w:rPr>
-                <w:b/>
-                <w:bCs/>
+          <w:tcPr>
+            <w:shd w:fill="4E356F"/>
+          </w:tcPr>
+          <w:p>
+            <w:pPr>
+              <w:bidi/>
+              <w:jc w:val="right"/>
+            </w:pPr>
+            <w:r>
+              <w:rPr>
+                <w:b/>
+                <w:bCs/>
+                <w:color w:val="FFFFFF"/>
               </w:rPr>
               <w:t xml:space="preserve">מטרה</w:t>
             </w:r>
           </w:p>
         </w:tc>
         <w:tc>
-          <w:p>
-            <w:r>
-              <w:rPr>
-                <w:b/>
-                <w:bCs/>
+          <w:tcPr>
+            <w:shd w:fill="4E356F"/>
+          </w:tcPr>
+          <w:p>
+            <w:pPr>
+              <w:bidi/>
+              <w:jc w:val="right"/>
+            </w:pPr>
+            <w:r>
+              <w:rPr>
+                <w:b/>
+                <w:bCs/>
+                <w:color w:val="FFFFFF"/>
               </w:rPr>
               <w:t xml:space="preserve">אילוצים קבועים</w:t>
             </w:r>
           </w:p>
         </w:tc>
         <w:tc>
-          <w:p>
-            <w:r>
-              <w:rPr>
-                <w:b/>
-                <w:bCs/>
+          <w:tcPr>
+            <w:shd w:fill="4E356F"/>
+          </w:tcPr>
+          <w:p>
+            <w:pPr>
+              <w:bidi/>
+              <w:jc w:val="right"/>
+            </w:pPr>
+            <w:r>
+              <w:rPr>
+                <w:b/>
+                <w:bCs/>
+                <w:color w:val="FFFFFF"/>
               </w:rPr>
               <w:t xml:space="preserve">העדפות</w:t>
             </w:r>
           </w:p>
         </w:tc>
         <w:tc>
-          <w:p>
-            <w:r>
-              <w:rPr>
-                <w:b/>
-                <w:bCs/>
+          <w:tcPr>
+            <w:shd w:fill="4E356F"/>
+          </w:tcPr>
+          <w:p>
+            <w:pPr>
+              <w:bidi/>
+              <w:jc w:val="right"/>
+            </w:pPr>
+            <w:r>
+              <w:rPr>
+                <w:b/>
+                <w:bCs/>
+                <w:color w:val="FFFFFF"/>
               </w:rPr>
               <w:t xml:space="preserve">בעל/ת החלטה</w:t>
             </w:r>
           </w:p>
         </w:tc>
         <w:tc>
-          <w:p>
-            <w:r>
-              <w:rPr>
-                <w:b/>
-                <w:bCs/>
+          <w:tcPr>
+            <w:shd w:fill="4E356F"/>
+          </w:tcPr>
+          <w:p>
+            <w:pPr>
+              <w:bidi/>
+              <w:jc w:val="right"/>
+            </w:pPr>
+            <w:r>
+              <w:rPr>
+                <w:b/>
+                <w:bCs/>
+                <w:color w:val="FFFFFF"/>
               </w:rPr>
               <w:t xml:space="preserve">שותפים</w:t>
             </w:r>
           </w:p>
         </w:tc>
         <w:tc>
-          <w:p>
-            <w:r>
-              <w:rPr>
-                <w:b/>
-                <w:bCs/>
+          <w:tcPr>
+            <w:shd w:fill="4E356F"/>
+          </w:tcPr>
+          <w:p>
+            <w:pPr>
+              <w:bidi/>
+              <w:jc w:val="right"/>
+            </w:pPr>
+            <w:r>
+              <w:rPr>
+                <w:b/>
+                <w:bCs/>
+                <w:color w:val="FFFFFF"/>
               </w:rPr>
               <w:t xml:space="preserve">תקציב / תאריכים</w:t>
             </w:r>
@@ -1905,66 +3022,114 @@
       </w:tr>
       <w:tr>
         <w:tc>
-          <w:p>
-            <w:r>
-              <w:rPr>
-                <w:b w:val="false"/>
-                <w:bCs w:val="false"/>
-              </w:rPr>
-              <w:t xml:space="preserve"/>
-            </w:r>
-          </w:p>
-        </w:tc>
-        <w:tc>
-          <w:p>
-            <w:r>
-              <w:rPr>
-                <w:b w:val="false"/>
-                <w:bCs w:val="false"/>
-              </w:rPr>
-              <w:t xml:space="preserve"/>
-            </w:r>
-          </w:p>
-        </w:tc>
-        <w:tc>
-          <w:p>
-            <w:r>
-              <w:rPr>
-                <w:b w:val="false"/>
-                <w:bCs w:val="false"/>
-              </w:rPr>
-              <w:t xml:space="preserve"/>
-            </w:r>
-          </w:p>
-        </w:tc>
-        <w:tc>
-          <w:p>
-            <w:r>
-              <w:rPr>
-                <w:b w:val="false"/>
-                <w:bCs w:val="false"/>
-              </w:rPr>
-              <w:t xml:space="preserve"/>
-            </w:r>
-          </w:p>
-        </w:tc>
-        <w:tc>
-          <w:p>
-            <w:r>
-              <w:rPr>
-                <w:b w:val="false"/>
-                <w:bCs w:val="false"/>
-              </w:rPr>
-              <w:t xml:space="preserve"/>
-            </w:r>
-          </w:p>
-        </w:tc>
-        <w:tc>
-          <w:p>
-            <w:r>
-              <w:rPr>
-                <w:b w:val="false"/>
-                <w:bCs w:val="false"/>
+          <w:tcPr>
+            <w:shd w:fill="FFFFFF"/>
+          </w:tcPr>
+          <w:p>
+            <w:pPr>
+              <w:bidi/>
+              <w:jc w:val="right"/>
+            </w:pPr>
+            <w:r>
+              <w:rPr>
+                <w:b w:val="false"/>
+                <w:bCs w:val="false"/>
+                <w:color w:val="17242D"/>
+              </w:rPr>
+              <w:t xml:space="preserve"/>
+            </w:r>
+          </w:p>
+        </w:tc>
+        <w:tc>
+          <w:tcPr>
+            <w:shd w:fill="FFFFFF"/>
+          </w:tcPr>
+          <w:p>
+            <w:pPr>
+              <w:bidi/>
+              <w:jc w:val="right"/>
+            </w:pPr>
+            <w:r>
+              <w:rPr>
+                <w:b w:val="false"/>
+                <w:bCs w:val="false"/>
+                <w:color w:val="17242D"/>
+              </w:rPr>
+              <w:t xml:space="preserve"/>
+            </w:r>
+          </w:p>
+        </w:tc>
+        <w:tc>
+          <w:tcPr>
+            <w:shd w:fill="FFFFFF"/>
+          </w:tcPr>
+          <w:p>
+            <w:pPr>
+              <w:bidi/>
+              <w:jc w:val="right"/>
+            </w:pPr>
+            <w:r>
+              <w:rPr>
+                <w:b w:val="false"/>
+                <w:bCs w:val="false"/>
+                <w:color w:val="17242D"/>
+              </w:rPr>
+              <w:t xml:space="preserve"/>
+            </w:r>
+          </w:p>
+        </w:tc>
+        <w:tc>
+          <w:tcPr>
+            <w:shd w:fill="FFFFFF"/>
+          </w:tcPr>
+          <w:p>
+            <w:pPr>
+              <w:bidi/>
+              <w:jc w:val="right"/>
+            </w:pPr>
+            <w:r>
+              <w:rPr>
+                <w:b w:val="false"/>
+                <w:bCs w:val="false"/>
+                <w:color w:val="17242D"/>
+              </w:rPr>
+              <w:t xml:space="preserve"/>
+            </w:r>
+          </w:p>
+        </w:tc>
+        <w:tc>
+          <w:tcPr>
+            <w:shd w:fill="FFFFFF"/>
+          </w:tcPr>
+          <w:p>
+            <w:pPr>
+              <w:bidi/>
+              <w:jc w:val="right"/>
+            </w:pPr>
+            <w:r>
+              <w:rPr>
+                <w:b w:val="false"/>
+                <w:bCs w:val="false"/>
+                <w:color w:val="17242D"/>
+              </w:rPr>
+              <w:t xml:space="preserve"/>
+            </w:r>
+          </w:p>
+        </w:tc>
+        <w:tc>
+          <w:tcPr>
+            <w:shd w:fill="FFFFFF"/>
+          </w:tcPr>
+          <w:p>
+            <w:pPr>
+              <w:bidi/>
+              <w:jc w:val="right"/>
+            </w:pPr>
+            <w:r>
+              <w:rPr>
+                <w:b w:val="false"/>
+                <w:bCs w:val="false"/>
+                <w:color w:val="17242D"/>
               </w:rPr>
               <w:t xml:space="preserve"/>
             </w:r>
@@ -1975,15 +3140,23 @@
     <w:p>
       <w:pPr>
         <w:pStyle w:val="Heading1"/>
-        <w:bidi/>
-        <w:jc w:val="right"/>
-      </w:pPr>
-      <w:r>
+        <w:shd w:fill="F0EAFA"/>
+        <w:bidi/>
+        <w:spacing w:after="100" w:before="200"/>
+        <w:jc w:val="right"/>
+      </w:pPr>
+      <w:r>
+        <w:rPr>
+          <w:b/>
+          <w:bCs/>
+          <w:color w:val="4E356F"/>
+        </w:rPr>
         <w:t xml:space="preserve">2. מכינים תוכנית שאפשר לשתף</w:t>
       </w:r>
     </w:p>
     <w:tbl>
       <w:tblPr>
+        <w:bidiVisual/>
         <w:tblW w:type="pct" w:w="100%"/>
         <w:tblBorders>
           <w:top w:val="single" w:color="auto" w:sz="4"/>
@@ -2004,66 +3177,114 @@
       </w:tblGrid>
       <w:tr>
         <w:tc>
-          <w:p>
-            <w:r>
-              <w:rPr>
-                <w:b/>
-                <w:bCs/>
+          <w:tcPr>
+            <w:shd w:fill="4E356F"/>
+          </w:tcPr>
+          <w:p>
+            <w:pPr>
+              <w:bidi/>
+              <w:jc w:val="right"/>
+            </w:pPr>
+            <w:r>
+              <w:rPr>
+                <w:b/>
+                <w:bCs/>
+                <w:color w:val="FFFFFF"/>
               </w:rPr>
               <w:t xml:space="preserve">זמן / מועד</w:t>
             </w:r>
           </w:p>
         </w:tc>
         <w:tc>
-          <w:p>
-            <w:r>
-              <w:rPr>
-                <w:b/>
-                <w:bCs/>
+          <w:tcPr>
+            <w:shd w:fill="4E356F"/>
+          </w:tcPr>
+          <w:p>
+            <w:pPr>
+              <w:bidi/>
+              <w:jc w:val="right"/>
+            </w:pPr>
+            <w:r>
+              <w:rPr>
+                <w:b/>
+                <w:bCs/>
+                <w:color w:val="FFFFFF"/>
               </w:rPr>
               <w:t xml:space="preserve">פעילות או משימה</w:t>
             </w:r>
           </w:p>
         </w:tc>
         <w:tc>
-          <w:p>
-            <w:r>
-              <w:rPr>
-                <w:b/>
-                <w:bCs/>
+          <w:tcPr>
+            <w:shd w:fill="4E356F"/>
+          </w:tcPr>
+          <w:p>
+            <w:pPr>
+              <w:bidi/>
+              <w:jc w:val="right"/>
+            </w:pPr>
+            <w:r>
+              <w:rPr>
+                <w:b/>
+                <w:bCs/>
+                <w:color w:val="FFFFFF"/>
               </w:rPr>
               <w:t xml:space="preserve">אחראי/ת</w:t>
             </w:r>
           </w:p>
         </w:tc>
         <w:tc>
-          <w:p>
-            <w:r>
-              <w:rPr>
-                <w:b/>
-                <w:bCs/>
+          <w:tcPr>
+            <w:shd w:fill="4E356F"/>
+          </w:tcPr>
+          <w:p>
+            <w:pPr>
+              <w:bidi/>
+              <w:jc w:val="right"/>
+            </w:pPr>
+            <w:r>
+              <w:rPr>
+                <w:b/>
+                <w:bCs/>
+                <w:color w:val="FFFFFF"/>
               </w:rPr>
               <w:t xml:space="preserve">עלות / מאמץ</w:t>
             </w:r>
           </w:p>
         </w:tc>
         <w:tc>
-          <w:p>
-            <w:r>
-              <w:rPr>
-                <w:b/>
-                <w:bCs/>
+          <w:tcPr>
+            <w:shd w:fill="4E356F"/>
+          </w:tcPr>
+          <w:p>
+            <w:pPr>
+              <w:bidi/>
+              <w:jc w:val="right"/>
+            </w:pPr>
+            <w:r>
+              <w:rPr>
+                <w:b/>
+                <w:bCs/>
+                <w:color w:val="FFFFFF"/>
               </w:rPr>
               <w:t xml:space="preserve">מרווח</w:t>
             </w:r>
           </w:p>
         </w:tc>
         <w:tc>
-          <w:p>
-            <w:r>
-              <w:rPr>
-                <w:b/>
-                <w:bCs/>
+          <w:tcPr>
+            <w:shd w:fill="4E356F"/>
+          </w:tcPr>
+          <w:p>
+            <w:pPr>
+              <w:bidi/>
+              <w:jc w:val="right"/>
+            </w:pPr>
+            <w:r>
+              <w:rPr>
+                <w:b/>
+                <w:bCs/>
+                <w:color w:val="FFFFFF"/>
               </w:rPr>
               <w:t xml:space="preserve">מצב</w:t>
             </w:r>
@@ -2072,66 +3293,114 @@
       </w:tr>
       <w:tr>
         <w:tc>
-          <w:p>
-            <w:r>
-              <w:rPr>
-                <w:b w:val="false"/>
-                <w:bCs w:val="false"/>
-              </w:rPr>
-              <w:t xml:space="preserve"/>
-            </w:r>
-          </w:p>
-        </w:tc>
-        <w:tc>
-          <w:p>
-            <w:r>
-              <w:rPr>
-                <w:b w:val="false"/>
-                <w:bCs w:val="false"/>
-              </w:rPr>
-              <w:t xml:space="preserve"/>
-            </w:r>
-          </w:p>
-        </w:tc>
-        <w:tc>
-          <w:p>
-            <w:r>
-              <w:rPr>
-                <w:b w:val="false"/>
-                <w:bCs w:val="false"/>
-              </w:rPr>
-              <w:t xml:space="preserve"/>
-            </w:r>
-          </w:p>
-        </w:tc>
-        <w:tc>
-          <w:p>
-            <w:r>
-              <w:rPr>
-                <w:b w:val="false"/>
-                <w:bCs w:val="false"/>
-              </w:rPr>
-              <w:t xml:space="preserve"/>
-            </w:r>
-          </w:p>
-        </w:tc>
-        <w:tc>
-          <w:p>
-            <w:r>
-              <w:rPr>
-                <w:b w:val="false"/>
-                <w:bCs w:val="false"/>
-              </w:rPr>
-              <w:t xml:space="preserve"/>
-            </w:r>
-          </w:p>
-        </w:tc>
-        <w:tc>
-          <w:p>
-            <w:r>
-              <w:rPr>
-                <w:b w:val="false"/>
-                <w:bCs w:val="false"/>
+          <w:tcPr>
+            <w:shd w:fill="FFFFFF"/>
+          </w:tcPr>
+          <w:p>
+            <w:pPr>
+              <w:bidi/>
+              <w:jc w:val="right"/>
+            </w:pPr>
+            <w:r>
+              <w:rPr>
+                <w:b w:val="false"/>
+                <w:bCs w:val="false"/>
+                <w:color w:val="17242D"/>
+              </w:rPr>
+              <w:t xml:space="preserve"/>
+            </w:r>
+          </w:p>
+        </w:tc>
+        <w:tc>
+          <w:tcPr>
+            <w:shd w:fill="FFFFFF"/>
+          </w:tcPr>
+          <w:p>
+            <w:pPr>
+              <w:bidi/>
+              <w:jc w:val="right"/>
+            </w:pPr>
+            <w:r>
+              <w:rPr>
+                <w:b w:val="false"/>
+                <w:bCs w:val="false"/>
+                <w:color w:val="17242D"/>
+              </w:rPr>
+              <w:t xml:space="preserve"/>
+            </w:r>
+          </w:p>
+        </w:tc>
+        <w:tc>
+          <w:tcPr>
+            <w:shd w:fill="FFFFFF"/>
+          </w:tcPr>
+          <w:p>
+            <w:pPr>
+              <w:bidi/>
+              <w:jc w:val="right"/>
+            </w:pPr>
+            <w:r>
+              <w:rPr>
+                <w:b w:val="false"/>
+                <w:bCs w:val="false"/>
+                <w:color w:val="17242D"/>
+              </w:rPr>
+              <w:t xml:space="preserve"/>
+            </w:r>
+          </w:p>
+        </w:tc>
+        <w:tc>
+          <w:tcPr>
+            <w:shd w:fill="FFFFFF"/>
+          </w:tcPr>
+          <w:p>
+            <w:pPr>
+              <w:bidi/>
+              <w:jc w:val="right"/>
+            </w:pPr>
+            <w:r>
+              <w:rPr>
+                <w:b w:val="false"/>
+                <w:bCs w:val="false"/>
+                <w:color w:val="17242D"/>
+              </w:rPr>
+              <w:t xml:space="preserve"/>
+            </w:r>
+          </w:p>
+        </w:tc>
+        <w:tc>
+          <w:tcPr>
+            <w:shd w:fill="FFFFFF"/>
+          </w:tcPr>
+          <w:p>
+            <w:pPr>
+              <w:bidi/>
+              <w:jc w:val="right"/>
+            </w:pPr>
+            <w:r>
+              <w:rPr>
+                <w:b w:val="false"/>
+                <w:bCs w:val="false"/>
+                <w:color w:val="17242D"/>
+              </w:rPr>
+              <w:t xml:space="preserve"/>
+            </w:r>
+          </w:p>
+        </w:tc>
+        <w:tc>
+          <w:tcPr>
+            <w:shd w:fill="FFFFFF"/>
+          </w:tcPr>
+          <w:p>
+            <w:pPr>
+              <w:bidi/>
+              <w:jc w:val="right"/>
+            </w:pPr>
+            <w:r>
+              <w:rPr>
+                <w:b w:val="false"/>
+                <w:bCs w:val="false"/>
+                <w:color w:val="17242D"/>
               </w:rPr>
               <w:t xml:space="preserve"/>
             </w:r>
@@ -2140,66 +3409,114 @@
       </w:tr>
       <w:tr>
         <w:tc>
-          <w:p>
-            <w:r>
-              <w:rPr>
-                <w:b w:val="false"/>
-                <w:bCs w:val="false"/>
-              </w:rPr>
-              <w:t xml:space="preserve"/>
-            </w:r>
-          </w:p>
-        </w:tc>
-        <w:tc>
-          <w:p>
-            <w:r>
-              <w:rPr>
-                <w:b w:val="false"/>
-                <w:bCs w:val="false"/>
-              </w:rPr>
-              <w:t xml:space="preserve"/>
-            </w:r>
-          </w:p>
-        </w:tc>
-        <w:tc>
-          <w:p>
-            <w:r>
-              <w:rPr>
-                <w:b w:val="false"/>
-                <w:bCs w:val="false"/>
-              </w:rPr>
-              <w:t xml:space="preserve"/>
-            </w:r>
-          </w:p>
-        </w:tc>
-        <w:tc>
-          <w:p>
-            <w:r>
-              <w:rPr>
-                <w:b w:val="false"/>
-                <w:bCs w:val="false"/>
-              </w:rPr>
-              <w:t xml:space="preserve"/>
-            </w:r>
-          </w:p>
-        </w:tc>
-        <w:tc>
-          <w:p>
-            <w:r>
-              <w:rPr>
-                <w:b w:val="false"/>
-                <w:bCs w:val="false"/>
-              </w:rPr>
-              <w:t xml:space="preserve"/>
-            </w:r>
-          </w:p>
-        </w:tc>
-        <w:tc>
-          <w:p>
-            <w:r>
-              <w:rPr>
-                <w:b w:val="false"/>
-                <w:bCs w:val="false"/>
+          <w:tcPr>
+            <w:shd w:fill="FFFFFF"/>
+          </w:tcPr>
+          <w:p>
+            <w:pPr>
+              <w:bidi/>
+              <w:jc w:val="right"/>
+            </w:pPr>
+            <w:r>
+              <w:rPr>
+                <w:b w:val="false"/>
+                <w:bCs w:val="false"/>
+                <w:color w:val="17242D"/>
+              </w:rPr>
+              <w:t xml:space="preserve"/>
+            </w:r>
+          </w:p>
+        </w:tc>
+        <w:tc>
+          <w:tcPr>
+            <w:shd w:fill="FFFFFF"/>
+          </w:tcPr>
+          <w:p>
+            <w:pPr>
+              <w:bidi/>
+              <w:jc w:val="right"/>
+            </w:pPr>
+            <w:r>
+              <w:rPr>
+                <w:b w:val="false"/>
+                <w:bCs w:val="false"/>
+                <w:color w:val="17242D"/>
+              </w:rPr>
+              <w:t xml:space="preserve"/>
+            </w:r>
+          </w:p>
+        </w:tc>
+        <w:tc>
+          <w:tcPr>
+            <w:shd w:fill="FFFFFF"/>
+          </w:tcPr>
+          <w:p>
+            <w:pPr>
+              <w:bidi/>
+              <w:jc w:val="right"/>
+            </w:pPr>
+            <w:r>
+              <w:rPr>
+                <w:b w:val="false"/>
+                <w:bCs w:val="false"/>
+                <w:color w:val="17242D"/>
+              </w:rPr>
+              <w:t xml:space="preserve"/>
+            </w:r>
+          </w:p>
+        </w:tc>
+        <w:tc>
+          <w:tcPr>
+            <w:shd w:fill="FFFFFF"/>
+          </w:tcPr>
+          <w:p>
+            <w:pPr>
+              <w:bidi/>
+              <w:jc w:val="right"/>
+            </w:pPr>
+            <w:r>
+              <w:rPr>
+                <w:b w:val="false"/>
+                <w:bCs w:val="false"/>
+                <w:color w:val="17242D"/>
+              </w:rPr>
+              <w:t xml:space="preserve"/>
+            </w:r>
+          </w:p>
+        </w:tc>
+        <w:tc>
+          <w:tcPr>
+            <w:shd w:fill="FFFFFF"/>
+          </w:tcPr>
+          <w:p>
+            <w:pPr>
+              <w:bidi/>
+              <w:jc w:val="right"/>
+            </w:pPr>
+            <w:r>
+              <w:rPr>
+                <w:b w:val="false"/>
+                <w:bCs w:val="false"/>
+                <w:color w:val="17242D"/>
+              </w:rPr>
+              <w:t xml:space="preserve"/>
+            </w:r>
+          </w:p>
+        </w:tc>
+        <w:tc>
+          <w:tcPr>
+            <w:shd w:fill="FFFFFF"/>
+          </w:tcPr>
+          <w:p>
+            <w:pPr>
+              <w:bidi/>
+              <w:jc w:val="right"/>
+            </w:pPr>
+            <w:r>
+              <w:rPr>
+                <w:b w:val="false"/>
+                <w:bCs w:val="false"/>
+                <w:color w:val="17242D"/>
               </w:rPr>
               <w:t xml:space="preserve"/>
             </w:r>
@@ -2210,10 +3527,17 @@
     <w:p>
       <w:pPr>
         <w:pStyle w:val="Heading1"/>
-        <w:bidi/>
-        <w:jc w:val="right"/>
-      </w:pPr>
-      <w:r>
+        <w:shd w:fill="F0EAFA"/>
+        <w:bidi/>
+        <w:spacing w:after="100" w:before="200"/>
+        <w:jc w:val="right"/>
+      </w:pPr>
+      <w:r>
+        <w:rPr>
+          <w:b/>
+          <w:bCs/>
+          <w:color w:val="4E356F"/>
+        </w:rPr>
         <w:t xml:space="preserve">3. בודקים לחץ</w:t>
       </w:r>
     </w:p>
@@ -2223,6 +3547,11 @@
         <w:jc w:val="right"/>
       </w:pPr>
       <w:r>
+        <w:rPr>
+          <w:b w:val="false"/>
+          <w:bCs w:val="false"/>
+          <w:color w:val="17242D"/>
+        </w:rPr>
         <w:t xml:space="preserve">חלופה: מה משתנה אם הזמנה, מזג אוויר, זמן, מחיר או אדם משתנים?</w:t>
       </w:r>
     </w:p>
@@ -2232,16 +3561,28 @@
         <w:jc w:val="right"/>
       </w:pPr>
       <w:r>
+        <w:rPr>
+          <w:b w:val="false"/>
+          <w:bCs w:val="false"/>
+          <w:color w:val="17242D"/>
+        </w:rPr>
         <w:t xml:space="preserve">רשימת בדיקה חוזרת: מה, מתי, מקור ואחראי/ת יבדקו לפני פעולה?</w:t>
       </w:r>
     </w:p>
     <w:p>
       <w:pPr>
         <w:pStyle w:val="Heading1"/>
-        <w:bidi/>
-        <w:jc w:val="right"/>
-      </w:pPr>
-      <w:r>
+        <w:shd w:fill="F0EAFA"/>
+        <w:bidi/>
+        <w:spacing w:after="100" w:before="200"/>
+        <w:jc w:val="right"/>
+      </w:pPr>
+      <w:r>
+        <w:rPr>
+          <w:b/>
+          <w:bCs/>
+          <w:color w:val="4E356F"/>
+        </w:rPr>
         <w:t xml:space="preserve">אימות וראיות</w:t>
       </w:r>
     </w:p>
@@ -2251,16 +3592,28 @@
         <w:jc w:val="right"/>
       </w:pPr>
       <w:r>
+        <w:rPr>
+          <w:b w:val="false"/>
+          <w:bCs w:val="false"/>
+          <w:color w:val="17242D"/>
+        </w:rPr>
         <w:t xml:space="preserve">אמתו זמינות, זמני נסיעה, שעות, עלויות או דרישות. שמרו מקורות מתוארכים, אישורים ואת התוכנית המשותפת.</w:t>
       </w:r>
     </w:p>
     <w:p>
       <w:pPr>
         <w:pStyle w:val="Heading1"/>
-        <w:bidi/>
-        <w:jc w:val="right"/>
-      </w:pPr>
-      <w:r>
+        <w:shd w:fill="F0EAFA"/>
+        <w:bidi/>
+        <w:spacing w:after="100" w:before="200"/>
+        <w:jc w:val="right"/>
+      </w:pPr>
+      <w:r>
+        <w:rPr>
+          <w:b/>
+          <w:bCs/>
+          <w:color w:val="4E356F"/>
+        </w:rPr>
         <w:t xml:space="preserve">רפלקציה ושיקול דעת אנושי</w:t>
       </w:r>
     </w:p>
@@ -2270,16 +3623,27 @@
         <w:jc w:val="right"/>
       </w:pPr>
       <w:r>
+        <w:rPr>
+          <w:b w:val="false"/>
+          <w:bCs w:val="false"/>
+          <w:color w:val="17242D"/>
+        </w:rPr>
         <w:t xml:space="preserve">איזו החלטה שייכת לקבוצה? היכן נדרש יותר מרווח או פתרון חלופי בפעם הבאה?</w:t>
       </w:r>
     </w:p>
     <w:p>
       <w:pPr>
         <w:pStyle w:val="Heading1"/>
-        <w:bidi/>
-        <w:jc w:val="right"/>
-      </w:pPr>
-      <w:r>
+        <w:shd w:fill="F0EAFA"/>
+        <w:bidi/>
+        <w:jc w:val="right"/>
+      </w:pPr>
+      <w:r>
+        <w:rPr>
+          <w:b/>
+          <w:bCs/>
+          <w:color w:val="4E356F"/>
+        </w:rPr>
         <w:t xml:space="preserve">בחירת רמת המשימה</w:t>
       </w:r>
     </w:p>
@@ -2294,6 +3658,7 @@
     </w:p>
     <w:tbl>
       <w:tblPr>
+        <w:bidiVisual/>
         <w:tblW w:type="pct" w:w="100%"/>
         <w:tblBorders>
           <w:top w:val="single" w:color="auto" w:sz="4"/>
@@ -2310,22 +3675,38 @@
       </w:tblGrid>
       <w:tr>
         <w:tc>
-          <w:p>
-            <w:r>
-              <w:rPr>
-                <w:b/>
-                <w:bCs/>
+          <w:tcPr>
+            <w:shd w:fill="4E356F"/>
+          </w:tcPr>
+          <w:p>
+            <w:pPr>
+              <w:bidi/>
+              <w:jc w:val="right"/>
+            </w:pPr>
+            <w:r>
+              <w:rPr>
+                <w:b/>
+                <w:bCs/>
+                <w:color w:val="FFFFFF"/>
               </w:rPr>
               <w:t xml:space="preserve">רמה</w:t>
             </w:r>
           </w:p>
         </w:tc>
         <w:tc>
-          <w:p>
-            <w:r>
-              <w:rPr>
-                <w:b/>
-                <w:bCs/>
+          <w:tcPr>
+            <w:shd w:fill="4E356F"/>
+          </w:tcPr>
+          <w:p>
+            <w:pPr>
+              <w:bidi/>
+              <w:jc w:val="right"/>
+            </w:pPr>
+            <w:r>
+              <w:rPr>
+                <w:b/>
+                <w:bCs/>
+                <w:color w:val="FFFFFF"/>
               </w:rPr>
               <w:t xml:space="preserve">המשימה</w:t>
             </w:r>
@@ -2334,22 +3715,38 @@
       </w:tr>
       <w:tr>
         <w:tc>
-          <w:p>
-            <w:r>
-              <w:rPr>
-                <w:b/>
-                <w:bCs/>
+          <w:tcPr>
+            <w:shd w:fill="C98A2E"/>
+          </w:tcPr>
+          <w:p>
+            <w:pPr>
+              <w:bidi/>
+              <w:jc w:val="right"/>
+            </w:pPr>
+            <w:r>
+              <w:rPr>
+                <w:b/>
+                <w:bCs/>
+                <w:color w:val="FFFFFF"/>
               </w:rPr>
               <w:t xml:space="preserve">Bronze</w:t>
             </w:r>
           </w:p>
         </w:tc>
         <w:tc>
-          <w:p>
-            <w:r>
-              <w:rPr>
-                <w:b w:val="false"/>
-                <w:bCs w:val="false"/>
+          <w:tcPr>
+            <w:shd w:fill="FFFDF8"/>
+          </w:tcPr>
+          <w:p>
+            <w:pPr>
+              <w:bidi/>
+              <w:jc w:val="right"/>
+            </w:pPr>
+            <w:r>
+              <w:rPr>
+                <w:b w:val="false"/>
+                <w:bCs w:val="false"/>
+                <w:color w:val="17242D"/>
               </w:rPr>
               <w:t xml:space="preserve">צרו תוכנית שאפשר לשתף עם אחראים, תאריכים וחלופה אחת.</w:t>
             </w:r>
@@ -2358,22 +3755,38 @@
       </w:tr>
       <w:tr>
         <w:tc>
-          <w:p>
-            <w:r>
-              <w:rPr>
-                <w:b/>
-                <w:bCs/>
+          <w:tcPr>
+            <w:shd w:fill="94A3B8"/>
+          </w:tcPr>
+          <w:p>
+            <w:pPr>
+              <w:bidi/>
+              <w:jc w:val="right"/>
+            </w:pPr>
+            <w:r>
+              <w:rPr>
+                <w:b/>
+                <w:bCs/>
+                <w:color w:val="FFFFFF"/>
               </w:rPr>
               <w:t xml:space="preserve">Silver</w:t>
             </w:r>
           </w:p>
         </w:tc>
         <w:tc>
-          <w:p>
-            <w:r>
-              <w:rPr>
-                <w:b w:val="false"/>
-                <w:bCs w:val="false"/>
+          <w:tcPr>
+            <w:shd w:fill="FFFDF8"/>
+          </w:tcPr>
+          <w:p>
+            <w:pPr>
+              <w:bidi/>
+              <w:jc w:val="right"/>
+            </w:pPr>
+            <w:r>
+              <w:rPr>
+                <w:b w:val="false"/>
+                <w:bCs w:val="false"/>
+                <w:color w:val="17242D"/>
               </w:rPr>
               <w:t xml:space="preserve">בדקו את התוכנית מול שני שינויים והוסיפו רשימת בדיקה חוזרת.</w:t>
             </w:r>
@@ -2382,22 +3795,38 @@
       </w:tr>
       <w:tr>
         <w:tc>
-          <w:p>
-            <w:r>
-              <w:rPr>
-                <w:b/>
-                <w:bCs/>
+          <w:tcPr>
+            <w:shd w:fill="D4A72C"/>
+          </w:tcPr>
+          <w:p>
+            <w:pPr>
+              <w:bidi/>
+              <w:jc w:val="right"/>
+            </w:pPr>
+            <w:r>
+              <w:rPr>
+                <w:b/>
+                <w:bCs/>
+                <w:color w:val="FFFFFF"/>
               </w:rPr>
               <w:t xml:space="preserve">Gold</w:t>
             </w:r>
           </w:p>
         </w:tc>
         <w:tc>
-          <w:p>
-            <w:r>
-              <w:rPr>
-                <w:b w:val="false"/>
-                <w:bCs w:val="false"/>
+          <w:tcPr>
+            <w:shd w:fill="FFFDF8"/>
+          </w:tcPr>
+          <w:p>
+            <w:pPr>
+              <w:bidi/>
+              <w:jc w:val="right"/>
+            </w:pPr>
+            <w:r>
+              <w:rPr>
+                <w:b w:val="false"/>
+                <w:bCs w:val="false"/>
+                <w:color w:val="17242D"/>
               </w:rPr>
               <w:t xml:space="preserve">השתמשו בתוכנית עם אדם או קבוצה נוספת ושפרו אותה בעקבות המשוב.</w:t>
             </w:r>
@@ -2413,10 +3842,17 @@
     <w:p>
       <w:pPr>
         <w:pStyle w:val="Title"/>
-        <w:bidi/>
-        <w:jc w:val="right"/>
-      </w:pPr>
-      <w:r>
+        <w:shd w:fill="4E356F"/>
+        <w:bidi/>
+        <w:spacing w:after="220"/>
+        <w:jc w:val="right"/>
+      </w:pPr>
+      <w:r>
+        <w:rPr>
+          <w:b/>
+          <w:bCs/>
+          <w:color w:val="FFFFFF"/>
+        </w:rPr>
         <w:t xml:space="preserve">מפגש 4: לפתור בעיה חוזרת</w:t>
       </w:r>
     </w:p>
@@ -2426,21 +3862,34 @@
         <w:jc w:val="right"/>
       </w:pPr>
       <w:r>
+        <w:rPr>
+          <w:b w:val="false"/>
+          <w:bCs w:val="false"/>
+          <w:color w:val="17242D"/>
+        </w:rPr>
         <w:t xml:space="preserve">משתמשים ב-Claude Artifacts כדי ליצור כלי ווב קטן שאפשר לשתף עבור משימה אישית חוזרת.</w:t>
       </w:r>
     </w:p>
     <w:p>
       <w:pPr>
         <w:pStyle w:val="Heading1"/>
-        <w:bidi/>
-        <w:jc w:val="right"/>
-      </w:pPr>
-      <w:r>
+        <w:shd w:fill="F0EAFA"/>
+        <w:bidi/>
+        <w:spacing w:after="100" w:before="200"/>
+        <w:jc w:val="right"/>
+      </w:pPr>
+      <w:r>
+        <w:rPr>
+          <w:b/>
+          <w:bCs/>
+          <w:color w:val="4E356F"/>
+        </w:rPr>
         <w:t xml:space="preserve">1. מגדירים את המינימום השימושי</w:t>
       </w:r>
     </w:p>
     <w:tbl>
       <w:tblPr>
+        <w:bidiVisual/>
         <w:tblW w:type="pct" w:w="100%"/>
         <w:tblBorders>
           <w:top w:val="single" w:color="auto" w:sz="4"/>
@@ -2460,55 +3909,95 @@
       </w:tblGrid>
       <w:tr>
         <w:tc>
-          <w:p>
-            <w:r>
-              <w:rPr>
-                <w:b/>
-                <w:bCs/>
+          <w:tcPr>
+            <w:shd w:fill="4E356F"/>
+          </w:tcPr>
+          <w:p>
+            <w:pPr>
+              <w:bidi/>
+              <w:jc w:val="right"/>
+            </w:pPr>
+            <w:r>
+              <w:rPr>
+                <w:b/>
+                <w:bCs/>
+                <w:color w:val="FFFFFF"/>
               </w:rPr>
               <w:t xml:space="preserve">משתמש/ת והבעיה החוזרת</w:t>
             </w:r>
           </w:p>
         </w:tc>
         <w:tc>
-          <w:p>
-            <w:r>
-              <w:rPr>
-                <w:b/>
-                <w:bCs/>
+          <w:tcPr>
+            <w:shd w:fill="4E356F"/>
+          </w:tcPr>
+          <w:p>
+            <w:pPr>
+              <w:bidi/>
+              <w:jc w:val="right"/>
+            </w:pPr>
+            <w:r>
+              <w:rPr>
+                <w:b/>
+                <w:bCs/>
+                <w:color w:val="FFFFFF"/>
               </w:rPr>
               <w:t xml:space="preserve">קלטים</w:t>
             </w:r>
           </w:p>
         </w:tc>
         <w:tc>
-          <w:p>
-            <w:r>
-              <w:rPr>
-                <w:b/>
-                <w:bCs/>
+          <w:tcPr>
+            <w:shd w:fill="4E356F"/>
+          </w:tcPr>
+          <w:p>
+            <w:pPr>
+              <w:bidi/>
+              <w:jc w:val="right"/>
+            </w:pPr>
+            <w:r>
+              <w:rPr>
+                <w:b/>
+                <w:bCs/>
+                <w:color w:val="FFFFFF"/>
               </w:rPr>
               <w:t xml:space="preserve">עד שלוש פעולות</w:t>
             </w:r>
           </w:p>
         </w:tc>
         <w:tc>
-          <w:p>
-            <w:r>
-              <w:rPr>
-                <w:b/>
-                <w:bCs/>
+          <w:tcPr>
+            <w:shd w:fill="4E356F"/>
+          </w:tcPr>
+          <w:p>
+            <w:pPr>
+              <w:bidi/>
+              <w:jc w:val="right"/>
+            </w:pPr>
+            <w:r>
+              <w:rPr>
+                <w:b/>
+                <w:bCs/>
+                <w:color w:val="FFFFFF"/>
               </w:rPr>
               <w:t xml:space="preserve">פלט</w:t>
             </w:r>
           </w:p>
         </w:tc>
         <w:tc>
-          <w:p>
-            <w:r>
-              <w:rPr>
-                <w:b/>
-                <w:bCs/>
+          <w:tcPr>
+            <w:shd w:fill="4E356F"/>
+          </w:tcPr>
+          <w:p>
+            <w:pPr>
+              <w:bidi/>
+              <w:jc w:val="right"/>
+            </w:pPr>
+            <w:r>
+              <w:rPr>
+                <w:b/>
+                <w:bCs/>
+                <w:color w:val="FFFFFF"/>
               </w:rPr>
               <w:t xml:space="preserve">מה הכלי לא יעשה</w:t>
             </w:r>
@@ -2517,55 +4006,95 @@
       </w:tr>
       <w:tr>
         <w:tc>
-          <w:p>
-            <w:r>
-              <w:rPr>
-                <w:b w:val="false"/>
-                <w:bCs w:val="false"/>
-              </w:rPr>
-              <w:t xml:space="preserve"/>
-            </w:r>
-          </w:p>
-        </w:tc>
-        <w:tc>
-          <w:p>
-            <w:r>
-              <w:rPr>
-                <w:b w:val="false"/>
-                <w:bCs w:val="false"/>
-              </w:rPr>
-              <w:t xml:space="preserve"/>
-            </w:r>
-          </w:p>
-        </w:tc>
-        <w:tc>
-          <w:p>
-            <w:r>
-              <w:rPr>
-                <w:b w:val="false"/>
-                <w:bCs w:val="false"/>
-              </w:rPr>
-              <w:t xml:space="preserve"/>
-            </w:r>
-          </w:p>
-        </w:tc>
-        <w:tc>
-          <w:p>
-            <w:r>
-              <w:rPr>
-                <w:b w:val="false"/>
-                <w:bCs w:val="false"/>
-              </w:rPr>
-              <w:t xml:space="preserve"/>
-            </w:r>
-          </w:p>
-        </w:tc>
-        <w:tc>
-          <w:p>
-            <w:r>
-              <w:rPr>
-                <w:b w:val="false"/>
-                <w:bCs w:val="false"/>
+          <w:tcPr>
+            <w:shd w:fill="FFFFFF"/>
+          </w:tcPr>
+          <w:p>
+            <w:pPr>
+              <w:bidi/>
+              <w:jc w:val="right"/>
+            </w:pPr>
+            <w:r>
+              <w:rPr>
+                <w:b w:val="false"/>
+                <w:bCs w:val="false"/>
+                <w:color w:val="17242D"/>
+              </w:rPr>
+              <w:t xml:space="preserve"/>
+            </w:r>
+          </w:p>
+        </w:tc>
+        <w:tc>
+          <w:tcPr>
+            <w:shd w:fill="FFFFFF"/>
+          </w:tcPr>
+          <w:p>
+            <w:pPr>
+              <w:bidi/>
+              <w:jc w:val="right"/>
+            </w:pPr>
+            <w:r>
+              <w:rPr>
+                <w:b w:val="false"/>
+                <w:bCs w:val="false"/>
+                <w:color w:val="17242D"/>
+              </w:rPr>
+              <w:t xml:space="preserve"/>
+            </w:r>
+          </w:p>
+        </w:tc>
+        <w:tc>
+          <w:tcPr>
+            <w:shd w:fill="FFFFFF"/>
+          </w:tcPr>
+          <w:p>
+            <w:pPr>
+              <w:bidi/>
+              <w:jc w:val="right"/>
+            </w:pPr>
+            <w:r>
+              <w:rPr>
+                <w:b w:val="false"/>
+                <w:bCs w:val="false"/>
+                <w:color w:val="17242D"/>
+              </w:rPr>
+              <w:t xml:space="preserve"/>
+            </w:r>
+          </w:p>
+        </w:tc>
+        <w:tc>
+          <w:tcPr>
+            <w:shd w:fill="FFFFFF"/>
+          </w:tcPr>
+          <w:p>
+            <w:pPr>
+              <w:bidi/>
+              <w:jc w:val="right"/>
+            </w:pPr>
+            <w:r>
+              <w:rPr>
+                <w:b w:val="false"/>
+                <w:bCs w:val="false"/>
+                <w:color w:val="17242D"/>
+              </w:rPr>
+              <w:t xml:space="preserve"/>
+            </w:r>
+          </w:p>
+        </w:tc>
+        <w:tc>
+          <w:tcPr>
+            <w:shd w:fill="FFFFFF"/>
+          </w:tcPr>
+          <w:p>
+            <w:pPr>
+              <w:bidi/>
+              <w:jc w:val="right"/>
+            </w:pPr>
+            <w:r>
+              <w:rPr>
+                <w:b w:val="false"/>
+                <w:bCs w:val="false"/>
+                <w:color w:val="17242D"/>
               </w:rPr>
               <w:t xml:space="preserve"/>
             </w:r>
@@ -2576,10 +4105,17 @@
     <w:p>
       <w:pPr>
         <w:pStyle w:val="Heading1"/>
-        <w:bidi/>
-        <w:jc w:val="right"/>
-      </w:pPr>
-      <w:r>
+        <w:shd w:fill="F0EAFA"/>
+        <w:bidi/>
+        <w:spacing w:after="100" w:before="200"/>
+        <w:jc w:val="right"/>
+      </w:pPr>
+      <w:r>
+        <w:rPr>
+          <w:b/>
+          <w:bCs/>
+          <w:color w:val="4E356F"/>
+        </w:rPr>
         <w:t xml:space="preserve">2. בונים ומשפרים</w:t>
       </w:r>
     </w:p>
@@ -2589,21 +4125,34 @@
         <w:jc w:val="right"/>
       </w:pPr>
       <w:r>
+        <w:rPr>
+          <w:b w:val="false"/>
+          <w:bCs w:val="false"/>
+          <w:color w:val="17242D"/>
+        </w:rPr>
         <w:t xml:space="preserve">הדביקו קישור ל-Artifact או תארו את הגרסה העובדת. מה השתנה לאחר התוצאה הראשונה? אילו הוראות, תוויות, ברירות מחדל או חישובים שיפרתם?</w:t>
       </w:r>
     </w:p>
     <w:p>
       <w:pPr>
         <w:pStyle w:val="Heading1"/>
-        <w:bidi/>
-        <w:jc w:val="right"/>
-      </w:pPr>
-      <w:r>
+        <w:shd w:fill="F0EAFA"/>
+        <w:bidi/>
+        <w:spacing w:after="100" w:before="200"/>
+        <w:jc w:val="right"/>
+      </w:pPr>
+      <w:r>
+        <w:rPr>
+          <w:b/>
+          <w:bCs/>
+          <w:color w:val="4E356F"/>
+        </w:rPr>
         <w:t xml:space="preserve">3. בודקים לפני שיתוף</w:t>
       </w:r>
     </w:p>
     <w:tbl>
       <w:tblPr>
+        <w:bidiVisual/>
         <w:tblW w:type="pct" w:w="100%"/>
         <w:tblBorders>
           <w:top w:val="single" w:color="auto" w:sz="4"/>
@@ -2622,44 +4171,76 @@
       </w:tblGrid>
       <w:tr>
         <w:tc>
-          <w:p>
-            <w:r>
-              <w:rPr>
-                <w:b/>
-                <w:bCs/>
+          <w:tcPr>
+            <w:shd w:fill="4E356F"/>
+          </w:tcPr>
+          <w:p>
+            <w:pPr>
+              <w:bidi/>
+              <w:jc w:val="right"/>
+            </w:pPr>
+            <w:r>
+              <w:rPr>
+                <w:b/>
+                <w:bCs/>
+                <w:color w:val="FFFFFF"/>
               </w:rPr>
               <w:t xml:space="preserve">בדיקה</w:t>
             </w:r>
           </w:p>
         </w:tc>
         <w:tc>
-          <w:p>
-            <w:r>
-              <w:rPr>
-                <w:b/>
-                <w:bCs/>
+          <w:tcPr>
+            <w:shd w:fill="4E356F"/>
+          </w:tcPr>
+          <w:p>
+            <w:pPr>
+              <w:bidi/>
+              <w:jc w:val="right"/>
+            </w:pPr>
+            <w:r>
+              <w:rPr>
+                <w:b/>
+                <w:bCs/>
+                <w:color w:val="FFFFFF"/>
               </w:rPr>
               <w:t xml:space="preserve">צפוי</w:t>
             </w:r>
           </w:p>
         </w:tc>
         <w:tc>
-          <w:p>
-            <w:r>
-              <w:rPr>
-                <w:b/>
-                <w:bCs/>
+          <w:tcPr>
+            <w:shd w:fill="4E356F"/>
+          </w:tcPr>
+          <w:p>
+            <w:pPr>
+              <w:bidi/>
+              <w:jc w:val="right"/>
+            </w:pPr>
+            <w:r>
+              <w:rPr>
+                <w:b/>
+                <w:bCs/>
+                <w:color w:val="FFFFFF"/>
               </w:rPr>
               <w:t xml:space="preserve">בפועל</w:t>
             </w:r>
           </w:p>
         </w:tc>
         <w:tc>
-          <w:p>
-            <w:r>
-              <w:rPr>
-                <w:b/>
-                <w:bCs/>
+          <w:tcPr>
+            <w:shd w:fill="4E356F"/>
+          </w:tcPr>
+          <w:p>
+            <w:pPr>
+              <w:bidi/>
+              <w:jc w:val="right"/>
+            </w:pPr>
+            <w:r>
+              <w:rPr>
+                <w:b/>
+                <w:bCs/>
+                <w:color w:val="FFFFFF"/>
               </w:rPr>
               <w:t xml:space="preserve">תיקון / צעד הבא</w:t>
             </w:r>
@@ -2668,44 +4249,76 @@
       </w:tr>
       <w:tr>
         <w:tc>
-          <w:p>
-            <w:r>
-              <w:rPr>
-                <w:b w:val="false"/>
-                <w:bCs w:val="false"/>
+          <w:tcPr>
+            <w:shd w:fill="FFFFFF"/>
+          </w:tcPr>
+          <w:p>
+            <w:pPr>
+              <w:bidi/>
+              <w:jc w:val="right"/>
+            </w:pPr>
+            <w:r>
+              <w:rPr>
+                <w:b w:val="false"/>
+                <w:bCs w:val="false"/>
+                <w:color w:val="17242D"/>
               </w:rPr>
               <w:t xml:space="preserve">מקרה רגיל</w:t>
             </w:r>
           </w:p>
         </w:tc>
         <w:tc>
-          <w:p>
-            <w:r>
-              <w:rPr>
-                <w:b w:val="false"/>
-                <w:bCs w:val="false"/>
-              </w:rPr>
-              <w:t xml:space="preserve"/>
-            </w:r>
-          </w:p>
-        </w:tc>
-        <w:tc>
-          <w:p>
-            <w:r>
-              <w:rPr>
-                <w:b w:val="false"/>
-                <w:bCs w:val="false"/>
-              </w:rPr>
-              <w:t xml:space="preserve"/>
-            </w:r>
-          </w:p>
-        </w:tc>
-        <w:tc>
-          <w:p>
-            <w:r>
-              <w:rPr>
-                <w:b w:val="false"/>
-                <w:bCs w:val="false"/>
+          <w:tcPr>
+            <w:shd w:fill="FFFFFF"/>
+          </w:tcPr>
+          <w:p>
+            <w:pPr>
+              <w:bidi/>
+              <w:jc w:val="right"/>
+            </w:pPr>
+            <w:r>
+              <w:rPr>
+                <w:b w:val="false"/>
+                <w:bCs w:val="false"/>
+                <w:color w:val="17242D"/>
+              </w:rPr>
+              <w:t xml:space="preserve"/>
+            </w:r>
+          </w:p>
+        </w:tc>
+        <w:tc>
+          <w:tcPr>
+            <w:shd w:fill="FFFFFF"/>
+          </w:tcPr>
+          <w:p>
+            <w:pPr>
+              <w:bidi/>
+              <w:jc w:val="right"/>
+            </w:pPr>
+            <w:r>
+              <w:rPr>
+                <w:b w:val="false"/>
+                <w:bCs w:val="false"/>
+                <w:color w:val="17242D"/>
+              </w:rPr>
+              <w:t xml:space="preserve"/>
+            </w:r>
+          </w:p>
+        </w:tc>
+        <w:tc>
+          <w:tcPr>
+            <w:shd w:fill="FFFFFF"/>
+          </w:tcPr>
+          <w:p>
+            <w:pPr>
+              <w:bidi/>
+              <w:jc w:val="right"/>
+            </w:pPr>
+            <w:r>
+              <w:rPr>
+                <w:b w:val="false"/>
+                <w:bCs w:val="false"/>
+                <w:color w:val="17242D"/>
               </w:rPr>
               <w:t xml:space="preserve"/>
             </w:r>
@@ -2714,44 +4327,76 @@
       </w:tr>
       <w:tr>
         <w:tc>
-          <w:p>
-            <w:r>
-              <w:rPr>
-                <w:b w:val="false"/>
-                <w:bCs w:val="false"/>
+          <w:tcPr>
+            <w:shd w:fill="FFFFFF"/>
+          </w:tcPr>
+          <w:p>
+            <w:pPr>
+              <w:bidi/>
+              <w:jc w:val="right"/>
+            </w:pPr>
+            <w:r>
+              <w:rPr>
+                <w:b w:val="false"/>
+                <w:bCs w:val="false"/>
+                <w:color w:val="17242D"/>
               </w:rPr>
               <w:t xml:space="preserve">קלט ריק</w:t>
             </w:r>
           </w:p>
         </w:tc>
         <w:tc>
-          <w:p>
-            <w:r>
-              <w:rPr>
-                <w:b w:val="false"/>
-                <w:bCs w:val="false"/>
-              </w:rPr>
-              <w:t xml:space="preserve"/>
-            </w:r>
-          </w:p>
-        </w:tc>
-        <w:tc>
-          <w:p>
-            <w:r>
-              <w:rPr>
-                <w:b w:val="false"/>
-                <w:bCs w:val="false"/>
-              </w:rPr>
-              <w:t xml:space="preserve"/>
-            </w:r>
-          </w:p>
-        </w:tc>
-        <w:tc>
-          <w:p>
-            <w:r>
-              <w:rPr>
-                <w:b w:val="false"/>
-                <w:bCs w:val="false"/>
+          <w:tcPr>
+            <w:shd w:fill="FFFFFF"/>
+          </w:tcPr>
+          <w:p>
+            <w:pPr>
+              <w:bidi/>
+              <w:jc w:val="right"/>
+            </w:pPr>
+            <w:r>
+              <w:rPr>
+                <w:b w:val="false"/>
+                <w:bCs w:val="false"/>
+                <w:color w:val="17242D"/>
+              </w:rPr>
+              <w:t xml:space="preserve"/>
+            </w:r>
+          </w:p>
+        </w:tc>
+        <w:tc>
+          <w:tcPr>
+            <w:shd w:fill="FFFFFF"/>
+          </w:tcPr>
+          <w:p>
+            <w:pPr>
+              <w:bidi/>
+              <w:jc w:val="right"/>
+            </w:pPr>
+            <w:r>
+              <w:rPr>
+                <w:b w:val="false"/>
+                <w:bCs w:val="false"/>
+                <w:color w:val="17242D"/>
+              </w:rPr>
+              <w:t xml:space="preserve"/>
+            </w:r>
+          </w:p>
+        </w:tc>
+        <w:tc>
+          <w:tcPr>
+            <w:shd w:fill="FFFFFF"/>
+          </w:tcPr>
+          <w:p>
+            <w:pPr>
+              <w:bidi/>
+              <w:jc w:val="right"/>
+            </w:pPr>
+            <w:r>
+              <w:rPr>
+                <w:b w:val="false"/>
+                <w:bCs w:val="false"/>
+                <w:color w:val="17242D"/>
               </w:rPr>
               <w:t xml:space="preserve"/>
             </w:r>
@@ -2760,44 +4405,76 @@
       </w:tr>
       <w:tr>
         <w:tc>
-          <w:p>
-            <w:r>
-              <w:rPr>
-                <w:b w:val="false"/>
-                <w:bCs w:val="false"/>
+          <w:tcPr>
+            <w:shd w:fill="FFFFFF"/>
+          </w:tcPr>
+          <w:p>
+            <w:pPr>
+              <w:bidi/>
+              <w:jc w:val="right"/>
+            </w:pPr>
+            <w:r>
+              <w:rPr>
+                <w:b w:val="false"/>
+                <w:bCs w:val="false"/>
+                <w:color w:val="17242D"/>
               </w:rPr>
               <w:t xml:space="preserve">מקרה קצה</w:t>
             </w:r>
           </w:p>
         </w:tc>
         <w:tc>
-          <w:p>
-            <w:r>
-              <w:rPr>
-                <w:b w:val="false"/>
-                <w:bCs w:val="false"/>
-              </w:rPr>
-              <w:t xml:space="preserve"/>
-            </w:r>
-          </w:p>
-        </w:tc>
-        <w:tc>
-          <w:p>
-            <w:r>
-              <w:rPr>
-                <w:b w:val="false"/>
-                <w:bCs w:val="false"/>
-              </w:rPr>
-              <w:t xml:space="preserve"/>
-            </w:r>
-          </w:p>
-        </w:tc>
-        <w:tc>
-          <w:p>
-            <w:r>
-              <w:rPr>
-                <w:b w:val="false"/>
-                <w:bCs w:val="false"/>
+          <w:tcPr>
+            <w:shd w:fill="FFFFFF"/>
+          </w:tcPr>
+          <w:p>
+            <w:pPr>
+              <w:bidi/>
+              <w:jc w:val="right"/>
+            </w:pPr>
+            <w:r>
+              <w:rPr>
+                <w:b w:val="false"/>
+                <w:bCs w:val="false"/>
+                <w:color w:val="17242D"/>
+              </w:rPr>
+              <w:t xml:space="preserve"/>
+            </w:r>
+          </w:p>
+        </w:tc>
+        <w:tc>
+          <w:tcPr>
+            <w:shd w:fill="FFFFFF"/>
+          </w:tcPr>
+          <w:p>
+            <w:pPr>
+              <w:bidi/>
+              <w:jc w:val="right"/>
+            </w:pPr>
+            <w:r>
+              <w:rPr>
+                <w:b w:val="false"/>
+                <w:bCs w:val="false"/>
+                <w:color w:val="17242D"/>
+              </w:rPr>
+              <w:t xml:space="preserve"/>
+            </w:r>
+          </w:p>
+        </w:tc>
+        <w:tc>
+          <w:tcPr>
+            <w:shd w:fill="FFFFFF"/>
+          </w:tcPr>
+          <w:p>
+            <w:pPr>
+              <w:bidi/>
+              <w:jc w:val="right"/>
+            </w:pPr>
+            <w:r>
+              <w:rPr>
+                <w:b w:val="false"/>
+                <w:bCs w:val="false"/>
+                <w:color w:val="17242D"/>
               </w:rPr>
               <w:t xml:space="preserve"/>
             </w:r>
@@ -2806,44 +4483,76 @@
       </w:tr>
       <w:tr>
         <w:tc>
-          <w:p>
-            <w:r>
-              <w:rPr>
-                <w:b w:val="false"/>
-                <w:bCs w:val="false"/>
+          <w:tcPr>
+            <w:shd w:fill="FFFFFF"/>
+          </w:tcPr>
+          <w:p>
+            <w:pPr>
+              <w:bidi/>
+              <w:jc w:val="right"/>
+            </w:pPr>
+            <w:r>
+              <w:rPr>
+                <w:b w:val="false"/>
+                <w:bCs w:val="false"/>
+                <w:color w:val="17242D"/>
               </w:rPr>
               <w:t xml:space="preserve">איפוס או רענון</w:t>
             </w:r>
           </w:p>
         </w:tc>
         <w:tc>
-          <w:p>
-            <w:r>
-              <w:rPr>
-                <w:b w:val="false"/>
-                <w:bCs w:val="false"/>
-              </w:rPr>
-              <w:t xml:space="preserve"/>
-            </w:r>
-          </w:p>
-        </w:tc>
-        <w:tc>
-          <w:p>
-            <w:r>
-              <w:rPr>
-                <w:b w:val="false"/>
-                <w:bCs w:val="false"/>
-              </w:rPr>
-              <w:t xml:space="preserve"/>
-            </w:r>
-          </w:p>
-        </w:tc>
-        <w:tc>
-          <w:p>
-            <w:r>
-              <w:rPr>
-                <w:b w:val="false"/>
-                <w:bCs w:val="false"/>
+          <w:tcPr>
+            <w:shd w:fill="FFFFFF"/>
+          </w:tcPr>
+          <w:p>
+            <w:pPr>
+              <w:bidi/>
+              <w:jc w:val="right"/>
+            </w:pPr>
+            <w:r>
+              <w:rPr>
+                <w:b w:val="false"/>
+                <w:bCs w:val="false"/>
+                <w:color w:val="17242D"/>
+              </w:rPr>
+              <w:t xml:space="preserve"/>
+            </w:r>
+          </w:p>
+        </w:tc>
+        <w:tc>
+          <w:tcPr>
+            <w:shd w:fill="FFFFFF"/>
+          </w:tcPr>
+          <w:p>
+            <w:pPr>
+              <w:bidi/>
+              <w:jc w:val="right"/>
+            </w:pPr>
+            <w:r>
+              <w:rPr>
+                <w:b w:val="false"/>
+                <w:bCs w:val="false"/>
+                <w:color w:val="17242D"/>
+              </w:rPr>
+              <w:t xml:space="preserve"/>
+            </w:r>
+          </w:p>
+        </w:tc>
+        <w:tc>
+          <w:tcPr>
+            <w:shd w:fill="FFFFFF"/>
+          </w:tcPr>
+          <w:p>
+            <w:pPr>
+              <w:bidi/>
+              <w:jc w:val="right"/>
+            </w:pPr>
+            <w:r>
+              <w:rPr>
+                <w:b w:val="false"/>
+                <w:bCs w:val="false"/>
+                <w:color w:val="17242D"/>
               </w:rPr>
               <w:t xml:space="preserve"/>
             </w:r>
@@ -2854,10 +4563,17 @@
     <w:p>
       <w:pPr>
         <w:pStyle w:val="Heading1"/>
-        <w:bidi/>
-        <w:jc w:val="right"/>
-      </w:pPr>
-      <w:r>
+        <w:shd w:fill="F0EAFA"/>
+        <w:bidi/>
+        <w:spacing w:after="100" w:before="200"/>
+        <w:jc w:val="right"/>
+      </w:pPr>
+      <w:r>
+        <w:rPr>
+          <w:b/>
+          <w:bCs/>
+          <w:color w:val="4E356F"/>
+        </w:rPr>
         <w:t xml:space="preserve">אימות וראיות</w:t>
       </w:r>
     </w:p>
@@ -2867,16 +4583,28 @@
         <w:jc w:val="right"/>
       </w:pPr>
       <w:r>
+        <w:rPr>
+          <w:b w:val="false"/>
+          <w:bCs w:val="false"/>
+          <w:color w:val="17242D"/>
+        </w:rPr>
         <w:t xml:space="preserve">שמרו את האפיון, קישור ל-Artifact או קובץ מקומי, תוצאות של מקרה רגיל ומקרה קצה ותקלה אחת שתוקנה כראיות.</w:t>
       </w:r>
     </w:p>
     <w:p>
       <w:pPr>
         <w:pStyle w:val="Heading1"/>
-        <w:bidi/>
-        <w:jc w:val="right"/>
-      </w:pPr>
-      <w:r>
+        <w:shd w:fill="F0EAFA"/>
+        <w:bidi/>
+        <w:spacing w:after="100" w:before="200"/>
+        <w:jc w:val="right"/>
+      </w:pPr>
+      <w:r>
+        <w:rPr>
+          <w:b/>
+          <w:bCs/>
+          <w:color w:val="4E356F"/>
+        </w:rPr>
         <w:t xml:space="preserve">רפלקציה ושיקול דעת אנושי</w:t>
       </w:r>
     </w:p>
@@ -2886,16 +4614,27 @@
         <w:jc w:val="right"/>
       </w:pPr>
       <w:r>
+        <w:rPr>
+          <w:b w:val="false"/>
+          <w:bCs w:val="false"/>
+          <w:color w:val="17242D"/>
+        </w:rPr>
         <w:t xml:space="preserve">מה עדיין דורש החלטה שלכם? מה תפשטו לפני שאדם אמיתי ישתמש בכלי?</w:t>
       </w:r>
     </w:p>
     <w:p>
       <w:pPr>
         <w:pStyle w:val="Heading1"/>
-        <w:bidi/>
-        <w:jc w:val="right"/>
-      </w:pPr>
-      <w:r>
+        <w:shd w:fill="F0EAFA"/>
+        <w:bidi/>
+        <w:jc w:val="right"/>
+      </w:pPr>
+      <w:r>
+        <w:rPr>
+          <w:b/>
+          <w:bCs/>
+          <w:color w:val="4E356F"/>
+        </w:rPr>
         <w:t xml:space="preserve">בחירת רמת המשימה</w:t>
       </w:r>
     </w:p>
@@ -2910,6 +4649,7 @@
     </w:p>
     <w:tbl>
       <w:tblPr>
+        <w:bidiVisual/>
         <w:tblW w:type="pct" w:w="100%"/>
         <w:tblBorders>
           <w:top w:val="single" w:color="auto" w:sz="4"/>
@@ -2926,22 +4666,38 @@
       </w:tblGrid>
       <w:tr>
         <w:tc>
-          <w:p>
-            <w:r>
-              <w:rPr>
-                <w:b/>
-                <w:bCs/>
+          <w:tcPr>
+            <w:shd w:fill="4E356F"/>
+          </w:tcPr>
+          <w:p>
+            <w:pPr>
+              <w:bidi/>
+              <w:jc w:val="right"/>
+            </w:pPr>
+            <w:r>
+              <w:rPr>
+                <w:b/>
+                <w:bCs/>
+                <w:color w:val="FFFFFF"/>
               </w:rPr>
               <w:t xml:space="preserve">רמה</w:t>
             </w:r>
           </w:p>
         </w:tc>
         <w:tc>
-          <w:p>
-            <w:r>
-              <w:rPr>
-                <w:b/>
-                <w:bCs/>
+          <w:tcPr>
+            <w:shd w:fill="4E356F"/>
+          </w:tcPr>
+          <w:p>
+            <w:pPr>
+              <w:bidi/>
+              <w:jc w:val="right"/>
+            </w:pPr>
+            <w:r>
+              <w:rPr>
+                <w:b/>
+                <w:bCs/>
+                <w:color w:val="FFFFFF"/>
               </w:rPr>
               <w:t xml:space="preserve">המשימה</w:t>
             </w:r>
@@ -2950,22 +4706,38 @@
       </w:tr>
       <w:tr>
         <w:tc>
-          <w:p>
-            <w:r>
-              <w:rPr>
-                <w:b/>
-                <w:bCs/>
+          <w:tcPr>
+            <w:shd w:fill="C98A2E"/>
+          </w:tcPr>
+          <w:p>
+            <w:pPr>
+              <w:bidi/>
+              <w:jc w:val="right"/>
+            </w:pPr>
+            <w:r>
+              <w:rPr>
+                <w:b/>
+                <w:bCs/>
+                <w:color w:val="FFFFFF"/>
               </w:rPr>
               <w:t xml:space="preserve">Bronze</w:t>
             </w:r>
           </w:p>
         </w:tc>
         <w:tc>
-          <w:p>
-            <w:r>
-              <w:rPr>
-                <w:b w:val="false"/>
-                <w:bCs w:val="false"/>
+          <w:tcPr>
+            <w:shd w:fill="FFFDF8"/>
+          </w:tcPr>
+          <w:p>
+            <w:pPr>
+              <w:bidi/>
+              <w:jc w:val="right"/>
+            </w:pPr>
+            <w:r>
+              <w:rPr>
+                <w:b w:val="false"/>
+                <w:bCs w:val="false"/>
+                <w:color w:val="17242D"/>
               </w:rPr>
               <w:t xml:space="preserve">בנו Claude Artifact שפותר בעיה חוזרת ועובר בדיקה רגילה.</w:t>
             </w:r>
@@ -2974,22 +4746,38 @@
       </w:tr>
       <w:tr>
         <w:tc>
-          <w:p>
-            <w:r>
-              <w:rPr>
-                <w:b/>
-                <w:bCs/>
+          <w:tcPr>
+            <w:shd w:fill="94A3B8"/>
+          </w:tcPr>
+          <w:p>
+            <w:pPr>
+              <w:bidi/>
+              <w:jc w:val="right"/>
+            </w:pPr>
+            <w:r>
+              <w:rPr>
+                <w:b/>
+                <w:bCs/>
+                <w:color w:val="FFFFFF"/>
               </w:rPr>
               <w:t xml:space="preserve">Silver</w:t>
             </w:r>
           </w:p>
         </w:tc>
         <w:tc>
-          <w:p>
-            <w:r>
-              <w:rPr>
-                <w:b w:val="false"/>
-                <w:bCs w:val="false"/>
+          <w:tcPr>
+            <w:shd w:fill="FFFDF8"/>
+          </w:tcPr>
+          <w:p>
+            <w:pPr>
+              <w:bidi/>
+              <w:jc w:val="right"/>
+            </w:pPr>
+            <w:r>
+              <w:rPr>
+                <w:b w:val="false"/>
+                <w:bCs w:val="false"/>
+                <w:color w:val="17242D"/>
               </w:rPr>
               <w:t xml:space="preserve">שפרו אותו לאחר בדיקות של מקרה רגיל, קלט ריק ומקרה קצה.</w:t>
             </w:r>
@@ -2998,22 +4786,38 @@
       </w:tr>
       <w:tr>
         <w:tc>
-          <w:p>
-            <w:r>
-              <w:rPr>
-                <w:b/>
-                <w:bCs/>
+          <w:tcPr>
+            <w:shd w:fill="D4A72C"/>
+          </w:tcPr>
+          <w:p>
+            <w:pPr>
+              <w:bidi/>
+              <w:jc w:val="right"/>
+            </w:pPr>
+            <w:r>
+              <w:rPr>
+                <w:b/>
+                <w:bCs/>
+                <w:color w:val="FFFFFF"/>
               </w:rPr>
               <w:t xml:space="preserve">Gold</w:t>
             </w:r>
           </w:p>
         </w:tc>
         <w:tc>
-          <w:p>
-            <w:r>
-              <w:rPr>
-                <w:b w:val="false"/>
-                <w:bCs w:val="false"/>
+          <w:tcPr>
+            <w:shd w:fill="FFFDF8"/>
+          </w:tcPr>
+          <w:p>
+            <w:pPr>
+              <w:bidi/>
+              <w:jc w:val="right"/>
+            </w:pPr>
+            <w:r>
+              <w:rPr>
+                <w:b w:val="false"/>
+                <w:bCs w:val="false"/>
+                <w:color w:val="17242D"/>
               </w:rPr>
               <w:t xml:space="preserve">תנו לאדם נוסף לנסות את הכלי ושפרו חלק אחד בעקבות המשוב.</w:t>
             </w:r>
@@ -3029,10 +4833,17 @@
     <w:p>
       <w:pPr>
         <w:pStyle w:val="Title"/>
-        <w:bidi/>
-        <w:jc w:val="right"/>
-      </w:pPr>
-      <w:r>
+        <w:shd w:fill="4E356F"/>
+        <w:bidi/>
+        <w:spacing w:after="220"/>
+        <w:jc w:val="right"/>
+      </w:pPr>
+      <w:r>
+        <w:rPr>
+          <w:b/>
+          <w:bCs/>
+          <w:color w:val="FFFFFF"/>
+        </w:rPr>
         <w:t xml:space="preserve">מפגש 5: לשפר מרחב</w:t>
       </w:r>
     </w:p>
@@ -3042,21 +4853,34 @@
         <w:jc w:val="right"/>
       </w:pPr>
       <w:r>
+        <w:rPr>
+          <w:b w:val="false"/>
+          <w:bCs w:val="false"/>
+          <w:color w:val="17242D"/>
+        </w:rPr>
         <w:t xml:space="preserve">משתמשים ב-AI כדי לבחון רעיון לסידור חלל או לפרויקט פיזי, ואז בודקים אותו בעולם האמיתי.</w:t>
       </w:r>
     </w:p>
     <w:p>
       <w:pPr>
         <w:pStyle w:val="Heading1"/>
-        <w:bidi/>
-        <w:jc w:val="right"/>
-      </w:pPr>
-      <w:r>
+        <w:shd w:fill="F0EAFA"/>
+        <w:bidi/>
+        <w:spacing w:after="100" w:before="200"/>
+        <w:jc w:val="right"/>
+      </w:pPr>
+      <w:r>
+        <w:rPr>
+          <w:b/>
+          <w:bCs/>
+          <w:color w:val="4E356F"/>
+        </w:rPr>
         <w:t xml:space="preserve">1. אוספים פרמטרים</w:t>
       </w:r>
     </w:p>
     <w:tbl>
       <w:tblPr>
+        <w:bidiVisual/>
         <w:tblW w:type="pct" w:w="100%"/>
         <w:tblBorders>
           <w:top w:val="single" w:color="auto" w:sz="4"/>
@@ -3075,44 +4899,76 @@
       </w:tblGrid>
       <w:tr>
         <w:tc>
-          <w:p>
-            <w:r>
-              <w:rPr>
-                <w:b/>
-                <w:bCs/>
+          <w:tcPr>
+            <w:shd w:fill="4E356F"/>
+          </w:tcPr>
+          <w:p>
+            <w:pPr>
+              <w:bidi/>
+              <w:jc w:val="right"/>
+            </w:pPr>
+            <w:r>
+              <w:rPr>
+                <w:b/>
+                <w:bCs/>
+                <w:color w:val="FFFFFF"/>
               </w:rPr>
               <w:t xml:space="preserve">פרמטר / מדידה</w:t>
             </w:r>
           </w:p>
         </w:tc>
         <w:tc>
-          <w:p>
-            <w:r>
-              <w:rPr>
-                <w:b/>
-                <w:bCs/>
+          <w:tcPr>
+            <w:shd w:fill="4E356F"/>
+          </w:tcPr>
+          <w:p>
+            <w:pPr>
+              <w:bidi/>
+              <w:jc w:val="right"/>
+            </w:pPr>
+            <w:r>
+              <w:rPr>
+                <w:b/>
+                <w:bCs/>
+                <w:color w:val="FFFFFF"/>
               </w:rPr>
               <w:t xml:space="preserve">ערך</w:t>
             </w:r>
           </w:p>
         </w:tc>
         <w:tc>
-          <w:p>
-            <w:r>
-              <w:rPr>
-                <w:b/>
-                <w:bCs/>
+          <w:tcPr>
+            <w:shd w:fill="4E356F"/>
+          </w:tcPr>
+          <w:p>
+            <w:pPr>
+              <w:bidi/>
+              <w:jc w:val="right"/>
+            </w:pPr>
+            <w:r>
+              <w:rPr>
+                <w:b/>
+                <w:bCs/>
+                <w:color w:val="FFFFFF"/>
               </w:rPr>
               <w:t xml:space="preserve">נמדד, הוגדר, הונח או נגזר?</w:t>
             </w:r>
           </w:p>
         </w:tc>
         <w:tc>
-          <w:p>
-            <w:r>
-              <w:rPr>
-                <w:b/>
-                <w:bCs/>
+          <w:tcPr>
+            <w:shd w:fill="4E356F"/>
+          </w:tcPr>
+          <w:p>
+            <w:pPr>
+              <w:bidi/>
+              <w:jc w:val="right"/>
+            </w:pPr>
+            <w:r>
+              <w:rPr>
+                <w:b/>
+                <w:bCs/>
+                <w:color w:val="FFFFFF"/>
               </w:rPr>
               <w:t xml:space="preserve">מקור / הערה</w:t>
             </w:r>
@@ -3121,44 +4977,76 @@
       </w:tr>
       <w:tr>
         <w:tc>
-          <w:p>
-            <w:r>
-              <w:rPr>
-                <w:b w:val="false"/>
-                <w:bCs w:val="false"/>
-              </w:rPr>
-              <w:t xml:space="preserve"/>
-            </w:r>
-          </w:p>
-        </w:tc>
-        <w:tc>
-          <w:p>
-            <w:r>
-              <w:rPr>
-                <w:b w:val="false"/>
-                <w:bCs w:val="false"/>
-              </w:rPr>
-              <w:t xml:space="preserve"/>
-            </w:r>
-          </w:p>
-        </w:tc>
-        <w:tc>
-          <w:p>
-            <w:r>
-              <w:rPr>
-                <w:b w:val="false"/>
-                <w:bCs w:val="false"/>
-              </w:rPr>
-              <w:t xml:space="preserve"/>
-            </w:r>
-          </w:p>
-        </w:tc>
-        <w:tc>
-          <w:p>
-            <w:r>
-              <w:rPr>
-                <w:b w:val="false"/>
-                <w:bCs w:val="false"/>
+          <w:tcPr>
+            <w:shd w:fill="FFFFFF"/>
+          </w:tcPr>
+          <w:p>
+            <w:pPr>
+              <w:bidi/>
+              <w:jc w:val="right"/>
+            </w:pPr>
+            <w:r>
+              <w:rPr>
+                <w:b w:val="false"/>
+                <w:bCs w:val="false"/>
+                <w:color w:val="17242D"/>
+              </w:rPr>
+              <w:t xml:space="preserve"/>
+            </w:r>
+          </w:p>
+        </w:tc>
+        <w:tc>
+          <w:tcPr>
+            <w:shd w:fill="FFFFFF"/>
+          </w:tcPr>
+          <w:p>
+            <w:pPr>
+              <w:bidi/>
+              <w:jc w:val="right"/>
+            </w:pPr>
+            <w:r>
+              <w:rPr>
+                <w:b w:val="false"/>
+                <w:bCs w:val="false"/>
+                <w:color w:val="17242D"/>
+              </w:rPr>
+              <w:t xml:space="preserve"/>
+            </w:r>
+          </w:p>
+        </w:tc>
+        <w:tc>
+          <w:tcPr>
+            <w:shd w:fill="FFFFFF"/>
+          </w:tcPr>
+          <w:p>
+            <w:pPr>
+              <w:bidi/>
+              <w:jc w:val="right"/>
+            </w:pPr>
+            <w:r>
+              <w:rPr>
+                <w:b w:val="false"/>
+                <w:bCs w:val="false"/>
+                <w:color w:val="17242D"/>
+              </w:rPr>
+              <w:t xml:space="preserve"/>
+            </w:r>
+          </w:p>
+        </w:tc>
+        <w:tc>
+          <w:tcPr>
+            <w:shd w:fill="FFFFFF"/>
+          </w:tcPr>
+          <w:p>
+            <w:pPr>
+              <w:bidi/>
+              <w:jc w:val="right"/>
+            </w:pPr>
+            <w:r>
+              <w:rPr>
+                <w:b w:val="false"/>
+                <w:bCs w:val="false"/>
+                <w:color w:val="17242D"/>
               </w:rPr>
               <w:t xml:space="preserve"/>
             </w:r>
@@ -3167,44 +5055,76 @@
       </w:tr>
       <w:tr>
         <w:tc>
-          <w:p>
-            <w:r>
-              <w:rPr>
-                <w:b w:val="false"/>
-                <w:bCs w:val="false"/>
-              </w:rPr>
-              <w:t xml:space="preserve"/>
-            </w:r>
-          </w:p>
-        </w:tc>
-        <w:tc>
-          <w:p>
-            <w:r>
-              <w:rPr>
-                <w:b w:val="false"/>
-                <w:bCs w:val="false"/>
-              </w:rPr>
-              <w:t xml:space="preserve"/>
-            </w:r>
-          </w:p>
-        </w:tc>
-        <w:tc>
-          <w:p>
-            <w:r>
-              <w:rPr>
-                <w:b w:val="false"/>
-                <w:bCs w:val="false"/>
-              </w:rPr>
-              <w:t xml:space="preserve"/>
-            </w:r>
-          </w:p>
-        </w:tc>
-        <w:tc>
-          <w:p>
-            <w:r>
-              <w:rPr>
-                <w:b w:val="false"/>
-                <w:bCs w:val="false"/>
+          <w:tcPr>
+            <w:shd w:fill="FFFFFF"/>
+          </w:tcPr>
+          <w:p>
+            <w:pPr>
+              <w:bidi/>
+              <w:jc w:val="right"/>
+            </w:pPr>
+            <w:r>
+              <w:rPr>
+                <w:b w:val="false"/>
+                <w:bCs w:val="false"/>
+                <w:color w:val="17242D"/>
+              </w:rPr>
+              <w:t xml:space="preserve"/>
+            </w:r>
+          </w:p>
+        </w:tc>
+        <w:tc>
+          <w:tcPr>
+            <w:shd w:fill="FFFFFF"/>
+          </w:tcPr>
+          <w:p>
+            <w:pPr>
+              <w:bidi/>
+              <w:jc w:val="right"/>
+            </w:pPr>
+            <w:r>
+              <w:rPr>
+                <w:b w:val="false"/>
+                <w:bCs w:val="false"/>
+                <w:color w:val="17242D"/>
+              </w:rPr>
+              <w:t xml:space="preserve"/>
+            </w:r>
+          </w:p>
+        </w:tc>
+        <w:tc>
+          <w:tcPr>
+            <w:shd w:fill="FFFFFF"/>
+          </w:tcPr>
+          <w:p>
+            <w:pPr>
+              <w:bidi/>
+              <w:jc w:val="right"/>
+            </w:pPr>
+            <w:r>
+              <w:rPr>
+                <w:b w:val="false"/>
+                <w:bCs w:val="false"/>
+                <w:color w:val="17242D"/>
+              </w:rPr>
+              <w:t xml:space="preserve"/>
+            </w:r>
+          </w:p>
+        </w:tc>
+        <w:tc>
+          <w:tcPr>
+            <w:shd w:fill="FFFFFF"/>
+          </w:tcPr>
+          <w:p>
+            <w:pPr>
+              <w:bidi/>
+              <w:jc w:val="right"/>
+            </w:pPr>
+            <w:r>
+              <w:rPr>
+                <w:b w:val="false"/>
+                <w:bCs w:val="false"/>
+                <w:color w:val="17242D"/>
               </w:rPr>
               <w:t xml:space="preserve"/>
             </w:r>
@@ -3215,10 +5135,17 @@
     <w:p>
       <w:pPr>
         <w:pStyle w:val="Heading1"/>
-        <w:bidi/>
-        <w:jc w:val="right"/>
-      </w:pPr>
-      <w:r>
+        <w:shd w:fill="F0EAFA"/>
+        <w:bidi/>
+        <w:spacing w:after="100" w:before="200"/>
+        <w:jc w:val="right"/>
+      </w:pPr>
+      <w:r>
+        <w:rPr>
+          <w:b/>
+          <w:bCs/>
+          <w:color w:val="4E356F"/>
+        </w:rPr>
         <w:t xml:space="preserve">2. יוצרים ובוחנים את ההצעה</w:t>
       </w:r>
     </w:p>
@@ -3228,16 +5155,28 @@
         <w:jc w:val="right"/>
       </w:pPr>
       <w:r>
+        <w:rPr>
+          <w:b w:val="false"/>
+          <w:bCs w:val="false"/>
+          <w:color w:val="17242D"/>
+        </w:rPr>
         <w:t xml:space="preserve">שרטטו סידור, חומרים, כמויות, מרווחים ושימוש מתוכנן. סמנו כל הנחה שדורשת בדיקה פיזית.</w:t>
       </w:r>
     </w:p>
     <w:p>
       <w:pPr>
         <w:pStyle w:val="Heading1"/>
-        <w:bidi/>
-        <w:jc w:val="right"/>
-      </w:pPr>
-      <w:r>
+        <w:shd w:fill="F0EAFA"/>
+        <w:bidi/>
+        <w:spacing w:after="100" w:before="200"/>
+        <w:jc w:val="right"/>
+      </w:pPr>
+      <w:r>
+        <w:rPr>
+          <w:b/>
+          <w:bCs/>
+          <w:color w:val="4E356F"/>
+        </w:rPr>
         <w:t xml:space="preserve">3. בודקים התאמה</w:t>
       </w:r>
     </w:p>
@@ -3247,16 +5186,28 @@
         <w:jc w:val="right"/>
       </w:pPr>
       <w:r>
+        <w:rPr>
+          <w:b w:val="false"/>
+          <w:bCs w:val="false"/>
+          <w:color w:val="17242D"/>
+        </w:rPr>
         <w:t xml:space="preserve">מה גילתה בדיקה בנייר, קרטון, סרט הדבקה או בחלל עצמו? מה השתנה בתוכנית?</w:t>
       </w:r>
     </w:p>
     <w:p>
       <w:pPr>
         <w:pStyle w:val="Heading1"/>
-        <w:bidi/>
-        <w:jc w:val="right"/>
-      </w:pPr>
-      <w:r>
+        <w:shd w:fill="F0EAFA"/>
+        <w:bidi/>
+        <w:spacing w:after="100" w:before="200"/>
+        <w:jc w:val="right"/>
+      </w:pPr>
+      <w:r>
+        <w:rPr>
+          <w:b/>
+          <w:bCs/>
+          <w:color w:val="4E356F"/>
+        </w:rPr>
         <w:t xml:space="preserve">אימות וראיות</w:t>
       </w:r>
     </w:p>
@@ -3266,16 +5217,28 @@
         <w:jc w:val="right"/>
       </w:pPr>
       <w:r>
+        <w:rPr>
+          <w:b w:val="false"/>
+          <w:bCs w:val="false"/>
+          <w:color w:val="17242D"/>
+        </w:rPr>
         <w:t xml:space="preserve">שמרו מדידות, מקור/גרסה, טיוטה, תמונה או רישום מבדיקת ההתאמה ורשימת מגבלות כראיות.</w:t>
       </w:r>
     </w:p>
     <w:p>
       <w:pPr>
         <w:pStyle w:val="Heading1"/>
-        <w:bidi/>
-        <w:jc w:val="right"/>
-      </w:pPr>
-      <w:r>
+        <w:shd w:fill="F0EAFA"/>
+        <w:bidi/>
+        <w:spacing w:after="100" w:before="200"/>
+        <w:jc w:val="right"/>
+      </w:pPr>
+      <w:r>
+        <w:rPr>
+          <w:b/>
+          <w:bCs/>
+          <w:color w:val="4E356F"/>
+        </w:rPr>
         <w:t xml:space="preserve">רפלקציה ושיקול דעת אנושי</w:t>
       </w:r>
     </w:p>
@@ -3285,16 +5248,27 @@
         <w:jc w:val="right"/>
       </w:pPr>
       <w:r>
+        <w:rPr>
+          <w:b w:val="false"/>
+          <w:bCs w:val="false"/>
+          <w:color w:val="17242D"/>
+        </w:rPr>
         <w:t xml:space="preserve">איזה פרמטר דורש מדידה נוספת? מה תשנו לפני יצירה או קנייה?</w:t>
       </w:r>
     </w:p>
     <w:p>
       <w:pPr>
         <w:pStyle w:val="Heading1"/>
-        <w:bidi/>
-        <w:jc w:val="right"/>
-      </w:pPr>
-      <w:r>
+        <w:shd w:fill="F0EAFA"/>
+        <w:bidi/>
+        <w:jc w:val="right"/>
+      </w:pPr>
+      <w:r>
+        <w:rPr>
+          <w:b/>
+          <w:bCs/>
+          <w:color w:val="4E356F"/>
+        </w:rPr>
         <w:t xml:space="preserve">בחירת רמת המשימה</w:t>
       </w:r>
     </w:p>
@@ -3309,6 +5283,7 @@
     </w:p>
     <w:tbl>
       <w:tblPr>
+        <w:bidiVisual/>
         <w:tblW w:type="pct" w:w="100%"/>
         <w:tblBorders>
           <w:top w:val="single" w:color="auto" w:sz="4"/>
@@ -3325,22 +5300,38 @@
       </w:tblGrid>
       <w:tr>
         <w:tc>
-          <w:p>
-            <w:r>
-              <w:rPr>
-                <w:b/>
-                <w:bCs/>
+          <w:tcPr>
+            <w:shd w:fill="4E356F"/>
+          </w:tcPr>
+          <w:p>
+            <w:pPr>
+              <w:bidi/>
+              <w:jc w:val="right"/>
+            </w:pPr>
+            <w:r>
+              <w:rPr>
+                <w:b/>
+                <w:bCs/>
+                <w:color w:val="FFFFFF"/>
               </w:rPr>
               <w:t xml:space="preserve">רמה</w:t>
             </w:r>
           </w:p>
         </w:tc>
         <w:tc>
-          <w:p>
-            <w:r>
-              <w:rPr>
-                <w:b/>
-                <w:bCs/>
+          <w:tcPr>
+            <w:shd w:fill="4E356F"/>
+          </w:tcPr>
+          <w:p>
+            <w:pPr>
+              <w:bidi/>
+              <w:jc w:val="right"/>
+            </w:pPr>
+            <w:r>
+              <w:rPr>
+                <w:b/>
+                <w:bCs/>
+                <w:color w:val="FFFFFF"/>
               </w:rPr>
               <w:t xml:space="preserve">המשימה</w:t>
             </w:r>
@@ -3349,22 +5340,38 @@
       </w:tr>
       <w:tr>
         <w:tc>
-          <w:p>
-            <w:r>
-              <w:rPr>
-                <w:b/>
-                <w:bCs/>
+          <w:tcPr>
+            <w:shd w:fill="C98A2E"/>
+          </w:tcPr>
+          <w:p>
+            <w:pPr>
+              <w:bidi/>
+              <w:jc w:val="right"/>
+            </w:pPr>
+            <w:r>
+              <w:rPr>
+                <w:b/>
+                <w:bCs/>
+                <w:color w:val="FFFFFF"/>
               </w:rPr>
               <w:t xml:space="preserve">Bronze</w:t>
             </w:r>
           </w:p>
         </w:tc>
         <w:tc>
-          <w:p>
-            <w:r>
-              <w:rPr>
-                <w:b w:val="false"/>
-                <w:bCs w:val="false"/>
+          <w:tcPr>
+            <w:shd w:fill="FFFDF8"/>
+          </w:tcPr>
+          <w:p>
+            <w:pPr>
+              <w:bidi/>
+              <w:jc w:val="right"/>
+            </w:pPr>
+            <w:r>
+              <w:rPr>
+                <w:b w:val="false"/>
+                <w:bCs w:val="false"/>
+                <w:color w:val="17242D"/>
               </w:rPr>
               <w:t xml:space="preserve">אספו את המדידות החשובות וצרו הצעה אחת לסידור.</w:t>
             </w:r>
@@ -3373,22 +5380,38 @@
       </w:tr>
       <w:tr>
         <w:tc>
-          <w:p>
-            <w:r>
-              <w:rPr>
-                <w:b/>
-                <w:bCs/>
+          <w:tcPr>
+            <w:shd w:fill="94A3B8"/>
+          </w:tcPr>
+          <w:p>
+            <w:pPr>
+              <w:bidi/>
+              <w:jc w:val="right"/>
+            </w:pPr>
+            <w:r>
+              <w:rPr>
+                <w:b/>
+                <w:bCs/>
+                <w:color w:val="FFFFFF"/>
               </w:rPr>
               <w:t xml:space="preserve">Silver</w:t>
             </w:r>
           </w:p>
         </w:tc>
         <w:tc>
-          <w:p>
-            <w:r>
-              <w:rPr>
-                <w:b w:val="false"/>
-                <w:bCs w:val="false"/>
+          <w:tcPr>
+            <w:shd w:fill="FFFDF8"/>
+          </w:tcPr>
+          <w:p>
+            <w:pPr>
+              <w:bidi/>
+              <w:jc w:val="right"/>
+            </w:pPr>
+            <w:r>
+              <w:rPr>
+                <w:b w:val="false"/>
+                <w:bCs w:val="false"/>
+                <w:color w:val="17242D"/>
               </w:rPr>
               <w:t xml:space="preserve">בצעו בדיקת התאמה פיזית ועדכנו את ההצעה לפי הממצאים.</w:t>
             </w:r>
@@ -3397,22 +5420,38 @@
       </w:tr>
       <w:tr>
         <w:tc>
-          <w:p>
-            <w:r>
-              <w:rPr>
-                <w:b/>
-                <w:bCs/>
+          <w:tcPr>
+            <w:shd w:fill="D4A72C"/>
+          </w:tcPr>
+          <w:p>
+            <w:pPr>
+              <w:bidi/>
+              <w:jc w:val="right"/>
+            </w:pPr>
+            <w:r>
+              <w:rPr>
+                <w:b/>
+                <w:bCs/>
+                <w:color w:val="FFFFFF"/>
               </w:rPr>
               <w:t xml:space="preserve">Gold</w:t>
             </w:r>
           </w:p>
         </w:tc>
         <w:tc>
-          <w:p>
-            <w:r>
-              <w:rPr>
-                <w:b w:val="false"/>
-                <w:bCs w:val="false"/>
+          <w:tcPr>
+            <w:shd w:fill="FFFDF8"/>
+          </w:tcPr>
+          <w:p>
+            <w:pPr>
+              <w:bidi/>
+              <w:jc w:val="right"/>
+            </w:pPr>
+            <w:r>
+              <w:rPr>
+                <w:b w:val="false"/>
+                <w:bCs w:val="false"/>
+                <w:color w:val="17242D"/>
               </w:rPr>
               <w:t xml:space="preserve">בנו אב־טיפוס של רכיב אחד בנייר, קרטון או סרט הדבקה ותעדו את השיפור.</w:t>
             </w:r>
@@ -3428,10 +5467,17 @@
     <w:p>
       <w:pPr>
         <w:pStyle w:val="Title"/>
-        <w:bidi/>
-        <w:jc w:val="right"/>
-      </w:pPr>
-      <w:r>
+        <w:shd w:fill="4E356F"/>
+        <w:bidi/>
+        <w:spacing w:after="220"/>
+        <w:jc w:val="right"/>
+      </w:pPr>
+      <w:r>
+        <w:rPr>
+          <w:b/>
+          <w:bCs/>
+          <w:color w:val="FFFFFF"/>
+        </w:rPr>
         <w:t xml:space="preserve">מפגש 6: לספר סיפור חזותי אמין</w:t>
       </w:r>
     </w:p>
@@ -3441,21 +5487,34 @@
         <w:jc w:val="right"/>
       </w:pPr>
       <w:r>
+        <w:rPr>
+          <w:b w:val="false"/>
+          <w:bCs w:val="false"/>
+          <w:color w:val="17242D"/>
+        </w:rPr>
         <w:t xml:space="preserve">מתכננים סיפור חזותי קצר שהקהל שלו יכול להבין מה אמיתי, נבחר, נערך או נוצר.</w:t>
       </w:r>
     </w:p>
     <w:p>
       <w:pPr>
         <w:pStyle w:val="Heading1"/>
-        <w:bidi/>
-        <w:jc w:val="right"/>
-      </w:pPr>
-      <w:r>
+        <w:shd w:fill="F0EAFA"/>
+        <w:bidi/>
+        <w:spacing w:after="100" w:before="200"/>
+        <w:jc w:val="right"/>
+      </w:pPr>
+      <w:r>
+        <w:rPr>
+          <w:b/>
+          <w:bCs/>
+          <w:color w:val="4E356F"/>
+        </w:rPr>
         <w:t xml:space="preserve">1. מגדירים את חוזה הסיפור</w:t>
       </w:r>
     </w:p>
     <w:tbl>
       <w:tblPr>
+        <w:bidiVisual/>
         <w:tblW w:type="pct" w:w="100%"/>
         <w:tblBorders>
           <w:top w:val="single" w:color="auto" w:sz="4"/>
@@ -3475,55 +5534,95 @@
       </w:tblGrid>
       <w:tr>
         <w:tc>
-          <w:p>
-            <w:r>
-              <w:rPr>
-                <w:b/>
-                <w:bCs/>
+          <w:tcPr>
+            <w:shd w:fill="4E356F"/>
+          </w:tcPr>
+          <w:p>
+            <w:pPr>
+              <w:bidi/>
+              <w:jc w:val="right"/>
+            </w:pPr>
+            <w:r>
+              <w:rPr>
+                <w:b/>
+                <w:bCs/>
+                <w:color w:val="FFFFFF"/>
               </w:rPr>
               <w:t xml:space="preserve">מטרה וקהל</w:t>
             </w:r>
           </w:p>
         </w:tc>
         <w:tc>
-          <w:p>
-            <w:r>
-              <w:rPr>
-                <w:b/>
-                <w:bCs/>
+          <w:tcPr>
+            <w:shd w:fill="4E356F"/>
+          </w:tcPr>
+          <w:p>
+            <w:pPr>
+              <w:bidi/>
+              <w:jc w:val="right"/>
+            </w:pPr>
+            <w:r>
+              <w:rPr>
+                <w:b/>
+                <w:bCs/>
+                <w:color w:val="FFFFFF"/>
               </w:rPr>
               <w:t xml:space="preserve">מסר מרכזי</w:t>
             </w:r>
           </w:p>
         </w:tc>
         <w:tc>
-          <w:p>
-            <w:r>
-              <w:rPr>
-                <w:b/>
-                <w:bCs/>
+          <w:tcPr>
+            <w:shd w:fill="4E356F"/>
+          </w:tcPr>
+          <w:p>
+            <w:pPr>
+              <w:bidi/>
+              <w:jc w:val="right"/>
+            </w:pPr>
+            <w:r>
+              <w:rPr>
+                <w:b/>
+                <w:bCs/>
+                <w:color w:val="FFFFFF"/>
               </w:rPr>
               <w:t xml:space="preserve">פורמט</w:t>
             </w:r>
           </w:p>
         </w:tc>
         <w:tc>
-          <w:p>
-            <w:r>
-              <w:rPr>
-                <w:b/>
-                <w:bCs/>
+          <w:tcPr>
+            <w:shd w:fill="4E356F"/>
+          </w:tcPr>
+          <w:p>
+            <w:pPr>
+              <w:bidi/>
+              <w:jc w:val="right"/>
+            </w:pPr>
+            <w:r>
+              <w:rPr>
+                <w:b/>
+                <w:bCs/>
+                <w:color w:val="FFFFFF"/>
               </w:rPr>
               <w:t xml:space="preserve">נכסי מקור</w:t>
             </w:r>
           </w:p>
         </w:tc>
         <w:tc>
-          <w:p>
-            <w:r>
-              <w:rPr>
-                <w:b/>
-                <w:bCs/>
+          <w:tcPr>
+            <w:shd w:fill="4E356F"/>
+          </w:tcPr>
+          <w:p>
+            <w:pPr>
+              <w:bidi/>
+              <w:jc w:val="right"/>
+            </w:pPr>
+            <w:r>
+              <w:rPr>
+                <w:b/>
+                <w:bCs/>
+                <w:color w:val="FFFFFF"/>
               </w:rPr>
               <w:t xml:space="preserve">הסכמה / רשות</w:t>
             </w:r>
@@ -3532,55 +5631,95 @@
       </w:tr>
       <w:tr>
         <w:tc>
-          <w:p>
-            <w:r>
-              <w:rPr>
-                <w:b w:val="false"/>
-                <w:bCs w:val="false"/>
-              </w:rPr>
-              <w:t xml:space="preserve"/>
-            </w:r>
-          </w:p>
-        </w:tc>
-        <w:tc>
-          <w:p>
-            <w:r>
-              <w:rPr>
-                <w:b w:val="false"/>
-                <w:bCs w:val="false"/>
-              </w:rPr>
-              <w:t xml:space="preserve"/>
-            </w:r>
-          </w:p>
-        </w:tc>
-        <w:tc>
-          <w:p>
-            <w:r>
-              <w:rPr>
-                <w:b w:val="false"/>
-                <w:bCs w:val="false"/>
-              </w:rPr>
-              <w:t xml:space="preserve"/>
-            </w:r>
-          </w:p>
-        </w:tc>
-        <w:tc>
-          <w:p>
-            <w:r>
-              <w:rPr>
-                <w:b w:val="false"/>
-                <w:bCs w:val="false"/>
-              </w:rPr>
-              <w:t xml:space="preserve"/>
-            </w:r>
-          </w:p>
-        </w:tc>
-        <w:tc>
-          <w:p>
-            <w:r>
-              <w:rPr>
-                <w:b w:val="false"/>
-                <w:bCs w:val="false"/>
+          <w:tcPr>
+            <w:shd w:fill="FFFFFF"/>
+          </w:tcPr>
+          <w:p>
+            <w:pPr>
+              <w:bidi/>
+              <w:jc w:val="right"/>
+            </w:pPr>
+            <w:r>
+              <w:rPr>
+                <w:b w:val="false"/>
+                <w:bCs w:val="false"/>
+                <w:color w:val="17242D"/>
+              </w:rPr>
+              <w:t xml:space="preserve"/>
+            </w:r>
+          </w:p>
+        </w:tc>
+        <w:tc>
+          <w:tcPr>
+            <w:shd w:fill="FFFFFF"/>
+          </w:tcPr>
+          <w:p>
+            <w:pPr>
+              <w:bidi/>
+              <w:jc w:val="right"/>
+            </w:pPr>
+            <w:r>
+              <w:rPr>
+                <w:b w:val="false"/>
+                <w:bCs w:val="false"/>
+                <w:color w:val="17242D"/>
+              </w:rPr>
+              <w:t xml:space="preserve"/>
+            </w:r>
+          </w:p>
+        </w:tc>
+        <w:tc>
+          <w:tcPr>
+            <w:shd w:fill="FFFFFF"/>
+          </w:tcPr>
+          <w:p>
+            <w:pPr>
+              <w:bidi/>
+              <w:jc w:val="right"/>
+            </w:pPr>
+            <w:r>
+              <w:rPr>
+                <w:b w:val="false"/>
+                <w:bCs w:val="false"/>
+                <w:color w:val="17242D"/>
+              </w:rPr>
+              <w:t xml:space="preserve"/>
+            </w:r>
+          </w:p>
+        </w:tc>
+        <w:tc>
+          <w:tcPr>
+            <w:shd w:fill="FFFFFF"/>
+          </w:tcPr>
+          <w:p>
+            <w:pPr>
+              <w:bidi/>
+              <w:jc w:val="right"/>
+            </w:pPr>
+            <w:r>
+              <w:rPr>
+                <w:b w:val="false"/>
+                <w:bCs w:val="false"/>
+                <w:color w:val="17242D"/>
+              </w:rPr>
+              <w:t xml:space="preserve"/>
+            </w:r>
+          </w:p>
+        </w:tc>
+        <w:tc>
+          <w:tcPr>
+            <w:shd w:fill="FFFFFF"/>
+          </w:tcPr>
+          <w:p>
+            <w:pPr>
+              <w:bidi/>
+              <w:jc w:val="right"/>
+            </w:pPr>
+            <w:r>
+              <w:rPr>
+                <w:b w:val="false"/>
+                <w:bCs w:val="false"/>
+                <w:color w:val="17242D"/>
               </w:rPr>
               <w:t xml:space="preserve"/>
             </w:r>
@@ -3591,15 +5730,23 @@
     <w:p>
       <w:pPr>
         <w:pStyle w:val="Heading1"/>
-        <w:bidi/>
-        <w:jc w:val="right"/>
-      </w:pPr>
-      <w:r>
+        <w:shd w:fill="F0EAFA"/>
+        <w:bidi/>
+        <w:spacing w:after="100" w:before="200"/>
+        <w:jc w:val="right"/>
+      </w:pPr>
+      <w:r>
+        <w:rPr>
+          <w:b/>
+          <w:bCs/>
+          <w:color w:val="4E356F"/>
+        </w:rPr>
         <w:t xml:space="preserve">2. בונים סטוריבורד</w:t>
       </w:r>
     </w:p>
     <w:tbl>
       <w:tblPr>
+        <w:bidiVisual/>
         <w:tblW w:type="pct" w:w="100%"/>
         <w:tblBorders>
           <w:top w:val="single" w:color="auto" w:sz="4"/>
@@ -3619,55 +5766,95 @@
       </w:tblGrid>
       <w:tr>
         <w:tc>
-          <w:p>
-            <w:r>
-              <w:rPr>
-                <w:b/>
-                <w:bCs/>
+          <w:tcPr>
+            <w:shd w:fill="4E356F"/>
+          </w:tcPr>
+          <w:p>
+            <w:pPr>
+              <w:bidi/>
+              <w:jc w:val="right"/>
+            </w:pPr>
+            <w:r>
+              <w:rPr>
+                <w:b/>
+                <w:bCs/>
+                <w:color w:val="FFFFFF"/>
               </w:rPr>
               <w:t xml:space="preserve">פריים</w:t>
             </w:r>
           </w:p>
         </w:tc>
         <w:tc>
-          <w:p>
-            <w:r>
-              <w:rPr>
-                <w:b/>
-                <w:bCs/>
+          <w:tcPr>
+            <w:shd w:fill="4E356F"/>
+          </w:tcPr>
+          <w:p>
+            <w:pPr>
+              <w:bidi/>
+              <w:jc w:val="right"/>
+            </w:pPr>
+            <w:r>
+              <w:rPr>
+                <w:b/>
+                <w:bCs/>
+                <w:color w:val="FFFFFF"/>
               </w:rPr>
               <w:t xml:space="preserve">מה הקהל רואה</w:t>
             </w:r>
           </w:p>
         </w:tc>
         <w:tc>
-          <w:p>
-            <w:r>
-              <w:rPr>
-                <w:b/>
-                <w:bCs/>
+          <w:tcPr>
+            <w:shd w:fill="4E356F"/>
+          </w:tcPr>
+          <w:p>
+            <w:pPr>
+              <w:bidi/>
+              <w:jc w:val="right"/>
+            </w:pPr>
+            <w:r>
+              <w:rPr>
+                <w:b/>
+                <w:bCs/>
+                <w:color w:val="FFFFFF"/>
               </w:rPr>
               <w:t xml:space="preserve">כיתוב / קול</w:t>
             </w:r>
           </w:p>
         </w:tc>
         <w:tc>
-          <w:p>
-            <w:r>
-              <w:rPr>
-                <w:b/>
-                <w:bCs/>
+          <w:tcPr>
+            <w:shd w:fill="4E356F"/>
+          </w:tcPr>
+          <w:p>
+            <w:pPr>
+              <w:bidi/>
+              <w:jc w:val="right"/>
+            </w:pPr>
+            <w:r>
+              <w:rPr>
+                <w:b/>
+                <w:bCs/>
+                <w:color w:val="FFFFFF"/>
               </w:rPr>
               <w:t xml:space="preserve">נגישות</w:t>
             </w:r>
           </w:p>
         </w:tc>
         <w:tc>
-          <w:p>
-            <w:r>
-              <w:rPr>
-                <w:b/>
-                <w:bCs/>
+          <w:tcPr>
+            <w:shd w:fill="4E356F"/>
+          </w:tcPr>
+          <w:p>
+            <w:pPr>
+              <w:bidi/>
+              <w:jc w:val="right"/>
+            </w:pPr>
+            <w:r>
+              <w:rPr>
+                <w:b/>
+                <w:bCs/>
+                <w:color w:val="FFFFFF"/>
               </w:rPr>
               <w:t xml:space="preserve">סימון נדרש?</w:t>
             </w:r>
@@ -3676,55 +5863,95 @@
       </w:tr>
       <w:tr>
         <w:tc>
-          <w:p>
-            <w:r>
-              <w:rPr>
-                <w:b w:val="false"/>
-                <w:bCs w:val="false"/>
+          <w:tcPr>
+            <w:shd w:fill="FFFFFF"/>
+          </w:tcPr>
+          <w:p>
+            <w:pPr>
+              <w:bidi/>
+              <w:jc w:val="right"/>
+            </w:pPr>
+            <w:r>
+              <w:rPr>
+                <w:b w:val="false"/>
+                <w:bCs w:val="false"/>
+                <w:color w:val="17242D"/>
               </w:rPr>
               <w:t xml:space="preserve">1</w:t>
             </w:r>
           </w:p>
         </w:tc>
         <w:tc>
-          <w:p>
-            <w:r>
-              <w:rPr>
-                <w:b w:val="false"/>
-                <w:bCs w:val="false"/>
-              </w:rPr>
-              <w:t xml:space="preserve"/>
-            </w:r>
-          </w:p>
-        </w:tc>
-        <w:tc>
-          <w:p>
-            <w:r>
-              <w:rPr>
-                <w:b w:val="false"/>
-                <w:bCs w:val="false"/>
-              </w:rPr>
-              <w:t xml:space="preserve"/>
-            </w:r>
-          </w:p>
-        </w:tc>
-        <w:tc>
-          <w:p>
-            <w:r>
-              <w:rPr>
-                <w:b w:val="false"/>
-                <w:bCs w:val="false"/>
-              </w:rPr>
-              <w:t xml:space="preserve"/>
-            </w:r>
-          </w:p>
-        </w:tc>
-        <w:tc>
-          <w:p>
-            <w:r>
-              <w:rPr>
-                <w:b w:val="false"/>
-                <w:bCs w:val="false"/>
+          <w:tcPr>
+            <w:shd w:fill="FFFFFF"/>
+          </w:tcPr>
+          <w:p>
+            <w:pPr>
+              <w:bidi/>
+              <w:jc w:val="right"/>
+            </w:pPr>
+            <w:r>
+              <w:rPr>
+                <w:b w:val="false"/>
+                <w:bCs w:val="false"/>
+                <w:color w:val="17242D"/>
+              </w:rPr>
+              <w:t xml:space="preserve"/>
+            </w:r>
+          </w:p>
+        </w:tc>
+        <w:tc>
+          <w:tcPr>
+            <w:shd w:fill="FFFFFF"/>
+          </w:tcPr>
+          <w:p>
+            <w:pPr>
+              <w:bidi/>
+              <w:jc w:val="right"/>
+            </w:pPr>
+            <w:r>
+              <w:rPr>
+                <w:b w:val="false"/>
+                <w:bCs w:val="false"/>
+                <w:color w:val="17242D"/>
+              </w:rPr>
+              <w:t xml:space="preserve"/>
+            </w:r>
+          </w:p>
+        </w:tc>
+        <w:tc>
+          <w:tcPr>
+            <w:shd w:fill="FFFFFF"/>
+          </w:tcPr>
+          <w:p>
+            <w:pPr>
+              <w:bidi/>
+              <w:jc w:val="right"/>
+            </w:pPr>
+            <w:r>
+              <w:rPr>
+                <w:b w:val="false"/>
+                <w:bCs w:val="false"/>
+                <w:color w:val="17242D"/>
+              </w:rPr>
+              <w:t xml:space="preserve"/>
+            </w:r>
+          </w:p>
+        </w:tc>
+        <w:tc>
+          <w:tcPr>
+            <w:shd w:fill="FFFFFF"/>
+          </w:tcPr>
+          <w:p>
+            <w:pPr>
+              <w:bidi/>
+              <w:jc w:val="right"/>
+            </w:pPr>
+            <w:r>
+              <w:rPr>
+                <w:b w:val="false"/>
+                <w:bCs w:val="false"/>
+                <w:color w:val="17242D"/>
               </w:rPr>
               <w:t xml:space="preserve"/>
             </w:r>
@@ -3733,55 +5960,95 @@
       </w:tr>
       <w:tr>
         <w:tc>
-          <w:p>
-            <w:r>
-              <w:rPr>
-                <w:b w:val="false"/>
-                <w:bCs w:val="false"/>
+          <w:tcPr>
+            <w:shd w:fill="FFFFFF"/>
+          </w:tcPr>
+          <w:p>
+            <w:pPr>
+              <w:bidi/>
+              <w:jc w:val="right"/>
+            </w:pPr>
+            <w:r>
+              <w:rPr>
+                <w:b w:val="false"/>
+                <w:bCs w:val="false"/>
+                <w:color w:val="17242D"/>
               </w:rPr>
               <w:t xml:space="preserve">2</w:t>
             </w:r>
           </w:p>
         </w:tc>
         <w:tc>
-          <w:p>
-            <w:r>
-              <w:rPr>
-                <w:b w:val="false"/>
-                <w:bCs w:val="false"/>
-              </w:rPr>
-              <w:t xml:space="preserve"/>
-            </w:r>
-          </w:p>
-        </w:tc>
-        <w:tc>
-          <w:p>
-            <w:r>
-              <w:rPr>
-                <w:b w:val="false"/>
-                <w:bCs w:val="false"/>
-              </w:rPr>
-              <w:t xml:space="preserve"/>
-            </w:r>
-          </w:p>
-        </w:tc>
-        <w:tc>
-          <w:p>
-            <w:r>
-              <w:rPr>
-                <w:b w:val="false"/>
-                <w:bCs w:val="false"/>
-              </w:rPr>
-              <w:t xml:space="preserve"/>
-            </w:r>
-          </w:p>
-        </w:tc>
-        <w:tc>
-          <w:p>
-            <w:r>
-              <w:rPr>
-                <w:b w:val="false"/>
-                <w:bCs w:val="false"/>
+          <w:tcPr>
+            <w:shd w:fill="FFFFFF"/>
+          </w:tcPr>
+          <w:p>
+            <w:pPr>
+              <w:bidi/>
+              <w:jc w:val="right"/>
+            </w:pPr>
+            <w:r>
+              <w:rPr>
+                <w:b w:val="false"/>
+                <w:bCs w:val="false"/>
+                <w:color w:val="17242D"/>
+              </w:rPr>
+              <w:t xml:space="preserve"/>
+            </w:r>
+          </w:p>
+        </w:tc>
+        <w:tc>
+          <w:tcPr>
+            <w:shd w:fill="FFFFFF"/>
+          </w:tcPr>
+          <w:p>
+            <w:pPr>
+              <w:bidi/>
+              <w:jc w:val="right"/>
+            </w:pPr>
+            <w:r>
+              <w:rPr>
+                <w:b w:val="false"/>
+                <w:bCs w:val="false"/>
+                <w:color w:val="17242D"/>
+              </w:rPr>
+              <w:t xml:space="preserve"/>
+            </w:r>
+          </w:p>
+        </w:tc>
+        <w:tc>
+          <w:tcPr>
+            <w:shd w:fill="FFFFFF"/>
+          </w:tcPr>
+          <w:p>
+            <w:pPr>
+              <w:bidi/>
+              <w:jc w:val="right"/>
+            </w:pPr>
+            <w:r>
+              <w:rPr>
+                <w:b w:val="false"/>
+                <w:bCs w:val="false"/>
+                <w:color w:val="17242D"/>
+              </w:rPr>
+              <w:t xml:space="preserve"/>
+            </w:r>
+          </w:p>
+        </w:tc>
+        <w:tc>
+          <w:tcPr>
+            <w:shd w:fill="FFFFFF"/>
+          </w:tcPr>
+          <w:p>
+            <w:pPr>
+              <w:bidi/>
+              <w:jc w:val="right"/>
+            </w:pPr>
+            <w:r>
+              <w:rPr>
+                <w:b w:val="false"/>
+                <w:bCs w:val="false"/>
+                <w:color w:val="17242D"/>
               </w:rPr>
               <w:t xml:space="preserve"/>
             </w:r>
@@ -3790,55 +6057,95 @@
       </w:tr>
       <w:tr>
         <w:tc>
-          <w:p>
-            <w:r>
-              <w:rPr>
-                <w:b w:val="false"/>
-                <w:bCs w:val="false"/>
+          <w:tcPr>
+            <w:shd w:fill="FFFFFF"/>
+          </w:tcPr>
+          <w:p>
+            <w:pPr>
+              <w:bidi/>
+              <w:jc w:val="right"/>
+            </w:pPr>
+            <w:r>
+              <w:rPr>
+                <w:b w:val="false"/>
+                <w:bCs w:val="false"/>
+                <w:color w:val="17242D"/>
               </w:rPr>
               <w:t xml:space="preserve">3</w:t>
             </w:r>
           </w:p>
         </w:tc>
         <w:tc>
-          <w:p>
-            <w:r>
-              <w:rPr>
-                <w:b w:val="false"/>
-                <w:bCs w:val="false"/>
-              </w:rPr>
-              <w:t xml:space="preserve"/>
-            </w:r>
-          </w:p>
-        </w:tc>
-        <w:tc>
-          <w:p>
-            <w:r>
-              <w:rPr>
-                <w:b w:val="false"/>
-                <w:bCs w:val="false"/>
-              </w:rPr>
-              <w:t xml:space="preserve"/>
-            </w:r>
-          </w:p>
-        </w:tc>
-        <w:tc>
-          <w:p>
-            <w:r>
-              <w:rPr>
-                <w:b w:val="false"/>
-                <w:bCs w:val="false"/>
-              </w:rPr>
-              <w:t xml:space="preserve"/>
-            </w:r>
-          </w:p>
-        </w:tc>
-        <w:tc>
-          <w:p>
-            <w:r>
-              <w:rPr>
-                <w:b w:val="false"/>
-                <w:bCs w:val="false"/>
+          <w:tcPr>
+            <w:shd w:fill="FFFFFF"/>
+          </w:tcPr>
+          <w:p>
+            <w:pPr>
+              <w:bidi/>
+              <w:jc w:val="right"/>
+            </w:pPr>
+            <w:r>
+              <w:rPr>
+                <w:b w:val="false"/>
+                <w:bCs w:val="false"/>
+                <w:color w:val="17242D"/>
+              </w:rPr>
+              <w:t xml:space="preserve"/>
+            </w:r>
+          </w:p>
+        </w:tc>
+        <w:tc>
+          <w:tcPr>
+            <w:shd w:fill="FFFFFF"/>
+          </w:tcPr>
+          <w:p>
+            <w:pPr>
+              <w:bidi/>
+              <w:jc w:val="right"/>
+            </w:pPr>
+            <w:r>
+              <w:rPr>
+                <w:b w:val="false"/>
+                <w:bCs w:val="false"/>
+                <w:color w:val="17242D"/>
+              </w:rPr>
+              <w:t xml:space="preserve"/>
+            </w:r>
+          </w:p>
+        </w:tc>
+        <w:tc>
+          <w:tcPr>
+            <w:shd w:fill="FFFFFF"/>
+          </w:tcPr>
+          <w:p>
+            <w:pPr>
+              <w:bidi/>
+              <w:jc w:val="right"/>
+            </w:pPr>
+            <w:r>
+              <w:rPr>
+                <w:b w:val="false"/>
+                <w:bCs w:val="false"/>
+                <w:color w:val="17242D"/>
+              </w:rPr>
+              <w:t xml:space="preserve"/>
+            </w:r>
+          </w:p>
+        </w:tc>
+        <w:tc>
+          <w:tcPr>
+            <w:shd w:fill="FFFFFF"/>
+          </w:tcPr>
+          <w:p>
+            <w:pPr>
+              <w:bidi/>
+              <w:jc w:val="right"/>
+            </w:pPr>
+            <w:r>
+              <w:rPr>
+                <w:b w:val="false"/>
+                <w:bCs w:val="false"/>
+                <w:color w:val="17242D"/>
               </w:rPr>
               <w:t xml:space="preserve"/>
             </w:r>
@@ -3847,55 +6154,95 @@
       </w:tr>
       <w:tr>
         <w:tc>
-          <w:p>
-            <w:r>
-              <w:rPr>
-                <w:b w:val="false"/>
-                <w:bCs w:val="false"/>
+          <w:tcPr>
+            <w:shd w:fill="FFFFFF"/>
+          </w:tcPr>
+          <w:p>
+            <w:pPr>
+              <w:bidi/>
+              <w:jc w:val="right"/>
+            </w:pPr>
+            <w:r>
+              <w:rPr>
+                <w:b w:val="false"/>
+                <w:bCs w:val="false"/>
+                <w:color w:val="17242D"/>
               </w:rPr>
               <w:t xml:space="preserve">4</w:t>
             </w:r>
           </w:p>
         </w:tc>
         <w:tc>
-          <w:p>
-            <w:r>
-              <w:rPr>
-                <w:b w:val="false"/>
-                <w:bCs w:val="false"/>
-              </w:rPr>
-              <w:t xml:space="preserve"/>
-            </w:r>
-          </w:p>
-        </w:tc>
-        <w:tc>
-          <w:p>
-            <w:r>
-              <w:rPr>
-                <w:b w:val="false"/>
-                <w:bCs w:val="false"/>
-              </w:rPr>
-              <w:t xml:space="preserve"/>
-            </w:r>
-          </w:p>
-        </w:tc>
-        <w:tc>
-          <w:p>
-            <w:r>
-              <w:rPr>
-                <w:b w:val="false"/>
-                <w:bCs w:val="false"/>
-              </w:rPr>
-              <w:t xml:space="preserve"/>
-            </w:r>
-          </w:p>
-        </w:tc>
-        <w:tc>
-          <w:p>
-            <w:r>
-              <w:rPr>
-                <w:b w:val="false"/>
-                <w:bCs w:val="false"/>
+          <w:tcPr>
+            <w:shd w:fill="FFFFFF"/>
+          </w:tcPr>
+          <w:p>
+            <w:pPr>
+              <w:bidi/>
+              <w:jc w:val="right"/>
+            </w:pPr>
+            <w:r>
+              <w:rPr>
+                <w:b w:val="false"/>
+                <w:bCs w:val="false"/>
+                <w:color w:val="17242D"/>
+              </w:rPr>
+              <w:t xml:space="preserve"/>
+            </w:r>
+          </w:p>
+        </w:tc>
+        <w:tc>
+          <w:tcPr>
+            <w:shd w:fill="FFFFFF"/>
+          </w:tcPr>
+          <w:p>
+            <w:pPr>
+              <w:bidi/>
+              <w:jc w:val="right"/>
+            </w:pPr>
+            <w:r>
+              <w:rPr>
+                <w:b w:val="false"/>
+                <w:bCs w:val="false"/>
+                <w:color w:val="17242D"/>
+              </w:rPr>
+              <w:t xml:space="preserve"/>
+            </w:r>
+          </w:p>
+        </w:tc>
+        <w:tc>
+          <w:tcPr>
+            <w:shd w:fill="FFFFFF"/>
+          </w:tcPr>
+          <w:p>
+            <w:pPr>
+              <w:bidi/>
+              <w:jc w:val="right"/>
+            </w:pPr>
+            <w:r>
+              <w:rPr>
+                <w:b w:val="false"/>
+                <w:bCs w:val="false"/>
+                <w:color w:val="17242D"/>
+              </w:rPr>
+              <w:t xml:space="preserve"/>
+            </w:r>
+          </w:p>
+        </w:tc>
+        <w:tc>
+          <w:tcPr>
+            <w:shd w:fill="FFFFFF"/>
+          </w:tcPr>
+          <w:p>
+            <w:pPr>
+              <w:bidi/>
+              <w:jc w:val="right"/>
+            </w:pPr>
+            <w:r>
+              <w:rPr>
+                <w:b w:val="false"/>
+                <w:bCs w:val="false"/>
+                <w:color w:val="17242D"/>
               </w:rPr>
               <w:t xml:space="preserve"/>
             </w:r>
@@ -3904,55 +6251,95 @@
       </w:tr>
       <w:tr>
         <w:tc>
-          <w:p>
-            <w:r>
-              <w:rPr>
-                <w:b w:val="false"/>
-                <w:bCs w:val="false"/>
+          <w:tcPr>
+            <w:shd w:fill="FFFFFF"/>
+          </w:tcPr>
+          <w:p>
+            <w:pPr>
+              <w:bidi/>
+              <w:jc w:val="right"/>
+            </w:pPr>
+            <w:r>
+              <w:rPr>
+                <w:b w:val="false"/>
+                <w:bCs w:val="false"/>
+                <w:color w:val="17242D"/>
               </w:rPr>
               <w:t xml:space="preserve">5</w:t>
             </w:r>
           </w:p>
         </w:tc>
         <w:tc>
-          <w:p>
-            <w:r>
-              <w:rPr>
-                <w:b w:val="false"/>
-                <w:bCs w:val="false"/>
-              </w:rPr>
-              <w:t xml:space="preserve"/>
-            </w:r>
-          </w:p>
-        </w:tc>
-        <w:tc>
-          <w:p>
-            <w:r>
-              <w:rPr>
-                <w:b w:val="false"/>
-                <w:bCs w:val="false"/>
-              </w:rPr>
-              <w:t xml:space="preserve"/>
-            </w:r>
-          </w:p>
-        </w:tc>
-        <w:tc>
-          <w:p>
-            <w:r>
-              <w:rPr>
-                <w:b w:val="false"/>
-                <w:bCs w:val="false"/>
-              </w:rPr>
-              <w:t xml:space="preserve"/>
-            </w:r>
-          </w:p>
-        </w:tc>
-        <w:tc>
-          <w:p>
-            <w:r>
-              <w:rPr>
-                <w:b w:val="false"/>
-                <w:bCs w:val="false"/>
+          <w:tcPr>
+            <w:shd w:fill="FFFFFF"/>
+          </w:tcPr>
+          <w:p>
+            <w:pPr>
+              <w:bidi/>
+              <w:jc w:val="right"/>
+            </w:pPr>
+            <w:r>
+              <w:rPr>
+                <w:b w:val="false"/>
+                <w:bCs w:val="false"/>
+                <w:color w:val="17242D"/>
+              </w:rPr>
+              <w:t xml:space="preserve"/>
+            </w:r>
+          </w:p>
+        </w:tc>
+        <w:tc>
+          <w:tcPr>
+            <w:shd w:fill="FFFFFF"/>
+          </w:tcPr>
+          <w:p>
+            <w:pPr>
+              <w:bidi/>
+              <w:jc w:val="right"/>
+            </w:pPr>
+            <w:r>
+              <w:rPr>
+                <w:b w:val="false"/>
+                <w:bCs w:val="false"/>
+                <w:color w:val="17242D"/>
+              </w:rPr>
+              <w:t xml:space="preserve"/>
+            </w:r>
+          </w:p>
+        </w:tc>
+        <w:tc>
+          <w:tcPr>
+            <w:shd w:fill="FFFFFF"/>
+          </w:tcPr>
+          <w:p>
+            <w:pPr>
+              <w:bidi/>
+              <w:jc w:val="right"/>
+            </w:pPr>
+            <w:r>
+              <w:rPr>
+                <w:b w:val="false"/>
+                <w:bCs w:val="false"/>
+                <w:color w:val="17242D"/>
+              </w:rPr>
+              <w:t xml:space="preserve"/>
+            </w:r>
+          </w:p>
+        </w:tc>
+        <w:tc>
+          <w:tcPr>
+            <w:shd w:fill="FFFFFF"/>
+          </w:tcPr>
+          <w:p>
+            <w:pPr>
+              <w:bidi/>
+              <w:jc w:val="right"/>
+            </w:pPr>
+            <w:r>
+              <w:rPr>
+                <w:b w:val="false"/>
+                <w:bCs w:val="false"/>
+                <w:color w:val="17242D"/>
               </w:rPr>
               <w:t xml:space="preserve"/>
             </w:r>
@@ -3961,55 +6348,95 @@
       </w:tr>
       <w:tr>
         <w:tc>
-          <w:p>
-            <w:r>
-              <w:rPr>
-                <w:b w:val="false"/>
-                <w:bCs w:val="false"/>
+          <w:tcPr>
+            <w:shd w:fill="FFFFFF"/>
+          </w:tcPr>
+          <w:p>
+            <w:pPr>
+              <w:bidi/>
+              <w:jc w:val="right"/>
+            </w:pPr>
+            <w:r>
+              <w:rPr>
+                <w:b w:val="false"/>
+                <w:bCs w:val="false"/>
+                <w:color w:val="17242D"/>
               </w:rPr>
               <w:t xml:space="preserve">6</w:t>
             </w:r>
           </w:p>
         </w:tc>
         <w:tc>
-          <w:p>
-            <w:r>
-              <w:rPr>
-                <w:b w:val="false"/>
-                <w:bCs w:val="false"/>
-              </w:rPr>
-              <w:t xml:space="preserve"/>
-            </w:r>
-          </w:p>
-        </w:tc>
-        <w:tc>
-          <w:p>
-            <w:r>
-              <w:rPr>
-                <w:b w:val="false"/>
-                <w:bCs w:val="false"/>
-              </w:rPr>
-              <w:t xml:space="preserve"/>
-            </w:r>
-          </w:p>
-        </w:tc>
-        <w:tc>
-          <w:p>
-            <w:r>
-              <w:rPr>
-                <w:b w:val="false"/>
-                <w:bCs w:val="false"/>
-              </w:rPr>
-              <w:t xml:space="preserve"/>
-            </w:r>
-          </w:p>
-        </w:tc>
-        <w:tc>
-          <w:p>
-            <w:r>
-              <w:rPr>
-                <w:b w:val="false"/>
-                <w:bCs w:val="false"/>
+          <w:tcPr>
+            <w:shd w:fill="FFFFFF"/>
+          </w:tcPr>
+          <w:p>
+            <w:pPr>
+              <w:bidi/>
+              <w:jc w:val="right"/>
+            </w:pPr>
+            <w:r>
+              <w:rPr>
+                <w:b w:val="false"/>
+                <w:bCs w:val="false"/>
+                <w:color w:val="17242D"/>
+              </w:rPr>
+              <w:t xml:space="preserve"/>
+            </w:r>
+          </w:p>
+        </w:tc>
+        <w:tc>
+          <w:tcPr>
+            <w:shd w:fill="FFFFFF"/>
+          </w:tcPr>
+          <w:p>
+            <w:pPr>
+              <w:bidi/>
+              <w:jc w:val="right"/>
+            </w:pPr>
+            <w:r>
+              <w:rPr>
+                <w:b w:val="false"/>
+                <w:bCs w:val="false"/>
+                <w:color w:val="17242D"/>
+              </w:rPr>
+              <w:t xml:space="preserve"/>
+            </w:r>
+          </w:p>
+        </w:tc>
+        <w:tc>
+          <w:tcPr>
+            <w:shd w:fill="FFFFFF"/>
+          </w:tcPr>
+          <w:p>
+            <w:pPr>
+              <w:bidi/>
+              <w:jc w:val="right"/>
+            </w:pPr>
+            <w:r>
+              <w:rPr>
+                <w:b w:val="false"/>
+                <w:bCs w:val="false"/>
+                <w:color w:val="17242D"/>
+              </w:rPr>
+              <w:t xml:space="preserve"/>
+            </w:r>
+          </w:p>
+        </w:tc>
+        <w:tc>
+          <w:tcPr>
+            <w:shd w:fill="FFFFFF"/>
+          </w:tcPr>
+          <w:p>
+            <w:pPr>
+              <w:bidi/>
+              <w:jc w:val="right"/>
+            </w:pPr>
+            <w:r>
+              <w:rPr>
+                <w:b w:val="false"/>
+                <w:bCs w:val="false"/>
+                <w:color w:val="17242D"/>
               </w:rPr>
               <w:t xml:space="preserve"/>
             </w:r>
@@ -4020,10 +6447,17 @@
     <w:p>
       <w:pPr>
         <w:pStyle w:val="Heading1"/>
-        <w:bidi/>
-        <w:jc w:val="right"/>
-      </w:pPr>
-      <w:r>
+        <w:shd w:fill="F0EAFA"/>
+        <w:bidi/>
+        <w:spacing w:after="100" w:before="200"/>
+        <w:jc w:val="right"/>
+      </w:pPr>
+      <w:r>
+        <w:rPr>
+          <w:b/>
+          <w:bCs/>
+          <w:color w:val="4E356F"/>
+        </w:rPr>
         <w:t xml:space="preserve">3. בודקים אמת ובהירות</w:t>
       </w:r>
     </w:p>
@@ -4033,16 +6467,28 @@
         <w:jc w:val="right"/>
       </w:pPr>
       <w:r>
+        <w:rPr>
+          <w:b w:val="false"/>
+          <w:bCs w:val="false"/>
+          <w:color w:val="17242D"/>
+        </w:rPr>
         <w:t xml:space="preserve">איזו טענה דורשת בדיקה? האם צופה עלול לטעות ולחשוב שרכיב שנוצר או נערך הוא תיעוד אמיתי? הוסיפו סימון, הקשר, כיתוב או טקסט חלופי נדרש.</w:t>
       </w:r>
     </w:p>
     <w:p>
       <w:pPr>
         <w:pStyle w:val="Heading1"/>
-        <w:bidi/>
-        <w:jc w:val="right"/>
-      </w:pPr>
-      <w:r>
+        <w:shd w:fill="F0EAFA"/>
+        <w:bidi/>
+        <w:spacing w:after="100" w:before="200"/>
+        <w:jc w:val="right"/>
+      </w:pPr>
+      <w:r>
+        <w:rPr>
+          <w:b/>
+          <w:bCs/>
+          <w:color w:val="4E356F"/>
+        </w:rPr>
         <w:t xml:space="preserve">אימות וראיות</w:t>
       </w:r>
     </w:p>
@@ -4052,16 +6498,28 @@
         <w:jc w:val="right"/>
       </w:pPr>
       <w:r>
+        <w:rPr>
+          <w:b w:val="false"/>
+          <w:bCs w:val="false"/>
+          <w:color w:val="17242D"/>
+        </w:rPr>
         <w:t xml:space="preserve">שמרו קישורי מקור, רשות או הסכמה, בדיקות עובדה, את הסטוריבורד והסימונים הסופיים כראיות.</w:t>
       </w:r>
     </w:p>
     <w:p>
       <w:pPr>
         <w:pStyle w:val="Heading1"/>
-        <w:bidi/>
-        <w:jc w:val="right"/>
-      </w:pPr>
-      <w:r>
+        <w:shd w:fill="F0EAFA"/>
+        <w:bidi/>
+        <w:spacing w:after="100" w:before="200"/>
+        <w:jc w:val="right"/>
+      </w:pPr>
+      <w:r>
+        <w:rPr>
+          <w:b/>
+          <w:bCs/>
+          <w:color w:val="4E356F"/>
+        </w:rPr>
         <w:t xml:space="preserve">רפלקציה ושיקול דעת אנושי</w:t>
       </w:r>
     </w:p>
@@ -4071,16 +6529,27 @@
         <w:jc w:val="right"/>
       </w:pPr>
       <w:r>
+        <w:rPr>
+          <w:b w:val="false"/>
+          <w:bCs w:val="false"/>
+          <w:color w:val="17242D"/>
+        </w:rPr>
         <w:t xml:space="preserve">היכן הקהל עלול להיות מוטעה? מה יהפוך את הסיפור לנגיש ואמין יותר בפעם הבאה?</w:t>
       </w:r>
     </w:p>
     <w:p>
       <w:pPr>
         <w:pStyle w:val="Heading1"/>
-        <w:bidi/>
-        <w:jc w:val="right"/>
-      </w:pPr>
-      <w:r>
+        <w:shd w:fill="F0EAFA"/>
+        <w:bidi/>
+        <w:jc w:val="right"/>
+      </w:pPr>
+      <w:r>
+        <w:rPr>
+          <w:b/>
+          <w:bCs/>
+          <w:color w:val="4E356F"/>
+        </w:rPr>
         <w:t xml:space="preserve">בחירת רמת המשימה</w:t>
       </w:r>
     </w:p>
@@ -4095,6 +6564,7 @@
     </w:p>
     <w:tbl>
       <w:tblPr>
+        <w:bidiVisual/>
         <w:tblW w:type="pct" w:w="100%"/>
         <w:tblBorders>
           <w:top w:val="single" w:color="auto" w:sz="4"/>
@@ -4111,22 +6581,38 @@
       </w:tblGrid>
       <w:tr>
         <w:tc>
-          <w:p>
-            <w:r>
-              <w:rPr>
-                <w:b/>
-                <w:bCs/>
+          <w:tcPr>
+            <w:shd w:fill="4E356F"/>
+          </w:tcPr>
+          <w:p>
+            <w:pPr>
+              <w:bidi/>
+              <w:jc w:val="right"/>
+            </w:pPr>
+            <w:r>
+              <w:rPr>
+                <w:b/>
+                <w:bCs/>
+                <w:color w:val="FFFFFF"/>
               </w:rPr>
               <w:t xml:space="preserve">רמה</w:t>
             </w:r>
           </w:p>
         </w:tc>
         <w:tc>
-          <w:p>
-            <w:r>
-              <w:rPr>
-                <w:b/>
-                <w:bCs/>
+          <w:tcPr>
+            <w:shd w:fill="4E356F"/>
+          </w:tcPr>
+          <w:p>
+            <w:pPr>
+              <w:bidi/>
+              <w:jc w:val="right"/>
+            </w:pPr>
+            <w:r>
+              <w:rPr>
+                <w:b/>
+                <w:bCs/>
+                <w:color w:val="FFFFFF"/>
               </w:rPr>
               <w:t xml:space="preserve">המשימה</w:t>
             </w:r>
@@ -4135,22 +6621,38 @@
       </w:tr>
       <w:tr>
         <w:tc>
-          <w:p>
-            <w:r>
-              <w:rPr>
-                <w:b/>
-                <w:bCs/>
+          <w:tcPr>
+            <w:shd w:fill="C98A2E"/>
+          </w:tcPr>
+          <w:p>
+            <w:pPr>
+              <w:bidi/>
+              <w:jc w:val="right"/>
+            </w:pPr>
+            <w:r>
+              <w:rPr>
+                <w:b/>
+                <w:bCs/>
+                <w:color w:val="FFFFFF"/>
               </w:rPr>
               <w:t xml:space="preserve">Bronze</w:t>
             </w:r>
           </w:p>
         </w:tc>
         <w:tc>
-          <w:p>
-            <w:r>
-              <w:rPr>
-                <w:b w:val="false"/>
-                <w:bCs w:val="false"/>
+          <w:tcPr>
+            <w:shd w:fill="FFFDF8"/>
+          </w:tcPr>
+          <w:p>
+            <w:pPr>
+              <w:bidi/>
+              <w:jc w:val="right"/>
+            </w:pPr>
+            <w:r>
+              <w:rPr>
+                <w:b w:val="false"/>
+                <w:bCs w:val="false"/>
+                <w:color w:val="17242D"/>
               </w:rPr>
               <w:t xml:space="preserve">צרו סטוריבורד קצר עם מקורות וסימונים.</w:t>
             </w:r>
@@ -4159,22 +6661,38 @@
       </w:tr>
       <w:tr>
         <w:tc>
-          <w:p>
-            <w:r>
-              <w:rPr>
-                <w:b/>
-                <w:bCs/>
+          <w:tcPr>
+            <w:shd w:fill="94A3B8"/>
+          </w:tcPr>
+          <w:p>
+            <w:pPr>
+              <w:bidi/>
+              <w:jc w:val="right"/>
+            </w:pPr>
+            <w:r>
+              <w:rPr>
+                <w:b/>
+                <w:bCs/>
+                <w:color w:val="FFFFFF"/>
               </w:rPr>
               <w:t xml:space="preserve">Silver</w:t>
             </w:r>
           </w:p>
         </w:tc>
         <w:tc>
-          <w:p>
-            <w:r>
-              <w:rPr>
-                <w:b w:val="false"/>
-                <w:bCs w:val="false"/>
+          <w:tcPr>
+            <w:shd w:fill="FFFDF8"/>
+          </w:tcPr>
+          <w:p>
+            <w:pPr>
+              <w:bidi/>
+              <w:jc w:val="right"/>
+            </w:pPr>
+            <w:r>
+              <w:rPr>
+                <w:b w:val="false"/>
+                <w:bCs w:val="false"/>
+                <w:color w:val="17242D"/>
               </w:rPr>
               <w:t xml:space="preserve">הפיקו את הסיפור החזותי עם הערות נגישות ובדיקות עובדה.</w:t>
             </w:r>
@@ -4183,22 +6701,38 @@
       </w:tr>
       <w:tr>
         <w:tc>
-          <w:p>
-            <w:r>
-              <w:rPr>
-                <w:b/>
-                <w:bCs/>
+          <w:tcPr>
+            <w:shd w:fill="D4A72C"/>
+          </w:tcPr>
+          <w:p>
+            <w:pPr>
+              <w:bidi/>
+              <w:jc w:val="right"/>
+            </w:pPr>
+            <w:r>
+              <w:rPr>
+                <w:b/>
+                <w:bCs/>
+                <w:color w:val="FFFFFF"/>
               </w:rPr>
               <w:t xml:space="preserve">Gold</w:t>
             </w:r>
           </w:p>
         </w:tc>
         <w:tc>
-          <w:p>
-            <w:r>
-              <w:rPr>
-                <w:b w:val="false"/>
-                <w:bCs w:val="false"/>
+          <w:tcPr>
+            <w:shd w:fill="FFFDF8"/>
+          </w:tcPr>
+          <w:p>
+            <w:pPr>
+              <w:bidi/>
+              <w:jc w:val="right"/>
+            </w:pPr>
+            <w:r>
+              <w:rPr>
+                <w:b w:val="false"/>
+                <w:bCs w:val="false"/>
+                <w:color w:val="17242D"/>
               </w:rPr>
               <w:t xml:space="preserve">הציגו אותו לאדם מהקהל המיועד ושפרו אותו לבהירות או לאמינות.</w:t>
             </w:r>
@@ -4214,10 +6748,17 @@
     <w:p>
       <w:pPr>
         <w:pStyle w:val="Title"/>
-        <w:bidi/>
-        <w:jc w:val="right"/>
-      </w:pPr>
-      <w:r>
+        <w:shd w:fill="4E356F"/>
+        <w:bidi/>
+        <w:spacing w:after="220"/>
+        <w:jc w:val="right"/>
+      </w:pPr>
+      <w:r>
+        <w:rPr>
+          <w:b/>
+          <w:bCs/>
+          <w:color w:val="FFFFFF"/>
+        </w:rPr>
         <w:t xml:space="preserve">מפגש 7: לבנות מערכת אישית</w:t>
       </w:r>
     </w:p>
@@ -4227,21 +6768,34 @@
         <w:jc w:val="right"/>
       </w:pPr>
       <w:r>
+        <w:rPr>
+          <w:b w:val="false"/>
+          <w:bCs w:val="false"/>
+          <w:color w:val="17242D"/>
+        </w:rPr>
         <w:t xml:space="preserve">מחברים את העבודה החזקה שלכם לתהליך אישי ולפרויקט מסכם קטן שאפשר לבדוק, לעצור ולשפר.</w:t>
       </w:r>
     </w:p>
     <w:p>
       <w:pPr>
         <w:pStyle w:val="Heading1"/>
-        <w:bidi/>
-        <w:jc w:val="right"/>
-      </w:pPr>
-      <w:r>
+        <w:shd w:fill="F0EAFA"/>
+        <w:bidi/>
+        <w:spacing w:after="100" w:before="200"/>
+        <w:jc w:val="right"/>
+      </w:pPr>
+      <w:r>
+        <w:rPr>
+          <w:b/>
+          <w:bCs/>
+          <w:color w:val="4E356F"/>
+        </w:rPr>
         <w:t xml:space="preserve">1. בוחרים נקודת התחלה</w:t>
       </w:r>
     </w:p>
     <w:tbl>
       <w:tblPr>
+        <w:bidiVisual/>
         <w:tblW w:type="pct" w:w="100%"/>
         <w:tblBorders>
           <w:top w:val="single" w:color="auto" w:sz="4"/>
@@ -4262,66 +6816,114 @@
       </w:tblGrid>
       <w:tr>
         <w:tc>
-          <w:p>
-            <w:r>
-              <w:rPr>
-                <w:b/>
-                <w:bCs/>
+          <w:tcPr>
+            <w:shd w:fill="4E356F"/>
+          </w:tcPr>
+          <w:p>
+            <w:pPr>
+              <w:bidi/>
+              <w:jc w:val="right"/>
+            </w:pPr>
+            <w:r>
+              <w:rPr>
+                <w:b/>
+                <w:bCs/>
+                <w:color w:val="FFFFFF"/>
               </w:rPr>
               <w:t xml:space="preserve">בעיה אישית</w:t>
             </w:r>
           </w:p>
         </w:tc>
         <w:tc>
-          <w:p>
-            <w:r>
-              <w:rPr>
-                <w:b/>
-                <w:bCs/>
+          <w:tcPr>
+            <w:shd w:fill="4E356F"/>
+          </w:tcPr>
+          <w:p>
+            <w:pPr>
+              <w:bidi/>
+              <w:jc w:val="right"/>
+            </w:pPr>
+            <w:r>
+              <w:rPr>
+                <w:b/>
+                <w:bCs/>
+                <w:color w:val="FFFFFF"/>
               </w:rPr>
               <w:t xml:space="preserve">תוצאה שימושית</w:t>
             </w:r>
           </w:p>
         </w:tc>
         <w:tc>
-          <w:p>
-            <w:r>
-              <w:rPr>
-                <w:b/>
-                <w:bCs/>
+          <w:tcPr>
+            <w:shd w:fill="4E356F"/>
+          </w:tcPr>
+          <w:p>
+            <w:pPr>
+              <w:bidi/>
+              <w:jc w:val="right"/>
+            </w:pPr>
+            <w:r>
+              <w:rPr>
+                <w:b/>
+                <w:bCs/>
+                <w:color w:val="FFFFFF"/>
               </w:rPr>
               <w:t xml:space="preserve">קלטים / מקורות</w:t>
             </w:r>
           </w:p>
         </w:tc>
         <w:tc>
-          <w:p>
-            <w:r>
-              <w:rPr>
-                <w:b/>
-                <w:bCs/>
+          <w:tcPr>
+            <w:shd w:fill="4E356F"/>
+          </w:tcPr>
+          <w:p>
+            <w:pPr>
+              <w:bidi/>
+              <w:jc w:val="right"/>
+            </w:pPr>
+            <w:r>
+              <w:rPr>
+                <w:b/>
+                <w:bCs/>
+                <w:color w:val="FFFFFF"/>
               </w:rPr>
               <w:t xml:space="preserve">שלבים</w:t>
             </w:r>
           </w:p>
         </w:tc>
         <w:tc>
-          <w:p>
-            <w:r>
-              <w:rPr>
-                <w:b/>
-                <w:bCs/>
+          <w:tcPr>
+            <w:shd w:fill="4E356F"/>
+          </w:tcPr>
+          <w:p>
+            <w:pPr>
+              <w:bidi/>
+              <w:jc w:val="right"/>
+            </w:pPr>
+            <w:r>
+              <w:rPr>
+                <w:b/>
+                <w:bCs/>
+                <w:color w:val="FFFFFF"/>
               </w:rPr>
               <w:t xml:space="preserve">נקודת אישור אנושי</w:t>
             </w:r>
           </w:p>
         </w:tc>
         <w:tc>
-          <w:p>
-            <w:r>
-              <w:rPr>
-                <w:b/>
-                <w:bCs/>
+          <w:tcPr>
+            <w:shd w:fill="4E356F"/>
+          </w:tcPr>
+          <w:p>
+            <w:pPr>
+              <w:bidi/>
+              <w:jc w:val="right"/>
+            </w:pPr>
+            <w:r>
+              <w:rPr>
+                <w:b/>
+                <w:bCs/>
+                <w:color w:val="FFFFFF"/>
               </w:rPr>
               <w:t xml:space="preserve">תאריך בדיקה</w:t>
             </w:r>
@@ -4330,66 +6932,114 @@
       </w:tr>
       <w:tr>
         <w:tc>
-          <w:p>
-            <w:r>
-              <w:rPr>
-                <w:b w:val="false"/>
-                <w:bCs w:val="false"/>
-              </w:rPr>
-              <w:t xml:space="preserve"/>
-            </w:r>
-          </w:p>
-        </w:tc>
-        <w:tc>
-          <w:p>
-            <w:r>
-              <w:rPr>
-                <w:b w:val="false"/>
-                <w:bCs w:val="false"/>
-              </w:rPr>
-              <w:t xml:space="preserve"/>
-            </w:r>
-          </w:p>
-        </w:tc>
-        <w:tc>
-          <w:p>
-            <w:r>
-              <w:rPr>
-                <w:b w:val="false"/>
-                <w:bCs w:val="false"/>
-              </w:rPr>
-              <w:t xml:space="preserve"/>
-            </w:r>
-          </w:p>
-        </w:tc>
-        <w:tc>
-          <w:p>
-            <w:r>
-              <w:rPr>
-                <w:b w:val="false"/>
-                <w:bCs w:val="false"/>
-              </w:rPr>
-              <w:t xml:space="preserve"/>
-            </w:r>
-          </w:p>
-        </w:tc>
-        <w:tc>
-          <w:p>
-            <w:r>
-              <w:rPr>
-                <w:b w:val="false"/>
-                <w:bCs w:val="false"/>
-              </w:rPr>
-              <w:t xml:space="preserve"/>
-            </w:r>
-          </w:p>
-        </w:tc>
-        <w:tc>
-          <w:p>
-            <w:r>
-              <w:rPr>
-                <w:b w:val="false"/>
-                <w:bCs w:val="false"/>
+          <w:tcPr>
+            <w:shd w:fill="FFFFFF"/>
+          </w:tcPr>
+          <w:p>
+            <w:pPr>
+              <w:bidi/>
+              <w:jc w:val="right"/>
+            </w:pPr>
+            <w:r>
+              <w:rPr>
+                <w:b w:val="false"/>
+                <w:bCs w:val="false"/>
+                <w:color w:val="17242D"/>
+              </w:rPr>
+              <w:t xml:space="preserve"/>
+            </w:r>
+          </w:p>
+        </w:tc>
+        <w:tc>
+          <w:tcPr>
+            <w:shd w:fill="FFFFFF"/>
+          </w:tcPr>
+          <w:p>
+            <w:pPr>
+              <w:bidi/>
+              <w:jc w:val="right"/>
+            </w:pPr>
+            <w:r>
+              <w:rPr>
+                <w:b w:val="false"/>
+                <w:bCs w:val="false"/>
+                <w:color w:val="17242D"/>
+              </w:rPr>
+              <w:t xml:space="preserve"/>
+            </w:r>
+          </w:p>
+        </w:tc>
+        <w:tc>
+          <w:tcPr>
+            <w:shd w:fill="FFFFFF"/>
+          </w:tcPr>
+          <w:p>
+            <w:pPr>
+              <w:bidi/>
+              <w:jc w:val="right"/>
+            </w:pPr>
+            <w:r>
+              <w:rPr>
+                <w:b w:val="false"/>
+                <w:bCs w:val="false"/>
+                <w:color w:val="17242D"/>
+              </w:rPr>
+              <w:t xml:space="preserve"/>
+            </w:r>
+          </w:p>
+        </w:tc>
+        <w:tc>
+          <w:tcPr>
+            <w:shd w:fill="FFFFFF"/>
+          </w:tcPr>
+          <w:p>
+            <w:pPr>
+              <w:bidi/>
+              <w:jc w:val="right"/>
+            </w:pPr>
+            <w:r>
+              <w:rPr>
+                <w:b w:val="false"/>
+                <w:bCs w:val="false"/>
+                <w:color w:val="17242D"/>
+              </w:rPr>
+              <w:t xml:space="preserve"/>
+            </w:r>
+          </w:p>
+        </w:tc>
+        <w:tc>
+          <w:tcPr>
+            <w:shd w:fill="FFFFFF"/>
+          </w:tcPr>
+          <w:p>
+            <w:pPr>
+              <w:bidi/>
+              <w:jc w:val="right"/>
+            </w:pPr>
+            <w:r>
+              <w:rPr>
+                <w:b w:val="false"/>
+                <w:bCs w:val="false"/>
+                <w:color w:val="17242D"/>
+              </w:rPr>
+              <w:t xml:space="preserve"/>
+            </w:r>
+          </w:p>
+        </w:tc>
+        <w:tc>
+          <w:tcPr>
+            <w:shd w:fill="FFFFFF"/>
+          </w:tcPr>
+          <w:p>
+            <w:pPr>
+              <w:bidi/>
+              <w:jc w:val="right"/>
+            </w:pPr>
+            <w:r>
+              <w:rPr>
+                <w:b w:val="false"/>
+                <w:bCs w:val="false"/>
+                <w:color w:val="17242D"/>
               </w:rPr>
               <w:t xml:space="preserve"/>
             </w:r>
@@ -4400,15 +7050,23 @@
     <w:p>
       <w:pPr>
         <w:pStyle w:val="Heading1"/>
-        <w:bidi/>
-        <w:jc w:val="right"/>
-      </w:pPr>
-      <w:r>
+        <w:shd w:fill="F0EAFA"/>
+        <w:bidi/>
+        <w:spacing w:after="100" w:before="200"/>
+        <w:jc w:val="right"/>
+      </w:pPr>
+      <w:r>
+        <w:rPr>
+          <w:b/>
+          <w:bCs/>
+          <w:color w:val="4E356F"/>
+        </w:rPr>
         <w:t xml:space="preserve">2. ממפים תהליך וראיות</w:t>
       </w:r>
     </w:p>
     <w:tbl>
       <w:tblPr>
+        <w:bidiVisual/>
         <w:tblW w:type="pct" w:w="100%"/>
         <w:tblBorders>
           <w:top w:val="single" w:color="auto" w:sz="4"/>
@@ -4429,66 +7087,114 @@
       </w:tblGrid>
       <w:tr>
         <w:tc>
-          <w:p>
-            <w:r>
-              <w:rPr>
-                <w:b/>
-                <w:bCs/>
+          <w:tcPr>
+            <w:shd w:fill="4E356F"/>
+          </w:tcPr>
+          <w:p>
+            <w:pPr>
+              <w:bidi/>
+              <w:jc w:val="right"/>
+            </w:pPr>
+            <w:r>
+              <w:rPr>
+                <w:b/>
+                <w:bCs/>
+                <w:color w:val="FFFFFF"/>
               </w:rPr>
               <w:t xml:space="preserve">שלב</w:t>
             </w:r>
           </w:p>
         </w:tc>
         <w:tc>
-          <w:p>
-            <w:r>
-              <w:rPr>
-                <w:b/>
-                <w:bCs/>
+          <w:tcPr>
+            <w:shd w:fill="4E356F"/>
+          </w:tcPr>
+          <w:p>
+            <w:pPr>
+              <w:bidi/>
+              <w:jc w:val="right"/>
+            </w:pPr>
+            <w:r>
+              <w:rPr>
+                <w:b/>
+                <w:bCs/>
+                <w:color w:val="FFFFFF"/>
               </w:rPr>
               <w:t xml:space="preserve">כלי או שיטה</w:t>
             </w:r>
           </w:p>
         </w:tc>
         <w:tc>
-          <w:p>
-            <w:r>
-              <w:rPr>
-                <w:b/>
-                <w:bCs/>
+          <w:tcPr>
+            <w:shd w:fill="4E356F"/>
+          </w:tcPr>
+          <w:p>
+            <w:pPr>
+              <w:bidi/>
+              <w:jc w:val="right"/>
+            </w:pPr>
+            <w:r>
+              <w:rPr>
+                <w:b/>
+                <w:bCs/>
+                <w:color w:val="FFFFFF"/>
               </w:rPr>
               <w:t xml:space="preserve">פלט</w:t>
             </w:r>
           </w:p>
         </w:tc>
         <w:tc>
-          <w:p>
-            <w:r>
-              <w:rPr>
-                <w:b/>
-                <w:bCs/>
+          <w:tcPr>
+            <w:shd w:fill="4E356F"/>
+          </w:tcPr>
+          <w:p>
+            <w:pPr>
+              <w:bidi/>
+              <w:jc w:val="right"/>
+            </w:pPr>
+            <w:r>
+              <w:rPr>
+                <w:b/>
+                <w:bCs/>
+                <w:color w:val="FFFFFF"/>
               </w:rPr>
               <w:t xml:space="preserve">רישום ראיות</w:t>
             </w:r>
           </w:p>
         </w:tc>
         <w:tc>
-          <w:p>
-            <w:r>
-              <w:rPr>
-                <w:b/>
-                <w:bCs/>
+          <w:tcPr>
+            <w:shd w:fill="4E356F"/>
+          </w:tcPr>
+          <w:p>
+            <w:pPr>
+              <w:bidi/>
+              <w:jc w:val="right"/>
+            </w:pPr>
+            <w:r>
+              <w:rPr>
+                <w:b/>
+                <w:bCs/>
+                <w:color w:val="FFFFFF"/>
               </w:rPr>
               <w:t xml:space="preserve">הרשאה נדרשת</w:t>
             </w:r>
           </w:p>
         </w:tc>
         <w:tc>
-          <w:p>
-            <w:r>
-              <w:rPr>
-                <w:b/>
-                <w:bCs/>
+          <w:tcPr>
+            <w:shd w:fill="4E356F"/>
+          </w:tcPr>
+          <w:p>
+            <w:pPr>
+              <w:bidi/>
+              <w:jc w:val="right"/>
+            </w:pPr>
+            <w:r>
+              <w:rPr>
+                <w:b/>
+                <w:bCs/>
+                <w:color w:val="FFFFFF"/>
               </w:rPr>
               <w:t xml:space="preserve">עצירה / חלופה</w:t>
             </w:r>
@@ -4497,66 +7203,114 @@
       </w:tr>
       <w:tr>
         <w:tc>
-          <w:p>
-            <w:r>
-              <w:rPr>
-                <w:b w:val="false"/>
-                <w:bCs w:val="false"/>
-              </w:rPr>
-              <w:t xml:space="preserve"/>
-            </w:r>
-          </w:p>
-        </w:tc>
-        <w:tc>
-          <w:p>
-            <w:r>
-              <w:rPr>
-                <w:b w:val="false"/>
-                <w:bCs w:val="false"/>
-              </w:rPr>
-              <w:t xml:space="preserve"/>
-            </w:r>
-          </w:p>
-        </w:tc>
-        <w:tc>
-          <w:p>
-            <w:r>
-              <w:rPr>
-                <w:b w:val="false"/>
-                <w:bCs w:val="false"/>
-              </w:rPr>
-              <w:t xml:space="preserve"/>
-            </w:r>
-          </w:p>
-        </w:tc>
-        <w:tc>
-          <w:p>
-            <w:r>
-              <w:rPr>
-                <w:b w:val="false"/>
-                <w:bCs w:val="false"/>
-              </w:rPr>
-              <w:t xml:space="preserve"/>
-            </w:r>
-          </w:p>
-        </w:tc>
-        <w:tc>
-          <w:p>
-            <w:r>
-              <w:rPr>
-                <w:b w:val="false"/>
-                <w:bCs w:val="false"/>
-              </w:rPr>
-              <w:t xml:space="preserve"/>
-            </w:r>
-          </w:p>
-        </w:tc>
-        <w:tc>
-          <w:p>
-            <w:r>
-              <w:rPr>
-                <w:b w:val="false"/>
-                <w:bCs w:val="false"/>
+          <w:tcPr>
+            <w:shd w:fill="FFFFFF"/>
+          </w:tcPr>
+          <w:p>
+            <w:pPr>
+              <w:bidi/>
+              <w:jc w:val="right"/>
+            </w:pPr>
+            <w:r>
+              <w:rPr>
+                <w:b w:val="false"/>
+                <w:bCs w:val="false"/>
+                <w:color w:val="17242D"/>
+              </w:rPr>
+              <w:t xml:space="preserve"/>
+            </w:r>
+          </w:p>
+        </w:tc>
+        <w:tc>
+          <w:tcPr>
+            <w:shd w:fill="FFFFFF"/>
+          </w:tcPr>
+          <w:p>
+            <w:pPr>
+              <w:bidi/>
+              <w:jc w:val="right"/>
+            </w:pPr>
+            <w:r>
+              <w:rPr>
+                <w:b w:val="false"/>
+                <w:bCs w:val="false"/>
+                <w:color w:val="17242D"/>
+              </w:rPr>
+              <w:t xml:space="preserve"/>
+            </w:r>
+          </w:p>
+        </w:tc>
+        <w:tc>
+          <w:tcPr>
+            <w:shd w:fill="FFFFFF"/>
+          </w:tcPr>
+          <w:p>
+            <w:pPr>
+              <w:bidi/>
+              <w:jc w:val="right"/>
+            </w:pPr>
+            <w:r>
+              <w:rPr>
+                <w:b w:val="false"/>
+                <w:bCs w:val="false"/>
+                <w:color w:val="17242D"/>
+              </w:rPr>
+              <w:t xml:space="preserve"/>
+            </w:r>
+          </w:p>
+        </w:tc>
+        <w:tc>
+          <w:tcPr>
+            <w:shd w:fill="FFFFFF"/>
+          </w:tcPr>
+          <w:p>
+            <w:pPr>
+              <w:bidi/>
+              <w:jc w:val="right"/>
+            </w:pPr>
+            <w:r>
+              <w:rPr>
+                <w:b w:val="false"/>
+                <w:bCs w:val="false"/>
+                <w:color w:val="17242D"/>
+              </w:rPr>
+              <w:t xml:space="preserve"/>
+            </w:r>
+          </w:p>
+        </w:tc>
+        <w:tc>
+          <w:tcPr>
+            <w:shd w:fill="FFFFFF"/>
+          </w:tcPr>
+          <w:p>
+            <w:pPr>
+              <w:bidi/>
+              <w:jc w:val="right"/>
+            </w:pPr>
+            <w:r>
+              <w:rPr>
+                <w:b w:val="false"/>
+                <w:bCs w:val="false"/>
+                <w:color w:val="17242D"/>
+              </w:rPr>
+              <w:t xml:space="preserve"/>
+            </w:r>
+          </w:p>
+        </w:tc>
+        <w:tc>
+          <w:tcPr>
+            <w:shd w:fill="FFFFFF"/>
+          </w:tcPr>
+          <w:p>
+            <w:pPr>
+              <w:bidi/>
+              <w:jc w:val="right"/>
+            </w:pPr>
+            <w:r>
+              <w:rPr>
+                <w:b w:val="false"/>
+                <w:bCs w:val="false"/>
+                <w:color w:val="17242D"/>
               </w:rPr>
               <w:t xml:space="preserve"/>
             </w:r>
@@ -4565,66 +7319,114 @@
       </w:tr>
       <w:tr>
         <w:tc>
-          <w:p>
-            <w:r>
-              <w:rPr>
-                <w:b w:val="false"/>
-                <w:bCs w:val="false"/>
-              </w:rPr>
-              <w:t xml:space="preserve"/>
-            </w:r>
-          </w:p>
-        </w:tc>
-        <w:tc>
-          <w:p>
-            <w:r>
-              <w:rPr>
-                <w:b w:val="false"/>
-                <w:bCs w:val="false"/>
-              </w:rPr>
-              <w:t xml:space="preserve"/>
-            </w:r>
-          </w:p>
-        </w:tc>
-        <w:tc>
-          <w:p>
-            <w:r>
-              <w:rPr>
-                <w:b w:val="false"/>
-                <w:bCs w:val="false"/>
-              </w:rPr>
-              <w:t xml:space="preserve"/>
-            </w:r>
-          </w:p>
-        </w:tc>
-        <w:tc>
-          <w:p>
-            <w:r>
-              <w:rPr>
-                <w:b w:val="false"/>
-                <w:bCs w:val="false"/>
-              </w:rPr>
-              <w:t xml:space="preserve"/>
-            </w:r>
-          </w:p>
-        </w:tc>
-        <w:tc>
-          <w:p>
-            <w:r>
-              <w:rPr>
-                <w:b w:val="false"/>
-                <w:bCs w:val="false"/>
-              </w:rPr>
-              <w:t xml:space="preserve"/>
-            </w:r>
-          </w:p>
-        </w:tc>
-        <w:tc>
-          <w:p>
-            <w:r>
-              <w:rPr>
-                <w:b w:val="false"/>
-                <w:bCs w:val="false"/>
+          <w:tcPr>
+            <w:shd w:fill="FFFFFF"/>
+          </w:tcPr>
+          <w:p>
+            <w:pPr>
+              <w:bidi/>
+              <w:jc w:val="right"/>
+            </w:pPr>
+            <w:r>
+              <w:rPr>
+                <w:b w:val="false"/>
+                <w:bCs w:val="false"/>
+                <w:color w:val="17242D"/>
+              </w:rPr>
+              <w:t xml:space="preserve"/>
+            </w:r>
+          </w:p>
+        </w:tc>
+        <w:tc>
+          <w:tcPr>
+            <w:shd w:fill="FFFFFF"/>
+          </w:tcPr>
+          <w:p>
+            <w:pPr>
+              <w:bidi/>
+              <w:jc w:val="right"/>
+            </w:pPr>
+            <w:r>
+              <w:rPr>
+                <w:b w:val="false"/>
+                <w:bCs w:val="false"/>
+                <w:color w:val="17242D"/>
+              </w:rPr>
+              <w:t xml:space="preserve"/>
+            </w:r>
+          </w:p>
+        </w:tc>
+        <w:tc>
+          <w:tcPr>
+            <w:shd w:fill="FFFFFF"/>
+          </w:tcPr>
+          <w:p>
+            <w:pPr>
+              <w:bidi/>
+              <w:jc w:val="right"/>
+            </w:pPr>
+            <w:r>
+              <w:rPr>
+                <w:b w:val="false"/>
+                <w:bCs w:val="false"/>
+                <w:color w:val="17242D"/>
+              </w:rPr>
+              <w:t xml:space="preserve"/>
+            </w:r>
+          </w:p>
+        </w:tc>
+        <w:tc>
+          <w:tcPr>
+            <w:shd w:fill="FFFFFF"/>
+          </w:tcPr>
+          <w:p>
+            <w:pPr>
+              <w:bidi/>
+              <w:jc w:val="right"/>
+            </w:pPr>
+            <w:r>
+              <w:rPr>
+                <w:b w:val="false"/>
+                <w:bCs w:val="false"/>
+                <w:color w:val="17242D"/>
+              </w:rPr>
+              <w:t xml:space="preserve"/>
+            </w:r>
+          </w:p>
+        </w:tc>
+        <w:tc>
+          <w:tcPr>
+            <w:shd w:fill="FFFFFF"/>
+          </w:tcPr>
+          <w:p>
+            <w:pPr>
+              <w:bidi/>
+              <w:jc w:val="right"/>
+            </w:pPr>
+            <w:r>
+              <w:rPr>
+                <w:b w:val="false"/>
+                <w:bCs w:val="false"/>
+                <w:color w:val="17242D"/>
+              </w:rPr>
+              <w:t xml:space="preserve"/>
+            </w:r>
+          </w:p>
+        </w:tc>
+        <w:tc>
+          <w:tcPr>
+            <w:shd w:fill="FFFFFF"/>
+          </w:tcPr>
+          <w:p>
+            <w:pPr>
+              <w:bidi/>
+              <w:jc w:val="right"/>
+            </w:pPr>
+            <w:r>
+              <w:rPr>
+                <w:b w:val="false"/>
+                <w:bCs w:val="false"/>
+                <w:color w:val="17242D"/>
               </w:rPr>
               <w:t xml:space="preserve"/>
             </w:r>
@@ -4635,10 +7437,17 @@
     <w:p>
       <w:pPr>
         <w:pStyle w:val="Heading1"/>
-        <w:bidi/>
-        <w:jc w:val="right"/>
-      </w:pPr>
-      <w:r>
+        <w:shd w:fill="F0EAFA"/>
+        <w:bidi/>
+        <w:spacing w:after="100" w:before="200"/>
+        <w:jc w:val="right"/>
+      </w:pPr>
+      <w:r>
+        <w:rPr>
+          <w:b/>
+          <w:bCs/>
+          <w:color w:val="4E356F"/>
+        </w:rPr>
         <w:t xml:space="preserve">3. תיק עבודות והניסוי הבא</w:t>
       </w:r>
     </w:p>
@@ -4648,16 +7457,28 @@
         <w:jc w:val="right"/>
       </w:pPr>
       <w:r>
+        <w:rPr>
+          <w:b w:val="false"/>
+          <w:bCs w:val="false"/>
+          <w:color w:val="17242D"/>
+        </w:rPr>
         <w:t xml:space="preserve">בחרו שני תוצרים, תיאור כן של מה שעשיתם ולמדתם וניסוי שיפור אחד. Claude Desktop יכול להדגים עבודה עם קבצים ויישומים אמיתיים; משתמשים בהרשאה מזערית. Claude for Chrome מיועד להעמקה. את OpenClaw דנים בו כתהליך על הנייר בלבד — ללא התקנה או חיבור חשבונות.</w:t>
       </w:r>
     </w:p>
     <w:p>
       <w:pPr>
         <w:pStyle w:val="Heading1"/>
-        <w:bidi/>
-        <w:jc w:val="right"/>
-      </w:pPr>
-      <w:r>
+        <w:shd w:fill="F0EAFA"/>
+        <w:bidi/>
+        <w:spacing w:after="100" w:before="200"/>
+        <w:jc w:val="right"/>
+      </w:pPr>
+      <w:r>
+        <w:rPr>
+          <w:b/>
+          <w:bCs/>
+          <w:color w:val="4E356F"/>
+        </w:rPr>
         <w:t xml:space="preserve">אימות וראיות</w:t>
       </w:r>
     </w:p>
@@ -4667,16 +7488,28 @@
         <w:jc w:val="right"/>
       </w:pPr>
       <w:r>
+        <w:rPr>
+          <w:b w:val="false"/>
+          <w:bCs w:val="false"/>
+          <w:color w:val="17242D"/>
+        </w:rPr>
         <w:t xml:space="preserve">שמרו קישורים/קבצים לתיק העבודות, לפרויקט המסכם, לרישום הראיות ולמפת ההרשאות, ותיעוד שהתהליך נשאר בתוך גבולות האישור.</w:t>
       </w:r>
     </w:p>
     <w:p>
       <w:pPr>
         <w:pStyle w:val="Heading1"/>
-        <w:bidi/>
-        <w:jc w:val="right"/>
-      </w:pPr>
-      <w:r>
+        <w:shd w:fill="F0EAFA"/>
+        <w:bidi/>
+        <w:spacing w:after="100" w:before="200"/>
+        <w:jc w:val="right"/>
+      </w:pPr>
+      <w:r>
+        <w:rPr>
+          <w:b/>
+          <w:bCs/>
+          <w:color w:val="4E356F"/>
+        </w:rPr>
         <w:t xml:space="preserve">רפלקציה ושיקול דעת אנושי</w:t>
       </w:r>
     </w:p>
@@ -4686,16 +7519,27 @@
         <w:jc w:val="right"/>
       </w:pPr>
       <w:r>
+        <w:rPr>
+          <w:b w:val="false"/>
+          <w:bCs w:val="false"/>
+          <w:color w:val="17242D"/>
+        </w:rPr>
         <w:t xml:space="preserve">מה יישאר בשליטתכם? מה הופך זאת למערכת אישית ולא לתשובת AI חד־פעמית?</w:t>
       </w:r>
     </w:p>
     <w:p>
       <w:pPr>
         <w:pStyle w:val="Heading1"/>
-        <w:bidi/>
-        <w:jc w:val="right"/>
-      </w:pPr>
-      <w:r>
+        <w:shd w:fill="F0EAFA"/>
+        <w:bidi/>
+        <w:jc w:val="right"/>
+      </w:pPr>
+      <w:r>
+        <w:rPr>
+          <w:b/>
+          <w:bCs/>
+          <w:color w:val="4E356F"/>
+        </w:rPr>
         <w:t xml:space="preserve">בחירת רמת המשימה</w:t>
       </w:r>
     </w:p>
@@ -4710,6 +7554,7 @@
     </w:p>
     <w:tbl>
       <w:tblPr>
+        <w:bidiVisual/>
         <w:tblW w:type="pct" w:w="100%"/>
         <w:tblBorders>
           <w:top w:val="single" w:color="auto" w:sz="4"/>
@@ -4726,22 +7571,38 @@
       </w:tblGrid>
       <w:tr>
         <w:tc>
-          <w:p>
-            <w:r>
-              <w:rPr>
-                <w:b/>
-                <w:bCs/>
+          <w:tcPr>
+            <w:shd w:fill="4E356F"/>
+          </w:tcPr>
+          <w:p>
+            <w:pPr>
+              <w:bidi/>
+              <w:jc w:val="right"/>
+            </w:pPr>
+            <w:r>
+              <w:rPr>
+                <w:b/>
+                <w:bCs/>
+                <w:color w:val="FFFFFF"/>
               </w:rPr>
               <w:t xml:space="preserve">רמה</w:t>
             </w:r>
           </w:p>
         </w:tc>
         <w:tc>
-          <w:p>
-            <w:r>
-              <w:rPr>
-                <w:b/>
-                <w:bCs/>
+          <w:tcPr>
+            <w:shd w:fill="4E356F"/>
+          </w:tcPr>
+          <w:p>
+            <w:pPr>
+              <w:bidi/>
+              <w:jc w:val="right"/>
+            </w:pPr>
+            <w:r>
+              <w:rPr>
+                <w:b/>
+                <w:bCs/>
+                <w:color w:val="FFFFFF"/>
               </w:rPr>
               <w:t xml:space="preserve">המשימה</w:t>
             </w:r>
@@ -4750,22 +7611,38 @@
       </w:tr>
       <w:tr>
         <w:tc>
-          <w:p>
-            <w:r>
-              <w:rPr>
-                <w:b/>
-                <w:bCs/>
+          <w:tcPr>
+            <w:shd w:fill="C98A2E"/>
+          </w:tcPr>
+          <w:p>
+            <w:pPr>
+              <w:bidi/>
+              <w:jc w:val="right"/>
+            </w:pPr>
+            <w:r>
+              <w:rPr>
+                <w:b/>
+                <w:bCs/>
+                <w:color w:val="FFFFFF"/>
               </w:rPr>
               <w:t xml:space="preserve">Bronze</w:t>
             </w:r>
           </w:p>
         </w:tc>
         <w:tc>
-          <w:p>
-            <w:r>
-              <w:rPr>
-                <w:b w:val="false"/>
-                <w:bCs w:val="false"/>
+          <w:tcPr>
+            <w:shd w:fill="FFFDF8"/>
+          </w:tcPr>
+          <w:p>
+            <w:pPr>
+              <w:bidi/>
+              <w:jc w:val="right"/>
+            </w:pPr>
+            <w:r>
+              <w:rPr>
+                <w:b w:val="false"/>
+                <w:bCs w:val="false"/>
+                <w:color w:val="17242D"/>
               </w:rPr>
               <w:t xml:space="preserve">צרו תהליך אישי קטן עם נקודת אישור אחת.</w:t>
             </w:r>
@@ -4774,22 +7651,38 @@
       </w:tr>
       <w:tr>
         <w:tc>
-          <w:p>
-            <w:r>
-              <w:rPr>
-                <w:b/>
-                <w:bCs/>
+          <w:tcPr>
+            <w:shd w:fill="94A3B8"/>
+          </w:tcPr>
+          <w:p>
+            <w:pPr>
+              <w:bidi/>
+              <w:jc w:val="right"/>
+            </w:pPr>
+            <w:r>
+              <w:rPr>
+                <w:b/>
+                <w:bCs/>
+                <w:color w:val="FFFFFF"/>
               </w:rPr>
               <w:t xml:space="preserve">Silver</w:t>
             </w:r>
           </w:p>
         </w:tc>
         <w:tc>
-          <w:p>
-            <w:r>
-              <w:rPr>
-                <w:b w:val="false"/>
-                <w:bCs w:val="false"/>
+          <w:tcPr>
+            <w:shd w:fill="FFFDF8"/>
+          </w:tcPr>
+          <w:p>
+            <w:pPr>
+              <w:bidi/>
+              <w:jc w:val="right"/>
+            </w:pPr>
+            <w:r>
+              <w:rPr>
+                <w:b w:val="false"/>
+                <w:bCs w:val="false"/>
+                <w:color w:val="17242D"/>
               </w:rPr>
               <w:t xml:space="preserve">השלימו רישום ראיות ומפת הרשאות לפרויקט אישי מסכם.</w:t>
             </w:r>
@@ -4798,22 +7691,38 @@
       </w:tr>
       <w:tr>
         <w:tc>
-          <w:p>
-            <w:r>
-              <w:rPr>
-                <w:b/>
-                <w:bCs/>
+          <w:tcPr>
+            <w:shd w:fill="D4A72C"/>
+          </w:tcPr>
+          <w:p>
+            <w:pPr>
+              <w:bidi/>
+              <w:jc w:val="right"/>
+            </w:pPr>
+            <w:r>
+              <w:rPr>
+                <w:b/>
+                <w:bCs/>
+                <w:color w:val="FFFFFF"/>
               </w:rPr>
               <w:t xml:space="preserve">Gold</w:t>
             </w:r>
           </w:p>
         </w:tc>
         <w:tc>
-          <w:p>
-            <w:r>
-              <w:rPr>
-                <w:b w:val="false"/>
-                <w:bCs w:val="false"/>
+          <w:tcPr>
+            <w:shd w:fill="FFFDF8"/>
+          </w:tcPr>
+          <w:p>
+            <w:pPr>
+              <w:bidi/>
+              <w:jc w:val="right"/>
+            </w:pPr>
+            <w:r>
+              <w:rPr>
+                <w:b w:val="false"/>
+                <w:bCs w:val="false"/>
+                <w:color w:val="17242D"/>
               </w:rPr>
               <w:t xml:space="preserve">בצעו ניסוי מוגבל בעולם האמיתי ותעדו מה עצרתם, שיניתם או השארתם בשליטתכם.</w:t>
             </w:r>

--- a/site/assets/downloads/applied-ai-mastery-personal-journal-he.docx
+++ b/site/assets/downloads/applied-ai-mastery-personal-journal-he.docx
@@ -5716,7 +5716,695 @@
           <w:color w:val="4E356F"/>
           <w:rtl/>
         </w:rPr>
-        <w:t xml:space="preserve">3. מחליטים על הקנייה ועל כלל הניטור</w:t>
+        <w:t xml:space="preserve">3. מחשבים עלות כוללת</w:t>
+      </w:r>
+    </w:p>
+    <w:p>
+      <w:pPr>
+        <w:bidi/>
+        <w:jc w:val="left"/>
+      </w:pPr>
+      <w:r>
+        <w:rPr>
+          <w:b w:val="false"/>
+          <w:bCs w:val="false"/>
+          <w:color w:val="17242D"/>
+          <w:rtl/>
+        </w:rPr>
+        <w:t xml:space="preserve">המחיר שבכותרת הוא מספר שיווקי. חברו את כל מה שייצא מהחשבון עד סוף השנה הראשונה, ורק אז השוו לתקציב.</w:t>
+      </w:r>
+    </w:p>
+    <w:tbl>
+      <w:tblPr>
+        <w:bidiVisual/>
+        <w:tblW w:type="pct" w:w="100%"/>
+        <w:tblBorders>
+          <w:top w:val="single" w:color="auto" w:sz="4"/>
+          <w:left w:val="single" w:color="auto" w:sz="4"/>
+          <w:bottom w:val="single" w:color="auto" w:sz="4"/>
+          <w:right w:val="single" w:color="auto" w:sz="4"/>
+          <w:insideH w:val="single" w:color="auto" w:sz="4"/>
+          <w:insideV w:val="single" w:color="auto" w:sz="4"/>
+        </w:tblBorders>
+      </w:tblPr>
+      <w:tblGrid>
+        <w:gridCol w:w="100"/>
+        <w:gridCol w:w="100"/>
+        <w:gridCol w:w="100"/>
+      </w:tblGrid>
+      <w:tr>
+        <w:tc>
+          <w:tcPr>
+            <w:shd w:fill="4E356F"/>
+          </w:tcPr>
+          <w:p>
+            <w:pPr>
+              <w:bidi/>
+              <w:jc w:val="left"/>
+            </w:pPr>
+            <w:r>
+              <w:rPr>
+                <w:b/>
+                <w:bCs/>
+                <w:i w:val="false"/>
+                <w:iCs w:val="false"/>
+                <w:color w:val="FFFFFF"/>
+                <w:rtl/>
+              </w:rPr>
+              <w:t xml:space="preserve">רכיב עלות</w:t>
+            </w:r>
+          </w:p>
+        </w:tc>
+        <w:tc>
+          <w:tcPr>
+            <w:shd w:fill="4E356F"/>
+          </w:tcPr>
+          <w:p>
+            <w:pPr>
+              <w:bidi/>
+              <w:jc w:val="left"/>
+            </w:pPr>
+            <w:r>
+              <w:rPr>
+                <w:b/>
+                <w:bCs/>
+                <w:i w:val="false"/>
+                <w:iCs w:val="false"/>
+                <w:color w:val="FFFFFF"/>
+                <w:rtl/>
+              </w:rPr>
+              <w:t xml:space="preserve">דוגמה: מדיח כלים</w:t>
+            </w:r>
+          </w:p>
+        </w:tc>
+        <w:tc>
+          <w:tcPr>
+            <w:shd w:fill="4E356F"/>
+          </w:tcPr>
+          <w:p>
+            <w:pPr>
+              <w:bidi/>
+              <w:jc w:val="left"/>
+            </w:pPr>
+            <w:r>
+              <w:rPr>
+                <w:b/>
+                <w:bCs/>
+                <w:i w:val="false"/>
+                <w:iCs w:val="false"/>
+                <w:color w:val="FFFFFF"/>
+                <w:rtl/>
+              </w:rPr>
+              <w:t xml:space="preserve">הקנייה שלי</w:t>
+            </w:r>
+          </w:p>
+        </w:tc>
+      </w:tr>
+      <w:tr>
+        <w:trPr>
+          <w:trHeight w:val="454" w:hRule="atLeast"/>
+        </w:trPr>
+        <w:tc>
+          <w:tcPr>
+            <w:shd w:fill="FFFFFF"/>
+          </w:tcPr>
+          <w:p>
+            <w:pPr>
+              <w:bidi/>
+              <w:jc w:val="left"/>
+            </w:pPr>
+            <w:r>
+              <w:rPr>
+                <w:b w:val="false"/>
+                <w:bCs w:val="false"/>
+                <w:i w:val="false"/>
+                <w:iCs w:val="false"/>
+                <w:color w:val="17242D"/>
+                <w:rtl/>
+              </w:rPr>
+              <w:t xml:space="preserve">המחיר בכותרת</w:t>
+            </w:r>
+          </w:p>
+        </w:tc>
+        <w:tc>
+          <w:tcPr>
+            <w:shd w:fill="F1F3F6"/>
+          </w:tcPr>
+          <w:p>
+            <w:pPr>
+              <w:bidi/>
+              <w:jc w:val="left"/>
+            </w:pPr>
+            <w:r>
+              <w:rPr>
+                <w:b w:val="false"/>
+                <w:bCs w:val="false"/>
+                <w:i/>
+                <w:iCs/>
+                <w:color w:val="55606E"/>
+                <w:rtl/>
+              </w:rPr>
+              <w:t xml:space="preserve">2,690 ש"ח</w:t>
+            </w:r>
+          </w:p>
+        </w:tc>
+        <w:tc>
+          <w:tcPr>
+            <w:shd w:fill="FFFFFF"/>
+          </w:tcPr>
+          <w:p>
+            <w:pPr>
+              <w:bidi/>
+              <w:jc w:val="left"/>
+            </w:pPr>
+            <w:r>
+              <w:rPr>
+                <w:b w:val="false"/>
+                <w:bCs w:val="false"/>
+                <w:i w:val="false"/>
+                <w:iCs w:val="false"/>
+                <w:color w:val="17242D"/>
+                <w:rtl/>
+              </w:rPr>
+              <w:t xml:space="preserve"/>
+            </w:r>
+          </w:p>
+        </w:tc>
+      </w:tr>
+      <w:tr>
+        <w:trPr>
+          <w:trHeight w:val="454" w:hRule="atLeast"/>
+        </w:trPr>
+        <w:tc>
+          <w:tcPr>
+            <w:shd w:fill="FFFFFF"/>
+          </w:tcPr>
+          <w:p>
+            <w:pPr>
+              <w:bidi/>
+              <w:jc w:val="left"/>
+            </w:pPr>
+            <w:r>
+              <w:rPr>
+                <w:b w:val="false"/>
+                <w:bCs w:val="false"/>
+                <w:i w:val="false"/>
+                <w:iCs w:val="false"/>
+                <w:color w:val="17242D"/>
+                <w:rtl/>
+              </w:rPr>
+              <w:t xml:space="preserve">משלוח</w:t>
+            </w:r>
+          </w:p>
+        </w:tc>
+        <w:tc>
+          <w:tcPr>
+            <w:shd w:fill="F1F3F6"/>
+          </w:tcPr>
+          <w:p>
+            <w:pPr>
+              <w:bidi/>
+              <w:jc w:val="left"/>
+            </w:pPr>
+            <w:r>
+              <w:rPr>
+                <w:b w:val="false"/>
+                <w:bCs w:val="false"/>
+                <w:i/>
+                <w:iCs/>
+                <w:color w:val="55606E"/>
+                <w:rtl/>
+              </w:rPr>
+              <w:t xml:space="preserve">150 ש"ח</w:t>
+            </w:r>
+          </w:p>
+        </w:tc>
+        <w:tc>
+          <w:tcPr>
+            <w:shd w:fill="FFFFFF"/>
+          </w:tcPr>
+          <w:p>
+            <w:pPr>
+              <w:bidi/>
+              <w:jc w:val="left"/>
+            </w:pPr>
+            <w:r>
+              <w:rPr>
+                <w:b w:val="false"/>
+                <w:bCs w:val="false"/>
+                <w:i w:val="false"/>
+                <w:iCs w:val="false"/>
+                <w:color w:val="17242D"/>
+                <w:rtl/>
+              </w:rPr>
+              <w:t xml:space="preserve"/>
+            </w:r>
+          </w:p>
+        </w:tc>
+      </w:tr>
+      <w:tr>
+        <w:trPr>
+          <w:trHeight w:val="454" w:hRule="atLeast"/>
+        </w:trPr>
+        <w:tc>
+          <w:tcPr>
+            <w:shd w:fill="FFFFFF"/>
+          </w:tcPr>
+          <w:p>
+            <w:pPr>
+              <w:bidi/>
+              <w:jc w:val="left"/>
+            </w:pPr>
+            <w:r>
+              <w:rPr>
+                <w:b w:val="false"/>
+                <w:bCs w:val="false"/>
+                <w:i w:val="false"/>
+                <w:iCs w:val="false"/>
+                <w:color w:val="17242D"/>
+                <w:rtl/>
+              </w:rPr>
+              <w:t xml:space="preserve">התקנה</w:t>
+            </w:r>
+          </w:p>
+        </w:tc>
+        <w:tc>
+          <w:tcPr>
+            <w:shd w:fill="F1F3F6"/>
+          </w:tcPr>
+          <w:p>
+            <w:pPr>
+              <w:bidi/>
+              <w:jc w:val="left"/>
+            </w:pPr>
+            <w:r>
+              <w:rPr>
+                <w:b w:val="false"/>
+                <w:bCs w:val="false"/>
+                <w:i/>
+                <w:iCs/>
+                <w:color w:val="55606E"/>
+                <w:rtl/>
+              </w:rPr>
+              <w:t xml:space="preserve">250 ש"ח, כולל חיבור למים</w:t>
+            </w:r>
+          </w:p>
+        </w:tc>
+        <w:tc>
+          <w:tcPr>
+            <w:shd w:fill="FFFFFF"/>
+          </w:tcPr>
+          <w:p>
+            <w:pPr>
+              <w:bidi/>
+              <w:jc w:val="left"/>
+            </w:pPr>
+            <w:r>
+              <w:rPr>
+                <w:b w:val="false"/>
+                <w:bCs w:val="false"/>
+                <w:i w:val="false"/>
+                <w:iCs w:val="false"/>
+                <w:color w:val="17242D"/>
+                <w:rtl/>
+              </w:rPr>
+              <w:t xml:space="preserve"/>
+            </w:r>
+          </w:p>
+        </w:tc>
+      </w:tr>
+      <w:tr>
+        <w:trPr>
+          <w:trHeight w:val="454" w:hRule="atLeast"/>
+        </w:trPr>
+        <w:tc>
+          <w:tcPr>
+            <w:shd w:fill="FFFFFF"/>
+          </w:tcPr>
+          <w:p>
+            <w:pPr>
+              <w:bidi/>
+              <w:jc w:val="left"/>
+            </w:pPr>
+            <w:r>
+              <w:rPr>
+                <w:b w:val="false"/>
+                <w:bCs w:val="false"/>
+                <w:i w:val="false"/>
+                <w:iCs w:val="false"/>
+                <w:color w:val="17242D"/>
+                <w:rtl/>
+              </w:rPr>
+              <w:t xml:space="preserve">מכס ודמי טיפול</w:t>
+            </w:r>
+          </w:p>
+        </w:tc>
+        <w:tc>
+          <w:tcPr>
+            <w:shd w:fill="F1F3F6"/>
+          </w:tcPr>
+          <w:p>
+            <w:pPr>
+              <w:bidi/>
+              <w:jc w:val="left"/>
+            </w:pPr>
+            <w:r>
+              <w:rPr>
+                <w:b w:val="false"/>
+                <w:bCs w:val="false"/>
+                <w:i/>
+                <w:iCs/>
+                <w:color w:val="55606E"/>
+                <w:rtl/>
+              </w:rPr>
+              <w:t xml:space="preserve">לא רלוונטי, נקנה בארץ</w:t>
+            </w:r>
+          </w:p>
+        </w:tc>
+        <w:tc>
+          <w:tcPr>
+            <w:shd w:fill="FFFFFF"/>
+          </w:tcPr>
+          <w:p>
+            <w:pPr>
+              <w:bidi/>
+              <w:jc w:val="left"/>
+            </w:pPr>
+            <w:r>
+              <w:rPr>
+                <w:b w:val="false"/>
+                <w:bCs w:val="false"/>
+                <w:i w:val="false"/>
+                <w:iCs w:val="false"/>
+                <w:color w:val="17242D"/>
+                <w:rtl/>
+              </w:rPr>
+              <w:t xml:space="preserve"/>
+            </w:r>
+          </w:p>
+        </w:tc>
+      </w:tr>
+      <w:tr>
+        <w:trPr>
+          <w:trHeight w:val="454" w:hRule="atLeast"/>
+        </w:trPr>
+        <w:tc>
+          <w:tcPr>
+            <w:shd w:fill="FFFFFF"/>
+          </w:tcPr>
+          <w:p>
+            <w:pPr>
+              <w:bidi/>
+              <w:jc w:val="left"/>
+            </w:pPr>
+            <w:r>
+              <w:rPr>
+                <w:b w:val="false"/>
+                <w:bCs w:val="false"/>
+                <w:i w:val="false"/>
+                <w:iCs w:val="false"/>
+                <w:color w:val="17242D"/>
+                <w:rtl/>
+              </w:rPr>
+              <w:t xml:space="preserve">אביזרים נדרשים</w:t>
+            </w:r>
+          </w:p>
+        </w:tc>
+        <w:tc>
+          <w:tcPr>
+            <w:shd w:fill="F1F3F6"/>
+          </w:tcPr>
+          <w:p>
+            <w:pPr>
+              <w:bidi/>
+              <w:jc w:val="left"/>
+            </w:pPr>
+            <w:r>
+              <w:rPr>
+                <w:b w:val="false"/>
+                <w:bCs w:val="false"/>
+                <w:i/>
+                <w:iCs/>
+                <w:color w:val="55606E"/>
+                <w:rtl/>
+              </w:rPr>
+              <w:t xml:space="preserve">צינור ארוך יותר, 80 ש"ח</w:t>
+            </w:r>
+          </w:p>
+        </w:tc>
+        <w:tc>
+          <w:tcPr>
+            <w:shd w:fill="FFFFFF"/>
+          </w:tcPr>
+          <w:p>
+            <w:pPr>
+              <w:bidi/>
+              <w:jc w:val="left"/>
+            </w:pPr>
+            <w:r>
+              <w:rPr>
+                <w:b w:val="false"/>
+                <w:bCs w:val="false"/>
+                <w:i w:val="false"/>
+                <w:iCs w:val="false"/>
+                <w:color w:val="17242D"/>
+                <w:rtl/>
+              </w:rPr>
+              <w:t xml:space="preserve"/>
+            </w:r>
+          </w:p>
+        </w:tc>
+      </w:tr>
+      <w:tr>
+        <w:trPr>
+          <w:trHeight w:val="454" w:hRule="atLeast"/>
+        </w:trPr>
+        <w:tc>
+          <w:tcPr>
+            <w:shd w:fill="FFFFFF"/>
+          </w:tcPr>
+          <w:p>
+            <w:pPr>
+              <w:bidi/>
+              <w:jc w:val="left"/>
+            </w:pPr>
+            <w:r>
+              <w:rPr>
+                <w:b w:val="false"/>
+                <w:bCs w:val="false"/>
+                <w:i w:val="false"/>
+                <w:iCs w:val="false"/>
+                <w:color w:val="17242D"/>
+                <w:rtl/>
+              </w:rPr>
+              <w:t xml:space="preserve">אחריות מורחבת</w:t>
+            </w:r>
+          </w:p>
+        </w:tc>
+        <w:tc>
+          <w:tcPr>
+            <w:shd w:fill="F1F3F6"/>
+          </w:tcPr>
+          <w:p>
+            <w:pPr>
+              <w:bidi/>
+              <w:jc w:val="left"/>
+            </w:pPr>
+            <w:r>
+              <w:rPr>
+                <w:b w:val="false"/>
+                <w:bCs w:val="false"/>
+                <w:i/>
+                <w:iCs/>
+                <w:color w:val="55606E"/>
+                <w:rtl/>
+              </w:rPr>
+              <w:t xml:space="preserve">300 ש"ח לשנתיים נוספות</w:t>
+            </w:r>
+          </w:p>
+        </w:tc>
+        <w:tc>
+          <w:tcPr>
+            <w:shd w:fill="FFFFFF"/>
+          </w:tcPr>
+          <w:p>
+            <w:pPr>
+              <w:bidi/>
+              <w:jc w:val="left"/>
+            </w:pPr>
+            <w:r>
+              <w:rPr>
+                <w:b w:val="false"/>
+                <w:bCs w:val="false"/>
+                <w:i w:val="false"/>
+                <w:iCs w:val="false"/>
+                <w:color w:val="17242D"/>
+                <w:rtl/>
+              </w:rPr>
+              <w:t xml:space="preserve"/>
+            </w:r>
+          </w:p>
+        </w:tc>
+      </w:tr>
+      <w:tr>
+        <w:trPr>
+          <w:trHeight w:val="454" w:hRule="atLeast"/>
+        </w:trPr>
+        <w:tc>
+          <w:tcPr>
+            <w:shd w:fill="FFFFFF"/>
+          </w:tcPr>
+          <w:p>
+            <w:pPr>
+              <w:bidi/>
+              <w:jc w:val="left"/>
+            </w:pPr>
+            <w:r>
+              <w:rPr>
+                <w:b w:val="false"/>
+                <w:bCs w:val="false"/>
+                <w:i w:val="false"/>
+                <w:iCs w:val="false"/>
+                <w:color w:val="17242D"/>
+                <w:rtl/>
+              </w:rPr>
+              <w:t xml:space="preserve">כמה יעלה להחזיר, אם לא מתאים</w:t>
+            </w:r>
+          </w:p>
+        </w:tc>
+        <w:tc>
+          <w:tcPr>
+            <w:shd w:fill="F1F3F6"/>
+          </w:tcPr>
+          <w:p>
+            <w:pPr>
+              <w:bidi/>
+              <w:jc w:val="left"/>
+            </w:pPr>
+            <w:r>
+              <w:rPr>
+                <w:b w:val="false"/>
+                <w:bCs w:val="false"/>
+                <w:i/>
+                <w:iCs/>
+                <w:color w:val="55606E"/>
+                <w:rtl/>
+              </w:rPr>
+              <w:t xml:space="preserve">200 ש"ח דמי הובלה</w:t>
+            </w:r>
+          </w:p>
+        </w:tc>
+        <w:tc>
+          <w:tcPr>
+            <w:shd w:fill="FFFFFF"/>
+          </w:tcPr>
+          <w:p>
+            <w:pPr>
+              <w:bidi/>
+              <w:jc w:val="left"/>
+            </w:pPr>
+            <w:r>
+              <w:rPr>
+                <w:b w:val="false"/>
+                <w:bCs w:val="false"/>
+                <w:i w:val="false"/>
+                <w:iCs w:val="false"/>
+                <w:color w:val="17242D"/>
+                <w:rtl/>
+              </w:rPr>
+              <w:t xml:space="preserve"/>
+            </w:r>
+          </w:p>
+        </w:tc>
+      </w:tr>
+      <w:tr>
+        <w:trPr>
+          <w:trHeight w:val="454" w:hRule="atLeast"/>
+        </w:trPr>
+        <w:tc>
+          <w:tcPr>
+            <w:shd w:fill="FFFFFF"/>
+          </w:tcPr>
+          <w:p>
+            <w:pPr>
+              <w:bidi/>
+              <w:jc w:val="left"/>
+            </w:pPr>
+            <w:r>
+              <w:rPr>
+                <w:b w:val="false"/>
+                <w:bCs w:val="false"/>
+                <w:i w:val="false"/>
+                <w:iCs w:val="false"/>
+                <w:color w:val="17242D"/>
+                <w:rtl/>
+              </w:rPr>
+              <w:t xml:space="preserve">העלות הכוללת</w:t>
+            </w:r>
+          </w:p>
+        </w:tc>
+        <w:tc>
+          <w:tcPr>
+            <w:shd w:fill="F1F3F6"/>
+          </w:tcPr>
+          <w:p>
+            <w:pPr>
+              <w:bidi/>
+              <w:jc w:val="left"/>
+            </w:pPr>
+            <w:r>
+              <w:rPr>
+                <w:b w:val="false"/>
+                <w:bCs w:val="false"/>
+                <w:i/>
+                <w:iCs/>
+                <w:color w:val="55606E"/>
+                <w:rtl/>
+              </w:rPr>
+              <w:t xml:space="preserve">3,470 ש"ח — מעל התקציב של 3,000, למרות שהמחיר בכותרת היה מתחתיו</w:t>
+            </w:r>
+          </w:p>
+        </w:tc>
+        <w:tc>
+          <w:tcPr>
+            <w:shd w:fill="FFFFFF"/>
+          </w:tcPr>
+          <w:p>
+            <w:pPr>
+              <w:bidi/>
+              <w:jc w:val="left"/>
+            </w:pPr>
+            <w:r>
+              <w:rPr>
+                <w:b w:val="false"/>
+                <w:bCs w:val="false"/>
+                <w:i w:val="false"/>
+                <w:iCs w:val="false"/>
+                <w:color w:val="17242D"/>
+                <w:rtl/>
+              </w:rPr>
+              <w:t xml:space="preserve"/>
+            </w:r>
+          </w:p>
+        </w:tc>
+      </w:tr>
+    </w:tbl>
+    <w:p>
+      <w:pPr>
+        <w:pStyle w:val="Heading1"/>
+        <w:shd w:fill="F0EAFA"/>
+        <w:bidi/>
+        <w:spacing w:after="100" w:before="200"/>
+        <w:jc w:val="left"/>
+      </w:pPr>
+      <w:r>
+        <w:rPr>
+          <w:b/>
+          <w:bCs/>
+          <w:color w:val="4E356F"/>
+          <w:rtl/>
+        </w:rPr>
+        <w:t xml:space="preserve">4. מחליטים על הקנייה ועל כלל הניטור</w:t>
       </w:r>
     </w:p>
     <w:p>
@@ -5746,9 +6434,664 @@
           <w:color w:val="17242D"/>
           <w:rtl/>
         </w:rPr>
-        <w:t xml:space="preserve">אם זה מועיל, הגדירו התראה שאפשר לבדוק אותה: המקור, מה מפעיל אותה, הסף, התדירות, איך למנוע כפילויות, מתי היא נעצרת, ואיזו פעולה עדיין מחייבת אישור שלכם.</w:t>
+        <w:t xml:space="preserve">אם זה מועיל, הגדירו התראה שאפשר לבדוק אותה. עברו על המצבים למטה וכתבו מה ההתראה שלכם אמורה לעשות בכל אחד מהם. השורות האחרונות הן אלה שנשכחות, והן אלה שגורמות להתראה להציק או להשתתק בלי שתשימו לב.</w:t>
       </w:r>
     </w:p>
+    <w:tbl>
+      <w:tblPr>
+        <w:bidiVisual/>
+        <w:tblW w:type="pct" w:w="100%"/>
+        <w:tblBorders>
+          <w:top w:val="single" w:color="auto" w:sz="4"/>
+          <w:left w:val="single" w:color="auto" w:sz="4"/>
+          <w:bottom w:val="single" w:color="auto" w:sz="4"/>
+          <w:right w:val="single" w:color="auto" w:sz="4"/>
+          <w:insideH w:val="single" w:color="auto" w:sz="4"/>
+          <w:insideV w:val="single" w:color="auto" w:sz="4"/>
+        </w:tblBorders>
+      </w:tblPr>
+      <w:tblGrid>
+        <w:gridCol w:w="100"/>
+        <w:gridCol w:w="100"/>
+        <w:gridCol w:w="100"/>
+      </w:tblGrid>
+      <w:tr>
+        <w:tc>
+          <w:tcPr>
+            <w:shd w:fill="4E356F"/>
+          </w:tcPr>
+          <w:p>
+            <w:pPr>
+              <w:bidi/>
+              <w:jc w:val="left"/>
+            </w:pPr>
+            <w:r>
+              <w:rPr>
+                <w:b/>
+                <w:bCs/>
+                <w:i w:val="false"/>
+                <w:iCs w:val="false"/>
+                <w:color w:val="FFFFFF"/>
+                <w:rtl/>
+              </w:rPr>
+              <w:t xml:space="preserve">המצב</w:t>
+            </w:r>
+          </w:p>
+        </w:tc>
+        <w:tc>
+          <w:tcPr>
+            <w:shd w:fill="4E356F"/>
+          </w:tcPr>
+          <w:p>
+            <w:pPr>
+              <w:bidi/>
+              <w:jc w:val="left"/>
+            </w:pPr>
+            <w:r>
+              <w:rPr>
+                <w:b/>
+                <w:bCs/>
+                <w:i w:val="false"/>
+                <w:iCs w:val="false"/>
+                <w:color w:val="FFFFFF"/>
+                <w:rtl/>
+              </w:rPr>
+              <w:t xml:space="preserve">דוגמה</w:t>
+            </w:r>
+          </w:p>
+        </w:tc>
+        <w:tc>
+          <w:tcPr>
+            <w:shd w:fill="4E356F"/>
+          </w:tcPr>
+          <w:p>
+            <w:pPr>
+              <w:bidi/>
+              <w:jc w:val="left"/>
+            </w:pPr>
+            <w:r>
+              <w:rPr>
+                <w:b/>
+                <w:bCs/>
+                <w:i w:val="false"/>
+                <w:iCs w:val="false"/>
+                <w:color w:val="FFFFFF"/>
+                <w:rtl/>
+              </w:rPr>
+              <w:t xml:space="preserve">מה ההתראה שלי עושה</w:t>
+            </w:r>
+          </w:p>
+        </w:tc>
+      </w:tr>
+      <w:tr>
+        <w:trPr>
+          <w:trHeight w:val="454" w:hRule="atLeast"/>
+        </w:trPr>
+        <w:tc>
+          <w:tcPr>
+            <w:shd w:fill="FFFFFF"/>
+          </w:tcPr>
+          <w:p>
+            <w:pPr>
+              <w:bidi/>
+              <w:jc w:val="left"/>
+            </w:pPr>
+            <w:r>
+              <w:rPr>
+                <w:b w:val="false"/>
+                <w:bCs w:val="false"/>
+                <w:i w:val="false"/>
+                <w:iCs w:val="false"/>
+                <w:color w:val="17242D"/>
+                <w:rtl/>
+              </w:rPr>
+              <w:t xml:space="preserve">התנאי לא מתקיים</w:t>
+            </w:r>
+          </w:p>
+        </w:tc>
+        <w:tc>
+          <w:tcPr>
+            <w:shd w:fill="F1F3F6"/>
+          </w:tcPr>
+          <w:p>
+            <w:pPr>
+              <w:bidi/>
+              <w:jc w:val="left"/>
+            </w:pPr>
+            <w:r>
+              <w:rPr>
+                <w:b w:val="false"/>
+                <w:bCs w:val="false"/>
+                <w:i/>
+                <w:iCs/>
+                <w:color w:val="55606E"/>
+                <w:rtl/>
+              </w:rPr>
+              <w:t xml:space="preserve">המחיר 950 והסף 800 — ממשיכה לעקוב, לא מתריעה, שומרת את המחיר ואת התאריך</w:t>
+            </w:r>
+          </w:p>
+        </w:tc>
+        <w:tc>
+          <w:tcPr>
+            <w:shd w:fill="FFFFFF"/>
+          </w:tcPr>
+          <w:p>
+            <w:pPr>
+              <w:bidi/>
+              <w:jc w:val="left"/>
+            </w:pPr>
+            <w:r>
+              <w:rPr>
+                <w:b w:val="false"/>
+                <w:bCs w:val="false"/>
+                <w:i w:val="false"/>
+                <w:iCs w:val="false"/>
+                <w:color w:val="17242D"/>
+                <w:rtl/>
+              </w:rPr>
+              <w:t xml:space="preserve"/>
+            </w:r>
+          </w:p>
+        </w:tc>
+      </w:tr>
+      <w:tr>
+        <w:trPr>
+          <w:trHeight w:val="454" w:hRule="atLeast"/>
+        </w:trPr>
+        <w:tc>
+          <w:tcPr>
+            <w:shd w:fill="FFFFFF"/>
+          </w:tcPr>
+          <w:p>
+            <w:pPr>
+              <w:bidi/>
+              <w:jc w:val="left"/>
+            </w:pPr>
+            <w:r>
+              <w:rPr>
+                <w:b w:val="false"/>
+                <w:bCs w:val="false"/>
+                <w:i w:val="false"/>
+                <w:iCs w:val="false"/>
+                <w:color w:val="17242D"/>
+                <w:rtl/>
+              </w:rPr>
+              <w:t xml:space="preserve">מתקיים בפעם הראשונה</w:t>
+            </w:r>
+          </w:p>
+        </w:tc>
+        <w:tc>
+          <w:tcPr>
+            <w:shd w:fill="F1F3F6"/>
+          </w:tcPr>
+          <w:p>
+            <w:pPr>
+              <w:bidi/>
+              <w:jc w:val="left"/>
+            </w:pPr>
+            <w:r>
+              <w:rPr>
+                <w:b w:val="false"/>
+                <w:bCs w:val="false"/>
+                <w:i/>
+                <w:iCs/>
+                <w:color w:val="55606E"/>
+                <w:rtl/>
+              </w:rPr>
+              <w:t xml:space="preserve">ירד ל-780 — שולחת התראה אחת ושומרת „כבר התרעתי על 780”</w:t>
+            </w:r>
+          </w:p>
+        </w:tc>
+        <w:tc>
+          <w:tcPr>
+            <w:shd w:fill="FFFFFF"/>
+          </w:tcPr>
+          <w:p>
+            <w:pPr>
+              <w:bidi/>
+              <w:jc w:val="left"/>
+            </w:pPr>
+            <w:r>
+              <w:rPr>
+                <w:b w:val="false"/>
+                <w:bCs w:val="false"/>
+                <w:i w:val="false"/>
+                <w:iCs w:val="false"/>
+                <w:color w:val="17242D"/>
+                <w:rtl/>
+              </w:rPr>
+              <w:t xml:space="preserve"/>
+            </w:r>
+          </w:p>
+        </w:tc>
+      </w:tr>
+      <w:tr>
+        <w:trPr>
+          <w:trHeight w:val="454" w:hRule="atLeast"/>
+        </w:trPr>
+        <w:tc>
+          <w:tcPr>
+            <w:shd w:fill="FFFFFF"/>
+          </w:tcPr>
+          <w:p>
+            <w:pPr>
+              <w:bidi/>
+              <w:jc w:val="left"/>
+            </w:pPr>
+            <w:r>
+              <w:rPr>
+                <w:b w:val="false"/>
+                <w:bCs w:val="false"/>
+                <w:i w:val="false"/>
+                <w:iCs w:val="false"/>
+                <w:color w:val="17242D"/>
+                <w:rtl/>
+              </w:rPr>
+              <w:t xml:space="preserve">מתקיים שוב, באותו מחיר</w:t>
+            </w:r>
+          </w:p>
+        </w:tc>
+        <w:tc>
+          <w:tcPr>
+            <w:shd w:fill="F1F3F6"/>
+          </w:tcPr>
+          <w:p>
+            <w:pPr>
+              <w:bidi/>
+              <w:jc w:val="left"/>
+            </w:pPr>
+            <w:r>
+              <w:rPr>
+                <w:b w:val="false"/>
+                <w:bCs w:val="false"/>
+                <w:i/>
+                <w:iCs/>
+                <w:color w:val="55606E"/>
+                <w:rtl/>
+              </w:rPr>
+              <w:t xml:space="preserve">עדיין 780 אחרי שש שעות — שותקת</w:t>
+            </w:r>
+          </w:p>
+        </w:tc>
+        <w:tc>
+          <w:tcPr>
+            <w:shd w:fill="FFFFFF"/>
+          </w:tcPr>
+          <w:p>
+            <w:pPr>
+              <w:bidi/>
+              <w:jc w:val="left"/>
+            </w:pPr>
+            <w:r>
+              <w:rPr>
+                <w:b w:val="false"/>
+                <w:bCs w:val="false"/>
+                <w:i w:val="false"/>
+                <w:iCs w:val="false"/>
+                <w:color w:val="17242D"/>
+                <w:rtl/>
+              </w:rPr>
+              <w:t xml:space="preserve"/>
+            </w:r>
+          </w:p>
+        </w:tc>
+      </w:tr>
+      <w:tr>
+        <w:trPr>
+          <w:trHeight w:val="454" w:hRule="atLeast"/>
+        </w:trPr>
+        <w:tc>
+          <w:tcPr>
+            <w:shd w:fill="FFFFFF"/>
+          </w:tcPr>
+          <w:p>
+            <w:pPr>
+              <w:bidi/>
+              <w:jc w:val="left"/>
+            </w:pPr>
+            <w:r>
+              <w:rPr>
+                <w:b w:val="false"/>
+                <w:bCs w:val="false"/>
+                <w:i w:val="false"/>
+                <w:iCs w:val="false"/>
+                <w:color w:val="17242D"/>
+                <w:rtl/>
+              </w:rPr>
+              <w:t xml:space="preserve">עלה, ואז ירד שוב</w:t>
+            </w:r>
+          </w:p>
+        </w:tc>
+        <w:tc>
+          <w:tcPr>
+            <w:shd w:fill="F1F3F6"/>
+          </w:tcPr>
+          <w:p>
+            <w:pPr>
+              <w:bidi/>
+              <w:jc w:val="left"/>
+            </w:pPr>
+            <w:r>
+              <w:rPr>
+                <w:b w:val="false"/>
+                <w:bCs w:val="false"/>
+                <w:i/>
+                <w:iCs/>
+                <w:color w:val="55606E"/>
+                <w:rtl/>
+              </w:rPr>
+              <w:t xml:space="preserve">820 ואחר כך 770 — שולחת התראה חדשה ושומרת את המחיר החדש</w:t>
+            </w:r>
+          </w:p>
+        </w:tc>
+        <w:tc>
+          <w:tcPr>
+            <w:shd w:fill="FFFFFF"/>
+          </w:tcPr>
+          <w:p>
+            <w:pPr>
+              <w:bidi/>
+              <w:jc w:val="left"/>
+            </w:pPr>
+            <w:r>
+              <w:rPr>
+                <w:b w:val="false"/>
+                <w:bCs w:val="false"/>
+                <w:i w:val="false"/>
+                <w:iCs w:val="false"/>
+                <w:color w:val="17242D"/>
+                <w:rtl/>
+              </w:rPr>
+              <w:t xml:space="preserve"/>
+            </w:r>
+          </w:p>
+        </w:tc>
+      </w:tr>
+      <w:tr>
+        <w:trPr>
+          <w:trHeight w:val="454" w:hRule="atLeast"/>
+        </w:trPr>
+        <w:tc>
+          <w:tcPr>
+            <w:shd w:fill="FFFFFF"/>
+          </w:tcPr>
+          <w:p>
+            <w:pPr>
+              <w:bidi/>
+              <w:jc w:val="left"/>
+            </w:pPr>
+            <w:r>
+              <w:rPr>
+                <w:b w:val="false"/>
+                <w:bCs w:val="false"/>
+                <w:i w:val="false"/>
+                <w:iCs w:val="false"/>
+                <w:color w:val="17242D"/>
+                <w:rtl/>
+              </w:rPr>
+              <w:t xml:space="preserve">המקור לא נפתח</w:t>
+            </w:r>
+          </w:p>
+        </w:tc>
+        <w:tc>
+          <w:tcPr>
+            <w:shd w:fill="F1F3F6"/>
+          </w:tcPr>
+          <w:p>
+            <w:pPr>
+              <w:bidi/>
+              <w:jc w:val="left"/>
+            </w:pPr>
+            <w:r>
+              <w:rPr>
+                <w:b w:val="false"/>
+                <w:bCs w:val="false"/>
+                <w:i/>
+                <w:iCs/>
+                <w:color w:val="55606E"/>
+                <w:rtl/>
+              </w:rPr>
+              <w:t xml:space="preserve">הדף מחזיר שגיאה — מנסה שוב פעם אחת, לא מתריעה</w:t>
+            </w:r>
+          </w:p>
+        </w:tc>
+        <w:tc>
+          <w:tcPr>
+            <w:shd w:fill="FFFFFF"/>
+          </w:tcPr>
+          <w:p>
+            <w:pPr>
+              <w:bidi/>
+              <w:jc w:val="left"/>
+            </w:pPr>
+            <w:r>
+              <w:rPr>
+                <w:b w:val="false"/>
+                <w:bCs w:val="false"/>
+                <w:i w:val="false"/>
+                <w:iCs w:val="false"/>
+                <w:color w:val="17242D"/>
+                <w:rtl/>
+              </w:rPr>
+              <w:t xml:space="preserve"/>
+            </w:r>
+          </w:p>
+        </w:tc>
+      </w:tr>
+      <w:tr>
+        <w:trPr>
+          <w:trHeight w:val="454" w:hRule="atLeast"/>
+        </w:trPr>
+        <w:tc>
+          <w:tcPr>
+            <w:shd w:fill="FFFFFF"/>
+          </w:tcPr>
+          <w:p>
+            <w:pPr>
+              <w:bidi/>
+              <w:jc w:val="left"/>
+            </w:pPr>
+            <w:r>
+              <w:rPr>
+                <w:b w:val="false"/>
+                <w:bCs w:val="false"/>
+                <w:i w:val="false"/>
+                <w:iCs w:val="false"/>
+                <w:color w:val="17242D"/>
+                <w:rtl/>
+              </w:rPr>
+              <w:t xml:space="preserve">המקור לא נפתח פעמיים</w:t>
+            </w:r>
+          </w:p>
+        </w:tc>
+        <w:tc>
+          <w:tcPr>
+            <w:shd w:fill="F1F3F6"/>
+          </w:tcPr>
+          <w:p>
+            <w:pPr>
+              <w:bidi/>
+              <w:jc w:val="left"/>
+            </w:pPr>
+            <w:r>
+              <w:rPr>
+                <w:b w:val="false"/>
+                <w:bCs w:val="false"/>
+                <w:i/>
+                <w:iCs/>
+                <w:color w:val="55606E"/>
+                <w:rtl/>
+              </w:rPr>
+              <w:t xml:space="preserve">שגיאה גם בניסיון השני — עוצרת את עצמה ושולחת „נדרשת בדיקה” אחת</w:t>
+            </w:r>
+          </w:p>
+        </w:tc>
+        <w:tc>
+          <w:tcPr>
+            <w:shd w:fill="FFFFFF"/>
+          </w:tcPr>
+          <w:p>
+            <w:pPr>
+              <w:bidi/>
+              <w:jc w:val="left"/>
+            </w:pPr>
+            <w:r>
+              <w:rPr>
+                <w:b w:val="false"/>
+                <w:bCs w:val="false"/>
+                <w:i w:val="false"/>
+                <w:iCs w:val="false"/>
+                <w:color w:val="17242D"/>
+                <w:rtl/>
+              </w:rPr>
+              <w:t xml:space="preserve"/>
+            </w:r>
+          </w:p>
+        </w:tc>
+      </w:tr>
+      <w:tr>
+        <w:trPr>
+          <w:trHeight w:val="454" w:hRule="atLeast"/>
+        </w:trPr>
+        <w:tc>
+          <w:tcPr>
+            <w:shd w:fill="FFFFFF"/>
+          </w:tcPr>
+          <w:p>
+            <w:pPr>
+              <w:bidi/>
+              <w:jc w:val="left"/>
+            </w:pPr>
+            <w:r>
+              <w:rPr>
+                <w:b w:val="false"/>
+                <w:bCs w:val="false"/>
+                <w:i w:val="false"/>
+                <w:iCs w:val="false"/>
+                <w:color w:val="17242D"/>
+                <w:rtl/>
+              </w:rPr>
+              <w:t xml:space="preserve">הנתון ישן</w:t>
+            </w:r>
+          </w:p>
+        </w:tc>
+        <w:tc>
+          <w:tcPr>
+            <w:shd w:fill="F1F3F6"/>
+          </w:tcPr>
+          <w:p>
+            <w:pPr>
+              <w:bidi/>
+              <w:jc w:val="left"/>
+            </w:pPr>
+            <w:r>
+              <w:rPr>
+                <w:b w:val="false"/>
+                <w:bCs w:val="false"/>
+                <w:i/>
+                <w:iCs/>
+                <w:color w:val="55606E"/>
+                <w:rtl/>
+              </w:rPr>
+              <w:t xml:space="preserve">המחיר האחרון שנקרא הוא מלפני שבוע — מסמנת שהנתון ישן במקום להציג אותו כעדכני</w:t>
+            </w:r>
+          </w:p>
+        </w:tc>
+        <w:tc>
+          <w:tcPr>
+            <w:shd w:fill="FFFFFF"/>
+          </w:tcPr>
+          <w:p>
+            <w:pPr>
+              <w:bidi/>
+              <w:jc w:val="left"/>
+            </w:pPr>
+            <w:r>
+              <w:rPr>
+                <w:b w:val="false"/>
+                <w:bCs w:val="false"/>
+                <w:i w:val="false"/>
+                <w:iCs w:val="false"/>
+                <w:color w:val="17242D"/>
+                <w:rtl/>
+              </w:rPr>
+              <w:t xml:space="preserve"/>
+            </w:r>
+          </w:p>
+        </w:tc>
+      </w:tr>
+      <w:tr>
+        <w:trPr>
+          <w:trHeight w:val="454" w:hRule="atLeast"/>
+        </w:trPr>
+        <w:tc>
+          <w:tcPr>
+            <w:shd w:fill="FFFFFF"/>
+          </w:tcPr>
+          <w:p>
+            <w:pPr>
+              <w:bidi/>
+              <w:jc w:val="left"/>
+            </w:pPr>
+            <w:r>
+              <w:rPr>
+                <w:b w:val="false"/>
+                <w:bCs w:val="false"/>
+                <w:i w:val="false"/>
+                <w:iCs w:val="false"/>
+                <w:color w:val="17242D"/>
+                <w:rtl/>
+              </w:rPr>
+              <w:t xml:space="preserve">מה תמיד נשאר אצלי</w:t>
+            </w:r>
+          </w:p>
+        </w:tc>
+        <w:tc>
+          <w:tcPr>
+            <w:shd w:fill="F1F3F6"/>
+          </w:tcPr>
+          <w:p>
+            <w:pPr>
+              <w:bidi/>
+              <w:jc w:val="left"/>
+            </w:pPr>
+            <w:r>
+              <w:rPr>
+                <w:b w:val="false"/>
+                <w:bCs w:val="false"/>
+                <w:i/>
+                <w:iCs/>
+                <w:color w:val="55606E"/>
+                <w:rtl/>
+              </w:rPr>
+              <w:t xml:space="preserve">הקנייה עצמה. ההתראה מודיעה, היא לא קונה ולא מזמינה</w:t>
+            </w:r>
+          </w:p>
+        </w:tc>
+        <w:tc>
+          <w:tcPr>
+            <w:shd w:fill="FFFFFF"/>
+          </w:tcPr>
+          <w:p>
+            <w:pPr>
+              <w:bidi/>
+              <w:jc w:val="left"/>
+            </w:pPr>
+            <w:r>
+              <w:rPr>
+                <w:b w:val="false"/>
+                <w:bCs w:val="false"/>
+                <w:i w:val="false"/>
+                <w:iCs w:val="false"/>
+                <w:color w:val="17242D"/>
+                <w:rtl/>
+              </w:rPr>
+              <w:t xml:space="preserve"/>
+            </w:r>
+          </w:p>
+        </w:tc>
+      </w:tr>
+    </w:tbl>
     <w:p>
       <w:pPr>
         <w:pStyle w:val="Heading1"/>

--- a/site/assets/downloads/applied-ai-mastery-personal-journal-he.docx
+++ b/site/assets/downloads/applied-ai-mastery-personal-journal-he.docx
@@ -10072,7 +10072,7 @@
           <w:color w:val="4E356F"/>
           <w:rtl/>
         </w:rPr>
-        <w:t xml:space="preserve">3. בודקים גבולות</w:t>
+        <w:t xml:space="preserve">3. בודקים איפה התוכנית נשברת</w:t>
       </w:r>
     </w:p>
     <w:p>
@@ -10087,7 +10087,503 @@
           <w:color w:val="17242D"/>
           <w:rtl/>
         </w:rPr>
-        <w:t xml:space="preserve">תוכנית חלופית: מה משתנה אם הזמנה מתבטלת, מזג האוויר משתנה, השעה זזה, המחיר עולה או מישהו לא מגיע?</w:t>
+        <w:t xml:space="preserve">בחרו שיבוש אחד שבאמת יכול לקרות והריצו את התוכנית מולו. תוכנית חלופית שאין בה שם ואין בה מועד החלטה היא לא תוכנית — היא תקווה.</w:t>
+      </w:r>
+    </w:p>
+    <w:tbl>
+      <w:tblPr>
+        <w:bidiVisual/>
+        <w:tblW w:type="pct" w:w="100%"/>
+        <w:tblBorders>
+          <w:top w:val="single" w:color="auto" w:sz="4"/>
+          <w:left w:val="single" w:color="auto" w:sz="4"/>
+          <w:bottom w:val="single" w:color="auto" w:sz="4"/>
+          <w:right w:val="single" w:color="auto" w:sz="4"/>
+          <w:insideH w:val="single" w:color="auto" w:sz="4"/>
+          <w:insideV w:val="single" w:color="auto" w:sz="4"/>
+        </w:tblBorders>
+      </w:tblPr>
+      <w:tblGrid>
+        <w:gridCol w:w="100"/>
+        <w:gridCol w:w="100"/>
+        <w:gridCol w:w="100"/>
+        <w:gridCol w:w="100"/>
+        <w:gridCol w:w="100"/>
+      </w:tblGrid>
+      <w:tr>
+        <w:tc>
+          <w:tcPr>
+            <w:shd w:fill="4E356F"/>
+          </w:tcPr>
+          <w:p>
+            <w:pPr>
+              <w:bidi/>
+              <w:jc w:val="left"/>
+            </w:pPr>
+            <w:r>
+              <w:rPr>
+                <w:b/>
+                <w:bCs/>
+                <w:i w:val="false"/>
+                <w:iCs w:val="false"/>
+                <w:color w:val="FFFFFF"/>
+                <w:rtl/>
+              </w:rPr>
+              <w:t xml:space="preserve">השיבוש</w:t>
+            </w:r>
+          </w:p>
+        </w:tc>
+        <w:tc>
+          <w:tcPr>
+            <w:shd w:fill="4E356F"/>
+          </w:tcPr>
+          <w:p>
+            <w:pPr>
+              <w:bidi/>
+              <w:jc w:val="left"/>
+            </w:pPr>
+            <w:r>
+              <w:rPr>
+                <w:b/>
+                <w:bCs/>
+                <w:i w:val="false"/>
+                <w:iCs w:val="false"/>
+                <w:color w:val="FFFFFF"/>
+                <w:rtl/>
+              </w:rPr>
+              <w:t xml:space="preserve">מה נשבר ראשון</w:t>
+            </w:r>
+          </w:p>
+        </w:tc>
+        <w:tc>
+          <w:tcPr>
+            <w:shd w:fill="4E356F"/>
+          </w:tcPr>
+          <w:p>
+            <w:pPr>
+              <w:bidi/>
+              <w:jc w:val="left"/>
+            </w:pPr>
+            <w:r>
+              <w:rPr>
+                <w:b/>
+                <w:bCs/>
+                <w:i w:val="false"/>
+                <w:iCs w:val="false"/>
+                <w:color w:val="FFFFFF"/>
+                <w:rtl/>
+              </w:rPr>
+              <w:t xml:space="preserve">מה עושים במקום</w:t>
+            </w:r>
+          </w:p>
+        </w:tc>
+        <w:tc>
+          <w:tcPr>
+            <w:shd w:fill="4E356F"/>
+          </w:tcPr>
+          <w:p>
+            <w:pPr>
+              <w:bidi/>
+              <w:jc w:val="left"/>
+            </w:pPr>
+            <w:r>
+              <w:rPr>
+                <w:b/>
+                <w:bCs/>
+                <w:i w:val="false"/>
+                <w:iCs w:val="false"/>
+                <w:color w:val="FFFFFF"/>
+                <w:rtl/>
+              </w:rPr>
+              <w:t xml:space="preserve">מי מפעיל</w:t>
+            </w:r>
+          </w:p>
+        </w:tc>
+        <w:tc>
+          <w:tcPr>
+            <w:shd w:fill="4E356F"/>
+          </w:tcPr>
+          <w:p>
+            <w:pPr>
+              <w:bidi/>
+              <w:jc w:val="left"/>
+            </w:pPr>
+            <w:r>
+              <w:rPr>
+                <w:b/>
+                <w:bCs/>
+                <w:i w:val="false"/>
+                <w:iCs w:val="false"/>
+                <w:color w:val="FFFFFF"/>
+                <w:rtl/>
+              </w:rPr>
+              <w:t xml:space="preserve">עד מתי חייבים להחליט</w:t>
+            </w:r>
+          </w:p>
+        </w:tc>
+      </w:tr>
+      <w:tr>
+        <w:trPr>
+          <w:trHeight w:val="454" w:hRule="atLeast"/>
+        </w:trPr>
+        <w:tc>
+          <w:tcPr>
+            <w:shd w:fill="F1F3F6"/>
+          </w:tcPr>
+          <w:p>
+            <w:pPr>
+              <w:bidi/>
+              <w:jc w:val="left"/>
+            </w:pPr>
+            <w:r>
+              <w:rPr>
+                <w:b w:val="false"/>
+                <w:bCs w:val="false"/>
+                <w:i/>
+                <w:iCs/>
+                <w:color w:val="55606E"/>
+                <w:rtl/>
+              </w:rPr>
+              <w:t xml:space="preserve">דוגמה: גשם חזק בין 17:00 ל-19:00, והחניה בחצר מוצפת</w:t>
+            </w:r>
+          </w:p>
+        </w:tc>
+        <w:tc>
+          <w:tcPr>
+            <w:shd w:fill="F1F3F6"/>
+          </w:tcPr>
+          <w:p>
+            <w:pPr>
+              <w:bidi/>
+              <w:jc w:val="left"/>
+            </w:pPr>
+            <w:r>
+              <w:rPr>
+                <w:b w:val="false"/>
+                <w:bCs w:val="false"/>
+                <w:i/>
+                <w:iCs/>
+                <w:color w:val="55606E"/>
+                <w:rtl/>
+              </w:rPr>
+              <w:t xml:space="preserve">האורחים מגיעים רטובים ומאחרים, וקבלת הפנים בחוץ מתבטלת</w:t>
+            </w:r>
+          </w:p>
+        </w:tc>
+        <w:tc>
+          <w:tcPr>
+            <w:shd w:fill="F1F3F6"/>
+          </w:tcPr>
+          <w:p>
+            <w:pPr>
+              <w:bidi/>
+              <w:jc w:val="left"/>
+            </w:pPr>
+            <w:r>
+              <w:rPr>
+                <w:b w:val="false"/>
+                <w:bCs w:val="false"/>
+                <w:i/>
+                <w:iCs/>
+                <w:color w:val="55606E"/>
+                <w:rtl/>
+              </w:rPr>
+              <w:t xml:space="preserve">מעבירים את קבלת הפנים לפנים ומוותרים על הצילומים בחצר</w:t>
+            </w:r>
+          </w:p>
+        </w:tc>
+        <w:tc>
+          <w:tcPr>
+            <w:shd w:fill="F1F3F6"/>
+          </w:tcPr>
+          <w:p>
+            <w:pPr>
+              <w:bidi/>
+              <w:jc w:val="left"/>
+            </w:pPr>
+            <w:r>
+              <w:rPr>
+                <w:b w:val="false"/>
+                <w:bCs w:val="false"/>
+                <w:i/>
+                <w:iCs/>
+                <w:color w:val="55606E"/>
+                <w:rtl/>
+              </w:rPr>
+              <w:t xml:space="preserve">אני</w:t>
+            </w:r>
+          </w:p>
+        </w:tc>
+        <w:tc>
+          <w:tcPr>
+            <w:shd w:fill="F1F3F6"/>
+          </w:tcPr>
+          <w:p>
+            <w:pPr>
+              <w:bidi/>
+              <w:jc w:val="left"/>
+            </w:pPr>
+            <w:r>
+              <w:rPr>
+                <w:b w:val="false"/>
+                <w:bCs w:val="false"/>
+                <w:i/>
+                <w:iCs/>
+                <w:color w:val="55606E"/>
+                <w:rtl/>
+              </w:rPr>
+              <w:t xml:space="preserve">בבוקר האירוע, 10:00, לפי התחזית</w:t>
+            </w:r>
+          </w:p>
+        </w:tc>
+      </w:tr>
+      <w:tr>
+        <w:trPr>
+          <w:trHeight w:val="454" w:hRule="atLeast"/>
+        </w:trPr>
+        <w:tc>
+          <w:tcPr>
+            <w:shd w:fill="FFFFFF"/>
+          </w:tcPr>
+          <w:p>
+            <w:pPr>
+              <w:bidi/>
+              <w:jc w:val="left"/>
+            </w:pPr>
+            <w:r>
+              <w:rPr>
+                <w:b w:val="false"/>
+                <w:bCs w:val="false"/>
+                <w:i w:val="false"/>
+                <w:iCs w:val="false"/>
+                <w:color w:val="17242D"/>
+                <w:rtl/>
+              </w:rPr>
+              <w:t xml:space="preserve"/>
+            </w:r>
+          </w:p>
+        </w:tc>
+        <w:tc>
+          <w:tcPr>
+            <w:shd w:fill="FFFFFF"/>
+          </w:tcPr>
+          <w:p>
+            <w:pPr>
+              <w:bidi/>
+              <w:jc w:val="left"/>
+            </w:pPr>
+            <w:r>
+              <w:rPr>
+                <w:b w:val="false"/>
+                <w:bCs w:val="false"/>
+                <w:i w:val="false"/>
+                <w:iCs w:val="false"/>
+                <w:color w:val="17242D"/>
+                <w:rtl/>
+              </w:rPr>
+              <w:t xml:space="preserve"/>
+            </w:r>
+          </w:p>
+        </w:tc>
+        <w:tc>
+          <w:tcPr>
+            <w:shd w:fill="FFFFFF"/>
+          </w:tcPr>
+          <w:p>
+            <w:pPr>
+              <w:bidi/>
+              <w:jc w:val="left"/>
+            </w:pPr>
+            <w:r>
+              <w:rPr>
+                <w:b w:val="false"/>
+                <w:bCs w:val="false"/>
+                <w:i w:val="false"/>
+                <w:iCs w:val="false"/>
+                <w:color w:val="17242D"/>
+                <w:rtl/>
+              </w:rPr>
+              <w:t xml:space="preserve"/>
+            </w:r>
+          </w:p>
+        </w:tc>
+        <w:tc>
+          <w:tcPr>
+            <w:shd w:fill="FFFFFF"/>
+          </w:tcPr>
+          <w:p>
+            <w:pPr>
+              <w:bidi/>
+              <w:jc w:val="left"/>
+            </w:pPr>
+            <w:r>
+              <w:rPr>
+                <w:b w:val="false"/>
+                <w:bCs w:val="false"/>
+                <w:i w:val="false"/>
+                <w:iCs w:val="false"/>
+                <w:color w:val="17242D"/>
+                <w:rtl/>
+              </w:rPr>
+              <w:t xml:space="preserve"/>
+            </w:r>
+          </w:p>
+        </w:tc>
+        <w:tc>
+          <w:tcPr>
+            <w:shd w:fill="FFFFFF"/>
+          </w:tcPr>
+          <w:p>
+            <w:pPr>
+              <w:bidi/>
+              <w:jc w:val="left"/>
+            </w:pPr>
+            <w:r>
+              <w:rPr>
+                <w:b w:val="false"/>
+                <w:bCs w:val="false"/>
+                <w:i w:val="false"/>
+                <w:iCs w:val="false"/>
+                <w:color w:val="17242D"/>
+                <w:rtl/>
+              </w:rPr>
+              <w:t xml:space="preserve"/>
+            </w:r>
+          </w:p>
+        </w:tc>
+      </w:tr>
+      <w:tr>
+        <w:trPr>
+          <w:trHeight w:val="454" w:hRule="atLeast"/>
+        </w:trPr>
+        <w:tc>
+          <w:tcPr>
+            <w:shd w:fill="FFFFFF"/>
+          </w:tcPr>
+          <w:p>
+            <w:pPr>
+              <w:bidi/>
+              <w:jc w:val="left"/>
+            </w:pPr>
+            <w:r>
+              <w:rPr>
+                <w:b w:val="false"/>
+                <w:bCs w:val="false"/>
+                <w:i w:val="false"/>
+                <w:iCs w:val="false"/>
+                <w:color w:val="17242D"/>
+                <w:rtl/>
+              </w:rPr>
+              <w:t xml:space="preserve"/>
+            </w:r>
+          </w:p>
+        </w:tc>
+        <w:tc>
+          <w:tcPr>
+            <w:shd w:fill="FFFFFF"/>
+          </w:tcPr>
+          <w:p>
+            <w:pPr>
+              <w:bidi/>
+              <w:jc w:val="left"/>
+            </w:pPr>
+            <w:r>
+              <w:rPr>
+                <w:b w:val="false"/>
+                <w:bCs w:val="false"/>
+                <w:i w:val="false"/>
+                <w:iCs w:val="false"/>
+                <w:color w:val="17242D"/>
+                <w:rtl/>
+              </w:rPr>
+              <w:t xml:space="preserve"/>
+            </w:r>
+          </w:p>
+        </w:tc>
+        <w:tc>
+          <w:tcPr>
+            <w:shd w:fill="FFFFFF"/>
+          </w:tcPr>
+          <w:p>
+            <w:pPr>
+              <w:bidi/>
+              <w:jc w:val="left"/>
+            </w:pPr>
+            <w:r>
+              <w:rPr>
+                <w:b w:val="false"/>
+                <w:bCs w:val="false"/>
+                <w:i w:val="false"/>
+                <w:iCs w:val="false"/>
+                <w:color w:val="17242D"/>
+                <w:rtl/>
+              </w:rPr>
+              <w:t xml:space="preserve"/>
+            </w:r>
+          </w:p>
+        </w:tc>
+        <w:tc>
+          <w:tcPr>
+            <w:shd w:fill="FFFFFF"/>
+          </w:tcPr>
+          <w:p>
+            <w:pPr>
+              <w:bidi/>
+              <w:jc w:val="left"/>
+            </w:pPr>
+            <w:r>
+              <w:rPr>
+                <w:b w:val="false"/>
+                <w:bCs w:val="false"/>
+                <w:i w:val="false"/>
+                <w:iCs w:val="false"/>
+                <w:color w:val="17242D"/>
+                <w:rtl/>
+              </w:rPr>
+              <w:t xml:space="preserve"/>
+            </w:r>
+          </w:p>
+        </w:tc>
+        <w:tc>
+          <w:tcPr>
+            <w:shd w:fill="FFFFFF"/>
+          </w:tcPr>
+          <w:p>
+            <w:pPr>
+              <w:bidi/>
+              <w:jc w:val="left"/>
+            </w:pPr>
+            <w:r>
+              <w:rPr>
+                <w:b w:val="false"/>
+                <w:bCs w:val="false"/>
+                <w:i w:val="false"/>
+                <w:iCs w:val="false"/>
+                <w:color w:val="17242D"/>
+                <w:rtl/>
+              </w:rPr>
+              <w:t xml:space="preserve"/>
+            </w:r>
+          </w:p>
+        </w:tc>
+      </w:tr>
+    </w:tbl>
+    <w:p>
+      <w:pPr>
+        <w:pStyle w:val="Heading1"/>
+        <w:shd w:fill="F0EAFA"/>
+        <w:bidi/>
+        <w:spacing w:after="100" w:before="200"/>
+        <w:jc w:val="left"/>
+      </w:pPr>
+      <w:r>
+        <w:rPr>
+          <w:b/>
+          <w:bCs/>
+          <w:color w:val="4E356F"/>
+          <w:rtl/>
+        </w:rPr>
+        <w:t xml:space="preserve">4. רשימת בדיקה חוזרת</w:t>
       </w:r>
     </w:p>
     <w:p>
@@ -10102,9 +10598,398 @@
           <w:color w:val="17242D"/>
           <w:rtl/>
         </w:rPr>
-        <w:t xml:space="preserve">רשימת בדיקה חוזרת: מה נבדק, מתי, לפי איזה מקור, ומי אחראי לבדוק לפני שפועלים?</w:t>
+        <w:t xml:space="preserve">העובדות שנבדקו לפני חודש הן בדיוק אלה שמשתנות. בדקו אותן שוב לפני שמזמינים או שולחים.</w:t>
       </w:r>
     </w:p>
+    <w:tbl>
+      <w:tblPr>
+        <w:bidiVisual/>
+        <w:tblW w:type="pct" w:w="100%"/>
+        <w:tblBorders>
+          <w:top w:val="single" w:color="auto" w:sz="4"/>
+          <w:left w:val="single" w:color="auto" w:sz="4"/>
+          <w:bottom w:val="single" w:color="auto" w:sz="4"/>
+          <w:right w:val="single" w:color="auto" w:sz="4"/>
+          <w:insideH w:val="single" w:color="auto" w:sz="4"/>
+          <w:insideV w:val="single" w:color="auto" w:sz="4"/>
+        </w:tblBorders>
+      </w:tblPr>
+      <w:tblGrid>
+        <w:gridCol w:w="100"/>
+        <w:gridCol w:w="100"/>
+        <w:gridCol w:w="100"/>
+        <w:gridCol w:w="100"/>
+      </w:tblGrid>
+      <w:tr>
+        <w:tc>
+          <w:tcPr>
+            <w:shd w:fill="4E356F"/>
+          </w:tcPr>
+          <w:p>
+            <w:pPr>
+              <w:bidi/>
+              <w:jc w:val="left"/>
+            </w:pPr>
+            <w:r>
+              <w:rPr>
+                <w:b/>
+                <w:bCs/>
+                <w:i w:val="false"/>
+                <w:iCs w:val="false"/>
+                <w:color w:val="FFFFFF"/>
+                <w:rtl/>
+              </w:rPr>
+              <w:t xml:space="preserve">מה בודקים שוב</w:t>
+            </w:r>
+          </w:p>
+        </w:tc>
+        <w:tc>
+          <w:tcPr>
+            <w:shd w:fill="4E356F"/>
+          </w:tcPr>
+          <w:p>
+            <w:pPr>
+              <w:bidi/>
+              <w:jc w:val="left"/>
+            </w:pPr>
+            <w:r>
+              <w:rPr>
+                <w:b/>
+                <w:bCs/>
+                <w:i w:val="false"/>
+                <w:iCs w:val="false"/>
+                <w:color w:val="FFFFFF"/>
+                <w:rtl/>
+              </w:rPr>
+              <w:t xml:space="preserve">מתי</w:t>
+            </w:r>
+          </w:p>
+        </w:tc>
+        <w:tc>
+          <w:tcPr>
+            <w:shd w:fill="4E356F"/>
+          </w:tcPr>
+          <w:p>
+            <w:pPr>
+              <w:bidi/>
+              <w:jc w:val="left"/>
+            </w:pPr>
+            <w:r>
+              <w:rPr>
+                <w:b/>
+                <w:bCs/>
+                <w:i w:val="false"/>
+                <w:iCs w:val="false"/>
+                <w:color w:val="FFFFFF"/>
+                <w:rtl/>
+              </w:rPr>
+              <w:t xml:space="preserve">לפי איזה מקור</w:t>
+            </w:r>
+          </w:p>
+        </w:tc>
+        <w:tc>
+          <w:tcPr>
+            <w:shd w:fill="4E356F"/>
+          </w:tcPr>
+          <w:p>
+            <w:pPr>
+              <w:bidi/>
+              <w:jc w:val="left"/>
+            </w:pPr>
+            <w:r>
+              <w:rPr>
+                <w:b/>
+                <w:bCs/>
+                <w:i w:val="false"/>
+                <w:iCs w:val="false"/>
+                <w:color w:val="FFFFFF"/>
+                <w:rtl/>
+              </w:rPr>
+              <w:t xml:space="preserve">מי בודק</w:t>
+            </w:r>
+          </w:p>
+        </w:tc>
+      </w:tr>
+      <w:tr>
+        <w:trPr>
+          <w:trHeight w:val="454" w:hRule="atLeast"/>
+        </w:trPr>
+        <w:tc>
+          <w:tcPr>
+            <w:shd w:fill="F1F3F6"/>
+          </w:tcPr>
+          <w:p>
+            <w:pPr>
+              <w:bidi/>
+              <w:jc w:val="left"/>
+            </w:pPr>
+            <w:r>
+              <w:rPr>
+                <w:b w:val="false"/>
+                <w:bCs w:val="false"/>
+                <w:i/>
+                <w:iCs/>
+                <w:color w:val="55606E"/>
+                <w:rtl/>
+              </w:rPr>
+              <w:t xml:space="preserve">דוגמה: שעות האולם ותנאי הביטול</w:t>
+            </w:r>
+          </w:p>
+        </w:tc>
+        <w:tc>
+          <w:tcPr>
+            <w:shd w:fill="F1F3F6"/>
+          </w:tcPr>
+          <w:p>
+            <w:pPr>
+              <w:bidi/>
+              <w:jc w:val="left"/>
+            </w:pPr>
+            <w:r>
+              <w:rPr>
+                <w:b w:val="false"/>
+                <w:bCs w:val="false"/>
+                <w:i/>
+                <w:iCs/>
+                <w:color w:val="55606E"/>
+                <w:rtl/>
+              </w:rPr>
+              <w:t xml:space="preserve">שבוע לפני האירוע</w:t>
+            </w:r>
+          </w:p>
+        </w:tc>
+        <w:tc>
+          <w:tcPr>
+            <w:shd w:fill="F1F3F6"/>
+          </w:tcPr>
+          <w:p>
+            <w:pPr>
+              <w:bidi/>
+              <w:jc w:val="left"/>
+            </w:pPr>
+            <w:r>
+              <w:rPr>
+                <w:b w:val="false"/>
+                <w:bCs w:val="false"/>
+                <w:i/>
+                <w:iCs/>
+                <w:color w:val="55606E"/>
+                <w:rtl/>
+              </w:rPr>
+              <w:t xml:space="preserve">מייל ההזמנה מהאולם</w:t>
+            </w:r>
+          </w:p>
+        </w:tc>
+        <w:tc>
+          <w:tcPr>
+            <w:shd w:fill="F1F3F6"/>
+          </w:tcPr>
+          <w:p>
+            <w:pPr>
+              <w:bidi/>
+              <w:jc w:val="left"/>
+            </w:pPr>
+            <w:r>
+              <w:rPr>
+                <w:b w:val="false"/>
+                <w:bCs w:val="false"/>
+                <w:i/>
+                <w:iCs/>
+                <w:color w:val="55606E"/>
+                <w:rtl/>
+              </w:rPr>
+              <w:t xml:space="preserve">אני</w:t>
+            </w:r>
+          </w:p>
+        </w:tc>
+      </w:tr>
+      <w:tr>
+        <w:trPr>
+          <w:trHeight w:val="454" w:hRule="atLeast"/>
+        </w:trPr>
+        <w:tc>
+          <w:tcPr>
+            <w:shd w:fill="FFFFFF"/>
+          </w:tcPr>
+          <w:p>
+            <w:pPr>
+              <w:bidi/>
+              <w:jc w:val="left"/>
+            </w:pPr>
+            <w:r>
+              <w:rPr>
+                <w:b w:val="false"/>
+                <w:bCs w:val="false"/>
+                <w:i w:val="false"/>
+                <w:iCs w:val="false"/>
+                <w:color w:val="17242D"/>
+                <w:rtl/>
+              </w:rPr>
+              <w:t xml:space="preserve"/>
+            </w:r>
+          </w:p>
+        </w:tc>
+        <w:tc>
+          <w:tcPr>
+            <w:shd w:fill="FFFFFF"/>
+          </w:tcPr>
+          <w:p>
+            <w:pPr>
+              <w:bidi/>
+              <w:jc w:val="left"/>
+            </w:pPr>
+            <w:r>
+              <w:rPr>
+                <w:b w:val="false"/>
+                <w:bCs w:val="false"/>
+                <w:i w:val="false"/>
+                <w:iCs w:val="false"/>
+                <w:color w:val="17242D"/>
+                <w:rtl/>
+              </w:rPr>
+              <w:t xml:space="preserve"/>
+            </w:r>
+          </w:p>
+        </w:tc>
+        <w:tc>
+          <w:tcPr>
+            <w:shd w:fill="FFFFFF"/>
+          </w:tcPr>
+          <w:p>
+            <w:pPr>
+              <w:bidi/>
+              <w:jc w:val="left"/>
+            </w:pPr>
+            <w:r>
+              <w:rPr>
+                <w:b w:val="false"/>
+                <w:bCs w:val="false"/>
+                <w:i w:val="false"/>
+                <w:iCs w:val="false"/>
+                <w:color w:val="17242D"/>
+                <w:rtl/>
+              </w:rPr>
+              <w:t xml:space="preserve"/>
+            </w:r>
+          </w:p>
+        </w:tc>
+        <w:tc>
+          <w:tcPr>
+            <w:shd w:fill="FFFFFF"/>
+          </w:tcPr>
+          <w:p>
+            <w:pPr>
+              <w:bidi/>
+              <w:jc w:val="left"/>
+            </w:pPr>
+            <w:r>
+              <w:rPr>
+                <w:b w:val="false"/>
+                <w:bCs w:val="false"/>
+                <w:i w:val="false"/>
+                <w:iCs w:val="false"/>
+                <w:color w:val="17242D"/>
+                <w:rtl/>
+              </w:rPr>
+              <w:t xml:space="preserve"/>
+            </w:r>
+          </w:p>
+        </w:tc>
+      </w:tr>
+      <w:tr>
+        <w:trPr>
+          <w:trHeight w:val="454" w:hRule="atLeast"/>
+        </w:trPr>
+        <w:tc>
+          <w:tcPr>
+            <w:shd w:fill="FFFFFF"/>
+          </w:tcPr>
+          <w:p>
+            <w:pPr>
+              <w:bidi/>
+              <w:jc w:val="left"/>
+            </w:pPr>
+            <w:r>
+              <w:rPr>
+                <w:b w:val="false"/>
+                <w:bCs w:val="false"/>
+                <w:i w:val="false"/>
+                <w:iCs w:val="false"/>
+                <w:color w:val="17242D"/>
+                <w:rtl/>
+              </w:rPr>
+              <w:t xml:space="preserve"/>
+            </w:r>
+          </w:p>
+        </w:tc>
+        <w:tc>
+          <w:tcPr>
+            <w:shd w:fill="FFFFFF"/>
+          </w:tcPr>
+          <w:p>
+            <w:pPr>
+              <w:bidi/>
+              <w:jc w:val="left"/>
+            </w:pPr>
+            <w:r>
+              <w:rPr>
+                <w:b w:val="false"/>
+                <w:bCs w:val="false"/>
+                <w:i w:val="false"/>
+                <w:iCs w:val="false"/>
+                <w:color w:val="17242D"/>
+                <w:rtl/>
+              </w:rPr>
+              <w:t xml:space="preserve"/>
+            </w:r>
+          </w:p>
+        </w:tc>
+        <w:tc>
+          <w:tcPr>
+            <w:shd w:fill="FFFFFF"/>
+          </w:tcPr>
+          <w:p>
+            <w:pPr>
+              <w:bidi/>
+              <w:jc w:val="left"/>
+            </w:pPr>
+            <w:r>
+              <w:rPr>
+                <w:b w:val="false"/>
+                <w:bCs w:val="false"/>
+                <w:i w:val="false"/>
+                <w:iCs w:val="false"/>
+                <w:color w:val="17242D"/>
+                <w:rtl/>
+              </w:rPr>
+              <w:t xml:space="preserve"/>
+            </w:r>
+          </w:p>
+        </w:tc>
+        <w:tc>
+          <w:tcPr>
+            <w:shd w:fill="FFFFFF"/>
+          </w:tcPr>
+          <w:p>
+            <w:pPr>
+              <w:bidi/>
+              <w:jc w:val="left"/>
+            </w:pPr>
+            <w:r>
+              <w:rPr>
+                <w:b w:val="false"/>
+                <w:bCs w:val="false"/>
+                <w:i w:val="false"/>
+                <w:iCs w:val="false"/>
+                <w:color w:val="17242D"/>
+                <w:rtl/>
+              </w:rPr>
+              <w:t xml:space="preserve"/>
+            </w:r>
+          </w:p>
+        </w:tc>
+      </w:tr>
+    </w:tbl>
     <w:p>
       <w:pPr>
         <w:pStyle w:val="Heading1"/>

--- a/site/assets/downloads/applied-ai-mastery-personal-journal-he.docx
+++ b/site/assets/downloads/applied-ai-mastery-personal-journal-he.docx
@@ -13270,7 +13270,411 @@
           <w:color w:val="17242D"/>
           <w:rtl/>
         </w:rPr>
-        <w:t xml:space="preserve">הדביקו את הקישור ל-Artifact או תארו את הגרסה העובדת. מה שיניתם אחרי התוצאה הראשונה? אילו הוראות, תוויות, ברירות מחדל או חישובים שיפרתם?</w:t>
+        <w:t xml:space="preserve">הגרסה הראשונה כמעט תמיד עובדת על המקרה שחשבתם עליו ונשברת על השני. תעדו כל סבב: מה לא עבד, מה ביקשתם לשנות, ומה יצא.</w:t>
+      </w:r>
+    </w:p>
+    <w:tbl>
+      <w:tblPr>
+        <w:bidiVisual/>
+        <w:tblW w:type="pct" w:w="100%"/>
+        <w:tblBorders>
+          <w:top w:val="single" w:color="auto" w:sz="4"/>
+          <w:left w:val="single" w:color="auto" w:sz="4"/>
+          <w:bottom w:val="single" w:color="auto" w:sz="4"/>
+          <w:right w:val="single" w:color="auto" w:sz="4"/>
+          <w:insideH w:val="single" w:color="auto" w:sz="4"/>
+          <w:insideV w:val="single" w:color="auto" w:sz="4"/>
+        </w:tblBorders>
+      </w:tblPr>
+      <w:tblGrid>
+        <w:gridCol w:w="100"/>
+        <w:gridCol w:w="100"/>
+        <w:gridCol w:w="100"/>
+        <w:gridCol w:w="100"/>
+      </w:tblGrid>
+      <w:tr>
+        <w:tc>
+          <w:tcPr>
+            <w:shd w:fill="4E356F"/>
+          </w:tcPr>
+          <w:p>
+            <w:pPr>
+              <w:bidi/>
+              <w:jc w:val="left"/>
+            </w:pPr>
+            <w:r>
+              <w:rPr>
+                <w:b/>
+                <w:bCs/>
+                <w:i w:val="false"/>
+                <w:iCs w:val="false"/>
+                <w:color w:val="FFFFFF"/>
+                <w:rtl/>
+              </w:rPr>
+              <w:t xml:space="preserve">הסבב</w:t>
+            </w:r>
+          </w:p>
+        </w:tc>
+        <w:tc>
+          <w:tcPr>
+            <w:shd w:fill="4E356F"/>
+          </w:tcPr>
+          <w:p>
+            <w:pPr>
+              <w:bidi/>
+              <w:jc w:val="left"/>
+            </w:pPr>
+            <w:r>
+              <w:rPr>
+                <w:b/>
+                <w:bCs/>
+                <w:i w:val="false"/>
+                <w:iCs w:val="false"/>
+                <w:color w:val="FFFFFF"/>
+                <w:rtl/>
+              </w:rPr>
+              <w:t xml:space="preserve">מה לא עבד בגרסה הקודמת</w:t>
+            </w:r>
+          </w:p>
+        </w:tc>
+        <w:tc>
+          <w:tcPr>
+            <w:shd w:fill="4E356F"/>
+          </w:tcPr>
+          <w:p>
+            <w:pPr>
+              <w:bidi/>
+              <w:jc w:val="left"/>
+            </w:pPr>
+            <w:r>
+              <w:rPr>
+                <w:b/>
+                <w:bCs/>
+                <w:i w:val="false"/>
+                <w:iCs w:val="false"/>
+                <w:color w:val="FFFFFF"/>
+                <w:rtl/>
+              </w:rPr>
+              <w:t xml:space="preserve">מה ביקשתי לשנות</w:t>
+            </w:r>
+          </w:p>
+        </w:tc>
+        <w:tc>
+          <w:tcPr>
+            <w:shd w:fill="4E356F"/>
+          </w:tcPr>
+          <w:p>
+            <w:pPr>
+              <w:bidi/>
+              <w:jc w:val="left"/>
+            </w:pPr>
+            <w:r>
+              <w:rPr>
+                <w:b/>
+                <w:bCs/>
+                <w:i w:val="false"/>
+                <w:iCs w:val="false"/>
+                <w:color w:val="FFFFFF"/>
+                <w:rtl/>
+              </w:rPr>
+              <w:t xml:space="preserve">מה יצא</w:t>
+            </w:r>
+          </w:p>
+        </w:tc>
+      </w:tr>
+      <w:tr>
+        <w:trPr>
+          <w:trHeight w:val="454" w:hRule="atLeast"/>
+        </w:trPr>
+        <w:tc>
+          <w:tcPr>
+            <w:shd w:fill="F1F3F6"/>
+          </w:tcPr>
+          <w:p>
+            <w:pPr>
+              <w:bidi/>
+              <w:jc w:val="left"/>
+            </w:pPr>
+            <w:r>
+              <w:rPr>
+                <w:b w:val="false"/>
+                <w:bCs w:val="false"/>
+                <w:i/>
+                <w:iCs/>
+                <w:color w:val="55606E"/>
+                <w:rtl/>
+              </w:rPr>
+              <w:t xml:space="preserve">דוגמה: 2</w:t>
+            </w:r>
+          </w:p>
+        </w:tc>
+        <w:tc>
+          <w:tcPr>
+            <w:shd w:fill="F1F3F6"/>
+          </w:tcPr>
+          <w:p>
+            <w:pPr>
+              <w:bidi/>
+              <w:jc w:val="left"/>
+            </w:pPr>
+            <w:r>
+              <w:rPr>
+                <w:b w:val="false"/>
+                <w:bCs w:val="false"/>
+                <w:i/>
+                <w:iCs/>
+                <w:color w:val="55606E"/>
+                <w:rtl/>
+              </w:rPr>
+              <w:t xml:space="preserve">חישבתי טיפ באחוזים, אבל כשהזנתי סכום עם אגורות התוצאה קפצה לשלוש ספרות אחרי הנקודה</w:t>
+            </w:r>
+          </w:p>
+        </w:tc>
+        <w:tc>
+          <w:tcPr>
+            <w:shd w:fill="F1F3F6"/>
+          </w:tcPr>
+          <w:p>
+            <w:pPr>
+              <w:bidi/>
+              <w:jc w:val="left"/>
+            </w:pPr>
+            <w:r>
+              <w:rPr>
+                <w:b w:val="false"/>
+                <w:bCs w:val="false"/>
+                <w:i/>
+                <w:iCs/>
+                <w:color w:val="55606E"/>
+                <w:rtl/>
+              </w:rPr>
+              <w:t xml:space="preserve">לעגל לשתי ספרות ולהוסיף תווית „סה״כ לתשלום”</w:t>
+            </w:r>
+          </w:p>
+        </w:tc>
+        <w:tc>
+          <w:tcPr>
+            <w:shd w:fill="F1F3F6"/>
+          </w:tcPr>
+          <w:p>
+            <w:pPr>
+              <w:bidi/>
+              <w:jc w:val="left"/>
+            </w:pPr>
+            <w:r>
+              <w:rPr>
+                <w:b w:val="false"/>
+                <w:bCs w:val="false"/>
+                <w:i/>
+                <w:iCs/>
+                <w:color w:val="55606E"/>
+                <w:rtl/>
+              </w:rPr>
+              <w:t xml:space="preserve">התוצאה קריאה, אבל גיליתי שאין טיפול בסכום 0</w:t>
+            </w:r>
+          </w:p>
+        </w:tc>
+      </w:tr>
+      <w:tr>
+        <w:trPr>
+          <w:trHeight w:val="454" w:hRule="atLeast"/>
+        </w:trPr>
+        <w:tc>
+          <w:tcPr>
+            <w:shd w:fill="FFFFFF"/>
+          </w:tcPr>
+          <w:p>
+            <w:pPr>
+              <w:bidi/>
+              <w:jc w:val="left"/>
+            </w:pPr>
+            <w:r>
+              <w:rPr>
+                <w:b w:val="false"/>
+                <w:bCs w:val="false"/>
+                <w:i w:val="false"/>
+                <w:iCs w:val="false"/>
+                <w:color w:val="17242D"/>
+                <w:rtl/>
+              </w:rPr>
+              <w:t xml:space="preserve"/>
+            </w:r>
+          </w:p>
+        </w:tc>
+        <w:tc>
+          <w:tcPr>
+            <w:shd w:fill="FFFFFF"/>
+          </w:tcPr>
+          <w:p>
+            <w:pPr>
+              <w:bidi/>
+              <w:jc w:val="left"/>
+            </w:pPr>
+            <w:r>
+              <w:rPr>
+                <w:b w:val="false"/>
+                <w:bCs w:val="false"/>
+                <w:i w:val="false"/>
+                <w:iCs w:val="false"/>
+                <w:color w:val="17242D"/>
+                <w:rtl/>
+              </w:rPr>
+              <w:t xml:space="preserve"/>
+            </w:r>
+          </w:p>
+        </w:tc>
+        <w:tc>
+          <w:tcPr>
+            <w:shd w:fill="FFFFFF"/>
+          </w:tcPr>
+          <w:p>
+            <w:pPr>
+              <w:bidi/>
+              <w:jc w:val="left"/>
+            </w:pPr>
+            <w:r>
+              <w:rPr>
+                <w:b w:val="false"/>
+                <w:bCs w:val="false"/>
+                <w:i w:val="false"/>
+                <w:iCs w:val="false"/>
+                <w:color w:val="17242D"/>
+                <w:rtl/>
+              </w:rPr>
+              <w:t xml:space="preserve"/>
+            </w:r>
+          </w:p>
+        </w:tc>
+        <w:tc>
+          <w:tcPr>
+            <w:shd w:fill="FFFFFF"/>
+          </w:tcPr>
+          <w:p>
+            <w:pPr>
+              <w:bidi/>
+              <w:jc w:val="left"/>
+            </w:pPr>
+            <w:r>
+              <w:rPr>
+                <w:b w:val="false"/>
+                <w:bCs w:val="false"/>
+                <w:i w:val="false"/>
+                <w:iCs w:val="false"/>
+                <w:color w:val="17242D"/>
+                <w:rtl/>
+              </w:rPr>
+              <w:t xml:space="preserve"/>
+            </w:r>
+          </w:p>
+        </w:tc>
+      </w:tr>
+      <w:tr>
+        <w:trPr>
+          <w:trHeight w:val="454" w:hRule="atLeast"/>
+        </w:trPr>
+        <w:tc>
+          <w:tcPr>
+            <w:shd w:fill="FFFFFF"/>
+          </w:tcPr>
+          <w:p>
+            <w:pPr>
+              <w:bidi/>
+              <w:jc w:val="left"/>
+            </w:pPr>
+            <w:r>
+              <w:rPr>
+                <w:b w:val="false"/>
+                <w:bCs w:val="false"/>
+                <w:i w:val="false"/>
+                <w:iCs w:val="false"/>
+                <w:color w:val="17242D"/>
+                <w:rtl/>
+              </w:rPr>
+              <w:t xml:space="preserve"/>
+            </w:r>
+          </w:p>
+        </w:tc>
+        <w:tc>
+          <w:tcPr>
+            <w:shd w:fill="FFFFFF"/>
+          </w:tcPr>
+          <w:p>
+            <w:pPr>
+              <w:bidi/>
+              <w:jc w:val="left"/>
+            </w:pPr>
+            <w:r>
+              <w:rPr>
+                <w:b w:val="false"/>
+                <w:bCs w:val="false"/>
+                <w:i w:val="false"/>
+                <w:iCs w:val="false"/>
+                <w:color w:val="17242D"/>
+                <w:rtl/>
+              </w:rPr>
+              <w:t xml:space="preserve"/>
+            </w:r>
+          </w:p>
+        </w:tc>
+        <w:tc>
+          <w:tcPr>
+            <w:shd w:fill="FFFFFF"/>
+          </w:tcPr>
+          <w:p>
+            <w:pPr>
+              <w:bidi/>
+              <w:jc w:val="left"/>
+            </w:pPr>
+            <w:r>
+              <w:rPr>
+                <w:b w:val="false"/>
+                <w:bCs w:val="false"/>
+                <w:i w:val="false"/>
+                <w:iCs w:val="false"/>
+                <w:color w:val="17242D"/>
+                <w:rtl/>
+              </w:rPr>
+              <w:t xml:space="preserve"/>
+            </w:r>
+          </w:p>
+        </w:tc>
+        <w:tc>
+          <w:tcPr>
+            <w:shd w:fill="FFFFFF"/>
+          </w:tcPr>
+          <w:p>
+            <w:pPr>
+              <w:bidi/>
+              <w:jc w:val="left"/>
+            </w:pPr>
+            <w:r>
+              <w:rPr>
+                <w:b w:val="false"/>
+                <w:bCs w:val="false"/>
+                <w:i w:val="false"/>
+                <w:iCs w:val="false"/>
+                <w:color w:val="17242D"/>
+                <w:rtl/>
+              </w:rPr>
+              <w:t xml:space="preserve"/>
+            </w:r>
+          </w:p>
+        </w:tc>
+      </w:tr>
+    </w:tbl>
+    <w:p>
+      <w:pPr>
+        <w:bidi/>
+        <w:jc w:val="left"/>
+      </w:pPr>
+      <w:r>
+        <w:rPr>
+          <w:b w:val="false"/>
+          <w:bCs w:val="false"/>
+          <w:color w:val="17242D"/>
+          <w:rtl/>
+        </w:rPr>
+        <w:t xml:space="preserve">הקישור לתוצר: הדביקו כאן את הקישור ל-Artifact או תארו איפה הגרסה העובדת שמורה.</w:t>
       </w:r>
     </w:p>
     <w:p>
@@ -16021,9 +16425,491 @@
           <w:color w:val="17242D"/>
           <w:rtl/>
         </w:rPr>
-        <w:t xml:space="preserve">שרטטו את הסידור, החומרים, הכמויות, המרווחים והשימוש המתוכנן. סמנו כל הנחה שדורשת בדיקה פיזית.</w:t>
+        <w:t xml:space="preserve">שרטטו את הסידור, ואז פרקו אותו למספרים. כל שורה שאין לה מקור היא הנחה, וכל הנחה צריכה בדיקה פיזית לפני שקונים משהו.</w:t>
       </w:r>
     </w:p>
+    <w:tbl>
+      <w:tblPr>
+        <w:bidiVisual/>
+        <w:tblW w:type="pct" w:w="100%"/>
+        <w:tblBorders>
+          <w:top w:val="single" w:color="auto" w:sz="4"/>
+          <w:left w:val="single" w:color="auto" w:sz="4"/>
+          <w:bottom w:val="single" w:color="auto" w:sz="4"/>
+          <w:right w:val="single" w:color="auto" w:sz="4"/>
+          <w:insideH w:val="single" w:color="auto" w:sz="4"/>
+          <w:insideV w:val="single" w:color="auto" w:sz="4"/>
+        </w:tblBorders>
+      </w:tblPr>
+      <w:tblGrid>
+        <w:gridCol w:w="100"/>
+        <w:gridCol w:w="100"/>
+        <w:gridCol w:w="100"/>
+        <w:gridCol w:w="100"/>
+      </w:tblGrid>
+      <w:tr>
+        <w:tc>
+          <w:tcPr>
+            <w:shd w:fill="4E356F"/>
+          </w:tcPr>
+          <w:p>
+            <w:pPr>
+              <w:bidi/>
+              <w:jc w:val="left"/>
+            </w:pPr>
+            <w:r>
+              <w:rPr>
+                <w:b/>
+                <w:bCs/>
+                <w:i w:val="false"/>
+                <w:iCs w:val="false"/>
+                <w:color w:val="FFFFFF"/>
+                <w:rtl/>
+              </w:rPr>
+              <w:t xml:space="preserve">הרכיב</w:t>
+            </w:r>
+          </w:p>
+        </w:tc>
+        <w:tc>
+          <w:tcPr>
+            <w:shd w:fill="4E356F"/>
+          </w:tcPr>
+          <w:p>
+            <w:pPr>
+              <w:bidi/>
+              <w:jc w:val="left"/>
+            </w:pPr>
+            <w:r>
+              <w:rPr>
+                <w:b/>
+                <w:bCs/>
+                <w:i w:val="false"/>
+                <w:iCs w:val="false"/>
+                <w:color w:val="FFFFFF"/>
+                <w:rtl/>
+              </w:rPr>
+              <w:t xml:space="preserve">המידה או הכמות</w:t>
+            </w:r>
+          </w:p>
+        </w:tc>
+        <w:tc>
+          <w:tcPr>
+            <w:shd w:fill="4E356F"/>
+          </w:tcPr>
+          <w:p>
+            <w:pPr>
+              <w:bidi/>
+              <w:jc w:val="left"/>
+            </w:pPr>
+            <w:r>
+              <w:rPr>
+                <w:b/>
+                <w:bCs/>
+                <w:i w:val="false"/>
+                <w:iCs w:val="false"/>
+                <w:color w:val="FFFFFF"/>
+                <w:rtl/>
+              </w:rPr>
+              <w:t xml:space="preserve">מאיפה המספר</w:t>
+            </w:r>
+          </w:p>
+        </w:tc>
+        <w:tc>
+          <w:tcPr>
+            <w:shd w:fill="4E356F"/>
+          </w:tcPr>
+          <w:p>
+            <w:pPr>
+              <w:bidi/>
+              <w:jc w:val="left"/>
+            </w:pPr>
+            <w:r>
+              <w:rPr>
+                <w:b/>
+                <w:bCs/>
+                <w:i w:val="false"/>
+                <w:iCs w:val="false"/>
+                <w:color w:val="FFFFFF"/>
+                <w:rtl/>
+              </w:rPr>
+              <w:t xml:space="preserve">הנחה שצריך לבדוק פיזית</w:t>
+            </w:r>
+          </w:p>
+        </w:tc>
+      </w:tr>
+      <w:tr>
+        <w:trPr>
+          <w:trHeight w:val="454" w:hRule="atLeast"/>
+        </w:trPr>
+        <w:tc>
+          <w:tcPr>
+            <w:shd w:fill="F1F3F6"/>
+          </w:tcPr>
+          <w:p>
+            <w:pPr>
+              <w:bidi/>
+              <w:jc w:val="left"/>
+            </w:pPr>
+            <w:r>
+              <w:rPr>
+                <w:b w:val="false"/>
+                <w:bCs w:val="false"/>
+                <w:i/>
+                <w:iCs/>
+                <w:color w:val="55606E"/>
+                <w:rtl/>
+              </w:rPr>
+              <w:t xml:space="preserve">דוגמה: שולחן עבודה לפינת העבודה</w:t>
+            </w:r>
+          </w:p>
+        </w:tc>
+        <w:tc>
+          <w:tcPr>
+            <w:shd w:fill="F1F3F6"/>
+          </w:tcPr>
+          <w:p>
+            <w:pPr>
+              <w:bidi/>
+              <w:jc w:val="left"/>
+            </w:pPr>
+            <w:r>
+              <w:rPr>
+                <w:b w:val="false"/>
+                <w:bCs w:val="false"/>
+                <w:i/>
+                <w:iCs/>
+                <w:color w:val="55606E"/>
+                <w:rtl/>
+              </w:rPr>
+              <w:t xml:space="preserve">120 על 60 ס"מ</w:t>
+            </w:r>
+          </w:p>
+        </w:tc>
+        <w:tc>
+          <w:tcPr>
+            <w:shd w:fill="F1F3F6"/>
+          </w:tcPr>
+          <w:p>
+            <w:pPr>
+              <w:bidi/>
+              <w:jc w:val="left"/>
+            </w:pPr>
+            <w:r>
+              <w:rPr>
+                <w:b w:val="false"/>
+                <w:bCs w:val="false"/>
+                <w:i/>
+                <w:iCs/>
+                <w:color w:val="55606E"/>
+                <w:rtl/>
+              </w:rPr>
+              <w:t xml:space="preserve">דף המוצר של היצרן, 4 במאי</w:t>
+            </w:r>
+          </w:p>
+        </w:tc>
+        <w:tc>
+          <w:tcPr>
+            <w:shd w:fill="F1F3F6"/>
+          </w:tcPr>
+          <w:p>
+            <w:pPr>
+              <w:bidi/>
+              <w:jc w:val="left"/>
+            </w:pPr>
+            <w:r>
+              <w:rPr>
+                <w:b w:val="false"/>
+                <w:bCs w:val="false"/>
+                <w:i/>
+                <w:iCs/>
+                <w:color w:val="55606E"/>
+                <w:rtl/>
+              </w:rPr>
+              <w:t xml:space="preserve">שהדלת נפתחת עד הסוף גם כשהשולחן במקום</w:t>
+            </w:r>
+          </w:p>
+        </w:tc>
+      </w:tr>
+      <w:tr>
+        <w:trPr>
+          <w:trHeight w:val="454" w:hRule="atLeast"/>
+        </w:trPr>
+        <w:tc>
+          <w:tcPr>
+            <w:shd w:fill="FFFFFF"/>
+          </w:tcPr>
+          <w:p>
+            <w:pPr>
+              <w:bidi/>
+              <w:jc w:val="left"/>
+            </w:pPr>
+            <w:r>
+              <w:rPr>
+                <w:b w:val="false"/>
+                <w:bCs w:val="false"/>
+                <w:i w:val="false"/>
+                <w:iCs w:val="false"/>
+                <w:color w:val="17242D"/>
+                <w:rtl/>
+              </w:rPr>
+              <w:t xml:space="preserve"/>
+            </w:r>
+          </w:p>
+        </w:tc>
+        <w:tc>
+          <w:tcPr>
+            <w:shd w:fill="FFFFFF"/>
+          </w:tcPr>
+          <w:p>
+            <w:pPr>
+              <w:bidi/>
+              <w:jc w:val="left"/>
+            </w:pPr>
+            <w:r>
+              <w:rPr>
+                <w:b w:val="false"/>
+                <w:bCs w:val="false"/>
+                <w:i w:val="false"/>
+                <w:iCs w:val="false"/>
+                <w:color w:val="17242D"/>
+                <w:rtl/>
+              </w:rPr>
+              <w:t xml:space="preserve"/>
+            </w:r>
+          </w:p>
+        </w:tc>
+        <w:tc>
+          <w:tcPr>
+            <w:shd w:fill="FFFFFF"/>
+          </w:tcPr>
+          <w:p>
+            <w:pPr>
+              <w:bidi/>
+              <w:jc w:val="left"/>
+            </w:pPr>
+            <w:r>
+              <w:rPr>
+                <w:b w:val="false"/>
+                <w:bCs w:val="false"/>
+                <w:i w:val="false"/>
+                <w:iCs w:val="false"/>
+                <w:color w:val="17242D"/>
+                <w:rtl/>
+              </w:rPr>
+              <w:t xml:space="preserve"/>
+            </w:r>
+          </w:p>
+        </w:tc>
+        <w:tc>
+          <w:tcPr>
+            <w:shd w:fill="FFFFFF"/>
+          </w:tcPr>
+          <w:p>
+            <w:pPr>
+              <w:bidi/>
+              <w:jc w:val="left"/>
+            </w:pPr>
+            <w:r>
+              <w:rPr>
+                <w:b w:val="false"/>
+                <w:bCs w:val="false"/>
+                <w:i w:val="false"/>
+                <w:iCs w:val="false"/>
+                <w:color w:val="17242D"/>
+                <w:rtl/>
+              </w:rPr>
+              <w:t xml:space="preserve"/>
+            </w:r>
+          </w:p>
+        </w:tc>
+      </w:tr>
+      <w:tr>
+        <w:trPr>
+          <w:trHeight w:val="454" w:hRule="atLeast"/>
+        </w:trPr>
+        <w:tc>
+          <w:tcPr>
+            <w:shd w:fill="FFFFFF"/>
+          </w:tcPr>
+          <w:p>
+            <w:pPr>
+              <w:bidi/>
+              <w:jc w:val="left"/>
+            </w:pPr>
+            <w:r>
+              <w:rPr>
+                <w:b w:val="false"/>
+                <w:bCs w:val="false"/>
+                <w:i w:val="false"/>
+                <w:iCs w:val="false"/>
+                <w:color w:val="17242D"/>
+                <w:rtl/>
+              </w:rPr>
+              <w:t xml:space="preserve"/>
+            </w:r>
+          </w:p>
+        </w:tc>
+        <w:tc>
+          <w:tcPr>
+            <w:shd w:fill="FFFFFF"/>
+          </w:tcPr>
+          <w:p>
+            <w:pPr>
+              <w:bidi/>
+              <w:jc w:val="left"/>
+            </w:pPr>
+            <w:r>
+              <w:rPr>
+                <w:b w:val="false"/>
+                <w:bCs w:val="false"/>
+                <w:i w:val="false"/>
+                <w:iCs w:val="false"/>
+                <w:color w:val="17242D"/>
+                <w:rtl/>
+              </w:rPr>
+              <w:t xml:space="preserve"/>
+            </w:r>
+          </w:p>
+        </w:tc>
+        <w:tc>
+          <w:tcPr>
+            <w:shd w:fill="FFFFFF"/>
+          </w:tcPr>
+          <w:p>
+            <w:pPr>
+              <w:bidi/>
+              <w:jc w:val="left"/>
+            </w:pPr>
+            <w:r>
+              <w:rPr>
+                <w:b w:val="false"/>
+                <w:bCs w:val="false"/>
+                <w:i w:val="false"/>
+                <w:iCs w:val="false"/>
+                <w:color w:val="17242D"/>
+                <w:rtl/>
+              </w:rPr>
+              <w:t xml:space="preserve"/>
+            </w:r>
+          </w:p>
+        </w:tc>
+        <w:tc>
+          <w:tcPr>
+            <w:shd w:fill="FFFFFF"/>
+          </w:tcPr>
+          <w:p>
+            <w:pPr>
+              <w:bidi/>
+              <w:jc w:val="left"/>
+            </w:pPr>
+            <w:r>
+              <w:rPr>
+                <w:b w:val="false"/>
+                <w:bCs w:val="false"/>
+                <w:i w:val="false"/>
+                <w:iCs w:val="false"/>
+                <w:color w:val="17242D"/>
+                <w:rtl/>
+              </w:rPr>
+              <w:t xml:space="preserve"/>
+            </w:r>
+          </w:p>
+        </w:tc>
+      </w:tr>
+      <w:tr>
+        <w:trPr>
+          <w:trHeight w:val="454" w:hRule="atLeast"/>
+        </w:trPr>
+        <w:tc>
+          <w:tcPr>
+            <w:shd w:fill="FFFFFF"/>
+          </w:tcPr>
+          <w:p>
+            <w:pPr>
+              <w:bidi/>
+              <w:jc w:val="left"/>
+            </w:pPr>
+            <w:r>
+              <w:rPr>
+                <w:b w:val="false"/>
+                <w:bCs w:val="false"/>
+                <w:i w:val="false"/>
+                <w:iCs w:val="false"/>
+                <w:color w:val="17242D"/>
+                <w:rtl/>
+              </w:rPr>
+              <w:t xml:space="preserve"/>
+            </w:r>
+          </w:p>
+        </w:tc>
+        <w:tc>
+          <w:tcPr>
+            <w:shd w:fill="FFFFFF"/>
+          </w:tcPr>
+          <w:p>
+            <w:pPr>
+              <w:bidi/>
+              <w:jc w:val="left"/>
+            </w:pPr>
+            <w:r>
+              <w:rPr>
+                <w:b w:val="false"/>
+                <w:bCs w:val="false"/>
+                <w:i w:val="false"/>
+                <w:iCs w:val="false"/>
+                <w:color w:val="17242D"/>
+                <w:rtl/>
+              </w:rPr>
+              <w:t xml:space="preserve"/>
+            </w:r>
+          </w:p>
+        </w:tc>
+        <w:tc>
+          <w:tcPr>
+            <w:shd w:fill="FFFFFF"/>
+          </w:tcPr>
+          <w:p>
+            <w:pPr>
+              <w:bidi/>
+              <w:jc w:val="left"/>
+            </w:pPr>
+            <w:r>
+              <w:rPr>
+                <w:b w:val="false"/>
+                <w:bCs w:val="false"/>
+                <w:i w:val="false"/>
+                <w:iCs w:val="false"/>
+                <w:color w:val="17242D"/>
+                <w:rtl/>
+              </w:rPr>
+              <w:t xml:space="preserve"/>
+            </w:r>
+          </w:p>
+        </w:tc>
+        <w:tc>
+          <w:tcPr>
+            <w:shd w:fill="FFFFFF"/>
+          </w:tcPr>
+          <w:p>
+            <w:pPr>
+              <w:bidi/>
+              <w:jc w:val="left"/>
+            </w:pPr>
+            <w:r>
+              <w:rPr>
+                <w:b w:val="false"/>
+                <w:bCs w:val="false"/>
+                <w:i w:val="false"/>
+                <w:iCs w:val="false"/>
+                <w:color w:val="17242D"/>
+                <w:rtl/>
+              </w:rPr>
+              <w:t xml:space="preserve"/>
+            </w:r>
+          </w:p>
+        </w:tc>
+      </w:tr>
+    </w:tbl>
     <w:p>
       <w:pPr>
         <w:pStyle w:val="Heading1"/>
@@ -16054,9 +16940,398 @@
           <w:color w:val="17242D"/>
           <w:rtl/>
         </w:rPr>
-        <w:t xml:space="preserve">מה גילתה בדיקה עם נייר, קרטון, סרט הדבקה או מדידה בחלל עצמו? מה השתנה בתוכנית בעקבותיה?</w:t>
+        <w:t xml:space="preserve">מדביקים נייר או קרטון בגודל האמיתי ומנסים לחיות איתו. זו הבדיקה הזולה ביותר שתעשו, והיא זו שתמנע את הטעות היקרה.</w:t>
       </w:r>
     </w:p>
+    <w:tbl>
+      <w:tblPr>
+        <w:bidiVisual/>
+        <w:tblW w:type="pct" w:w="100%"/>
+        <w:tblBorders>
+          <w:top w:val="single" w:color="auto" w:sz="4"/>
+          <w:left w:val="single" w:color="auto" w:sz="4"/>
+          <w:bottom w:val="single" w:color="auto" w:sz="4"/>
+          <w:right w:val="single" w:color="auto" w:sz="4"/>
+          <w:insideH w:val="single" w:color="auto" w:sz="4"/>
+          <w:insideV w:val="single" w:color="auto" w:sz="4"/>
+        </w:tblBorders>
+      </w:tblPr>
+      <w:tblGrid>
+        <w:gridCol w:w="100"/>
+        <w:gridCol w:w="100"/>
+        <w:gridCol w:w="100"/>
+        <w:gridCol w:w="100"/>
+      </w:tblGrid>
+      <w:tr>
+        <w:tc>
+          <w:tcPr>
+            <w:shd w:fill="4E356F"/>
+          </w:tcPr>
+          <w:p>
+            <w:pPr>
+              <w:bidi/>
+              <w:jc w:val="left"/>
+            </w:pPr>
+            <w:r>
+              <w:rPr>
+                <w:b/>
+                <w:bCs/>
+                <w:i w:val="false"/>
+                <w:iCs w:val="false"/>
+                <w:color w:val="FFFFFF"/>
+                <w:rtl/>
+              </w:rPr>
+              <w:t xml:space="preserve">מה בדקתי</w:t>
+            </w:r>
+          </w:p>
+        </w:tc>
+        <w:tc>
+          <w:tcPr>
+            <w:shd w:fill="4E356F"/>
+          </w:tcPr>
+          <w:p>
+            <w:pPr>
+              <w:bidi/>
+              <w:jc w:val="left"/>
+            </w:pPr>
+            <w:r>
+              <w:rPr>
+                <w:b/>
+                <w:bCs/>
+                <w:i w:val="false"/>
+                <w:iCs w:val="false"/>
+                <w:color w:val="FFFFFF"/>
+                <w:rtl/>
+              </w:rPr>
+              <w:t xml:space="preserve">איך בדקתי</w:t>
+            </w:r>
+          </w:p>
+        </w:tc>
+        <w:tc>
+          <w:tcPr>
+            <w:shd w:fill="4E356F"/>
+          </w:tcPr>
+          <w:p>
+            <w:pPr>
+              <w:bidi/>
+              <w:jc w:val="left"/>
+            </w:pPr>
+            <w:r>
+              <w:rPr>
+                <w:b/>
+                <w:bCs/>
+                <w:i w:val="false"/>
+                <w:iCs w:val="false"/>
+                <w:color w:val="FFFFFF"/>
+                <w:rtl/>
+              </w:rPr>
+              <w:t xml:space="preserve">מה גיליתי</w:t>
+            </w:r>
+          </w:p>
+        </w:tc>
+        <w:tc>
+          <w:tcPr>
+            <w:shd w:fill="4E356F"/>
+          </w:tcPr>
+          <w:p>
+            <w:pPr>
+              <w:bidi/>
+              <w:jc w:val="left"/>
+            </w:pPr>
+            <w:r>
+              <w:rPr>
+                <w:b/>
+                <w:bCs/>
+                <w:i w:val="false"/>
+                <w:iCs w:val="false"/>
+                <w:color w:val="FFFFFF"/>
+                <w:rtl/>
+              </w:rPr>
+              <w:t xml:space="preserve">מה שיניתי בתוכנית</w:t>
+            </w:r>
+          </w:p>
+        </w:tc>
+      </w:tr>
+      <w:tr>
+        <w:trPr>
+          <w:trHeight w:val="454" w:hRule="atLeast"/>
+        </w:trPr>
+        <w:tc>
+          <w:tcPr>
+            <w:shd w:fill="F1F3F6"/>
+          </w:tcPr>
+          <w:p>
+            <w:pPr>
+              <w:bidi/>
+              <w:jc w:val="left"/>
+            </w:pPr>
+            <w:r>
+              <w:rPr>
+                <w:b w:val="false"/>
+                <w:bCs w:val="false"/>
+                <w:i/>
+                <w:iCs/>
+                <w:color w:val="55606E"/>
+                <w:rtl/>
+              </w:rPr>
+              <w:t xml:space="preserve">דוגמה: שהשולחן לא חוסם את המעבר</w:t>
+            </w:r>
+          </w:p>
+        </w:tc>
+        <w:tc>
+          <w:tcPr>
+            <w:shd w:fill="F1F3F6"/>
+          </w:tcPr>
+          <w:p>
+            <w:pPr>
+              <w:bidi/>
+              <w:jc w:val="left"/>
+            </w:pPr>
+            <w:r>
+              <w:rPr>
+                <w:b w:val="false"/>
+                <w:bCs w:val="false"/>
+                <w:i/>
+                <w:iCs/>
+                <w:color w:val="55606E"/>
+                <w:rtl/>
+              </w:rPr>
+              <w:t xml:space="preserve">הדבקתי קרטון 120 על 60 על הרצפה והסתובבתי בחדר יומיים</w:t>
+            </w:r>
+          </w:p>
+        </w:tc>
+        <w:tc>
+          <w:tcPr>
+            <w:shd w:fill="F1F3F6"/>
+          </w:tcPr>
+          <w:p>
+            <w:pPr>
+              <w:bidi/>
+              <w:jc w:val="left"/>
+            </w:pPr>
+            <w:r>
+              <w:rPr>
+                <w:b w:val="false"/>
+                <w:bCs w:val="false"/>
+                <w:i/>
+                <w:iCs/>
+                <w:color w:val="55606E"/>
+                <w:rtl/>
+              </w:rPr>
+              <w:t xml:space="preserve">נשארו 55 ס"מ מעבר, וזה צר מדי כששני אנשים בחדר</w:t>
+            </w:r>
+          </w:p>
+        </w:tc>
+        <w:tc>
+          <w:tcPr>
+            <w:shd w:fill="F1F3F6"/>
+          </w:tcPr>
+          <w:p>
+            <w:pPr>
+              <w:bidi/>
+              <w:jc w:val="left"/>
+            </w:pPr>
+            <w:r>
+              <w:rPr>
+                <w:b w:val="false"/>
+                <w:bCs w:val="false"/>
+                <w:i/>
+                <w:iCs/>
+                <w:color w:val="55606E"/>
+                <w:rtl/>
+              </w:rPr>
+              <w:t xml:space="preserve">הקטנתי ל-100 ס"מ רוחב והזזתי את הכיסא לצד השני</w:t>
+            </w:r>
+          </w:p>
+        </w:tc>
+      </w:tr>
+      <w:tr>
+        <w:trPr>
+          <w:trHeight w:val="454" w:hRule="atLeast"/>
+        </w:trPr>
+        <w:tc>
+          <w:tcPr>
+            <w:shd w:fill="FFFFFF"/>
+          </w:tcPr>
+          <w:p>
+            <w:pPr>
+              <w:bidi/>
+              <w:jc w:val="left"/>
+            </w:pPr>
+            <w:r>
+              <w:rPr>
+                <w:b w:val="false"/>
+                <w:bCs w:val="false"/>
+                <w:i w:val="false"/>
+                <w:iCs w:val="false"/>
+                <w:color w:val="17242D"/>
+                <w:rtl/>
+              </w:rPr>
+              <w:t xml:space="preserve"/>
+            </w:r>
+          </w:p>
+        </w:tc>
+        <w:tc>
+          <w:tcPr>
+            <w:shd w:fill="FFFFFF"/>
+          </w:tcPr>
+          <w:p>
+            <w:pPr>
+              <w:bidi/>
+              <w:jc w:val="left"/>
+            </w:pPr>
+            <w:r>
+              <w:rPr>
+                <w:b w:val="false"/>
+                <w:bCs w:val="false"/>
+                <w:i w:val="false"/>
+                <w:iCs w:val="false"/>
+                <w:color w:val="17242D"/>
+                <w:rtl/>
+              </w:rPr>
+              <w:t xml:space="preserve"/>
+            </w:r>
+          </w:p>
+        </w:tc>
+        <w:tc>
+          <w:tcPr>
+            <w:shd w:fill="FFFFFF"/>
+          </w:tcPr>
+          <w:p>
+            <w:pPr>
+              <w:bidi/>
+              <w:jc w:val="left"/>
+            </w:pPr>
+            <w:r>
+              <w:rPr>
+                <w:b w:val="false"/>
+                <w:bCs w:val="false"/>
+                <w:i w:val="false"/>
+                <w:iCs w:val="false"/>
+                <w:color w:val="17242D"/>
+                <w:rtl/>
+              </w:rPr>
+              <w:t xml:space="preserve"/>
+            </w:r>
+          </w:p>
+        </w:tc>
+        <w:tc>
+          <w:tcPr>
+            <w:shd w:fill="FFFFFF"/>
+          </w:tcPr>
+          <w:p>
+            <w:pPr>
+              <w:bidi/>
+              <w:jc w:val="left"/>
+            </w:pPr>
+            <w:r>
+              <w:rPr>
+                <w:b w:val="false"/>
+                <w:bCs w:val="false"/>
+                <w:i w:val="false"/>
+                <w:iCs w:val="false"/>
+                <w:color w:val="17242D"/>
+                <w:rtl/>
+              </w:rPr>
+              <w:t xml:space="preserve"/>
+            </w:r>
+          </w:p>
+        </w:tc>
+      </w:tr>
+      <w:tr>
+        <w:trPr>
+          <w:trHeight w:val="454" w:hRule="atLeast"/>
+        </w:trPr>
+        <w:tc>
+          <w:tcPr>
+            <w:shd w:fill="FFFFFF"/>
+          </w:tcPr>
+          <w:p>
+            <w:pPr>
+              <w:bidi/>
+              <w:jc w:val="left"/>
+            </w:pPr>
+            <w:r>
+              <w:rPr>
+                <w:b w:val="false"/>
+                <w:bCs w:val="false"/>
+                <w:i w:val="false"/>
+                <w:iCs w:val="false"/>
+                <w:color w:val="17242D"/>
+                <w:rtl/>
+              </w:rPr>
+              <w:t xml:space="preserve"/>
+            </w:r>
+          </w:p>
+        </w:tc>
+        <w:tc>
+          <w:tcPr>
+            <w:shd w:fill="FFFFFF"/>
+          </w:tcPr>
+          <w:p>
+            <w:pPr>
+              <w:bidi/>
+              <w:jc w:val="left"/>
+            </w:pPr>
+            <w:r>
+              <w:rPr>
+                <w:b w:val="false"/>
+                <w:bCs w:val="false"/>
+                <w:i w:val="false"/>
+                <w:iCs w:val="false"/>
+                <w:color w:val="17242D"/>
+                <w:rtl/>
+              </w:rPr>
+              <w:t xml:space="preserve"/>
+            </w:r>
+          </w:p>
+        </w:tc>
+        <w:tc>
+          <w:tcPr>
+            <w:shd w:fill="FFFFFF"/>
+          </w:tcPr>
+          <w:p>
+            <w:pPr>
+              <w:bidi/>
+              <w:jc w:val="left"/>
+            </w:pPr>
+            <w:r>
+              <w:rPr>
+                <w:b w:val="false"/>
+                <w:bCs w:val="false"/>
+                <w:i w:val="false"/>
+                <w:iCs w:val="false"/>
+                <w:color w:val="17242D"/>
+                <w:rtl/>
+              </w:rPr>
+              <w:t xml:space="preserve"/>
+            </w:r>
+          </w:p>
+        </w:tc>
+        <w:tc>
+          <w:tcPr>
+            <w:shd w:fill="FFFFFF"/>
+          </w:tcPr>
+          <w:p>
+            <w:pPr>
+              <w:bidi/>
+              <w:jc w:val="left"/>
+            </w:pPr>
+            <w:r>
+              <w:rPr>
+                <w:b w:val="false"/>
+                <w:bCs w:val="false"/>
+                <w:i w:val="false"/>
+                <w:iCs w:val="false"/>
+                <w:color w:val="17242D"/>
+                <w:rtl/>
+              </w:rPr>
+              <w:t xml:space="preserve"/>
+            </w:r>
+          </w:p>
+        </w:tc>
+      </w:tr>
+    </w:tbl>
     <w:p>
       <w:pPr>
         <w:pStyle w:val="Heading1"/>
@@ -19071,9 +20346,491 @@
           <w:color w:val="17242D"/>
           <w:rtl/>
         </w:rPr>
-        <w:t xml:space="preserve">איזו טענה דורשת בדיקה? האם צופה עלול לחשוב שרכיב שנוצר או נערך הוא תיעוד אמיתי? הוסיפו את הסימון, ההקשר, הכיתוב או הטקסט החלופי שחסרים.</w:t>
+        <w:t xml:space="preserve">עוברים על הסיפור פריט אחר פריט ושואלים מה צופה עלול להבין ממנו בטעות. תמונה שנוצרה ולא סומנה היא לא קישוט — היא טענה.</w:t>
       </w:r>
     </w:p>
+    <w:tbl>
+      <w:tblPr>
+        <w:bidiVisual/>
+        <w:tblW w:type="pct" w:w="100%"/>
+        <w:tblBorders>
+          <w:top w:val="single" w:color="auto" w:sz="4"/>
+          <w:left w:val="single" w:color="auto" w:sz="4"/>
+          <w:bottom w:val="single" w:color="auto" w:sz="4"/>
+          <w:right w:val="single" w:color="auto" w:sz="4"/>
+          <w:insideH w:val="single" w:color="auto" w:sz="4"/>
+          <w:insideV w:val="single" w:color="auto" w:sz="4"/>
+        </w:tblBorders>
+      </w:tblPr>
+      <w:tblGrid>
+        <w:gridCol w:w="100"/>
+        <w:gridCol w:w="100"/>
+        <w:gridCol w:w="100"/>
+        <w:gridCol w:w="100"/>
+      </w:tblGrid>
+      <w:tr>
+        <w:tc>
+          <w:tcPr>
+            <w:shd w:fill="4E356F"/>
+          </w:tcPr>
+          <w:p>
+            <w:pPr>
+              <w:bidi/>
+              <w:jc w:val="left"/>
+            </w:pPr>
+            <w:r>
+              <w:rPr>
+                <w:b/>
+                <w:bCs/>
+                <w:i w:val="false"/>
+                <w:iCs w:val="false"/>
+                <w:color w:val="FFFFFF"/>
+                <w:rtl/>
+              </w:rPr>
+              <w:t xml:space="preserve">הפריט בסיפור</w:t>
+            </w:r>
+          </w:p>
+        </w:tc>
+        <w:tc>
+          <w:tcPr>
+            <w:shd w:fill="4E356F"/>
+          </w:tcPr>
+          <w:p>
+            <w:pPr>
+              <w:bidi/>
+              <w:jc w:val="left"/>
+            </w:pPr>
+            <w:r>
+              <w:rPr>
+                <w:b/>
+                <w:bCs/>
+                <w:i w:val="false"/>
+                <w:iCs w:val="false"/>
+                <w:color w:val="FFFFFF"/>
+                <w:rtl/>
+              </w:rPr>
+              <w:t xml:space="preserve">מקורי, נערך או נוצר?</w:t>
+            </w:r>
+          </w:p>
+        </w:tc>
+        <w:tc>
+          <w:tcPr>
+            <w:shd w:fill="4E356F"/>
+          </w:tcPr>
+          <w:p>
+            <w:pPr>
+              <w:bidi/>
+              <w:jc w:val="left"/>
+            </w:pPr>
+            <w:r>
+              <w:rPr>
+                <w:b/>
+                <w:bCs/>
+                <w:i w:val="false"/>
+                <w:iCs w:val="false"/>
+                <w:color w:val="FFFFFF"/>
+                <w:rtl/>
+              </w:rPr>
+              <w:t xml:space="preserve">מה צופה עלול לחשוב בטעות</w:t>
+            </w:r>
+          </w:p>
+        </w:tc>
+        <w:tc>
+          <w:tcPr>
+            <w:shd w:fill="4E356F"/>
+          </w:tcPr>
+          <w:p>
+            <w:pPr>
+              <w:bidi/>
+              <w:jc w:val="left"/>
+            </w:pPr>
+            <w:r>
+              <w:rPr>
+                <w:b/>
+                <w:bCs/>
+                <w:i w:val="false"/>
+                <w:iCs w:val="false"/>
+                <w:color w:val="FFFFFF"/>
+                <w:rtl/>
+              </w:rPr>
+              <w:t xml:space="preserve">מה הוספתי כדי למנוע את זה</w:t>
+            </w:r>
+          </w:p>
+        </w:tc>
+      </w:tr>
+      <w:tr>
+        <w:trPr>
+          <w:trHeight w:val="454" w:hRule="atLeast"/>
+        </w:trPr>
+        <w:tc>
+          <w:tcPr>
+            <w:shd w:fill="F1F3F6"/>
+          </w:tcPr>
+          <w:p>
+            <w:pPr>
+              <w:bidi/>
+              <w:jc w:val="left"/>
+            </w:pPr>
+            <w:r>
+              <w:rPr>
+                <w:b w:val="false"/>
+                <w:bCs w:val="false"/>
+                <w:i/>
+                <w:iCs/>
+                <w:color w:val="55606E"/>
+                <w:rtl/>
+              </w:rPr>
+              <w:t xml:space="preserve">דוגמה: תמונת הרקע של השכונה</w:t>
+            </w:r>
+          </w:p>
+        </w:tc>
+        <w:tc>
+          <w:tcPr>
+            <w:shd w:fill="F1F3F6"/>
+          </w:tcPr>
+          <w:p>
+            <w:pPr>
+              <w:bidi/>
+              <w:jc w:val="left"/>
+            </w:pPr>
+            <w:r>
+              <w:rPr>
+                <w:b w:val="false"/>
+                <w:bCs w:val="false"/>
+                <w:i/>
+                <w:iCs/>
+                <w:color w:val="55606E"/>
+                <w:rtl/>
+              </w:rPr>
+              <w:t xml:space="preserve">נוצרה ב-AI</w:t>
+            </w:r>
+          </w:p>
+        </w:tc>
+        <w:tc>
+          <w:tcPr>
+            <w:shd w:fill="F1F3F6"/>
+          </w:tcPr>
+          <w:p>
+            <w:pPr>
+              <w:bidi/>
+              <w:jc w:val="left"/>
+            </w:pPr>
+            <w:r>
+              <w:rPr>
+                <w:b w:val="false"/>
+                <w:bCs w:val="false"/>
+                <w:i/>
+                <w:iCs/>
+                <w:color w:val="55606E"/>
+                <w:rtl/>
+              </w:rPr>
+              <w:t xml:space="preserve">שזה צילום אמיתי של הרחוב שעליו הסיפור</w:t>
+            </w:r>
+          </w:p>
+        </w:tc>
+        <w:tc>
+          <w:tcPr>
+            <w:shd w:fill="F1F3F6"/>
+          </w:tcPr>
+          <w:p>
+            <w:pPr>
+              <w:bidi/>
+              <w:jc w:val="left"/>
+            </w:pPr>
+            <w:r>
+              <w:rPr>
+                <w:b w:val="false"/>
+                <w:bCs w:val="false"/>
+                <w:i/>
+                <w:iCs/>
+                <w:color w:val="55606E"/>
+                <w:rtl/>
+              </w:rPr>
+              <w:t xml:space="preserve">כיתוב „הדמיה, לא צילום” וטקסט חלופי שמסביר את אותו הדבר</w:t>
+            </w:r>
+          </w:p>
+        </w:tc>
+      </w:tr>
+      <w:tr>
+        <w:trPr>
+          <w:trHeight w:val="454" w:hRule="atLeast"/>
+        </w:trPr>
+        <w:tc>
+          <w:tcPr>
+            <w:shd w:fill="FFFFFF"/>
+          </w:tcPr>
+          <w:p>
+            <w:pPr>
+              <w:bidi/>
+              <w:jc w:val="left"/>
+            </w:pPr>
+            <w:r>
+              <w:rPr>
+                <w:b w:val="false"/>
+                <w:bCs w:val="false"/>
+                <w:i w:val="false"/>
+                <w:iCs w:val="false"/>
+                <w:color w:val="17242D"/>
+                <w:rtl/>
+              </w:rPr>
+              <w:t xml:space="preserve"/>
+            </w:r>
+          </w:p>
+        </w:tc>
+        <w:tc>
+          <w:tcPr>
+            <w:shd w:fill="FFFFFF"/>
+          </w:tcPr>
+          <w:p>
+            <w:pPr>
+              <w:bidi/>
+              <w:jc w:val="left"/>
+            </w:pPr>
+            <w:r>
+              <w:rPr>
+                <w:b w:val="false"/>
+                <w:bCs w:val="false"/>
+                <w:i w:val="false"/>
+                <w:iCs w:val="false"/>
+                <w:color w:val="17242D"/>
+                <w:rtl/>
+              </w:rPr>
+              <w:t xml:space="preserve"/>
+            </w:r>
+          </w:p>
+        </w:tc>
+        <w:tc>
+          <w:tcPr>
+            <w:shd w:fill="FFFFFF"/>
+          </w:tcPr>
+          <w:p>
+            <w:pPr>
+              <w:bidi/>
+              <w:jc w:val="left"/>
+            </w:pPr>
+            <w:r>
+              <w:rPr>
+                <w:b w:val="false"/>
+                <w:bCs w:val="false"/>
+                <w:i w:val="false"/>
+                <w:iCs w:val="false"/>
+                <w:color w:val="17242D"/>
+                <w:rtl/>
+              </w:rPr>
+              <w:t xml:space="preserve"/>
+            </w:r>
+          </w:p>
+        </w:tc>
+        <w:tc>
+          <w:tcPr>
+            <w:shd w:fill="FFFFFF"/>
+          </w:tcPr>
+          <w:p>
+            <w:pPr>
+              <w:bidi/>
+              <w:jc w:val="left"/>
+            </w:pPr>
+            <w:r>
+              <w:rPr>
+                <w:b w:val="false"/>
+                <w:bCs w:val="false"/>
+                <w:i w:val="false"/>
+                <w:iCs w:val="false"/>
+                <w:color w:val="17242D"/>
+                <w:rtl/>
+              </w:rPr>
+              <w:t xml:space="preserve"/>
+            </w:r>
+          </w:p>
+        </w:tc>
+      </w:tr>
+      <w:tr>
+        <w:trPr>
+          <w:trHeight w:val="454" w:hRule="atLeast"/>
+        </w:trPr>
+        <w:tc>
+          <w:tcPr>
+            <w:shd w:fill="FFFFFF"/>
+          </w:tcPr>
+          <w:p>
+            <w:pPr>
+              <w:bidi/>
+              <w:jc w:val="left"/>
+            </w:pPr>
+            <w:r>
+              <w:rPr>
+                <w:b w:val="false"/>
+                <w:bCs w:val="false"/>
+                <w:i w:val="false"/>
+                <w:iCs w:val="false"/>
+                <w:color w:val="17242D"/>
+                <w:rtl/>
+              </w:rPr>
+              <w:t xml:space="preserve"/>
+            </w:r>
+          </w:p>
+        </w:tc>
+        <w:tc>
+          <w:tcPr>
+            <w:shd w:fill="FFFFFF"/>
+          </w:tcPr>
+          <w:p>
+            <w:pPr>
+              <w:bidi/>
+              <w:jc w:val="left"/>
+            </w:pPr>
+            <w:r>
+              <w:rPr>
+                <w:b w:val="false"/>
+                <w:bCs w:val="false"/>
+                <w:i w:val="false"/>
+                <w:iCs w:val="false"/>
+                <w:color w:val="17242D"/>
+                <w:rtl/>
+              </w:rPr>
+              <w:t xml:space="preserve"/>
+            </w:r>
+          </w:p>
+        </w:tc>
+        <w:tc>
+          <w:tcPr>
+            <w:shd w:fill="FFFFFF"/>
+          </w:tcPr>
+          <w:p>
+            <w:pPr>
+              <w:bidi/>
+              <w:jc w:val="left"/>
+            </w:pPr>
+            <w:r>
+              <w:rPr>
+                <w:b w:val="false"/>
+                <w:bCs w:val="false"/>
+                <w:i w:val="false"/>
+                <w:iCs w:val="false"/>
+                <w:color w:val="17242D"/>
+                <w:rtl/>
+              </w:rPr>
+              <w:t xml:space="preserve"/>
+            </w:r>
+          </w:p>
+        </w:tc>
+        <w:tc>
+          <w:tcPr>
+            <w:shd w:fill="FFFFFF"/>
+          </w:tcPr>
+          <w:p>
+            <w:pPr>
+              <w:bidi/>
+              <w:jc w:val="left"/>
+            </w:pPr>
+            <w:r>
+              <w:rPr>
+                <w:b w:val="false"/>
+                <w:bCs w:val="false"/>
+                <w:i w:val="false"/>
+                <w:iCs w:val="false"/>
+                <w:color w:val="17242D"/>
+                <w:rtl/>
+              </w:rPr>
+              <w:t xml:space="preserve"/>
+            </w:r>
+          </w:p>
+        </w:tc>
+      </w:tr>
+      <w:tr>
+        <w:trPr>
+          <w:trHeight w:val="454" w:hRule="atLeast"/>
+        </w:trPr>
+        <w:tc>
+          <w:tcPr>
+            <w:shd w:fill="FFFFFF"/>
+          </w:tcPr>
+          <w:p>
+            <w:pPr>
+              <w:bidi/>
+              <w:jc w:val="left"/>
+            </w:pPr>
+            <w:r>
+              <w:rPr>
+                <w:b w:val="false"/>
+                <w:bCs w:val="false"/>
+                <w:i w:val="false"/>
+                <w:iCs w:val="false"/>
+                <w:color w:val="17242D"/>
+                <w:rtl/>
+              </w:rPr>
+              <w:t xml:space="preserve"/>
+            </w:r>
+          </w:p>
+        </w:tc>
+        <w:tc>
+          <w:tcPr>
+            <w:shd w:fill="FFFFFF"/>
+          </w:tcPr>
+          <w:p>
+            <w:pPr>
+              <w:bidi/>
+              <w:jc w:val="left"/>
+            </w:pPr>
+            <w:r>
+              <w:rPr>
+                <w:b w:val="false"/>
+                <w:bCs w:val="false"/>
+                <w:i w:val="false"/>
+                <w:iCs w:val="false"/>
+                <w:color w:val="17242D"/>
+                <w:rtl/>
+              </w:rPr>
+              <w:t xml:space="preserve"/>
+            </w:r>
+          </w:p>
+        </w:tc>
+        <w:tc>
+          <w:tcPr>
+            <w:shd w:fill="FFFFFF"/>
+          </w:tcPr>
+          <w:p>
+            <w:pPr>
+              <w:bidi/>
+              <w:jc w:val="left"/>
+            </w:pPr>
+            <w:r>
+              <w:rPr>
+                <w:b w:val="false"/>
+                <w:bCs w:val="false"/>
+                <w:i w:val="false"/>
+                <w:iCs w:val="false"/>
+                <w:color w:val="17242D"/>
+                <w:rtl/>
+              </w:rPr>
+              <w:t xml:space="preserve"/>
+            </w:r>
+          </w:p>
+        </w:tc>
+        <w:tc>
+          <w:tcPr>
+            <w:shd w:fill="FFFFFF"/>
+          </w:tcPr>
+          <w:p>
+            <w:pPr>
+              <w:bidi/>
+              <w:jc w:val="left"/>
+            </w:pPr>
+            <w:r>
+              <w:rPr>
+                <w:b w:val="false"/>
+                <w:bCs w:val="false"/>
+                <w:i w:val="false"/>
+                <w:iCs w:val="false"/>
+                <w:color w:val="17242D"/>
+                <w:rtl/>
+              </w:rPr>
+              <w:t xml:space="preserve"/>
+            </w:r>
+          </w:p>
+        </w:tc>
+      </w:tr>
+    </w:tbl>
     <w:p>
       <w:pPr>
         <w:pStyle w:val="Heading1"/>
@@ -22284,7 +24041,333 @@
           <w:color w:val="17242D"/>
           <w:rtl/>
         </w:rPr>
-        <w:t xml:space="preserve">בחרו שני תוצרים, כתבו תיאור כן של מה שעשיתם ומה למדתם, והציעו ניסוי שיפור אחד. Claude Desktop יכול להדגים עבודה עם קבצים ואפליקציות אמיתיים, ולכן תנו לו את ההרשאות המינימליות ההכרחיות. Claude for Chrome מיועד להמשך התנסות. אם השתמשתם ב-OpenClaw במעבדת הסוכנים האופציונלית, צרפו רק את רישום ההרצה המוגבל, והשאירו מחוץ לתחום שלו כל פעולה של חשבונות, תשלומים, שליחת הודעות ומידע פרטי.</w:t>
+        <w:t xml:space="preserve">בחרו שני תוצרים מהקורס. תיאור כן שווה יותר מתיאור מרשים: מי שקורא אתכם רוצה לדעת מה באמת עשיתם ומה למדתם כשמשהו לא עבד.</w:t>
+      </w:r>
+    </w:p>
+    <w:tbl>
+      <w:tblPr>
+        <w:bidiVisual/>
+        <w:tblW w:type="pct" w:w="100%"/>
+        <w:tblBorders>
+          <w:top w:val="single" w:color="auto" w:sz="4"/>
+          <w:left w:val="single" w:color="auto" w:sz="4"/>
+          <w:bottom w:val="single" w:color="auto" w:sz="4"/>
+          <w:right w:val="single" w:color="auto" w:sz="4"/>
+          <w:insideH w:val="single" w:color="auto" w:sz="4"/>
+          <w:insideV w:val="single" w:color="auto" w:sz="4"/>
+        </w:tblBorders>
+      </w:tblPr>
+      <w:tblGrid>
+        <w:gridCol w:w="100"/>
+        <w:gridCol w:w="100"/>
+        <w:gridCol w:w="100"/>
+        <w:gridCol w:w="100"/>
+      </w:tblGrid>
+      <w:tr>
+        <w:tc>
+          <w:tcPr>
+            <w:shd w:fill="4E356F"/>
+          </w:tcPr>
+          <w:p>
+            <w:pPr>
+              <w:bidi/>
+              <w:jc w:val="left"/>
+            </w:pPr>
+            <w:r>
+              <w:rPr>
+                <w:b/>
+                <w:bCs/>
+                <w:i w:val="false"/>
+                <w:iCs w:val="false"/>
+                <w:color w:val="FFFFFF"/>
+                <w:rtl/>
+              </w:rPr>
+              <w:t xml:space="preserve">התוצר</w:t>
+            </w:r>
+          </w:p>
+        </w:tc>
+        <w:tc>
+          <w:tcPr>
+            <w:shd w:fill="4E356F"/>
+          </w:tcPr>
+          <w:p>
+            <w:pPr>
+              <w:bidi/>
+              <w:jc w:val="left"/>
+            </w:pPr>
+            <w:r>
+              <w:rPr>
+                <w:b/>
+                <w:bCs/>
+                <w:i w:val="false"/>
+                <w:iCs w:val="false"/>
+                <w:color w:val="FFFFFF"/>
+                <w:rtl/>
+              </w:rPr>
+              <w:t xml:space="preserve">מה עשיתי בעצמי</w:t>
+            </w:r>
+          </w:p>
+        </w:tc>
+        <w:tc>
+          <w:tcPr>
+            <w:shd w:fill="4E356F"/>
+          </w:tcPr>
+          <w:p>
+            <w:pPr>
+              <w:bidi/>
+              <w:jc w:val="left"/>
+            </w:pPr>
+            <w:r>
+              <w:rPr>
+                <w:b/>
+                <w:bCs/>
+                <w:i w:val="false"/>
+                <w:iCs w:val="false"/>
+                <w:color w:val="FFFFFF"/>
+                <w:rtl/>
+              </w:rPr>
+              <w:t xml:space="preserve">מה הכלי עשה</w:t>
+            </w:r>
+          </w:p>
+        </w:tc>
+        <w:tc>
+          <w:tcPr>
+            <w:shd w:fill="4E356F"/>
+          </w:tcPr>
+          <w:p>
+            <w:pPr>
+              <w:bidi/>
+              <w:jc w:val="left"/>
+            </w:pPr>
+            <w:r>
+              <w:rPr>
+                <w:b/>
+                <w:bCs/>
+                <w:i w:val="false"/>
+                <w:iCs w:val="false"/>
+                <w:color w:val="FFFFFF"/>
+                <w:rtl/>
+              </w:rPr>
+              <w:t xml:space="preserve">מה למדתי כשמשהו לא עבד</w:t>
+            </w:r>
+          </w:p>
+        </w:tc>
+      </w:tr>
+      <w:tr>
+        <w:trPr>
+          <w:trHeight w:val="454" w:hRule="atLeast"/>
+        </w:trPr>
+        <w:tc>
+          <w:tcPr>
+            <w:shd w:fill="F1F3F6"/>
+          </w:tcPr>
+          <w:p>
+            <w:pPr>
+              <w:bidi/>
+              <w:jc w:val="left"/>
+            </w:pPr>
+            <w:r>
+              <w:rPr>
+                <w:b w:val="false"/>
+                <w:bCs w:val="false"/>
+                <w:i/>
+                <w:iCs/>
+                <w:color w:val="55606E"/>
+                <w:rtl/>
+              </w:rPr>
+              <w:t xml:space="preserve">דוגמה: סיכום מחקר הקנייה ממפגש 2</w:t>
+            </w:r>
+          </w:p>
+        </w:tc>
+        <w:tc>
+          <w:tcPr>
+            <w:shd w:fill="F1F3F6"/>
+          </w:tcPr>
+          <w:p>
+            <w:pPr>
+              <w:bidi/>
+              <w:jc w:val="left"/>
+            </w:pPr>
+            <w:r>
+              <w:rPr>
+                <w:b w:val="false"/>
+                <w:bCs w:val="false"/>
+                <w:i/>
+                <w:iCs/>
+                <w:color w:val="55606E"/>
+                <w:rtl/>
+              </w:rPr>
+              <w:t xml:space="preserve">הגדרתי את הקריטריונים, פתחתי את דף היצרן ומצאתי שהאחריות מותנית ברישום</w:t>
+            </w:r>
+          </w:p>
+        </w:tc>
+        <w:tc>
+          <w:tcPr>
+            <w:shd w:fill="F1F3F6"/>
+          </w:tcPr>
+          <w:p>
+            <w:pPr>
+              <w:bidi/>
+              <w:jc w:val="left"/>
+            </w:pPr>
+            <w:r>
+              <w:rPr>
+                <w:b w:val="false"/>
+                <w:bCs w:val="false"/>
+                <w:i/>
+                <w:iCs/>
+                <w:color w:val="55606E"/>
+                <w:rtl/>
+              </w:rPr>
+              <w:t xml:space="preserve">בנה את תוכנית המחקר וסידר את טבלת הראיות</w:t>
+            </w:r>
+          </w:p>
+        </w:tc>
+        <w:tc>
+          <w:tcPr>
+            <w:shd w:fill="F1F3F6"/>
+          </w:tcPr>
+          <w:p>
+            <w:pPr>
+              <w:bidi/>
+              <w:jc w:val="left"/>
+            </w:pPr>
+            <w:r>
+              <w:rPr>
+                <w:b w:val="false"/>
+                <w:bCs w:val="false"/>
+                <w:i/>
+                <w:iCs/>
+                <w:color w:val="55606E"/>
+                <w:rtl/>
+              </w:rPr>
+              <w:t xml:space="preserve">שהדוח נשמע בטוח בדיוק באותה מידה גם כשהוא טועה</w:t>
+            </w:r>
+          </w:p>
+        </w:tc>
+      </w:tr>
+      <w:tr>
+        <w:trPr>
+          <w:trHeight w:val="454" w:hRule="atLeast"/>
+        </w:trPr>
+        <w:tc>
+          <w:tcPr>
+            <w:shd w:fill="FFFFFF"/>
+          </w:tcPr>
+          <w:p>
+            <w:pPr>
+              <w:bidi/>
+              <w:jc w:val="left"/>
+            </w:pPr>
+            <w:r>
+              <w:rPr>
+                <w:b w:val="false"/>
+                <w:bCs w:val="false"/>
+                <w:i w:val="false"/>
+                <w:iCs w:val="false"/>
+                <w:color w:val="17242D"/>
+                <w:rtl/>
+              </w:rPr>
+              <w:t xml:space="preserve"/>
+            </w:r>
+          </w:p>
+        </w:tc>
+        <w:tc>
+          <w:tcPr>
+            <w:shd w:fill="FFFFFF"/>
+          </w:tcPr>
+          <w:p>
+            <w:pPr>
+              <w:bidi/>
+              <w:jc w:val="left"/>
+            </w:pPr>
+            <w:r>
+              <w:rPr>
+                <w:b w:val="false"/>
+                <w:bCs w:val="false"/>
+                <w:i w:val="false"/>
+                <w:iCs w:val="false"/>
+                <w:color w:val="17242D"/>
+                <w:rtl/>
+              </w:rPr>
+              <w:t xml:space="preserve"/>
+            </w:r>
+          </w:p>
+        </w:tc>
+        <w:tc>
+          <w:tcPr>
+            <w:shd w:fill="FFFFFF"/>
+          </w:tcPr>
+          <w:p>
+            <w:pPr>
+              <w:bidi/>
+              <w:jc w:val="left"/>
+            </w:pPr>
+            <w:r>
+              <w:rPr>
+                <w:b w:val="false"/>
+                <w:bCs w:val="false"/>
+                <w:i w:val="false"/>
+                <w:iCs w:val="false"/>
+                <w:color w:val="17242D"/>
+                <w:rtl/>
+              </w:rPr>
+              <w:t xml:space="preserve"/>
+            </w:r>
+          </w:p>
+        </w:tc>
+        <w:tc>
+          <w:tcPr>
+            <w:shd w:fill="FFFFFF"/>
+          </w:tcPr>
+          <w:p>
+            <w:pPr>
+              <w:bidi/>
+              <w:jc w:val="left"/>
+            </w:pPr>
+            <w:r>
+              <w:rPr>
+                <w:b w:val="false"/>
+                <w:bCs w:val="false"/>
+                <w:i w:val="false"/>
+                <w:iCs w:val="false"/>
+                <w:color w:val="17242D"/>
+                <w:rtl/>
+              </w:rPr>
+              <w:t xml:space="preserve"/>
+            </w:r>
+          </w:p>
+        </w:tc>
+      </w:tr>
+    </w:tbl>
+    <w:p>
+      <w:pPr>
+        <w:bidi/>
+        <w:jc w:val="left"/>
+      </w:pPr>
+      <w:r>
+        <w:rPr>
+          <w:b w:val="false"/>
+          <w:bCs w:val="false"/>
+          <w:color w:val="17242D"/>
+          <w:rtl/>
+        </w:rPr>
+        <w:t xml:space="preserve">הניסוי הבא שלי: מה תשנו בפעם הבאה, ואיך תדעו אם זה עבד?</w:t>
+      </w:r>
+    </w:p>
+    <w:p>
+      <w:pPr>
+        <w:bidi/>
+        <w:jc w:val="left"/>
+      </w:pPr>
+      <w:r>
+        <w:rPr>
+          <w:b w:val="false"/>
+          <w:bCs w:val="false"/>
+          <w:color w:val="17242D"/>
+          <w:rtl/>
+        </w:rPr>
+        <w:t xml:space="preserve">הרשאות: Claude Desktop יכול לעבוד עם קבצים ואפליקציות אמיתיים, ולכן תנו לו את ההרשאות המינימליות ההכרחיות. Claude for Chrome מיועד להמשך התנסות. אם השתמשתם ב-OpenClaw במעבדת הסוכנים האופציונלית, צרפו רק את רישום ההרצה המוגבל, והשאירו מחוץ לתחום שלו כל פעולה של חשבונות, תשלומים, שליחת הודעות ומידע פרטי.</w:t>
       </w:r>
     </w:p>
     <w:p>

--- a/site/assets/downloads/applied-ai-mastery-personal-journal-he.docx
+++ b/site/assets/downloads/applied-ai-mastery-personal-journal-he.docx
@@ -13935,7 +13935,7 @@
                 <w:color w:val="55606E"/>
                 <w:rtl/>
               </w:rPr>
-              <w:t xml:space="preserve">חישבתי טיפ באחוזים, אבל כשהזנתי סכום עם אגורות התוצאה קפצה לשלוש ספרות אחרי הנקודה</w:t>
+              <w:t xml:space="preserve">חילקתי הוצאה של 100 ש"ח בין שלושה, והתוצאה יצאה 33.333333 ש"ח לכל אחד</w:t>
             </w:r>
           </w:p>
         </w:tc>
@@ -13958,7 +13958,7 @@
                 <w:color w:val="55606E"/>
                 <w:rtl/>
               </w:rPr>
-              <w:t xml:space="preserve">לעגל לשתי ספרות ולהוסיף תווית „סה״כ לתשלום”</w:t>
+              <w:t xml:space="preserve">לעגל לשתי ספרות ולהוסיף שורת „סה״כ” שמוודאת שהסכומים מתאזנים</w:t>
             </w:r>
           </w:p>
         </w:tc>
@@ -13981,7 +13981,7 @@
                 <w:color w:val="55606E"/>
                 <w:rtl/>
               </w:rPr>
-              <w:t xml:space="preserve">התוצאה קריאה, אבל גיליתי שאין טיפול בסכום 0</w:t>
+              <w:t xml:space="preserve">הסכומים קריאים, אבל גיליתי שהם מסתכמים ל-99.99 ולא ל-100</w:t>
             </w:r>
           </w:p>
         </w:tc>
@@ -16503,7 +16503,7 @@
                 <w:color w:val="FFFFFF"/>
                 <w:rtl/>
               </w:rPr>
-              <w:t xml:space="preserve">נמדד, הוגדר, הונח או חושב?</w:t>
+              <w:t xml:space="preserve">נמדד / מפרט / הנחה / חושב</w:t>
             </w:r>
           </w:p>
         </w:tc>
@@ -16697,7 +16697,7 @@
                 <w:color w:val="55606E"/>
                 <w:rtl/>
               </w:rPr>
-              <w:t xml:space="preserve">הונח</w:t>
+              <w:t xml:space="preserve">הנחה</w:t>
             </w:r>
           </w:p>
         </w:tc>
@@ -18707,7 +18707,7 @@
                 <w:color w:val="FFFFFF"/>
                 <w:rtl/>
               </w:rPr>
-              <w:t xml:space="preserve">נמדד, הוגדר, הונח או חושב?</w:t>
+              <w:t xml:space="preserve">נמדד / מפרט / הנחה / חושב</w:t>
             </w:r>
           </w:p>
         </w:tc>

--- a/site/assets/downloads/applied-ai-mastery-personal-journal-he.docx
+++ b/site/assets/downloads/applied-ai-mastery-personal-journal-he.docx
@@ -9053,7 +9053,7 @@
           <w:color w:val="17242D"/>
           <w:rtl/>
         </w:rPr>
-        <w:t xml:space="preserve">לוקחים נסיעה, אירוע, מטלה בבית או כל מחויבות משותפת אחרת, והופכים אותה לתוכנית שאנשים באמת מסוגלים לעבוד לפיה.</w:t>
+        <w:t xml:space="preserve">הופכים אירוע אמיתי שאתם מארגנים לחמש משימות עם AI, ואחרי כל אחת בודקים מה הכלי הניח, מה המציא, ומי אחראי בפועל.</w:t>
       </w:r>
     </w:p>
     <w:p>
@@ -9089,7 +9089,22 @@
           <w:color w:val="4E356F"/>
           <w:rtl/>
         </w:rPr>
-        <w:t xml:space="preserve">1. מסכימים על כללי התכנון</w:t>
+        <w:t xml:space="preserve">1. אוכל ושתייה — ומה הכלי הניח</w:t>
+      </w:r>
+    </w:p>
+    <w:p>
+      <w:pPr>
+        <w:bidi/>
+        <w:jc w:val="left"/>
+      </w:pPr>
+      <w:r>
+        <w:rPr>
+          <w:b w:val="false"/>
+          <w:bCs w:val="false"/>
+          <w:color w:val="17242D"/>
+          <w:rtl/>
+        </w:rPr>
+        <w:t xml:space="preserve">בקשו כמויות, ואז בקשו במפורש להפריד בין מה שאמרתם לו לבין מה שהוא הניח. השורה השנייה היא זו שמשנה כסף.</w:t>
       </w:r>
     </w:p>
     <w:tbl>
@@ -9107,17 +9122,15 @@
         <w:tblLayout w:type="fixed"/>
       </w:tblPr>
       <w:tblGrid>
-        <w:gridCol w:w="1506"/>
-        <w:gridCol w:w="1504"/>
-        <w:gridCol w:w="1504"/>
-        <w:gridCol w:w="1504"/>
-        <w:gridCol w:w="1504"/>
-        <w:gridCol w:w="1504"/>
+        <w:gridCol w:w="2258"/>
+        <w:gridCol w:w="2256"/>
+        <w:gridCol w:w="2256"/>
+        <w:gridCol w:w="2256"/>
       </w:tblGrid>
       <w:tr>
         <w:tc>
           <w:tcPr>
-            <w:tcW w:type="dxa" w:w="1506"/>
+            <w:tcW w:type="dxa" w:w="2258"/>
             <w:shd w:fill="4E356F"/>
           </w:tcPr>
           <w:p>
@@ -9134,13 +9147,13 @@
                 <w:color w:val="FFFFFF"/>
                 <w:rtl/>
               </w:rPr>
-              <w:t xml:space="preserve">המטרה</w:t>
-            </w:r>
-          </w:p>
-        </w:tc>
-        <w:tc>
-          <w:tcPr>
-            <w:tcW w:type="dxa" w:w="1504"/>
+              <w:t xml:space="preserve">מה ביקשתי</w:t>
+            </w:r>
+          </w:p>
+        </w:tc>
+        <w:tc>
+          <w:tcPr>
+            <w:tcW w:type="dxa" w:w="2256"/>
             <w:shd w:fill="4E356F"/>
           </w:tcPr>
           <w:p>
@@ -9157,13 +9170,13 @@
                 <w:color w:val="FFFFFF"/>
                 <w:rtl/>
               </w:rPr>
-              <w:t xml:space="preserve">אילוצים קבועים</w:t>
-            </w:r>
-          </w:p>
-        </w:tc>
-        <w:tc>
-          <w:tcPr>
-            <w:tcW w:type="dxa" w:w="1504"/>
+              <w:t xml:space="preserve">מה הוא החזיר</w:t>
+            </w:r>
+          </w:p>
+        </w:tc>
+        <w:tc>
+          <w:tcPr>
+            <w:tcW w:type="dxa" w:w="2256"/>
             <w:shd w:fill="4E356F"/>
           </w:tcPr>
           <w:p>
@@ -9180,13 +9193,13 @@
                 <w:color w:val="FFFFFF"/>
                 <w:rtl/>
               </w:rPr>
-              <w:t xml:space="preserve">העדפות</w:t>
-            </w:r>
-          </w:p>
-        </w:tc>
-        <w:tc>
-          <w:tcPr>
-            <w:tcW w:type="dxa" w:w="1504"/>
+              <w:t xml:space="preserve">מה הוא הניח בלי לשאול</w:t>
+            </w:r>
+          </w:p>
+        </w:tc>
+        <w:tc>
+          <w:tcPr>
+            <w:tcW w:type="dxa" w:w="2256"/>
             <w:shd w:fill="4E356F"/>
           </w:tcPr>
           <w:p>
@@ -9203,53 +9216,7 @@
                 <w:color w:val="FFFFFF"/>
                 <w:rtl/>
               </w:rPr>
-              <w:t xml:space="preserve">מי מחליט</w:t>
-            </w:r>
-          </w:p>
-        </w:tc>
-        <w:tc>
-          <w:tcPr>
-            <w:tcW w:type="dxa" w:w="1504"/>
-            <w:shd w:fill="4E356F"/>
-          </w:tcPr>
-          <w:p>
-            <w:pPr>
-              <w:bidi/>
-              <w:jc w:val="left"/>
-            </w:pPr>
-            <w:r>
-              <w:rPr>
-                <w:b/>
-                <w:bCs/>
-                <w:i w:val="false"/>
-                <w:iCs w:val="false"/>
-                <w:color w:val="FFFFFF"/>
-                <w:rtl/>
-              </w:rPr>
-              <w:t xml:space="preserve">מי שותפים</w:t>
-            </w:r>
-          </w:p>
-        </w:tc>
-        <w:tc>
-          <w:tcPr>
-            <w:tcW w:type="dxa" w:w="1504"/>
-            <w:shd w:fill="4E356F"/>
-          </w:tcPr>
-          <w:p>
-            <w:pPr>
-              <w:bidi/>
-              <w:jc w:val="left"/>
-            </w:pPr>
-            <w:r>
-              <w:rPr>
-                <w:b/>
-                <w:bCs/>
-                <w:i w:val="false"/>
-                <w:iCs w:val="false"/>
-                <w:color w:val="FFFFFF"/>
-                <w:rtl/>
-              </w:rPr>
-              <w:t xml:space="preserve">תקציב / תאריכים</w:t>
+              <w:t xml:space="preserve">מה תיקנתי</w:t>
             </w:r>
           </w:p>
         </w:tc>
@@ -9260,7 +9227,7 @@
         </w:trPr>
         <w:tc>
           <w:tcPr>
-            <w:tcW w:type="dxa" w:w="1506"/>
+            <w:tcW w:type="dxa" w:w="2258"/>
             <w:shd w:fill="F1F3F6"/>
           </w:tcPr>
           <w:p>
@@ -9277,13 +9244,13 @@
                 <w:color w:val="55606E"/>
                 <w:rtl/>
               </w:rPr>
-              <w:t xml:space="preserve">דוגמה: אירוע משפחתי ל-40 איש שעובר בנחת</w:t>
-            </w:r>
-          </w:p>
-        </w:tc>
-        <w:tc>
-          <w:tcPr>
-            <w:tcW w:type="dxa" w:w="1504"/>
+              <w:t xml:space="preserve">דוגמה: כמויות ל-40 איש, 4 שעות, 3 צמחונים, 4 ילדים, תקציב 3,800 ש"ח</w:t>
+            </w:r>
+          </w:p>
+        </w:tc>
+        <w:tc>
+          <w:tcPr>
+            <w:tcW w:type="dxa" w:w="2256"/>
             <w:shd w:fill="F1F3F6"/>
           </w:tcPr>
           <w:p>
@@ -9300,13 +9267,13 @@
                 <w:color w:val="55606E"/>
                 <w:rtl/>
               </w:rPr>
-              <w:t xml:space="preserve">האולם הוזמן ל-7 בנובמבר, 18:00 עד 23:00</w:t>
-            </w:r>
-          </w:p>
-        </w:tc>
-        <w:tc>
-          <w:tcPr>
-            <w:tcW w:type="dxa" w:w="1504"/>
+              <w:t xml:space="preserve">60 מנות עיקריות ו-160 כוסות שתייה</w:t>
+            </w:r>
+          </w:p>
+        </w:tc>
+        <w:tc>
+          <w:tcPr>
+            <w:tcW w:type="dxa" w:w="2256"/>
             <w:shd w:fill="F1F3F6"/>
           </w:tcPr>
           <w:p>
@@ -9323,13 +9290,13 @@
                 <w:color w:val="55606E"/>
                 <w:rtl/>
               </w:rPr>
-              <w:t xml:space="preserve">ישיבה משפחתית סביב שולחנות; נאומים קצרים בלבד</w:t>
-            </w:r>
-          </w:p>
-        </w:tc>
-        <w:tc>
-          <w:tcPr>
-            <w:tcW w:type="dxa" w:w="1504"/>
+              <w:t xml:space="preserve">מנה וחצי לאדם, שתי כוסות לשעה, וילדים שאוכלים כמו מבוגרים</w:t>
+            </w:r>
+          </w:p>
+        </w:tc>
+        <w:tc>
+          <w:tcPr>
+            <w:tcW w:type="dxa" w:w="2256"/>
             <w:shd w:fill="F1F3F6"/>
           </w:tcPr>
           <w:p>
@@ -9346,53 +9313,7 @@
                 <w:color w:val="55606E"/>
                 <w:rtl/>
               </w:rPr>
-              <w:t xml:space="preserve">אני</w:t>
-            </w:r>
-          </w:p>
-        </w:tc>
-        <w:tc>
-          <w:tcPr>
-            <w:tcW w:type="dxa" w:w="1504"/>
-            <w:shd w:fill="F1F3F6"/>
-          </w:tcPr>
-          <w:p>
-            <w:pPr>
-              <w:bidi/>
-              <w:jc w:val="left"/>
-            </w:pPr>
-            <w:r>
-              <w:rPr>
-                <w:b w:val="false"/>
-                <w:bCs w:val="false"/>
-                <w:i/>
-                <w:iCs/>
-                <w:color w:val="55606E"/>
-                <w:rtl/>
-              </w:rPr>
-              <w:t xml:space="preserve">בן הזוג על האוכל, אחי על המוזיקה, דודה על ההזמנות</w:t>
-            </w:r>
-          </w:p>
-        </w:tc>
-        <w:tc>
-          <w:tcPr>
-            <w:tcW w:type="dxa" w:w="1504"/>
-            <w:shd w:fill="F1F3F6"/>
-          </w:tcPr>
-          <w:p>
-            <w:pPr>
-              <w:bidi/>
-              <w:jc w:val="left"/>
-            </w:pPr>
-            <w:r>
-              <w:rPr>
-                <w:b w:val="false"/>
-                <w:bCs w:val="false"/>
-                <w:i/>
-                <w:iCs/>
-                <w:color w:val="55606E"/>
-                <w:rtl/>
-              </w:rPr>
-              <w:t xml:space="preserve">18,000 ש"ח; ההזמנות יוצאות עד 1 באוקטובר</w:t>
+              <w:t xml:space="preserve">הורדתי למנה לאדם ולמנה חצי לילדים — 2,900 ש"ח במקום 3,800</w:t>
             </w:r>
           </w:p>
         </w:tc>
@@ -9403,122 +9324,76 @@
         </w:trPr>
         <w:tc>
           <w:tcPr>
-            <w:tcW w:type="dxa" w:w="1506"/>
-            <w:shd w:fill="FFFFFF"/>
-          </w:tcPr>
-          <w:p>
-            <w:pPr>
-              <w:bidi/>
-              <w:jc w:val="left"/>
-            </w:pPr>
-            <w:r>
-              <w:rPr>
-                <w:b w:val="false"/>
-                <w:bCs w:val="false"/>
-                <w:i w:val="false"/>
-                <w:iCs w:val="false"/>
-                <w:color w:val="17242D"/>
-                <w:rtl/>
-              </w:rPr>
-              <w:t xml:space="preserve"/>
-            </w:r>
-          </w:p>
-        </w:tc>
-        <w:tc>
-          <w:tcPr>
-            <w:tcW w:type="dxa" w:w="1504"/>
-            <w:shd w:fill="FFFFFF"/>
-          </w:tcPr>
-          <w:p>
-            <w:pPr>
-              <w:bidi/>
-              <w:jc w:val="left"/>
-            </w:pPr>
-            <w:r>
-              <w:rPr>
-                <w:b w:val="false"/>
-                <w:bCs w:val="false"/>
-                <w:i w:val="false"/>
-                <w:iCs w:val="false"/>
-                <w:color w:val="17242D"/>
-                <w:rtl/>
-              </w:rPr>
-              <w:t xml:space="preserve"/>
-            </w:r>
-          </w:p>
-        </w:tc>
-        <w:tc>
-          <w:tcPr>
-            <w:tcW w:type="dxa" w:w="1504"/>
-            <w:shd w:fill="FFFFFF"/>
-          </w:tcPr>
-          <w:p>
-            <w:pPr>
-              <w:bidi/>
-              <w:jc w:val="left"/>
-            </w:pPr>
-            <w:r>
-              <w:rPr>
-                <w:b w:val="false"/>
-                <w:bCs w:val="false"/>
-                <w:i w:val="false"/>
-                <w:iCs w:val="false"/>
-                <w:color w:val="17242D"/>
-                <w:rtl/>
-              </w:rPr>
-              <w:t xml:space="preserve"/>
-            </w:r>
-          </w:p>
-        </w:tc>
-        <w:tc>
-          <w:tcPr>
-            <w:tcW w:type="dxa" w:w="1504"/>
-            <w:shd w:fill="FFFFFF"/>
-          </w:tcPr>
-          <w:p>
-            <w:pPr>
-              <w:bidi/>
-              <w:jc w:val="left"/>
-            </w:pPr>
-            <w:r>
-              <w:rPr>
-                <w:b w:val="false"/>
-                <w:bCs w:val="false"/>
-                <w:i w:val="false"/>
-                <w:iCs w:val="false"/>
-                <w:color w:val="17242D"/>
-                <w:rtl/>
-              </w:rPr>
-              <w:t xml:space="preserve"/>
-            </w:r>
-          </w:p>
-        </w:tc>
-        <w:tc>
-          <w:tcPr>
-            <w:tcW w:type="dxa" w:w="1504"/>
-            <w:shd w:fill="FFFFFF"/>
-          </w:tcPr>
-          <w:p>
-            <w:pPr>
-              <w:bidi/>
-              <w:jc w:val="left"/>
-            </w:pPr>
-            <w:r>
-              <w:rPr>
-                <w:b w:val="false"/>
-                <w:bCs w:val="false"/>
-                <w:i w:val="false"/>
-                <w:iCs w:val="false"/>
-                <w:color w:val="17242D"/>
-                <w:rtl/>
-              </w:rPr>
-              <w:t xml:space="preserve"/>
-            </w:r>
-          </w:p>
-        </w:tc>
-        <w:tc>
-          <w:tcPr>
-            <w:tcW w:type="dxa" w:w="1504"/>
+            <w:tcW w:type="dxa" w:w="2258"/>
+            <w:shd w:fill="FFFFFF"/>
+          </w:tcPr>
+          <w:p>
+            <w:pPr>
+              <w:bidi/>
+              <w:jc w:val="left"/>
+            </w:pPr>
+            <w:r>
+              <w:rPr>
+                <w:b w:val="false"/>
+                <w:bCs w:val="false"/>
+                <w:i w:val="false"/>
+                <w:iCs w:val="false"/>
+                <w:color w:val="17242D"/>
+                <w:rtl/>
+              </w:rPr>
+              <w:t xml:space="preserve"/>
+            </w:r>
+          </w:p>
+        </w:tc>
+        <w:tc>
+          <w:tcPr>
+            <w:tcW w:type="dxa" w:w="2256"/>
+            <w:shd w:fill="FFFFFF"/>
+          </w:tcPr>
+          <w:p>
+            <w:pPr>
+              <w:bidi/>
+              <w:jc w:val="left"/>
+            </w:pPr>
+            <w:r>
+              <w:rPr>
+                <w:b w:val="false"/>
+                <w:bCs w:val="false"/>
+                <w:i w:val="false"/>
+                <w:iCs w:val="false"/>
+                <w:color w:val="17242D"/>
+                <w:rtl/>
+              </w:rPr>
+              <w:t xml:space="preserve"/>
+            </w:r>
+          </w:p>
+        </w:tc>
+        <w:tc>
+          <w:tcPr>
+            <w:tcW w:type="dxa" w:w="2256"/>
+            <w:shd w:fill="FFFFFF"/>
+          </w:tcPr>
+          <w:p>
+            <w:pPr>
+              <w:bidi/>
+              <w:jc w:val="left"/>
+            </w:pPr>
+            <w:r>
+              <w:rPr>
+                <w:b w:val="false"/>
+                <w:bCs w:val="false"/>
+                <w:i w:val="false"/>
+                <w:iCs w:val="false"/>
+                <w:color w:val="17242D"/>
+                <w:rtl/>
+              </w:rPr>
+              <w:t xml:space="preserve"/>
+            </w:r>
+          </w:p>
+        </w:tc>
+        <w:tc>
+          <w:tcPr>
+            <w:tcW w:type="dxa" w:w="2256"/>
             <w:shd w:fill="FFFFFF"/>
           </w:tcPr>
           <w:p>
@@ -9546,122 +9421,76 @@
         </w:trPr>
         <w:tc>
           <w:tcPr>
-            <w:tcW w:type="dxa" w:w="1506"/>
-            <w:shd w:fill="FFFFFF"/>
-          </w:tcPr>
-          <w:p>
-            <w:pPr>
-              <w:bidi/>
-              <w:jc w:val="left"/>
-            </w:pPr>
-            <w:r>
-              <w:rPr>
-                <w:b w:val="false"/>
-                <w:bCs w:val="false"/>
-                <w:i w:val="false"/>
-                <w:iCs w:val="false"/>
-                <w:color w:val="17242D"/>
-                <w:rtl/>
-              </w:rPr>
-              <w:t xml:space="preserve"/>
-            </w:r>
-          </w:p>
-        </w:tc>
-        <w:tc>
-          <w:tcPr>
-            <w:tcW w:type="dxa" w:w="1504"/>
-            <w:shd w:fill="FFFFFF"/>
-          </w:tcPr>
-          <w:p>
-            <w:pPr>
-              <w:bidi/>
-              <w:jc w:val="left"/>
-            </w:pPr>
-            <w:r>
-              <w:rPr>
-                <w:b w:val="false"/>
-                <w:bCs w:val="false"/>
-                <w:i w:val="false"/>
-                <w:iCs w:val="false"/>
-                <w:color w:val="17242D"/>
-                <w:rtl/>
-              </w:rPr>
-              <w:t xml:space="preserve"/>
-            </w:r>
-          </w:p>
-        </w:tc>
-        <w:tc>
-          <w:tcPr>
-            <w:tcW w:type="dxa" w:w="1504"/>
-            <w:shd w:fill="FFFFFF"/>
-          </w:tcPr>
-          <w:p>
-            <w:pPr>
-              <w:bidi/>
-              <w:jc w:val="left"/>
-            </w:pPr>
-            <w:r>
-              <w:rPr>
-                <w:b w:val="false"/>
-                <w:bCs w:val="false"/>
-                <w:i w:val="false"/>
-                <w:iCs w:val="false"/>
-                <w:color w:val="17242D"/>
-                <w:rtl/>
-              </w:rPr>
-              <w:t xml:space="preserve"/>
-            </w:r>
-          </w:p>
-        </w:tc>
-        <w:tc>
-          <w:tcPr>
-            <w:tcW w:type="dxa" w:w="1504"/>
-            <w:shd w:fill="FFFFFF"/>
-          </w:tcPr>
-          <w:p>
-            <w:pPr>
-              <w:bidi/>
-              <w:jc w:val="left"/>
-            </w:pPr>
-            <w:r>
-              <w:rPr>
-                <w:b w:val="false"/>
-                <w:bCs w:val="false"/>
-                <w:i w:val="false"/>
-                <w:iCs w:val="false"/>
-                <w:color w:val="17242D"/>
-                <w:rtl/>
-              </w:rPr>
-              <w:t xml:space="preserve"/>
-            </w:r>
-          </w:p>
-        </w:tc>
-        <w:tc>
-          <w:tcPr>
-            <w:tcW w:type="dxa" w:w="1504"/>
-            <w:shd w:fill="FFFFFF"/>
-          </w:tcPr>
-          <w:p>
-            <w:pPr>
-              <w:bidi/>
-              <w:jc w:val="left"/>
-            </w:pPr>
-            <w:r>
-              <w:rPr>
-                <w:b w:val="false"/>
-                <w:bCs w:val="false"/>
-                <w:i w:val="false"/>
-                <w:iCs w:val="false"/>
-                <w:color w:val="17242D"/>
-                <w:rtl/>
-              </w:rPr>
-              <w:t xml:space="preserve"/>
-            </w:r>
-          </w:p>
-        </w:tc>
-        <w:tc>
-          <w:tcPr>
-            <w:tcW w:type="dxa" w:w="1504"/>
+            <w:tcW w:type="dxa" w:w="2258"/>
+            <w:shd w:fill="FFFFFF"/>
+          </w:tcPr>
+          <w:p>
+            <w:pPr>
+              <w:bidi/>
+              <w:jc w:val="left"/>
+            </w:pPr>
+            <w:r>
+              <w:rPr>
+                <w:b w:val="false"/>
+                <w:bCs w:val="false"/>
+                <w:i w:val="false"/>
+                <w:iCs w:val="false"/>
+                <w:color w:val="17242D"/>
+                <w:rtl/>
+              </w:rPr>
+              <w:t xml:space="preserve"/>
+            </w:r>
+          </w:p>
+        </w:tc>
+        <w:tc>
+          <w:tcPr>
+            <w:tcW w:type="dxa" w:w="2256"/>
+            <w:shd w:fill="FFFFFF"/>
+          </w:tcPr>
+          <w:p>
+            <w:pPr>
+              <w:bidi/>
+              <w:jc w:val="left"/>
+            </w:pPr>
+            <w:r>
+              <w:rPr>
+                <w:b w:val="false"/>
+                <w:bCs w:val="false"/>
+                <w:i w:val="false"/>
+                <w:iCs w:val="false"/>
+                <w:color w:val="17242D"/>
+                <w:rtl/>
+              </w:rPr>
+              <w:t xml:space="preserve"/>
+            </w:r>
+          </w:p>
+        </w:tc>
+        <w:tc>
+          <w:tcPr>
+            <w:tcW w:type="dxa" w:w="2256"/>
+            <w:shd w:fill="FFFFFF"/>
+          </w:tcPr>
+          <w:p>
+            <w:pPr>
+              <w:bidi/>
+              <w:jc w:val="left"/>
+            </w:pPr>
+            <w:r>
+              <w:rPr>
+                <w:b w:val="false"/>
+                <w:bCs w:val="false"/>
+                <w:i w:val="false"/>
+                <w:iCs w:val="false"/>
+                <w:color w:val="17242D"/>
+                <w:rtl/>
+              </w:rPr>
+              <w:t xml:space="preserve"/>
+            </w:r>
+          </w:p>
+        </w:tc>
+        <w:tc>
+          <w:tcPr>
+            <w:tcW w:type="dxa" w:w="2256"/>
             <w:shd w:fill="FFFFFF"/>
           </w:tcPr>
           <w:p>
@@ -9699,7 +9528,7 @@
           <w:color w:val="4E356F"/>
           <w:rtl/>
         </w:rPr>
-        <w:t xml:space="preserve">2. מכינים תוכנית שאפשר לשתף</w:t>
+        <w:t xml:space="preserve">2. תצוגת התמונות</w:t>
       </w:r>
     </w:p>
     <w:tbl>
@@ -9717,17 +9546,15 @@
         <w:tblLayout w:type="fixed"/>
       </w:tblPr>
       <w:tblGrid>
-        <w:gridCol w:w="1506"/>
-        <w:gridCol w:w="1504"/>
-        <w:gridCol w:w="1504"/>
-        <w:gridCol w:w="1504"/>
-        <w:gridCol w:w="1504"/>
-        <w:gridCol w:w="1504"/>
+        <w:gridCol w:w="2258"/>
+        <w:gridCol w:w="2256"/>
+        <w:gridCol w:w="2256"/>
+        <w:gridCol w:w="2256"/>
       </w:tblGrid>
       <w:tr>
         <w:tc>
           <w:tcPr>
-            <w:tcW w:type="dxa" w:w="1506"/>
+            <w:tcW w:type="dxa" w:w="2258"/>
             <w:shd w:fill="4E356F"/>
           </w:tcPr>
           <w:p>
@@ -9744,13 +9571,13 @@
                 <w:color w:val="FFFFFF"/>
                 <w:rtl/>
               </w:rPr>
-              <w:t xml:space="preserve">מתי / דדליין</w:t>
-            </w:r>
-          </w:p>
-        </w:tc>
-        <w:tc>
-          <w:tcPr>
-            <w:tcW w:type="dxa" w:w="1504"/>
+              <w:t xml:space="preserve">מה בדקתי</w:t>
+            </w:r>
+          </w:p>
+        </w:tc>
+        <w:tc>
+          <w:tcPr>
+            <w:tcW w:type="dxa" w:w="2256"/>
             <w:shd w:fill="4E356F"/>
           </w:tcPr>
           <w:p>
@@ -9767,13 +9594,13 @@
                 <w:color w:val="FFFFFF"/>
                 <w:rtl/>
               </w:rPr>
-              <w:t xml:space="preserve">הפעילות או המשימה</w:t>
-            </w:r>
-          </w:p>
-        </w:tc>
-        <w:tc>
-          <w:tcPr>
-            <w:tcW w:type="dxa" w:w="1504"/>
+              <w:t xml:space="preserve">מה ציפיתי</w:t>
+            </w:r>
+          </w:p>
+        </w:tc>
+        <w:tc>
+          <w:tcPr>
+            <w:tcW w:type="dxa" w:w="2256"/>
             <w:shd w:fill="4E356F"/>
           </w:tcPr>
           <w:p>
@@ -9790,13 +9617,13 @@
                 <w:color w:val="FFFFFF"/>
                 <w:rtl/>
               </w:rPr>
-              <w:t xml:space="preserve">אחראי/ת</w:t>
-            </w:r>
-          </w:p>
-        </w:tc>
-        <w:tc>
-          <w:tcPr>
-            <w:tcW w:type="dxa" w:w="1504"/>
+              <w:t xml:space="preserve">מה קרה בפועל</w:t>
+            </w:r>
+          </w:p>
+        </w:tc>
+        <w:tc>
+          <w:tcPr>
+            <w:tcW w:type="dxa" w:w="2256"/>
             <w:shd w:fill="4E356F"/>
           </w:tcPr>
           <w:p>
@@ -9813,53 +9640,7 @@
                 <w:color w:val="FFFFFF"/>
                 <w:rtl/>
               </w:rPr>
-              <w:t xml:space="preserve">עלות / מאמץ</w:t>
-            </w:r>
-          </w:p>
-        </w:tc>
-        <w:tc>
-          <w:tcPr>
-            <w:tcW w:type="dxa" w:w="1504"/>
-            <w:shd w:fill="4E356F"/>
-          </w:tcPr>
-          <w:p>
-            <w:pPr>
-              <w:bidi/>
-              <w:jc w:val="left"/>
-            </w:pPr>
-            <w:r>
-              <w:rPr>
-                <w:b/>
-                <w:bCs/>
-                <w:i w:val="false"/>
-                <w:iCs w:val="false"/>
-                <w:color w:val="FFFFFF"/>
-                <w:rtl/>
-              </w:rPr>
-              <w:t xml:space="preserve">מרווח ביטחון</w:t>
-            </w:r>
-          </w:p>
-        </w:tc>
-        <w:tc>
-          <w:tcPr>
-            <w:tcW w:type="dxa" w:w="1504"/>
-            <w:shd w:fill="4E356F"/>
-          </w:tcPr>
-          <w:p>
-            <w:pPr>
-              <w:bidi/>
-              <w:jc w:val="left"/>
-            </w:pPr>
-            <w:r>
-              <w:rPr>
-                <w:b/>
-                <w:bCs/>
-                <w:i w:val="false"/>
-                <w:iCs w:val="false"/>
-                <w:color w:val="FFFFFF"/>
-                <w:rtl/>
-              </w:rPr>
-              <w:t xml:space="preserve">סטטוס</w:t>
+              <w:t xml:space="preserve">מה תיקנתי</w:t>
             </w:r>
           </w:p>
         </w:tc>
@@ -9870,7 +9651,7 @@
         </w:trPr>
         <w:tc>
           <w:tcPr>
-            <w:tcW w:type="dxa" w:w="1506"/>
+            <w:tcW w:type="dxa" w:w="2258"/>
             <w:shd w:fill="F1F3F6"/>
           </w:tcPr>
           <w:p>
@@ -9887,13 +9668,13 @@
                 <w:color w:val="55606E"/>
                 <w:rtl/>
               </w:rPr>
-              <w:t xml:space="preserve">דוגמה: 1 באוקטובר</w:t>
-            </w:r>
-          </w:p>
-        </w:tc>
-        <w:tc>
-          <w:tcPr>
-            <w:tcW w:type="dxa" w:w="1504"/>
+              <w:t xml:space="preserve">דוגמה: רק שתי תמונות בלולאה</w:t>
+            </w:r>
+          </w:p>
+        </w:tc>
+        <w:tc>
+          <w:tcPr>
+            <w:tcW w:type="dxa" w:w="2256"/>
             <w:shd w:fill="F1F3F6"/>
           </w:tcPr>
           <w:p>
@@ -9910,13 +9691,13 @@
                 <w:color w:val="55606E"/>
                 <w:rtl/>
               </w:rPr>
-              <w:t xml:space="preserve">לשלוח הזמנות עם קישור לאישור הגעה</w:t>
-            </w:r>
-          </w:p>
-        </w:tc>
-        <w:tc>
-          <w:tcPr>
-            <w:tcW w:type="dxa" w:w="1504"/>
+              <w:t xml:space="preserve">תחליף ביניהן כל 8 שניות</w:t>
+            </w:r>
+          </w:p>
+        </w:tc>
+        <w:tc>
+          <w:tcPr>
+            <w:tcW w:type="dxa" w:w="2256"/>
             <w:shd w:fill="F1F3F6"/>
           </w:tcPr>
           <w:p>
@@ -9933,13 +9714,13 @@
                 <w:color w:val="55606E"/>
                 <w:rtl/>
               </w:rPr>
-              <w:t xml:space="preserve">דודה</w:t>
-            </w:r>
-          </w:p>
-        </w:tc>
-        <w:tc>
-          <w:tcPr>
-            <w:tcW w:type="dxa" w:w="1504"/>
+              <w:t xml:space="preserve">קפצה מהר מדי וההחלפה הבהבה</w:t>
+            </w:r>
+          </w:p>
+        </w:tc>
+        <w:tc>
+          <w:tcPr>
+            <w:tcW w:type="dxa" w:w="2256"/>
             <w:shd w:fill="F1F3F6"/>
           </w:tcPr>
           <w:p>
@@ -9956,53 +9737,7 @@
                 <w:color w:val="55606E"/>
                 <w:rtl/>
               </w:rPr>
-              <w:t xml:space="preserve">150 ש"ח הדפסה ועוד שעתיים עבודה</w:t>
-            </w:r>
-          </w:p>
-        </w:tc>
-        <w:tc>
-          <w:tcPr>
-            <w:tcW w:type="dxa" w:w="1504"/>
-            <w:shd w:fill="F1F3F6"/>
-          </w:tcPr>
-          <w:p>
-            <w:pPr>
-              <w:bidi/>
-              <w:jc w:val="left"/>
-            </w:pPr>
-            <w:r>
-              <w:rPr>
-                <w:b w:val="false"/>
-                <w:bCs w:val="false"/>
-                <w:i/>
-                <w:iCs/>
-                <w:color w:val="55606E"/>
-                <w:rtl/>
-              </w:rPr>
-              <w:t xml:space="preserve">5 ימים לפני התאריך האחרון של בית הדפוס</w:t>
-            </w:r>
-          </w:p>
-        </w:tc>
-        <w:tc>
-          <w:tcPr>
-            <w:tcW w:type="dxa" w:w="1504"/>
-            <w:shd w:fill="F1F3F6"/>
-          </w:tcPr>
-          <w:p>
-            <w:pPr>
-              <w:bidi/>
-              <w:jc w:val="left"/>
-            </w:pPr>
-            <w:r>
-              <w:rPr>
-                <w:b w:val="false"/>
-                <w:bCs w:val="false"/>
-                <w:i/>
-                <w:iCs/>
-                <w:color w:val="55606E"/>
-                <w:rtl/>
-              </w:rPr>
-              <w:t xml:space="preserve">טרם התחיל</w:t>
+              <w:t xml:space="preserve">ביקשתי מינימום זמן תצוגה גם כשיש מעט תמונות</w:t>
             </w:r>
           </w:p>
         </w:tc>
@@ -10013,122 +9748,76 @@
         </w:trPr>
         <w:tc>
           <w:tcPr>
-            <w:tcW w:type="dxa" w:w="1506"/>
-            <w:shd w:fill="FFFFFF"/>
-          </w:tcPr>
-          <w:p>
-            <w:pPr>
-              <w:bidi/>
-              <w:jc w:val="left"/>
-            </w:pPr>
-            <w:r>
-              <w:rPr>
-                <w:b w:val="false"/>
-                <w:bCs w:val="false"/>
-                <w:i w:val="false"/>
-                <w:iCs w:val="false"/>
-                <w:color w:val="17242D"/>
-                <w:rtl/>
-              </w:rPr>
-              <w:t xml:space="preserve"/>
-            </w:r>
-          </w:p>
-        </w:tc>
-        <w:tc>
-          <w:tcPr>
-            <w:tcW w:type="dxa" w:w="1504"/>
-            <w:shd w:fill="FFFFFF"/>
-          </w:tcPr>
-          <w:p>
-            <w:pPr>
-              <w:bidi/>
-              <w:jc w:val="left"/>
-            </w:pPr>
-            <w:r>
-              <w:rPr>
-                <w:b w:val="false"/>
-                <w:bCs w:val="false"/>
-                <w:i w:val="false"/>
-                <w:iCs w:val="false"/>
-                <w:color w:val="17242D"/>
-                <w:rtl/>
-              </w:rPr>
-              <w:t xml:space="preserve"/>
-            </w:r>
-          </w:p>
-        </w:tc>
-        <w:tc>
-          <w:tcPr>
-            <w:tcW w:type="dxa" w:w="1504"/>
-            <w:shd w:fill="FFFFFF"/>
-          </w:tcPr>
-          <w:p>
-            <w:pPr>
-              <w:bidi/>
-              <w:jc w:val="left"/>
-            </w:pPr>
-            <w:r>
-              <w:rPr>
-                <w:b w:val="false"/>
-                <w:bCs w:val="false"/>
-                <w:i w:val="false"/>
-                <w:iCs w:val="false"/>
-                <w:color w:val="17242D"/>
-                <w:rtl/>
-              </w:rPr>
-              <w:t xml:space="preserve"/>
-            </w:r>
-          </w:p>
-        </w:tc>
-        <w:tc>
-          <w:tcPr>
-            <w:tcW w:type="dxa" w:w="1504"/>
-            <w:shd w:fill="FFFFFF"/>
-          </w:tcPr>
-          <w:p>
-            <w:pPr>
-              <w:bidi/>
-              <w:jc w:val="left"/>
-            </w:pPr>
-            <w:r>
-              <w:rPr>
-                <w:b w:val="false"/>
-                <w:bCs w:val="false"/>
-                <w:i w:val="false"/>
-                <w:iCs w:val="false"/>
-                <w:color w:val="17242D"/>
-                <w:rtl/>
-              </w:rPr>
-              <w:t xml:space="preserve"/>
-            </w:r>
-          </w:p>
-        </w:tc>
-        <w:tc>
-          <w:tcPr>
-            <w:tcW w:type="dxa" w:w="1504"/>
-            <w:shd w:fill="FFFFFF"/>
-          </w:tcPr>
-          <w:p>
-            <w:pPr>
-              <w:bidi/>
-              <w:jc w:val="left"/>
-            </w:pPr>
-            <w:r>
-              <w:rPr>
-                <w:b w:val="false"/>
-                <w:bCs w:val="false"/>
-                <w:i w:val="false"/>
-                <w:iCs w:val="false"/>
-                <w:color w:val="17242D"/>
-                <w:rtl/>
-              </w:rPr>
-              <w:t xml:space="preserve"/>
-            </w:r>
-          </w:p>
-        </w:tc>
-        <w:tc>
-          <w:tcPr>
-            <w:tcW w:type="dxa" w:w="1504"/>
+            <w:tcW w:type="dxa" w:w="2258"/>
+            <w:shd w:fill="FFFFFF"/>
+          </w:tcPr>
+          <w:p>
+            <w:pPr>
+              <w:bidi/>
+              <w:jc w:val="left"/>
+            </w:pPr>
+            <w:r>
+              <w:rPr>
+                <w:b w:val="false"/>
+                <w:bCs w:val="false"/>
+                <w:i w:val="false"/>
+                <w:iCs w:val="false"/>
+                <w:color w:val="17242D"/>
+                <w:rtl/>
+              </w:rPr>
+              <w:t xml:space="preserve">שתי תמונות בלבד</w:t>
+            </w:r>
+          </w:p>
+        </w:tc>
+        <w:tc>
+          <w:tcPr>
+            <w:tcW w:type="dxa" w:w="2256"/>
+            <w:shd w:fill="FFFFFF"/>
+          </w:tcPr>
+          <w:p>
+            <w:pPr>
+              <w:bidi/>
+              <w:jc w:val="left"/>
+            </w:pPr>
+            <w:r>
+              <w:rPr>
+                <w:b w:val="false"/>
+                <w:bCs w:val="false"/>
+                <w:i w:val="false"/>
+                <w:iCs w:val="false"/>
+                <w:color w:val="17242D"/>
+                <w:rtl/>
+              </w:rPr>
+              <w:t xml:space="preserve"/>
+            </w:r>
+          </w:p>
+        </w:tc>
+        <w:tc>
+          <w:tcPr>
+            <w:tcW w:type="dxa" w:w="2256"/>
+            <w:shd w:fill="FFFFFF"/>
+          </w:tcPr>
+          <w:p>
+            <w:pPr>
+              <w:bidi/>
+              <w:jc w:val="left"/>
+            </w:pPr>
+            <w:r>
+              <w:rPr>
+                <w:b w:val="false"/>
+                <w:bCs w:val="false"/>
+                <w:i w:val="false"/>
+                <w:iCs w:val="false"/>
+                <w:color w:val="17242D"/>
+                <w:rtl/>
+              </w:rPr>
+              <w:t xml:space="preserve"/>
+            </w:r>
+          </w:p>
+        </w:tc>
+        <w:tc>
+          <w:tcPr>
+            <w:tcW w:type="dxa" w:w="2256"/>
             <w:shd w:fill="FFFFFF"/>
           </w:tcPr>
           <w:p>
@@ -10156,139 +9845,256 @@
         </w:trPr>
         <w:tc>
           <w:tcPr>
-            <w:tcW w:type="dxa" w:w="1506"/>
-            <w:shd w:fill="FFFFFF"/>
-          </w:tcPr>
-          <w:p>
-            <w:pPr>
-              <w:bidi/>
-              <w:jc w:val="left"/>
-            </w:pPr>
-            <w:r>
-              <w:rPr>
-                <w:b w:val="false"/>
-                <w:bCs w:val="false"/>
-                <w:i w:val="false"/>
-                <w:iCs w:val="false"/>
-                <w:color w:val="17242D"/>
-                <w:rtl/>
-              </w:rPr>
-              <w:t xml:space="preserve"/>
-            </w:r>
-          </w:p>
-        </w:tc>
-        <w:tc>
-          <w:tcPr>
-            <w:tcW w:type="dxa" w:w="1504"/>
-            <w:shd w:fill="FFFFFF"/>
-          </w:tcPr>
-          <w:p>
-            <w:pPr>
-              <w:bidi/>
-              <w:jc w:val="left"/>
-            </w:pPr>
-            <w:r>
-              <w:rPr>
-                <w:b w:val="false"/>
-                <w:bCs w:val="false"/>
-                <w:i w:val="false"/>
-                <w:iCs w:val="false"/>
-                <w:color w:val="17242D"/>
-                <w:rtl/>
-              </w:rPr>
-              <w:t xml:space="preserve"/>
-            </w:r>
-          </w:p>
-        </w:tc>
-        <w:tc>
-          <w:tcPr>
-            <w:tcW w:type="dxa" w:w="1504"/>
-            <w:shd w:fill="FFFFFF"/>
-          </w:tcPr>
-          <w:p>
-            <w:pPr>
-              <w:bidi/>
-              <w:jc w:val="left"/>
-            </w:pPr>
-            <w:r>
-              <w:rPr>
-                <w:b w:val="false"/>
-                <w:bCs w:val="false"/>
-                <w:i w:val="false"/>
-                <w:iCs w:val="false"/>
-                <w:color w:val="17242D"/>
-                <w:rtl/>
-              </w:rPr>
-              <w:t xml:space="preserve"/>
-            </w:r>
-          </w:p>
-        </w:tc>
-        <w:tc>
-          <w:tcPr>
-            <w:tcW w:type="dxa" w:w="1504"/>
-            <w:shd w:fill="FFFFFF"/>
-          </w:tcPr>
-          <w:p>
-            <w:pPr>
-              <w:bidi/>
-              <w:jc w:val="left"/>
-            </w:pPr>
-            <w:r>
-              <w:rPr>
-                <w:b w:val="false"/>
-                <w:bCs w:val="false"/>
-                <w:i w:val="false"/>
-                <w:iCs w:val="false"/>
-                <w:color w:val="17242D"/>
-                <w:rtl/>
-              </w:rPr>
-              <w:t xml:space="preserve"/>
-            </w:r>
-          </w:p>
-        </w:tc>
-        <w:tc>
-          <w:tcPr>
-            <w:tcW w:type="dxa" w:w="1504"/>
-            <w:shd w:fill="FFFFFF"/>
-          </w:tcPr>
-          <w:p>
-            <w:pPr>
-              <w:bidi/>
-              <w:jc w:val="left"/>
-            </w:pPr>
-            <w:r>
-              <w:rPr>
-                <w:b w:val="false"/>
-                <w:bCs w:val="false"/>
-                <w:i w:val="false"/>
-                <w:iCs w:val="false"/>
-                <w:color w:val="17242D"/>
-                <w:rtl/>
-              </w:rPr>
-              <w:t xml:space="preserve"/>
-            </w:r>
-          </w:p>
-        </w:tc>
-        <w:tc>
-          <w:tcPr>
-            <w:tcW w:type="dxa" w:w="1504"/>
-            <w:shd w:fill="FFFFFF"/>
-          </w:tcPr>
-          <w:p>
-            <w:pPr>
-              <w:bidi/>
-              <w:jc w:val="left"/>
-            </w:pPr>
-            <w:r>
-              <w:rPr>
-                <w:b w:val="false"/>
-                <w:bCs w:val="false"/>
-                <w:i w:val="false"/>
-                <w:iCs w:val="false"/>
-                <w:color w:val="17242D"/>
-                <w:rtl/>
-              </w:rPr>
-              <w:t xml:space="preserve"/>
+            <w:tcW w:type="dxa" w:w="2258"/>
+            <w:shd w:fill="FFFFFF"/>
+          </w:tcPr>
+          <w:p>
+            <w:pPr>
+              <w:bidi/>
+              <w:jc w:val="left"/>
+            </w:pPr>
+            <w:r>
+              <w:rPr>
+                <w:b w:val="false"/>
+                <w:bCs w:val="false"/>
+                <w:i w:val="false"/>
+                <w:iCs w:val="false"/>
+                <w:color w:val="17242D"/>
+                <w:rtl/>
+              </w:rPr>
+              <w:t xml:space="preserve">כיתוב ארוך מאוד</w:t>
+            </w:r>
+          </w:p>
+        </w:tc>
+        <w:tc>
+          <w:tcPr>
+            <w:tcW w:type="dxa" w:w="2256"/>
+            <w:shd w:fill="FFFFFF"/>
+          </w:tcPr>
+          <w:p>
+            <w:pPr>
+              <w:bidi/>
+              <w:jc w:val="left"/>
+            </w:pPr>
+            <w:r>
+              <w:rPr>
+                <w:b w:val="false"/>
+                <w:bCs w:val="false"/>
+                <w:i w:val="false"/>
+                <w:iCs w:val="false"/>
+                <w:color w:val="17242D"/>
+                <w:rtl/>
+              </w:rPr>
+              <w:t xml:space="preserve"/>
+            </w:r>
+          </w:p>
+        </w:tc>
+        <w:tc>
+          <w:tcPr>
+            <w:tcW w:type="dxa" w:w="2256"/>
+            <w:shd w:fill="FFFFFF"/>
+          </w:tcPr>
+          <w:p>
+            <w:pPr>
+              <w:bidi/>
+              <w:jc w:val="left"/>
+            </w:pPr>
+            <w:r>
+              <w:rPr>
+                <w:b w:val="false"/>
+                <w:bCs w:val="false"/>
+                <w:i w:val="false"/>
+                <w:iCs w:val="false"/>
+                <w:color w:val="17242D"/>
+                <w:rtl/>
+              </w:rPr>
+              <w:t xml:space="preserve"/>
+            </w:r>
+          </w:p>
+        </w:tc>
+        <w:tc>
+          <w:tcPr>
+            <w:tcW w:type="dxa" w:w="2256"/>
+            <w:shd w:fill="FFFFFF"/>
+          </w:tcPr>
+          <w:p>
+            <w:pPr>
+              <w:bidi/>
+              <w:jc w:val="left"/>
+            </w:pPr>
+            <w:r>
+              <w:rPr>
+                <w:b w:val="false"/>
+                <w:bCs w:val="false"/>
+                <w:i w:val="false"/>
+                <w:iCs w:val="false"/>
+                <w:color w:val="17242D"/>
+                <w:rtl/>
+              </w:rPr>
+              <w:t xml:space="preserve"/>
+            </w:r>
+          </w:p>
+        </w:tc>
+      </w:tr>
+    </w:tbl>
+    <w:p>
+      <w:pPr>
+        <w:bidi/>
+        <w:jc w:val="left"/>
+      </w:pPr>
+      <w:r>
+        <w:rPr>
+          <w:b w:val="false"/>
+          <w:bCs w:val="false"/>
+          <w:color w:val="17242D"/>
+          <w:rtl/>
+        </w:rPr>
+        <w:t xml:space="preserve">הקישור לתצוגה: ______________________</w:t>
+      </w:r>
+    </w:p>
+    <w:p>
+      <w:pPr>
+        <w:bidi/>
+        <w:jc w:val="left"/>
+      </w:pPr>
+      <w:r>
+        <w:rPr>
+          <w:b w:val="false"/>
+          <w:bCs w:val="false"/>
+          <w:color w:val="17242D"/>
+          <w:rtl/>
+        </w:rPr>
+        <w:t xml:space="preserve">של מי התמונות, ומי הסכים להופיע? ______________________</w:t>
+      </w:r>
+    </w:p>
+    <w:p>
+      <w:pPr>
+        <w:pStyle w:val="Heading1"/>
+        <w:shd w:fill="F0EAFA"/>
+        <w:bidi/>
+        <w:spacing w:after="100" w:before="200"/>
+        <w:jc w:val="left"/>
+      </w:pPr>
+      <w:r>
+        <w:rPr>
+          <w:b/>
+          <w:bCs/>
+          <w:color w:val="4E356F"/>
+          <w:rtl/>
+        </w:rPr>
+        <w:t xml:space="preserve">3. לוח זמנים — ומה משתנה</w:t>
+      </w:r>
+    </w:p>
+    <w:tbl>
+      <w:tblPr>
+        <w:bidiVisual/>
+        <w:tblW w:type="dxa" w:w="9026"/>
+        <w:tblBorders>
+          <w:top w:val="single" w:color="auto" w:sz="4"/>
+          <w:left w:val="single" w:color="auto" w:sz="4"/>
+          <w:bottom w:val="single" w:color="auto" w:sz="4"/>
+          <w:right w:val="single" w:color="auto" w:sz="4"/>
+          <w:insideH w:val="single" w:color="auto" w:sz="4"/>
+          <w:insideV w:val="single" w:color="auto" w:sz="4"/>
+        </w:tblBorders>
+        <w:tblLayout w:type="fixed"/>
+      </w:tblPr>
+      <w:tblGrid>
+        <w:gridCol w:w="2258"/>
+        <w:gridCol w:w="2256"/>
+        <w:gridCol w:w="2256"/>
+        <w:gridCol w:w="2256"/>
+      </w:tblGrid>
+      <w:tr>
+        <w:tc>
+          <w:tcPr>
+            <w:tcW w:type="dxa" w:w="2258"/>
+            <w:shd w:fill="4E356F"/>
+          </w:tcPr>
+          <w:p>
+            <w:pPr>
+              <w:bidi/>
+              <w:jc w:val="left"/>
+            </w:pPr>
+            <w:r>
+              <w:rPr>
+                <w:b/>
+                <w:bCs/>
+                <w:i w:val="false"/>
+                <w:iCs w:val="false"/>
+                <w:color w:val="FFFFFF"/>
+                <w:rtl/>
+              </w:rPr>
+              <w:t xml:space="preserve">השעה והפעילות</w:t>
+            </w:r>
+          </w:p>
+        </w:tc>
+        <w:tc>
+          <w:tcPr>
+            <w:tcW w:type="dxa" w:w="2256"/>
+            <w:shd w:fill="4E356F"/>
+          </w:tcPr>
+          <w:p>
+            <w:pPr>
+              <w:bidi/>
+              <w:jc w:val="left"/>
+            </w:pPr>
+            <w:r>
+              <w:rPr>
+                <w:b/>
+                <w:bCs/>
+                <w:i w:val="false"/>
+                <w:iCs w:val="false"/>
+                <w:color w:val="FFFFFF"/>
+                <w:rtl/>
+              </w:rPr>
+              <w:t xml:space="preserve">העובדה שמאחוריה</w:t>
+            </w:r>
+          </w:p>
+        </w:tc>
+        <w:tc>
+          <w:tcPr>
+            <w:tcW w:type="dxa" w:w="2256"/>
+            <w:shd w:fill="4E356F"/>
+          </w:tcPr>
+          <w:p>
+            <w:pPr>
+              <w:bidi/>
+              <w:jc w:val="left"/>
+            </w:pPr>
+            <w:r>
+              <w:rPr>
+                <w:b/>
+                <w:bCs/>
+                <w:i w:val="false"/>
+                <w:iCs w:val="false"/>
+                <w:color w:val="FFFFFF"/>
+                <w:rtl/>
+              </w:rPr>
+              <w:t xml:space="preserve">מקור ותאריך, או „הנחה”</w:t>
+            </w:r>
+          </w:p>
+        </w:tc>
+        <w:tc>
+          <w:tcPr>
+            <w:tcW w:type="dxa" w:w="2256"/>
+            <w:shd w:fill="4E356F"/>
+          </w:tcPr>
+          <w:p>
+            <w:pPr>
+              <w:bidi/>
+              <w:jc w:val="left"/>
+            </w:pPr>
+            <w:r>
+              <w:rPr>
+                <w:b/>
+                <w:bCs/>
+                <w:i w:val="false"/>
+                <w:iCs w:val="false"/>
+                <w:color w:val="FFFFFF"/>
+                <w:rtl/>
+              </w:rPr>
+              <w:t xml:space="preserve">מה קורה אם היא משתנה</w:t>
             </w:r>
           </w:p>
         </w:tc>
@@ -10299,122 +10105,367 @@
         </w:trPr>
         <w:tc>
           <w:tcPr>
-            <w:tcW w:type="dxa" w:w="1506"/>
-            <w:shd w:fill="FFFFFF"/>
-          </w:tcPr>
-          <w:p>
-            <w:pPr>
-              <w:bidi/>
-              <w:jc w:val="left"/>
-            </w:pPr>
-            <w:r>
-              <w:rPr>
-                <w:b w:val="false"/>
-                <w:bCs w:val="false"/>
-                <w:i w:val="false"/>
-                <w:iCs w:val="false"/>
-                <w:color w:val="17242D"/>
-                <w:rtl/>
-              </w:rPr>
-              <w:t xml:space="preserve"/>
-            </w:r>
-          </w:p>
-        </w:tc>
-        <w:tc>
-          <w:tcPr>
-            <w:tcW w:type="dxa" w:w="1504"/>
-            <w:shd w:fill="FFFFFF"/>
-          </w:tcPr>
-          <w:p>
-            <w:pPr>
-              <w:bidi/>
-              <w:jc w:val="left"/>
-            </w:pPr>
-            <w:r>
-              <w:rPr>
-                <w:b w:val="false"/>
-                <w:bCs w:val="false"/>
-                <w:i w:val="false"/>
-                <w:iCs w:val="false"/>
-                <w:color w:val="17242D"/>
-                <w:rtl/>
-              </w:rPr>
-              <w:t xml:space="preserve"/>
-            </w:r>
-          </w:p>
-        </w:tc>
-        <w:tc>
-          <w:tcPr>
-            <w:tcW w:type="dxa" w:w="1504"/>
-            <w:shd w:fill="FFFFFF"/>
-          </w:tcPr>
-          <w:p>
-            <w:pPr>
-              <w:bidi/>
-              <w:jc w:val="left"/>
-            </w:pPr>
-            <w:r>
-              <w:rPr>
-                <w:b w:val="false"/>
-                <w:bCs w:val="false"/>
-                <w:i w:val="false"/>
-                <w:iCs w:val="false"/>
-                <w:color w:val="17242D"/>
-                <w:rtl/>
-              </w:rPr>
-              <w:t xml:space="preserve"/>
-            </w:r>
-          </w:p>
-        </w:tc>
-        <w:tc>
-          <w:tcPr>
-            <w:tcW w:type="dxa" w:w="1504"/>
-            <w:shd w:fill="FFFFFF"/>
-          </w:tcPr>
-          <w:p>
-            <w:pPr>
-              <w:bidi/>
-              <w:jc w:val="left"/>
-            </w:pPr>
-            <w:r>
-              <w:rPr>
-                <w:b w:val="false"/>
-                <w:bCs w:val="false"/>
-                <w:i w:val="false"/>
-                <w:iCs w:val="false"/>
-                <w:color w:val="17242D"/>
-                <w:rtl/>
-              </w:rPr>
-              <w:t xml:space="preserve"/>
-            </w:r>
-          </w:p>
-        </w:tc>
-        <w:tc>
-          <w:tcPr>
-            <w:tcW w:type="dxa" w:w="1504"/>
-            <w:shd w:fill="FFFFFF"/>
-          </w:tcPr>
-          <w:p>
-            <w:pPr>
-              <w:bidi/>
-              <w:jc w:val="left"/>
-            </w:pPr>
-            <w:r>
-              <w:rPr>
-                <w:b w:val="false"/>
-                <w:bCs w:val="false"/>
-                <w:i w:val="false"/>
-                <w:iCs w:val="false"/>
-                <w:color w:val="17242D"/>
-                <w:rtl/>
-              </w:rPr>
-              <w:t xml:space="preserve"/>
-            </w:r>
-          </w:p>
-        </w:tc>
-        <w:tc>
-          <w:tcPr>
-            <w:tcW w:type="dxa" w:w="1504"/>
+            <w:tcW w:type="dxa" w:w="2258"/>
+            <w:shd w:fill="F1F3F6"/>
+          </w:tcPr>
+          <w:p>
+            <w:pPr>
+              <w:bidi/>
+              <w:jc w:val="left"/>
+            </w:pPr>
+            <w:r>
+              <w:rPr>
+                <w:b w:val="false"/>
+                <w:bCs w:val="false"/>
+                <w:i/>
+                <w:iCs/>
+                <w:color w:val="55606E"/>
+                <w:rtl/>
+              </w:rPr>
+              <w:t xml:space="preserve">דוגמה: 22:00 סיום ופינוי</w:t>
+            </w:r>
+          </w:p>
+        </w:tc>
+        <w:tc>
+          <w:tcPr>
+            <w:tcW w:type="dxa" w:w="2256"/>
+            <w:shd w:fill="F1F3F6"/>
+          </w:tcPr>
+          <w:p>
+            <w:pPr>
+              <w:bidi/>
+              <w:jc w:val="left"/>
+            </w:pPr>
+            <w:r>
+              <w:rPr>
+                <w:b w:val="false"/>
+                <w:bCs w:val="false"/>
+                <w:i/>
+                <w:iCs/>
+                <w:color w:val="55606E"/>
+                <w:rtl/>
+              </w:rPr>
+              <w:t xml:space="preserve">האולם זמין עד 22:00, יציאה מלאה עד 22:30</w:t>
+            </w:r>
+          </w:p>
+        </w:tc>
+        <w:tc>
+          <w:tcPr>
+            <w:tcW w:type="dxa" w:w="2256"/>
+            <w:shd w:fill="F1F3F6"/>
+          </w:tcPr>
+          <w:p>
+            <w:pPr>
+              <w:bidi/>
+              <w:jc w:val="left"/>
+            </w:pPr>
+            <w:r>
+              <w:rPr>
+                <w:b w:val="false"/>
+                <w:bCs w:val="false"/>
+                <w:i/>
+                <w:iCs/>
+                <w:color w:val="55606E"/>
+                <w:rtl/>
+              </w:rPr>
+              <w:t xml:space="preserve">דף האולם, 3 בספטמבר</w:t>
+            </w:r>
+          </w:p>
+        </w:tc>
+        <w:tc>
+          <w:tcPr>
+            <w:tcW w:type="dxa" w:w="2256"/>
+            <w:shd w:fill="F1F3F6"/>
+          </w:tcPr>
+          <w:p>
+            <w:pPr>
+              <w:bidi/>
+              <w:jc w:val="left"/>
+            </w:pPr>
+            <w:r>
+              <w:rPr>
+                <w:b w:val="false"/>
+                <w:bCs w:val="false"/>
+                <w:i/>
+                <w:iCs/>
+                <w:color w:val="55606E"/>
+                <w:rtl/>
+              </w:rPr>
+              <w:t xml:space="preserve">תכננו עד 23:00 — צריך להזיז את כל הערב שעה אחורה</w:t>
+            </w:r>
+          </w:p>
+        </w:tc>
+      </w:tr>
+      <w:tr>
+        <w:trPr>
+          <w:trHeight w:val="454" w:hRule="atLeast"/>
+        </w:trPr>
+        <w:tc>
+          <w:tcPr>
+            <w:tcW w:type="dxa" w:w="2258"/>
+            <w:shd w:fill="FFFFFF"/>
+          </w:tcPr>
+          <w:p>
+            <w:pPr>
+              <w:bidi/>
+              <w:jc w:val="left"/>
+            </w:pPr>
+            <w:r>
+              <w:rPr>
+                <w:b w:val="false"/>
+                <w:bCs w:val="false"/>
+                <w:i w:val="false"/>
+                <w:iCs w:val="false"/>
+                <w:color w:val="17242D"/>
+                <w:rtl/>
+              </w:rPr>
+              <w:t xml:space="preserve"/>
+            </w:r>
+          </w:p>
+        </w:tc>
+        <w:tc>
+          <w:tcPr>
+            <w:tcW w:type="dxa" w:w="2256"/>
+            <w:shd w:fill="FFFFFF"/>
+          </w:tcPr>
+          <w:p>
+            <w:pPr>
+              <w:bidi/>
+              <w:jc w:val="left"/>
+            </w:pPr>
+            <w:r>
+              <w:rPr>
+                <w:b w:val="false"/>
+                <w:bCs w:val="false"/>
+                <w:i w:val="false"/>
+                <w:iCs w:val="false"/>
+                <w:color w:val="17242D"/>
+                <w:rtl/>
+              </w:rPr>
+              <w:t xml:space="preserve"/>
+            </w:r>
+          </w:p>
+        </w:tc>
+        <w:tc>
+          <w:tcPr>
+            <w:tcW w:type="dxa" w:w="2256"/>
+            <w:shd w:fill="FFFFFF"/>
+          </w:tcPr>
+          <w:p>
+            <w:pPr>
+              <w:bidi/>
+              <w:jc w:val="left"/>
+            </w:pPr>
+            <w:r>
+              <w:rPr>
+                <w:b w:val="false"/>
+                <w:bCs w:val="false"/>
+                <w:i w:val="false"/>
+                <w:iCs w:val="false"/>
+                <w:color w:val="17242D"/>
+                <w:rtl/>
+              </w:rPr>
+              <w:t xml:space="preserve"/>
+            </w:r>
+          </w:p>
+        </w:tc>
+        <w:tc>
+          <w:tcPr>
+            <w:tcW w:type="dxa" w:w="2256"/>
+            <w:shd w:fill="FFFFFF"/>
+          </w:tcPr>
+          <w:p>
+            <w:pPr>
+              <w:bidi/>
+              <w:jc w:val="left"/>
+            </w:pPr>
+            <w:r>
+              <w:rPr>
+                <w:b w:val="false"/>
+                <w:bCs w:val="false"/>
+                <w:i w:val="false"/>
+                <w:iCs w:val="false"/>
+                <w:color w:val="17242D"/>
+                <w:rtl/>
+              </w:rPr>
+              <w:t xml:space="preserve"/>
+            </w:r>
+          </w:p>
+        </w:tc>
+      </w:tr>
+      <w:tr>
+        <w:trPr>
+          <w:trHeight w:val="454" w:hRule="atLeast"/>
+        </w:trPr>
+        <w:tc>
+          <w:tcPr>
+            <w:tcW w:type="dxa" w:w="2258"/>
+            <w:shd w:fill="FFFFFF"/>
+          </w:tcPr>
+          <w:p>
+            <w:pPr>
+              <w:bidi/>
+              <w:jc w:val="left"/>
+            </w:pPr>
+            <w:r>
+              <w:rPr>
+                <w:b w:val="false"/>
+                <w:bCs w:val="false"/>
+                <w:i w:val="false"/>
+                <w:iCs w:val="false"/>
+                <w:color w:val="17242D"/>
+                <w:rtl/>
+              </w:rPr>
+              <w:t xml:space="preserve"/>
+            </w:r>
+          </w:p>
+        </w:tc>
+        <w:tc>
+          <w:tcPr>
+            <w:tcW w:type="dxa" w:w="2256"/>
+            <w:shd w:fill="FFFFFF"/>
+          </w:tcPr>
+          <w:p>
+            <w:pPr>
+              <w:bidi/>
+              <w:jc w:val="left"/>
+            </w:pPr>
+            <w:r>
+              <w:rPr>
+                <w:b w:val="false"/>
+                <w:bCs w:val="false"/>
+                <w:i w:val="false"/>
+                <w:iCs w:val="false"/>
+                <w:color w:val="17242D"/>
+                <w:rtl/>
+              </w:rPr>
+              <w:t xml:space="preserve"/>
+            </w:r>
+          </w:p>
+        </w:tc>
+        <w:tc>
+          <w:tcPr>
+            <w:tcW w:type="dxa" w:w="2256"/>
+            <w:shd w:fill="FFFFFF"/>
+          </w:tcPr>
+          <w:p>
+            <w:pPr>
+              <w:bidi/>
+              <w:jc w:val="left"/>
+            </w:pPr>
+            <w:r>
+              <w:rPr>
+                <w:b w:val="false"/>
+                <w:bCs w:val="false"/>
+                <w:i w:val="false"/>
+                <w:iCs w:val="false"/>
+                <w:color w:val="17242D"/>
+                <w:rtl/>
+              </w:rPr>
+              <w:t xml:space="preserve"/>
+            </w:r>
+          </w:p>
+        </w:tc>
+        <w:tc>
+          <w:tcPr>
+            <w:tcW w:type="dxa" w:w="2256"/>
+            <w:shd w:fill="FFFFFF"/>
+          </w:tcPr>
+          <w:p>
+            <w:pPr>
+              <w:bidi/>
+              <w:jc w:val="left"/>
+            </w:pPr>
+            <w:r>
+              <w:rPr>
+                <w:b w:val="false"/>
+                <w:bCs w:val="false"/>
+                <w:i w:val="false"/>
+                <w:iCs w:val="false"/>
+                <w:color w:val="17242D"/>
+                <w:rtl/>
+              </w:rPr>
+              <w:t xml:space="preserve"/>
+            </w:r>
+          </w:p>
+        </w:tc>
+      </w:tr>
+      <w:tr>
+        <w:trPr>
+          <w:trHeight w:val="454" w:hRule="atLeast"/>
+        </w:trPr>
+        <w:tc>
+          <w:tcPr>
+            <w:tcW w:type="dxa" w:w="2258"/>
+            <w:shd w:fill="FFFFFF"/>
+          </w:tcPr>
+          <w:p>
+            <w:pPr>
+              <w:bidi/>
+              <w:jc w:val="left"/>
+            </w:pPr>
+            <w:r>
+              <w:rPr>
+                <w:b w:val="false"/>
+                <w:bCs w:val="false"/>
+                <w:i w:val="false"/>
+                <w:iCs w:val="false"/>
+                <w:color w:val="17242D"/>
+                <w:rtl/>
+              </w:rPr>
+              <w:t xml:space="preserve"/>
+            </w:r>
+          </w:p>
+        </w:tc>
+        <w:tc>
+          <w:tcPr>
+            <w:tcW w:type="dxa" w:w="2256"/>
+            <w:shd w:fill="FFFFFF"/>
+          </w:tcPr>
+          <w:p>
+            <w:pPr>
+              <w:bidi/>
+              <w:jc w:val="left"/>
+            </w:pPr>
+            <w:r>
+              <w:rPr>
+                <w:b w:val="false"/>
+                <w:bCs w:val="false"/>
+                <w:i w:val="false"/>
+                <w:iCs w:val="false"/>
+                <w:color w:val="17242D"/>
+                <w:rtl/>
+              </w:rPr>
+              <w:t xml:space="preserve"/>
+            </w:r>
+          </w:p>
+        </w:tc>
+        <w:tc>
+          <w:tcPr>
+            <w:tcW w:type="dxa" w:w="2256"/>
+            <w:shd w:fill="FFFFFF"/>
+          </w:tcPr>
+          <w:p>
+            <w:pPr>
+              <w:bidi/>
+              <w:jc w:val="left"/>
+            </w:pPr>
+            <w:r>
+              <w:rPr>
+                <w:b w:val="false"/>
+                <w:bCs w:val="false"/>
+                <w:i w:val="false"/>
+                <w:iCs w:val="false"/>
+                <w:color w:val="17242D"/>
+                <w:rtl/>
+              </w:rPr>
+              <w:t xml:space="preserve"/>
+            </w:r>
+          </w:p>
+        </w:tc>
+        <w:tc>
+          <w:tcPr>
+            <w:tcW w:type="dxa" w:w="2256"/>
             <w:shd w:fill="FFFFFF"/>
           </w:tcPr>
           <w:p>
@@ -10452,7 +10503,7 @@
           <w:color w:val="4E356F"/>
           <w:rtl/>
         </w:rPr>
-        <w:t xml:space="preserve">3. בודקים איפה התוכנית נשברת</w:t>
+        <w:t xml:space="preserve">4. חלוקת עבודה</w:t>
       </w:r>
     </w:p>
     <w:p>
@@ -10467,7 +10518,528 @@
           <w:color w:val="17242D"/>
           <w:rtl/>
         </w:rPr>
-        <w:t xml:space="preserve">בחרו שיבוש אחד שבאמת יכול לקרות והריצו את התוכנית מולו. תוכנית חלופית שאין בה שם ואין בה מועד החלטה היא לא תוכנית — היא תקווה.</w:t>
+        <w:t xml:space="preserve">הכלי יכתוב „מישהו צריך”. זו השורה שאתם מתקנים.</w:t>
+      </w:r>
+    </w:p>
+    <w:tbl>
+      <w:tblPr>
+        <w:bidiVisual/>
+        <w:tblW w:type="dxa" w:w="9026"/>
+        <w:tblBorders>
+          <w:top w:val="single" w:color="auto" w:sz="4"/>
+          <w:left w:val="single" w:color="auto" w:sz="4"/>
+          <w:bottom w:val="single" w:color="auto" w:sz="4"/>
+          <w:right w:val="single" w:color="auto" w:sz="4"/>
+          <w:insideH w:val="single" w:color="auto" w:sz="4"/>
+          <w:insideV w:val="single" w:color="auto" w:sz="4"/>
+        </w:tblBorders>
+        <w:tblLayout w:type="fixed"/>
+      </w:tblPr>
+      <w:tblGrid>
+        <w:gridCol w:w="2258"/>
+        <w:gridCol w:w="2256"/>
+        <w:gridCol w:w="2256"/>
+        <w:gridCol w:w="2256"/>
+      </w:tblGrid>
+      <w:tr>
+        <w:tc>
+          <w:tcPr>
+            <w:tcW w:type="dxa" w:w="2258"/>
+            <w:shd w:fill="4E356F"/>
+          </w:tcPr>
+          <w:p>
+            <w:pPr>
+              <w:bidi/>
+              <w:jc w:val="left"/>
+            </w:pPr>
+            <w:r>
+              <w:rPr>
+                <w:b/>
+                <w:bCs/>
+                <w:i w:val="false"/>
+                <w:iCs w:val="false"/>
+                <w:color w:val="FFFFFF"/>
+                <w:rtl/>
+              </w:rPr>
+              <w:t xml:space="preserve">המשימה</w:t>
+            </w:r>
+          </w:p>
+        </w:tc>
+        <w:tc>
+          <w:tcPr>
+            <w:tcW w:type="dxa" w:w="2256"/>
+            <w:shd w:fill="4E356F"/>
+          </w:tcPr>
+          <w:p>
+            <w:pPr>
+              <w:bidi/>
+              <w:jc w:val="left"/>
+            </w:pPr>
+            <w:r>
+              <w:rPr>
+                <w:b/>
+                <w:bCs/>
+                <w:i w:val="false"/>
+                <w:iCs w:val="false"/>
+                <w:color w:val="FFFFFF"/>
+                <w:rtl/>
+              </w:rPr>
+              <w:t xml:space="preserve">מי אחראי</w:t>
+            </w:r>
+          </w:p>
+        </w:tc>
+        <w:tc>
+          <w:tcPr>
+            <w:tcW w:type="dxa" w:w="2256"/>
+            <w:shd w:fill="4E356F"/>
+          </w:tcPr>
+          <w:p>
+            <w:pPr>
+              <w:bidi/>
+              <w:jc w:val="left"/>
+            </w:pPr>
+            <w:r>
+              <w:rPr>
+                <w:b/>
+                <w:bCs/>
+                <w:i w:val="false"/>
+                <w:iCs w:val="false"/>
+                <w:color w:val="FFFFFF"/>
+                <w:rtl/>
+              </w:rPr>
+              <w:t xml:space="preserve">עד מתי</w:t>
+            </w:r>
+          </w:p>
+        </w:tc>
+        <w:tc>
+          <w:tcPr>
+            <w:tcW w:type="dxa" w:w="2256"/>
+            <w:shd w:fill="4E356F"/>
+          </w:tcPr>
+          <w:p>
+            <w:pPr>
+              <w:bidi/>
+              <w:jc w:val="left"/>
+            </w:pPr>
+            <w:r>
+              <w:rPr>
+                <w:b/>
+                <w:bCs/>
+                <w:i w:val="false"/>
+                <w:iCs w:val="false"/>
+                <w:color w:val="FFFFFF"/>
+                <w:rtl/>
+              </w:rPr>
+              <w:t xml:space="preserve">מה הכלי לא ידע</w:t>
+            </w:r>
+          </w:p>
+        </w:tc>
+      </w:tr>
+      <w:tr>
+        <w:trPr>
+          <w:trHeight w:val="454" w:hRule="atLeast"/>
+        </w:trPr>
+        <w:tc>
+          <w:tcPr>
+            <w:tcW w:type="dxa" w:w="2258"/>
+            <w:shd w:fill="F1F3F6"/>
+          </w:tcPr>
+          <w:p>
+            <w:pPr>
+              <w:bidi/>
+              <w:jc w:val="left"/>
+            </w:pPr>
+            <w:r>
+              <w:rPr>
+                <w:b w:val="false"/>
+                <w:bCs w:val="false"/>
+                <w:i/>
+                <w:iCs/>
+                <w:color w:val="55606E"/>
+                <w:rtl/>
+              </w:rPr>
+              <w:t xml:space="preserve">דוגמה: לשלוח הזמנות עם אישור הגעה</w:t>
+            </w:r>
+          </w:p>
+        </w:tc>
+        <w:tc>
+          <w:tcPr>
+            <w:tcW w:type="dxa" w:w="2256"/>
+            <w:shd w:fill="F1F3F6"/>
+          </w:tcPr>
+          <w:p>
+            <w:pPr>
+              <w:bidi/>
+              <w:jc w:val="left"/>
+            </w:pPr>
+            <w:r>
+              <w:rPr>
+                <w:b w:val="false"/>
+                <w:bCs w:val="false"/>
+                <w:i/>
+                <w:iCs/>
+                <w:color w:val="55606E"/>
+                <w:rtl/>
+              </w:rPr>
+              <w:t xml:space="preserve">דודה</w:t>
+            </w:r>
+          </w:p>
+        </w:tc>
+        <w:tc>
+          <w:tcPr>
+            <w:tcW w:type="dxa" w:w="2256"/>
+            <w:shd w:fill="F1F3F6"/>
+          </w:tcPr>
+          <w:p>
+            <w:pPr>
+              <w:bidi/>
+              <w:jc w:val="left"/>
+            </w:pPr>
+            <w:r>
+              <w:rPr>
+                <w:b w:val="false"/>
+                <w:bCs w:val="false"/>
+                <w:i/>
+                <w:iCs/>
+                <w:color w:val="55606E"/>
+                <w:rtl/>
+              </w:rPr>
+              <w:t xml:space="preserve">1 באוקטובר</w:t>
+            </w:r>
+          </w:p>
+        </w:tc>
+        <w:tc>
+          <w:tcPr>
+            <w:tcW w:type="dxa" w:w="2256"/>
+            <w:shd w:fill="F1F3F6"/>
+          </w:tcPr>
+          <w:p>
+            <w:pPr>
+              <w:bidi/>
+              <w:jc w:val="left"/>
+            </w:pPr>
+            <w:r>
+              <w:rPr>
+                <w:b w:val="false"/>
+                <w:bCs w:val="false"/>
+                <w:i/>
+                <w:iCs/>
+                <w:color w:val="55606E"/>
+                <w:rtl/>
+              </w:rPr>
+              <w:t xml:space="preserve">שדודה נוסעת לחו"ל בספטמבר, אז צריך להקדים</w:t>
+            </w:r>
+          </w:p>
+        </w:tc>
+      </w:tr>
+      <w:tr>
+        <w:trPr>
+          <w:trHeight w:val="454" w:hRule="atLeast"/>
+        </w:trPr>
+        <w:tc>
+          <w:tcPr>
+            <w:tcW w:type="dxa" w:w="2258"/>
+            <w:shd w:fill="FFFFFF"/>
+          </w:tcPr>
+          <w:p>
+            <w:pPr>
+              <w:bidi/>
+              <w:jc w:val="left"/>
+            </w:pPr>
+            <w:r>
+              <w:rPr>
+                <w:b w:val="false"/>
+                <w:bCs w:val="false"/>
+                <w:i w:val="false"/>
+                <w:iCs w:val="false"/>
+                <w:color w:val="17242D"/>
+                <w:rtl/>
+              </w:rPr>
+              <w:t xml:space="preserve"/>
+            </w:r>
+          </w:p>
+        </w:tc>
+        <w:tc>
+          <w:tcPr>
+            <w:tcW w:type="dxa" w:w="2256"/>
+            <w:shd w:fill="FFFFFF"/>
+          </w:tcPr>
+          <w:p>
+            <w:pPr>
+              <w:bidi/>
+              <w:jc w:val="left"/>
+            </w:pPr>
+            <w:r>
+              <w:rPr>
+                <w:b w:val="false"/>
+                <w:bCs w:val="false"/>
+                <w:i w:val="false"/>
+                <w:iCs w:val="false"/>
+                <w:color w:val="17242D"/>
+                <w:rtl/>
+              </w:rPr>
+              <w:t xml:space="preserve"/>
+            </w:r>
+          </w:p>
+        </w:tc>
+        <w:tc>
+          <w:tcPr>
+            <w:tcW w:type="dxa" w:w="2256"/>
+            <w:shd w:fill="FFFFFF"/>
+          </w:tcPr>
+          <w:p>
+            <w:pPr>
+              <w:bidi/>
+              <w:jc w:val="left"/>
+            </w:pPr>
+            <w:r>
+              <w:rPr>
+                <w:b w:val="false"/>
+                <w:bCs w:val="false"/>
+                <w:i w:val="false"/>
+                <w:iCs w:val="false"/>
+                <w:color w:val="17242D"/>
+                <w:rtl/>
+              </w:rPr>
+              <w:t xml:space="preserve"/>
+            </w:r>
+          </w:p>
+        </w:tc>
+        <w:tc>
+          <w:tcPr>
+            <w:tcW w:type="dxa" w:w="2256"/>
+            <w:shd w:fill="FFFFFF"/>
+          </w:tcPr>
+          <w:p>
+            <w:pPr>
+              <w:bidi/>
+              <w:jc w:val="left"/>
+            </w:pPr>
+            <w:r>
+              <w:rPr>
+                <w:b w:val="false"/>
+                <w:bCs w:val="false"/>
+                <w:i w:val="false"/>
+                <w:iCs w:val="false"/>
+                <w:color w:val="17242D"/>
+                <w:rtl/>
+              </w:rPr>
+              <w:t xml:space="preserve"/>
+            </w:r>
+          </w:p>
+        </w:tc>
+      </w:tr>
+      <w:tr>
+        <w:trPr>
+          <w:trHeight w:val="454" w:hRule="atLeast"/>
+        </w:trPr>
+        <w:tc>
+          <w:tcPr>
+            <w:tcW w:type="dxa" w:w="2258"/>
+            <w:shd w:fill="FFFFFF"/>
+          </w:tcPr>
+          <w:p>
+            <w:pPr>
+              <w:bidi/>
+              <w:jc w:val="left"/>
+            </w:pPr>
+            <w:r>
+              <w:rPr>
+                <w:b w:val="false"/>
+                <w:bCs w:val="false"/>
+                <w:i w:val="false"/>
+                <w:iCs w:val="false"/>
+                <w:color w:val="17242D"/>
+                <w:rtl/>
+              </w:rPr>
+              <w:t xml:space="preserve"/>
+            </w:r>
+          </w:p>
+        </w:tc>
+        <w:tc>
+          <w:tcPr>
+            <w:tcW w:type="dxa" w:w="2256"/>
+            <w:shd w:fill="FFFFFF"/>
+          </w:tcPr>
+          <w:p>
+            <w:pPr>
+              <w:bidi/>
+              <w:jc w:val="left"/>
+            </w:pPr>
+            <w:r>
+              <w:rPr>
+                <w:b w:val="false"/>
+                <w:bCs w:val="false"/>
+                <w:i w:val="false"/>
+                <w:iCs w:val="false"/>
+                <w:color w:val="17242D"/>
+                <w:rtl/>
+              </w:rPr>
+              <w:t xml:space="preserve"/>
+            </w:r>
+          </w:p>
+        </w:tc>
+        <w:tc>
+          <w:tcPr>
+            <w:tcW w:type="dxa" w:w="2256"/>
+            <w:shd w:fill="FFFFFF"/>
+          </w:tcPr>
+          <w:p>
+            <w:pPr>
+              <w:bidi/>
+              <w:jc w:val="left"/>
+            </w:pPr>
+            <w:r>
+              <w:rPr>
+                <w:b w:val="false"/>
+                <w:bCs w:val="false"/>
+                <w:i w:val="false"/>
+                <w:iCs w:val="false"/>
+                <w:color w:val="17242D"/>
+                <w:rtl/>
+              </w:rPr>
+              <w:t xml:space="preserve"/>
+            </w:r>
+          </w:p>
+        </w:tc>
+        <w:tc>
+          <w:tcPr>
+            <w:tcW w:type="dxa" w:w="2256"/>
+            <w:shd w:fill="FFFFFF"/>
+          </w:tcPr>
+          <w:p>
+            <w:pPr>
+              <w:bidi/>
+              <w:jc w:val="left"/>
+            </w:pPr>
+            <w:r>
+              <w:rPr>
+                <w:b w:val="false"/>
+                <w:bCs w:val="false"/>
+                <w:i w:val="false"/>
+                <w:iCs w:val="false"/>
+                <w:color w:val="17242D"/>
+                <w:rtl/>
+              </w:rPr>
+              <w:t xml:space="preserve"/>
+            </w:r>
+          </w:p>
+        </w:tc>
+      </w:tr>
+      <w:tr>
+        <w:trPr>
+          <w:trHeight w:val="454" w:hRule="atLeast"/>
+        </w:trPr>
+        <w:tc>
+          <w:tcPr>
+            <w:tcW w:type="dxa" w:w="2258"/>
+            <w:shd w:fill="FFFFFF"/>
+          </w:tcPr>
+          <w:p>
+            <w:pPr>
+              <w:bidi/>
+              <w:jc w:val="left"/>
+            </w:pPr>
+            <w:r>
+              <w:rPr>
+                <w:b w:val="false"/>
+                <w:bCs w:val="false"/>
+                <w:i w:val="false"/>
+                <w:iCs w:val="false"/>
+                <w:color w:val="17242D"/>
+                <w:rtl/>
+              </w:rPr>
+              <w:t xml:space="preserve"/>
+            </w:r>
+          </w:p>
+        </w:tc>
+        <w:tc>
+          <w:tcPr>
+            <w:tcW w:type="dxa" w:w="2256"/>
+            <w:shd w:fill="FFFFFF"/>
+          </w:tcPr>
+          <w:p>
+            <w:pPr>
+              <w:bidi/>
+              <w:jc w:val="left"/>
+            </w:pPr>
+            <w:r>
+              <w:rPr>
+                <w:b w:val="false"/>
+                <w:bCs w:val="false"/>
+                <w:i w:val="false"/>
+                <w:iCs w:val="false"/>
+                <w:color w:val="17242D"/>
+                <w:rtl/>
+              </w:rPr>
+              <w:t xml:space="preserve"/>
+            </w:r>
+          </w:p>
+        </w:tc>
+        <w:tc>
+          <w:tcPr>
+            <w:tcW w:type="dxa" w:w="2256"/>
+            <w:shd w:fill="FFFFFF"/>
+          </w:tcPr>
+          <w:p>
+            <w:pPr>
+              <w:bidi/>
+              <w:jc w:val="left"/>
+            </w:pPr>
+            <w:r>
+              <w:rPr>
+                <w:b w:val="false"/>
+                <w:bCs w:val="false"/>
+                <w:i w:val="false"/>
+                <w:iCs w:val="false"/>
+                <w:color w:val="17242D"/>
+                <w:rtl/>
+              </w:rPr>
+              <w:t xml:space="preserve"/>
+            </w:r>
+          </w:p>
+        </w:tc>
+        <w:tc>
+          <w:tcPr>
+            <w:tcW w:type="dxa" w:w="2256"/>
+            <w:shd w:fill="FFFFFF"/>
+          </w:tcPr>
+          <w:p>
+            <w:pPr>
+              <w:bidi/>
+              <w:jc w:val="left"/>
+            </w:pPr>
+            <w:r>
+              <w:rPr>
+                <w:b w:val="false"/>
+                <w:bCs w:val="false"/>
+                <w:i w:val="false"/>
+                <w:iCs w:val="false"/>
+                <w:color w:val="17242D"/>
+                <w:rtl/>
+              </w:rPr>
+              <w:t xml:space="preserve"/>
+            </w:r>
+          </w:p>
+        </w:tc>
+      </w:tr>
+    </w:tbl>
+    <w:p>
+      <w:pPr>
+        <w:pStyle w:val="Heading1"/>
+        <w:shd w:fill="F0EAFA"/>
+        <w:bidi/>
+        <w:spacing w:after="100" w:before="200"/>
+        <w:jc w:val="left"/>
+      </w:pPr>
+      <w:r>
+        <w:rPr>
+          <w:b/>
+          <w:bCs/>
+          <w:color w:val="4E356F"/>
+          <w:rtl/>
+        </w:rPr>
+        <w:t xml:space="preserve">5. מה נשבר</w:t>
       </w:r>
     </w:p>
     <w:tbl>
@@ -10511,7 +11083,7 @@
                 <w:color w:val="FFFFFF"/>
                 <w:rtl/>
               </w:rPr>
-              <w:t xml:space="preserve">השיבוש</w:t>
+              <w:t xml:space="preserve">השיבוש שקיבלתי</w:t>
             </w:r>
           </w:p>
         </w:tc>
@@ -10603,7 +11175,7 @@
                 <w:color w:val="FFFFFF"/>
                 <w:rtl/>
               </w:rPr>
-              <w:t xml:space="preserve">עד מתי חייבים להחליט</w:t>
+              <w:t xml:space="preserve">עד מתי מחליטים</w:t>
             </w:r>
           </w:p>
         </w:tc>
@@ -10631,7 +11203,7 @@
                 <w:color w:val="55606E"/>
                 <w:rtl/>
               </w:rPr>
-              <w:t xml:space="preserve">דוגמה: גשם חזק בין 17:00 ל-19:00, והחניה בחצר מוצפת</w:t>
+              <w:t xml:space="preserve">דוגמה: גשם חזק בין 17:00 ל-19:00 והחניה מוצפת</w:t>
             </w:r>
           </w:p>
         </w:tc>
@@ -10654,7 +11226,7 @@
                 <w:color w:val="55606E"/>
                 <w:rtl/>
               </w:rPr>
-              <w:t xml:space="preserve">האורחים מגיעים רטובים ומאחרים, וקבלת הפנים בחוץ מתבטלת</w:t>
+              <w:t xml:space="preserve">האורחים מגיעים רטובים ומאחרים</w:t>
             </w:r>
           </w:p>
         </w:tc>
@@ -10677,7 +11249,7 @@
                 <w:color w:val="55606E"/>
                 <w:rtl/>
               </w:rPr>
-              <w:t xml:space="preserve">מעבירים את קבלת הפנים לפנים ומוותרים על הצילומים בחצר</w:t>
+              <w:t xml:space="preserve">קבלת הפנים עוברת פנימה, מוותרים על הצילומים בחצר</w:t>
             </w:r>
           </w:p>
         </w:tc>
@@ -10947,445 +11519,6 @@
         <w:tc>
           <w:tcPr>
             <w:tcW w:type="dxa" w:w="1805"/>
-            <w:shd w:fill="FFFFFF"/>
-          </w:tcPr>
-          <w:p>
-            <w:pPr>
-              <w:bidi/>
-              <w:jc w:val="left"/>
-            </w:pPr>
-            <w:r>
-              <w:rPr>
-                <w:b w:val="false"/>
-                <w:bCs w:val="false"/>
-                <w:i w:val="false"/>
-                <w:iCs w:val="false"/>
-                <w:color w:val="17242D"/>
-                <w:rtl/>
-              </w:rPr>
-              <w:t xml:space="preserve"/>
-            </w:r>
-          </w:p>
-        </w:tc>
-      </w:tr>
-    </w:tbl>
-    <w:p>
-      <w:pPr>
-        <w:pStyle w:val="Heading1"/>
-        <w:shd w:fill="F0EAFA"/>
-        <w:bidi/>
-        <w:spacing w:after="100" w:before="200"/>
-        <w:jc w:val="left"/>
-      </w:pPr>
-      <w:r>
-        <w:rPr>
-          <w:b/>
-          <w:bCs/>
-          <w:color w:val="4E356F"/>
-          <w:rtl/>
-        </w:rPr>
-        <w:t xml:space="preserve">4. רשימת בדיקה חוזרת</w:t>
-      </w:r>
-    </w:p>
-    <w:p>
-      <w:pPr>
-        <w:bidi/>
-        <w:jc w:val="left"/>
-      </w:pPr>
-      <w:r>
-        <w:rPr>
-          <w:b w:val="false"/>
-          <w:bCs w:val="false"/>
-          <w:color w:val="17242D"/>
-          <w:rtl/>
-        </w:rPr>
-        <w:t xml:space="preserve">העובדות שנבדקו לפני חודש הן בדיוק אלה שמשתנות. בדקו אותן שוב לפני שמזמינים או שולחים.</w:t>
-      </w:r>
-    </w:p>
-    <w:tbl>
-      <w:tblPr>
-        <w:bidiVisual/>
-        <w:tblW w:type="dxa" w:w="9026"/>
-        <w:tblBorders>
-          <w:top w:val="single" w:color="auto" w:sz="4"/>
-          <w:left w:val="single" w:color="auto" w:sz="4"/>
-          <w:bottom w:val="single" w:color="auto" w:sz="4"/>
-          <w:right w:val="single" w:color="auto" w:sz="4"/>
-          <w:insideH w:val="single" w:color="auto" w:sz="4"/>
-          <w:insideV w:val="single" w:color="auto" w:sz="4"/>
-        </w:tblBorders>
-        <w:tblLayout w:type="fixed"/>
-      </w:tblPr>
-      <w:tblGrid>
-        <w:gridCol w:w="2258"/>
-        <w:gridCol w:w="2256"/>
-        <w:gridCol w:w="2256"/>
-        <w:gridCol w:w="2256"/>
-      </w:tblGrid>
-      <w:tr>
-        <w:tc>
-          <w:tcPr>
-            <w:tcW w:type="dxa" w:w="2258"/>
-            <w:shd w:fill="4E356F"/>
-          </w:tcPr>
-          <w:p>
-            <w:pPr>
-              <w:bidi/>
-              <w:jc w:val="left"/>
-            </w:pPr>
-            <w:r>
-              <w:rPr>
-                <w:b/>
-                <w:bCs/>
-                <w:i w:val="false"/>
-                <w:iCs w:val="false"/>
-                <w:color w:val="FFFFFF"/>
-                <w:rtl/>
-              </w:rPr>
-              <w:t xml:space="preserve">מה בודקים שוב</w:t>
-            </w:r>
-          </w:p>
-        </w:tc>
-        <w:tc>
-          <w:tcPr>
-            <w:tcW w:type="dxa" w:w="2256"/>
-            <w:shd w:fill="4E356F"/>
-          </w:tcPr>
-          <w:p>
-            <w:pPr>
-              <w:bidi/>
-              <w:jc w:val="left"/>
-            </w:pPr>
-            <w:r>
-              <w:rPr>
-                <w:b/>
-                <w:bCs/>
-                <w:i w:val="false"/>
-                <w:iCs w:val="false"/>
-                <w:color w:val="FFFFFF"/>
-                <w:rtl/>
-              </w:rPr>
-              <w:t xml:space="preserve">מתי</w:t>
-            </w:r>
-          </w:p>
-        </w:tc>
-        <w:tc>
-          <w:tcPr>
-            <w:tcW w:type="dxa" w:w="2256"/>
-            <w:shd w:fill="4E356F"/>
-          </w:tcPr>
-          <w:p>
-            <w:pPr>
-              <w:bidi/>
-              <w:jc w:val="left"/>
-            </w:pPr>
-            <w:r>
-              <w:rPr>
-                <w:b/>
-                <w:bCs/>
-                <w:i w:val="false"/>
-                <w:iCs w:val="false"/>
-                <w:color w:val="FFFFFF"/>
-                <w:rtl/>
-              </w:rPr>
-              <w:t xml:space="preserve">לפי איזה מקור</w:t>
-            </w:r>
-          </w:p>
-        </w:tc>
-        <w:tc>
-          <w:tcPr>
-            <w:tcW w:type="dxa" w:w="2256"/>
-            <w:shd w:fill="4E356F"/>
-          </w:tcPr>
-          <w:p>
-            <w:pPr>
-              <w:bidi/>
-              <w:jc w:val="left"/>
-            </w:pPr>
-            <w:r>
-              <w:rPr>
-                <w:b/>
-                <w:bCs/>
-                <w:i w:val="false"/>
-                <w:iCs w:val="false"/>
-                <w:color w:val="FFFFFF"/>
-                <w:rtl/>
-              </w:rPr>
-              <w:t xml:space="preserve">מי בודק</w:t>
-            </w:r>
-          </w:p>
-        </w:tc>
-      </w:tr>
-      <w:tr>
-        <w:trPr>
-          <w:trHeight w:val="454" w:hRule="atLeast"/>
-        </w:trPr>
-        <w:tc>
-          <w:tcPr>
-            <w:tcW w:type="dxa" w:w="2258"/>
-            <w:shd w:fill="F1F3F6"/>
-          </w:tcPr>
-          <w:p>
-            <w:pPr>
-              <w:bidi/>
-              <w:jc w:val="left"/>
-            </w:pPr>
-            <w:r>
-              <w:rPr>
-                <w:b w:val="false"/>
-                <w:bCs w:val="false"/>
-                <w:i/>
-                <w:iCs/>
-                <w:color w:val="55606E"/>
-                <w:rtl/>
-              </w:rPr>
-              <w:t xml:space="preserve">דוגמה: שעות האולם ותנאי הביטול</w:t>
-            </w:r>
-          </w:p>
-        </w:tc>
-        <w:tc>
-          <w:tcPr>
-            <w:tcW w:type="dxa" w:w="2256"/>
-            <w:shd w:fill="F1F3F6"/>
-          </w:tcPr>
-          <w:p>
-            <w:pPr>
-              <w:bidi/>
-              <w:jc w:val="left"/>
-            </w:pPr>
-            <w:r>
-              <w:rPr>
-                <w:b w:val="false"/>
-                <w:bCs w:val="false"/>
-                <w:i/>
-                <w:iCs/>
-                <w:color w:val="55606E"/>
-                <w:rtl/>
-              </w:rPr>
-              <w:t xml:space="preserve">שבוע לפני האירוע</w:t>
-            </w:r>
-          </w:p>
-        </w:tc>
-        <w:tc>
-          <w:tcPr>
-            <w:tcW w:type="dxa" w:w="2256"/>
-            <w:shd w:fill="F1F3F6"/>
-          </w:tcPr>
-          <w:p>
-            <w:pPr>
-              <w:bidi/>
-              <w:jc w:val="left"/>
-            </w:pPr>
-            <w:r>
-              <w:rPr>
-                <w:b w:val="false"/>
-                <w:bCs w:val="false"/>
-                <w:i/>
-                <w:iCs/>
-                <w:color w:val="55606E"/>
-                <w:rtl/>
-              </w:rPr>
-              <w:t xml:space="preserve">מייל ההזמנה מהאולם</w:t>
-            </w:r>
-          </w:p>
-        </w:tc>
-        <w:tc>
-          <w:tcPr>
-            <w:tcW w:type="dxa" w:w="2256"/>
-            <w:shd w:fill="F1F3F6"/>
-          </w:tcPr>
-          <w:p>
-            <w:pPr>
-              <w:bidi/>
-              <w:jc w:val="left"/>
-            </w:pPr>
-            <w:r>
-              <w:rPr>
-                <w:b w:val="false"/>
-                <w:bCs w:val="false"/>
-                <w:i/>
-                <w:iCs/>
-                <w:color w:val="55606E"/>
-                <w:rtl/>
-              </w:rPr>
-              <w:t xml:space="preserve">אני</w:t>
-            </w:r>
-          </w:p>
-        </w:tc>
-      </w:tr>
-      <w:tr>
-        <w:trPr>
-          <w:trHeight w:val="454" w:hRule="atLeast"/>
-        </w:trPr>
-        <w:tc>
-          <w:tcPr>
-            <w:tcW w:type="dxa" w:w="2258"/>
-            <w:shd w:fill="FFFFFF"/>
-          </w:tcPr>
-          <w:p>
-            <w:pPr>
-              <w:bidi/>
-              <w:jc w:val="left"/>
-            </w:pPr>
-            <w:r>
-              <w:rPr>
-                <w:b w:val="false"/>
-                <w:bCs w:val="false"/>
-                <w:i w:val="false"/>
-                <w:iCs w:val="false"/>
-                <w:color w:val="17242D"/>
-                <w:rtl/>
-              </w:rPr>
-              <w:t xml:space="preserve"/>
-            </w:r>
-          </w:p>
-        </w:tc>
-        <w:tc>
-          <w:tcPr>
-            <w:tcW w:type="dxa" w:w="2256"/>
-            <w:shd w:fill="FFFFFF"/>
-          </w:tcPr>
-          <w:p>
-            <w:pPr>
-              <w:bidi/>
-              <w:jc w:val="left"/>
-            </w:pPr>
-            <w:r>
-              <w:rPr>
-                <w:b w:val="false"/>
-                <w:bCs w:val="false"/>
-                <w:i w:val="false"/>
-                <w:iCs w:val="false"/>
-                <w:color w:val="17242D"/>
-                <w:rtl/>
-              </w:rPr>
-              <w:t xml:space="preserve"/>
-            </w:r>
-          </w:p>
-        </w:tc>
-        <w:tc>
-          <w:tcPr>
-            <w:tcW w:type="dxa" w:w="2256"/>
-            <w:shd w:fill="FFFFFF"/>
-          </w:tcPr>
-          <w:p>
-            <w:pPr>
-              <w:bidi/>
-              <w:jc w:val="left"/>
-            </w:pPr>
-            <w:r>
-              <w:rPr>
-                <w:b w:val="false"/>
-                <w:bCs w:val="false"/>
-                <w:i w:val="false"/>
-                <w:iCs w:val="false"/>
-                <w:color w:val="17242D"/>
-                <w:rtl/>
-              </w:rPr>
-              <w:t xml:space="preserve"/>
-            </w:r>
-          </w:p>
-        </w:tc>
-        <w:tc>
-          <w:tcPr>
-            <w:tcW w:type="dxa" w:w="2256"/>
-            <w:shd w:fill="FFFFFF"/>
-          </w:tcPr>
-          <w:p>
-            <w:pPr>
-              <w:bidi/>
-              <w:jc w:val="left"/>
-            </w:pPr>
-            <w:r>
-              <w:rPr>
-                <w:b w:val="false"/>
-                <w:bCs w:val="false"/>
-                <w:i w:val="false"/>
-                <w:iCs w:val="false"/>
-                <w:color w:val="17242D"/>
-                <w:rtl/>
-              </w:rPr>
-              <w:t xml:space="preserve"/>
-            </w:r>
-          </w:p>
-        </w:tc>
-      </w:tr>
-      <w:tr>
-        <w:trPr>
-          <w:trHeight w:val="454" w:hRule="atLeast"/>
-        </w:trPr>
-        <w:tc>
-          <w:tcPr>
-            <w:tcW w:type="dxa" w:w="2258"/>
-            <w:shd w:fill="FFFFFF"/>
-          </w:tcPr>
-          <w:p>
-            <w:pPr>
-              <w:bidi/>
-              <w:jc w:val="left"/>
-            </w:pPr>
-            <w:r>
-              <w:rPr>
-                <w:b w:val="false"/>
-                <w:bCs w:val="false"/>
-                <w:i w:val="false"/>
-                <w:iCs w:val="false"/>
-                <w:color w:val="17242D"/>
-                <w:rtl/>
-              </w:rPr>
-              <w:t xml:space="preserve"/>
-            </w:r>
-          </w:p>
-        </w:tc>
-        <w:tc>
-          <w:tcPr>
-            <w:tcW w:type="dxa" w:w="2256"/>
-            <w:shd w:fill="FFFFFF"/>
-          </w:tcPr>
-          <w:p>
-            <w:pPr>
-              <w:bidi/>
-              <w:jc w:val="left"/>
-            </w:pPr>
-            <w:r>
-              <w:rPr>
-                <w:b w:val="false"/>
-                <w:bCs w:val="false"/>
-                <w:i w:val="false"/>
-                <w:iCs w:val="false"/>
-                <w:color w:val="17242D"/>
-                <w:rtl/>
-              </w:rPr>
-              <w:t xml:space="preserve"/>
-            </w:r>
-          </w:p>
-        </w:tc>
-        <w:tc>
-          <w:tcPr>
-            <w:tcW w:type="dxa" w:w="2256"/>
-            <w:shd w:fill="FFFFFF"/>
-          </w:tcPr>
-          <w:p>
-            <w:pPr>
-              <w:bidi/>
-              <w:jc w:val="left"/>
-            </w:pPr>
-            <w:r>
-              <w:rPr>
-                <w:b w:val="false"/>
-                <w:bCs w:val="false"/>
-                <w:i w:val="false"/>
-                <w:iCs w:val="false"/>
-                <w:color w:val="17242D"/>
-                <w:rtl/>
-              </w:rPr>
-              <w:t xml:space="preserve"/>
-            </w:r>
-          </w:p>
-        </w:tc>
-        <w:tc>
-          <w:tcPr>
-            <w:tcW w:type="dxa" w:w="2256"/>
             <w:shd w:fill="FFFFFF"/>
           </w:tcPr>
           <w:p>
@@ -11489,7 +11622,7 @@
           <w:color w:val="17242D"/>
           <w:rtl/>
         </w:rPr>
-        <w:t xml:space="preserve">1. בחרו משהו שאתם באמת מארגנים עם אנשים אחרים (לדוגמה: אירוע משפחתי, טיול עם חברים, מעבר דירה, סבב מטלות בבית) וסכמו את המטרה, האילוצים ומי מחליט.</w:t>
+        <w:t xml:space="preserve">1. בחרו משהו שאתם באמת מארגנים עם אנשים אחרים (לדוגמה: אירוע משפחתי, מסיבה, טיול עם חברים, ערב כיתה).</w:t>
       </w:r>
     </w:p>
     <w:p>
@@ -11504,7 +11637,7 @@
           <w:color w:val="17242D"/>
           <w:rtl/>
         </w:rPr>
-        <w:t xml:space="preserve">2. מלאו את התוכנית עם אחראים, תאריכים, עלות או מאמץ ומרווח ביטחון.</w:t>
+        <w:t xml:space="preserve">2. הריצו לפחות שתיים מחמש המשימות עם AI — אוכל ושתייה, תצוגת תמונות, לוח זמנים, חלוקת עבודה — ואחרי כל אחת רשמו מה הכלי הניח ומה הוא המציא.</w:t>
       </w:r>
     </w:p>
     <w:p>
@@ -11519,7 +11652,7 @@
           <w:color w:val="17242D"/>
           <w:rtl/>
         </w:rPr>
-        <w:t xml:space="preserve">3. הוסיפו תוכנית חלופית אחת ובדיקה חוזרת אחת עוד לפני שמישהו מסתמך על התוכנית.</w:t>
+        <w:t xml:space="preserve">3. תקנו לפחות שורה אחת מ„מישהו צריך” לשם ותאריך, והוסיפו תוכנית חלופית אחת לשיבוש שבאמת יכול לקרות.</w:t>
       </w:r>
     </w:p>
     <w:p>
@@ -11660,7 +11793,7 @@
                 <w:color w:val="17242D"/>
                 <w:rtl/>
               </w:rPr>
-              <w:t xml:space="preserve">בנו תוכנית שאפשר לשתף, עם אחראים, תאריכים ותוכנית חלופית אחת.</w:t>
+              <w:t xml:space="preserve">הריצו משימה אחת עם AI ורשמו מה הוא הניח עליכם בלי לשאול.</w:t>
             </w:r>
           </w:p>
         </w:tc>
@@ -11708,7 +11841,7 @@
                 <w:color w:val="17242D"/>
                 <w:rtl/>
               </w:rPr>
-              <w:t xml:space="preserve">בחנו את התוכנית מול שני שינויים אפשריים והוסיפו רשימת בדיקה חוזרת (לדוגמה: האולם מתבטל שבוע לפני, או שמונה אורחים נוספים מאשרים הגעה).</w:t>
+              <w:t xml:space="preserve">הריצו שתיים או שלוש מהמשימות, ובדקו לפחות עובדה אחת משתנה מול המקור שלה (לדוגמה: שעות המקום, או עד מתי אפשר לשנות כמות אצל הספק).</w:t>
             </w:r>
           </w:p>
         </w:tc>
@@ -11756,7 +11889,7 @@
                 <w:color w:val="17242D"/>
                 <w:rtl/>
               </w:rPr>
-              <w:t xml:space="preserve">השתמשו בתוכנית מול אדם או קבוצה, ושפרו אותה לפי המשוב שקיבלתם.</w:t>
+              <w:t xml:space="preserve">בנו את תצוגת התמונות, בדקו אותה עם שתי תמונות ועם כיתוב ארוך, ותנו למישהו אחר להריץ את התוכנית שלכם ולומר איפה היא לא ברורה.</w:t>
             </w:r>
           </w:p>
         </w:tc>
@@ -12034,7 +12167,7 @@
           <w:color w:val="4E356F"/>
           <w:rtl/>
         </w:rPr>
-        <w:t xml:space="preserve">התוכנית לשיתוף, למשימה האמיתית</w:t>
+        <w:t xml:space="preserve">טבלת המשימות, למשימה האמיתית</w:t>
       </w:r>
     </w:p>
     <w:tbl>

--- a/site/assets/downloads/applied-ai-mastery-personal-journal-he.docx
+++ b/site/assets/downloads/applied-ai-mastery-personal-journal-he.docx
@@ -16511,7 +16511,7 @@
           <w:color w:val="17242D"/>
           <w:rtl/>
         </w:rPr>
-        <w:t xml:space="preserve">נעזרים ב-AI כדי לבחון רעיון לסידור חלל או לפרויקט פיזי, ואז בודקים אותו במציאות.</w:t>
+        <w:t xml:space="preserve">מודדים משהו אמיתי, נותנים ל-AI לבנות ממנו מודל תלת־ממדי, משנים פרמטר אחד — ובודקים בקרטון לפני שמדפיסים.</w:t>
       </w:r>
     </w:p>
     <w:p>
@@ -17165,7 +17165,7 @@
           <w:color w:val="4E356F"/>
           <w:rtl/>
         </w:rPr>
-        <w:t xml:space="preserve">2. יוצרים הצעה ומאתגרים אותה</w:t>
+        <w:t xml:space="preserve">2. ה-AI בונה — ומה הוא המציא</w:t>
       </w:r>
     </w:p>
     <w:p>
@@ -17180,7 +17180,7 @@
           <w:color w:val="17242D"/>
           <w:rtl/>
         </w:rPr>
-        <w:t xml:space="preserve">שרטטו את הסידור, ואז פרקו אותו למספרים. כל שורה שאין לה מקור היא הנחה, וכל הנחה צריכה בדיקה פיזית לפני שקונים משהו.</w:t>
+        <w:t xml:space="preserve">תנו לכלי את המידות ואת מה שהחפץ צריך לעשות. אחרי שהמודל מוכן, שאלו אותו במפורש: „אילו מידות השתמשת בהן שלא נתתי לך?” הרשימה שתחזור היא הלב של השלב הזה.</w:t>
       </w:r>
     </w:p>
     <w:tbl>
@@ -17223,7 +17223,7 @@
                 <w:color w:val="FFFFFF"/>
                 <w:rtl/>
               </w:rPr>
-              <w:t xml:space="preserve">הרכיב</w:t>
+              <w:t xml:space="preserve">באיזה מסלול עבדתי</w:t>
             </w:r>
           </w:p>
         </w:tc>
@@ -17246,7 +17246,7 @@
                 <w:color w:val="FFFFFF"/>
                 <w:rtl/>
               </w:rPr>
-              <w:t xml:space="preserve">המידה או הכמות</w:t>
+              <w:t xml:space="preserve">מה ביקשתי שייבנה</w:t>
             </w:r>
           </w:p>
         </w:tc>
@@ -17269,7 +17269,7 @@
                 <w:color w:val="FFFFFF"/>
                 <w:rtl/>
               </w:rPr>
-              <w:t xml:space="preserve">מאיפה המספר</w:t>
+              <w:t xml:space="preserve">מה קיבלתי</w:t>
             </w:r>
           </w:p>
         </w:tc>
@@ -17292,7 +17292,7 @@
                 <w:color w:val="FFFFFF"/>
                 <w:rtl/>
               </w:rPr>
-              <w:t xml:space="preserve">הנחה שצריך לבדוק פיזית</w:t>
+              <w:t xml:space="preserve">מידות שהוא המציא ולא נתתי לו</w:t>
             </w:r>
           </w:p>
         </w:tc>
@@ -17320,7 +17320,7 @@
                 <w:color w:val="55606E"/>
                 <w:rtl/>
               </w:rPr>
-              <w:t xml:space="preserve">דוגמה: שולחן עבודה לפינת העבודה</w:t>
+              <w:t xml:space="preserve">דוגמה: מסלול 1, OpenSCAD + צ׳אט</w:t>
             </w:r>
           </w:p>
         </w:tc>
@@ -17343,7 +17343,7 @@
                 <w:color w:val="55606E"/>
                 <w:rtl/>
               </w:rPr>
-              <w:t xml:space="preserve">120 על 60 ס"מ</w:t>
+              <w:t xml:space="preserve">מארגן למגירה של 360 על 420 מ"מ, עם תאים לכבלים</w:t>
             </w:r>
           </w:p>
         </w:tc>
@@ -17366,7 +17366,7 @@
                 <w:color w:val="55606E"/>
                 <w:rtl/>
               </w:rPr>
-              <w:t xml:space="preserve">דף המוצר של היצרן, 4 במאי</w:t>
+              <w:t xml:space="preserve">קוד שרץ ומייצר מגש עם 5 תאים</w:t>
             </w:r>
           </w:p>
         </w:tc>
@@ -17389,104 +17389,7 @@
                 <w:color w:val="55606E"/>
                 <w:rtl/>
               </w:rPr>
-              <w:t xml:space="preserve">שהדלת נפתחת עד הסוף גם כשהשולחן במקום</w:t>
-            </w:r>
-          </w:p>
-        </w:tc>
-      </w:tr>
-      <w:tr>
-        <w:trPr>
-          <w:trHeight w:val="454" w:hRule="atLeast"/>
-        </w:trPr>
-        <w:tc>
-          <w:tcPr>
-            <w:tcW w:type="dxa" w:w="2258"/>
-            <w:shd w:fill="FFFFFF"/>
-          </w:tcPr>
-          <w:p>
-            <w:pPr>
-              <w:bidi/>
-              <w:jc w:val="left"/>
-            </w:pPr>
-            <w:r>
-              <w:rPr>
-                <w:b w:val="false"/>
-                <w:bCs w:val="false"/>
-                <w:i w:val="false"/>
-                <w:iCs w:val="false"/>
-                <w:color w:val="17242D"/>
-                <w:rtl/>
-              </w:rPr>
-              <w:t xml:space="preserve"/>
-            </w:r>
-          </w:p>
-        </w:tc>
-        <w:tc>
-          <w:tcPr>
-            <w:tcW w:type="dxa" w:w="2256"/>
-            <w:shd w:fill="FFFFFF"/>
-          </w:tcPr>
-          <w:p>
-            <w:pPr>
-              <w:bidi/>
-              <w:jc w:val="left"/>
-            </w:pPr>
-            <w:r>
-              <w:rPr>
-                <w:b w:val="false"/>
-                <w:bCs w:val="false"/>
-                <w:i w:val="false"/>
-                <w:iCs w:val="false"/>
-                <w:color w:val="17242D"/>
-                <w:rtl/>
-              </w:rPr>
-              <w:t xml:space="preserve"/>
-            </w:r>
-          </w:p>
-        </w:tc>
-        <w:tc>
-          <w:tcPr>
-            <w:tcW w:type="dxa" w:w="2256"/>
-            <w:shd w:fill="FFFFFF"/>
-          </w:tcPr>
-          <w:p>
-            <w:pPr>
-              <w:bidi/>
-              <w:jc w:val="left"/>
-            </w:pPr>
-            <w:r>
-              <w:rPr>
-                <w:b w:val="false"/>
-                <w:bCs w:val="false"/>
-                <w:i w:val="false"/>
-                <w:iCs w:val="false"/>
-                <w:color w:val="17242D"/>
-                <w:rtl/>
-              </w:rPr>
-              <w:t xml:space="preserve"/>
-            </w:r>
-          </w:p>
-        </w:tc>
-        <w:tc>
-          <w:tcPr>
-            <w:tcW w:type="dxa" w:w="2256"/>
-            <w:shd w:fill="FFFFFF"/>
-          </w:tcPr>
-          <w:p>
-            <w:pPr>
-              <w:bidi/>
-              <w:jc w:val="left"/>
-            </w:pPr>
-            <w:r>
-              <w:rPr>
-                <w:b w:val="false"/>
-                <w:bCs w:val="false"/>
-                <w:i w:val="false"/>
-                <w:iCs w:val="false"/>
-                <w:color w:val="17242D"/>
-                <w:rtl/>
-              </w:rPr>
-              <w:t xml:space="preserve"/>
+              <w:t xml:space="preserve">עובי דופן 2.4 מ"מ, מרווח 1 מ"מ מכל צד, וגובה תא של 60 מ"מ — אף אחד מהם לא נמדד</w:t>
             </w:r>
           </w:p>
         </w:tc>
@@ -17701,7 +17604,7 @@
           <w:color w:val="4E356F"/>
           <w:rtl/>
         </w:rPr>
-        <w:t xml:space="preserve">3. בדיקת התאמה</w:t>
+        <w:t xml:space="preserve">3. משנים פרמטר אחד — קודם חוזים</w:t>
       </w:r>
     </w:p>
     <w:p>
@@ -17716,7 +17619,7 @@
           <w:color w:val="17242D"/>
           <w:rtl/>
         </w:rPr>
-        <w:t xml:space="preserve">מדביקים נייר או קרטון בגודל האמיתי ומנסים לחיות איתו. זו הבדיקה הזולה ביותר שתעשו, והיא זו שתמנע את הטעות היקרה.</w:t>
+        <w:t xml:space="preserve">בחרו מספר אחד, כתבו מה אמור לקרות, ורק אז שנו. אם התחזית לא התאימה, לא הבנתם את המודל — וזה בדיוק מה שכדאי לגלות עכשיו.</w:t>
       </w:r>
     </w:p>
     <w:tbl>
@@ -17759,7 +17662,7 @@
                 <w:color w:val="FFFFFF"/>
                 <w:rtl/>
               </w:rPr>
-              <w:t xml:space="preserve">מה בדקתי</w:t>
+              <w:t xml:space="preserve">הפרמטר ששיניתי</w:t>
             </w:r>
           </w:p>
         </w:tc>
@@ -17782,7 +17685,7 @@
                 <w:color w:val="FFFFFF"/>
                 <w:rtl/>
               </w:rPr>
-              <w:t xml:space="preserve">איך בדקתי</w:t>
+              <w:t xml:space="preserve">מ־ ל־</w:t>
             </w:r>
           </w:p>
         </w:tc>
@@ -17805,7 +17708,7 @@
                 <w:color w:val="FFFFFF"/>
                 <w:rtl/>
               </w:rPr>
-              <w:t xml:space="preserve">מה גיליתי</w:t>
+              <w:t xml:space="preserve">מה חזיתי שיקרה</w:t>
             </w:r>
           </w:p>
         </w:tc>
@@ -17828,7 +17731,7 @@
                 <w:color w:val="FFFFFF"/>
                 <w:rtl/>
               </w:rPr>
-              <w:t xml:space="preserve">מה שיניתי בתוכנית</w:t>
+              <w:t xml:space="preserve">מה קרה בפועל</w:t>
             </w:r>
           </w:p>
         </w:tc>
@@ -17856,7 +17759,7 @@
                 <w:color w:val="55606E"/>
                 <w:rtl/>
               </w:rPr>
-              <w:t xml:space="preserve">דוגמה: שהשולחן לא חוסם את המעבר</w:t>
+              <w:t xml:space="preserve">דוגמה: מספר התאים</w:t>
             </w:r>
           </w:p>
         </w:tc>
@@ -17879,7 +17782,7 @@
                 <w:color w:val="55606E"/>
                 <w:rtl/>
               </w:rPr>
-              <w:t xml:space="preserve">הדבקתי קרטון 120 על 60 על הרצפה והסתובבתי בחדר יומיים</w:t>
+              <w:t xml:space="preserve">מ-5 ל-7</w:t>
             </w:r>
           </w:p>
         </w:tc>
@@ -17902,7 +17805,7 @@
                 <w:color w:val="55606E"/>
                 <w:rtl/>
               </w:rPr>
-              <w:t xml:space="preserve">נשארו 55 ס"מ מעבר, וזה צר מדי כששני אנשים בחדר</w:t>
+              <w:t xml:space="preserve">כל תא יהיה צר יותר, בערך 48 מ"מ במקום 69</w:t>
             </w:r>
           </w:p>
         </w:tc>
@@ -17925,7 +17828,446 @@
                 <w:color w:val="55606E"/>
                 <w:rtl/>
               </w:rPr>
-              <w:t xml:space="preserve">הקטנתי ל-100 ס"מ רוחב והזזתי את הכיסא לצד השני</w:t>
+              <w:t xml:space="preserve">בדיוק כך — 48.4 מ"מ. אבל הדפנות נשארו באותו עובי, אז איבדתי יותר מקום ממה שחשבתי</w:t>
+            </w:r>
+          </w:p>
+        </w:tc>
+      </w:tr>
+      <w:tr>
+        <w:trPr>
+          <w:trHeight w:val="454" w:hRule="atLeast"/>
+        </w:trPr>
+        <w:tc>
+          <w:tcPr>
+            <w:tcW w:type="dxa" w:w="2258"/>
+            <w:shd w:fill="FFFFFF"/>
+          </w:tcPr>
+          <w:p>
+            <w:pPr>
+              <w:bidi/>
+              <w:jc w:val="left"/>
+            </w:pPr>
+            <w:r>
+              <w:rPr>
+                <w:b w:val="false"/>
+                <w:bCs w:val="false"/>
+                <w:i w:val="false"/>
+                <w:iCs w:val="false"/>
+                <w:color w:val="17242D"/>
+                <w:rtl/>
+              </w:rPr>
+              <w:t xml:space="preserve"/>
+            </w:r>
+          </w:p>
+        </w:tc>
+        <w:tc>
+          <w:tcPr>
+            <w:tcW w:type="dxa" w:w="2256"/>
+            <w:shd w:fill="FFFFFF"/>
+          </w:tcPr>
+          <w:p>
+            <w:pPr>
+              <w:bidi/>
+              <w:jc w:val="left"/>
+            </w:pPr>
+            <w:r>
+              <w:rPr>
+                <w:b w:val="false"/>
+                <w:bCs w:val="false"/>
+                <w:i w:val="false"/>
+                <w:iCs w:val="false"/>
+                <w:color w:val="17242D"/>
+                <w:rtl/>
+              </w:rPr>
+              <w:t xml:space="preserve"/>
+            </w:r>
+          </w:p>
+        </w:tc>
+        <w:tc>
+          <w:tcPr>
+            <w:tcW w:type="dxa" w:w="2256"/>
+            <w:shd w:fill="FFFFFF"/>
+          </w:tcPr>
+          <w:p>
+            <w:pPr>
+              <w:bidi/>
+              <w:jc w:val="left"/>
+            </w:pPr>
+            <w:r>
+              <w:rPr>
+                <w:b w:val="false"/>
+                <w:bCs w:val="false"/>
+                <w:i w:val="false"/>
+                <w:iCs w:val="false"/>
+                <w:color w:val="17242D"/>
+                <w:rtl/>
+              </w:rPr>
+              <w:t xml:space="preserve"/>
+            </w:r>
+          </w:p>
+        </w:tc>
+        <w:tc>
+          <w:tcPr>
+            <w:tcW w:type="dxa" w:w="2256"/>
+            <w:shd w:fill="FFFFFF"/>
+          </w:tcPr>
+          <w:p>
+            <w:pPr>
+              <w:bidi/>
+              <w:jc w:val="left"/>
+            </w:pPr>
+            <w:r>
+              <w:rPr>
+                <w:b w:val="false"/>
+                <w:bCs w:val="false"/>
+                <w:i w:val="false"/>
+                <w:iCs w:val="false"/>
+                <w:color w:val="17242D"/>
+                <w:rtl/>
+              </w:rPr>
+              <w:t xml:space="preserve"/>
+            </w:r>
+          </w:p>
+        </w:tc>
+      </w:tr>
+      <w:tr>
+        <w:trPr>
+          <w:trHeight w:val="454" w:hRule="atLeast"/>
+        </w:trPr>
+        <w:tc>
+          <w:tcPr>
+            <w:tcW w:type="dxa" w:w="2258"/>
+            <w:shd w:fill="FFFFFF"/>
+          </w:tcPr>
+          <w:p>
+            <w:pPr>
+              <w:bidi/>
+              <w:jc w:val="left"/>
+            </w:pPr>
+            <w:r>
+              <w:rPr>
+                <w:b w:val="false"/>
+                <w:bCs w:val="false"/>
+                <w:i w:val="false"/>
+                <w:iCs w:val="false"/>
+                <w:color w:val="17242D"/>
+                <w:rtl/>
+              </w:rPr>
+              <w:t xml:space="preserve"/>
+            </w:r>
+          </w:p>
+        </w:tc>
+        <w:tc>
+          <w:tcPr>
+            <w:tcW w:type="dxa" w:w="2256"/>
+            <w:shd w:fill="FFFFFF"/>
+          </w:tcPr>
+          <w:p>
+            <w:pPr>
+              <w:bidi/>
+              <w:jc w:val="left"/>
+            </w:pPr>
+            <w:r>
+              <w:rPr>
+                <w:b w:val="false"/>
+                <w:bCs w:val="false"/>
+                <w:i w:val="false"/>
+                <w:iCs w:val="false"/>
+                <w:color w:val="17242D"/>
+                <w:rtl/>
+              </w:rPr>
+              <w:t xml:space="preserve"/>
+            </w:r>
+          </w:p>
+        </w:tc>
+        <w:tc>
+          <w:tcPr>
+            <w:tcW w:type="dxa" w:w="2256"/>
+            <w:shd w:fill="FFFFFF"/>
+          </w:tcPr>
+          <w:p>
+            <w:pPr>
+              <w:bidi/>
+              <w:jc w:val="left"/>
+            </w:pPr>
+            <w:r>
+              <w:rPr>
+                <w:b w:val="false"/>
+                <w:bCs w:val="false"/>
+                <w:i w:val="false"/>
+                <w:iCs w:val="false"/>
+                <w:color w:val="17242D"/>
+                <w:rtl/>
+              </w:rPr>
+              <w:t xml:space="preserve"/>
+            </w:r>
+          </w:p>
+        </w:tc>
+        <w:tc>
+          <w:tcPr>
+            <w:tcW w:type="dxa" w:w="2256"/>
+            <w:shd w:fill="FFFFFF"/>
+          </w:tcPr>
+          <w:p>
+            <w:pPr>
+              <w:bidi/>
+              <w:jc w:val="left"/>
+            </w:pPr>
+            <w:r>
+              <w:rPr>
+                <w:b w:val="false"/>
+                <w:bCs w:val="false"/>
+                <w:i w:val="false"/>
+                <w:iCs w:val="false"/>
+                <w:color w:val="17242D"/>
+                <w:rtl/>
+              </w:rPr>
+              <w:t xml:space="preserve"/>
+            </w:r>
+          </w:p>
+        </w:tc>
+      </w:tr>
+    </w:tbl>
+    <w:p>
+      <w:pPr>
+        <w:pStyle w:val="Heading1"/>
+        <w:shd w:fill="F0EAFA"/>
+        <w:bidi/>
+        <w:spacing w:after="100" w:before="200"/>
+        <w:jc w:val="left"/>
+      </w:pPr>
+      <w:r>
+        <w:rPr>
+          <w:b/>
+          <w:bCs/>
+          <w:color w:val="4E356F"/>
+          <w:rtl/>
+        </w:rPr>
+        <w:t xml:space="preserve">4. בדיקה פיזית — לפני שמדפיסים</w:t>
+      </w:r>
+    </w:p>
+    <w:p>
+      <w:pPr>
+        <w:bidi/>
+        <w:jc w:val="left"/>
+      </w:pPr>
+      <w:r>
+        <w:rPr>
+          <w:b w:val="false"/>
+          <w:bCs w:val="false"/>
+          <w:color w:val="17242D"/>
+          <w:rtl/>
+        </w:rPr>
+        <w:t xml:space="preserve">גוזרים קרטון לפי מידות המודל, מניחים במקום, ומנסים להשתמש כרגיל. זו הבדיקה הזולה ביותר, והיא זו שתמנע הדפסה של שלוש שעות לפח.</w:t>
+      </w:r>
+    </w:p>
+    <w:tbl>
+      <w:tblPr>
+        <w:bidiVisual/>
+        <w:tblW w:type="dxa" w:w="9026"/>
+        <w:tblBorders>
+          <w:top w:val="single" w:color="auto" w:sz="4"/>
+          <w:left w:val="single" w:color="auto" w:sz="4"/>
+          <w:bottom w:val="single" w:color="auto" w:sz="4"/>
+          <w:right w:val="single" w:color="auto" w:sz="4"/>
+          <w:insideH w:val="single" w:color="auto" w:sz="4"/>
+          <w:insideV w:val="single" w:color="auto" w:sz="4"/>
+        </w:tblBorders>
+        <w:tblLayout w:type="fixed"/>
+      </w:tblPr>
+      <w:tblGrid>
+        <w:gridCol w:w="2258"/>
+        <w:gridCol w:w="2256"/>
+        <w:gridCol w:w="2256"/>
+        <w:gridCol w:w="2256"/>
+      </w:tblGrid>
+      <w:tr>
+        <w:tc>
+          <w:tcPr>
+            <w:tcW w:type="dxa" w:w="2258"/>
+            <w:shd w:fill="4E356F"/>
+          </w:tcPr>
+          <w:p>
+            <w:pPr>
+              <w:bidi/>
+              <w:jc w:val="left"/>
+            </w:pPr>
+            <w:r>
+              <w:rPr>
+                <w:b/>
+                <w:bCs/>
+                <w:i w:val="false"/>
+                <w:iCs w:val="false"/>
+                <w:color w:val="FFFFFF"/>
+                <w:rtl/>
+              </w:rPr>
+              <w:t xml:space="preserve">מה בדקתי</w:t>
+            </w:r>
+          </w:p>
+        </w:tc>
+        <w:tc>
+          <w:tcPr>
+            <w:tcW w:type="dxa" w:w="2256"/>
+            <w:shd w:fill="4E356F"/>
+          </w:tcPr>
+          <w:p>
+            <w:pPr>
+              <w:bidi/>
+              <w:jc w:val="left"/>
+            </w:pPr>
+            <w:r>
+              <w:rPr>
+                <w:b/>
+                <w:bCs/>
+                <w:i w:val="false"/>
+                <w:iCs w:val="false"/>
+                <w:color w:val="FFFFFF"/>
+                <w:rtl/>
+              </w:rPr>
+              <w:t xml:space="preserve">איך בדקתי</w:t>
+            </w:r>
+          </w:p>
+        </w:tc>
+        <w:tc>
+          <w:tcPr>
+            <w:tcW w:type="dxa" w:w="2256"/>
+            <w:shd w:fill="4E356F"/>
+          </w:tcPr>
+          <w:p>
+            <w:pPr>
+              <w:bidi/>
+              <w:jc w:val="left"/>
+            </w:pPr>
+            <w:r>
+              <w:rPr>
+                <w:b/>
+                <w:bCs/>
+                <w:i w:val="false"/>
+                <w:iCs w:val="false"/>
+                <w:color w:val="FFFFFF"/>
+                <w:rtl/>
+              </w:rPr>
+              <w:t xml:space="preserve">מה גיליתי</w:t>
+            </w:r>
+          </w:p>
+        </w:tc>
+        <w:tc>
+          <w:tcPr>
+            <w:tcW w:type="dxa" w:w="2256"/>
+            <w:shd w:fill="4E356F"/>
+          </w:tcPr>
+          <w:p>
+            <w:pPr>
+              <w:bidi/>
+              <w:jc w:val="left"/>
+            </w:pPr>
+            <w:r>
+              <w:rPr>
+                <w:b/>
+                <w:bCs/>
+                <w:i w:val="false"/>
+                <w:iCs w:val="false"/>
+                <w:color w:val="FFFFFF"/>
+                <w:rtl/>
+              </w:rPr>
+              <w:t xml:space="preserve">מה שיניתי במודל</w:t>
+            </w:r>
+          </w:p>
+        </w:tc>
+      </w:tr>
+      <w:tr>
+        <w:trPr>
+          <w:trHeight w:val="454" w:hRule="atLeast"/>
+        </w:trPr>
+        <w:tc>
+          <w:tcPr>
+            <w:tcW w:type="dxa" w:w="2258"/>
+            <w:shd w:fill="F1F3F6"/>
+          </w:tcPr>
+          <w:p>
+            <w:pPr>
+              <w:bidi/>
+              <w:jc w:val="left"/>
+            </w:pPr>
+            <w:r>
+              <w:rPr>
+                <w:b w:val="false"/>
+                <w:bCs w:val="false"/>
+                <w:i/>
+                <w:iCs/>
+                <w:color w:val="55606E"/>
+                <w:rtl/>
+              </w:rPr>
+              <w:t xml:space="preserve">דוגמה: שהמארגן נכנס והמגירה נסגרת</w:t>
+            </w:r>
+          </w:p>
+        </w:tc>
+        <w:tc>
+          <w:tcPr>
+            <w:tcW w:type="dxa" w:w="2256"/>
+            <w:shd w:fill="F1F3F6"/>
+          </w:tcPr>
+          <w:p>
+            <w:pPr>
+              <w:bidi/>
+              <w:jc w:val="left"/>
+            </w:pPr>
+            <w:r>
+              <w:rPr>
+                <w:b w:val="false"/>
+                <w:bCs w:val="false"/>
+                <w:i/>
+                <w:iCs/>
+                <w:color w:val="55606E"/>
+                <w:rtl/>
+              </w:rPr>
+              <w:t xml:space="preserve">גזרתי קרטון 358 על 418 מ"מ והנחתי במגירה</w:t>
+            </w:r>
+          </w:p>
+        </w:tc>
+        <w:tc>
+          <w:tcPr>
+            <w:tcW w:type="dxa" w:w="2256"/>
+            <w:shd w:fill="F1F3F6"/>
+          </w:tcPr>
+          <w:p>
+            <w:pPr>
+              <w:bidi/>
+              <w:jc w:val="left"/>
+            </w:pPr>
+            <w:r>
+              <w:rPr>
+                <w:b w:val="false"/>
+                <w:bCs w:val="false"/>
+                <w:i/>
+                <w:iCs/>
+                <w:color w:val="55606E"/>
+                <w:rtl/>
+              </w:rPr>
+              <w:t xml:space="preserve">נכנס, אבל המגירה נפתחת רק ב-80% ולא הגעתי לתא האחורי</w:t>
+            </w:r>
+          </w:p>
+        </w:tc>
+        <w:tc>
+          <w:tcPr>
+            <w:tcW w:type="dxa" w:w="2256"/>
+            <w:shd w:fill="F1F3F6"/>
+          </w:tcPr>
+          <w:p>
+            <w:pPr>
+              <w:bidi/>
+              <w:jc w:val="left"/>
+            </w:pPr>
+            <w:r>
+              <w:rPr>
+                <w:b w:val="false"/>
+                <w:bCs w:val="false"/>
+                <w:i/>
+                <w:iCs/>
+                <w:color w:val="55606E"/>
+                <w:rtl/>
+              </w:rPr>
+              <w:t xml:space="preserve">קיצרתי את העומק ל-330 מ"מ והוספתי חריץ לאצבע</w:t>
             </w:r>
           </w:p>
         </w:tc>
@@ -18173,7 +18515,7 @@
           <w:color w:val="17242D"/>
           <w:rtl/>
         </w:rPr>
-        <w:t xml:space="preserve">להגיע להצעה אחת למרחב אמיתי, כזו שכבר עמדה במבחן של סרט מדידה.</w:t>
+        <w:t xml:space="preserve">להגיע למודל תלת־ממדי אחד של משהו שאתם באמת רוצים, שכל מידה בו נגזרת ממשהו שמדדתם, ושכבר עמד במבחן של קרטון.</w:t>
       </w:r>
     </w:p>
     <w:p>
@@ -18206,7 +18548,7 @@
           <w:color w:val="17242D"/>
           <w:rtl/>
         </w:rPr>
-        <w:t xml:space="preserve">1. מדדו או הגדירו את הנתונים החשובים וסמנו אילו מהם הם רק הנחות (לדוגמה: פינת עבודה בבית, חדר ילדים, מרפסת, קיר במטבח).</w:t>
+        <w:t xml:space="preserve">1. מדדו חפץ או פינה אמיתיים, וסמנו לכל מספר מאיפה הוא (לדוגמה: מגירה, מדף, פינת כבלים, מדף בארון).</w:t>
       </w:r>
     </w:p>
     <w:p>
@@ -18221,7 +18563,7 @@
           <w:color w:val="17242D"/>
           <w:rtl/>
         </w:rPr>
-        <w:t xml:space="preserve">2. צרו הצעה אחת לסידור או לפרויקט.</w:t>
+        <w:t xml:space="preserve">2. תנו ל-AI לבנות מודל מהמידות שלכם — בכל מסלול שהתקנתם — ואז שאלו אותו אילו מידות הוא המציא.</w:t>
       </w:r>
     </w:p>
     <w:p>
@@ -18236,7 +18578,7 @@
           <w:color w:val="17242D"/>
           <w:rtl/>
         </w:rPr>
-        <w:t xml:space="preserve">3. בצעו בדיקת התאמה פשוטה ותעדו מה השתנה.</w:t>
+        <w:t xml:space="preserve">3. שנו פרמטר אחד אחרי שחזיתם מה יקרה, ובדקו את התוצאה בקרטון.</w:t>
       </w:r>
     </w:p>
     <w:p>
@@ -18377,7 +18719,7 @@
                 <w:color w:val="17242D"/>
                 <w:rtl/>
               </w:rPr>
-              <w:t xml:space="preserve">אספו את המדידות החשובות והציעו סידור אחד.</w:t>
+              <w:t xml:space="preserve">מדדו משהו אמיתי, קבלו מודל מה-AI, וכתבו אילו מידות הוא המציא ולא נתתם לו.</w:t>
             </w:r>
           </w:p>
         </w:tc>
@@ -18425,7 +18767,7 @@
                 <w:color w:val="17242D"/>
                 <w:rtl/>
               </w:rPr>
-              <w:t xml:space="preserve">בצעו בדיקת התאמה פיזית ועדכנו את ההצעה לפי מה שגיליתם (לדוגמה: המגירה לא נפתחת כי הרדיאטור בדרך).</w:t>
+              <w:t xml:space="preserve">שנו פרמטר אחד אחרי שכתבתם תחזית, ובדקו אם המודל התנהג כמו שציפיתם (לדוגמה: הגדלתי את מספר התאים וגיליתי שהדפנות אוכלות יותר מקום ממה שחשבתי).</w:t>
             </w:r>
           </w:p>
         </w:tc>
@@ -18473,7 +18815,7 @@
                 <w:color w:val="17242D"/>
                 <w:rtl/>
               </w:rPr>
-              <w:t xml:space="preserve">בנו אב-טיפוס של רכיב אחד מנייר, קרטון או סרט הדבקה, ותעדו את השיפור שנבע מזה.</w:t>
+              <w:t xml:space="preserve">גזרו קרטון לפי מידות המודל, בדקו במקום האמיתי, ותקנו את המודל לפי מה שגיליתם — ותעדו מה היה קורה אילו הדפסתם בלי לבדוק.</w:t>
             </w:r>
           </w:p>
         </w:tc>
@@ -18751,7 +19093,7 @@
           <w:color w:val="4E356F"/>
           <w:rtl/>
         </w:rPr>
-        <w:t xml:space="preserve">המדידות, למרחב האמיתי</w:t>
+        <w:t xml:space="preserve">המדידות, לחפץ האמיתי</w:t>
       </w:r>
     </w:p>
     <w:tbl>

--- a/site/assets/downloads/applied-ai-mastery-personal-journal-he.docx
+++ b/site/assets/downloads/applied-ai-mastery-personal-journal-he.docx
@@ -11039,7 +11039,7 @@
           <w:color w:val="4E356F"/>
           <w:rtl/>
         </w:rPr>
-        <w:t xml:space="preserve">5. מה נשבר</w:t>
+        <w:t xml:space="preserve">5. מה משתבש</w:t>
       </w:r>
     </w:p>
     <w:tbl>
@@ -11106,7 +11106,7 @@
                 <w:color w:val="FFFFFF"/>
                 <w:rtl/>
               </w:rPr>
-              <w:t xml:space="preserve">מה נשבר ראשון</w:t>
+              <w:t xml:space="preserve">מה משתבש ראשון</w:t>
             </w:r>
           </w:p>
         </w:tc>
@@ -13905,7 +13905,7 @@
           <w:color w:val="17242D"/>
           <w:rtl/>
         </w:rPr>
-        <w:t xml:space="preserve">הגרסה הראשונה כמעט תמיד עובדת על המקרה שחשבתם עליו ונשברת על השני. תעדו כל סבב: מה לא עבד, מה ביקשתם לשנות, ומה יצא.</w:t>
+        <w:t xml:space="preserve">הגרסה הראשונה כמעט תמיד עובדת על המקרה שחשבתם עליו ונכשלת על השני. תעדו כל סבב: מה לא עבד, מה ביקשתם לשנות, ומה יצא.</w:t>
       </w:r>
     </w:p>
     <w:tbl>

--- a/site/assets/downloads/applied-ai-mastery-personal-journal-he.docx
+++ b/site/assets/downloads/applied-ai-mastery-personal-journal-he.docx
@@ -20016,7 +20016,7 @@
           <w:color w:val="FFFFFF"/>
           <w:rtl/>
         </w:rPr>
-        <w:t xml:space="preserve">מפגש 6: לספר סיפור חזותי אמין</w:t>
+        <w:t xml:space="preserve">מפגש 6: מהנחיה למצגת</w:t>
       </w:r>
     </w:p>
     <w:p>
@@ -20031,7 +20031,7 @@
           <w:color w:val="17242D"/>
           <w:rtl/>
         </w:rPr>
-        <w:t xml:space="preserve">מתכננים סיפור חזותי קצר, שהצופים בו מבינים מה אמיתי, מה נבחר, מה נערך ומה נוצר במכונה.</w:t>
+        <w:t xml:space="preserve">יוצרים תמונה, מתקנים אותה, מנפישים אותה, יוצרים קליפ שני מטקסט בלבד, מקריאים אותו, ומרכיבים מצגת בשתי דרכים — ומסמנים כל פריט שנוצר לאורך הדרך.</w:t>
       </w:r>
     </w:p>
     <w:p>
@@ -20067,7 +20067,1373 @@
           <w:color w:val="4E356F"/>
           <w:rtl/>
         </w:rPr>
-        <w:t xml:space="preserve">1. קובעים את כללי הסיפור</w:t>
+        <w:t xml:space="preserve">1. תוכנית ההפקה</w:t>
+      </w:r>
+    </w:p>
+    <w:tbl>
+      <w:tblPr>
+        <w:bidiVisual/>
+        <w:tblW w:type="dxa" w:w="9026"/>
+        <w:tblBorders>
+          <w:top w:val="single" w:color="auto" w:sz="4"/>
+          <w:left w:val="single" w:color="auto" w:sz="4"/>
+          <w:bottom w:val="single" w:color="auto" w:sz="4"/>
+          <w:right w:val="single" w:color="auto" w:sz="4"/>
+          <w:insideH w:val="single" w:color="auto" w:sz="4"/>
+          <w:insideV w:val="single" w:color="auto" w:sz="4"/>
+        </w:tblBorders>
+        <w:tblLayout w:type="fixed"/>
+      </w:tblPr>
+      <w:tblGrid>
+        <w:gridCol w:w="2258"/>
+        <w:gridCol w:w="2256"/>
+        <w:gridCol w:w="2256"/>
+        <w:gridCol w:w="2256"/>
+      </w:tblGrid>
+      <w:tr>
+        <w:tc>
+          <w:tcPr>
+            <w:tcW w:type="dxa" w:w="2258"/>
+            <w:shd w:fill="4E356F"/>
+          </w:tcPr>
+          <w:p>
+            <w:pPr>
+              <w:bidi/>
+              <w:jc w:val="left"/>
+            </w:pPr>
+            <w:r>
+              <w:rPr>
+                <w:b/>
+                <w:bCs/>
+                <w:i w:val="false"/>
+                <w:iCs w:val="false"/>
+                <w:color w:val="FFFFFF"/>
+                <w:rtl/>
+              </w:rPr>
+              <w:t xml:space="preserve">הנושא</w:t>
+            </w:r>
+          </w:p>
+        </w:tc>
+        <w:tc>
+          <w:tcPr>
+            <w:tcW w:type="dxa" w:w="2256"/>
+            <w:shd w:fill="4E356F"/>
+          </w:tcPr>
+          <w:p>
+            <w:pPr>
+              <w:bidi/>
+              <w:jc w:val="left"/>
+            </w:pPr>
+            <w:r>
+              <w:rPr>
+                <w:b/>
+                <w:bCs/>
+                <w:i w:val="false"/>
+                <w:iCs w:val="false"/>
+                <w:color w:val="FFFFFF"/>
+                <w:rtl/>
+              </w:rPr>
+              <w:t xml:space="preserve">הקהל</w:t>
+            </w:r>
+          </w:p>
+        </w:tc>
+        <w:tc>
+          <w:tcPr>
+            <w:tcW w:type="dxa" w:w="2256"/>
+            <w:shd w:fill="4E356F"/>
+          </w:tcPr>
+          <w:p>
+            <w:pPr>
+              <w:bidi/>
+              <w:jc w:val="left"/>
+            </w:pPr>
+            <w:r>
+              <w:rPr>
+                <w:b/>
+                <w:bCs/>
+                <w:i w:val="false"/>
+                <w:iCs w:val="false"/>
+                <w:color w:val="FFFFFF"/>
+                <w:rtl/>
+              </w:rPr>
+              <w:t xml:space="preserve">מה היצירה צריכה לומר</w:t>
+            </w:r>
+          </w:p>
+        </w:tc>
+        <w:tc>
+          <w:tcPr>
+            <w:tcW w:type="dxa" w:w="2256"/>
+            <w:shd w:fill="4E356F"/>
+          </w:tcPr>
+          <w:p>
+            <w:pPr>
+              <w:bidi/>
+              <w:jc w:val="left"/>
+            </w:pPr>
+            <w:r>
+              <w:rPr>
+                <w:b/>
+                <w:bCs/>
+                <w:i w:val="false"/>
+                <w:iCs w:val="false"/>
+                <w:color w:val="FFFFFF"/>
+                <w:rtl/>
+              </w:rPr>
+              <w:t xml:space="preserve">הכלי בכל שלב</w:t>
+            </w:r>
+          </w:p>
+        </w:tc>
+      </w:tr>
+      <w:tr>
+        <w:trPr>
+          <w:trHeight w:val="454" w:hRule="atLeast"/>
+        </w:trPr>
+        <w:tc>
+          <w:tcPr>
+            <w:tcW w:type="dxa" w:w="2258"/>
+            <w:shd w:fill="F1F3F6"/>
+          </w:tcPr>
+          <w:p>
+            <w:pPr>
+              <w:bidi/>
+              <w:jc w:val="left"/>
+            </w:pPr>
+            <w:r>
+              <w:rPr>
+                <w:b w:val="false"/>
+                <w:bCs w:val="false"/>
+                <w:i/>
+                <w:iCs/>
+                <w:color w:val="55606E"/>
+                <w:rtl/>
+              </w:rPr>
+              <w:t xml:space="preserve">דוגמה: ההליכה שאני עושה כל בוקר</w:t>
+            </w:r>
+          </w:p>
+        </w:tc>
+        <w:tc>
+          <w:tcPr>
+            <w:tcW w:type="dxa" w:w="2256"/>
+            <w:shd w:fill="F1F3F6"/>
+          </w:tcPr>
+          <w:p>
+            <w:pPr>
+              <w:bidi/>
+              <w:jc w:val="left"/>
+            </w:pPr>
+            <w:r>
+              <w:rPr>
+                <w:b w:val="false"/>
+                <w:bCs w:val="false"/>
+                <w:i/>
+                <w:iCs/>
+                <w:color w:val="55606E"/>
+                <w:rtl/>
+              </w:rPr>
+              <w:t xml:space="preserve">המשפחה שלי</w:t>
+            </w:r>
+          </w:p>
+        </w:tc>
+        <w:tc>
+          <w:tcPr>
+            <w:tcW w:type="dxa" w:w="2256"/>
+            <w:shd w:fill="F1F3F6"/>
+          </w:tcPr>
+          <w:p>
+            <w:pPr>
+              <w:bidi/>
+              <w:jc w:val="left"/>
+            </w:pPr>
+            <w:r>
+              <w:rPr>
+                <w:b w:val="false"/>
+                <w:bCs w:val="false"/>
+                <w:i/>
+                <w:iCs/>
+                <w:color w:val="55606E"/>
+                <w:rtl/>
+              </w:rPr>
+              <w:t xml:space="preserve">שהמסלול הזה שווה יציאה מוקדמת</w:t>
+            </w:r>
+          </w:p>
+        </w:tc>
+        <w:tc>
+          <w:tcPr>
+            <w:tcW w:type="dxa" w:w="2256"/>
+            <w:shd w:fill="F1F3F6"/>
+          </w:tcPr>
+          <w:p>
+            <w:pPr>
+              <w:bidi/>
+              <w:jc w:val="left"/>
+            </w:pPr>
+            <w:r>
+              <w:rPr>
+                <w:b w:val="false"/>
+                <w:bCs w:val="false"/>
+                <w:i/>
+                <w:iCs/>
+                <w:color w:val="55606E"/>
+                <w:rtl/>
+              </w:rPr>
+              <w:t xml:space="preserve">Gemini לאורך כל הדרך; Claude למצגת</w:t>
+            </w:r>
+          </w:p>
+        </w:tc>
+      </w:tr>
+      <w:tr>
+        <w:trPr>
+          <w:trHeight w:val="454" w:hRule="atLeast"/>
+        </w:trPr>
+        <w:tc>
+          <w:tcPr>
+            <w:tcW w:type="dxa" w:w="2258"/>
+            <w:shd w:fill="FFFFFF"/>
+          </w:tcPr>
+          <w:p>
+            <w:pPr>
+              <w:bidi/>
+              <w:jc w:val="left"/>
+            </w:pPr>
+            <w:r>
+              <w:rPr>
+                <w:b w:val="false"/>
+                <w:bCs w:val="false"/>
+                <w:i w:val="false"/>
+                <w:iCs w:val="false"/>
+                <w:color w:val="17242D"/>
+                <w:rtl/>
+              </w:rPr>
+              <w:t xml:space="preserve"/>
+            </w:r>
+          </w:p>
+        </w:tc>
+        <w:tc>
+          <w:tcPr>
+            <w:tcW w:type="dxa" w:w="2256"/>
+            <w:shd w:fill="FFFFFF"/>
+          </w:tcPr>
+          <w:p>
+            <w:pPr>
+              <w:bidi/>
+              <w:jc w:val="left"/>
+            </w:pPr>
+            <w:r>
+              <w:rPr>
+                <w:b w:val="false"/>
+                <w:bCs w:val="false"/>
+                <w:i w:val="false"/>
+                <w:iCs w:val="false"/>
+                <w:color w:val="17242D"/>
+                <w:rtl/>
+              </w:rPr>
+              <w:t xml:space="preserve"/>
+            </w:r>
+          </w:p>
+        </w:tc>
+        <w:tc>
+          <w:tcPr>
+            <w:tcW w:type="dxa" w:w="2256"/>
+            <w:shd w:fill="FFFFFF"/>
+          </w:tcPr>
+          <w:p>
+            <w:pPr>
+              <w:bidi/>
+              <w:jc w:val="left"/>
+            </w:pPr>
+            <w:r>
+              <w:rPr>
+                <w:b w:val="false"/>
+                <w:bCs w:val="false"/>
+                <w:i w:val="false"/>
+                <w:iCs w:val="false"/>
+                <w:color w:val="17242D"/>
+                <w:rtl/>
+              </w:rPr>
+              <w:t xml:space="preserve"/>
+            </w:r>
+          </w:p>
+        </w:tc>
+        <w:tc>
+          <w:tcPr>
+            <w:tcW w:type="dxa" w:w="2256"/>
+            <w:shd w:fill="FFFFFF"/>
+          </w:tcPr>
+          <w:p>
+            <w:pPr>
+              <w:bidi/>
+              <w:jc w:val="left"/>
+            </w:pPr>
+            <w:r>
+              <w:rPr>
+                <w:b w:val="false"/>
+                <w:bCs w:val="false"/>
+                <w:i w:val="false"/>
+                <w:iCs w:val="false"/>
+                <w:color w:val="17242D"/>
+                <w:rtl/>
+              </w:rPr>
+              <w:t xml:space="preserve"/>
+            </w:r>
+          </w:p>
+        </w:tc>
+      </w:tr>
+    </w:tbl>
+    <w:p>
+      <w:pPr>
+        <w:pStyle w:val="Heading1"/>
+        <w:shd w:fill="F0EAFA"/>
+        <w:bidi/>
+        <w:spacing w:after="100" w:before="200"/>
+        <w:jc w:val="left"/>
+      </w:pPr>
+      <w:r>
+        <w:rPr>
+          <w:b/>
+          <w:bCs/>
+          <w:color w:val="4E356F"/>
+          <w:rtl/>
+        </w:rPr>
+        <w:t xml:space="preserve">2. יומן השלבים</w:t>
+      </w:r>
+    </w:p>
+    <w:tbl>
+      <w:tblPr>
+        <w:bidiVisual/>
+        <w:tblW w:type="dxa" w:w="9026"/>
+        <w:tblBorders>
+          <w:top w:val="single" w:color="auto" w:sz="4"/>
+          <w:left w:val="single" w:color="auto" w:sz="4"/>
+          <w:bottom w:val="single" w:color="auto" w:sz="4"/>
+          <w:right w:val="single" w:color="auto" w:sz="4"/>
+          <w:insideH w:val="single" w:color="auto" w:sz="4"/>
+          <w:insideV w:val="single" w:color="auto" w:sz="4"/>
+        </w:tblBorders>
+        <w:tblLayout w:type="fixed"/>
+      </w:tblPr>
+      <w:tblGrid>
+        <w:gridCol w:w="1506"/>
+        <w:gridCol w:w="1504"/>
+        <w:gridCol w:w="1504"/>
+        <w:gridCol w:w="1504"/>
+        <w:gridCol w:w="1504"/>
+        <w:gridCol w:w="1504"/>
+      </w:tblGrid>
+      <w:tr>
+        <w:tc>
+          <w:tcPr>
+            <w:tcW w:type="dxa" w:w="1506"/>
+            <w:shd w:fill="4E356F"/>
+          </w:tcPr>
+          <w:p>
+            <w:pPr>
+              <w:bidi/>
+              <w:jc w:val="left"/>
+            </w:pPr>
+            <w:r>
+              <w:rPr>
+                <w:b/>
+                <w:bCs/>
+                <w:i w:val="false"/>
+                <w:iCs w:val="false"/>
+                <w:color w:val="FFFFFF"/>
+                <w:rtl/>
+              </w:rPr>
+              <w:t xml:space="preserve">השלב</w:t>
+            </w:r>
+          </w:p>
+        </w:tc>
+        <w:tc>
+          <w:tcPr>
+            <w:tcW w:type="dxa" w:w="1504"/>
+            <w:shd w:fill="4E356F"/>
+          </w:tcPr>
+          <w:p>
+            <w:pPr>
+              <w:bidi/>
+              <w:jc w:val="left"/>
+            </w:pPr>
+            <w:r>
+              <w:rPr>
+                <w:b/>
+                <w:bCs/>
+                <w:i w:val="false"/>
+                <w:iCs w:val="false"/>
+                <w:color w:val="FFFFFF"/>
+                <w:rtl/>
+              </w:rPr>
+              <w:t xml:space="preserve">הכלי</w:t>
+            </w:r>
+          </w:p>
+        </w:tc>
+        <w:tc>
+          <w:tcPr>
+            <w:tcW w:type="dxa" w:w="1504"/>
+            <w:shd w:fill="4E356F"/>
+          </w:tcPr>
+          <w:p>
+            <w:pPr>
+              <w:bidi/>
+              <w:jc w:val="left"/>
+            </w:pPr>
+            <w:r>
+              <w:rPr>
+                <w:b/>
+                <w:bCs/>
+                <w:i w:val="false"/>
+                <w:iCs w:val="false"/>
+                <w:color w:val="FFFFFF"/>
+                <w:rtl/>
+              </w:rPr>
+              <w:t xml:space="preserve">ההנחיה או ההגדרה</w:t>
+            </w:r>
+          </w:p>
+        </w:tc>
+        <w:tc>
+          <w:tcPr>
+            <w:tcW w:type="dxa" w:w="1504"/>
+            <w:shd w:fill="4E356F"/>
+          </w:tcPr>
+          <w:p>
+            <w:pPr>
+              <w:bidi/>
+              <w:jc w:val="left"/>
+            </w:pPr>
+            <w:r>
+              <w:rPr>
+                <w:b/>
+                <w:bCs/>
+                <w:i w:val="false"/>
+                <w:iCs w:val="false"/>
+                <w:color w:val="FFFFFF"/>
+                <w:rtl/>
+              </w:rPr>
+              <w:t xml:space="preserve">מה חזר</w:t>
+            </w:r>
+          </w:p>
+        </w:tc>
+        <w:tc>
+          <w:tcPr>
+            <w:tcW w:type="dxa" w:w="1504"/>
+            <w:shd w:fill="4E356F"/>
+          </w:tcPr>
+          <w:p>
+            <w:pPr>
+              <w:bidi/>
+              <w:jc w:val="left"/>
+            </w:pPr>
+            <w:r>
+              <w:rPr>
+                <w:b/>
+                <w:bCs/>
+                <w:i w:val="false"/>
+                <w:iCs w:val="false"/>
+                <w:color w:val="FFFFFF"/>
+                <w:rtl/>
+              </w:rPr>
+              <w:t xml:space="preserve">מה תיקנתי</w:t>
+            </w:r>
+          </w:p>
+        </w:tc>
+        <w:tc>
+          <w:tcPr>
+            <w:tcW w:type="dxa" w:w="1504"/>
+            <w:shd w:fill="4E356F"/>
+          </w:tcPr>
+          <w:p>
+            <w:pPr>
+              <w:bidi/>
+              <w:jc w:val="left"/>
+            </w:pPr>
+            <w:r>
+              <w:rPr>
+                <w:b/>
+                <w:bCs/>
+                <w:i w:val="false"/>
+                <w:iCs w:val="false"/>
+                <w:color w:val="FFFFFF"/>
+                <w:rtl/>
+              </w:rPr>
+              <w:t xml:space="preserve">מסומן?</w:t>
+            </w:r>
+          </w:p>
+        </w:tc>
+      </w:tr>
+      <w:tr>
+        <w:trPr>
+          <w:trHeight w:val="454" w:hRule="atLeast"/>
+        </w:trPr>
+        <w:tc>
+          <w:tcPr>
+            <w:tcW w:type="dxa" w:w="1506"/>
+            <w:shd w:fill="FFFFFF"/>
+          </w:tcPr>
+          <w:p>
+            <w:pPr>
+              <w:bidi/>
+              <w:jc w:val="left"/>
+            </w:pPr>
+            <w:r>
+              <w:rPr>
+                <w:b w:val="false"/>
+                <w:bCs w:val="false"/>
+                <w:i w:val="false"/>
+                <w:iCs w:val="false"/>
+                <w:color w:val="17242D"/>
+                <w:rtl/>
+              </w:rPr>
+              <w:t xml:space="preserve">1 יצירה</w:t>
+            </w:r>
+          </w:p>
+        </w:tc>
+        <w:tc>
+          <w:tcPr>
+            <w:tcW w:type="dxa" w:w="1504"/>
+            <w:shd w:fill="FFFFFF"/>
+          </w:tcPr>
+          <w:p>
+            <w:pPr>
+              <w:bidi/>
+              <w:jc w:val="left"/>
+            </w:pPr>
+            <w:r>
+              <w:rPr>
+                <w:b w:val="false"/>
+                <w:bCs w:val="false"/>
+                <w:i w:val="false"/>
+                <w:iCs w:val="false"/>
+                <w:color w:val="17242D"/>
+                <w:rtl/>
+              </w:rPr>
+              <w:t xml:space="preserve"/>
+            </w:r>
+          </w:p>
+        </w:tc>
+        <w:tc>
+          <w:tcPr>
+            <w:tcW w:type="dxa" w:w="1504"/>
+            <w:shd w:fill="FFFFFF"/>
+          </w:tcPr>
+          <w:p>
+            <w:pPr>
+              <w:bidi/>
+              <w:jc w:val="left"/>
+            </w:pPr>
+            <w:r>
+              <w:rPr>
+                <w:b w:val="false"/>
+                <w:bCs w:val="false"/>
+                <w:i w:val="false"/>
+                <w:iCs w:val="false"/>
+                <w:color w:val="17242D"/>
+                <w:rtl/>
+              </w:rPr>
+              <w:t xml:space="preserve"/>
+            </w:r>
+          </w:p>
+        </w:tc>
+        <w:tc>
+          <w:tcPr>
+            <w:tcW w:type="dxa" w:w="1504"/>
+            <w:shd w:fill="FFFFFF"/>
+          </w:tcPr>
+          <w:p>
+            <w:pPr>
+              <w:bidi/>
+              <w:jc w:val="left"/>
+            </w:pPr>
+            <w:r>
+              <w:rPr>
+                <w:b w:val="false"/>
+                <w:bCs w:val="false"/>
+                <w:i w:val="false"/>
+                <w:iCs w:val="false"/>
+                <w:color w:val="17242D"/>
+                <w:rtl/>
+              </w:rPr>
+              <w:t xml:space="preserve"/>
+            </w:r>
+          </w:p>
+        </w:tc>
+        <w:tc>
+          <w:tcPr>
+            <w:tcW w:type="dxa" w:w="1504"/>
+            <w:shd w:fill="FFFFFF"/>
+          </w:tcPr>
+          <w:p>
+            <w:pPr>
+              <w:bidi/>
+              <w:jc w:val="left"/>
+            </w:pPr>
+            <w:r>
+              <w:rPr>
+                <w:b w:val="false"/>
+                <w:bCs w:val="false"/>
+                <w:i w:val="false"/>
+                <w:iCs w:val="false"/>
+                <w:color w:val="17242D"/>
+                <w:rtl/>
+              </w:rPr>
+              <w:t xml:space="preserve"/>
+            </w:r>
+          </w:p>
+        </w:tc>
+        <w:tc>
+          <w:tcPr>
+            <w:tcW w:type="dxa" w:w="1504"/>
+            <w:shd w:fill="FFFFFF"/>
+          </w:tcPr>
+          <w:p>
+            <w:pPr>
+              <w:bidi/>
+              <w:jc w:val="left"/>
+            </w:pPr>
+            <w:r>
+              <w:rPr>
+                <w:b w:val="false"/>
+                <w:bCs w:val="false"/>
+                <w:i w:val="false"/>
+                <w:iCs w:val="false"/>
+                <w:color w:val="17242D"/>
+                <w:rtl/>
+              </w:rPr>
+              <w:t xml:space="preserve"/>
+            </w:r>
+          </w:p>
+        </w:tc>
+      </w:tr>
+      <w:tr>
+        <w:trPr>
+          <w:trHeight w:val="454" w:hRule="atLeast"/>
+        </w:trPr>
+        <w:tc>
+          <w:tcPr>
+            <w:tcW w:type="dxa" w:w="1506"/>
+            <w:shd w:fill="FFFFFF"/>
+          </w:tcPr>
+          <w:p>
+            <w:pPr>
+              <w:bidi/>
+              <w:jc w:val="left"/>
+            </w:pPr>
+            <w:r>
+              <w:rPr>
+                <w:b w:val="false"/>
+                <w:bCs w:val="false"/>
+                <w:i w:val="false"/>
+                <w:iCs w:val="false"/>
+                <w:color w:val="17242D"/>
+                <w:rtl/>
+              </w:rPr>
+              <w:t xml:space="preserve">2 תיקון</w:t>
+            </w:r>
+          </w:p>
+        </w:tc>
+        <w:tc>
+          <w:tcPr>
+            <w:tcW w:type="dxa" w:w="1504"/>
+            <w:shd w:fill="FFFFFF"/>
+          </w:tcPr>
+          <w:p>
+            <w:pPr>
+              <w:bidi/>
+              <w:jc w:val="left"/>
+            </w:pPr>
+            <w:r>
+              <w:rPr>
+                <w:b w:val="false"/>
+                <w:bCs w:val="false"/>
+                <w:i w:val="false"/>
+                <w:iCs w:val="false"/>
+                <w:color w:val="17242D"/>
+                <w:rtl/>
+              </w:rPr>
+              <w:t xml:space="preserve"/>
+            </w:r>
+          </w:p>
+        </w:tc>
+        <w:tc>
+          <w:tcPr>
+            <w:tcW w:type="dxa" w:w="1504"/>
+            <w:shd w:fill="FFFFFF"/>
+          </w:tcPr>
+          <w:p>
+            <w:pPr>
+              <w:bidi/>
+              <w:jc w:val="left"/>
+            </w:pPr>
+            <w:r>
+              <w:rPr>
+                <w:b w:val="false"/>
+                <w:bCs w:val="false"/>
+                <w:i w:val="false"/>
+                <w:iCs w:val="false"/>
+                <w:color w:val="17242D"/>
+                <w:rtl/>
+              </w:rPr>
+              <w:t xml:space="preserve"/>
+            </w:r>
+          </w:p>
+        </w:tc>
+        <w:tc>
+          <w:tcPr>
+            <w:tcW w:type="dxa" w:w="1504"/>
+            <w:shd w:fill="FFFFFF"/>
+          </w:tcPr>
+          <w:p>
+            <w:pPr>
+              <w:bidi/>
+              <w:jc w:val="left"/>
+            </w:pPr>
+            <w:r>
+              <w:rPr>
+                <w:b w:val="false"/>
+                <w:bCs w:val="false"/>
+                <w:i w:val="false"/>
+                <w:iCs w:val="false"/>
+                <w:color w:val="17242D"/>
+                <w:rtl/>
+              </w:rPr>
+              <w:t xml:space="preserve"/>
+            </w:r>
+          </w:p>
+        </w:tc>
+        <w:tc>
+          <w:tcPr>
+            <w:tcW w:type="dxa" w:w="1504"/>
+            <w:shd w:fill="FFFFFF"/>
+          </w:tcPr>
+          <w:p>
+            <w:pPr>
+              <w:bidi/>
+              <w:jc w:val="left"/>
+            </w:pPr>
+            <w:r>
+              <w:rPr>
+                <w:b w:val="false"/>
+                <w:bCs w:val="false"/>
+                <w:i w:val="false"/>
+                <w:iCs w:val="false"/>
+                <w:color w:val="17242D"/>
+                <w:rtl/>
+              </w:rPr>
+              <w:t xml:space="preserve"/>
+            </w:r>
+          </w:p>
+        </w:tc>
+        <w:tc>
+          <w:tcPr>
+            <w:tcW w:type="dxa" w:w="1504"/>
+            <w:shd w:fill="FFFFFF"/>
+          </w:tcPr>
+          <w:p>
+            <w:pPr>
+              <w:bidi/>
+              <w:jc w:val="left"/>
+            </w:pPr>
+            <w:r>
+              <w:rPr>
+                <w:b w:val="false"/>
+                <w:bCs w:val="false"/>
+                <w:i w:val="false"/>
+                <w:iCs w:val="false"/>
+                <w:color w:val="17242D"/>
+                <w:rtl/>
+              </w:rPr>
+              <w:t xml:space="preserve"/>
+            </w:r>
+          </w:p>
+        </w:tc>
+      </w:tr>
+      <w:tr>
+        <w:trPr>
+          <w:trHeight w:val="454" w:hRule="atLeast"/>
+        </w:trPr>
+        <w:tc>
+          <w:tcPr>
+            <w:tcW w:type="dxa" w:w="1506"/>
+            <w:shd w:fill="FFFFFF"/>
+          </w:tcPr>
+          <w:p>
+            <w:pPr>
+              <w:bidi/>
+              <w:jc w:val="left"/>
+            </w:pPr>
+            <w:r>
+              <w:rPr>
+                <w:b w:val="false"/>
+                <w:bCs w:val="false"/>
+                <w:i w:val="false"/>
+                <w:iCs w:val="false"/>
+                <w:color w:val="17242D"/>
+                <w:rtl/>
+              </w:rPr>
+              <w:t xml:space="preserve">3 הנפשה</w:t>
+            </w:r>
+          </w:p>
+        </w:tc>
+        <w:tc>
+          <w:tcPr>
+            <w:tcW w:type="dxa" w:w="1504"/>
+            <w:shd w:fill="FFFFFF"/>
+          </w:tcPr>
+          <w:p>
+            <w:pPr>
+              <w:bidi/>
+              <w:jc w:val="left"/>
+            </w:pPr>
+            <w:r>
+              <w:rPr>
+                <w:b w:val="false"/>
+                <w:bCs w:val="false"/>
+                <w:i w:val="false"/>
+                <w:iCs w:val="false"/>
+                <w:color w:val="17242D"/>
+                <w:rtl/>
+              </w:rPr>
+              <w:t xml:space="preserve"/>
+            </w:r>
+          </w:p>
+        </w:tc>
+        <w:tc>
+          <w:tcPr>
+            <w:tcW w:type="dxa" w:w="1504"/>
+            <w:shd w:fill="FFFFFF"/>
+          </w:tcPr>
+          <w:p>
+            <w:pPr>
+              <w:bidi/>
+              <w:jc w:val="left"/>
+            </w:pPr>
+            <w:r>
+              <w:rPr>
+                <w:b w:val="false"/>
+                <w:bCs w:val="false"/>
+                <w:i w:val="false"/>
+                <w:iCs w:val="false"/>
+                <w:color w:val="17242D"/>
+                <w:rtl/>
+              </w:rPr>
+              <w:t xml:space="preserve"/>
+            </w:r>
+          </w:p>
+        </w:tc>
+        <w:tc>
+          <w:tcPr>
+            <w:tcW w:type="dxa" w:w="1504"/>
+            <w:shd w:fill="FFFFFF"/>
+          </w:tcPr>
+          <w:p>
+            <w:pPr>
+              <w:bidi/>
+              <w:jc w:val="left"/>
+            </w:pPr>
+            <w:r>
+              <w:rPr>
+                <w:b w:val="false"/>
+                <w:bCs w:val="false"/>
+                <w:i w:val="false"/>
+                <w:iCs w:val="false"/>
+                <w:color w:val="17242D"/>
+                <w:rtl/>
+              </w:rPr>
+              <w:t xml:space="preserve"/>
+            </w:r>
+          </w:p>
+        </w:tc>
+        <w:tc>
+          <w:tcPr>
+            <w:tcW w:type="dxa" w:w="1504"/>
+            <w:shd w:fill="FFFFFF"/>
+          </w:tcPr>
+          <w:p>
+            <w:pPr>
+              <w:bidi/>
+              <w:jc w:val="left"/>
+            </w:pPr>
+            <w:r>
+              <w:rPr>
+                <w:b w:val="false"/>
+                <w:bCs w:val="false"/>
+                <w:i w:val="false"/>
+                <w:iCs w:val="false"/>
+                <w:color w:val="17242D"/>
+                <w:rtl/>
+              </w:rPr>
+              <w:t xml:space="preserve"/>
+            </w:r>
+          </w:p>
+        </w:tc>
+        <w:tc>
+          <w:tcPr>
+            <w:tcW w:type="dxa" w:w="1504"/>
+            <w:shd w:fill="FFFFFF"/>
+          </w:tcPr>
+          <w:p>
+            <w:pPr>
+              <w:bidi/>
+              <w:jc w:val="left"/>
+            </w:pPr>
+            <w:r>
+              <w:rPr>
+                <w:b w:val="false"/>
+                <w:bCs w:val="false"/>
+                <w:i w:val="false"/>
+                <w:iCs w:val="false"/>
+                <w:color w:val="17242D"/>
+                <w:rtl/>
+              </w:rPr>
+              <w:t xml:space="preserve"/>
+            </w:r>
+          </w:p>
+        </w:tc>
+      </w:tr>
+      <w:tr>
+        <w:trPr>
+          <w:trHeight w:val="454" w:hRule="atLeast"/>
+        </w:trPr>
+        <w:tc>
+          <w:tcPr>
+            <w:tcW w:type="dxa" w:w="1506"/>
+            <w:shd w:fill="FFFFFF"/>
+          </w:tcPr>
+          <w:p>
+            <w:pPr>
+              <w:bidi/>
+              <w:jc w:val="left"/>
+            </w:pPr>
+            <w:r>
+              <w:rPr>
+                <w:b w:val="false"/>
+                <w:bCs w:val="false"/>
+                <w:i w:val="false"/>
+                <w:iCs w:val="false"/>
+                <w:color w:val="17242D"/>
+                <w:rtl/>
+              </w:rPr>
+              <w:t xml:space="preserve">4 וידאו</w:t>
+            </w:r>
+          </w:p>
+        </w:tc>
+        <w:tc>
+          <w:tcPr>
+            <w:tcW w:type="dxa" w:w="1504"/>
+            <w:shd w:fill="FFFFFF"/>
+          </w:tcPr>
+          <w:p>
+            <w:pPr>
+              <w:bidi/>
+              <w:jc w:val="left"/>
+            </w:pPr>
+            <w:r>
+              <w:rPr>
+                <w:b w:val="false"/>
+                <w:bCs w:val="false"/>
+                <w:i w:val="false"/>
+                <w:iCs w:val="false"/>
+                <w:color w:val="17242D"/>
+                <w:rtl/>
+              </w:rPr>
+              <w:t xml:space="preserve"/>
+            </w:r>
+          </w:p>
+        </w:tc>
+        <w:tc>
+          <w:tcPr>
+            <w:tcW w:type="dxa" w:w="1504"/>
+            <w:shd w:fill="FFFFFF"/>
+          </w:tcPr>
+          <w:p>
+            <w:pPr>
+              <w:bidi/>
+              <w:jc w:val="left"/>
+            </w:pPr>
+            <w:r>
+              <w:rPr>
+                <w:b w:val="false"/>
+                <w:bCs w:val="false"/>
+                <w:i w:val="false"/>
+                <w:iCs w:val="false"/>
+                <w:color w:val="17242D"/>
+                <w:rtl/>
+              </w:rPr>
+              <w:t xml:space="preserve"/>
+            </w:r>
+          </w:p>
+        </w:tc>
+        <w:tc>
+          <w:tcPr>
+            <w:tcW w:type="dxa" w:w="1504"/>
+            <w:shd w:fill="FFFFFF"/>
+          </w:tcPr>
+          <w:p>
+            <w:pPr>
+              <w:bidi/>
+              <w:jc w:val="left"/>
+            </w:pPr>
+            <w:r>
+              <w:rPr>
+                <w:b w:val="false"/>
+                <w:bCs w:val="false"/>
+                <w:i w:val="false"/>
+                <w:iCs w:val="false"/>
+                <w:color w:val="17242D"/>
+                <w:rtl/>
+              </w:rPr>
+              <w:t xml:space="preserve"/>
+            </w:r>
+          </w:p>
+        </w:tc>
+        <w:tc>
+          <w:tcPr>
+            <w:tcW w:type="dxa" w:w="1504"/>
+            <w:shd w:fill="FFFFFF"/>
+          </w:tcPr>
+          <w:p>
+            <w:pPr>
+              <w:bidi/>
+              <w:jc w:val="left"/>
+            </w:pPr>
+            <w:r>
+              <w:rPr>
+                <w:b w:val="false"/>
+                <w:bCs w:val="false"/>
+                <w:i w:val="false"/>
+                <w:iCs w:val="false"/>
+                <w:color w:val="17242D"/>
+                <w:rtl/>
+              </w:rPr>
+              <w:t xml:space="preserve"/>
+            </w:r>
+          </w:p>
+        </w:tc>
+        <w:tc>
+          <w:tcPr>
+            <w:tcW w:type="dxa" w:w="1504"/>
+            <w:shd w:fill="FFFFFF"/>
+          </w:tcPr>
+          <w:p>
+            <w:pPr>
+              <w:bidi/>
+              <w:jc w:val="left"/>
+            </w:pPr>
+            <w:r>
+              <w:rPr>
+                <w:b w:val="false"/>
+                <w:bCs w:val="false"/>
+                <w:i w:val="false"/>
+                <w:iCs w:val="false"/>
+                <w:color w:val="17242D"/>
+                <w:rtl/>
+              </w:rPr>
+              <w:t xml:space="preserve"/>
+            </w:r>
+          </w:p>
+        </w:tc>
+      </w:tr>
+      <w:tr>
+        <w:trPr>
+          <w:trHeight w:val="454" w:hRule="atLeast"/>
+        </w:trPr>
+        <w:tc>
+          <w:tcPr>
+            <w:tcW w:type="dxa" w:w="1506"/>
+            <w:shd w:fill="FFFFFF"/>
+          </w:tcPr>
+          <w:p>
+            <w:pPr>
+              <w:bidi/>
+              <w:jc w:val="left"/>
+            </w:pPr>
+            <w:r>
+              <w:rPr>
+                <w:b w:val="false"/>
+                <w:bCs w:val="false"/>
+                <w:i w:val="false"/>
+                <w:iCs w:val="false"/>
+                <w:color w:val="17242D"/>
+                <w:rtl/>
+              </w:rPr>
+              <w:t xml:space="preserve">5 הקראה</w:t>
+            </w:r>
+          </w:p>
+        </w:tc>
+        <w:tc>
+          <w:tcPr>
+            <w:tcW w:type="dxa" w:w="1504"/>
+            <w:shd w:fill="FFFFFF"/>
+          </w:tcPr>
+          <w:p>
+            <w:pPr>
+              <w:bidi/>
+              <w:jc w:val="left"/>
+            </w:pPr>
+            <w:r>
+              <w:rPr>
+                <w:b w:val="false"/>
+                <w:bCs w:val="false"/>
+                <w:i w:val="false"/>
+                <w:iCs w:val="false"/>
+                <w:color w:val="17242D"/>
+                <w:rtl/>
+              </w:rPr>
+              <w:t xml:space="preserve"/>
+            </w:r>
+          </w:p>
+        </w:tc>
+        <w:tc>
+          <w:tcPr>
+            <w:tcW w:type="dxa" w:w="1504"/>
+            <w:shd w:fill="FFFFFF"/>
+          </w:tcPr>
+          <w:p>
+            <w:pPr>
+              <w:bidi/>
+              <w:jc w:val="left"/>
+            </w:pPr>
+            <w:r>
+              <w:rPr>
+                <w:b w:val="false"/>
+                <w:bCs w:val="false"/>
+                <w:i w:val="false"/>
+                <w:iCs w:val="false"/>
+                <w:color w:val="17242D"/>
+                <w:rtl/>
+              </w:rPr>
+              <w:t xml:space="preserve"/>
+            </w:r>
+          </w:p>
+        </w:tc>
+        <w:tc>
+          <w:tcPr>
+            <w:tcW w:type="dxa" w:w="1504"/>
+            <w:shd w:fill="FFFFFF"/>
+          </w:tcPr>
+          <w:p>
+            <w:pPr>
+              <w:bidi/>
+              <w:jc w:val="left"/>
+            </w:pPr>
+            <w:r>
+              <w:rPr>
+                <w:b w:val="false"/>
+                <w:bCs w:val="false"/>
+                <w:i w:val="false"/>
+                <w:iCs w:val="false"/>
+                <w:color w:val="17242D"/>
+                <w:rtl/>
+              </w:rPr>
+              <w:t xml:space="preserve"/>
+            </w:r>
+          </w:p>
+        </w:tc>
+        <w:tc>
+          <w:tcPr>
+            <w:tcW w:type="dxa" w:w="1504"/>
+            <w:shd w:fill="FFFFFF"/>
+          </w:tcPr>
+          <w:p>
+            <w:pPr>
+              <w:bidi/>
+              <w:jc w:val="left"/>
+            </w:pPr>
+            <w:r>
+              <w:rPr>
+                <w:b w:val="false"/>
+                <w:bCs w:val="false"/>
+                <w:i w:val="false"/>
+                <w:iCs w:val="false"/>
+                <w:color w:val="17242D"/>
+                <w:rtl/>
+              </w:rPr>
+              <w:t xml:space="preserve"/>
+            </w:r>
+          </w:p>
+        </w:tc>
+        <w:tc>
+          <w:tcPr>
+            <w:tcW w:type="dxa" w:w="1504"/>
+            <w:shd w:fill="FFFFFF"/>
+          </w:tcPr>
+          <w:p>
+            <w:pPr>
+              <w:bidi/>
+              <w:jc w:val="left"/>
+            </w:pPr>
+            <w:r>
+              <w:rPr>
+                <w:b w:val="false"/>
+                <w:bCs w:val="false"/>
+                <w:i w:val="false"/>
+                <w:iCs w:val="false"/>
+                <w:color w:val="17242D"/>
+                <w:rtl/>
+              </w:rPr>
+              <w:t xml:space="preserve"/>
+            </w:r>
+          </w:p>
+        </w:tc>
+      </w:tr>
+      <w:tr>
+        <w:trPr>
+          <w:trHeight w:val="454" w:hRule="atLeast"/>
+        </w:trPr>
+        <w:tc>
+          <w:tcPr>
+            <w:tcW w:type="dxa" w:w="1506"/>
+            <w:shd w:fill="FFFFFF"/>
+          </w:tcPr>
+          <w:p>
+            <w:pPr>
+              <w:bidi/>
+              <w:jc w:val="left"/>
+            </w:pPr>
+            <w:r>
+              <w:rPr>
+                <w:b w:val="false"/>
+                <w:bCs w:val="false"/>
+                <w:i w:val="false"/>
+                <w:iCs w:val="false"/>
+                <w:color w:val="17242D"/>
+                <w:rtl/>
+              </w:rPr>
+              <w:t xml:space="preserve">6 הרכבה</w:t>
+            </w:r>
+          </w:p>
+        </w:tc>
+        <w:tc>
+          <w:tcPr>
+            <w:tcW w:type="dxa" w:w="1504"/>
+            <w:shd w:fill="FFFFFF"/>
+          </w:tcPr>
+          <w:p>
+            <w:pPr>
+              <w:bidi/>
+              <w:jc w:val="left"/>
+            </w:pPr>
+            <w:r>
+              <w:rPr>
+                <w:b w:val="false"/>
+                <w:bCs w:val="false"/>
+                <w:i w:val="false"/>
+                <w:iCs w:val="false"/>
+                <w:color w:val="17242D"/>
+                <w:rtl/>
+              </w:rPr>
+              <w:t xml:space="preserve"/>
+            </w:r>
+          </w:p>
+        </w:tc>
+        <w:tc>
+          <w:tcPr>
+            <w:tcW w:type="dxa" w:w="1504"/>
+            <w:shd w:fill="FFFFFF"/>
+          </w:tcPr>
+          <w:p>
+            <w:pPr>
+              <w:bidi/>
+              <w:jc w:val="left"/>
+            </w:pPr>
+            <w:r>
+              <w:rPr>
+                <w:b w:val="false"/>
+                <w:bCs w:val="false"/>
+                <w:i w:val="false"/>
+                <w:iCs w:val="false"/>
+                <w:color w:val="17242D"/>
+                <w:rtl/>
+              </w:rPr>
+              <w:t xml:space="preserve"/>
+            </w:r>
+          </w:p>
+        </w:tc>
+        <w:tc>
+          <w:tcPr>
+            <w:tcW w:type="dxa" w:w="1504"/>
+            <w:shd w:fill="FFFFFF"/>
+          </w:tcPr>
+          <w:p>
+            <w:pPr>
+              <w:bidi/>
+              <w:jc w:val="left"/>
+            </w:pPr>
+            <w:r>
+              <w:rPr>
+                <w:b w:val="false"/>
+                <w:bCs w:val="false"/>
+                <w:i w:val="false"/>
+                <w:iCs w:val="false"/>
+                <w:color w:val="17242D"/>
+                <w:rtl/>
+              </w:rPr>
+              <w:t xml:space="preserve"/>
+            </w:r>
+          </w:p>
+        </w:tc>
+        <w:tc>
+          <w:tcPr>
+            <w:tcW w:type="dxa" w:w="1504"/>
+            <w:shd w:fill="FFFFFF"/>
+          </w:tcPr>
+          <w:p>
+            <w:pPr>
+              <w:bidi/>
+              <w:jc w:val="left"/>
+            </w:pPr>
+            <w:r>
+              <w:rPr>
+                <w:b w:val="false"/>
+                <w:bCs w:val="false"/>
+                <w:i w:val="false"/>
+                <w:iCs w:val="false"/>
+                <w:color w:val="17242D"/>
+                <w:rtl/>
+              </w:rPr>
+              <w:t xml:space="preserve"/>
+            </w:r>
+          </w:p>
+        </w:tc>
+        <w:tc>
+          <w:tcPr>
+            <w:tcW w:type="dxa" w:w="1504"/>
+            <w:shd w:fill="FFFFFF"/>
+          </w:tcPr>
+          <w:p>
+            <w:pPr>
+              <w:bidi/>
+              <w:jc w:val="left"/>
+            </w:pPr>
+            <w:r>
+              <w:rPr>
+                <w:b w:val="false"/>
+                <w:bCs w:val="false"/>
+                <w:i w:val="false"/>
+                <w:iCs w:val="false"/>
+                <w:color w:val="17242D"/>
+                <w:rtl/>
+              </w:rPr>
+              <w:t xml:space="preserve"/>
+            </w:r>
+          </w:p>
+        </w:tc>
+      </w:tr>
+    </w:tbl>
+    <w:p>
+      <w:pPr>
+        <w:pStyle w:val="Heading1"/>
+        <w:shd w:fill="F0EAFA"/>
+        <w:bidi/>
+        <w:spacing w:after="100" w:before="200"/>
+        <w:jc w:val="left"/>
+      </w:pPr>
+      <w:r>
+        <w:rPr>
+          <w:b/>
+          <w:bCs/>
+          <w:color w:val="4E356F"/>
+          <w:rtl/>
+        </w:rPr>
+        <w:t xml:space="preserve">3. חוות דעת על הכלים</w:t>
       </w:r>
     </w:p>
     <w:tbl>
@@ -20111,7 +21477,7 @@
                 <w:color w:val="FFFFFF"/>
                 <w:rtl/>
               </w:rPr>
-              <w:t xml:space="preserve">המטרה והקהל</w:t>
+              <w:t xml:space="preserve">הכלי</w:t>
             </w:r>
           </w:p>
         </w:tc>
@@ -20134,7 +21500,7 @@
                 <w:color w:val="FFFFFF"/>
                 <w:rtl/>
               </w:rPr>
-              <w:t xml:space="preserve">המסר המרכזי</w:t>
+              <w:t xml:space="preserve">נתקלתי במגבלה חינמית?</w:t>
             </w:r>
           </w:p>
         </w:tc>
@@ -20157,7 +21523,7 @@
                 <w:color w:val="FFFFFF"/>
                 <w:rtl/>
               </w:rPr>
-              <w:t xml:space="preserve">הפורמט</w:t>
+              <w:t xml:space="preserve">מה עשה טוב</w:t>
             </w:r>
           </w:p>
         </w:tc>
@@ -20180,7 +21546,7 @@
                 <w:color w:val="FFFFFF"/>
                 <w:rtl/>
               </w:rPr>
-              <w:t xml:space="preserve">חומרי המקור</w:t>
+              <w:t xml:space="preserve">מה עשה רע</w:t>
             </w:r>
           </w:p>
         </w:tc>
@@ -20203,7 +21569,7 @@
                 <w:color w:val="FFFFFF"/>
                 <w:rtl/>
               </w:rPr>
-              <w:t xml:space="preserve">הסכמה / הרשאה</w:t>
+              <w:t xml:space="preserve">להשתמש שוב?</w:t>
             </w:r>
           </w:p>
         </w:tc>
@@ -20215,1871 +21581,98 @@
         <w:tc>
           <w:tcPr>
             <w:tcW w:type="dxa" w:w="1806"/>
-            <w:shd w:fill="F1F3F6"/>
-          </w:tcPr>
-          <w:p>
-            <w:pPr>
-              <w:bidi/>
-              <w:jc w:val="left"/>
-            </w:pPr>
-            <w:r>
-              <w:rPr>
-                <w:b w:val="false"/>
-                <w:bCs w:val="false"/>
-                <w:i/>
-                <w:iCs/>
-                <w:color w:val="55606E"/>
-                <w:rtl/>
-              </w:rPr>
-              <w:t xml:space="preserve">דוגמה: להראות לקבוצת הריצה שלי למה המסלול החדש בטוח יותר</w:t>
+            <w:shd w:fill="FFFFFF"/>
+          </w:tcPr>
+          <w:p>
+            <w:pPr>
+              <w:bidi/>
+              <w:jc w:val="left"/>
+            </w:pPr>
+            <w:r>
+              <w:rPr>
+                <w:b w:val="false"/>
+                <w:bCs w:val="false"/>
+                <w:i w:val="false"/>
+                <w:iCs w:val="false"/>
+                <w:color w:val="17242D"/>
+                <w:rtl/>
+              </w:rPr>
+              <w:t xml:space="preserve"/>
             </w:r>
           </w:p>
         </w:tc>
         <w:tc>
           <w:tcPr>
             <w:tcW w:type="dxa" w:w="1805"/>
-            <w:shd w:fill="F1F3F6"/>
-          </w:tcPr>
-          <w:p>
-            <w:pPr>
-              <w:bidi/>
-              <w:jc w:val="left"/>
-            </w:pPr>
-            <w:r>
-              <w:rPr>
-                <w:b w:val="false"/>
-                <w:bCs w:val="false"/>
-                <w:i/>
-                <w:iCs/>
-                <w:color w:val="55606E"/>
-                <w:rtl/>
-              </w:rPr>
-              <w:t xml:space="preserve">במסלול החדש המדרכות רחבות ומוארות יותר</w:t>
+            <w:shd w:fill="FFFFFF"/>
+          </w:tcPr>
+          <w:p>
+            <w:pPr>
+              <w:bidi/>
+              <w:jc w:val="left"/>
+            </w:pPr>
+            <w:r>
+              <w:rPr>
+                <w:b w:val="false"/>
+                <w:bCs w:val="false"/>
+                <w:i w:val="false"/>
+                <w:iCs w:val="false"/>
+                <w:color w:val="17242D"/>
+                <w:rtl/>
+              </w:rPr>
+              <w:t xml:space="preserve"/>
             </w:r>
           </w:p>
         </w:tc>
         <w:tc>
           <w:tcPr>
             <w:tcW w:type="dxa" w:w="1805"/>
-            <w:shd w:fill="F1F3F6"/>
-          </w:tcPr>
-          <w:p>
-            <w:pPr>
-              <w:bidi/>
-              <w:jc w:val="left"/>
-            </w:pPr>
-            <w:r>
-              <w:rPr>
-                <w:b w:val="false"/>
-                <w:bCs w:val="false"/>
-                <w:i/>
-                <w:iCs/>
-                <w:color w:val="55606E"/>
-                <w:rtl/>
-              </w:rPr>
-              <w:t xml:space="preserve">סרטון אנכי של 60 שניות</w:t>
+            <w:shd w:fill="FFFFFF"/>
+          </w:tcPr>
+          <w:p>
+            <w:pPr>
+              <w:bidi/>
+              <w:jc w:val="left"/>
+            </w:pPr>
+            <w:r>
+              <w:rPr>
+                <w:b w:val="false"/>
+                <w:bCs w:val="false"/>
+                <w:i w:val="false"/>
+                <w:iCs w:val="false"/>
+                <w:color w:val="17242D"/>
+                <w:rtl/>
+              </w:rPr>
+              <w:t xml:space="preserve"/>
             </w:r>
           </w:p>
         </w:tc>
         <w:tc>
           <w:tcPr>
             <w:tcW w:type="dxa" w:w="1805"/>
-            <w:shd w:fill="F1F3F6"/>
-          </w:tcPr>
-          <w:p>
-            <w:pPr>
-              <w:bidi/>
-              <w:jc w:val="left"/>
-            </w:pPr>
-            <w:r>
-              <w:rPr>
-                <w:b w:val="false"/>
-                <w:bCs w:val="false"/>
-                <w:i/>
-                <w:iCs/>
-                <w:color w:val="55606E"/>
-                <w:rtl/>
-              </w:rPr>
-              <w:t xml:space="preserve">שמונה תמונות שלי ואיור מפה אחד שנוצר ב-AI</w:t>
+            <w:shd w:fill="FFFFFF"/>
+          </w:tcPr>
+          <w:p>
+            <w:pPr>
+              <w:bidi/>
+              <w:jc w:val="left"/>
+            </w:pPr>
+            <w:r>
+              <w:rPr>
+                <w:b w:val="false"/>
+                <w:bCs w:val="false"/>
+                <w:i w:val="false"/>
+                <w:iCs w:val="false"/>
+                <w:color w:val="17242D"/>
+                <w:rtl/>
+              </w:rPr>
+              <w:t xml:space="preserve"/>
             </w:r>
           </w:p>
         </w:tc>
         <w:tc>
           <w:tcPr>
             <w:tcW w:type="dxa" w:w="1805"/>
-            <w:shd w:fill="F1F3F6"/>
-          </w:tcPr>
-          <w:p>
-            <w:pPr>
-              <w:bidi/>
-              <w:jc w:val="left"/>
-            </w:pPr>
-            <w:r>
-              <w:rPr>
-                <w:b w:val="false"/>
-                <w:bCs w:val="false"/>
-                <w:i/>
-                <w:iCs/>
-                <w:color w:val="55606E"/>
-                <w:rtl/>
-              </w:rPr>
-              <w:t xml:space="preserve">שני רצים מופיעים בסרטון ושניהם אישרו בכתב</w:t>
-            </w:r>
-          </w:p>
-        </w:tc>
-      </w:tr>
-      <w:tr>
-        <w:trPr>
-          <w:trHeight w:val="454" w:hRule="atLeast"/>
-        </w:trPr>
-        <w:tc>
-          <w:tcPr>
-            <w:tcW w:type="dxa" w:w="1806"/>
-            <w:shd w:fill="FFFFFF"/>
-          </w:tcPr>
-          <w:p>
-            <w:pPr>
-              <w:bidi/>
-              <w:jc w:val="left"/>
-            </w:pPr>
-            <w:r>
-              <w:rPr>
-                <w:b w:val="false"/>
-                <w:bCs w:val="false"/>
-                <w:i w:val="false"/>
-                <w:iCs w:val="false"/>
-                <w:color w:val="17242D"/>
-                <w:rtl/>
-              </w:rPr>
-              <w:t xml:space="preserve"/>
-            </w:r>
-          </w:p>
-        </w:tc>
-        <w:tc>
-          <w:tcPr>
-            <w:tcW w:type="dxa" w:w="1805"/>
-            <w:shd w:fill="FFFFFF"/>
-          </w:tcPr>
-          <w:p>
-            <w:pPr>
-              <w:bidi/>
-              <w:jc w:val="left"/>
-            </w:pPr>
-            <w:r>
-              <w:rPr>
-                <w:b w:val="false"/>
-                <w:bCs w:val="false"/>
-                <w:i w:val="false"/>
-                <w:iCs w:val="false"/>
-                <w:color w:val="17242D"/>
-                <w:rtl/>
-              </w:rPr>
-              <w:t xml:space="preserve"/>
-            </w:r>
-          </w:p>
-        </w:tc>
-        <w:tc>
-          <w:tcPr>
-            <w:tcW w:type="dxa" w:w="1805"/>
-            <w:shd w:fill="FFFFFF"/>
-          </w:tcPr>
-          <w:p>
-            <w:pPr>
-              <w:bidi/>
-              <w:jc w:val="left"/>
-            </w:pPr>
-            <w:r>
-              <w:rPr>
-                <w:b w:val="false"/>
-                <w:bCs w:val="false"/>
-                <w:i w:val="false"/>
-                <w:iCs w:val="false"/>
-                <w:color w:val="17242D"/>
-                <w:rtl/>
-              </w:rPr>
-              <w:t xml:space="preserve"/>
-            </w:r>
-          </w:p>
-        </w:tc>
-        <w:tc>
-          <w:tcPr>
-            <w:tcW w:type="dxa" w:w="1805"/>
-            <w:shd w:fill="FFFFFF"/>
-          </w:tcPr>
-          <w:p>
-            <w:pPr>
-              <w:bidi/>
-              <w:jc w:val="left"/>
-            </w:pPr>
-            <w:r>
-              <w:rPr>
-                <w:b w:val="false"/>
-                <w:bCs w:val="false"/>
-                <w:i w:val="false"/>
-                <w:iCs w:val="false"/>
-                <w:color w:val="17242D"/>
-                <w:rtl/>
-              </w:rPr>
-              <w:t xml:space="preserve"/>
-            </w:r>
-          </w:p>
-        </w:tc>
-        <w:tc>
-          <w:tcPr>
-            <w:tcW w:type="dxa" w:w="1805"/>
-            <w:shd w:fill="FFFFFF"/>
-          </w:tcPr>
-          <w:p>
-            <w:pPr>
-              <w:bidi/>
-              <w:jc w:val="left"/>
-            </w:pPr>
-            <w:r>
-              <w:rPr>
-                <w:b w:val="false"/>
-                <w:bCs w:val="false"/>
-                <w:i w:val="false"/>
-                <w:iCs w:val="false"/>
-                <w:color w:val="17242D"/>
-                <w:rtl/>
-              </w:rPr>
-              <w:t xml:space="preserve"/>
-            </w:r>
-          </w:p>
-        </w:tc>
-      </w:tr>
-      <w:tr>
-        <w:trPr>
-          <w:trHeight w:val="454" w:hRule="atLeast"/>
-        </w:trPr>
-        <w:tc>
-          <w:tcPr>
-            <w:tcW w:type="dxa" w:w="1806"/>
-            <w:shd w:fill="FFFFFF"/>
-          </w:tcPr>
-          <w:p>
-            <w:pPr>
-              <w:bidi/>
-              <w:jc w:val="left"/>
-            </w:pPr>
-            <w:r>
-              <w:rPr>
-                <w:b w:val="false"/>
-                <w:bCs w:val="false"/>
-                <w:i w:val="false"/>
-                <w:iCs w:val="false"/>
-                <w:color w:val="17242D"/>
-                <w:rtl/>
-              </w:rPr>
-              <w:t xml:space="preserve"/>
-            </w:r>
-          </w:p>
-        </w:tc>
-        <w:tc>
-          <w:tcPr>
-            <w:tcW w:type="dxa" w:w="1805"/>
-            <w:shd w:fill="FFFFFF"/>
-          </w:tcPr>
-          <w:p>
-            <w:pPr>
-              <w:bidi/>
-              <w:jc w:val="left"/>
-            </w:pPr>
-            <w:r>
-              <w:rPr>
-                <w:b w:val="false"/>
-                <w:bCs w:val="false"/>
-                <w:i w:val="false"/>
-                <w:iCs w:val="false"/>
-                <w:color w:val="17242D"/>
-                <w:rtl/>
-              </w:rPr>
-              <w:t xml:space="preserve"/>
-            </w:r>
-          </w:p>
-        </w:tc>
-        <w:tc>
-          <w:tcPr>
-            <w:tcW w:type="dxa" w:w="1805"/>
-            <w:shd w:fill="FFFFFF"/>
-          </w:tcPr>
-          <w:p>
-            <w:pPr>
-              <w:bidi/>
-              <w:jc w:val="left"/>
-            </w:pPr>
-            <w:r>
-              <w:rPr>
-                <w:b w:val="false"/>
-                <w:bCs w:val="false"/>
-                <w:i w:val="false"/>
-                <w:iCs w:val="false"/>
-                <w:color w:val="17242D"/>
-                <w:rtl/>
-              </w:rPr>
-              <w:t xml:space="preserve"/>
-            </w:r>
-          </w:p>
-        </w:tc>
-        <w:tc>
-          <w:tcPr>
-            <w:tcW w:type="dxa" w:w="1805"/>
-            <w:shd w:fill="FFFFFF"/>
-          </w:tcPr>
-          <w:p>
-            <w:pPr>
-              <w:bidi/>
-              <w:jc w:val="left"/>
-            </w:pPr>
-            <w:r>
-              <w:rPr>
-                <w:b w:val="false"/>
-                <w:bCs w:val="false"/>
-                <w:i w:val="false"/>
-                <w:iCs w:val="false"/>
-                <w:color w:val="17242D"/>
-                <w:rtl/>
-              </w:rPr>
-              <w:t xml:space="preserve"/>
-            </w:r>
-          </w:p>
-        </w:tc>
-        <w:tc>
-          <w:tcPr>
-            <w:tcW w:type="dxa" w:w="1805"/>
-            <w:shd w:fill="FFFFFF"/>
-          </w:tcPr>
-          <w:p>
-            <w:pPr>
-              <w:bidi/>
-              <w:jc w:val="left"/>
-            </w:pPr>
-            <w:r>
-              <w:rPr>
-                <w:b w:val="false"/>
-                <w:bCs w:val="false"/>
-                <w:i w:val="false"/>
-                <w:iCs w:val="false"/>
-                <w:color w:val="17242D"/>
-                <w:rtl/>
-              </w:rPr>
-              <w:t xml:space="preserve"/>
-            </w:r>
-          </w:p>
-        </w:tc>
-      </w:tr>
-    </w:tbl>
-    <w:p>
-      <w:pPr>
-        <w:pStyle w:val="Heading1"/>
-        <w:shd w:fill="F0EAFA"/>
-        <w:bidi/>
-        <w:spacing w:after="100" w:before="200"/>
-        <w:jc w:val="left"/>
-      </w:pPr>
-      <w:r>
-        <w:rPr>
-          <w:b/>
-          <w:bCs/>
-          <w:color w:val="4E356F"/>
-          <w:rtl/>
-        </w:rPr>
-        <w:t xml:space="preserve">2. בונים סטוריבורד</w:t>
-      </w:r>
-    </w:p>
-    <w:tbl>
-      <w:tblPr>
-        <w:bidiVisual/>
-        <w:tblW w:type="dxa" w:w="9026"/>
-        <w:tblBorders>
-          <w:top w:val="single" w:color="auto" w:sz="4"/>
-          <w:left w:val="single" w:color="auto" w:sz="4"/>
-          <w:bottom w:val="single" w:color="auto" w:sz="4"/>
-          <w:right w:val="single" w:color="auto" w:sz="4"/>
-          <w:insideH w:val="single" w:color="auto" w:sz="4"/>
-          <w:insideV w:val="single" w:color="auto" w:sz="4"/>
-        </w:tblBorders>
-        <w:tblLayout w:type="fixed"/>
-      </w:tblPr>
-      <w:tblGrid>
-        <w:gridCol w:w="1806"/>
-        <w:gridCol w:w="1805"/>
-        <w:gridCol w:w="1805"/>
-        <w:gridCol w:w="1805"/>
-        <w:gridCol w:w="1805"/>
-      </w:tblGrid>
-      <w:tr>
-        <w:tc>
-          <w:tcPr>
-            <w:tcW w:type="dxa" w:w="1806"/>
-            <w:shd w:fill="4E356F"/>
-          </w:tcPr>
-          <w:p>
-            <w:pPr>
-              <w:bidi/>
-              <w:jc w:val="left"/>
-            </w:pPr>
-            <w:r>
-              <w:rPr>
-                <w:b/>
-                <w:bCs/>
-                <w:i w:val="false"/>
-                <w:iCs w:val="false"/>
-                <w:color w:val="FFFFFF"/>
-                <w:rtl/>
-              </w:rPr>
-              <w:t xml:space="preserve">פריים</w:t>
-            </w:r>
-          </w:p>
-        </w:tc>
-        <w:tc>
-          <w:tcPr>
-            <w:tcW w:type="dxa" w:w="1805"/>
-            <w:shd w:fill="4E356F"/>
-          </w:tcPr>
-          <w:p>
-            <w:pPr>
-              <w:bidi/>
-              <w:jc w:val="left"/>
-            </w:pPr>
-            <w:r>
-              <w:rPr>
-                <w:b/>
-                <w:bCs/>
-                <w:i w:val="false"/>
-                <w:iCs w:val="false"/>
-                <w:color w:val="FFFFFF"/>
-                <w:rtl/>
-              </w:rPr>
-              <w:t xml:space="preserve">מה הצופה רואה</w:t>
-            </w:r>
-          </w:p>
-        </w:tc>
-        <w:tc>
-          <w:tcPr>
-            <w:tcW w:type="dxa" w:w="1805"/>
-            <w:shd w:fill="4E356F"/>
-          </w:tcPr>
-          <w:p>
-            <w:pPr>
-              <w:bidi/>
-              <w:jc w:val="left"/>
-            </w:pPr>
-            <w:r>
-              <w:rPr>
-                <w:b/>
-                <w:bCs/>
-                <w:i w:val="false"/>
-                <w:iCs w:val="false"/>
-                <w:color w:val="FFFFFF"/>
-                <w:rtl/>
-              </w:rPr>
-              <w:t xml:space="preserve">כיתוב / קריינות</w:t>
-            </w:r>
-          </w:p>
-        </w:tc>
-        <w:tc>
-          <w:tcPr>
-            <w:tcW w:type="dxa" w:w="1805"/>
-            <w:shd w:fill="4E356F"/>
-          </w:tcPr>
-          <w:p>
-            <w:pPr>
-              <w:bidi/>
-              <w:jc w:val="left"/>
-            </w:pPr>
-            <w:r>
-              <w:rPr>
-                <w:b/>
-                <w:bCs/>
-                <w:i w:val="false"/>
-                <w:iCs w:val="false"/>
-                <w:color w:val="FFFFFF"/>
-                <w:rtl/>
-              </w:rPr>
-              <w:t xml:space="preserve">הערת נגישות</w:t>
-            </w:r>
-          </w:p>
-        </w:tc>
-        <w:tc>
-          <w:tcPr>
-            <w:tcW w:type="dxa" w:w="1805"/>
-            <w:shd w:fill="4E356F"/>
-          </w:tcPr>
-          <w:p>
-            <w:pPr>
-              <w:bidi/>
-              <w:jc w:val="left"/>
-            </w:pPr>
-            <w:r>
-              <w:rPr>
-                <w:b/>
-                <w:bCs/>
-                <w:i w:val="false"/>
-                <w:iCs w:val="false"/>
-                <w:color w:val="FFFFFF"/>
-                <w:rtl/>
-              </w:rPr>
-              <w:t xml:space="preserve">נדרש סימון?</w:t>
-            </w:r>
-          </w:p>
-        </w:tc>
-      </w:tr>
-      <w:tr>
-        <w:trPr>
-          <w:trHeight w:val="454" w:hRule="atLeast"/>
-        </w:trPr>
-        <w:tc>
-          <w:tcPr>
-            <w:tcW w:type="dxa" w:w="1806"/>
-            <w:shd w:fill="F1F3F6"/>
-          </w:tcPr>
-          <w:p>
-            <w:pPr>
-              <w:bidi/>
-              <w:jc w:val="left"/>
-            </w:pPr>
-            <w:r>
-              <w:rPr>
-                <w:b w:val="false"/>
-                <w:bCs w:val="false"/>
-                <w:i/>
-                <w:iCs/>
-                <w:color w:val="55606E"/>
-                <w:rtl/>
-              </w:rPr>
-              <w:t xml:space="preserve">דוגמה</w:t>
-            </w:r>
-          </w:p>
-        </w:tc>
-        <w:tc>
-          <w:tcPr>
-            <w:tcW w:type="dxa" w:w="1805"/>
-            <w:shd w:fill="F1F3F6"/>
-          </w:tcPr>
-          <w:p>
-            <w:pPr>
-              <w:bidi/>
-              <w:jc w:val="left"/>
-            </w:pPr>
-            <w:r>
-              <w:rPr>
-                <w:b w:val="false"/>
-                <w:bCs w:val="false"/>
-                <w:i/>
-                <w:iCs/>
-                <w:color w:val="55606E"/>
-                <w:rtl/>
-              </w:rPr>
-              <w:t xml:space="preserve">צילום רחב של הצומת הישן בשעת דמדומים</w:t>
-            </w:r>
-          </w:p>
-        </w:tc>
-        <w:tc>
-          <w:tcPr>
-            <w:tcW w:type="dxa" w:w="1805"/>
-            <w:shd w:fill="F1F3F6"/>
-          </w:tcPr>
-          <w:p>
-            <w:pPr>
-              <w:bidi/>
-              <w:jc w:val="left"/>
-            </w:pPr>
-            <w:r>
-              <w:rPr>
-                <w:b w:val="false"/>
-                <w:bCs w:val="false"/>
-                <w:i/>
-                <w:iCs/>
-                <w:color w:val="55606E"/>
-                <w:rtl/>
-              </w:rPr>
-              <w:t xml:space="preserve">"כאן היינו חוצים פעם."</w:t>
-            </w:r>
-          </w:p>
-        </w:tc>
-        <w:tc>
-          <w:tcPr>
-            <w:tcW w:type="dxa" w:w="1805"/>
-            <w:shd w:fill="F1F3F6"/>
-          </w:tcPr>
-          <w:p>
-            <w:pPr>
-              <w:bidi/>
-              <w:jc w:val="left"/>
-            </w:pPr>
-            <w:r>
-              <w:rPr>
-                <w:b w:val="false"/>
-                <w:bCs w:val="false"/>
-                <w:i/>
-                <w:iCs/>
-                <w:color w:val="55606E"/>
-                <w:rtl/>
-              </w:rPr>
-              <w:t xml:space="preserve">לתאר את הצומת בקול; כתוביות מוטבעות בסרטון</w:t>
-            </w:r>
-          </w:p>
-        </w:tc>
-        <w:tc>
-          <w:tcPr>
-            <w:tcW w:type="dxa" w:w="1805"/>
-            <w:shd w:fill="F1F3F6"/>
-          </w:tcPr>
-          <w:p>
-            <w:pPr>
-              <w:bidi/>
-              <w:jc w:val="left"/>
-            </w:pPr>
-            <w:r>
-              <w:rPr>
-                <w:b w:val="false"/>
-                <w:bCs w:val="false"/>
-                <w:i/>
-                <w:iCs/>
-                <w:color w:val="55606E"/>
-                <w:rtl/>
-              </w:rPr>
-              <w:t xml:space="preserve">לא, זו תמונה שלא נערכה</w:t>
-            </w:r>
-          </w:p>
-        </w:tc>
-      </w:tr>
-      <w:tr>
-        <w:trPr>
-          <w:trHeight w:val="454" w:hRule="atLeast"/>
-        </w:trPr>
-        <w:tc>
-          <w:tcPr>
-            <w:tcW w:type="dxa" w:w="1806"/>
-            <w:shd w:fill="FFFFFF"/>
-          </w:tcPr>
-          <w:p>
-            <w:pPr>
-              <w:bidi/>
-              <w:jc w:val="left"/>
-            </w:pPr>
-            <w:r>
-              <w:rPr>
-                <w:b w:val="false"/>
-                <w:bCs w:val="false"/>
-                <w:i w:val="false"/>
-                <w:iCs w:val="false"/>
-                <w:color w:val="17242D"/>
-                <w:rtl/>
-              </w:rPr>
-              <w:t xml:space="preserve">1</w:t>
-            </w:r>
-          </w:p>
-        </w:tc>
-        <w:tc>
-          <w:tcPr>
-            <w:tcW w:type="dxa" w:w="1805"/>
-            <w:shd w:fill="FFFFFF"/>
-          </w:tcPr>
-          <w:p>
-            <w:pPr>
-              <w:bidi/>
-              <w:jc w:val="left"/>
-            </w:pPr>
-            <w:r>
-              <w:rPr>
-                <w:b w:val="false"/>
-                <w:bCs w:val="false"/>
-                <w:i w:val="false"/>
-                <w:iCs w:val="false"/>
-                <w:color w:val="17242D"/>
-                <w:rtl/>
-              </w:rPr>
-              <w:t xml:space="preserve"/>
-            </w:r>
-          </w:p>
-        </w:tc>
-        <w:tc>
-          <w:tcPr>
-            <w:tcW w:type="dxa" w:w="1805"/>
-            <w:shd w:fill="FFFFFF"/>
-          </w:tcPr>
-          <w:p>
-            <w:pPr>
-              <w:bidi/>
-              <w:jc w:val="left"/>
-            </w:pPr>
-            <w:r>
-              <w:rPr>
-                <w:b w:val="false"/>
-                <w:bCs w:val="false"/>
-                <w:i w:val="false"/>
-                <w:iCs w:val="false"/>
-                <w:color w:val="17242D"/>
-                <w:rtl/>
-              </w:rPr>
-              <w:t xml:space="preserve"/>
-            </w:r>
-          </w:p>
-        </w:tc>
-        <w:tc>
-          <w:tcPr>
-            <w:tcW w:type="dxa" w:w="1805"/>
-            <w:shd w:fill="FFFFFF"/>
-          </w:tcPr>
-          <w:p>
-            <w:pPr>
-              <w:bidi/>
-              <w:jc w:val="left"/>
-            </w:pPr>
-            <w:r>
-              <w:rPr>
-                <w:b w:val="false"/>
-                <w:bCs w:val="false"/>
-                <w:i w:val="false"/>
-                <w:iCs w:val="false"/>
-                <w:color w:val="17242D"/>
-                <w:rtl/>
-              </w:rPr>
-              <w:t xml:space="preserve"/>
-            </w:r>
-          </w:p>
-        </w:tc>
-        <w:tc>
-          <w:tcPr>
-            <w:tcW w:type="dxa" w:w="1805"/>
-            <w:shd w:fill="FFFFFF"/>
-          </w:tcPr>
-          <w:p>
-            <w:pPr>
-              <w:bidi/>
-              <w:jc w:val="left"/>
-            </w:pPr>
-            <w:r>
-              <w:rPr>
-                <w:b w:val="false"/>
-                <w:bCs w:val="false"/>
-                <w:i w:val="false"/>
-                <w:iCs w:val="false"/>
-                <w:color w:val="17242D"/>
-                <w:rtl/>
-              </w:rPr>
-              <w:t xml:space="preserve"/>
-            </w:r>
-          </w:p>
-        </w:tc>
-      </w:tr>
-      <w:tr>
-        <w:trPr>
-          <w:trHeight w:val="454" w:hRule="atLeast"/>
-        </w:trPr>
-        <w:tc>
-          <w:tcPr>
-            <w:tcW w:type="dxa" w:w="1806"/>
-            <w:shd w:fill="FFFFFF"/>
-          </w:tcPr>
-          <w:p>
-            <w:pPr>
-              <w:bidi/>
-              <w:jc w:val="left"/>
-            </w:pPr>
-            <w:r>
-              <w:rPr>
-                <w:b w:val="false"/>
-                <w:bCs w:val="false"/>
-                <w:i w:val="false"/>
-                <w:iCs w:val="false"/>
-                <w:color w:val="17242D"/>
-                <w:rtl/>
-              </w:rPr>
-              <w:t xml:space="preserve">2</w:t>
-            </w:r>
-          </w:p>
-        </w:tc>
-        <w:tc>
-          <w:tcPr>
-            <w:tcW w:type="dxa" w:w="1805"/>
-            <w:shd w:fill="FFFFFF"/>
-          </w:tcPr>
-          <w:p>
-            <w:pPr>
-              <w:bidi/>
-              <w:jc w:val="left"/>
-            </w:pPr>
-            <w:r>
-              <w:rPr>
-                <w:b w:val="false"/>
-                <w:bCs w:val="false"/>
-                <w:i w:val="false"/>
-                <w:iCs w:val="false"/>
-                <w:color w:val="17242D"/>
-                <w:rtl/>
-              </w:rPr>
-              <w:t xml:space="preserve"/>
-            </w:r>
-          </w:p>
-        </w:tc>
-        <w:tc>
-          <w:tcPr>
-            <w:tcW w:type="dxa" w:w="1805"/>
-            <w:shd w:fill="FFFFFF"/>
-          </w:tcPr>
-          <w:p>
-            <w:pPr>
-              <w:bidi/>
-              <w:jc w:val="left"/>
-            </w:pPr>
-            <w:r>
-              <w:rPr>
-                <w:b w:val="false"/>
-                <w:bCs w:val="false"/>
-                <w:i w:val="false"/>
-                <w:iCs w:val="false"/>
-                <w:color w:val="17242D"/>
-                <w:rtl/>
-              </w:rPr>
-              <w:t xml:space="preserve"/>
-            </w:r>
-          </w:p>
-        </w:tc>
-        <w:tc>
-          <w:tcPr>
-            <w:tcW w:type="dxa" w:w="1805"/>
-            <w:shd w:fill="FFFFFF"/>
-          </w:tcPr>
-          <w:p>
-            <w:pPr>
-              <w:bidi/>
-              <w:jc w:val="left"/>
-            </w:pPr>
-            <w:r>
-              <w:rPr>
-                <w:b w:val="false"/>
-                <w:bCs w:val="false"/>
-                <w:i w:val="false"/>
-                <w:iCs w:val="false"/>
-                <w:color w:val="17242D"/>
-                <w:rtl/>
-              </w:rPr>
-              <w:t xml:space="preserve"/>
-            </w:r>
-          </w:p>
-        </w:tc>
-        <w:tc>
-          <w:tcPr>
-            <w:tcW w:type="dxa" w:w="1805"/>
-            <w:shd w:fill="FFFFFF"/>
-          </w:tcPr>
-          <w:p>
-            <w:pPr>
-              <w:bidi/>
-              <w:jc w:val="left"/>
-            </w:pPr>
-            <w:r>
-              <w:rPr>
-                <w:b w:val="false"/>
-                <w:bCs w:val="false"/>
-                <w:i w:val="false"/>
-                <w:iCs w:val="false"/>
-                <w:color w:val="17242D"/>
-                <w:rtl/>
-              </w:rPr>
-              <w:t xml:space="preserve"/>
-            </w:r>
-          </w:p>
-        </w:tc>
-      </w:tr>
-      <w:tr>
-        <w:trPr>
-          <w:trHeight w:val="454" w:hRule="atLeast"/>
-        </w:trPr>
-        <w:tc>
-          <w:tcPr>
-            <w:tcW w:type="dxa" w:w="1806"/>
-            <w:shd w:fill="FFFFFF"/>
-          </w:tcPr>
-          <w:p>
-            <w:pPr>
-              <w:bidi/>
-              <w:jc w:val="left"/>
-            </w:pPr>
-            <w:r>
-              <w:rPr>
-                <w:b w:val="false"/>
-                <w:bCs w:val="false"/>
-                <w:i w:val="false"/>
-                <w:iCs w:val="false"/>
-                <w:color w:val="17242D"/>
-                <w:rtl/>
-              </w:rPr>
-              <w:t xml:space="preserve">3</w:t>
-            </w:r>
-          </w:p>
-        </w:tc>
-        <w:tc>
-          <w:tcPr>
-            <w:tcW w:type="dxa" w:w="1805"/>
-            <w:shd w:fill="FFFFFF"/>
-          </w:tcPr>
-          <w:p>
-            <w:pPr>
-              <w:bidi/>
-              <w:jc w:val="left"/>
-            </w:pPr>
-            <w:r>
-              <w:rPr>
-                <w:b w:val="false"/>
-                <w:bCs w:val="false"/>
-                <w:i w:val="false"/>
-                <w:iCs w:val="false"/>
-                <w:color w:val="17242D"/>
-                <w:rtl/>
-              </w:rPr>
-              <w:t xml:space="preserve"/>
-            </w:r>
-          </w:p>
-        </w:tc>
-        <w:tc>
-          <w:tcPr>
-            <w:tcW w:type="dxa" w:w="1805"/>
-            <w:shd w:fill="FFFFFF"/>
-          </w:tcPr>
-          <w:p>
-            <w:pPr>
-              <w:bidi/>
-              <w:jc w:val="left"/>
-            </w:pPr>
-            <w:r>
-              <w:rPr>
-                <w:b w:val="false"/>
-                <w:bCs w:val="false"/>
-                <w:i w:val="false"/>
-                <w:iCs w:val="false"/>
-                <w:color w:val="17242D"/>
-                <w:rtl/>
-              </w:rPr>
-              <w:t xml:space="preserve"/>
-            </w:r>
-          </w:p>
-        </w:tc>
-        <w:tc>
-          <w:tcPr>
-            <w:tcW w:type="dxa" w:w="1805"/>
-            <w:shd w:fill="FFFFFF"/>
-          </w:tcPr>
-          <w:p>
-            <w:pPr>
-              <w:bidi/>
-              <w:jc w:val="left"/>
-            </w:pPr>
-            <w:r>
-              <w:rPr>
-                <w:b w:val="false"/>
-                <w:bCs w:val="false"/>
-                <w:i w:val="false"/>
-                <w:iCs w:val="false"/>
-                <w:color w:val="17242D"/>
-                <w:rtl/>
-              </w:rPr>
-              <w:t xml:space="preserve"/>
-            </w:r>
-          </w:p>
-        </w:tc>
-        <w:tc>
-          <w:tcPr>
-            <w:tcW w:type="dxa" w:w="1805"/>
-            <w:shd w:fill="FFFFFF"/>
-          </w:tcPr>
-          <w:p>
-            <w:pPr>
-              <w:bidi/>
-              <w:jc w:val="left"/>
-            </w:pPr>
-            <w:r>
-              <w:rPr>
-                <w:b w:val="false"/>
-                <w:bCs w:val="false"/>
-                <w:i w:val="false"/>
-                <w:iCs w:val="false"/>
-                <w:color w:val="17242D"/>
-                <w:rtl/>
-              </w:rPr>
-              <w:t xml:space="preserve"/>
-            </w:r>
-          </w:p>
-        </w:tc>
-      </w:tr>
-      <w:tr>
-        <w:trPr>
-          <w:trHeight w:val="454" w:hRule="atLeast"/>
-        </w:trPr>
-        <w:tc>
-          <w:tcPr>
-            <w:tcW w:type="dxa" w:w="1806"/>
-            <w:shd w:fill="FFFFFF"/>
-          </w:tcPr>
-          <w:p>
-            <w:pPr>
-              <w:bidi/>
-              <w:jc w:val="left"/>
-            </w:pPr>
-            <w:r>
-              <w:rPr>
-                <w:b w:val="false"/>
-                <w:bCs w:val="false"/>
-                <w:i w:val="false"/>
-                <w:iCs w:val="false"/>
-                <w:color w:val="17242D"/>
-                <w:rtl/>
-              </w:rPr>
-              <w:t xml:space="preserve">4</w:t>
-            </w:r>
-          </w:p>
-        </w:tc>
-        <w:tc>
-          <w:tcPr>
-            <w:tcW w:type="dxa" w:w="1805"/>
-            <w:shd w:fill="FFFFFF"/>
-          </w:tcPr>
-          <w:p>
-            <w:pPr>
-              <w:bidi/>
-              <w:jc w:val="left"/>
-            </w:pPr>
-            <w:r>
-              <w:rPr>
-                <w:b w:val="false"/>
-                <w:bCs w:val="false"/>
-                <w:i w:val="false"/>
-                <w:iCs w:val="false"/>
-                <w:color w:val="17242D"/>
-                <w:rtl/>
-              </w:rPr>
-              <w:t xml:space="preserve"/>
-            </w:r>
-          </w:p>
-        </w:tc>
-        <w:tc>
-          <w:tcPr>
-            <w:tcW w:type="dxa" w:w="1805"/>
-            <w:shd w:fill="FFFFFF"/>
-          </w:tcPr>
-          <w:p>
-            <w:pPr>
-              <w:bidi/>
-              <w:jc w:val="left"/>
-            </w:pPr>
-            <w:r>
-              <w:rPr>
-                <w:b w:val="false"/>
-                <w:bCs w:val="false"/>
-                <w:i w:val="false"/>
-                <w:iCs w:val="false"/>
-                <w:color w:val="17242D"/>
-                <w:rtl/>
-              </w:rPr>
-              <w:t xml:space="preserve"/>
-            </w:r>
-          </w:p>
-        </w:tc>
-        <w:tc>
-          <w:tcPr>
-            <w:tcW w:type="dxa" w:w="1805"/>
-            <w:shd w:fill="FFFFFF"/>
-          </w:tcPr>
-          <w:p>
-            <w:pPr>
-              <w:bidi/>
-              <w:jc w:val="left"/>
-            </w:pPr>
-            <w:r>
-              <w:rPr>
-                <w:b w:val="false"/>
-                <w:bCs w:val="false"/>
-                <w:i w:val="false"/>
-                <w:iCs w:val="false"/>
-                <w:color w:val="17242D"/>
-                <w:rtl/>
-              </w:rPr>
-              <w:t xml:space="preserve"/>
-            </w:r>
-          </w:p>
-        </w:tc>
-        <w:tc>
-          <w:tcPr>
-            <w:tcW w:type="dxa" w:w="1805"/>
-            <w:shd w:fill="FFFFFF"/>
-          </w:tcPr>
-          <w:p>
-            <w:pPr>
-              <w:bidi/>
-              <w:jc w:val="left"/>
-            </w:pPr>
-            <w:r>
-              <w:rPr>
-                <w:b w:val="false"/>
-                <w:bCs w:val="false"/>
-                <w:i w:val="false"/>
-                <w:iCs w:val="false"/>
-                <w:color w:val="17242D"/>
-                <w:rtl/>
-              </w:rPr>
-              <w:t xml:space="preserve"/>
-            </w:r>
-          </w:p>
-        </w:tc>
-      </w:tr>
-      <w:tr>
-        <w:trPr>
-          <w:trHeight w:val="454" w:hRule="atLeast"/>
-        </w:trPr>
-        <w:tc>
-          <w:tcPr>
-            <w:tcW w:type="dxa" w:w="1806"/>
-            <w:shd w:fill="FFFFFF"/>
-          </w:tcPr>
-          <w:p>
-            <w:pPr>
-              <w:bidi/>
-              <w:jc w:val="left"/>
-            </w:pPr>
-            <w:r>
-              <w:rPr>
-                <w:b w:val="false"/>
-                <w:bCs w:val="false"/>
-                <w:i w:val="false"/>
-                <w:iCs w:val="false"/>
-                <w:color w:val="17242D"/>
-                <w:rtl/>
-              </w:rPr>
-              <w:t xml:space="preserve">5</w:t>
-            </w:r>
-          </w:p>
-        </w:tc>
-        <w:tc>
-          <w:tcPr>
-            <w:tcW w:type="dxa" w:w="1805"/>
-            <w:shd w:fill="FFFFFF"/>
-          </w:tcPr>
-          <w:p>
-            <w:pPr>
-              <w:bidi/>
-              <w:jc w:val="left"/>
-            </w:pPr>
-            <w:r>
-              <w:rPr>
-                <w:b w:val="false"/>
-                <w:bCs w:val="false"/>
-                <w:i w:val="false"/>
-                <w:iCs w:val="false"/>
-                <w:color w:val="17242D"/>
-                <w:rtl/>
-              </w:rPr>
-              <w:t xml:space="preserve"/>
-            </w:r>
-          </w:p>
-        </w:tc>
-        <w:tc>
-          <w:tcPr>
-            <w:tcW w:type="dxa" w:w="1805"/>
-            <w:shd w:fill="FFFFFF"/>
-          </w:tcPr>
-          <w:p>
-            <w:pPr>
-              <w:bidi/>
-              <w:jc w:val="left"/>
-            </w:pPr>
-            <w:r>
-              <w:rPr>
-                <w:b w:val="false"/>
-                <w:bCs w:val="false"/>
-                <w:i w:val="false"/>
-                <w:iCs w:val="false"/>
-                <w:color w:val="17242D"/>
-                <w:rtl/>
-              </w:rPr>
-              <w:t xml:space="preserve"/>
-            </w:r>
-          </w:p>
-        </w:tc>
-        <w:tc>
-          <w:tcPr>
-            <w:tcW w:type="dxa" w:w="1805"/>
-            <w:shd w:fill="FFFFFF"/>
-          </w:tcPr>
-          <w:p>
-            <w:pPr>
-              <w:bidi/>
-              <w:jc w:val="left"/>
-            </w:pPr>
-            <w:r>
-              <w:rPr>
-                <w:b w:val="false"/>
-                <w:bCs w:val="false"/>
-                <w:i w:val="false"/>
-                <w:iCs w:val="false"/>
-                <w:color w:val="17242D"/>
-                <w:rtl/>
-              </w:rPr>
-              <w:t xml:space="preserve"/>
-            </w:r>
-          </w:p>
-        </w:tc>
-        <w:tc>
-          <w:tcPr>
-            <w:tcW w:type="dxa" w:w="1805"/>
-            <w:shd w:fill="FFFFFF"/>
-          </w:tcPr>
-          <w:p>
-            <w:pPr>
-              <w:bidi/>
-              <w:jc w:val="left"/>
-            </w:pPr>
-            <w:r>
-              <w:rPr>
-                <w:b w:val="false"/>
-                <w:bCs w:val="false"/>
-                <w:i w:val="false"/>
-                <w:iCs w:val="false"/>
-                <w:color w:val="17242D"/>
-                <w:rtl/>
-              </w:rPr>
-              <w:t xml:space="preserve"/>
-            </w:r>
-          </w:p>
-        </w:tc>
-      </w:tr>
-      <w:tr>
-        <w:trPr>
-          <w:trHeight w:val="454" w:hRule="atLeast"/>
-        </w:trPr>
-        <w:tc>
-          <w:tcPr>
-            <w:tcW w:type="dxa" w:w="1806"/>
-            <w:shd w:fill="FFFFFF"/>
-          </w:tcPr>
-          <w:p>
-            <w:pPr>
-              <w:bidi/>
-              <w:jc w:val="left"/>
-            </w:pPr>
-            <w:r>
-              <w:rPr>
-                <w:b w:val="false"/>
-                <w:bCs w:val="false"/>
-                <w:i w:val="false"/>
-                <w:iCs w:val="false"/>
-                <w:color w:val="17242D"/>
-                <w:rtl/>
-              </w:rPr>
-              <w:t xml:space="preserve">6</w:t>
-            </w:r>
-          </w:p>
-        </w:tc>
-        <w:tc>
-          <w:tcPr>
-            <w:tcW w:type="dxa" w:w="1805"/>
-            <w:shd w:fill="FFFFFF"/>
-          </w:tcPr>
-          <w:p>
-            <w:pPr>
-              <w:bidi/>
-              <w:jc w:val="left"/>
-            </w:pPr>
-            <w:r>
-              <w:rPr>
-                <w:b w:val="false"/>
-                <w:bCs w:val="false"/>
-                <w:i w:val="false"/>
-                <w:iCs w:val="false"/>
-                <w:color w:val="17242D"/>
-                <w:rtl/>
-              </w:rPr>
-              <w:t xml:space="preserve"/>
-            </w:r>
-          </w:p>
-        </w:tc>
-        <w:tc>
-          <w:tcPr>
-            <w:tcW w:type="dxa" w:w="1805"/>
-            <w:shd w:fill="FFFFFF"/>
-          </w:tcPr>
-          <w:p>
-            <w:pPr>
-              <w:bidi/>
-              <w:jc w:val="left"/>
-            </w:pPr>
-            <w:r>
-              <w:rPr>
-                <w:b w:val="false"/>
-                <w:bCs w:val="false"/>
-                <w:i w:val="false"/>
-                <w:iCs w:val="false"/>
-                <w:color w:val="17242D"/>
-                <w:rtl/>
-              </w:rPr>
-              <w:t xml:space="preserve"/>
-            </w:r>
-          </w:p>
-        </w:tc>
-        <w:tc>
-          <w:tcPr>
-            <w:tcW w:type="dxa" w:w="1805"/>
-            <w:shd w:fill="FFFFFF"/>
-          </w:tcPr>
-          <w:p>
-            <w:pPr>
-              <w:bidi/>
-              <w:jc w:val="left"/>
-            </w:pPr>
-            <w:r>
-              <w:rPr>
-                <w:b w:val="false"/>
-                <w:bCs w:val="false"/>
-                <w:i w:val="false"/>
-                <w:iCs w:val="false"/>
-                <w:color w:val="17242D"/>
-                <w:rtl/>
-              </w:rPr>
-              <w:t xml:space="preserve"/>
-            </w:r>
-          </w:p>
-        </w:tc>
-        <w:tc>
-          <w:tcPr>
-            <w:tcW w:type="dxa" w:w="1805"/>
-            <w:shd w:fill="FFFFFF"/>
-          </w:tcPr>
-          <w:p>
-            <w:pPr>
-              <w:bidi/>
-              <w:jc w:val="left"/>
-            </w:pPr>
-            <w:r>
-              <w:rPr>
-                <w:b w:val="false"/>
-                <w:bCs w:val="false"/>
-                <w:i w:val="false"/>
-                <w:iCs w:val="false"/>
-                <w:color w:val="17242D"/>
-                <w:rtl/>
-              </w:rPr>
-              <w:t xml:space="preserve"/>
-            </w:r>
-          </w:p>
-        </w:tc>
-      </w:tr>
-    </w:tbl>
-    <w:p>
-      <w:pPr>
-        <w:pStyle w:val="Heading1"/>
-        <w:shd w:fill="F0EAFA"/>
-        <w:bidi/>
-        <w:spacing w:after="100" w:before="200"/>
-        <w:jc w:val="left"/>
-      </w:pPr>
-      <w:r>
-        <w:rPr>
-          <w:b/>
-          <w:bCs/>
-          <w:color w:val="4E356F"/>
-          <w:rtl/>
-        </w:rPr>
-        <w:t xml:space="preserve">3. בודקים אמת ובהירות</w:t>
-      </w:r>
-    </w:p>
-    <w:p>
-      <w:pPr>
-        <w:bidi/>
-        <w:jc w:val="left"/>
-      </w:pPr>
-      <w:r>
-        <w:rPr>
-          <w:b w:val="false"/>
-          <w:bCs w:val="false"/>
-          <w:color w:val="17242D"/>
-          <w:rtl/>
-        </w:rPr>
-        <w:t xml:space="preserve">עוברים על הסיפור פריט אחר פריט ושואלים מה צופה עלול להבין ממנו בטעות. תמונה שנוצרה ולא סומנה היא לא קישוט — היא טענה.</w:t>
-      </w:r>
-    </w:p>
-    <w:tbl>
-      <w:tblPr>
-        <w:bidiVisual/>
-        <w:tblW w:type="dxa" w:w="9026"/>
-        <w:tblBorders>
-          <w:top w:val="single" w:color="auto" w:sz="4"/>
-          <w:left w:val="single" w:color="auto" w:sz="4"/>
-          <w:bottom w:val="single" w:color="auto" w:sz="4"/>
-          <w:right w:val="single" w:color="auto" w:sz="4"/>
-          <w:insideH w:val="single" w:color="auto" w:sz="4"/>
-          <w:insideV w:val="single" w:color="auto" w:sz="4"/>
-        </w:tblBorders>
-        <w:tblLayout w:type="fixed"/>
-      </w:tblPr>
-      <w:tblGrid>
-        <w:gridCol w:w="2258"/>
-        <w:gridCol w:w="2256"/>
-        <w:gridCol w:w="2256"/>
-        <w:gridCol w:w="2256"/>
-      </w:tblGrid>
-      <w:tr>
-        <w:tc>
-          <w:tcPr>
-            <w:tcW w:type="dxa" w:w="2258"/>
-            <w:shd w:fill="4E356F"/>
-          </w:tcPr>
-          <w:p>
-            <w:pPr>
-              <w:bidi/>
-              <w:jc w:val="left"/>
-            </w:pPr>
-            <w:r>
-              <w:rPr>
-                <w:b/>
-                <w:bCs/>
-                <w:i w:val="false"/>
-                <w:iCs w:val="false"/>
-                <w:color w:val="FFFFFF"/>
-                <w:rtl/>
-              </w:rPr>
-              <w:t xml:space="preserve">הפריט בסיפור</w:t>
-            </w:r>
-          </w:p>
-        </w:tc>
-        <w:tc>
-          <w:tcPr>
-            <w:tcW w:type="dxa" w:w="2256"/>
-            <w:shd w:fill="4E356F"/>
-          </w:tcPr>
-          <w:p>
-            <w:pPr>
-              <w:bidi/>
-              <w:jc w:val="left"/>
-            </w:pPr>
-            <w:r>
-              <w:rPr>
-                <w:b/>
-                <w:bCs/>
-                <w:i w:val="false"/>
-                <w:iCs w:val="false"/>
-                <w:color w:val="FFFFFF"/>
-                <w:rtl/>
-              </w:rPr>
-              <w:t xml:space="preserve">מקורי, נערך או נוצר?</w:t>
-            </w:r>
-          </w:p>
-        </w:tc>
-        <w:tc>
-          <w:tcPr>
-            <w:tcW w:type="dxa" w:w="2256"/>
-            <w:shd w:fill="4E356F"/>
-          </w:tcPr>
-          <w:p>
-            <w:pPr>
-              <w:bidi/>
-              <w:jc w:val="left"/>
-            </w:pPr>
-            <w:r>
-              <w:rPr>
-                <w:b/>
-                <w:bCs/>
-                <w:i w:val="false"/>
-                <w:iCs w:val="false"/>
-                <w:color w:val="FFFFFF"/>
-                <w:rtl/>
-              </w:rPr>
-              <w:t xml:space="preserve">מה צופה עלול לחשוב בטעות</w:t>
-            </w:r>
-          </w:p>
-        </w:tc>
-        <w:tc>
-          <w:tcPr>
-            <w:tcW w:type="dxa" w:w="2256"/>
-            <w:shd w:fill="4E356F"/>
-          </w:tcPr>
-          <w:p>
-            <w:pPr>
-              <w:bidi/>
-              <w:jc w:val="left"/>
-            </w:pPr>
-            <w:r>
-              <w:rPr>
-                <w:b/>
-                <w:bCs/>
-                <w:i w:val="false"/>
-                <w:iCs w:val="false"/>
-                <w:color w:val="FFFFFF"/>
-                <w:rtl/>
-              </w:rPr>
-              <w:t xml:space="preserve">מה הוספתי כדי למנוע את זה</w:t>
-            </w:r>
-          </w:p>
-        </w:tc>
-      </w:tr>
-      <w:tr>
-        <w:trPr>
-          <w:trHeight w:val="454" w:hRule="atLeast"/>
-        </w:trPr>
-        <w:tc>
-          <w:tcPr>
-            <w:tcW w:type="dxa" w:w="2258"/>
-            <w:shd w:fill="F1F3F6"/>
-          </w:tcPr>
-          <w:p>
-            <w:pPr>
-              <w:bidi/>
-              <w:jc w:val="left"/>
-            </w:pPr>
-            <w:r>
-              <w:rPr>
-                <w:b w:val="false"/>
-                <w:bCs w:val="false"/>
-                <w:i/>
-                <w:iCs/>
-                <w:color w:val="55606E"/>
-                <w:rtl/>
-              </w:rPr>
-              <w:t xml:space="preserve">דוגמה: תמונת הרקע של השכונה</w:t>
-            </w:r>
-          </w:p>
-        </w:tc>
-        <w:tc>
-          <w:tcPr>
-            <w:tcW w:type="dxa" w:w="2256"/>
-            <w:shd w:fill="F1F3F6"/>
-          </w:tcPr>
-          <w:p>
-            <w:pPr>
-              <w:bidi/>
-              <w:jc w:val="left"/>
-            </w:pPr>
-            <w:r>
-              <w:rPr>
-                <w:b w:val="false"/>
-                <w:bCs w:val="false"/>
-                <w:i/>
-                <w:iCs/>
-                <w:color w:val="55606E"/>
-                <w:rtl/>
-              </w:rPr>
-              <w:t xml:space="preserve">נוצרה ב-AI</w:t>
-            </w:r>
-          </w:p>
-        </w:tc>
-        <w:tc>
-          <w:tcPr>
-            <w:tcW w:type="dxa" w:w="2256"/>
-            <w:shd w:fill="F1F3F6"/>
-          </w:tcPr>
-          <w:p>
-            <w:pPr>
-              <w:bidi/>
-              <w:jc w:val="left"/>
-            </w:pPr>
-            <w:r>
-              <w:rPr>
-                <w:b w:val="false"/>
-                <w:bCs w:val="false"/>
-                <w:i/>
-                <w:iCs/>
-                <w:color w:val="55606E"/>
-                <w:rtl/>
-              </w:rPr>
-              <w:t xml:space="preserve">שזה צילום אמיתי של הרחוב שעליו הסיפור</w:t>
-            </w:r>
-          </w:p>
-        </w:tc>
-        <w:tc>
-          <w:tcPr>
-            <w:tcW w:type="dxa" w:w="2256"/>
-            <w:shd w:fill="F1F3F6"/>
-          </w:tcPr>
-          <w:p>
-            <w:pPr>
-              <w:bidi/>
-              <w:jc w:val="left"/>
-            </w:pPr>
-            <w:r>
-              <w:rPr>
-                <w:b w:val="false"/>
-                <w:bCs w:val="false"/>
-                <w:i/>
-                <w:iCs/>
-                <w:color w:val="55606E"/>
-                <w:rtl/>
-              </w:rPr>
-              <w:t xml:space="preserve">כיתוב „הדמיה, לא צילום” וטקסט חלופי שמסביר את אותו הדבר</w:t>
-            </w:r>
-          </w:p>
-        </w:tc>
-      </w:tr>
-      <w:tr>
-        <w:trPr>
-          <w:trHeight w:val="454" w:hRule="atLeast"/>
-        </w:trPr>
-        <w:tc>
-          <w:tcPr>
-            <w:tcW w:type="dxa" w:w="2258"/>
-            <w:shd w:fill="FFFFFF"/>
-          </w:tcPr>
-          <w:p>
-            <w:pPr>
-              <w:bidi/>
-              <w:jc w:val="left"/>
-            </w:pPr>
-            <w:r>
-              <w:rPr>
-                <w:b w:val="false"/>
-                <w:bCs w:val="false"/>
-                <w:i w:val="false"/>
-                <w:iCs w:val="false"/>
-                <w:color w:val="17242D"/>
-                <w:rtl/>
-              </w:rPr>
-              <w:t xml:space="preserve"/>
-            </w:r>
-          </w:p>
-        </w:tc>
-        <w:tc>
-          <w:tcPr>
-            <w:tcW w:type="dxa" w:w="2256"/>
-            <w:shd w:fill="FFFFFF"/>
-          </w:tcPr>
-          <w:p>
-            <w:pPr>
-              <w:bidi/>
-              <w:jc w:val="left"/>
-            </w:pPr>
-            <w:r>
-              <w:rPr>
-                <w:b w:val="false"/>
-                <w:bCs w:val="false"/>
-                <w:i w:val="false"/>
-                <w:iCs w:val="false"/>
-                <w:color w:val="17242D"/>
-                <w:rtl/>
-              </w:rPr>
-              <w:t xml:space="preserve"/>
-            </w:r>
-          </w:p>
-        </w:tc>
-        <w:tc>
-          <w:tcPr>
-            <w:tcW w:type="dxa" w:w="2256"/>
-            <w:shd w:fill="FFFFFF"/>
-          </w:tcPr>
-          <w:p>
-            <w:pPr>
-              <w:bidi/>
-              <w:jc w:val="left"/>
-            </w:pPr>
-            <w:r>
-              <w:rPr>
-                <w:b w:val="false"/>
-                <w:bCs w:val="false"/>
-                <w:i w:val="false"/>
-                <w:iCs w:val="false"/>
-                <w:color w:val="17242D"/>
-                <w:rtl/>
-              </w:rPr>
-              <w:t xml:space="preserve"/>
-            </w:r>
-          </w:p>
-        </w:tc>
-        <w:tc>
-          <w:tcPr>
-            <w:tcW w:type="dxa" w:w="2256"/>
-            <w:shd w:fill="FFFFFF"/>
-          </w:tcPr>
-          <w:p>
-            <w:pPr>
-              <w:bidi/>
-              <w:jc w:val="left"/>
-            </w:pPr>
-            <w:r>
-              <w:rPr>
-                <w:b w:val="false"/>
-                <w:bCs w:val="false"/>
-                <w:i w:val="false"/>
-                <w:iCs w:val="false"/>
-                <w:color w:val="17242D"/>
-                <w:rtl/>
-              </w:rPr>
-              <w:t xml:space="preserve"/>
-            </w:r>
-          </w:p>
-        </w:tc>
-      </w:tr>
-      <w:tr>
-        <w:trPr>
-          <w:trHeight w:val="454" w:hRule="atLeast"/>
-        </w:trPr>
-        <w:tc>
-          <w:tcPr>
-            <w:tcW w:type="dxa" w:w="2258"/>
-            <w:shd w:fill="FFFFFF"/>
-          </w:tcPr>
-          <w:p>
-            <w:pPr>
-              <w:bidi/>
-              <w:jc w:val="left"/>
-            </w:pPr>
-            <w:r>
-              <w:rPr>
-                <w:b w:val="false"/>
-                <w:bCs w:val="false"/>
-                <w:i w:val="false"/>
-                <w:iCs w:val="false"/>
-                <w:color w:val="17242D"/>
-                <w:rtl/>
-              </w:rPr>
-              <w:t xml:space="preserve"/>
-            </w:r>
-          </w:p>
-        </w:tc>
-        <w:tc>
-          <w:tcPr>
-            <w:tcW w:type="dxa" w:w="2256"/>
-            <w:shd w:fill="FFFFFF"/>
-          </w:tcPr>
-          <w:p>
-            <w:pPr>
-              <w:bidi/>
-              <w:jc w:val="left"/>
-            </w:pPr>
-            <w:r>
-              <w:rPr>
-                <w:b w:val="false"/>
-                <w:bCs w:val="false"/>
-                <w:i w:val="false"/>
-                <w:iCs w:val="false"/>
-                <w:color w:val="17242D"/>
-                <w:rtl/>
-              </w:rPr>
-              <w:t xml:space="preserve"/>
-            </w:r>
-          </w:p>
-        </w:tc>
-        <w:tc>
-          <w:tcPr>
-            <w:tcW w:type="dxa" w:w="2256"/>
-            <w:shd w:fill="FFFFFF"/>
-          </w:tcPr>
-          <w:p>
-            <w:pPr>
-              <w:bidi/>
-              <w:jc w:val="left"/>
-            </w:pPr>
-            <w:r>
-              <w:rPr>
-                <w:b w:val="false"/>
-                <w:bCs w:val="false"/>
-                <w:i w:val="false"/>
-                <w:iCs w:val="false"/>
-                <w:color w:val="17242D"/>
-                <w:rtl/>
-              </w:rPr>
-              <w:t xml:space="preserve"/>
-            </w:r>
-          </w:p>
-        </w:tc>
-        <w:tc>
-          <w:tcPr>
-            <w:tcW w:type="dxa" w:w="2256"/>
-            <w:shd w:fill="FFFFFF"/>
-          </w:tcPr>
-          <w:p>
-            <w:pPr>
-              <w:bidi/>
-              <w:jc w:val="left"/>
-            </w:pPr>
-            <w:r>
-              <w:rPr>
-                <w:b w:val="false"/>
-                <w:bCs w:val="false"/>
-                <w:i w:val="false"/>
-                <w:iCs w:val="false"/>
-                <w:color w:val="17242D"/>
-                <w:rtl/>
-              </w:rPr>
-              <w:t xml:space="preserve"/>
-            </w:r>
-          </w:p>
-        </w:tc>
-      </w:tr>
-      <w:tr>
-        <w:trPr>
-          <w:trHeight w:val="454" w:hRule="atLeast"/>
-        </w:trPr>
-        <w:tc>
-          <w:tcPr>
-            <w:tcW w:type="dxa" w:w="2258"/>
-            <w:shd w:fill="FFFFFF"/>
-          </w:tcPr>
-          <w:p>
-            <w:pPr>
-              <w:bidi/>
-              <w:jc w:val="left"/>
-            </w:pPr>
-            <w:r>
-              <w:rPr>
-                <w:b w:val="false"/>
-                <w:bCs w:val="false"/>
-                <w:i w:val="false"/>
-                <w:iCs w:val="false"/>
-                <w:color w:val="17242D"/>
-                <w:rtl/>
-              </w:rPr>
-              <w:t xml:space="preserve"/>
-            </w:r>
-          </w:p>
-        </w:tc>
-        <w:tc>
-          <w:tcPr>
-            <w:tcW w:type="dxa" w:w="2256"/>
-            <w:shd w:fill="FFFFFF"/>
-          </w:tcPr>
-          <w:p>
-            <w:pPr>
-              <w:bidi/>
-              <w:jc w:val="left"/>
-            </w:pPr>
-            <w:r>
-              <w:rPr>
-                <w:b w:val="false"/>
-                <w:bCs w:val="false"/>
-                <w:i w:val="false"/>
-                <w:iCs w:val="false"/>
-                <w:color w:val="17242D"/>
-                <w:rtl/>
-              </w:rPr>
-              <w:t xml:space="preserve"/>
-            </w:r>
-          </w:p>
-        </w:tc>
-        <w:tc>
-          <w:tcPr>
-            <w:tcW w:type="dxa" w:w="2256"/>
-            <w:shd w:fill="FFFFFF"/>
-          </w:tcPr>
-          <w:p>
-            <w:pPr>
-              <w:bidi/>
-              <w:jc w:val="left"/>
-            </w:pPr>
-            <w:r>
-              <w:rPr>
-                <w:b w:val="false"/>
-                <w:bCs w:val="false"/>
-                <w:i w:val="false"/>
-                <w:iCs w:val="false"/>
-                <w:color w:val="17242D"/>
-                <w:rtl/>
-              </w:rPr>
-              <w:t xml:space="preserve"/>
-            </w:r>
-          </w:p>
-        </w:tc>
-        <w:tc>
-          <w:tcPr>
-            <w:tcW w:type="dxa" w:w="2256"/>
             <w:shd w:fill="FFFFFF"/>
           </w:tcPr>
           <w:p>
@@ -22150,7 +21743,7 @@
           <w:color w:val="17242D"/>
           <w:rtl/>
         </w:rPr>
-        <w:t xml:space="preserve">ליצור סיפור חזותי קצר, שהקהל שלו מסוגל להבחין מה אמיתי, מה נערך ומה מכונה יצרה.</w:t>
+        <w:t xml:space="preserve">להעביר רעיון אחד דרך כל שרשרת ההפקה — תמונה שנוצרה, תיקון שלה, הנפשה של התמונה שלכם, קליפ שני שנוצר מטקסט בלבד, קריינות, ומצגת שמורכבת בשתי דרכים — ולסמן כל פריט שנוצר לאורך הדרך.</w:t>
       </w:r>
     </w:p>
     <w:p>
@@ -22183,7 +21776,7 @@
           <w:color w:val="17242D"/>
           <w:rtl/>
         </w:rPr>
-        <w:t xml:space="preserve">1. החליטו מיהו הקהל, מה המסר המרכזי, מהם חומרי המקור ואילו הרשאות צריך (לדוגמה: קבוצת שכונה, מועדון, המשפחה, כיתה).</w:t>
+        <w:t xml:space="preserve">1. בחרו נושא וקהל אחד, וכתבו מה היצירה צריכה לומר (לדוגמה: רעיון למוצר, הודעה משפחתית, שיעור קצר).</w:t>
       </w:r>
     </w:p>
     <w:p>
@@ -22198,7 +21791,7 @@
           <w:color w:val="17242D"/>
           <w:rtl/>
         </w:rPr>
-        <w:t xml:space="preserve">2. מלאו את הסטוריבורד עם הכיתובים והערות הנגישות.</w:t>
+        <w:t xml:space="preserve">2. יוצרים תמונה ומתקנים אותה ב-Gemini (או משווים אותה מול ChatGPT), מנפישים אותה ויוצרים קליפ שני מטקסט בלבד ב-Gemini, מקריאים אותו ב-Google AI Studio, ואז מרכיבים את המצגת ב-Claude וב-Canva — ומתעדים בכל שלב את הכלי, ההנחיה והתוצאה.</w:t>
       </w:r>
     </w:p>
     <w:p>
@@ -22213,7 +21806,7 @@
           <w:color w:val="17242D"/>
           <w:rtl/>
         </w:rPr>
-        <w:t xml:space="preserve">3. בדקו עובדה אחת שהיה משנה אם הייתה שגויה, והוסיפו כל סימון שהקהל צריך.</w:t>
+        <w:t xml:space="preserve">3. השוו לפחות שני כלים בשלבי היצירה והתיקון, וסמנו כל פריט שנוצר לפני שתציגו אותו למישהו.</w:t>
       </w:r>
     </w:p>
     <w:p>
@@ -22354,7 +21947,7 @@
                 <w:color w:val="17242D"/>
                 <w:rtl/>
               </w:rPr>
-              <w:t xml:space="preserve">בנו סטוריבורד קצר עם מקורות וסימונים.</w:t>
+              <w:t xml:space="preserve">השלימו את כל שרשרת שישת השלבים — תמונה, תיקון, הנפשה, טקסט-לקליפ, קריינות, ומצגת מורכבת — כשכל פריט שנוצר מסומן.</w:t>
             </w:r>
           </w:p>
         </w:tc>
@@ -22402,7 +21995,7 @@
                 <w:color w:val="17242D"/>
                 <w:rtl/>
               </w:rPr>
-              <w:t xml:space="preserve">הפיקו את הסיפור החזותי עם הערות נגישות ובדיקות עובדות (לדוגמה: טקסט חלופי לכל תמונה, וסימון גלוי "איור שנוצר ב-AI").</w:t>
+              <w:t xml:space="preserve">הוסיפו השוואת כלים בשלבי היצירה והתיקון (שלבים 1–2), וקריינות פועלת שמסונכרנת עם המצגת.</w:t>
             </w:r>
           </w:p>
         </w:tc>
@@ -22450,7 +22043,7 @@
                 <w:color w:val="17242D"/>
                 <w:rtl/>
               </w:rPr>
-              <w:t xml:space="preserve">הציגו אותו לאדם מתוך קהל היעד, ושפרו אותו כדי שיהיה ברור או אמין יותר.</w:t>
+              <w:t xml:space="preserve">הציגו את המצגת המוגמרת למישהו מקהל היעד, ושפרו אותה לפי מה ששמעתם ממנו.</w:t>
             </w:r>
           </w:p>
         </w:tc>
@@ -22610,7 +22203,7 @@
                 <w:color w:val="55606E"/>
                 <w:rtl/>
               </w:rPr>
-              <w:t xml:space="preserve">הסרטון על מסלול הריצה</w:t>
+              <w:t xml:space="preserve">המצגת על ההליכה של הבוקר למשפחה</w:t>
             </w:r>
           </w:p>
         </w:tc>
@@ -22633,7 +22226,7 @@
                 <w:color w:val="55606E"/>
                 <w:rtl/>
               </w:rPr>
-              <w:t xml:space="preserve">לפני הריצה של יום שישי</w:t>
+              <w:t xml:space="preserve">עד סוף השבוע</w:t>
             </w:r>
           </w:p>
         </w:tc>
@@ -22728,7 +22321,7 @@
           <w:color w:val="4E356F"/>
           <w:rtl/>
         </w:rPr>
-        <w:t xml:space="preserve">הסטוריבורד, לסיפור האמיתי</w:t>
+        <w:t xml:space="preserve">יומן השלבים, לפריט האמיתי</w:t>
       </w:r>
     </w:p>
     <w:tbl>
@@ -22746,16 +22339,17 @@
         <w:tblLayout w:type="fixed"/>
       </w:tblPr>
       <w:tblGrid>
-        <w:gridCol w:w="1806"/>
-        <w:gridCol w:w="1805"/>
-        <w:gridCol w:w="1805"/>
-        <w:gridCol w:w="1805"/>
-        <w:gridCol w:w="1805"/>
+        <w:gridCol w:w="1506"/>
+        <w:gridCol w:w="1504"/>
+        <w:gridCol w:w="1504"/>
+        <w:gridCol w:w="1504"/>
+        <w:gridCol w:w="1504"/>
+        <w:gridCol w:w="1504"/>
       </w:tblGrid>
       <w:tr>
         <w:tc>
           <w:tcPr>
-            <w:tcW w:type="dxa" w:w="1806"/>
+            <w:tcW w:type="dxa" w:w="1506"/>
             <w:shd w:fill="4E356F"/>
           </w:tcPr>
           <w:p>
@@ -22772,13 +22366,13 @@
                 <w:color w:val="FFFFFF"/>
                 <w:rtl/>
               </w:rPr>
-              <w:t xml:space="preserve">פריים</w:t>
-            </w:r>
-          </w:p>
-        </w:tc>
-        <w:tc>
-          <w:tcPr>
-            <w:tcW w:type="dxa" w:w="1805"/>
+              <w:t xml:space="preserve">השלב</w:t>
+            </w:r>
+          </w:p>
+        </w:tc>
+        <w:tc>
+          <w:tcPr>
+            <w:tcW w:type="dxa" w:w="1504"/>
             <w:shd w:fill="4E356F"/>
           </w:tcPr>
           <w:p>
@@ -22795,13 +22389,13 @@
                 <w:color w:val="FFFFFF"/>
                 <w:rtl/>
               </w:rPr>
-              <w:t xml:space="preserve">מה הצופה רואה</w:t>
-            </w:r>
-          </w:p>
-        </w:tc>
-        <w:tc>
-          <w:tcPr>
-            <w:tcW w:type="dxa" w:w="1805"/>
+              <w:t xml:space="preserve">הכלי</w:t>
+            </w:r>
+          </w:p>
+        </w:tc>
+        <w:tc>
+          <w:tcPr>
+            <w:tcW w:type="dxa" w:w="1504"/>
             <w:shd w:fill="4E356F"/>
           </w:tcPr>
           <w:p>
@@ -22818,13 +22412,13 @@
                 <w:color w:val="FFFFFF"/>
                 <w:rtl/>
               </w:rPr>
-              <w:t xml:space="preserve">כיתוב / קריינות</w:t>
-            </w:r>
-          </w:p>
-        </w:tc>
-        <w:tc>
-          <w:tcPr>
-            <w:tcW w:type="dxa" w:w="1805"/>
+              <w:t xml:space="preserve">ההנחיה או ההגדרה</w:t>
+            </w:r>
+          </w:p>
+        </w:tc>
+        <w:tc>
+          <w:tcPr>
+            <w:tcW w:type="dxa" w:w="1504"/>
             <w:shd w:fill="4E356F"/>
           </w:tcPr>
           <w:p>
@@ -22841,13 +22435,13 @@
                 <w:color w:val="FFFFFF"/>
                 <w:rtl/>
               </w:rPr>
-              <w:t xml:space="preserve">הערת נגישות</w:t>
-            </w:r>
-          </w:p>
-        </w:tc>
-        <w:tc>
-          <w:tcPr>
-            <w:tcW w:type="dxa" w:w="1805"/>
+              <w:t xml:space="preserve">מה חזר</w:t>
+            </w:r>
+          </w:p>
+        </w:tc>
+        <w:tc>
+          <w:tcPr>
+            <w:tcW w:type="dxa" w:w="1504"/>
             <w:shd w:fill="4E356F"/>
           </w:tcPr>
           <w:p>
@@ -22864,7 +22458,30 @@
                 <w:color w:val="FFFFFF"/>
                 <w:rtl/>
               </w:rPr>
-              <w:t xml:space="preserve">נדרש סימון?</w:t>
+              <w:t xml:space="preserve">מה תיקנתי</w:t>
+            </w:r>
+          </w:p>
+        </w:tc>
+        <w:tc>
+          <w:tcPr>
+            <w:tcW w:type="dxa" w:w="1504"/>
+            <w:shd w:fill="4E356F"/>
+          </w:tcPr>
+          <w:p>
+            <w:pPr>
+              <w:bidi/>
+              <w:jc w:val="left"/>
+            </w:pPr>
+            <w:r>
+              <w:rPr>
+                <w:b/>
+                <w:bCs/>
+                <w:i w:val="false"/>
+                <w:iCs w:val="false"/>
+                <w:color w:val="FFFFFF"/>
+                <w:rtl/>
+              </w:rPr>
+              <w:t xml:space="preserve">מסומן?</w:t>
             </w:r>
           </w:p>
         </w:tc>
@@ -22875,99 +22492,122 @@
         </w:trPr>
         <w:tc>
           <w:tcPr>
-            <w:tcW w:type="dxa" w:w="1806"/>
-            <w:shd w:fill="FFFFFF"/>
-          </w:tcPr>
-          <w:p>
-            <w:pPr>
-              <w:bidi/>
-              <w:jc w:val="left"/>
-            </w:pPr>
-            <w:r>
-              <w:rPr>
-                <w:b w:val="false"/>
-                <w:bCs w:val="false"/>
-                <w:i w:val="false"/>
-                <w:iCs w:val="false"/>
-                <w:color w:val="17242D"/>
-                <w:rtl/>
-              </w:rPr>
-              <w:t xml:space="preserve">1</w:t>
-            </w:r>
-          </w:p>
-        </w:tc>
-        <w:tc>
-          <w:tcPr>
-            <w:tcW w:type="dxa" w:w="1805"/>
-            <w:shd w:fill="FFFFFF"/>
-          </w:tcPr>
-          <w:p>
-            <w:pPr>
-              <w:bidi/>
-              <w:jc w:val="left"/>
-            </w:pPr>
-            <w:r>
-              <w:rPr>
-                <w:b w:val="false"/>
-                <w:bCs w:val="false"/>
-                <w:i w:val="false"/>
-                <w:iCs w:val="false"/>
-                <w:color w:val="17242D"/>
-                <w:rtl/>
-              </w:rPr>
-              <w:t xml:space="preserve"/>
-            </w:r>
-          </w:p>
-        </w:tc>
-        <w:tc>
-          <w:tcPr>
-            <w:tcW w:type="dxa" w:w="1805"/>
-            <w:shd w:fill="FFFFFF"/>
-          </w:tcPr>
-          <w:p>
-            <w:pPr>
-              <w:bidi/>
-              <w:jc w:val="left"/>
-            </w:pPr>
-            <w:r>
-              <w:rPr>
-                <w:b w:val="false"/>
-                <w:bCs w:val="false"/>
-                <w:i w:val="false"/>
-                <w:iCs w:val="false"/>
-                <w:color w:val="17242D"/>
-                <w:rtl/>
-              </w:rPr>
-              <w:t xml:space="preserve"/>
-            </w:r>
-          </w:p>
-        </w:tc>
-        <w:tc>
-          <w:tcPr>
-            <w:tcW w:type="dxa" w:w="1805"/>
-            <w:shd w:fill="FFFFFF"/>
-          </w:tcPr>
-          <w:p>
-            <w:pPr>
-              <w:bidi/>
-              <w:jc w:val="left"/>
-            </w:pPr>
-            <w:r>
-              <w:rPr>
-                <w:b w:val="false"/>
-                <w:bCs w:val="false"/>
-                <w:i w:val="false"/>
-                <w:iCs w:val="false"/>
-                <w:color w:val="17242D"/>
-                <w:rtl/>
-              </w:rPr>
-              <w:t xml:space="preserve"/>
-            </w:r>
-          </w:p>
-        </w:tc>
-        <w:tc>
-          <w:tcPr>
-            <w:tcW w:type="dxa" w:w="1805"/>
+            <w:tcW w:type="dxa" w:w="1506"/>
+            <w:shd w:fill="FFFFFF"/>
+          </w:tcPr>
+          <w:p>
+            <w:pPr>
+              <w:bidi/>
+              <w:jc w:val="left"/>
+            </w:pPr>
+            <w:r>
+              <w:rPr>
+                <w:b w:val="false"/>
+                <w:bCs w:val="false"/>
+                <w:i w:val="false"/>
+                <w:iCs w:val="false"/>
+                <w:color w:val="17242D"/>
+                <w:rtl/>
+              </w:rPr>
+              <w:t xml:space="preserve">1 יצירה</w:t>
+            </w:r>
+          </w:p>
+        </w:tc>
+        <w:tc>
+          <w:tcPr>
+            <w:tcW w:type="dxa" w:w="1504"/>
+            <w:shd w:fill="FFFFFF"/>
+          </w:tcPr>
+          <w:p>
+            <w:pPr>
+              <w:bidi/>
+              <w:jc w:val="left"/>
+            </w:pPr>
+            <w:r>
+              <w:rPr>
+                <w:b w:val="false"/>
+                <w:bCs w:val="false"/>
+                <w:i w:val="false"/>
+                <w:iCs w:val="false"/>
+                <w:color w:val="17242D"/>
+                <w:rtl/>
+              </w:rPr>
+              <w:t xml:space="preserve"/>
+            </w:r>
+          </w:p>
+        </w:tc>
+        <w:tc>
+          <w:tcPr>
+            <w:tcW w:type="dxa" w:w="1504"/>
+            <w:shd w:fill="FFFFFF"/>
+          </w:tcPr>
+          <w:p>
+            <w:pPr>
+              <w:bidi/>
+              <w:jc w:val="left"/>
+            </w:pPr>
+            <w:r>
+              <w:rPr>
+                <w:b w:val="false"/>
+                <w:bCs w:val="false"/>
+                <w:i w:val="false"/>
+                <w:iCs w:val="false"/>
+                <w:color w:val="17242D"/>
+                <w:rtl/>
+              </w:rPr>
+              <w:t xml:space="preserve"/>
+            </w:r>
+          </w:p>
+        </w:tc>
+        <w:tc>
+          <w:tcPr>
+            <w:tcW w:type="dxa" w:w="1504"/>
+            <w:shd w:fill="FFFFFF"/>
+          </w:tcPr>
+          <w:p>
+            <w:pPr>
+              <w:bidi/>
+              <w:jc w:val="left"/>
+            </w:pPr>
+            <w:r>
+              <w:rPr>
+                <w:b w:val="false"/>
+                <w:bCs w:val="false"/>
+                <w:i w:val="false"/>
+                <w:iCs w:val="false"/>
+                <w:color w:val="17242D"/>
+                <w:rtl/>
+              </w:rPr>
+              <w:t xml:space="preserve"/>
+            </w:r>
+          </w:p>
+        </w:tc>
+        <w:tc>
+          <w:tcPr>
+            <w:tcW w:type="dxa" w:w="1504"/>
+            <w:shd w:fill="FFFFFF"/>
+          </w:tcPr>
+          <w:p>
+            <w:pPr>
+              <w:bidi/>
+              <w:jc w:val="left"/>
+            </w:pPr>
+            <w:r>
+              <w:rPr>
+                <w:b w:val="false"/>
+                <w:bCs w:val="false"/>
+                <w:i w:val="false"/>
+                <w:iCs w:val="false"/>
+                <w:color w:val="17242D"/>
+                <w:rtl/>
+              </w:rPr>
+              <w:t xml:space="preserve"/>
+            </w:r>
+          </w:p>
+        </w:tc>
+        <w:tc>
+          <w:tcPr>
+            <w:tcW w:type="dxa" w:w="1504"/>
             <w:shd w:fill="FFFFFF"/>
           </w:tcPr>
           <w:p>
@@ -22995,99 +22635,122 @@
         </w:trPr>
         <w:tc>
           <w:tcPr>
-            <w:tcW w:type="dxa" w:w="1806"/>
-            <w:shd w:fill="FFFFFF"/>
-          </w:tcPr>
-          <w:p>
-            <w:pPr>
-              <w:bidi/>
-              <w:jc w:val="left"/>
-            </w:pPr>
-            <w:r>
-              <w:rPr>
-                <w:b w:val="false"/>
-                <w:bCs w:val="false"/>
-                <w:i w:val="false"/>
-                <w:iCs w:val="false"/>
-                <w:color w:val="17242D"/>
-                <w:rtl/>
-              </w:rPr>
-              <w:t xml:space="preserve">2</w:t>
-            </w:r>
-          </w:p>
-        </w:tc>
-        <w:tc>
-          <w:tcPr>
-            <w:tcW w:type="dxa" w:w="1805"/>
-            <w:shd w:fill="FFFFFF"/>
-          </w:tcPr>
-          <w:p>
-            <w:pPr>
-              <w:bidi/>
-              <w:jc w:val="left"/>
-            </w:pPr>
-            <w:r>
-              <w:rPr>
-                <w:b w:val="false"/>
-                <w:bCs w:val="false"/>
-                <w:i w:val="false"/>
-                <w:iCs w:val="false"/>
-                <w:color w:val="17242D"/>
-                <w:rtl/>
-              </w:rPr>
-              <w:t xml:space="preserve"/>
-            </w:r>
-          </w:p>
-        </w:tc>
-        <w:tc>
-          <w:tcPr>
-            <w:tcW w:type="dxa" w:w="1805"/>
-            <w:shd w:fill="FFFFFF"/>
-          </w:tcPr>
-          <w:p>
-            <w:pPr>
-              <w:bidi/>
-              <w:jc w:val="left"/>
-            </w:pPr>
-            <w:r>
-              <w:rPr>
-                <w:b w:val="false"/>
-                <w:bCs w:val="false"/>
-                <w:i w:val="false"/>
-                <w:iCs w:val="false"/>
-                <w:color w:val="17242D"/>
-                <w:rtl/>
-              </w:rPr>
-              <w:t xml:space="preserve"/>
-            </w:r>
-          </w:p>
-        </w:tc>
-        <w:tc>
-          <w:tcPr>
-            <w:tcW w:type="dxa" w:w="1805"/>
-            <w:shd w:fill="FFFFFF"/>
-          </w:tcPr>
-          <w:p>
-            <w:pPr>
-              <w:bidi/>
-              <w:jc w:val="left"/>
-            </w:pPr>
-            <w:r>
-              <w:rPr>
-                <w:b w:val="false"/>
-                <w:bCs w:val="false"/>
-                <w:i w:val="false"/>
-                <w:iCs w:val="false"/>
-                <w:color w:val="17242D"/>
-                <w:rtl/>
-              </w:rPr>
-              <w:t xml:space="preserve"/>
-            </w:r>
-          </w:p>
-        </w:tc>
-        <w:tc>
-          <w:tcPr>
-            <w:tcW w:type="dxa" w:w="1805"/>
+            <w:tcW w:type="dxa" w:w="1506"/>
+            <w:shd w:fill="FFFFFF"/>
+          </w:tcPr>
+          <w:p>
+            <w:pPr>
+              <w:bidi/>
+              <w:jc w:val="left"/>
+            </w:pPr>
+            <w:r>
+              <w:rPr>
+                <w:b w:val="false"/>
+                <w:bCs w:val="false"/>
+                <w:i w:val="false"/>
+                <w:iCs w:val="false"/>
+                <w:color w:val="17242D"/>
+                <w:rtl/>
+              </w:rPr>
+              <w:t xml:space="preserve">2 תיקון</w:t>
+            </w:r>
+          </w:p>
+        </w:tc>
+        <w:tc>
+          <w:tcPr>
+            <w:tcW w:type="dxa" w:w="1504"/>
+            <w:shd w:fill="FFFFFF"/>
+          </w:tcPr>
+          <w:p>
+            <w:pPr>
+              <w:bidi/>
+              <w:jc w:val="left"/>
+            </w:pPr>
+            <w:r>
+              <w:rPr>
+                <w:b w:val="false"/>
+                <w:bCs w:val="false"/>
+                <w:i w:val="false"/>
+                <w:iCs w:val="false"/>
+                <w:color w:val="17242D"/>
+                <w:rtl/>
+              </w:rPr>
+              <w:t xml:space="preserve"/>
+            </w:r>
+          </w:p>
+        </w:tc>
+        <w:tc>
+          <w:tcPr>
+            <w:tcW w:type="dxa" w:w="1504"/>
+            <w:shd w:fill="FFFFFF"/>
+          </w:tcPr>
+          <w:p>
+            <w:pPr>
+              <w:bidi/>
+              <w:jc w:val="left"/>
+            </w:pPr>
+            <w:r>
+              <w:rPr>
+                <w:b w:val="false"/>
+                <w:bCs w:val="false"/>
+                <w:i w:val="false"/>
+                <w:iCs w:val="false"/>
+                <w:color w:val="17242D"/>
+                <w:rtl/>
+              </w:rPr>
+              <w:t xml:space="preserve"/>
+            </w:r>
+          </w:p>
+        </w:tc>
+        <w:tc>
+          <w:tcPr>
+            <w:tcW w:type="dxa" w:w="1504"/>
+            <w:shd w:fill="FFFFFF"/>
+          </w:tcPr>
+          <w:p>
+            <w:pPr>
+              <w:bidi/>
+              <w:jc w:val="left"/>
+            </w:pPr>
+            <w:r>
+              <w:rPr>
+                <w:b w:val="false"/>
+                <w:bCs w:val="false"/>
+                <w:i w:val="false"/>
+                <w:iCs w:val="false"/>
+                <w:color w:val="17242D"/>
+                <w:rtl/>
+              </w:rPr>
+              <w:t xml:space="preserve"/>
+            </w:r>
+          </w:p>
+        </w:tc>
+        <w:tc>
+          <w:tcPr>
+            <w:tcW w:type="dxa" w:w="1504"/>
+            <w:shd w:fill="FFFFFF"/>
+          </w:tcPr>
+          <w:p>
+            <w:pPr>
+              <w:bidi/>
+              <w:jc w:val="left"/>
+            </w:pPr>
+            <w:r>
+              <w:rPr>
+                <w:b w:val="false"/>
+                <w:bCs w:val="false"/>
+                <w:i w:val="false"/>
+                <w:iCs w:val="false"/>
+                <w:color w:val="17242D"/>
+                <w:rtl/>
+              </w:rPr>
+              <w:t xml:space="preserve"/>
+            </w:r>
+          </w:p>
+        </w:tc>
+        <w:tc>
+          <w:tcPr>
+            <w:tcW w:type="dxa" w:w="1504"/>
             <w:shd w:fill="FFFFFF"/>
           </w:tcPr>
           <w:p>
@@ -23115,99 +22778,122 @@
         </w:trPr>
         <w:tc>
           <w:tcPr>
-            <w:tcW w:type="dxa" w:w="1806"/>
-            <w:shd w:fill="FFFFFF"/>
-          </w:tcPr>
-          <w:p>
-            <w:pPr>
-              <w:bidi/>
-              <w:jc w:val="left"/>
-            </w:pPr>
-            <w:r>
-              <w:rPr>
-                <w:b w:val="false"/>
-                <w:bCs w:val="false"/>
-                <w:i w:val="false"/>
-                <w:iCs w:val="false"/>
-                <w:color w:val="17242D"/>
-                <w:rtl/>
-              </w:rPr>
-              <w:t xml:space="preserve">3</w:t>
-            </w:r>
-          </w:p>
-        </w:tc>
-        <w:tc>
-          <w:tcPr>
-            <w:tcW w:type="dxa" w:w="1805"/>
-            <w:shd w:fill="FFFFFF"/>
-          </w:tcPr>
-          <w:p>
-            <w:pPr>
-              <w:bidi/>
-              <w:jc w:val="left"/>
-            </w:pPr>
-            <w:r>
-              <w:rPr>
-                <w:b w:val="false"/>
-                <w:bCs w:val="false"/>
-                <w:i w:val="false"/>
-                <w:iCs w:val="false"/>
-                <w:color w:val="17242D"/>
-                <w:rtl/>
-              </w:rPr>
-              <w:t xml:space="preserve"/>
-            </w:r>
-          </w:p>
-        </w:tc>
-        <w:tc>
-          <w:tcPr>
-            <w:tcW w:type="dxa" w:w="1805"/>
-            <w:shd w:fill="FFFFFF"/>
-          </w:tcPr>
-          <w:p>
-            <w:pPr>
-              <w:bidi/>
-              <w:jc w:val="left"/>
-            </w:pPr>
-            <w:r>
-              <w:rPr>
-                <w:b w:val="false"/>
-                <w:bCs w:val="false"/>
-                <w:i w:val="false"/>
-                <w:iCs w:val="false"/>
-                <w:color w:val="17242D"/>
-                <w:rtl/>
-              </w:rPr>
-              <w:t xml:space="preserve"/>
-            </w:r>
-          </w:p>
-        </w:tc>
-        <w:tc>
-          <w:tcPr>
-            <w:tcW w:type="dxa" w:w="1805"/>
-            <w:shd w:fill="FFFFFF"/>
-          </w:tcPr>
-          <w:p>
-            <w:pPr>
-              <w:bidi/>
-              <w:jc w:val="left"/>
-            </w:pPr>
-            <w:r>
-              <w:rPr>
-                <w:b w:val="false"/>
-                <w:bCs w:val="false"/>
-                <w:i w:val="false"/>
-                <w:iCs w:val="false"/>
-                <w:color w:val="17242D"/>
-                <w:rtl/>
-              </w:rPr>
-              <w:t xml:space="preserve"/>
-            </w:r>
-          </w:p>
-        </w:tc>
-        <w:tc>
-          <w:tcPr>
-            <w:tcW w:type="dxa" w:w="1805"/>
+            <w:tcW w:type="dxa" w:w="1506"/>
+            <w:shd w:fill="FFFFFF"/>
+          </w:tcPr>
+          <w:p>
+            <w:pPr>
+              <w:bidi/>
+              <w:jc w:val="left"/>
+            </w:pPr>
+            <w:r>
+              <w:rPr>
+                <w:b w:val="false"/>
+                <w:bCs w:val="false"/>
+                <w:i w:val="false"/>
+                <w:iCs w:val="false"/>
+                <w:color w:val="17242D"/>
+                <w:rtl/>
+              </w:rPr>
+              <w:t xml:space="preserve">3 הנפשה</w:t>
+            </w:r>
+          </w:p>
+        </w:tc>
+        <w:tc>
+          <w:tcPr>
+            <w:tcW w:type="dxa" w:w="1504"/>
+            <w:shd w:fill="FFFFFF"/>
+          </w:tcPr>
+          <w:p>
+            <w:pPr>
+              <w:bidi/>
+              <w:jc w:val="left"/>
+            </w:pPr>
+            <w:r>
+              <w:rPr>
+                <w:b w:val="false"/>
+                <w:bCs w:val="false"/>
+                <w:i w:val="false"/>
+                <w:iCs w:val="false"/>
+                <w:color w:val="17242D"/>
+                <w:rtl/>
+              </w:rPr>
+              <w:t xml:space="preserve"/>
+            </w:r>
+          </w:p>
+        </w:tc>
+        <w:tc>
+          <w:tcPr>
+            <w:tcW w:type="dxa" w:w="1504"/>
+            <w:shd w:fill="FFFFFF"/>
+          </w:tcPr>
+          <w:p>
+            <w:pPr>
+              <w:bidi/>
+              <w:jc w:val="left"/>
+            </w:pPr>
+            <w:r>
+              <w:rPr>
+                <w:b w:val="false"/>
+                <w:bCs w:val="false"/>
+                <w:i w:val="false"/>
+                <w:iCs w:val="false"/>
+                <w:color w:val="17242D"/>
+                <w:rtl/>
+              </w:rPr>
+              <w:t xml:space="preserve"/>
+            </w:r>
+          </w:p>
+        </w:tc>
+        <w:tc>
+          <w:tcPr>
+            <w:tcW w:type="dxa" w:w="1504"/>
+            <w:shd w:fill="FFFFFF"/>
+          </w:tcPr>
+          <w:p>
+            <w:pPr>
+              <w:bidi/>
+              <w:jc w:val="left"/>
+            </w:pPr>
+            <w:r>
+              <w:rPr>
+                <w:b w:val="false"/>
+                <w:bCs w:val="false"/>
+                <w:i w:val="false"/>
+                <w:iCs w:val="false"/>
+                <w:color w:val="17242D"/>
+                <w:rtl/>
+              </w:rPr>
+              <w:t xml:space="preserve"/>
+            </w:r>
+          </w:p>
+        </w:tc>
+        <w:tc>
+          <w:tcPr>
+            <w:tcW w:type="dxa" w:w="1504"/>
+            <w:shd w:fill="FFFFFF"/>
+          </w:tcPr>
+          <w:p>
+            <w:pPr>
+              <w:bidi/>
+              <w:jc w:val="left"/>
+            </w:pPr>
+            <w:r>
+              <w:rPr>
+                <w:b w:val="false"/>
+                <w:bCs w:val="false"/>
+                <w:i w:val="false"/>
+                <w:iCs w:val="false"/>
+                <w:color w:val="17242D"/>
+                <w:rtl/>
+              </w:rPr>
+              <w:t xml:space="preserve"/>
+            </w:r>
+          </w:p>
+        </w:tc>
+        <w:tc>
+          <w:tcPr>
+            <w:tcW w:type="dxa" w:w="1504"/>
             <w:shd w:fill="FFFFFF"/>
           </w:tcPr>
           <w:p>
@@ -23235,99 +22921,122 @@
         </w:trPr>
         <w:tc>
           <w:tcPr>
-            <w:tcW w:type="dxa" w:w="1806"/>
-            <w:shd w:fill="FFFFFF"/>
-          </w:tcPr>
-          <w:p>
-            <w:pPr>
-              <w:bidi/>
-              <w:jc w:val="left"/>
-            </w:pPr>
-            <w:r>
-              <w:rPr>
-                <w:b w:val="false"/>
-                <w:bCs w:val="false"/>
-                <w:i w:val="false"/>
-                <w:iCs w:val="false"/>
-                <w:color w:val="17242D"/>
-                <w:rtl/>
-              </w:rPr>
-              <w:t xml:space="preserve">4</w:t>
-            </w:r>
-          </w:p>
-        </w:tc>
-        <w:tc>
-          <w:tcPr>
-            <w:tcW w:type="dxa" w:w="1805"/>
-            <w:shd w:fill="FFFFFF"/>
-          </w:tcPr>
-          <w:p>
-            <w:pPr>
-              <w:bidi/>
-              <w:jc w:val="left"/>
-            </w:pPr>
-            <w:r>
-              <w:rPr>
-                <w:b w:val="false"/>
-                <w:bCs w:val="false"/>
-                <w:i w:val="false"/>
-                <w:iCs w:val="false"/>
-                <w:color w:val="17242D"/>
-                <w:rtl/>
-              </w:rPr>
-              <w:t xml:space="preserve"/>
-            </w:r>
-          </w:p>
-        </w:tc>
-        <w:tc>
-          <w:tcPr>
-            <w:tcW w:type="dxa" w:w="1805"/>
-            <w:shd w:fill="FFFFFF"/>
-          </w:tcPr>
-          <w:p>
-            <w:pPr>
-              <w:bidi/>
-              <w:jc w:val="left"/>
-            </w:pPr>
-            <w:r>
-              <w:rPr>
-                <w:b w:val="false"/>
-                <w:bCs w:val="false"/>
-                <w:i w:val="false"/>
-                <w:iCs w:val="false"/>
-                <w:color w:val="17242D"/>
-                <w:rtl/>
-              </w:rPr>
-              <w:t xml:space="preserve"/>
-            </w:r>
-          </w:p>
-        </w:tc>
-        <w:tc>
-          <w:tcPr>
-            <w:tcW w:type="dxa" w:w="1805"/>
-            <w:shd w:fill="FFFFFF"/>
-          </w:tcPr>
-          <w:p>
-            <w:pPr>
-              <w:bidi/>
-              <w:jc w:val="left"/>
-            </w:pPr>
-            <w:r>
-              <w:rPr>
-                <w:b w:val="false"/>
-                <w:bCs w:val="false"/>
-                <w:i w:val="false"/>
-                <w:iCs w:val="false"/>
-                <w:color w:val="17242D"/>
-                <w:rtl/>
-              </w:rPr>
-              <w:t xml:space="preserve"/>
-            </w:r>
-          </w:p>
-        </w:tc>
-        <w:tc>
-          <w:tcPr>
-            <w:tcW w:type="dxa" w:w="1805"/>
+            <w:tcW w:type="dxa" w:w="1506"/>
+            <w:shd w:fill="FFFFFF"/>
+          </w:tcPr>
+          <w:p>
+            <w:pPr>
+              <w:bidi/>
+              <w:jc w:val="left"/>
+            </w:pPr>
+            <w:r>
+              <w:rPr>
+                <w:b w:val="false"/>
+                <w:bCs w:val="false"/>
+                <w:i w:val="false"/>
+                <w:iCs w:val="false"/>
+                <w:color w:val="17242D"/>
+                <w:rtl/>
+              </w:rPr>
+              <w:t xml:space="preserve">4 וידאו</w:t>
+            </w:r>
+          </w:p>
+        </w:tc>
+        <w:tc>
+          <w:tcPr>
+            <w:tcW w:type="dxa" w:w="1504"/>
+            <w:shd w:fill="FFFFFF"/>
+          </w:tcPr>
+          <w:p>
+            <w:pPr>
+              <w:bidi/>
+              <w:jc w:val="left"/>
+            </w:pPr>
+            <w:r>
+              <w:rPr>
+                <w:b w:val="false"/>
+                <w:bCs w:val="false"/>
+                <w:i w:val="false"/>
+                <w:iCs w:val="false"/>
+                <w:color w:val="17242D"/>
+                <w:rtl/>
+              </w:rPr>
+              <w:t xml:space="preserve"/>
+            </w:r>
+          </w:p>
+        </w:tc>
+        <w:tc>
+          <w:tcPr>
+            <w:tcW w:type="dxa" w:w="1504"/>
+            <w:shd w:fill="FFFFFF"/>
+          </w:tcPr>
+          <w:p>
+            <w:pPr>
+              <w:bidi/>
+              <w:jc w:val="left"/>
+            </w:pPr>
+            <w:r>
+              <w:rPr>
+                <w:b w:val="false"/>
+                <w:bCs w:val="false"/>
+                <w:i w:val="false"/>
+                <w:iCs w:val="false"/>
+                <w:color w:val="17242D"/>
+                <w:rtl/>
+              </w:rPr>
+              <w:t xml:space="preserve"/>
+            </w:r>
+          </w:p>
+        </w:tc>
+        <w:tc>
+          <w:tcPr>
+            <w:tcW w:type="dxa" w:w="1504"/>
+            <w:shd w:fill="FFFFFF"/>
+          </w:tcPr>
+          <w:p>
+            <w:pPr>
+              <w:bidi/>
+              <w:jc w:val="left"/>
+            </w:pPr>
+            <w:r>
+              <w:rPr>
+                <w:b w:val="false"/>
+                <w:bCs w:val="false"/>
+                <w:i w:val="false"/>
+                <w:iCs w:val="false"/>
+                <w:color w:val="17242D"/>
+                <w:rtl/>
+              </w:rPr>
+              <w:t xml:space="preserve"/>
+            </w:r>
+          </w:p>
+        </w:tc>
+        <w:tc>
+          <w:tcPr>
+            <w:tcW w:type="dxa" w:w="1504"/>
+            <w:shd w:fill="FFFFFF"/>
+          </w:tcPr>
+          <w:p>
+            <w:pPr>
+              <w:bidi/>
+              <w:jc w:val="left"/>
+            </w:pPr>
+            <w:r>
+              <w:rPr>
+                <w:b w:val="false"/>
+                <w:bCs w:val="false"/>
+                <w:i w:val="false"/>
+                <w:iCs w:val="false"/>
+                <w:color w:val="17242D"/>
+                <w:rtl/>
+              </w:rPr>
+              <w:t xml:space="preserve"/>
+            </w:r>
+          </w:p>
+        </w:tc>
+        <w:tc>
+          <w:tcPr>
+            <w:tcW w:type="dxa" w:w="1504"/>
             <w:shd w:fill="FFFFFF"/>
           </w:tcPr>
           <w:p>
@@ -23355,99 +23064,122 @@
         </w:trPr>
         <w:tc>
           <w:tcPr>
-            <w:tcW w:type="dxa" w:w="1806"/>
-            <w:shd w:fill="FFFFFF"/>
-          </w:tcPr>
-          <w:p>
-            <w:pPr>
-              <w:bidi/>
-              <w:jc w:val="left"/>
-            </w:pPr>
-            <w:r>
-              <w:rPr>
-                <w:b w:val="false"/>
-                <w:bCs w:val="false"/>
-                <w:i w:val="false"/>
-                <w:iCs w:val="false"/>
-                <w:color w:val="17242D"/>
-                <w:rtl/>
-              </w:rPr>
-              <w:t xml:space="preserve">5</w:t>
-            </w:r>
-          </w:p>
-        </w:tc>
-        <w:tc>
-          <w:tcPr>
-            <w:tcW w:type="dxa" w:w="1805"/>
-            <w:shd w:fill="FFFFFF"/>
-          </w:tcPr>
-          <w:p>
-            <w:pPr>
-              <w:bidi/>
-              <w:jc w:val="left"/>
-            </w:pPr>
-            <w:r>
-              <w:rPr>
-                <w:b w:val="false"/>
-                <w:bCs w:val="false"/>
-                <w:i w:val="false"/>
-                <w:iCs w:val="false"/>
-                <w:color w:val="17242D"/>
-                <w:rtl/>
-              </w:rPr>
-              <w:t xml:space="preserve"/>
-            </w:r>
-          </w:p>
-        </w:tc>
-        <w:tc>
-          <w:tcPr>
-            <w:tcW w:type="dxa" w:w="1805"/>
-            <w:shd w:fill="FFFFFF"/>
-          </w:tcPr>
-          <w:p>
-            <w:pPr>
-              <w:bidi/>
-              <w:jc w:val="left"/>
-            </w:pPr>
-            <w:r>
-              <w:rPr>
-                <w:b w:val="false"/>
-                <w:bCs w:val="false"/>
-                <w:i w:val="false"/>
-                <w:iCs w:val="false"/>
-                <w:color w:val="17242D"/>
-                <w:rtl/>
-              </w:rPr>
-              <w:t xml:space="preserve"/>
-            </w:r>
-          </w:p>
-        </w:tc>
-        <w:tc>
-          <w:tcPr>
-            <w:tcW w:type="dxa" w:w="1805"/>
-            <w:shd w:fill="FFFFFF"/>
-          </w:tcPr>
-          <w:p>
-            <w:pPr>
-              <w:bidi/>
-              <w:jc w:val="left"/>
-            </w:pPr>
-            <w:r>
-              <w:rPr>
-                <w:b w:val="false"/>
-                <w:bCs w:val="false"/>
-                <w:i w:val="false"/>
-                <w:iCs w:val="false"/>
-                <w:color w:val="17242D"/>
-                <w:rtl/>
-              </w:rPr>
-              <w:t xml:space="preserve"/>
-            </w:r>
-          </w:p>
-        </w:tc>
-        <w:tc>
-          <w:tcPr>
-            <w:tcW w:type="dxa" w:w="1805"/>
+            <w:tcW w:type="dxa" w:w="1506"/>
+            <w:shd w:fill="FFFFFF"/>
+          </w:tcPr>
+          <w:p>
+            <w:pPr>
+              <w:bidi/>
+              <w:jc w:val="left"/>
+            </w:pPr>
+            <w:r>
+              <w:rPr>
+                <w:b w:val="false"/>
+                <w:bCs w:val="false"/>
+                <w:i w:val="false"/>
+                <w:iCs w:val="false"/>
+                <w:color w:val="17242D"/>
+                <w:rtl/>
+              </w:rPr>
+              <w:t xml:space="preserve">5 הקראה</w:t>
+            </w:r>
+          </w:p>
+        </w:tc>
+        <w:tc>
+          <w:tcPr>
+            <w:tcW w:type="dxa" w:w="1504"/>
+            <w:shd w:fill="FFFFFF"/>
+          </w:tcPr>
+          <w:p>
+            <w:pPr>
+              <w:bidi/>
+              <w:jc w:val="left"/>
+            </w:pPr>
+            <w:r>
+              <w:rPr>
+                <w:b w:val="false"/>
+                <w:bCs w:val="false"/>
+                <w:i w:val="false"/>
+                <w:iCs w:val="false"/>
+                <w:color w:val="17242D"/>
+                <w:rtl/>
+              </w:rPr>
+              <w:t xml:space="preserve"/>
+            </w:r>
+          </w:p>
+        </w:tc>
+        <w:tc>
+          <w:tcPr>
+            <w:tcW w:type="dxa" w:w="1504"/>
+            <w:shd w:fill="FFFFFF"/>
+          </w:tcPr>
+          <w:p>
+            <w:pPr>
+              <w:bidi/>
+              <w:jc w:val="left"/>
+            </w:pPr>
+            <w:r>
+              <w:rPr>
+                <w:b w:val="false"/>
+                <w:bCs w:val="false"/>
+                <w:i w:val="false"/>
+                <w:iCs w:val="false"/>
+                <w:color w:val="17242D"/>
+                <w:rtl/>
+              </w:rPr>
+              <w:t xml:space="preserve"/>
+            </w:r>
+          </w:p>
+        </w:tc>
+        <w:tc>
+          <w:tcPr>
+            <w:tcW w:type="dxa" w:w="1504"/>
+            <w:shd w:fill="FFFFFF"/>
+          </w:tcPr>
+          <w:p>
+            <w:pPr>
+              <w:bidi/>
+              <w:jc w:val="left"/>
+            </w:pPr>
+            <w:r>
+              <w:rPr>
+                <w:b w:val="false"/>
+                <w:bCs w:val="false"/>
+                <w:i w:val="false"/>
+                <w:iCs w:val="false"/>
+                <w:color w:val="17242D"/>
+                <w:rtl/>
+              </w:rPr>
+              <w:t xml:space="preserve"/>
+            </w:r>
+          </w:p>
+        </w:tc>
+        <w:tc>
+          <w:tcPr>
+            <w:tcW w:type="dxa" w:w="1504"/>
+            <w:shd w:fill="FFFFFF"/>
+          </w:tcPr>
+          <w:p>
+            <w:pPr>
+              <w:bidi/>
+              <w:jc w:val="left"/>
+            </w:pPr>
+            <w:r>
+              <w:rPr>
+                <w:b w:val="false"/>
+                <w:bCs w:val="false"/>
+                <w:i w:val="false"/>
+                <w:iCs w:val="false"/>
+                <w:color w:val="17242D"/>
+                <w:rtl/>
+              </w:rPr>
+              <w:t xml:space="preserve"/>
+            </w:r>
+          </w:p>
+        </w:tc>
+        <w:tc>
+          <w:tcPr>
+            <w:tcW w:type="dxa" w:w="1504"/>
             <w:shd w:fill="FFFFFF"/>
           </w:tcPr>
           <w:p>
@@ -23475,99 +23207,122 @@
         </w:trPr>
         <w:tc>
           <w:tcPr>
-            <w:tcW w:type="dxa" w:w="1806"/>
-            <w:shd w:fill="FFFFFF"/>
-          </w:tcPr>
-          <w:p>
-            <w:pPr>
-              <w:bidi/>
-              <w:jc w:val="left"/>
-            </w:pPr>
-            <w:r>
-              <w:rPr>
-                <w:b w:val="false"/>
-                <w:bCs w:val="false"/>
-                <w:i w:val="false"/>
-                <w:iCs w:val="false"/>
-                <w:color w:val="17242D"/>
-                <w:rtl/>
-              </w:rPr>
-              <w:t xml:space="preserve">6</w:t>
-            </w:r>
-          </w:p>
-        </w:tc>
-        <w:tc>
-          <w:tcPr>
-            <w:tcW w:type="dxa" w:w="1805"/>
-            <w:shd w:fill="FFFFFF"/>
-          </w:tcPr>
-          <w:p>
-            <w:pPr>
-              <w:bidi/>
-              <w:jc w:val="left"/>
-            </w:pPr>
-            <w:r>
-              <w:rPr>
-                <w:b w:val="false"/>
-                <w:bCs w:val="false"/>
-                <w:i w:val="false"/>
-                <w:iCs w:val="false"/>
-                <w:color w:val="17242D"/>
-                <w:rtl/>
-              </w:rPr>
-              <w:t xml:space="preserve"/>
-            </w:r>
-          </w:p>
-        </w:tc>
-        <w:tc>
-          <w:tcPr>
-            <w:tcW w:type="dxa" w:w="1805"/>
-            <w:shd w:fill="FFFFFF"/>
-          </w:tcPr>
-          <w:p>
-            <w:pPr>
-              <w:bidi/>
-              <w:jc w:val="left"/>
-            </w:pPr>
-            <w:r>
-              <w:rPr>
-                <w:b w:val="false"/>
-                <w:bCs w:val="false"/>
-                <w:i w:val="false"/>
-                <w:iCs w:val="false"/>
-                <w:color w:val="17242D"/>
-                <w:rtl/>
-              </w:rPr>
-              <w:t xml:space="preserve"/>
-            </w:r>
-          </w:p>
-        </w:tc>
-        <w:tc>
-          <w:tcPr>
-            <w:tcW w:type="dxa" w:w="1805"/>
-            <w:shd w:fill="FFFFFF"/>
-          </w:tcPr>
-          <w:p>
-            <w:pPr>
-              <w:bidi/>
-              <w:jc w:val="left"/>
-            </w:pPr>
-            <w:r>
-              <w:rPr>
-                <w:b w:val="false"/>
-                <w:bCs w:val="false"/>
-                <w:i w:val="false"/>
-                <w:iCs w:val="false"/>
-                <w:color w:val="17242D"/>
-                <w:rtl/>
-              </w:rPr>
-              <w:t xml:space="preserve"/>
-            </w:r>
-          </w:p>
-        </w:tc>
-        <w:tc>
-          <w:tcPr>
-            <w:tcW w:type="dxa" w:w="1805"/>
+            <w:tcW w:type="dxa" w:w="1506"/>
+            <w:shd w:fill="FFFFFF"/>
+          </w:tcPr>
+          <w:p>
+            <w:pPr>
+              <w:bidi/>
+              <w:jc w:val="left"/>
+            </w:pPr>
+            <w:r>
+              <w:rPr>
+                <w:b w:val="false"/>
+                <w:bCs w:val="false"/>
+                <w:i w:val="false"/>
+                <w:iCs w:val="false"/>
+                <w:color w:val="17242D"/>
+                <w:rtl/>
+              </w:rPr>
+              <w:t xml:space="preserve">6 הרכבה</w:t>
+            </w:r>
+          </w:p>
+        </w:tc>
+        <w:tc>
+          <w:tcPr>
+            <w:tcW w:type="dxa" w:w="1504"/>
+            <w:shd w:fill="FFFFFF"/>
+          </w:tcPr>
+          <w:p>
+            <w:pPr>
+              <w:bidi/>
+              <w:jc w:val="left"/>
+            </w:pPr>
+            <w:r>
+              <w:rPr>
+                <w:b w:val="false"/>
+                <w:bCs w:val="false"/>
+                <w:i w:val="false"/>
+                <w:iCs w:val="false"/>
+                <w:color w:val="17242D"/>
+                <w:rtl/>
+              </w:rPr>
+              <w:t xml:space="preserve"/>
+            </w:r>
+          </w:p>
+        </w:tc>
+        <w:tc>
+          <w:tcPr>
+            <w:tcW w:type="dxa" w:w="1504"/>
+            <w:shd w:fill="FFFFFF"/>
+          </w:tcPr>
+          <w:p>
+            <w:pPr>
+              <w:bidi/>
+              <w:jc w:val="left"/>
+            </w:pPr>
+            <w:r>
+              <w:rPr>
+                <w:b w:val="false"/>
+                <w:bCs w:val="false"/>
+                <w:i w:val="false"/>
+                <w:iCs w:val="false"/>
+                <w:color w:val="17242D"/>
+                <w:rtl/>
+              </w:rPr>
+              <w:t xml:space="preserve"/>
+            </w:r>
+          </w:p>
+        </w:tc>
+        <w:tc>
+          <w:tcPr>
+            <w:tcW w:type="dxa" w:w="1504"/>
+            <w:shd w:fill="FFFFFF"/>
+          </w:tcPr>
+          <w:p>
+            <w:pPr>
+              <w:bidi/>
+              <w:jc w:val="left"/>
+            </w:pPr>
+            <w:r>
+              <w:rPr>
+                <w:b w:val="false"/>
+                <w:bCs w:val="false"/>
+                <w:i w:val="false"/>
+                <w:iCs w:val="false"/>
+                <w:color w:val="17242D"/>
+                <w:rtl/>
+              </w:rPr>
+              <w:t xml:space="preserve"/>
+            </w:r>
+          </w:p>
+        </w:tc>
+        <w:tc>
+          <w:tcPr>
+            <w:tcW w:type="dxa" w:w="1504"/>
+            <w:shd w:fill="FFFFFF"/>
+          </w:tcPr>
+          <w:p>
+            <w:pPr>
+              <w:bidi/>
+              <w:jc w:val="left"/>
+            </w:pPr>
+            <w:r>
+              <w:rPr>
+                <w:b w:val="false"/>
+                <w:bCs w:val="false"/>
+                <w:i w:val="false"/>
+                <w:iCs w:val="false"/>
+                <w:color w:val="17242D"/>
+                <w:rtl/>
+              </w:rPr>
+              <w:t xml:space="preserve"/>
+            </w:r>
+          </w:p>
+        </w:tc>
+        <w:tc>
+          <w:tcPr>
+            <w:tcW w:type="dxa" w:w="1504"/>
             <w:shd w:fill="FFFFFF"/>
           </w:tcPr>
           <w:p>
@@ -23721,7 +23476,7 @@
                 <w:color w:val="55606E"/>
                 <w:rtl/>
               </w:rPr>
-              <w:t xml:space="preserve">דוגמה: את הטענה שהמסלול החדש מואר יותר</w:t>
+              <w:t xml:space="preserve">דוגמה: שלכל קליפ שנוצר יש סימון גלוי</w:t>
             </w:r>
           </w:p>
         </w:tc>
@@ -23744,7 +23499,7 @@
                 <w:color w:val="55606E"/>
                 <w:rtl/>
               </w:rPr>
-              <w:t xml:space="preserve">מפת התאורה של העירייה, 20 באפריל</w:t>
+              <w:t xml:space="preserve">הבדיקה שלי לפני השיתוף, 12 במאי</w:t>
             </w:r>
           </w:p>
         </w:tc>
@@ -23767,7 +23522,7 @@
                 <w:color w:val="55606E"/>
                 <w:rtl/>
               </w:rPr>
-              <w:t xml:space="preserve">קישור שמור לצד הסטוריבורד</w:t>
+              <w:t xml:space="preserve">צילום מסך של הסימון בשקופית במצגת</w:t>
             </w:r>
           </w:p>
         </w:tc>
@@ -23951,7 +23706,7 @@
           <w:color w:val="17242D"/>
           <w:rtl/>
         </w:rPr>
-        <w:t xml:space="preserve">שמרו כראיה את קישורי המקור, את ההרשאות או ההסכמות, את בדיקות העובדות, את הסטוריבורד ואת הסימונים הסופיים.</w:t>
+        <w:t xml:space="preserve">שמרו כראיה את יומן השלבים עם ההנחיות והתיקונים, את חוות הדעת על הכלים, את המצגת המוגמרת עם הסימונים, ואת ההערה על הכלי שנבחר בכל שלב.</w:t>
       </w:r>
     </w:p>
     <w:p>
@@ -23984,7 +23739,7 @@
           <w:color w:val="17242D"/>
           <w:rtl/>
         </w:rPr>
-        <w:t xml:space="preserve">היכן הקהל עלול להיות מוטעה? מה יהפוך את הסיפור לנגיש ואמין יותר בפעם הבאה?</w:t>
+        <w:t xml:space="preserve">איפה צופה עלול לטעות ולחשוב שקליפ שנוצר הוא הקלטה אמיתית? מה תשנו בפעם הבאה לפני שתציגו את זה לקהל רחב יותר?</w:t>
       </w:r>
     </w:p>
     <w:p>

--- a/site/assets/downloads/applied-ai-mastery-personal-journal-he.docx
+++ b/site/assets/downloads/applied-ai-mastery-personal-journal-he.docx
@@ -20276,7 +20276,7 @@
                 <w:color w:val="55606E"/>
                 <w:rtl/>
               </w:rPr>
-              <w:t xml:space="preserve">Gemini לאורך כל הדרך; Claude למצגת</w:t>
+              <w:t xml:space="preserve">Gemini לשלבים 1–4; Google AI Studio להקראה; Claude ו-Canva למצגת</w:t>
             </w:r>
           </w:p>
         </w:tc>
@@ -20395,6 +20395,21 @@
           <w:rtl/>
         </w:rPr>
         <w:t xml:space="preserve">2. יומן השלבים</w:t>
+      </w:r>
+    </w:p>
+    <w:p>
+      <w:pPr>
+        <w:bidi/>
+        <w:jc w:val="left"/>
+      </w:pPr>
+      <w:r>
+        <w:rPr>
+          <w:b w:val="false"/>
+          <w:bCs w:val="false"/>
+          <w:color w:val="17242D"/>
+          <w:rtl/>
+        </w:rPr>
+        <w:t xml:space="preserve">תעדו כל שלב תוך כדי העבודה — תמונה או קליפ שנוצרו ולא סומנו הם לא קישוט, הם טענה. כתבו מה הסימון בפועל אמר, לא רק כן או לא.</w:t>
       </w:r>
     </w:p>
     <w:tbl>
@@ -20605,7 +20620,7 @@
                 <w:color w:val="17242D"/>
                 <w:rtl/>
               </w:rPr>
-              <w:t xml:space="preserve"/>
+              <w:t xml:space="preserve">Gemini</w:t>
             </w:r>
           </w:p>
         </w:tc>
@@ -20628,7 +20643,7 @@
                 <w:color w:val="17242D"/>
                 <w:rtl/>
               </w:rPr>
-              <w:t xml:space="preserve"/>
+              <w:t xml:space="preserve">„רחוב עם עצים בשעת זריחה, בסגנון ציור מים, צילום רחב"</w:t>
             </w:r>
           </w:p>
         </w:tc>
@@ -20651,7 +20666,7 @@
                 <w:color w:val="17242D"/>
                 <w:rtl/>
               </w:rPr>
-              <w:t xml:space="preserve"/>
+              <w:t xml:space="preserve">תמונה רגועה ומוארת, קרוב למה שרציתי, אבל שלט הרחוב יצא מטושטש</w:t>
             </w:r>
           </w:p>
         </w:tc>
@@ -20674,7 +20689,7 @@
                 <w:color w:val="17242D"/>
                 <w:rtl/>
               </w:rPr>
-              <w:t xml:space="preserve"/>
+              <w:t xml:space="preserve">—</w:t>
             </w:r>
           </w:p>
         </w:tc>
@@ -20697,7 +20712,7 @@
                 <w:color w:val="17242D"/>
                 <w:rtl/>
               </w:rPr>
-              <w:t xml:space="preserve"/>
+              <w:t xml:space="preserve">כיתוב „הדמיה שנוצרה ב-AI" מתחת לתמונה</w:t>
             </w:r>
           </w:p>
         </w:tc>
@@ -20748,7 +20763,7 @@
                 <w:color w:val="17242D"/>
                 <w:rtl/>
               </w:rPr>
-              <w:t xml:space="preserve"/>
+              <w:t xml:space="preserve">Gemini</w:t>
             </w:r>
           </w:p>
         </w:tc>
@@ -20771,7 +20786,7 @@
                 <w:color w:val="17242D"/>
                 <w:rtl/>
               </w:rPr>
-              <w:t xml:space="preserve"/>
+              <w:t xml:space="preserve">„השאירו הכול כמו שהיה, רק תהפכו את שלט הרחוב לקריא"</w:t>
             </w:r>
           </w:p>
         </w:tc>
@@ -20794,7 +20809,7 @@
                 <w:color w:val="17242D"/>
                 <w:rtl/>
               </w:rPr>
-              <w:t xml:space="preserve"/>
+              <w:t xml:space="preserve">אותו רחוב, השלט קריא הפעם</w:t>
             </w:r>
           </w:p>
         </w:tc>
@@ -20817,7 +20832,7 @@
                 <w:color w:val="17242D"/>
                 <w:rtl/>
               </w:rPr>
-              <w:t xml:space="preserve"/>
+              <w:t xml:space="preserve">שום דבר נוסף — זו הפכה לתמונת הבסיס לשלב הבא</w:t>
             </w:r>
           </w:p>
         </w:tc>
@@ -20840,7 +20855,7 @@
                 <w:color w:val="17242D"/>
                 <w:rtl/>
               </w:rPr>
-              <w:t xml:space="preserve"/>
+              <w:t xml:space="preserve">אותו כיתוב הועבר הלאה</w:t>
             </w:r>
           </w:p>
         </w:tc>
@@ -20891,7 +20906,7 @@
                 <w:color w:val="17242D"/>
                 <w:rtl/>
               </w:rPr>
-              <w:t xml:space="preserve"/>
+              <w:t xml:space="preserve">Gemini</w:t>
             </w:r>
           </w:p>
         </w:tc>
@@ -20914,7 +20929,7 @@
                 <w:color w:val="17242D"/>
                 <w:rtl/>
               </w:rPr>
-              <w:t xml:space="preserve"/>
+              <w:t xml:space="preserve">„הנפישו את התמונה הזאת: פאן איטי מימין לשמאל, חמש שניות"</w:t>
             </w:r>
           </w:p>
         </w:tc>
@@ -20937,7 +20952,7 @@
                 <w:color w:val="17242D"/>
                 <w:rtl/>
               </w:rPr>
-              <w:t xml:space="preserve"/>
+              <w:t xml:space="preserve">קליפ של חמש שניות עם תנועה עדינה על גבי התמונה הקבועה</w:t>
             </w:r>
           </w:p>
         </w:tc>
@@ -20960,7 +20975,7 @@
                 <w:color w:val="17242D"/>
                 <w:rtl/>
               </w:rPr>
-              <w:t xml:space="preserve"/>
+              <w:t xml:space="preserve">קיצרתי חצי שנייה מהסוף, שם התנועה קפצה</w:t>
             </w:r>
           </w:p>
         </w:tc>
@@ -20983,7 +20998,7 @@
                 <w:color w:val="17242D"/>
                 <w:rtl/>
               </w:rPr>
-              <w:t xml:space="preserve"/>
+              <w:t xml:space="preserve">כיתוב „הונפש מהדמיה שנוצרה ב-AI" על הקליפ</w:t>
             </w:r>
           </w:p>
         </w:tc>
@@ -21034,7 +21049,7 @@
                 <w:color w:val="17242D"/>
                 <w:rtl/>
               </w:rPr>
-              <w:t xml:space="preserve"/>
+              <w:t xml:space="preserve">Gemini</w:t>
             </w:r>
           </w:p>
         </w:tc>
@@ -21057,7 +21072,7 @@
                 <w:color w:val="17242D"/>
                 <w:rtl/>
               </w:rPr>
-              <w:t xml:space="preserve"/>
+              <w:t xml:space="preserve">„רחוב מגורים שקט בשעת זריחה, צילום רחב, חמש שניות, בלי אנשים" (טקסט בלבד, בלי תמונה)</w:t>
             </w:r>
           </w:p>
         </w:tc>
@@ -21080,7 +21095,7 @@
                 <w:color w:val="17242D"/>
                 <w:rtl/>
               </w:rPr>
-              <w:t xml:space="preserve"/>
+              <w:t xml:space="preserve">קליפ שני של חמש שניות שנוצר ישירות מהתיאור</w:t>
             </w:r>
           </w:p>
         </w:tc>
@@ -21103,7 +21118,7 @@
                 <w:color w:val="17242D"/>
                 <w:rtl/>
               </w:rPr>
-              <w:t xml:space="preserve"/>
+              <w:t xml:space="preserve">קיצרתי שנייה מההתחלה האיטית</w:t>
             </w:r>
           </w:p>
         </w:tc>
@@ -21126,7 +21141,7 @@
                 <w:color w:val="17242D"/>
                 <w:rtl/>
               </w:rPr>
-              <w:t xml:space="preserve"/>
+              <w:t xml:space="preserve">כיתוב „קליפ שנוצר במלואו ב-AI" על הקליפ</w:t>
             </w:r>
           </w:p>
         </w:tc>
@@ -21177,7 +21192,7 @@
                 <w:color w:val="17242D"/>
                 <w:rtl/>
               </w:rPr>
-              <w:t xml:space="preserve"/>
+              <w:t xml:space="preserve">Google AI Studio</w:t>
             </w:r>
           </w:p>
         </w:tc>
@@ -21200,7 +21215,7 @@
                 <w:color w:val="17242D"/>
                 <w:rtl/>
               </w:rPr>
-              <w:t xml:space="preserve"/>
+              <w:t xml:space="preserve">הקראתי את התסריט שכתבתי מעל שני הקליפים, בקצב חם ורגוע</w:t>
             </w:r>
           </w:p>
         </w:tc>
@@ -21223,7 +21238,7 @@
                 <w:color w:val="17242D"/>
                 <w:rtl/>
               </w:rPr>
-              <w:t xml:space="preserve"/>
+              <w:t xml:space="preserve">פס קול ברור, קצת מהיר מדי במשפט הראשון</w:t>
             </w:r>
           </w:p>
         </w:tc>
@@ -21246,7 +21261,7 @@
                 <w:color w:val="17242D"/>
                 <w:rtl/>
               </w:rPr>
-              <w:t xml:space="preserve"/>
+              <w:t xml:space="preserve">יצרתי מחדש את המשפט הראשון בקצב איטי יותר</w:t>
             </w:r>
           </w:p>
         </w:tc>
@@ -21269,7 +21284,7 @@
                 <w:color w:val="17242D"/>
                 <w:rtl/>
               </w:rPr>
-              <w:t xml:space="preserve"/>
+              <w:t xml:space="preserve">בקרדיט הסוגר: „הקריינות נוצרה ב-AI"</w:t>
             </w:r>
           </w:p>
         </w:tc>
@@ -21320,7 +21335,7 @@
                 <w:color w:val="17242D"/>
                 <w:rtl/>
               </w:rPr>
-              <w:t xml:space="preserve"/>
+              <w:t xml:space="preserve">Claude ו-Canva</w:t>
             </w:r>
           </w:p>
         </w:tc>
@@ -21343,7 +21358,7 @@
                 <w:color w:val="17242D"/>
                 <w:rtl/>
               </w:rPr>
-              <w:t xml:space="preserve"/>
+              <w:t xml:space="preserve">ביקשתי מ-Claude מבנה של שש שקופיות, ואז בניתי אותו ב-Canva</w:t>
             </w:r>
           </w:p>
         </w:tc>
@@ -21366,7 +21381,7 @@
                 <w:color w:val="17242D"/>
                 <w:rtl/>
               </w:rPr>
-              <w:t xml:space="preserve"/>
+              <w:t xml:space="preserve">מצגת עובדת עם שני הקליפים והקריינות מסונכרנים</w:t>
             </w:r>
           </w:p>
         </w:tc>
@@ -21389,7 +21404,7 @@
                 <w:color w:val="17242D"/>
                 <w:rtl/>
               </w:rPr>
-              <w:t xml:space="preserve"/>
+              <w:t xml:space="preserve">סידרתי מחדש שתי שקופיות כדי שהקריינות תתאים לתמונה</w:t>
             </w:r>
           </w:p>
         </w:tc>
@@ -21412,7 +21427,7 @@
                 <w:color w:val="17242D"/>
                 <w:rtl/>
               </w:rPr>
-              <w:t xml:space="preserve"/>
+              <w:t xml:space="preserve">לכל שקופית שנוצרה יש את הכיתוב שלה</w:t>
             </w:r>
           </w:p>
         </w:tc>
@@ -21570,6 +21585,486 @@
                 <w:rtl/>
               </w:rPr>
               <w:t xml:space="preserve">להשתמש שוב?</w:t>
+            </w:r>
+          </w:p>
+        </w:tc>
+      </w:tr>
+      <w:tr>
+        <w:trPr>
+          <w:trHeight w:val="454" w:hRule="atLeast"/>
+        </w:trPr>
+        <w:tc>
+          <w:tcPr>
+            <w:tcW w:type="dxa" w:w="1806"/>
+            <w:shd w:fill="FFFFFF"/>
+          </w:tcPr>
+          <w:p>
+            <w:pPr>
+              <w:bidi/>
+              <w:jc w:val="left"/>
+            </w:pPr>
+            <w:r>
+              <w:rPr>
+                <w:b w:val="false"/>
+                <w:bCs w:val="false"/>
+                <w:i w:val="false"/>
+                <w:iCs w:val="false"/>
+                <w:color w:val="17242D"/>
+                <w:rtl/>
+              </w:rPr>
+              <w:t xml:space="preserve"/>
+            </w:r>
+          </w:p>
+        </w:tc>
+        <w:tc>
+          <w:tcPr>
+            <w:tcW w:type="dxa" w:w="1805"/>
+            <w:shd w:fill="FFFFFF"/>
+          </w:tcPr>
+          <w:p>
+            <w:pPr>
+              <w:bidi/>
+              <w:jc w:val="left"/>
+            </w:pPr>
+            <w:r>
+              <w:rPr>
+                <w:b w:val="false"/>
+                <w:bCs w:val="false"/>
+                <w:i w:val="false"/>
+                <w:iCs w:val="false"/>
+                <w:color w:val="17242D"/>
+                <w:rtl/>
+              </w:rPr>
+              <w:t xml:space="preserve"/>
+            </w:r>
+          </w:p>
+        </w:tc>
+        <w:tc>
+          <w:tcPr>
+            <w:tcW w:type="dxa" w:w="1805"/>
+            <w:shd w:fill="FFFFFF"/>
+          </w:tcPr>
+          <w:p>
+            <w:pPr>
+              <w:bidi/>
+              <w:jc w:val="left"/>
+            </w:pPr>
+            <w:r>
+              <w:rPr>
+                <w:b w:val="false"/>
+                <w:bCs w:val="false"/>
+                <w:i w:val="false"/>
+                <w:iCs w:val="false"/>
+                <w:color w:val="17242D"/>
+                <w:rtl/>
+              </w:rPr>
+              <w:t xml:space="preserve"/>
+            </w:r>
+          </w:p>
+        </w:tc>
+        <w:tc>
+          <w:tcPr>
+            <w:tcW w:type="dxa" w:w="1805"/>
+            <w:shd w:fill="FFFFFF"/>
+          </w:tcPr>
+          <w:p>
+            <w:pPr>
+              <w:bidi/>
+              <w:jc w:val="left"/>
+            </w:pPr>
+            <w:r>
+              <w:rPr>
+                <w:b w:val="false"/>
+                <w:bCs w:val="false"/>
+                <w:i w:val="false"/>
+                <w:iCs w:val="false"/>
+                <w:color w:val="17242D"/>
+                <w:rtl/>
+              </w:rPr>
+              <w:t xml:space="preserve"/>
+            </w:r>
+          </w:p>
+        </w:tc>
+        <w:tc>
+          <w:tcPr>
+            <w:tcW w:type="dxa" w:w="1805"/>
+            <w:shd w:fill="FFFFFF"/>
+          </w:tcPr>
+          <w:p>
+            <w:pPr>
+              <w:bidi/>
+              <w:jc w:val="left"/>
+            </w:pPr>
+            <w:r>
+              <w:rPr>
+                <w:b w:val="false"/>
+                <w:bCs w:val="false"/>
+                <w:i w:val="false"/>
+                <w:iCs w:val="false"/>
+                <w:color w:val="17242D"/>
+                <w:rtl/>
+              </w:rPr>
+              <w:t xml:space="preserve"/>
+            </w:r>
+          </w:p>
+        </w:tc>
+      </w:tr>
+      <w:tr>
+        <w:trPr>
+          <w:trHeight w:val="454" w:hRule="atLeast"/>
+        </w:trPr>
+        <w:tc>
+          <w:tcPr>
+            <w:tcW w:type="dxa" w:w="1806"/>
+            <w:shd w:fill="FFFFFF"/>
+          </w:tcPr>
+          <w:p>
+            <w:pPr>
+              <w:bidi/>
+              <w:jc w:val="left"/>
+            </w:pPr>
+            <w:r>
+              <w:rPr>
+                <w:b w:val="false"/>
+                <w:bCs w:val="false"/>
+                <w:i w:val="false"/>
+                <w:iCs w:val="false"/>
+                <w:color w:val="17242D"/>
+                <w:rtl/>
+              </w:rPr>
+              <w:t xml:space="preserve"/>
+            </w:r>
+          </w:p>
+        </w:tc>
+        <w:tc>
+          <w:tcPr>
+            <w:tcW w:type="dxa" w:w="1805"/>
+            <w:shd w:fill="FFFFFF"/>
+          </w:tcPr>
+          <w:p>
+            <w:pPr>
+              <w:bidi/>
+              <w:jc w:val="left"/>
+            </w:pPr>
+            <w:r>
+              <w:rPr>
+                <w:b w:val="false"/>
+                <w:bCs w:val="false"/>
+                <w:i w:val="false"/>
+                <w:iCs w:val="false"/>
+                <w:color w:val="17242D"/>
+                <w:rtl/>
+              </w:rPr>
+              <w:t xml:space="preserve"/>
+            </w:r>
+          </w:p>
+        </w:tc>
+        <w:tc>
+          <w:tcPr>
+            <w:tcW w:type="dxa" w:w="1805"/>
+            <w:shd w:fill="FFFFFF"/>
+          </w:tcPr>
+          <w:p>
+            <w:pPr>
+              <w:bidi/>
+              <w:jc w:val="left"/>
+            </w:pPr>
+            <w:r>
+              <w:rPr>
+                <w:b w:val="false"/>
+                <w:bCs w:val="false"/>
+                <w:i w:val="false"/>
+                <w:iCs w:val="false"/>
+                <w:color w:val="17242D"/>
+                <w:rtl/>
+              </w:rPr>
+              <w:t xml:space="preserve"/>
+            </w:r>
+          </w:p>
+        </w:tc>
+        <w:tc>
+          <w:tcPr>
+            <w:tcW w:type="dxa" w:w="1805"/>
+            <w:shd w:fill="FFFFFF"/>
+          </w:tcPr>
+          <w:p>
+            <w:pPr>
+              <w:bidi/>
+              <w:jc w:val="left"/>
+            </w:pPr>
+            <w:r>
+              <w:rPr>
+                <w:b w:val="false"/>
+                <w:bCs w:val="false"/>
+                <w:i w:val="false"/>
+                <w:iCs w:val="false"/>
+                <w:color w:val="17242D"/>
+                <w:rtl/>
+              </w:rPr>
+              <w:t xml:space="preserve"/>
+            </w:r>
+          </w:p>
+        </w:tc>
+        <w:tc>
+          <w:tcPr>
+            <w:tcW w:type="dxa" w:w="1805"/>
+            <w:shd w:fill="FFFFFF"/>
+          </w:tcPr>
+          <w:p>
+            <w:pPr>
+              <w:bidi/>
+              <w:jc w:val="left"/>
+            </w:pPr>
+            <w:r>
+              <w:rPr>
+                <w:b w:val="false"/>
+                <w:bCs w:val="false"/>
+                <w:i w:val="false"/>
+                <w:iCs w:val="false"/>
+                <w:color w:val="17242D"/>
+                <w:rtl/>
+              </w:rPr>
+              <w:t xml:space="preserve"/>
+            </w:r>
+          </w:p>
+        </w:tc>
+      </w:tr>
+      <w:tr>
+        <w:trPr>
+          <w:trHeight w:val="454" w:hRule="atLeast"/>
+        </w:trPr>
+        <w:tc>
+          <w:tcPr>
+            <w:tcW w:type="dxa" w:w="1806"/>
+            <w:shd w:fill="FFFFFF"/>
+          </w:tcPr>
+          <w:p>
+            <w:pPr>
+              <w:bidi/>
+              <w:jc w:val="left"/>
+            </w:pPr>
+            <w:r>
+              <w:rPr>
+                <w:b w:val="false"/>
+                <w:bCs w:val="false"/>
+                <w:i w:val="false"/>
+                <w:iCs w:val="false"/>
+                <w:color w:val="17242D"/>
+                <w:rtl/>
+              </w:rPr>
+              <w:t xml:space="preserve"/>
+            </w:r>
+          </w:p>
+        </w:tc>
+        <w:tc>
+          <w:tcPr>
+            <w:tcW w:type="dxa" w:w="1805"/>
+            <w:shd w:fill="FFFFFF"/>
+          </w:tcPr>
+          <w:p>
+            <w:pPr>
+              <w:bidi/>
+              <w:jc w:val="left"/>
+            </w:pPr>
+            <w:r>
+              <w:rPr>
+                <w:b w:val="false"/>
+                <w:bCs w:val="false"/>
+                <w:i w:val="false"/>
+                <w:iCs w:val="false"/>
+                <w:color w:val="17242D"/>
+                <w:rtl/>
+              </w:rPr>
+              <w:t xml:space="preserve"/>
+            </w:r>
+          </w:p>
+        </w:tc>
+        <w:tc>
+          <w:tcPr>
+            <w:tcW w:type="dxa" w:w="1805"/>
+            <w:shd w:fill="FFFFFF"/>
+          </w:tcPr>
+          <w:p>
+            <w:pPr>
+              <w:bidi/>
+              <w:jc w:val="left"/>
+            </w:pPr>
+            <w:r>
+              <w:rPr>
+                <w:b w:val="false"/>
+                <w:bCs w:val="false"/>
+                <w:i w:val="false"/>
+                <w:iCs w:val="false"/>
+                <w:color w:val="17242D"/>
+                <w:rtl/>
+              </w:rPr>
+              <w:t xml:space="preserve"/>
+            </w:r>
+          </w:p>
+        </w:tc>
+        <w:tc>
+          <w:tcPr>
+            <w:tcW w:type="dxa" w:w="1805"/>
+            <w:shd w:fill="FFFFFF"/>
+          </w:tcPr>
+          <w:p>
+            <w:pPr>
+              <w:bidi/>
+              <w:jc w:val="left"/>
+            </w:pPr>
+            <w:r>
+              <w:rPr>
+                <w:b w:val="false"/>
+                <w:bCs w:val="false"/>
+                <w:i w:val="false"/>
+                <w:iCs w:val="false"/>
+                <w:color w:val="17242D"/>
+                <w:rtl/>
+              </w:rPr>
+              <w:t xml:space="preserve"/>
+            </w:r>
+          </w:p>
+        </w:tc>
+        <w:tc>
+          <w:tcPr>
+            <w:tcW w:type="dxa" w:w="1805"/>
+            <w:shd w:fill="FFFFFF"/>
+          </w:tcPr>
+          <w:p>
+            <w:pPr>
+              <w:bidi/>
+              <w:jc w:val="left"/>
+            </w:pPr>
+            <w:r>
+              <w:rPr>
+                <w:b w:val="false"/>
+                <w:bCs w:val="false"/>
+                <w:i w:val="false"/>
+                <w:iCs w:val="false"/>
+                <w:color w:val="17242D"/>
+                <w:rtl/>
+              </w:rPr>
+              <w:t xml:space="preserve"/>
+            </w:r>
+          </w:p>
+        </w:tc>
+      </w:tr>
+      <w:tr>
+        <w:trPr>
+          <w:trHeight w:val="454" w:hRule="atLeast"/>
+        </w:trPr>
+        <w:tc>
+          <w:tcPr>
+            <w:tcW w:type="dxa" w:w="1806"/>
+            <w:shd w:fill="FFFFFF"/>
+          </w:tcPr>
+          <w:p>
+            <w:pPr>
+              <w:bidi/>
+              <w:jc w:val="left"/>
+            </w:pPr>
+            <w:r>
+              <w:rPr>
+                <w:b w:val="false"/>
+                <w:bCs w:val="false"/>
+                <w:i w:val="false"/>
+                <w:iCs w:val="false"/>
+                <w:color w:val="17242D"/>
+                <w:rtl/>
+              </w:rPr>
+              <w:t xml:space="preserve"/>
+            </w:r>
+          </w:p>
+        </w:tc>
+        <w:tc>
+          <w:tcPr>
+            <w:tcW w:type="dxa" w:w="1805"/>
+            <w:shd w:fill="FFFFFF"/>
+          </w:tcPr>
+          <w:p>
+            <w:pPr>
+              <w:bidi/>
+              <w:jc w:val="left"/>
+            </w:pPr>
+            <w:r>
+              <w:rPr>
+                <w:b w:val="false"/>
+                <w:bCs w:val="false"/>
+                <w:i w:val="false"/>
+                <w:iCs w:val="false"/>
+                <w:color w:val="17242D"/>
+                <w:rtl/>
+              </w:rPr>
+              <w:t xml:space="preserve"/>
+            </w:r>
+          </w:p>
+        </w:tc>
+        <w:tc>
+          <w:tcPr>
+            <w:tcW w:type="dxa" w:w="1805"/>
+            <w:shd w:fill="FFFFFF"/>
+          </w:tcPr>
+          <w:p>
+            <w:pPr>
+              <w:bidi/>
+              <w:jc w:val="left"/>
+            </w:pPr>
+            <w:r>
+              <w:rPr>
+                <w:b w:val="false"/>
+                <w:bCs w:val="false"/>
+                <w:i w:val="false"/>
+                <w:iCs w:val="false"/>
+                <w:color w:val="17242D"/>
+                <w:rtl/>
+              </w:rPr>
+              <w:t xml:space="preserve"/>
+            </w:r>
+          </w:p>
+        </w:tc>
+        <w:tc>
+          <w:tcPr>
+            <w:tcW w:type="dxa" w:w="1805"/>
+            <w:shd w:fill="FFFFFF"/>
+          </w:tcPr>
+          <w:p>
+            <w:pPr>
+              <w:bidi/>
+              <w:jc w:val="left"/>
+            </w:pPr>
+            <w:r>
+              <w:rPr>
+                <w:b w:val="false"/>
+                <w:bCs w:val="false"/>
+                <w:i w:val="false"/>
+                <w:iCs w:val="false"/>
+                <w:color w:val="17242D"/>
+                <w:rtl/>
+              </w:rPr>
+              <w:t xml:space="preserve"/>
+            </w:r>
+          </w:p>
+        </w:tc>
+        <w:tc>
+          <w:tcPr>
+            <w:tcW w:type="dxa" w:w="1805"/>
+            <w:shd w:fill="FFFFFF"/>
+          </w:tcPr>
+          <w:p>
+            <w:pPr>
+              <w:bidi/>
+              <w:jc w:val="left"/>
+            </w:pPr>
+            <w:r>
+              <w:rPr>
+                <w:b w:val="false"/>
+                <w:bCs w:val="false"/>
+                <w:i w:val="false"/>
+                <w:iCs w:val="false"/>
+                <w:color w:val="17242D"/>
+                <w:rtl/>
+              </w:rPr>
+              <w:t xml:space="preserve"/>
             </w:r>
           </w:p>
         </w:tc>
@@ -21743,7 +22238,7 @@
           <w:color w:val="17242D"/>
           <w:rtl/>
         </w:rPr>
-        <w:t xml:space="preserve">להעביר רעיון אחד דרך כל שרשרת ההפקה — תמונה שנוצרה, תיקון שלה, הנפשה של התמונה שלכם, קליפ שני שנוצר מטקסט בלבד, קריינות, ומצגת שמורכבת בשתי דרכים — ולסמן כל פריט שנוצר לאורך הדרך.</w:t>
+        <w:t xml:space="preserve">להעביר רעיון אחד דרך כל שרשרת ההפקה — תמונה שנוצרה, תיקון שלה, הנפשה של התמונה שיצרתם, קליפ שני שנוצר מטקסט בלבד, קריינות, ומצגת שהרכבתם בשתי דרכים — ולסמן כל פריט שנוצר לאורך הדרך.</w:t>
       </w:r>
     </w:p>
     <w:p>
@@ -21791,7 +22286,7 @@
           <w:color w:val="17242D"/>
           <w:rtl/>
         </w:rPr>
-        <w:t xml:space="preserve">2. יוצרים תמונה ומתקנים אותה ב-Gemini (או משווים אותה מול ChatGPT), מנפישים אותה ויוצרים קליפ שני מטקסט בלבד ב-Gemini, מקריאים אותו ב-Google AI Studio, ואז מרכיבים את המצגת ב-Claude וב-Canva — ומתעדים בכל שלב את הכלי, ההנחיה והתוצאה.</w:t>
+        <w:t xml:space="preserve">2. צרו תמונה ותקנו אותה ב-Gemini (או השוו אותה מול ChatGPT), הנפישו אותה וצרו קליפ שני מטקסט בלבד ב-Gemini, הקריאו אותו ב-Google AI Studio, ואז הרכיבו את המצגת ב-Claude וב-Canva — ותעדו בכל שלב את הכלי, ההנחיה והתוצאה.</w:t>
       </w:r>
     </w:p>
     <w:p>
@@ -21947,7 +22442,7 @@
                 <w:color w:val="17242D"/>
                 <w:rtl/>
               </w:rPr>
-              <w:t xml:space="preserve">השלימו את כל שרשרת שישת השלבים — תמונה, תיקון, הנפשה, טקסט-לקליפ, קריינות, ומצגת מורכבת — כשכל פריט שנוצר מסומן.</w:t>
+              <w:t xml:space="preserve">השלימו את כל שרשרת שישת השלבים — תמונה, תיקון, הנפשה, קליפ מטקסט, קריינות, ומצגת מורכבת — כשכל פריט שנוצר מסומן.</w:t>
             </w:r>
           </w:p>
         </w:tc>
@@ -21995,7 +22490,7 @@
                 <w:color w:val="17242D"/>
                 <w:rtl/>
               </w:rPr>
-              <w:t xml:space="preserve">הוסיפו השוואת כלים בשלבי היצירה והתיקון (שלבים 1–2), וקריינות פועלת שמסונכרנת עם המצגת.</w:t>
+              <w:t xml:space="preserve">הוסיפו השוואת כלים בשלבי היצירה והתיקון (שלבים 1–2), וסנכרנו את הקריינות במדויק למצגת.</w:t>
             </w:r>
           </w:p>
         </w:tc>

--- a/site/assets/downloads/applied-ai-mastery-personal-journal-he.docx
+++ b/site/assets/downloads/applied-ai-mastery-personal-journal-he.docx
@@ -22301,7 +22301,7 @@
           <w:color w:val="17242D"/>
           <w:rtl/>
         </w:rPr>
-        <w:t xml:space="preserve">3. השוו לפחות שני כלים בשלבי היצירה והתיקון, וסמנו כל פריט שנוצר לפני שתציגו אותו למישהו.</w:t>
+        <w:t xml:space="preserve">3. סמנו כל פריט שנוצר לפני שתציגו אותו למישהו.</w:t>
       </w:r>
     </w:p>
     <w:p>

--- a/site/assets/downloads/applied-ai-mastery-personal-journal-he.docx
+++ b/site/assets/downloads/applied-ai-mastery-personal-journal-he.docx
@@ -20031,7 +20031,7 @@
           <w:color w:val="17242D"/>
           <w:rtl/>
         </w:rPr>
-        <w:t xml:space="preserve">יוצרים תמונה, מתקנים אותה, מנפישים אותה, יוצרים קליפ שני מטקסט בלבד, מקריאים אותו, ומרכיבים מצגת בשתי דרכים — ומסמנים כל פריט שנוצר לאורך הדרך.</w:t>
+        <w:t xml:space="preserve">יוצרים תמונה, מתקנים אותה, מנפישים אותה, יוצרים קליפ שני מטקסט בלבד, מקריינים אותו, ומרכיבים מצגת בשתי דרכים — ומסמנים כל פריט שנוצר לאורך הדרך.</w:t>
       </w:r>
     </w:p>
     <w:p>
@@ -20276,7 +20276,7 @@
                 <w:color w:val="55606E"/>
                 <w:rtl/>
               </w:rPr>
-              <w:t xml:space="preserve">Gemini לשלבים 1–4; Google AI Studio להקראה; Claude ו-Canva למצגת</w:t>
+              <w:t xml:space="preserve">Gemini לשלבים 1–4; Google AI Studio לקריינות; Claude ו-Canva למצגת</w:t>
             </w:r>
           </w:p>
         </w:tc>
@@ -21169,7 +21169,7 @@
                 <w:color w:val="17242D"/>
                 <w:rtl/>
               </w:rPr>
-              <w:t xml:space="preserve">5 הקראה</w:t>
+              <w:t xml:space="preserve">5 קריינות</w:t>
             </w:r>
           </w:p>
         </w:tc>
@@ -21215,7 +21215,7 @@
                 <w:color w:val="17242D"/>
                 <w:rtl/>
               </w:rPr>
-              <w:t xml:space="preserve">הקראתי את התסריט שכתבתי מעל שני הקליפים, בקצב חם ורגוע</w:t>
+              <w:t xml:space="preserve">קריינתי את התסריט שכתבתי מעל שני הקליפים, בקצב חם ורגוע</w:t>
             </w:r>
           </w:p>
         </w:tc>
@@ -21449,6 +21449,21 @@
           <w:rtl/>
         </w:rPr>
         <w:t xml:space="preserve">3. חוות דעת על הכלים</w:t>
+      </w:r>
+    </w:p>
+    <w:p>
+      <w:pPr>
+        <w:bidi/>
+        <w:jc w:val="left"/>
+      </w:pPr>
+      <w:r>
+        <w:rPr>
+          <w:b w:val="false"/>
+          <w:bCs w:val="false"/>
+          <w:color w:val="17242D"/>
+          <w:rtl/>
+        </w:rPr>
+        <w:t xml:space="preserve">תעדו תוך כדי העבודה — באיזה כלי השתמשתם בכל שלב, והאם המסלול החינמי שלו החזיק מעמד, לפני שתשכחו באיזה כלי נתקלתם במגבלה.</w:t>
       </w:r>
     </w:p>
     <w:tbl>
@@ -22286,7 +22301,7 @@
           <w:color w:val="17242D"/>
           <w:rtl/>
         </w:rPr>
-        <w:t xml:space="preserve">2. צרו תמונה ותקנו אותה ב-Gemini (או השוו אותה מול ChatGPT), הנפישו אותה וצרו קליפ שני מטקסט בלבד ב-Gemini, הקריאו אותו ב-Google AI Studio, ואז הרכיבו את המצגת ב-Claude וב-Canva — ותעדו בכל שלב את הכלי, ההנחיה והתוצאה.</w:t>
+        <w:t xml:space="preserve">2. צרו תמונה ותקנו אותה ב-Gemini (או השוו אותה מול ChatGPT), הנפישו אותה וצרו קליפ שני מטקסט בלבד ב-Gemini, קריינו אותו ב-Google AI Studio, ואז הרכיבו את המצגת ב-Claude וב-Canva — ותעדו בכל שלב את הכלי, ההנחיה והתוצאה.</w:t>
       </w:r>
     </w:p>
     <w:p>
@@ -22819,6 +22834,21 @@
         <w:t xml:space="preserve">יומן השלבים, לפריט האמיתי</w:t>
       </w:r>
     </w:p>
+    <w:p>
+      <w:pPr>
+        <w:bidi/>
+        <w:jc w:val="left"/>
+      </w:pPr>
+      <w:r>
+        <w:rPr>
+          <w:b w:val="false"/>
+          <w:bCs w:val="false"/>
+          <w:color w:val="17242D"/>
+          <w:rtl/>
+        </w:rPr>
+        <w:t xml:space="preserve">תעדו כל שלב תוך כדי העבודה — תמונה או קליפ שנוצרו ולא סומנו הם לא קישוט, הם טענה. כתבו מה הסימון בפועל אמר, לא רק כן או לא.</w:t>
+      </w:r>
+    </w:p>
     <w:tbl>
       <w:tblPr>
         <w:bidiVisual/>
@@ -23576,7 +23606,7 @@
                 <w:color w:val="17242D"/>
                 <w:rtl/>
               </w:rPr>
-              <w:t xml:space="preserve">5 הקראה</w:t>
+              <w:t xml:space="preserve">5 קריינות</w:t>
             </w:r>
           </w:p>
         </w:tc>

--- a/site/assets/downloads/applied-ai-mastery-personal-journal-he.docx
+++ b/site/assets/downloads/applied-ai-mastery-personal-journal-he.docx
@@ -20276,7 +20276,7 @@
                 <w:color w:val="55606E"/>
                 <w:rtl/>
               </w:rPr>
-              <w:t xml:space="preserve">Gemini לשלבים 1–4; Google AI Studio לקריינות; Claude ו-Canva למצגת</w:t>
+              <w:t xml:space="preserve">Gemini לשלבים 1–4; סטודיו הדיבור של Cloud לקריינות; Claude ו-Canva למצגת</w:t>
             </w:r>
           </w:p>
         </w:tc>
@@ -21192,7 +21192,7 @@
                 <w:color w:val="17242D"/>
                 <w:rtl/>
               </w:rPr>
-              <w:t xml:space="preserve">Google AI Studio</w:t>
+              <w:t xml:space="preserve">סטודיו הדיבור של Cloud</w:t>
             </w:r>
           </w:p>
         </w:tc>
@@ -22301,7 +22301,7 @@
           <w:color w:val="17242D"/>
           <w:rtl/>
         </w:rPr>
-        <w:t xml:space="preserve">2. צרו תמונה ותקנו אותה ב-Gemini (או השוו אותה מול ChatGPT), הנפישו אותה וצרו קליפ שני מטקסט בלבד ב-Gemini, קריינו אותו ב-Google AI Studio, ואז הרכיבו את המצגת ב-Claude וב-Canva — ותעדו בכל שלב את הכלי, ההנחיה והתוצאה.</w:t>
+        <w:t xml:space="preserve">2. צרו תמונה ותקנו אותה ב-Gemini (או השוו אותה מול ChatGPT), הנפישו אותה וצרו קליפ שני מטקסט בלבד ב-Gemini, קריינו אותו בסטודיו הדיבור של Google Cloud (https://console.cloud.google.com/agent-platform/studio/media/speech), ואז הרכיבו את המצגת ב-Claude וב-Canva — ותעדו בכל שלב את הכלי, ההנחיה והתוצאה.</w:t>
       </w:r>
     </w:p>
     <w:p>

--- a/site/assets/downloads/applied-ai-mastery-personal-journal-he.docx
+++ b/site/assets/downloads/applied-ai-mastery-personal-journal-he.docx
@@ -20276,7 +20276,7 @@
                 <w:color w:val="55606E"/>
                 <w:rtl/>
               </w:rPr>
-              <w:t xml:space="preserve">Gemini לשלבים 1–4; סטודיו הדיבור של Cloud לקריינות; Claude ו-Canva למצגת</w:t>
+              <w:t xml:space="preserve">Gemini לשלבים 1–4; סטודיו הדיבור של Cloud לקריינות; Claude למצגת, בשני הפורמטים</w:t>
             </w:r>
           </w:p>
         </w:tc>
@@ -21335,7 +21335,7 @@
                 <w:color w:val="17242D"/>
                 <w:rtl/>
               </w:rPr>
-              <w:t xml:space="preserve">Claude ו-Canva</w:t>
+              <w:t xml:space="preserve">Claude</w:t>
             </w:r>
           </w:p>
         </w:tc>
@@ -21358,7 +21358,7 @@
                 <w:color w:val="17242D"/>
                 <w:rtl/>
               </w:rPr>
-              <w:t xml:space="preserve">ביקשתי מ-Claude מבנה של שש שקופיות, ואז בניתי אותו ב-Canva</w:t>
+              <w:t xml:space="preserve">ביקשתי מ-Claude מבנה של שש שקופיות, פעם כ-PPTX ופעם כ-HTML עצמאי</w:t>
             </w:r>
           </w:p>
         </w:tc>
@@ -21381,7 +21381,7 @@
                 <w:color w:val="17242D"/>
                 <w:rtl/>
               </w:rPr>
-              <w:t xml:space="preserve">מצגת עובדת עם שני הקליפים והקריינות מסונכרנים</w:t>
+              <w:t xml:space="preserve">שתי מצגות עובדות עם שני הקליפים והקריינות מסונכרנים — אחת ניתנת לעריכה בתוכנת שקופיות, השנייה קובץ יחיד שנפתח בכל דפדפן</w:t>
             </w:r>
           </w:p>
         </w:tc>
@@ -21404,7 +21404,7 @@
                 <w:color w:val="17242D"/>
                 <w:rtl/>
               </w:rPr>
-              <w:t xml:space="preserve">סידרתי מחדש שתי שקופיות כדי שהקריינות תתאים לתמונה</w:t>
+              <w:t xml:space="preserve">סידרתי מחדש שתי שקופיות בשתי הגרסאות כדי שהקריינות תתאים לתמונה</w:t>
             </w:r>
           </w:p>
         </w:tc>
@@ -21427,7 +21427,7 @@
                 <w:color w:val="17242D"/>
                 <w:rtl/>
               </w:rPr>
-              <w:t xml:space="preserve">לכל שקופית שנוצרה יש את הכיתוב שלה</w:t>
+              <w:t xml:space="preserve">לכל שקופית שנוצרה יש את הכיתוב שלה, בשני הקבצים</w:t>
             </w:r>
           </w:p>
         </w:tc>
@@ -22301,7 +22301,7 @@
           <w:color w:val="17242D"/>
           <w:rtl/>
         </w:rPr>
-        <w:t xml:space="preserve">2. צרו תמונה ותקנו אותה ב-Gemini (או השוו אותה מול ChatGPT), הנפישו אותה וצרו קליפ שני מטקסט בלבד ב-Gemini, קריינו אותו בסטודיו הדיבור של Google Cloud (https://console.cloud.google.com/agent-platform/studio/media/speech), ואז הרכיבו את המצגת ב-Claude וב-Canva — ותעדו בכל שלב את הכלי, ההנחיה והתוצאה.</w:t>
+        <w:t xml:space="preserve">2. צרו תמונה ותקנו אותה ב-Gemini (או השוו אותה מול ChatGPT), הנפישו אותה וצרו קליפ שני מטקסט בלבד ב-Gemini, קריינו אותו בסטודיו הדיבור של Google Cloud (https://console.cloud.google.com/agent-platform/studio/media/speech), ואז הרכיבו את המצגת עם Claude — פעם כ-PPTX ופעם כ-HTML עצמאי — ותעדו בכל שלב את הכלי, ההנחיה והתוצאה.</w:t>
       </w:r>
     </w:p>
     <w:p>

--- a/site/assets/downloads/applied-ai-mastery-personal-journal-he.docx
+++ b/site/assets/downloads/applied-ai-mastery-personal-journal-he.docx
@@ -21358,7 +21358,7 @@
                 <w:color w:val="17242D"/>
                 <w:rtl/>
               </w:rPr>
-              <w:t xml:space="preserve">ביקשתי מ-Claude מבנה של שש שקופיות, פעם כ-PPTX ופעם כ-HTML עצמאי</w:t>
+              <w:t xml:space="preserve">ביקשתי מ-Claude מצגת של שש שקופיות, פעם כ-PPTX ופעם כ-HTML עצמאי</w:t>
             </w:r>
           </w:p>
         </w:tc>
@@ -22301,7 +22301,7 @@
           <w:color w:val="17242D"/>
           <w:rtl/>
         </w:rPr>
-        <w:t xml:space="preserve">2. צרו תמונה ותקנו אותה ב-Gemini (או השוו אותה מול ChatGPT), הנפישו אותה וצרו קליפ שני מטקסט בלבד ב-Gemini, קריינו אותו בסטודיו הדיבור של Google Cloud (https://console.cloud.google.com/agent-platform/studio/media/speech), ואז הרכיבו את המצגת עם Claude — פעם כ-PPTX ופעם כ-HTML עצמאי — ותעדו בכל שלב את הכלי, ההנחיה והתוצאה.</w:t>
+        <w:t xml:space="preserve">2. צרו תמונה ותקנו אותה ב-Gemini (או השוו אותה מול ChatGPT), הנפישו אותה וצרו קליפ שני מטקסט בלבד ב-Gemini, קריינו אותו בסטודיו הדיבור של Google Cloud (https://console.cloud.google.com/agent-platform/studio/media/speech), ואז הרכיבו את המצגת ב-Claude — פעם כ-PPTX ופעם כ-HTML עצמאי — ותעדו בכל שלב את הכלי, ההנחיה והתוצאה.</w:t>
       </w:r>
     </w:p>
     <w:p>

--- a/site/assets/downloads/applied-ai-mastery-personal-journal-he.docx
+++ b/site/assets/downloads/applied-ai-mastery-personal-journal-he.docx
@@ -32,7 +32,7 @@
           <w:color w:val="17242D"/>
           <w:rtl/>
         </w:rPr>
-        <w:t xml:space="preserve">החוברת מלווה אתכם לאורך שבעת המפגשים. לכל מפגש יש כרטיסייה אחת, והיא מובילה אתכם צעד אחר צעד לתוצאה אחת שימושית שגם בדקתם אותה.</w:t>
+        <w:t xml:space="preserve">החוברת מלווה אתכם לאורך ששת המפגשים ופרויקט הסיום שאחריהם. לכל אחד מהם יש כרטיסייה אחת, והיא מובילה אתכם צעד אחר צעד לתוצאה אחת שימושית שגם בדקתם אותה.</w:t>
       </w:r>
     </w:p>
     <w:p>
@@ -24287,7 +24287,7 @@
           <w:color w:val="FFFFFF"/>
           <w:rtl/>
         </w:rPr>
-        <w:t xml:space="preserve">מפגש 7: לבנות מערכת אישית</w:t>
+        <w:t xml:space="preserve">פרויקט סיום: פרויקט אחד, כל המיומנויות</w:t>
       </w:r>
     </w:p>
     <w:p>
@@ -24302,7 +24302,7 @@
           <w:color w:val="17242D"/>
           <w:rtl/>
         </w:rPr>
-        <w:t xml:space="preserve">מחברים את העבודות החזקות שלכם לתהליך אישי אחד ולפרויקט מסכם קטן, כזה שאתם יכולים להסתכל לתוכו, לעצור אותו ולשפר אותו.</w:t>
+        <w:t xml:space="preserve">העבירו נושא אחד משלכם דרך חמישה תוצרים, כל אחד מבוסס על מפגש שכבר עשיתם. פרסמו כל תוצר בקבוצה, וקראו גם את מה שחוזר לאחרים.</w:t>
       </w:r>
     </w:p>
     <w:p>
@@ -24338,7 +24338,419 @@
           <w:color w:val="4E356F"/>
           <w:rtl/>
         </w:rPr>
-        <w:t xml:space="preserve">1. בוחרים את נקודת הפתיחה</w:t>
+        <w:t xml:space="preserve">1. הנושא</w:t>
+      </w:r>
+    </w:p>
+    <w:tbl>
+      <w:tblPr>
+        <w:bidiVisual/>
+        <w:tblW w:type="dxa" w:w="9026"/>
+        <w:tblBorders>
+          <w:top w:val="single" w:color="auto" w:sz="4"/>
+          <w:left w:val="single" w:color="auto" w:sz="4"/>
+          <w:bottom w:val="single" w:color="auto" w:sz="4"/>
+          <w:right w:val="single" w:color="auto" w:sz="4"/>
+          <w:insideH w:val="single" w:color="auto" w:sz="4"/>
+          <w:insideV w:val="single" w:color="auto" w:sz="4"/>
+        </w:tblBorders>
+        <w:tblLayout w:type="fixed"/>
+      </w:tblPr>
+      <w:tblGrid>
+        <w:gridCol w:w="1806"/>
+        <w:gridCol w:w="1805"/>
+        <w:gridCol w:w="1805"/>
+        <w:gridCol w:w="1805"/>
+        <w:gridCol w:w="1805"/>
+      </w:tblGrid>
+      <w:tr>
+        <w:tc>
+          <w:tcPr>
+            <w:tcW w:type="dxa" w:w="1806"/>
+            <w:shd w:fill="4E356F"/>
+          </w:tcPr>
+          <w:p>
+            <w:pPr>
+              <w:bidi/>
+              <w:jc w:val="left"/>
+            </w:pPr>
+            <w:r>
+              <w:rPr>
+                <w:b/>
+                <w:bCs/>
+                <w:i w:val="false"/>
+                <w:iCs w:val="false"/>
+                <w:color w:val="FFFFFF"/>
+                <w:rtl/>
+              </w:rPr>
+              <w:t xml:space="preserve">מה זה</w:t>
+            </w:r>
+          </w:p>
+        </w:tc>
+        <w:tc>
+          <w:tcPr>
+            <w:tcW w:type="dxa" w:w="1805"/>
+            <w:shd w:fill="4E356F"/>
+          </w:tcPr>
+          <w:p>
+            <w:pPr>
+              <w:bidi/>
+              <w:jc w:val="left"/>
+            </w:pPr>
+            <w:r>
+              <w:rPr>
+                <w:b/>
+                <w:bCs/>
+                <w:i w:val="false"/>
+                <w:iCs w:val="false"/>
+                <w:color w:val="FFFFFF"/>
+                <w:rtl/>
+              </w:rPr>
+              <w:t xml:space="preserve">למה דווקא זה</w:t>
+            </w:r>
+          </w:p>
+        </w:tc>
+        <w:tc>
+          <w:tcPr>
+            <w:tcW w:type="dxa" w:w="1805"/>
+            <w:shd w:fill="4E356F"/>
+          </w:tcPr>
+          <w:p>
+            <w:pPr>
+              <w:bidi/>
+              <w:jc w:val="left"/>
+            </w:pPr>
+            <w:r>
+              <w:rPr>
+                <w:b/>
+                <w:bCs/>
+                <w:i w:val="false"/>
+                <w:iCs w:val="false"/>
+                <w:color w:val="FFFFFF"/>
+                <w:rtl/>
+              </w:rPr>
+              <w:t xml:space="preserve">תאריך היעד שלי</w:t>
+            </w:r>
+          </w:p>
+        </w:tc>
+        <w:tc>
+          <w:tcPr>
+            <w:tcW w:type="dxa" w:w="1805"/>
+            <w:shd w:fill="4E356F"/>
+          </w:tcPr>
+          <w:p>
+            <w:pPr>
+              <w:bidi/>
+              <w:jc w:val="left"/>
+            </w:pPr>
+            <w:r>
+              <w:rPr>
+                <w:b/>
+                <w:bCs/>
+                <w:i w:val="false"/>
+                <w:iCs w:val="false"/>
+                <w:color w:val="FFFFFF"/>
+                <w:rtl/>
+              </w:rPr>
+              <w:t xml:space="preserve">התוצר שאני מוותר עליו</w:t>
+            </w:r>
+          </w:p>
+        </w:tc>
+        <w:tc>
+          <w:tcPr>
+            <w:tcW w:type="dxa" w:w="1805"/>
+            <w:shd w:fill="4E356F"/>
+          </w:tcPr>
+          <w:p>
+            <w:pPr>
+              <w:bidi/>
+              <w:jc w:val="left"/>
+            </w:pPr>
+            <w:r>
+              <w:rPr>
+                <w:b/>
+                <w:bCs/>
+                <w:i w:val="false"/>
+                <w:iCs w:val="false"/>
+                <w:color w:val="FFFFFF"/>
+                <w:rtl/>
+              </w:rPr>
+              <w:t xml:space="preserve">הנושא אושר בתאריך</w:t>
+            </w:r>
+          </w:p>
+        </w:tc>
+      </w:tr>
+      <w:tr>
+        <w:trPr>
+          <w:trHeight w:val="454" w:hRule="atLeast"/>
+        </w:trPr>
+        <w:tc>
+          <w:tcPr>
+            <w:tcW w:type="dxa" w:w="1806"/>
+            <w:shd w:fill="F1F3F6"/>
+          </w:tcPr>
+          <w:p>
+            <w:pPr>
+              <w:bidi/>
+              <w:jc w:val="left"/>
+            </w:pPr>
+            <w:r>
+              <w:rPr>
+                <w:b w:val="false"/>
+                <w:bCs w:val="false"/>
+                <w:i/>
+                <w:iCs/>
+                <w:color w:val="55606E"/>
+                <w:rtl/>
+              </w:rPr>
+              <w:t xml:space="preserve">דוגמה: טיול סוף שבוע לצפון באוקטובר</w:t>
+            </w:r>
+          </w:p>
+        </w:tc>
+        <w:tc>
+          <w:tcPr>
+            <w:tcW w:type="dxa" w:w="1805"/>
+            <w:shd w:fill="F1F3F6"/>
+          </w:tcPr>
+          <w:p>
+            <w:pPr>
+              <w:bidi/>
+              <w:jc w:val="left"/>
+            </w:pPr>
+            <w:r>
+              <w:rPr>
+                <w:b w:val="false"/>
+                <w:bCs w:val="false"/>
+                <w:i/>
+                <w:iCs/>
+                <w:color w:val="55606E"/>
+                <w:rtl/>
+              </w:rPr>
+              <w:t xml:space="preserve">מדברים על זה כל הזמן ולא סוגרים</w:t>
+            </w:r>
+          </w:p>
+        </w:tc>
+        <w:tc>
+          <w:tcPr>
+            <w:tcW w:type="dxa" w:w="1805"/>
+            <w:shd w:fill="F1F3F6"/>
+          </w:tcPr>
+          <w:p>
+            <w:pPr>
+              <w:bidi/>
+              <w:jc w:val="left"/>
+            </w:pPr>
+            <w:r>
+              <w:rPr>
+                <w:b w:val="false"/>
+                <w:bCs w:val="false"/>
+                <w:i/>
+                <w:iCs/>
+                <w:color w:val="55606E"/>
+                <w:rtl/>
+              </w:rPr>
+              <w:t xml:space="preserve">30 בנובמבר</w:t>
+            </w:r>
+          </w:p>
+        </w:tc>
+        <w:tc>
+          <w:tcPr>
+            <w:tcW w:type="dxa" w:w="1805"/>
+            <w:shd w:fill="F1F3F6"/>
+          </w:tcPr>
+          <w:p>
+            <w:pPr>
+              <w:bidi/>
+              <w:jc w:val="left"/>
+            </w:pPr>
+            <w:r>
+              <w:rPr>
+                <w:b w:val="false"/>
+                <w:bCs w:val="false"/>
+                <w:i/>
+                <w:iCs/>
+                <w:color w:val="55606E"/>
+                <w:rtl/>
+              </w:rPr>
+              <w:t xml:space="preserve">אין</w:t>
+            </w:r>
+          </w:p>
+        </w:tc>
+        <w:tc>
+          <w:tcPr>
+            <w:tcW w:type="dxa" w:w="1805"/>
+            <w:shd w:fill="F1F3F6"/>
+          </w:tcPr>
+          <w:p>
+            <w:pPr>
+              <w:bidi/>
+              <w:jc w:val="left"/>
+            </w:pPr>
+            <w:r>
+              <w:rPr>
+                <w:b w:val="false"/>
+                <w:bCs w:val="false"/>
+                <w:i/>
+                <w:iCs/>
+                <w:color w:val="55606E"/>
+                <w:rtl/>
+              </w:rPr>
+              <w:t xml:space="preserve">12 באוקטובר</w:t>
+            </w:r>
+          </w:p>
+        </w:tc>
+      </w:tr>
+      <w:tr>
+        <w:trPr>
+          <w:trHeight w:val="454" w:hRule="atLeast"/>
+        </w:trPr>
+        <w:tc>
+          <w:tcPr>
+            <w:tcW w:type="dxa" w:w="1806"/>
+            <w:shd w:fill="FFFFFF"/>
+          </w:tcPr>
+          <w:p>
+            <w:pPr>
+              <w:bidi/>
+              <w:jc w:val="left"/>
+            </w:pPr>
+            <w:r>
+              <w:rPr>
+                <w:b w:val="false"/>
+                <w:bCs w:val="false"/>
+                <w:i w:val="false"/>
+                <w:iCs w:val="false"/>
+                <w:color w:val="17242D"/>
+                <w:rtl/>
+              </w:rPr>
+              <w:t xml:space="preserve"/>
+            </w:r>
+          </w:p>
+        </w:tc>
+        <w:tc>
+          <w:tcPr>
+            <w:tcW w:type="dxa" w:w="1805"/>
+            <w:shd w:fill="FFFFFF"/>
+          </w:tcPr>
+          <w:p>
+            <w:pPr>
+              <w:bidi/>
+              <w:jc w:val="left"/>
+            </w:pPr>
+            <w:r>
+              <w:rPr>
+                <w:b w:val="false"/>
+                <w:bCs w:val="false"/>
+                <w:i w:val="false"/>
+                <w:iCs w:val="false"/>
+                <w:color w:val="17242D"/>
+                <w:rtl/>
+              </w:rPr>
+              <w:t xml:space="preserve"/>
+            </w:r>
+          </w:p>
+        </w:tc>
+        <w:tc>
+          <w:tcPr>
+            <w:tcW w:type="dxa" w:w="1805"/>
+            <w:shd w:fill="FFFFFF"/>
+          </w:tcPr>
+          <w:p>
+            <w:pPr>
+              <w:bidi/>
+              <w:jc w:val="left"/>
+            </w:pPr>
+            <w:r>
+              <w:rPr>
+                <w:b w:val="false"/>
+                <w:bCs w:val="false"/>
+                <w:i w:val="false"/>
+                <w:iCs w:val="false"/>
+                <w:color w:val="17242D"/>
+                <w:rtl/>
+              </w:rPr>
+              <w:t xml:space="preserve"/>
+            </w:r>
+          </w:p>
+        </w:tc>
+        <w:tc>
+          <w:tcPr>
+            <w:tcW w:type="dxa" w:w="1805"/>
+            <w:shd w:fill="FFFFFF"/>
+          </w:tcPr>
+          <w:p>
+            <w:pPr>
+              <w:bidi/>
+              <w:jc w:val="left"/>
+            </w:pPr>
+            <w:r>
+              <w:rPr>
+                <w:b w:val="false"/>
+                <w:bCs w:val="false"/>
+                <w:i w:val="false"/>
+                <w:iCs w:val="false"/>
+                <w:color w:val="17242D"/>
+                <w:rtl/>
+              </w:rPr>
+              <w:t xml:space="preserve"/>
+            </w:r>
+          </w:p>
+        </w:tc>
+        <w:tc>
+          <w:tcPr>
+            <w:tcW w:type="dxa" w:w="1805"/>
+            <w:shd w:fill="FFFFFF"/>
+          </w:tcPr>
+          <w:p>
+            <w:pPr>
+              <w:bidi/>
+              <w:jc w:val="left"/>
+            </w:pPr>
+            <w:r>
+              <w:rPr>
+                <w:b w:val="false"/>
+                <w:bCs w:val="false"/>
+                <w:i w:val="false"/>
+                <w:iCs w:val="false"/>
+                <w:color w:val="17242D"/>
+                <w:rtl/>
+              </w:rPr>
+              <w:t xml:space="preserve"/>
+            </w:r>
+          </w:p>
+        </w:tc>
+      </w:tr>
+    </w:tbl>
+    <w:p>
+      <w:pPr>
+        <w:bidi/>
+        <w:jc w:val="left"/>
+      </w:pPr>
+      <w:r>
+        <w:rPr>
+          <w:b w:val="false"/>
+          <w:bCs w:val="false"/>
+          <w:color w:val="17242D"/>
+          <w:rtl/>
+        </w:rPr>
+        <w:t xml:space="preserve">אל תתחילו את תוצר 1 לפני שתאריך האישור מלא.</w:t>
+      </w:r>
+    </w:p>
+    <w:p>
+      <w:pPr>
+        <w:pStyle w:val="Heading1"/>
+        <w:shd w:fill="F0EAFA"/>
+        <w:bidi/>
+        <w:spacing w:after="100" w:before="200"/>
+        <w:jc w:val="left"/>
+      </w:pPr>
+      <w:r>
+        <w:rPr>
+          <w:b/>
+          <w:bCs/>
+          <w:color w:val="4E356F"/>
+          <w:rtl/>
+        </w:rPr>
+        <w:t xml:space="preserve">2. יומן התוצרים</w:t>
       </w:r>
     </w:p>
     <w:tbl>
@@ -24383,7 +24795,7 @@
                 <w:color w:val="FFFFFF"/>
                 <w:rtl/>
               </w:rPr>
-              <w:t xml:space="preserve">הבעיה האישית</w:t>
+              <w:t xml:space="preserve">התוצר</w:t>
             </w:r>
           </w:p>
         </w:tc>
@@ -24406,7 +24818,7 @@
                 <w:color w:val="FFFFFF"/>
                 <w:rtl/>
               </w:rPr>
-              <w:t xml:space="preserve">התוצאה המועילה</w:t>
+              <w:t xml:space="preserve">המפגש שהוא נשען עליו</w:t>
             </w:r>
           </w:p>
         </w:tc>
@@ -24429,7 +24841,7 @@
                 <w:color w:val="FFFFFF"/>
                 <w:rtl/>
               </w:rPr>
-              <w:t xml:space="preserve">קלטים / מקורות</w:t>
+              <w:t xml:space="preserve">מה פרסמתי</w:t>
             </w:r>
           </w:p>
         </w:tc>
@@ -24452,7 +24864,7 @@
                 <w:color w:val="FFFFFF"/>
                 <w:rtl/>
               </w:rPr>
-              <w:t xml:space="preserve">השלבים</w:t>
+              <w:t xml:space="preserve">תאריך הפרסום</w:t>
             </w:r>
           </w:p>
         </w:tc>
@@ -24475,7 +24887,7 @@
                 <w:color w:val="FFFFFF"/>
                 <w:rtl/>
               </w:rPr>
-              <w:t xml:space="preserve">נקודת אישור אנושית</w:t>
+              <w:t xml:space="preserve">מה חזר</w:t>
             </w:r>
           </w:p>
         </w:tc>
@@ -24498,7 +24910,7 @@
                 <w:color w:val="FFFFFF"/>
                 <w:rtl/>
               </w:rPr>
-              <w:t xml:space="preserve">תאריך בדיקה</w:t>
+              <w:t xml:space="preserve">מה שיניתי</w:t>
             </w:r>
           </w:p>
         </w:tc>
@@ -24526,7 +24938,7 @@
                 <w:color w:val="55606E"/>
                 <w:rtl/>
               </w:rPr>
-              <w:t xml:space="preserve">דוגמה: חשבונות מגיעים מפוזרים במייל ואני מאבד אותם</w:t>
+              <w:t xml:space="preserve">דוגמה: סיכום מחקר</w:t>
             </w:r>
           </w:p>
         </w:tc>
@@ -24549,7 +24961,7 @@
                 <w:color w:val="55606E"/>
                 <w:rtl/>
               </w:rPr>
-              <w:t xml:space="preserve">רשימה שבועית אחת של מה צריך לשלם ומתי</w:t>
+              <w:t xml:space="preserve">2</w:t>
             </w:r>
           </w:p>
         </w:tc>
@@ -24572,7 +24984,7 @@
                 <w:color w:val="55606E"/>
                 <w:rtl/>
               </w:rPr>
-              <w:t xml:space="preserve">חשבונות בתיבת המייל; לוח השנה של הבית</w:t>
+              <w:t xml:space="preserve">שלושה מסלולים בהשוואה, עם עלויות ושני מקורות לכל אחד</w:t>
             </w:r>
           </w:p>
         </w:tc>
@@ -24595,7 +25007,7 @@
                 <w:color w:val="55606E"/>
                 <w:rtl/>
               </w:rPr>
-              <w:t xml:space="preserve">לאסוף, לחלץ סכום ותאריך, לנסח את הרשימה</w:t>
+              <w:t xml:space="preserve">15 באוקטובר</w:t>
             </w:r>
           </w:p>
         </w:tc>
@@ -24618,7 +25030,7 @@
                 <w:color w:val="55606E"/>
                 <w:rtl/>
               </w:rPr>
-              <w:t xml:space="preserve">אני מאשר את הרשימה לפני שמשלמים או מתייקים משהו</w:t>
+              <w:t xml:space="preserve">„שניים משלושת המקורות הם אותו מפעיל”</w:t>
             </w:r>
           </w:p>
         </w:tc>
@@ -24641,7 +25053,7 @@
                 <w:color w:val="55606E"/>
                 <w:rtl/>
               </w:rPr>
-              <w:t xml:space="preserve">ראשון הראשון בכל חודש</w:t>
+              <w:t xml:space="preserve">החלפתי אחד בלוח זמנים של הרכבת שבדקתי בעצמי</w:t>
             </w:r>
           </w:p>
         </w:tc>
@@ -24669,7 +25081,7 @@
                 <w:color w:val="17242D"/>
                 <w:rtl/>
               </w:rPr>
-              <w:t xml:space="preserve"/>
+              <w:t xml:space="preserve">1 סיכום מחקר</w:t>
             </w:r>
           </w:p>
         </w:tc>
@@ -24692,7 +25104,7 @@
                 <w:color w:val="17242D"/>
                 <w:rtl/>
               </w:rPr>
-              <w:t xml:space="preserve"/>
+              <w:t xml:space="preserve">2</w:t>
             </w:r>
           </w:p>
         </w:tc>
@@ -24812,7 +25224,7 @@
                 <w:color w:val="17242D"/>
                 <w:rtl/>
               </w:rPr>
-              <w:t xml:space="preserve"/>
+              <w:t xml:space="preserve">2 תוכנית בגיליון</w:t>
             </w:r>
           </w:p>
         </w:tc>
@@ -24835,7 +25247,436 @@
                 <w:color w:val="17242D"/>
                 <w:rtl/>
               </w:rPr>
-              <w:t xml:space="preserve"/>
+              <w:t xml:space="preserve">3</w:t>
+            </w:r>
+          </w:p>
+        </w:tc>
+        <w:tc>
+          <w:tcPr>
+            <w:tcW w:type="dxa" w:w="1504"/>
+            <w:shd w:fill="FFFFFF"/>
+          </w:tcPr>
+          <w:p>
+            <w:pPr>
+              <w:bidi/>
+              <w:jc w:val="left"/>
+            </w:pPr>
+            <w:r>
+              <w:rPr>
+                <w:b w:val="false"/>
+                <w:bCs w:val="false"/>
+                <w:i w:val="false"/>
+                <w:iCs w:val="false"/>
+                <w:color w:val="17242D"/>
+                <w:rtl/>
+              </w:rPr>
+              <w:t xml:space="preserve"/>
+            </w:r>
+          </w:p>
+        </w:tc>
+        <w:tc>
+          <w:tcPr>
+            <w:tcW w:type="dxa" w:w="1504"/>
+            <w:shd w:fill="FFFFFF"/>
+          </w:tcPr>
+          <w:p>
+            <w:pPr>
+              <w:bidi/>
+              <w:jc w:val="left"/>
+            </w:pPr>
+            <w:r>
+              <w:rPr>
+                <w:b w:val="false"/>
+                <w:bCs w:val="false"/>
+                <w:i w:val="false"/>
+                <w:iCs w:val="false"/>
+                <w:color w:val="17242D"/>
+                <w:rtl/>
+              </w:rPr>
+              <w:t xml:space="preserve"/>
+            </w:r>
+          </w:p>
+        </w:tc>
+        <w:tc>
+          <w:tcPr>
+            <w:tcW w:type="dxa" w:w="1504"/>
+            <w:shd w:fill="FFFFFF"/>
+          </w:tcPr>
+          <w:p>
+            <w:pPr>
+              <w:bidi/>
+              <w:jc w:val="left"/>
+            </w:pPr>
+            <w:r>
+              <w:rPr>
+                <w:b w:val="false"/>
+                <w:bCs w:val="false"/>
+                <w:i w:val="false"/>
+                <w:iCs w:val="false"/>
+                <w:color w:val="17242D"/>
+                <w:rtl/>
+              </w:rPr>
+              <w:t xml:space="preserve"/>
+            </w:r>
+          </w:p>
+        </w:tc>
+        <w:tc>
+          <w:tcPr>
+            <w:tcW w:type="dxa" w:w="1504"/>
+            <w:shd w:fill="FFFFFF"/>
+          </w:tcPr>
+          <w:p>
+            <w:pPr>
+              <w:bidi/>
+              <w:jc w:val="left"/>
+            </w:pPr>
+            <w:r>
+              <w:rPr>
+                <w:b w:val="false"/>
+                <w:bCs w:val="false"/>
+                <w:i w:val="false"/>
+                <w:iCs w:val="false"/>
+                <w:color w:val="17242D"/>
+                <w:rtl/>
+              </w:rPr>
+              <w:t xml:space="preserve"/>
+            </w:r>
+          </w:p>
+        </w:tc>
+      </w:tr>
+      <w:tr>
+        <w:trPr>
+          <w:trHeight w:val="454" w:hRule="atLeast"/>
+        </w:trPr>
+        <w:tc>
+          <w:tcPr>
+            <w:tcW w:type="dxa" w:w="1506"/>
+            <w:shd w:fill="FFFFFF"/>
+          </w:tcPr>
+          <w:p>
+            <w:pPr>
+              <w:bidi/>
+              <w:jc w:val="left"/>
+            </w:pPr>
+            <w:r>
+              <w:rPr>
+                <w:b w:val="false"/>
+                <w:bCs w:val="false"/>
+                <w:i w:val="false"/>
+                <w:iCs w:val="false"/>
+                <w:color w:val="17242D"/>
+                <w:rtl/>
+              </w:rPr>
+              <w:t xml:space="preserve">3 מצגת</w:t>
+            </w:r>
+          </w:p>
+        </w:tc>
+        <w:tc>
+          <w:tcPr>
+            <w:tcW w:type="dxa" w:w="1504"/>
+            <w:shd w:fill="FFFFFF"/>
+          </w:tcPr>
+          <w:p>
+            <w:pPr>
+              <w:bidi/>
+              <w:jc w:val="left"/>
+            </w:pPr>
+            <w:r>
+              <w:rPr>
+                <w:b w:val="false"/>
+                <w:bCs w:val="false"/>
+                <w:i w:val="false"/>
+                <w:iCs w:val="false"/>
+                <w:color w:val="17242D"/>
+                <w:rtl/>
+              </w:rPr>
+              <w:t xml:space="preserve">4</w:t>
+            </w:r>
+          </w:p>
+        </w:tc>
+        <w:tc>
+          <w:tcPr>
+            <w:tcW w:type="dxa" w:w="1504"/>
+            <w:shd w:fill="FFFFFF"/>
+          </w:tcPr>
+          <w:p>
+            <w:pPr>
+              <w:bidi/>
+              <w:jc w:val="left"/>
+            </w:pPr>
+            <w:r>
+              <w:rPr>
+                <w:b w:val="false"/>
+                <w:bCs w:val="false"/>
+                <w:i w:val="false"/>
+                <w:iCs w:val="false"/>
+                <w:color w:val="17242D"/>
+                <w:rtl/>
+              </w:rPr>
+              <w:t xml:space="preserve"/>
+            </w:r>
+          </w:p>
+        </w:tc>
+        <w:tc>
+          <w:tcPr>
+            <w:tcW w:type="dxa" w:w="1504"/>
+            <w:shd w:fill="FFFFFF"/>
+          </w:tcPr>
+          <w:p>
+            <w:pPr>
+              <w:bidi/>
+              <w:jc w:val="left"/>
+            </w:pPr>
+            <w:r>
+              <w:rPr>
+                <w:b w:val="false"/>
+                <w:bCs w:val="false"/>
+                <w:i w:val="false"/>
+                <w:iCs w:val="false"/>
+                <w:color w:val="17242D"/>
+                <w:rtl/>
+              </w:rPr>
+              <w:t xml:space="preserve"/>
+            </w:r>
+          </w:p>
+        </w:tc>
+        <w:tc>
+          <w:tcPr>
+            <w:tcW w:type="dxa" w:w="1504"/>
+            <w:shd w:fill="FFFFFF"/>
+          </w:tcPr>
+          <w:p>
+            <w:pPr>
+              <w:bidi/>
+              <w:jc w:val="left"/>
+            </w:pPr>
+            <w:r>
+              <w:rPr>
+                <w:b w:val="false"/>
+                <w:bCs w:val="false"/>
+                <w:i w:val="false"/>
+                <w:iCs w:val="false"/>
+                <w:color w:val="17242D"/>
+                <w:rtl/>
+              </w:rPr>
+              <w:t xml:space="preserve"/>
+            </w:r>
+          </w:p>
+        </w:tc>
+        <w:tc>
+          <w:tcPr>
+            <w:tcW w:type="dxa" w:w="1504"/>
+            <w:shd w:fill="FFFFFF"/>
+          </w:tcPr>
+          <w:p>
+            <w:pPr>
+              <w:bidi/>
+              <w:jc w:val="left"/>
+            </w:pPr>
+            <w:r>
+              <w:rPr>
+                <w:b w:val="false"/>
+                <w:bCs w:val="false"/>
+                <w:i w:val="false"/>
+                <w:iCs w:val="false"/>
+                <w:color w:val="17242D"/>
+                <w:rtl/>
+              </w:rPr>
+              <w:t xml:space="preserve"/>
+            </w:r>
+          </w:p>
+        </w:tc>
+      </w:tr>
+      <w:tr>
+        <w:trPr>
+          <w:trHeight w:val="454" w:hRule="atLeast"/>
+        </w:trPr>
+        <w:tc>
+          <w:tcPr>
+            <w:tcW w:type="dxa" w:w="1506"/>
+            <w:shd w:fill="FFFFFF"/>
+          </w:tcPr>
+          <w:p>
+            <w:pPr>
+              <w:bidi/>
+              <w:jc w:val="left"/>
+            </w:pPr>
+            <w:r>
+              <w:rPr>
+                <w:b w:val="false"/>
+                <w:bCs w:val="false"/>
+                <w:i w:val="false"/>
+                <w:iCs w:val="false"/>
+                <w:color w:val="17242D"/>
+                <w:rtl/>
+              </w:rPr>
+              <w:t xml:space="preserve">4 חפץ מתוכנן</w:t>
+            </w:r>
+          </w:p>
+        </w:tc>
+        <w:tc>
+          <w:tcPr>
+            <w:tcW w:type="dxa" w:w="1504"/>
+            <w:shd w:fill="FFFFFF"/>
+          </w:tcPr>
+          <w:p>
+            <w:pPr>
+              <w:bidi/>
+              <w:jc w:val="left"/>
+            </w:pPr>
+            <w:r>
+              <w:rPr>
+                <w:b w:val="false"/>
+                <w:bCs w:val="false"/>
+                <w:i w:val="false"/>
+                <w:iCs w:val="false"/>
+                <w:color w:val="17242D"/>
+                <w:rtl/>
+              </w:rPr>
+              <w:t xml:space="preserve">5</w:t>
+            </w:r>
+          </w:p>
+        </w:tc>
+        <w:tc>
+          <w:tcPr>
+            <w:tcW w:type="dxa" w:w="1504"/>
+            <w:shd w:fill="FFFFFF"/>
+          </w:tcPr>
+          <w:p>
+            <w:pPr>
+              <w:bidi/>
+              <w:jc w:val="left"/>
+            </w:pPr>
+            <w:r>
+              <w:rPr>
+                <w:b w:val="false"/>
+                <w:bCs w:val="false"/>
+                <w:i w:val="false"/>
+                <w:iCs w:val="false"/>
+                <w:color w:val="17242D"/>
+                <w:rtl/>
+              </w:rPr>
+              <w:t xml:space="preserve"/>
+            </w:r>
+          </w:p>
+        </w:tc>
+        <w:tc>
+          <w:tcPr>
+            <w:tcW w:type="dxa" w:w="1504"/>
+            <w:shd w:fill="FFFFFF"/>
+          </w:tcPr>
+          <w:p>
+            <w:pPr>
+              <w:bidi/>
+              <w:jc w:val="left"/>
+            </w:pPr>
+            <w:r>
+              <w:rPr>
+                <w:b w:val="false"/>
+                <w:bCs w:val="false"/>
+                <w:i w:val="false"/>
+                <w:iCs w:val="false"/>
+                <w:color w:val="17242D"/>
+                <w:rtl/>
+              </w:rPr>
+              <w:t xml:space="preserve"/>
+            </w:r>
+          </w:p>
+        </w:tc>
+        <w:tc>
+          <w:tcPr>
+            <w:tcW w:type="dxa" w:w="1504"/>
+            <w:shd w:fill="FFFFFF"/>
+          </w:tcPr>
+          <w:p>
+            <w:pPr>
+              <w:bidi/>
+              <w:jc w:val="left"/>
+            </w:pPr>
+            <w:r>
+              <w:rPr>
+                <w:b w:val="false"/>
+                <w:bCs w:val="false"/>
+                <w:i w:val="false"/>
+                <w:iCs w:val="false"/>
+                <w:color w:val="17242D"/>
+                <w:rtl/>
+              </w:rPr>
+              <w:t xml:space="preserve"/>
+            </w:r>
+          </w:p>
+        </w:tc>
+        <w:tc>
+          <w:tcPr>
+            <w:tcW w:type="dxa" w:w="1504"/>
+            <w:shd w:fill="FFFFFF"/>
+          </w:tcPr>
+          <w:p>
+            <w:pPr>
+              <w:bidi/>
+              <w:jc w:val="left"/>
+            </w:pPr>
+            <w:r>
+              <w:rPr>
+                <w:b w:val="false"/>
+                <w:bCs w:val="false"/>
+                <w:i w:val="false"/>
+                <w:iCs w:val="false"/>
+                <w:color w:val="17242D"/>
+                <w:rtl/>
+              </w:rPr>
+              <w:t xml:space="preserve"/>
+            </w:r>
+          </w:p>
+        </w:tc>
+      </w:tr>
+      <w:tr>
+        <w:trPr>
+          <w:trHeight w:val="454" w:hRule="atLeast"/>
+        </w:trPr>
+        <w:tc>
+          <w:tcPr>
+            <w:tcW w:type="dxa" w:w="1506"/>
+            <w:shd w:fill="FFFFFF"/>
+          </w:tcPr>
+          <w:p>
+            <w:pPr>
+              <w:bidi/>
+              <w:jc w:val="left"/>
+            </w:pPr>
+            <w:r>
+              <w:rPr>
+                <w:b w:val="false"/>
+                <w:bCs w:val="false"/>
+                <w:i w:val="false"/>
+                <w:iCs w:val="false"/>
+                <w:color w:val="17242D"/>
+                <w:rtl/>
+              </w:rPr>
+              <w:t xml:space="preserve">5 כלי קטן</w:t>
+            </w:r>
+          </w:p>
+        </w:tc>
+        <w:tc>
+          <w:tcPr>
+            <w:tcW w:type="dxa" w:w="1504"/>
+            <w:shd w:fill="FFFFFF"/>
+          </w:tcPr>
+          <w:p>
+            <w:pPr>
+              <w:bidi/>
+              <w:jc w:val="left"/>
+            </w:pPr>
+            <w:r>
+              <w:rPr>
+                <w:b w:val="false"/>
+                <w:bCs w:val="false"/>
+                <w:i w:val="false"/>
+                <w:iCs w:val="false"/>
+                <w:color w:val="17242D"/>
+                <w:rtl/>
+              </w:rPr>
+              <w:t xml:space="preserve">6</w:t>
             </w:r>
           </w:p>
         </w:tc>
@@ -24948,7 +25789,22 @@
           <w:color w:val="4E356F"/>
           <w:rtl/>
         </w:rPr>
-        <w:t xml:space="preserve">2. ממפים את התהליך ואת הראיות</w:t>
+        <w:t xml:space="preserve">3. הגבול של הכלי</w:t>
+      </w:r>
+    </w:p>
+    <w:p>
+      <w:pPr>
+        <w:bidi/>
+        <w:jc w:val="left"/>
+      </w:pPr>
+      <w:r>
+        <w:rPr>
+          <w:b w:val="false"/>
+          <w:bCs w:val="false"/>
+          <w:color w:val="17242D"/>
+          <w:rtl/>
+        </w:rPr>
+        <w:t xml:space="preserve">הכלי לא גמור עד שהטבלה הזאת גמורה. למה מותר לו לגעת, מה תמיד עובר דרככם, ומה עוצר אותו. לדוגמה, לכלי שקורא רשימה אחת בתיקייה שלכם אין שום סיבה שתהיה לו גם אפשרות לשלוח הודעה או להוציא כסף — כתבו את זה, אל תניחו.</w:t>
       </w:r>
     </w:p>
     <w:tbl>
@@ -24966,17 +25822,14 @@
         <w:tblLayout w:type="fixed"/>
       </w:tblPr>
       <w:tblGrid>
-        <w:gridCol w:w="1506"/>
-        <w:gridCol w:w="1504"/>
-        <w:gridCol w:w="1504"/>
-        <w:gridCol w:w="1504"/>
-        <w:gridCol w:w="1504"/>
-        <w:gridCol w:w="1504"/>
+        <w:gridCol w:w="3010"/>
+        <w:gridCol w:w="3008"/>
+        <w:gridCol w:w="3008"/>
       </w:tblGrid>
       <w:tr>
         <w:tc>
           <w:tcPr>
-            <w:tcW w:type="dxa" w:w="1506"/>
+            <w:tcW w:type="dxa" w:w="3010"/>
             <w:shd w:fill="4E356F"/>
           </w:tcPr>
           <w:p>
@@ -24993,13 +25846,13 @@
                 <w:color w:val="FFFFFF"/>
                 <w:rtl/>
               </w:rPr>
-              <w:t xml:space="preserve">שלב</w:t>
-            </w:r>
-          </w:p>
-        </w:tc>
-        <w:tc>
-          <w:tcPr>
-            <w:tcW w:type="dxa" w:w="1504"/>
+              <w:t xml:space="preserve">למה מותר לו לגעת</w:t>
+            </w:r>
+          </w:p>
+        </w:tc>
+        <w:tc>
+          <w:tcPr>
+            <w:tcW w:type="dxa" w:w="3008"/>
             <w:shd w:fill="4E356F"/>
           </w:tcPr>
           <w:p>
@@ -25016,13 +25869,13 @@
                 <w:color w:val="FFFFFF"/>
                 <w:rtl/>
               </w:rPr>
-              <w:t xml:space="preserve">כלי או שיטה</w:t>
-            </w:r>
-          </w:p>
-        </w:tc>
-        <w:tc>
-          <w:tcPr>
-            <w:tcW w:type="dxa" w:w="1504"/>
+              <w:t xml:space="preserve">מה תמיד דורש את האישור שלי</w:t>
+            </w:r>
+          </w:p>
+        </w:tc>
+        <w:tc>
+          <w:tcPr>
+            <w:tcW w:type="dxa" w:w="3008"/>
             <w:shd w:fill="4E356F"/>
           </w:tcPr>
           <w:p>
@@ -25039,76 +25892,7 @@
                 <w:color w:val="FFFFFF"/>
                 <w:rtl/>
               </w:rPr>
-              <w:t xml:space="preserve">הפלט</w:t>
-            </w:r>
-          </w:p>
-        </w:tc>
-        <w:tc>
-          <w:tcPr>
-            <w:tcW w:type="dxa" w:w="1504"/>
-            <w:shd w:fill="4E356F"/>
-          </w:tcPr>
-          <w:p>
-            <w:pPr>
-              <w:bidi/>
-              <w:jc w:val="left"/>
-            </w:pPr>
-            <w:r>
-              <w:rPr>
-                <w:b/>
-                <w:bCs/>
-                <w:i w:val="false"/>
-                <w:iCs w:val="false"/>
-                <w:color w:val="FFFFFF"/>
-                <w:rtl/>
-              </w:rPr>
-              <w:t xml:space="preserve">רישום הראיות</w:t>
-            </w:r>
-          </w:p>
-        </w:tc>
-        <w:tc>
-          <w:tcPr>
-            <w:tcW w:type="dxa" w:w="1504"/>
-            <w:shd w:fill="4E356F"/>
-          </w:tcPr>
-          <w:p>
-            <w:pPr>
-              <w:bidi/>
-              <w:jc w:val="left"/>
-            </w:pPr>
-            <w:r>
-              <w:rPr>
-                <w:b/>
-                <w:bCs/>
-                <w:i w:val="false"/>
-                <w:iCs w:val="false"/>
-                <w:color w:val="FFFFFF"/>
-                <w:rtl/>
-              </w:rPr>
-              <w:t xml:space="preserve">הרשאה נדרשת</w:t>
-            </w:r>
-          </w:p>
-        </w:tc>
-        <w:tc>
-          <w:tcPr>
-            <w:tcW w:type="dxa" w:w="1504"/>
-            <w:shd w:fill="4E356F"/>
-          </w:tcPr>
-          <w:p>
-            <w:pPr>
-              <w:bidi/>
-              <w:jc w:val="left"/>
-            </w:pPr>
-            <w:r>
-              <w:rPr>
-                <w:b/>
-                <w:bCs/>
-                <w:i w:val="false"/>
-                <w:iCs w:val="false"/>
-                <w:color w:val="FFFFFF"/>
-                <w:rtl/>
-              </w:rPr>
-              <w:t xml:space="preserve">עצירה / חלופה</w:t>
+              <w:t xml:space="preserve">מה עוצר אותו</w:t>
             </w:r>
           </w:p>
         </w:tc>
@@ -25119,7 +25903,7 @@
         </w:trPr>
         <w:tc>
           <w:tcPr>
-            <w:tcW w:type="dxa" w:w="1506"/>
+            <w:tcW w:type="dxa" w:w="3010"/>
             <w:shd w:fill="F1F3F6"/>
           </w:tcPr>
           <w:p>
@@ -25136,13 +25920,13 @@
                 <w:color w:val="55606E"/>
                 <w:rtl/>
               </w:rPr>
-              <w:t xml:space="preserve">דוגמה: לחלץ סכום ותאריך תשלום</w:t>
-            </w:r>
-          </w:p>
-        </w:tc>
-        <w:tc>
-          <w:tcPr>
-            <w:tcW w:type="dxa" w:w="1504"/>
+              <w:t xml:space="preserve">דוגמה: קובץ רשימת הציוד בתיקייה שלי</w:t>
+            </w:r>
+          </w:p>
+        </w:tc>
+        <w:tc>
+          <w:tcPr>
+            <w:tcW w:type="dxa" w:w="3008"/>
             <w:shd w:fill="F1F3F6"/>
           </w:tcPr>
           <w:p>
@@ -25159,13 +25943,13 @@
                 <w:color w:val="55606E"/>
                 <w:rtl/>
               </w:rPr>
-              <w:t xml:space="preserve">Claude Desktop שקורא תיקייה מקומית אחת</w:t>
-            </w:r>
-          </w:p>
-        </w:tc>
-        <w:tc>
-          <w:tcPr>
-            <w:tcW w:type="dxa" w:w="1504"/>
+              <w:t xml:space="preserve">הוספה לעגלת קניות, או שליחת הודעה</w:t>
+            </w:r>
+          </w:p>
+        </w:tc>
+        <w:tc>
+          <w:tcPr>
+            <w:tcW w:type="dxa" w:w="3008"/>
             <w:shd w:fill="F1F3F6"/>
           </w:tcPr>
           <w:p>
@@ -25182,76 +25966,7 @@
                 <w:color w:val="55606E"/>
                 <w:rtl/>
               </w:rPr>
-              <w:t xml:space="preserve">טבלת חשבונות עם סכומים ותאריכים</w:t>
-            </w:r>
-          </w:p>
-        </w:tc>
-        <w:tc>
-          <w:tcPr>
-            <w:tcW w:type="dxa" w:w="1504"/>
-            <w:shd w:fill="F1F3F6"/>
-          </w:tcPr>
-          <w:p>
-            <w:pPr>
-              <w:bidi/>
-              <w:jc w:val="left"/>
-            </w:pPr>
-            <w:r>
-              <w:rPr>
-                <w:b w:val="false"/>
-                <w:bCs w:val="false"/>
-                <w:i/>
-                <w:iCs/>
-                <w:color w:val="55606E"/>
-                <w:rtl/>
-              </w:rPr>
-              <w:t xml:space="preserve">הקובץ השמור ולצידו הטבלה עם תאריך</w:t>
-            </w:r>
-          </w:p>
-        </w:tc>
-        <w:tc>
-          <w:tcPr>
-            <w:tcW w:type="dxa" w:w="1504"/>
-            <w:shd w:fill="F1F3F6"/>
-          </w:tcPr>
-          <w:p>
-            <w:pPr>
-              <w:bidi/>
-              <w:jc w:val="left"/>
-            </w:pPr>
-            <w:r>
-              <w:rPr>
-                <w:b w:val="false"/>
-                <w:bCs w:val="false"/>
-                <w:i/>
-                <w:iCs/>
-                <w:color w:val="55606E"/>
-                <w:rtl/>
-              </w:rPr>
-              <w:t xml:space="preserve">הרשאת קריאה בלבד לאותה תיקייה אחת</w:t>
-            </w:r>
-          </w:p>
-        </w:tc>
-        <w:tc>
-          <w:tcPr>
-            <w:tcW w:type="dxa" w:w="1504"/>
-            <w:shd w:fill="F1F3F6"/>
-          </w:tcPr>
-          <w:p>
-            <w:pPr>
-              <w:bidi/>
-              <w:jc w:val="left"/>
-            </w:pPr>
-            <w:r>
-              <w:rPr>
-                <w:b w:val="false"/>
-                <w:bCs w:val="false"/>
-                <w:i/>
-                <w:iCs/>
-                <w:color w:val="55606E"/>
-                <w:rtl/>
-              </w:rPr>
-              <w:t xml:space="preserve">אם תאריך התשלום לא קריא, לעצור ולסמן לי אותו</w:t>
+              <w:t xml:space="preserve">כל דבר שהוא לא מוצא, או ריצה שנייה באותה שעה</w:t>
             </w:r>
           </w:p>
         </w:tc>
@@ -25262,408 +25977,53 @@
         </w:trPr>
         <w:tc>
           <w:tcPr>
-            <w:tcW w:type="dxa" w:w="1506"/>
-            <w:shd w:fill="FFFFFF"/>
-          </w:tcPr>
-          <w:p>
-            <w:pPr>
-              <w:bidi/>
-              <w:jc w:val="left"/>
-            </w:pPr>
-            <w:r>
-              <w:rPr>
-                <w:b w:val="false"/>
-                <w:bCs w:val="false"/>
-                <w:i w:val="false"/>
-                <w:iCs w:val="false"/>
-                <w:color w:val="17242D"/>
-                <w:rtl/>
-              </w:rPr>
-              <w:t xml:space="preserve"/>
-            </w:r>
-          </w:p>
-        </w:tc>
-        <w:tc>
-          <w:tcPr>
-            <w:tcW w:type="dxa" w:w="1504"/>
-            <w:shd w:fill="FFFFFF"/>
-          </w:tcPr>
-          <w:p>
-            <w:pPr>
-              <w:bidi/>
-              <w:jc w:val="left"/>
-            </w:pPr>
-            <w:r>
-              <w:rPr>
-                <w:b w:val="false"/>
-                <w:bCs w:val="false"/>
-                <w:i w:val="false"/>
-                <w:iCs w:val="false"/>
-                <w:color w:val="17242D"/>
-                <w:rtl/>
-              </w:rPr>
-              <w:t xml:space="preserve"/>
-            </w:r>
-          </w:p>
-        </w:tc>
-        <w:tc>
-          <w:tcPr>
-            <w:tcW w:type="dxa" w:w="1504"/>
-            <w:shd w:fill="FFFFFF"/>
-          </w:tcPr>
-          <w:p>
-            <w:pPr>
-              <w:bidi/>
-              <w:jc w:val="left"/>
-            </w:pPr>
-            <w:r>
-              <w:rPr>
-                <w:b w:val="false"/>
-                <w:bCs w:val="false"/>
-                <w:i w:val="false"/>
-                <w:iCs w:val="false"/>
-                <w:color w:val="17242D"/>
-                <w:rtl/>
-              </w:rPr>
-              <w:t xml:space="preserve"/>
-            </w:r>
-          </w:p>
-        </w:tc>
-        <w:tc>
-          <w:tcPr>
-            <w:tcW w:type="dxa" w:w="1504"/>
-            <w:shd w:fill="FFFFFF"/>
-          </w:tcPr>
-          <w:p>
-            <w:pPr>
-              <w:bidi/>
-              <w:jc w:val="left"/>
-            </w:pPr>
-            <w:r>
-              <w:rPr>
-                <w:b w:val="false"/>
-                <w:bCs w:val="false"/>
-                <w:i w:val="false"/>
-                <w:iCs w:val="false"/>
-                <w:color w:val="17242D"/>
-                <w:rtl/>
-              </w:rPr>
-              <w:t xml:space="preserve"/>
-            </w:r>
-          </w:p>
-        </w:tc>
-        <w:tc>
-          <w:tcPr>
-            <w:tcW w:type="dxa" w:w="1504"/>
-            <w:shd w:fill="FFFFFF"/>
-          </w:tcPr>
-          <w:p>
-            <w:pPr>
-              <w:bidi/>
-              <w:jc w:val="left"/>
-            </w:pPr>
-            <w:r>
-              <w:rPr>
-                <w:b w:val="false"/>
-                <w:bCs w:val="false"/>
-                <w:i w:val="false"/>
-                <w:iCs w:val="false"/>
-                <w:color w:val="17242D"/>
-                <w:rtl/>
-              </w:rPr>
-              <w:t xml:space="preserve"/>
-            </w:r>
-          </w:p>
-        </w:tc>
-        <w:tc>
-          <w:tcPr>
-            <w:tcW w:type="dxa" w:w="1504"/>
-            <w:shd w:fill="FFFFFF"/>
-          </w:tcPr>
-          <w:p>
-            <w:pPr>
-              <w:bidi/>
-              <w:jc w:val="left"/>
-            </w:pPr>
-            <w:r>
-              <w:rPr>
-                <w:b w:val="false"/>
-                <w:bCs w:val="false"/>
-                <w:i w:val="false"/>
-                <w:iCs w:val="false"/>
-                <w:color w:val="17242D"/>
-                <w:rtl/>
-              </w:rPr>
-              <w:t xml:space="preserve"/>
-            </w:r>
-          </w:p>
-        </w:tc>
-      </w:tr>
-      <w:tr>
-        <w:trPr>
-          <w:trHeight w:val="454" w:hRule="atLeast"/>
-        </w:trPr>
-        <w:tc>
-          <w:tcPr>
-            <w:tcW w:type="dxa" w:w="1506"/>
-            <w:shd w:fill="FFFFFF"/>
-          </w:tcPr>
-          <w:p>
-            <w:pPr>
-              <w:bidi/>
-              <w:jc w:val="left"/>
-            </w:pPr>
-            <w:r>
-              <w:rPr>
-                <w:b w:val="false"/>
-                <w:bCs w:val="false"/>
-                <w:i w:val="false"/>
-                <w:iCs w:val="false"/>
-                <w:color w:val="17242D"/>
-                <w:rtl/>
-              </w:rPr>
-              <w:t xml:space="preserve"/>
-            </w:r>
-          </w:p>
-        </w:tc>
-        <w:tc>
-          <w:tcPr>
-            <w:tcW w:type="dxa" w:w="1504"/>
-            <w:shd w:fill="FFFFFF"/>
-          </w:tcPr>
-          <w:p>
-            <w:pPr>
-              <w:bidi/>
-              <w:jc w:val="left"/>
-            </w:pPr>
-            <w:r>
-              <w:rPr>
-                <w:b w:val="false"/>
-                <w:bCs w:val="false"/>
-                <w:i w:val="false"/>
-                <w:iCs w:val="false"/>
-                <w:color w:val="17242D"/>
-                <w:rtl/>
-              </w:rPr>
-              <w:t xml:space="preserve"/>
-            </w:r>
-          </w:p>
-        </w:tc>
-        <w:tc>
-          <w:tcPr>
-            <w:tcW w:type="dxa" w:w="1504"/>
-            <w:shd w:fill="FFFFFF"/>
-          </w:tcPr>
-          <w:p>
-            <w:pPr>
-              <w:bidi/>
-              <w:jc w:val="left"/>
-            </w:pPr>
-            <w:r>
-              <w:rPr>
-                <w:b w:val="false"/>
-                <w:bCs w:val="false"/>
-                <w:i w:val="false"/>
-                <w:iCs w:val="false"/>
-                <w:color w:val="17242D"/>
-                <w:rtl/>
-              </w:rPr>
-              <w:t xml:space="preserve"/>
-            </w:r>
-          </w:p>
-        </w:tc>
-        <w:tc>
-          <w:tcPr>
-            <w:tcW w:type="dxa" w:w="1504"/>
-            <w:shd w:fill="FFFFFF"/>
-          </w:tcPr>
-          <w:p>
-            <w:pPr>
-              <w:bidi/>
-              <w:jc w:val="left"/>
-            </w:pPr>
-            <w:r>
-              <w:rPr>
-                <w:b w:val="false"/>
-                <w:bCs w:val="false"/>
-                <w:i w:val="false"/>
-                <w:iCs w:val="false"/>
-                <w:color w:val="17242D"/>
-                <w:rtl/>
-              </w:rPr>
-              <w:t xml:space="preserve"/>
-            </w:r>
-          </w:p>
-        </w:tc>
-        <w:tc>
-          <w:tcPr>
-            <w:tcW w:type="dxa" w:w="1504"/>
-            <w:shd w:fill="FFFFFF"/>
-          </w:tcPr>
-          <w:p>
-            <w:pPr>
-              <w:bidi/>
-              <w:jc w:val="left"/>
-            </w:pPr>
-            <w:r>
-              <w:rPr>
-                <w:b w:val="false"/>
-                <w:bCs w:val="false"/>
-                <w:i w:val="false"/>
-                <w:iCs w:val="false"/>
-                <w:color w:val="17242D"/>
-                <w:rtl/>
-              </w:rPr>
-              <w:t xml:space="preserve"/>
-            </w:r>
-          </w:p>
-        </w:tc>
-        <w:tc>
-          <w:tcPr>
-            <w:tcW w:type="dxa" w:w="1504"/>
-            <w:shd w:fill="FFFFFF"/>
-          </w:tcPr>
-          <w:p>
-            <w:pPr>
-              <w:bidi/>
-              <w:jc w:val="left"/>
-            </w:pPr>
-            <w:r>
-              <w:rPr>
-                <w:b w:val="false"/>
-                <w:bCs w:val="false"/>
-                <w:i w:val="false"/>
-                <w:iCs w:val="false"/>
-                <w:color w:val="17242D"/>
-                <w:rtl/>
-              </w:rPr>
-              <w:t xml:space="preserve"/>
-            </w:r>
-          </w:p>
-        </w:tc>
-      </w:tr>
-      <w:tr>
-        <w:trPr>
-          <w:trHeight w:val="454" w:hRule="atLeast"/>
-        </w:trPr>
-        <w:tc>
-          <w:tcPr>
-            <w:tcW w:type="dxa" w:w="1506"/>
-            <w:shd w:fill="FFFFFF"/>
-          </w:tcPr>
-          <w:p>
-            <w:pPr>
-              <w:bidi/>
-              <w:jc w:val="left"/>
-            </w:pPr>
-            <w:r>
-              <w:rPr>
-                <w:b w:val="false"/>
-                <w:bCs w:val="false"/>
-                <w:i w:val="false"/>
-                <w:iCs w:val="false"/>
-                <w:color w:val="17242D"/>
-                <w:rtl/>
-              </w:rPr>
-              <w:t xml:space="preserve"/>
-            </w:r>
-          </w:p>
-        </w:tc>
-        <w:tc>
-          <w:tcPr>
-            <w:tcW w:type="dxa" w:w="1504"/>
-            <w:shd w:fill="FFFFFF"/>
-          </w:tcPr>
-          <w:p>
-            <w:pPr>
-              <w:bidi/>
-              <w:jc w:val="left"/>
-            </w:pPr>
-            <w:r>
-              <w:rPr>
-                <w:b w:val="false"/>
-                <w:bCs w:val="false"/>
-                <w:i w:val="false"/>
-                <w:iCs w:val="false"/>
-                <w:color w:val="17242D"/>
-                <w:rtl/>
-              </w:rPr>
-              <w:t xml:space="preserve"/>
-            </w:r>
-          </w:p>
-        </w:tc>
-        <w:tc>
-          <w:tcPr>
-            <w:tcW w:type="dxa" w:w="1504"/>
-            <w:shd w:fill="FFFFFF"/>
-          </w:tcPr>
-          <w:p>
-            <w:pPr>
-              <w:bidi/>
-              <w:jc w:val="left"/>
-            </w:pPr>
-            <w:r>
-              <w:rPr>
-                <w:b w:val="false"/>
-                <w:bCs w:val="false"/>
-                <w:i w:val="false"/>
-                <w:iCs w:val="false"/>
-                <w:color w:val="17242D"/>
-                <w:rtl/>
-              </w:rPr>
-              <w:t xml:space="preserve"/>
-            </w:r>
-          </w:p>
-        </w:tc>
-        <w:tc>
-          <w:tcPr>
-            <w:tcW w:type="dxa" w:w="1504"/>
-            <w:shd w:fill="FFFFFF"/>
-          </w:tcPr>
-          <w:p>
-            <w:pPr>
-              <w:bidi/>
-              <w:jc w:val="left"/>
-            </w:pPr>
-            <w:r>
-              <w:rPr>
-                <w:b w:val="false"/>
-                <w:bCs w:val="false"/>
-                <w:i w:val="false"/>
-                <w:iCs w:val="false"/>
-                <w:color w:val="17242D"/>
-                <w:rtl/>
-              </w:rPr>
-              <w:t xml:space="preserve"/>
-            </w:r>
-          </w:p>
-        </w:tc>
-        <w:tc>
-          <w:tcPr>
-            <w:tcW w:type="dxa" w:w="1504"/>
-            <w:shd w:fill="FFFFFF"/>
-          </w:tcPr>
-          <w:p>
-            <w:pPr>
-              <w:bidi/>
-              <w:jc w:val="left"/>
-            </w:pPr>
-            <w:r>
-              <w:rPr>
-                <w:b w:val="false"/>
-                <w:bCs w:val="false"/>
-                <w:i w:val="false"/>
-                <w:iCs w:val="false"/>
-                <w:color w:val="17242D"/>
-                <w:rtl/>
-              </w:rPr>
-              <w:t xml:space="preserve"/>
-            </w:r>
-          </w:p>
-        </w:tc>
-        <w:tc>
-          <w:tcPr>
-            <w:tcW w:type="dxa" w:w="1504"/>
+            <w:tcW w:type="dxa" w:w="3010"/>
+            <w:shd w:fill="FFFFFF"/>
+          </w:tcPr>
+          <w:p>
+            <w:pPr>
+              <w:bidi/>
+              <w:jc w:val="left"/>
+            </w:pPr>
+            <w:r>
+              <w:rPr>
+                <w:b w:val="false"/>
+                <w:bCs w:val="false"/>
+                <w:i w:val="false"/>
+                <w:iCs w:val="false"/>
+                <w:color w:val="17242D"/>
+                <w:rtl/>
+              </w:rPr>
+              <w:t xml:space="preserve"/>
+            </w:r>
+          </w:p>
+        </w:tc>
+        <w:tc>
+          <w:tcPr>
+            <w:tcW w:type="dxa" w:w="3008"/>
+            <w:shd w:fill="FFFFFF"/>
+          </w:tcPr>
+          <w:p>
+            <w:pPr>
+              <w:bidi/>
+              <w:jc w:val="left"/>
+            </w:pPr>
+            <w:r>
+              <w:rPr>
+                <w:b w:val="false"/>
+                <w:bCs w:val="false"/>
+                <w:i w:val="false"/>
+                <w:iCs w:val="false"/>
+                <w:color w:val="17242D"/>
+                <w:rtl/>
+              </w:rPr>
+              <w:t xml:space="preserve"/>
+            </w:r>
+          </w:p>
+        </w:tc>
+        <w:tc>
+          <w:tcPr>
+            <w:tcW w:type="dxa" w:w="3008"/>
             <w:shd w:fill="FFFFFF"/>
           </w:tcPr>
           <w:p>
@@ -25686,378 +26046,6 @@
         </w:tc>
       </w:tr>
     </w:tbl>
-    <w:p>
-      <w:pPr>
-        <w:pStyle w:val="Heading1"/>
-        <w:shd w:fill="F0EAFA"/>
-        <w:bidi/>
-        <w:spacing w:after="100" w:before="200"/>
-        <w:jc w:val="left"/>
-      </w:pPr>
-      <w:r>
-        <w:rPr>
-          <w:b/>
-          <w:bCs/>
-          <w:color w:val="4E356F"/>
-          <w:rtl/>
-        </w:rPr>
-        <w:t xml:space="preserve">3. תיק עבודות והניסוי הבא</w:t>
-      </w:r>
-    </w:p>
-    <w:p>
-      <w:pPr>
-        <w:bidi/>
-        <w:jc w:val="left"/>
-      </w:pPr>
-      <w:r>
-        <w:rPr>
-          <w:b w:val="false"/>
-          <w:bCs w:val="false"/>
-          <w:color w:val="17242D"/>
-          <w:rtl/>
-        </w:rPr>
-        <w:t xml:space="preserve">בחרו שני תוצרים מהקורס. תיאור כן שווה יותר מתיאור מרשים: מי שקורא אתכם רוצה לדעת מה באמת עשיתם ומה למדתם כשמשהו לא עבד.</w:t>
-      </w:r>
-    </w:p>
-    <w:tbl>
-      <w:tblPr>
-        <w:bidiVisual/>
-        <w:tblW w:type="dxa" w:w="9026"/>
-        <w:tblBorders>
-          <w:top w:val="single" w:color="auto" w:sz="4"/>
-          <w:left w:val="single" w:color="auto" w:sz="4"/>
-          <w:bottom w:val="single" w:color="auto" w:sz="4"/>
-          <w:right w:val="single" w:color="auto" w:sz="4"/>
-          <w:insideH w:val="single" w:color="auto" w:sz="4"/>
-          <w:insideV w:val="single" w:color="auto" w:sz="4"/>
-        </w:tblBorders>
-        <w:tblLayout w:type="fixed"/>
-      </w:tblPr>
-      <w:tblGrid>
-        <w:gridCol w:w="2258"/>
-        <w:gridCol w:w="2256"/>
-        <w:gridCol w:w="2256"/>
-        <w:gridCol w:w="2256"/>
-      </w:tblGrid>
-      <w:tr>
-        <w:tc>
-          <w:tcPr>
-            <w:tcW w:type="dxa" w:w="2258"/>
-            <w:shd w:fill="4E356F"/>
-          </w:tcPr>
-          <w:p>
-            <w:pPr>
-              <w:bidi/>
-              <w:jc w:val="left"/>
-            </w:pPr>
-            <w:r>
-              <w:rPr>
-                <w:b/>
-                <w:bCs/>
-                <w:i w:val="false"/>
-                <w:iCs w:val="false"/>
-                <w:color w:val="FFFFFF"/>
-                <w:rtl/>
-              </w:rPr>
-              <w:t xml:space="preserve">התוצר</w:t>
-            </w:r>
-          </w:p>
-        </w:tc>
-        <w:tc>
-          <w:tcPr>
-            <w:tcW w:type="dxa" w:w="2256"/>
-            <w:shd w:fill="4E356F"/>
-          </w:tcPr>
-          <w:p>
-            <w:pPr>
-              <w:bidi/>
-              <w:jc w:val="left"/>
-            </w:pPr>
-            <w:r>
-              <w:rPr>
-                <w:b/>
-                <w:bCs/>
-                <w:i w:val="false"/>
-                <w:iCs w:val="false"/>
-                <w:color w:val="FFFFFF"/>
-                <w:rtl/>
-              </w:rPr>
-              <w:t xml:space="preserve">מה עשיתי בעצמי</w:t>
-            </w:r>
-          </w:p>
-        </w:tc>
-        <w:tc>
-          <w:tcPr>
-            <w:tcW w:type="dxa" w:w="2256"/>
-            <w:shd w:fill="4E356F"/>
-          </w:tcPr>
-          <w:p>
-            <w:pPr>
-              <w:bidi/>
-              <w:jc w:val="left"/>
-            </w:pPr>
-            <w:r>
-              <w:rPr>
-                <w:b/>
-                <w:bCs/>
-                <w:i w:val="false"/>
-                <w:iCs w:val="false"/>
-                <w:color w:val="FFFFFF"/>
-                <w:rtl/>
-              </w:rPr>
-              <w:t xml:space="preserve">מה הכלי עשה</w:t>
-            </w:r>
-          </w:p>
-        </w:tc>
-        <w:tc>
-          <w:tcPr>
-            <w:tcW w:type="dxa" w:w="2256"/>
-            <w:shd w:fill="4E356F"/>
-          </w:tcPr>
-          <w:p>
-            <w:pPr>
-              <w:bidi/>
-              <w:jc w:val="left"/>
-            </w:pPr>
-            <w:r>
-              <w:rPr>
-                <w:b/>
-                <w:bCs/>
-                <w:i w:val="false"/>
-                <w:iCs w:val="false"/>
-                <w:color w:val="FFFFFF"/>
-                <w:rtl/>
-              </w:rPr>
-              <w:t xml:space="preserve">מה למדתי כשמשהו לא עבד</w:t>
-            </w:r>
-          </w:p>
-        </w:tc>
-      </w:tr>
-      <w:tr>
-        <w:trPr>
-          <w:trHeight w:val="454" w:hRule="atLeast"/>
-        </w:trPr>
-        <w:tc>
-          <w:tcPr>
-            <w:tcW w:type="dxa" w:w="2258"/>
-            <w:shd w:fill="F1F3F6"/>
-          </w:tcPr>
-          <w:p>
-            <w:pPr>
-              <w:bidi/>
-              <w:jc w:val="left"/>
-            </w:pPr>
-            <w:r>
-              <w:rPr>
-                <w:b w:val="false"/>
-                <w:bCs w:val="false"/>
-                <w:i/>
-                <w:iCs/>
-                <w:color w:val="55606E"/>
-                <w:rtl/>
-              </w:rPr>
-              <w:t xml:space="preserve">דוגמה: סיכום מחקר הקנייה ממפגש 2</w:t>
-            </w:r>
-          </w:p>
-        </w:tc>
-        <w:tc>
-          <w:tcPr>
-            <w:tcW w:type="dxa" w:w="2256"/>
-            <w:shd w:fill="F1F3F6"/>
-          </w:tcPr>
-          <w:p>
-            <w:pPr>
-              <w:bidi/>
-              <w:jc w:val="left"/>
-            </w:pPr>
-            <w:r>
-              <w:rPr>
-                <w:b w:val="false"/>
-                <w:bCs w:val="false"/>
-                <w:i/>
-                <w:iCs/>
-                <w:color w:val="55606E"/>
-                <w:rtl/>
-              </w:rPr>
-              <w:t xml:space="preserve">הגדרתי את הקריטריונים, פתחתי את דף היצרן ומצאתי שהאחריות מותנית ברישום</w:t>
-            </w:r>
-          </w:p>
-        </w:tc>
-        <w:tc>
-          <w:tcPr>
-            <w:tcW w:type="dxa" w:w="2256"/>
-            <w:shd w:fill="F1F3F6"/>
-          </w:tcPr>
-          <w:p>
-            <w:pPr>
-              <w:bidi/>
-              <w:jc w:val="left"/>
-            </w:pPr>
-            <w:r>
-              <w:rPr>
-                <w:b w:val="false"/>
-                <w:bCs w:val="false"/>
-                <w:i/>
-                <w:iCs/>
-                <w:color w:val="55606E"/>
-                <w:rtl/>
-              </w:rPr>
-              <w:t xml:space="preserve">בנה את תוכנית המחקר וסידר את טבלת הראיות</w:t>
-            </w:r>
-          </w:p>
-        </w:tc>
-        <w:tc>
-          <w:tcPr>
-            <w:tcW w:type="dxa" w:w="2256"/>
-            <w:shd w:fill="F1F3F6"/>
-          </w:tcPr>
-          <w:p>
-            <w:pPr>
-              <w:bidi/>
-              <w:jc w:val="left"/>
-            </w:pPr>
-            <w:r>
-              <w:rPr>
-                <w:b w:val="false"/>
-                <w:bCs w:val="false"/>
-                <w:i/>
-                <w:iCs/>
-                <w:color w:val="55606E"/>
-                <w:rtl/>
-              </w:rPr>
-              <w:t xml:space="preserve">שהדוח נשמע בטוח בדיוק באותה מידה גם כשהוא טועה</w:t>
-            </w:r>
-          </w:p>
-        </w:tc>
-      </w:tr>
-      <w:tr>
-        <w:trPr>
-          <w:trHeight w:val="454" w:hRule="atLeast"/>
-        </w:trPr>
-        <w:tc>
-          <w:tcPr>
-            <w:tcW w:type="dxa" w:w="2258"/>
-            <w:shd w:fill="FFFFFF"/>
-          </w:tcPr>
-          <w:p>
-            <w:pPr>
-              <w:bidi/>
-              <w:jc w:val="left"/>
-            </w:pPr>
-            <w:r>
-              <w:rPr>
-                <w:b w:val="false"/>
-                <w:bCs w:val="false"/>
-                <w:i w:val="false"/>
-                <w:iCs w:val="false"/>
-                <w:color w:val="17242D"/>
-                <w:rtl/>
-              </w:rPr>
-              <w:t xml:space="preserve"/>
-            </w:r>
-          </w:p>
-        </w:tc>
-        <w:tc>
-          <w:tcPr>
-            <w:tcW w:type="dxa" w:w="2256"/>
-            <w:shd w:fill="FFFFFF"/>
-          </w:tcPr>
-          <w:p>
-            <w:pPr>
-              <w:bidi/>
-              <w:jc w:val="left"/>
-            </w:pPr>
-            <w:r>
-              <w:rPr>
-                <w:b w:val="false"/>
-                <w:bCs w:val="false"/>
-                <w:i w:val="false"/>
-                <w:iCs w:val="false"/>
-                <w:color w:val="17242D"/>
-                <w:rtl/>
-              </w:rPr>
-              <w:t xml:space="preserve"/>
-            </w:r>
-          </w:p>
-        </w:tc>
-        <w:tc>
-          <w:tcPr>
-            <w:tcW w:type="dxa" w:w="2256"/>
-            <w:shd w:fill="FFFFFF"/>
-          </w:tcPr>
-          <w:p>
-            <w:pPr>
-              <w:bidi/>
-              <w:jc w:val="left"/>
-            </w:pPr>
-            <w:r>
-              <w:rPr>
-                <w:b w:val="false"/>
-                <w:bCs w:val="false"/>
-                <w:i w:val="false"/>
-                <w:iCs w:val="false"/>
-                <w:color w:val="17242D"/>
-                <w:rtl/>
-              </w:rPr>
-              <w:t xml:space="preserve"/>
-            </w:r>
-          </w:p>
-        </w:tc>
-        <w:tc>
-          <w:tcPr>
-            <w:tcW w:type="dxa" w:w="2256"/>
-            <w:shd w:fill="FFFFFF"/>
-          </w:tcPr>
-          <w:p>
-            <w:pPr>
-              <w:bidi/>
-              <w:jc w:val="left"/>
-            </w:pPr>
-            <w:r>
-              <w:rPr>
-                <w:b w:val="false"/>
-                <w:bCs w:val="false"/>
-                <w:i w:val="false"/>
-                <w:iCs w:val="false"/>
-                <w:color w:val="17242D"/>
-                <w:rtl/>
-              </w:rPr>
-              <w:t xml:space="preserve"/>
-            </w:r>
-          </w:p>
-        </w:tc>
-      </w:tr>
-    </w:tbl>
-    <w:p>
-      <w:pPr>
-        <w:bidi/>
-        <w:jc w:val="left"/>
-      </w:pPr>
-      <w:r>
-        <w:rPr>
-          <w:b w:val="false"/>
-          <w:bCs w:val="false"/>
-          <w:color w:val="17242D"/>
-          <w:rtl/>
-        </w:rPr>
-        <w:t xml:space="preserve">הניסוי הבא שלי: מה תשנו בפעם הבאה, ואיך תדעו אם זה עבד?</w:t>
-      </w:r>
-    </w:p>
-    <w:p>
-      <w:pPr>
-        <w:bidi/>
-        <w:jc w:val="left"/>
-      </w:pPr>
-      <w:r>
-        <w:rPr>
-          <w:b w:val="false"/>
-          <w:bCs w:val="false"/>
-          <w:color w:val="17242D"/>
-          <w:rtl/>
-        </w:rPr>
-        <w:t xml:space="preserve">הרשאות: Claude Desktop יכול לעבוד עם קבצים ואפליקציות אמיתיים, ולכן תנו לו את ההרשאות המינימליות ההכרחיות. Claude for Chrome מיועד להמשך התנסות. אם השתמשתם ב-OpenClaw במעבדת הסוכנים האופציונלית, צרפו רק את רישום ההרצה המוגבל, והשאירו מחוץ לתחום שלו כל פעולה של חשבונות, תשלומים, שליחת הודעות ומידע פרטי.</w:t>
-      </w:r>
-    </w:p>
     <w:p>
       <w:pPr>
         <w:pStyle w:val="Heading1"/>
@@ -26106,7 +26094,7 @@
           <w:color w:val="17242D"/>
           <w:rtl/>
         </w:rPr>
-        <w:t xml:space="preserve">להפעיל מערכת אישית אחת שאתם יכולים להסתכל לתוכה, לעצור אותה ולשפר אותה, ולא עוד תשובה חד-פעמית של AI.</w:t>
+        <w:t xml:space="preserve">לסיים פרויקט אחד שבאמת תשתמשו בו, בנוי ממיומנויות שכבר יש לכם, כשכל מה שנוצר מסומן והגבולות של הכלי כתובים.</w:t>
       </w:r>
     </w:p>
     <w:p>
@@ -26139,7 +26127,7 @@
           <w:color w:val="17242D"/>
           <w:rtl/>
         </w:rPr>
-        <w:t xml:space="preserve">1. בחרו בעיה אישית אחת ומפו את הקלטים, השלבים, נקודת האישור ותאריך הבדיקה (לדוגמה: חשבונות, תפריט שבועי, הגשת מועמדות לעבודה, תורים רפואיים).</w:t>
+        <w:t xml:space="preserve">1. הציעו נושא וחכו לאישור. קבעו תאריך יעד משלכם.</w:t>
       </w:r>
     </w:p>
     <w:p>
@@ -26154,7 +26142,7 @@
           <w:color w:val="17242D"/>
           <w:rtl/>
         </w:rPr>
-        <w:t xml:space="preserve">2. שמרו שני תוצרים כנים לתיק העבודות, ומלאו את רישום הראיות ואת מפת ההרשאות.</w:t>
+        <w:t xml:space="preserve">2. עבדו על התוצרים לפי הסדר, ופרסמו כל אחד בקבוצה כשהוא מוכן.</w:t>
       </w:r>
     </w:p>
     <w:p>
@@ -26169,7 +26157,22 @@
           <w:color w:val="17242D"/>
           <w:rtl/>
         </w:rPr>
-        <w:t xml:space="preserve">3. אם התנסיתם במעבדת הסוכנים האופציונלית, עברו על רישום ההרצה, על ההרשאות, על איכות ההתראות ועל כלל העצירה, ורק אז החליטו מה להשאיר.</w:t>
+        <w:t xml:space="preserve">3. קראו את הפרסומים של האחרים ואת התשובות שהם מקבלים — זה חצי מהערך.</w:t>
+      </w:r>
+    </w:p>
+    <w:p>
+      <w:pPr>
+        <w:bidi/>
+        <w:jc w:val="left"/>
+      </w:pPr>
+      <w:r>
+        <w:rPr>
+          <w:b w:val="false"/>
+          <w:bCs w:val="false"/>
+          <w:color w:val="17242D"/>
+          <w:rtl/>
+        </w:rPr>
+        <w:t xml:space="preserve">4. כתבו את הגבול של הכלי לפני שאתם מכריזים עליו כגמור.</w:t>
       </w:r>
     </w:p>
     <w:p>
@@ -26310,7 +26313,7 @@
                 <w:color w:val="17242D"/>
                 <w:rtl/>
               </w:rPr>
-              <w:t xml:space="preserve">בנו תהליך אישי קטן עם נקודת אישור אחת.</w:t>
+              <w:t xml:space="preserve">הנושא אושר, וכל התוצרים שהושלמו עבור המפגשים שהייתם בהם.</w:t>
             </w:r>
           </w:p>
         </w:tc>
@@ -26358,7 +26361,7 @@
                 <w:color w:val="17242D"/>
                 <w:rtl/>
               </w:rPr>
-              <w:t xml:space="preserve">מלאו את רישום הראיות ואת מפת ההרשאות עבור הפרויקט האישי המסכם.</w:t>
+              <w:t xml:space="preserve">הגבול של הכלי כתוב, וענִיתם לפרסום של לפחות אדם אחד נוסף.</w:t>
             </w:r>
           </w:p>
         </w:tc>
@@ -26406,7 +26409,7 @@
                 <w:color w:val="17242D"/>
                 <w:rtl/>
               </w:rPr>
-              <w:t xml:space="preserve">בצעו ניסוי מוגבל בעולם האמיתי, ותעדו מה עצרתם, מה שיניתם ומה השארתם בשליטתכם.</w:t>
+              <w:t xml:space="preserve">הראו את הפרויקט הגמור למישהו מחוץ לקבוצה, ותקנו אותו לפי מה שהוא אמר.</w:t>
             </w:r>
           </w:p>
         </w:tc>
@@ -26430,998 +26433,21 @@
         <w:t xml:space="preserve">המשימה שלי</w:t>
       </w:r>
     </w:p>
-    <w:tbl>
-      <w:tblPr>
-        <w:bidiVisual/>
-        <w:tblW w:type="dxa" w:w="9026"/>
-        <w:tblBorders>
-          <w:top w:val="single" w:color="auto" w:sz="4"/>
-          <w:left w:val="single" w:color="auto" w:sz="4"/>
-          <w:bottom w:val="single" w:color="auto" w:sz="4"/>
-          <w:right w:val="single" w:color="auto" w:sz="4"/>
-          <w:insideH w:val="single" w:color="auto" w:sz="4"/>
-          <w:insideV w:val="single" w:color="auto" w:sz="4"/>
-        </w:tblBorders>
-        <w:tblLayout w:type="fixed"/>
-      </w:tblPr>
-      <w:tblGrid>
-        <w:gridCol w:w="3010"/>
-        <w:gridCol w:w="3008"/>
-        <w:gridCol w:w="3008"/>
-      </w:tblGrid>
-      <w:tr>
-        <w:tc>
-          <w:tcPr>
-            <w:tcW w:type="dxa" w:w="3010"/>
-            <w:shd w:fill="4E356F"/>
-          </w:tcPr>
-          <w:p>
-            <w:pPr>
-              <w:bidi/>
-              <w:jc w:val="left"/>
-            </w:pPr>
-            <w:r>
-              <w:rPr>
-                <w:b/>
-                <w:bCs/>
-                <w:i w:val="false"/>
-                <w:iCs w:val="false"/>
-                <w:color w:val="FFFFFF"/>
-                <w:rtl/>
-              </w:rPr>
-              <w:t xml:space="preserve">רמה</w:t>
-            </w:r>
-          </w:p>
-        </w:tc>
-        <w:tc>
-          <w:tcPr>
-            <w:tcW w:type="dxa" w:w="3008"/>
-            <w:shd w:fill="4E356F"/>
-          </w:tcPr>
-          <w:p>
-            <w:pPr>
-              <w:bidi/>
-              <w:jc w:val="left"/>
-            </w:pPr>
-            <w:r>
-              <w:rPr>
-                <w:b/>
-                <w:bCs/>
-                <w:i w:val="false"/>
-                <w:iCs w:val="false"/>
-                <w:color w:val="FFFFFF"/>
-                <w:rtl/>
-              </w:rPr>
-              <w:t xml:space="preserve">על מה בחרתי</w:t>
-            </w:r>
-          </w:p>
-        </w:tc>
-        <w:tc>
-          <w:tcPr>
-            <w:tcW w:type="dxa" w:w="3008"/>
-            <w:shd w:fill="4E356F"/>
-          </w:tcPr>
-          <w:p>
-            <w:pPr>
-              <w:bidi/>
-              <w:jc w:val="left"/>
-            </w:pPr>
-            <w:r>
-              <w:rPr>
-                <w:b/>
-                <w:bCs/>
-                <w:i w:val="false"/>
-                <w:iCs w:val="false"/>
-                <w:color w:val="FFFFFF"/>
-                <w:rtl/>
-              </w:rPr>
-              <w:t xml:space="preserve">למתי</w:t>
-            </w:r>
-          </w:p>
-        </w:tc>
-      </w:tr>
-      <w:tr>
-        <w:trPr>
-          <w:trHeight w:val="454" w:hRule="atLeast"/>
-        </w:trPr>
-        <w:tc>
-          <w:tcPr>
-            <w:tcW w:type="dxa" w:w="3010"/>
-            <w:shd w:fill="F1F3F6"/>
-          </w:tcPr>
-          <w:p>
-            <w:pPr>
-              <w:bidi/>
-              <w:jc w:val="left"/>
-            </w:pPr>
-            <w:r>
-              <w:rPr>
-                <w:b w:val="false"/>
-                <w:bCs w:val="false"/>
-                <w:i/>
-                <w:iCs/>
-                <w:color w:val="55606E"/>
-                <w:rtl/>
-              </w:rPr>
-              <w:t xml:space="preserve">דוגמה: זהב</w:t>
-            </w:r>
-          </w:p>
-        </w:tc>
-        <w:tc>
-          <w:tcPr>
-            <w:tcW w:type="dxa" w:w="3008"/>
-            <w:shd w:fill="F1F3F6"/>
-          </w:tcPr>
-          <w:p>
-            <w:pPr>
-              <w:bidi/>
-              <w:jc w:val="left"/>
-            </w:pPr>
-            <w:r>
-              <w:rPr>
-                <w:b w:val="false"/>
-                <w:bCs w:val="false"/>
-                <w:i/>
-                <w:iCs/>
-                <w:color w:val="55606E"/>
-                <w:rtl/>
-              </w:rPr>
-              <w:t xml:space="preserve">הרשימה השבועית של החשבונות</w:t>
-            </w:r>
-          </w:p>
-        </w:tc>
-        <w:tc>
-          <w:tcPr>
-            <w:tcW w:type="dxa" w:w="3008"/>
-            <w:shd w:fill="F1F3F6"/>
-          </w:tcPr>
-          <w:p>
-            <w:pPr>
-              <w:bidi/>
-              <w:jc w:val="left"/>
-            </w:pPr>
-            <w:r>
-              <w:rPr>
-                <w:b w:val="false"/>
-                <w:bCs w:val="false"/>
-                <w:i/>
-                <w:iCs/>
-                <w:color w:val="55606E"/>
-                <w:rtl/>
-              </w:rPr>
-              <w:t xml:space="preserve">ראשון הראשון בחודש הבא</w:t>
-            </w:r>
-          </w:p>
-        </w:tc>
-      </w:tr>
-      <w:tr>
-        <w:trPr>
-          <w:trHeight w:val="454" w:hRule="atLeast"/>
-        </w:trPr>
-        <w:tc>
-          <w:tcPr>
-            <w:tcW w:type="dxa" w:w="3010"/>
-            <w:shd w:fill="FFFFFF"/>
-          </w:tcPr>
-          <w:p>
-            <w:pPr>
-              <w:bidi/>
-              <w:jc w:val="left"/>
-            </w:pPr>
-            <w:r>
-              <w:rPr>
-                <w:b w:val="false"/>
-                <w:bCs w:val="false"/>
-                <w:i w:val="false"/>
-                <w:iCs w:val="false"/>
-                <w:color w:val="17242D"/>
-                <w:rtl/>
-              </w:rPr>
-              <w:t xml:space="preserve"/>
-            </w:r>
-          </w:p>
-        </w:tc>
-        <w:tc>
-          <w:tcPr>
-            <w:tcW w:type="dxa" w:w="3008"/>
-            <w:shd w:fill="FFFFFF"/>
-          </w:tcPr>
-          <w:p>
-            <w:pPr>
-              <w:bidi/>
-              <w:jc w:val="left"/>
-            </w:pPr>
-            <w:r>
-              <w:rPr>
-                <w:b w:val="false"/>
-                <w:bCs w:val="false"/>
-                <w:i w:val="false"/>
-                <w:iCs w:val="false"/>
-                <w:color w:val="17242D"/>
-                <w:rtl/>
-              </w:rPr>
-              <w:t xml:space="preserve"/>
-            </w:r>
-          </w:p>
-        </w:tc>
-        <w:tc>
-          <w:tcPr>
-            <w:tcW w:type="dxa" w:w="3008"/>
-            <w:shd w:fill="FFFFFF"/>
-          </w:tcPr>
-          <w:p>
-            <w:pPr>
-              <w:bidi/>
-              <w:jc w:val="left"/>
-            </w:pPr>
-            <w:r>
-              <w:rPr>
-                <w:b w:val="false"/>
-                <w:bCs w:val="false"/>
-                <w:i w:val="false"/>
-                <w:iCs w:val="false"/>
-                <w:color w:val="17242D"/>
-                <w:rtl/>
-              </w:rPr>
-              <w:t xml:space="preserve"/>
-            </w:r>
-          </w:p>
-        </w:tc>
-      </w:tr>
-    </w:tbl>
     <w:p>
       <w:pPr>
-        <w:pStyle w:val="Heading2"/>
-        <w:shd w:fill="E9F1FB"/>
         <w:bidi/>
-        <w:spacing w:after="100" w:before="140"/>
         <w:jc w:val="left"/>
       </w:pPr>
       <w:r>
         <w:rPr>
-          <w:b/>
-          <w:bCs/>
-          <w:color w:val="4E356F"/>
+          <w:b w:val="false"/>
+          <w:bCs w:val="false"/>
+          <w:color w:val="17242D"/>
           <w:rtl/>
         </w:rPr>
-        <w:t xml:space="preserve">התהליך והראיות, למערכת האמיתית</w:t>
+        <w:t xml:space="preserve">איזה נושא בחרתם, ואיזה תוצר היה הכי קשה לגרום לו לנבוע ממנו באופן טבעי?</w:t>
       </w:r>
     </w:p>
-    <w:tbl>
-      <w:tblPr>
-        <w:bidiVisual/>
-        <w:tblW w:type="dxa" w:w="9026"/>
-        <w:tblBorders>
-          <w:top w:val="single" w:color="auto" w:sz="4"/>
-          <w:left w:val="single" w:color="auto" w:sz="4"/>
-          <w:bottom w:val="single" w:color="auto" w:sz="4"/>
-          <w:right w:val="single" w:color="auto" w:sz="4"/>
-          <w:insideH w:val="single" w:color="auto" w:sz="4"/>
-          <w:insideV w:val="single" w:color="auto" w:sz="4"/>
-        </w:tblBorders>
-        <w:tblLayout w:type="fixed"/>
-      </w:tblPr>
-      <w:tblGrid>
-        <w:gridCol w:w="1506"/>
-        <w:gridCol w:w="1504"/>
-        <w:gridCol w:w="1504"/>
-        <w:gridCol w:w="1504"/>
-        <w:gridCol w:w="1504"/>
-        <w:gridCol w:w="1504"/>
-      </w:tblGrid>
-      <w:tr>
-        <w:tc>
-          <w:tcPr>
-            <w:tcW w:type="dxa" w:w="1506"/>
-            <w:shd w:fill="4E356F"/>
-          </w:tcPr>
-          <w:p>
-            <w:pPr>
-              <w:bidi/>
-              <w:jc w:val="left"/>
-            </w:pPr>
-            <w:r>
-              <w:rPr>
-                <w:b/>
-                <w:bCs/>
-                <w:i w:val="false"/>
-                <w:iCs w:val="false"/>
-                <w:color w:val="FFFFFF"/>
-                <w:rtl/>
-              </w:rPr>
-              <w:t xml:space="preserve">שלב</w:t>
-            </w:r>
-          </w:p>
-        </w:tc>
-        <w:tc>
-          <w:tcPr>
-            <w:tcW w:type="dxa" w:w="1504"/>
-            <w:shd w:fill="4E356F"/>
-          </w:tcPr>
-          <w:p>
-            <w:pPr>
-              <w:bidi/>
-              <w:jc w:val="left"/>
-            </w:pPr>
-            <w:r>
-              <w:rPr>
-                <w:b/>
-                <w:bCs/>
-                <w:i w:val="false"/>
-                <w:iCs w:val="false"/>
-                <w:color w:val="FFFFFF"/>
-                <w:rtl/>
-              </w:rPr>
-              <w:t xml:space="preserve">כלי או שיטה</w:t>
-            </w:r>
-          </w:p>
-        </w:tc>
-        <w:tc>
-          <w:tcPr>
-            <w:tcW w:type="dxa" w:w="1504"/>
-            <w:shd w:fill="4E356F"/>
-          </w:tcPr>
-          <w:p>
-            <w:pPr>
-              <w:bidi/>
-              <w:jc w:val="left"/>
-            </w:pPr>
-            <w:r>
-              <w:rPr>
-                <w:b/>
-                <w:bCs/>
-                <w:i w:val="false"/>
-                <w:iCs w:val="false"/>
-                <w:color w:val="FFFFFF"/>
-                <w:rtl/>
-              </w:rPr>
-              <w:t xml:space="preserve">הפלט</w:t>
-            </w:r>
-          </w:p>
-        </w:tc>
-        <w:tc>
-          <w:tcPr>
-            <w:tcW w:type="dxa" w:w="1504"/>
-            <w:shd w:fill="4E356F"/>
-          </w:tcPr>
-          <w:p>
-            <w:pPr>
-              <w:bidi/>
-              <w:jc w:val="left"/>
-            </w:pPr>
-            <w:r>
-              <w:rPr>
-                <w:b/>
-                <w:bCs/>
-                <w:i w:val="false"/>
-                <w:iCs w:val="false"/>
-                <w:color w:val="FFFFFF"/>
-                <w:rtl/>
-              </w:rPr>
-              <w:t xml:space="preserve">רישום הראיות</w:t>
-            </w:r>
-          </w:p>
-        </w:tc>
-        <w:tc>
-          <w:tcPr>
-            <w:tcW w:type="dxa" w:w="1504"/>
-            <w:shd w:fill="4E356F"/>
-          </w:tcPr>
-          <w:p>
-            <w:pPr>
-              <w:bidi/>
-              <w:jc w:val="left"/>
-            </w:pPr>
-            <w:r>
-              <w:rPr>
-                <w:b/>
-                <w:bCs/>
-                <w:i w:val="false"/>
-                <w:iCs w:val="false"/>
-                <w:color w:val="FFFFFF"/>
-                <w:rtl/>
-              </w:rPr>
-              <w:t xml:space="preserve">הרשאה נדרשת</w:t>
-            </w:r>
-          </w:p>
-        </w:tc>
-        <w:tc>
-          <w:tcPr>
-            <w:tcW w:type="dxa" w:w="1504"/>
-            <w:shd w:fill="4E356F"/>
-          </w:tcPr>
-          <w:p>
-            <w:pPr>
-              <w:bidi/>
-              <w:jc w:val="left"/>
-            </w:pPr>
-            <w:r>
-              <w:rPr>
-                <w:b/>
-                <w:bCs/>
-                <w:i w:val="false"/>
-                <w:iCs w:val="false"/>
-                <w:color w:val="FFFFFF"/>
-                <w:rtl/>
-              </w:rPr>
-              <w:t xml:space="preserve">עצירה / חלופה</w:t>
-            </w:r>
-          </w:p>
-        </w:tc>
-      </w:tr>
-      <w:tr>
-        <w:trPr>
-          <w:trHeight w:val="454" w:hRule="atLeast"/>
-        </w:trPr>
-        <w:tc>
-          <w:tcPr>
-            <w:tcW w:type="dxa" w:w="1506"/>
-            <w:shd w:fill="FFFFFF"/>
-          </w:tcPr>
-          <w:p>
-            <w:pPr>
-              <w:bidi/>
-              <w:jc w:val="left"/>
-            </w:pPr>
-            <w:r>
-              <w:rPr>
-                <w:b w:val="false"/>
-                <w:bCs w:val="false"/>
-                <w:i w:val="false"/>
-                <w:iCs w:val="false"/>
-                <w:color w:val="17242D"/>
-                <w:rtl/>
-              </w:rPr>
-              <w:t xml:space="preserve"/>
-            </w:r>
-          </w:p>
-        </w:tc>
-        <w:tc>
-          <w:tcPr>
-            <w:tcW w:type="dxa" w:w="1504"/>
-            <w:shd w:fill="FFFFFF"/>
-          </w:tcPr>
-          <w:p>
-            <w:pPr>
-              <w:bidi/>
-              <w:jc w:val="left"/>
-            </w:pPr>
-            <w:r>
-              <w:rPr>
-                <w:b w:val="false"/>
-                <w:bCs w:val="false"/>
-                <w:i w:val="false"/>
-                <w:iCs w:val="false"/>
-                <w:color w:val="17242D"/>
-                <w:rtl/>
-              </w:rPr>
-              <w:t xml:space="preserve"/>
-            </w:r>
-          </w:p>
-        </w:tc>
-        <w:tc>
-          <w:tcPr>
-            <w:tcW w:type="dxa" w:w="1504"/>
-            <w:shd w:fill="FFFFFF"/>
-          </w:tcPr>
-          <w:p>
-            <w:pPr>
-              <w:bidi/>
-              <w:jc w:val="left"/>
-            </w:pPr>
-            <w:r>
-              <w:rPr>
-                <w:b w:val="false"/>
-                <w:bCs w:val="false"/>
-                <w:i w:val="false"/>
-                <w:iCs w:val="false"/>
-                <w:color w:val="17242D"/>
-                <w:rtl/>
-              </w:rPr>
-              <w:t xml:space="preserve"/>
-            </w:r>
-          </w:p>
-        </w:tc>
-        <w:tc>
-          <w:tcPr>
-            <w:tcW w:type="dxa" w:w="1504"/>
-            <w:shd w:fill="FFFFFF"/>
-          </w:tcPr>
-          <w:p>
-            <w:pPr>
-              <w:bidi/>
-              <w:jc w:val="left"/>
-            </w:pPr>
-            <w:r>
-              <w:rPr>
-                <w:b w:val="false"/>
-                <w:bCs w:val="false"/>
-                <w:i w:val="false"/>
-                <w:iCs w:val="false"/>
-                <w:color w:val="17242D"/>
-                <w:rtl/>
-              </w:rPr>
-              <w:t xml:space="preserve"/>
-            </w:r>
-          </w:p>
-        </w:tc>
-        <w:tc>
-          <w:tcPr>
-            <w:tcW w:type="dxa" w:w="1504"/>
-            <w:shd w:fill="FFFFFF"/>
-          </w:tcPr>
-          <w:p>
-            <w:pPr>
-              <w:bidi/>
-              <w:jc w:val="left"/>
-            </w:pPr>
-            <w:r>
-              <w:rPr>
-                <w:b w:val="false"/>
-                <w:bCs w:val="false"/>
-                <w:i w:val="false"/>
-                <w:iCs w:val="false"/>
-                <w:color w:val="17242D"/>
-                <w:rtl/>
-              </w:rPr>
-              <w:t xml:space="preserve"/>
-            </w:r>
-          </w:p>
-        </w:tc>
-        <w:tc>
-          <w:tcPr>
-            <w:tcW w:type="dxa" w:w="1504"/>
-            <w:shd w:fill="FFFFFF"/>
-          </w:tcPr>
-          <w:p>
-            <w:pPr>
-              <w:bidi/>
-              <w:jc w:val="left"/>
-            </w:pPr>
-            <w:r>
-              <w:rPr>
-                <w:b w:val="false"/>
-                <w:bCs w:val="false"/>
-                <w:i w:val="false"/>
-                <w:iCs w:val="false"/>
-                <w:color w:val="17242D"/>
-                <w:rtl/>
-              </w:rPr>
-              <w:t xml:space="preserve"/>
-            </w:r>
-          </w:p>
-        </w:tc>
-      </w:tr>
-      <w:tr>
-        <w:trPr>
-          <w:trHeight w:val="454" w:hRule="atLeast"/>
-        </w:trPr>
-        <w:tc>
-          <w:tcPr>
-            <w:tcW w:type="dxa" w:w="1506"/>
-            <w:shd w:fill="FFFFFF"/>
-          </w:tcPr>
-          <w:p>
-            <w:pPr>
-              <w:bidi/>
-              <w:jc w:val="left"/>
-            </w:pPr>
-            <w:r>
-              <w:rPr>
-                <w:b w:val="false"/>
-                <w:bCs w:val="false"/>
-                <w:i w:val="false"/>
-                <w:iCs w:val="false"/>
-                <w:color w:val="17242D"/>
-                <w:rtl/>
-              </w:rPr>
-              <w:t xml:space="preserve"/>
-            </w:r>
-          </w:p>
-        </w:tc>
-        <w:tc>
-          <w:tcPr>
-            <w:tcW w:type="dxa" w:w="1504"/>
-            <w:shd w:fill="FFFFFF"/>
-          </w:tcPr>
-          <w:p>
-            <w:pPr>
-              <w:bidi/>
-              <w:jc w:val="left"/>
-            </w:pPr>
-            <w:r>
-              <w:rPr>
-                <w:b w:val="false"/>
-                <w:bCs w:val="false"/>
-                <w:i w:val="false"/>
-                <w:iCs w:val="false"/>
-                <w:color w:val="17242D"/>
-                <w:rtl/>
-              </w:rPr>
-              <w:t xml:space="preserve"/>
-            </w:r>
-          </w:p>
-        </w:tc>
-        <w:tc>
-          <w:tcPr>
-            <w:tcW w:type="dxa" w:w="1504"/>
-            <w:shd w:fill="FFFFFF"/>
-          </w:tcPr>
-          <w:p>
-            <w:pPr>
-              <w:bidi/>
-              <w:jc w:val="left"/>
-            </w:pPr>
-            <w:r>
-              <w:rPr>
-                <w:b w:val="false"/>
-                <w:bCs w:val="false"/>
-                <w:i w:val="false"/>
-                <w:iCs w:val="false"/>
-                <w:color w:val="17242D"/>
-                <w:rtl/>
-              </w:rPr>
-              <w:t xml:space="preserve"/>
-            </w:r>
-          </w:p>
-        </w:tc>
-        <w:tc>
-          <w:tcPr>
-            <w:tcW w:type="dxa" w:w="1504"/>
-            <w:shd w:fill="FFFFFF"/>
-          </w:tcPr>
-          <w:p>
-            <w:pPr>
-              <w:bidi/>
-              <w:jc w:val="left"/>
-            </w:pPr>
-            <w:r>
-              <w:rPr>
-                <w:b w:val="false"/>
-                <w:bCs w:val="false"/>
-                <w:i w:val="false"/>
-                <w:iCs w:val="false"/>
-                <w:color w:val="17242D"/>
-                <w:rtl/>
-              </w:rPr>
-              <w:t xml:space="preserve"/>
-            </w:r>
-          </w:p>
-        </w:tc>
-        <w:tc>
-          <w:tcPr>
-            <w:tcW w:type="dxa" w:w="1504"/>
-            <w:shd w:fill="FFFFFF"/>
-          </w:tcPr>
-          <w:p>
-            <w:pPr>
-              <w:bidi/>
-              <w:jc w:val="left"/>
-            </w:pPr>
-            <w:r>
-              <w:rPr>
-                <w:b w:val="false"/>
-                <w:bCs w:val="false"/>
-                <w:i w:val="false"/>
-                <w:iCs w:val="false"/>
-                <w:color w:val="17242D"/>
-                <w:rtl/>
-              </w:rPr>
-              <w:t xml:space="preserve"/>
-            </w:r>
-          </w:p>
-        </w:tc>
-        <w:tc>
-          <w:tcPr>
-            <w:tcW w:type="dxa" w:w="1504"/>
-            <w:shd w:fill="FFFFFF"/>
-          </w:tcPr>
-          <w:p>
-            <w:pPr>
-              <w:bidi/>
-              <w:jc w:val="left"/>
-            </w:pPr>
-            <w:r>
-              <w:rPr>
-                <w:b w:val="false"/>
-                <w:bCs w:val="false"/>
-                <w:i w:val="false"/>
-                <w:iCs w:val="false"/>
-                <w:color w:val="17242D"/>
-                <w:rtl/>
-              </w:rPr>
-              <w:t xml:space="preserve"/>
-            </w:r>
-          </w:p>
-        </w:tc>
-      </w:tr>
-      <w:tr>
-        <w:trPr>
-          <w:trHeight w:val="454" w:hRule="atLeast"/>
-        </w:trPr>
-        <w:tc>
-          <w:tcPr>
-            <w:tcW w:type="dxa" w:w="1506"/>
-            <w:shd w:fill="FFFFFF"/>
-          </w:tcPr>
-          <w:p>
-            <w:pPr>
-              <w:bidi/>
-              <w:jc w:val="left"/>
-            </w:pPr>
-            <w:r>
-              <w:rPr>
-                <w:b w:val="false"/>
-                <w:bCs w:val="false"/>
-                <w:i w:val="false"/>
-                <w:iCs w:val="false"/>
-                <w:color w:val="17242D"/>
-                <w:rtl/>
-              </w:rPr>
-              <w:t xml:space="preserve"/>
-            </w:r>
-          </w:p>
-        </w:tc>
-        <w:tc>
-          <w:tcPr>
-            <w:tcW w:type="dxa" w:w="1504"/>
-            <w:shd w:fill="FFFFFF"/>
-          </w:tcPr>
-          <w:p>
-            <w:pPr>
-              <w:bidi/>
-              <w:jc w:val="left"/>
-            </w:pPr>
-            <w:r>
-              <w:rPr>
-                <w:b w:val="false"/>
-                <w:bCs w:val="false"/>
-                <w:i w:val="false"/>
-                <w:iCs w:val="false"/>
-                <w:color w:val="17242D"/>
-                <w:rtl/>
-              </w:rPr>
-              <w:t xml:space="preserve"/>
-            </w:r>
-          </w:p>
-        </w:tc>
-        <w:tc>
-          <w:tcPr>
-            <w:tcW w:type="dxa" w:w="1504"/>
-            <w:shd w:fill="FFFFFF"/>
-          </w:tcPr>
-          <w:p>
-            <w:pPr>
-              <w:bidi/>
-              <w:jc w:val="left"/>
-            </w:pPr>
-            <w:r>
-              <w:rPr>
-                <w:b w:val="false"/>
-                <w:bCs w:val="false"/>
-                <w:i w:val="false"/>
-                <w:iCs w:val="false"/>
-                <w:color w:val="17242D"/>
-                <w:rtl/>
-              </w:rPr>
-              <w:t xml:space="preserve"/>
-            </w:r>
-          </w:p>
-        </w:tc>
-        <w:tc>
-          <w:tcPr>
-            <w:tcW w:type="dxa" w:w="1504"/>
-            <w:shd w:fill="FFFFFF"/>
-          </w:tcPr>
-          <w:p>
-            <w:pPr>
-              <w:bidi/>
-              <w:jc w:val="left"/>
-            </w:pPr>
-            <w:r>
-              <w:rPr>
-                <w:b w:val="false"/>
-                <w:bCs w:val="false"/>
-                <w:i w:val="false"/>
-                <w:iCs w:val="false"/>
-                <w:color w:val="17242D"/>
-                <w:rtl/>
-              </w:rPr>
-              <w:t xml:space="preserve"/>
-            </w:r>
-          </w:p>
-        </w:tc>
-        <w:tc>
-          <w:tcPr>
-            <w:tcW w:type="dxa" w:w="1504"/>
-            <w:shd w:fill="FFFFFF"/>
-          </w:tcPr>
-          <w:p>
-            <w:pPr>
-              <w:bidi/>
-              <w:jc w:val="left"/>
-            </w:pPr>
-            <w:r>
-              <w:rPr>
-                <w:b w:val="false"/>
-                <w:bCs w:val="false"/>
-                <w:i w:val="false"/>
-                <w:iCs w:val="false"/>
-                <w:color w:val="17242D"/>
-                <w:rtl/>
-              </w:rPr>
-              <w:t xml:space="preserve"/>
-            </w:r>
-          </w:p>
-        </w:tc>
-        <w:tc>
-          <w:tcPr>
-            <w:tcW w:type="dxa" w:w="1504"/>
-            <w:shd w:fill="FFFFFF"/>
-          </w:tcPr>
-          <w:p>
-            <w:pPr>
-              <w:bidi/>
-              <w:jc w:val="left"/>
-            </w:pPr>
-            <w:r>
-              <w:rPr>
-                <w:b w:val="false"/>
-                <w:bCs w:val="false"/>
-                <w:i w:val="false"/>
-                <w:iCs w:val="false"/>
-                <w:color w:val="17242D"/>
-                <w:rtl/>
-              </w:rPr>
-              <w:t xml:space="preserve"/>
-            </w:r>
-          </w:p>
-        </w:tc>
-      </w:tr>
-      <w:tr>
-        <w:trPr>
-          <w:trHeight w:val="454" w:hRule="atLeast"/>
-        </w:trPr>
-        <w:tc>
-          <w:tcPr>
-            <w:tcW w:type="dxa" w:w="1506"/>
-            <w:shd w:fill="FFFFFF"/>
-          </w:tcPr>
-          <w:p>
-            <w:pPr>
-              <w:bidi/>
-              <w:jc w:val="left"/>
-            </w:pPr>
-            <w:r>
-              <w:rPr>
-                <w:b w:val="false"/>
-                <w:bCs w:val="false"/>
-                <w:i w:val="false"/>
-                <w:iCs w:val="false"/>
-                <w:color w:val="17242D"/>
-                <w:rtl/>
-              </w:rPr>
-              <w:t xml:space="preserve"/>
-            </w:r>
-          </w:p>
-        </w:tc>
-        <w:tc>
-          <w:tcPr>
-            <w:tcW w:type="dxa" w:w="1504"/>
-            <w:shd w:fill="FFFFFF"/>
-          </w:tcPr>
-          <w:p>
-            <w:pPr>
-              <w:bidi/>
-              <w:jc w:val="left"/>
-            </w:pPr>
-            <w:r>
-              <w:rPr>
-                <w:b w:val="false"/>
-                <w:bCs w:val="false"/>
-                <w:i w:val="false"/>
-                <w:iCs w:val="false"/>
-                <w:color w:val="17242D"/>
-                <w:rtl/>
-              </w:rPr>
-              <w:t xml:space="preserve"/>
-            </w:r>
-          </w:p>
-        </w:tc>
-        <w:tc>
-          <w:tcPr>
-            <w:tcW w:type="dxa" w:w="1504"/>
-            <w:shd w:fill="FFFFFF"/>
-          </w:tcPr>
-          <w:p>
-            <w:pPr>
-              <w:bidi/>
-              <w:jc w:val="left"/>
-            </w:pPr>
-            <w:r>
-              <w:rPr>
-                <w:b w:val="false"/>
-                <w:bCs w:val="false"/>
-                <w:i w:val="false"/>
-                <w:iCs w:val="false"/>
-                <w:color w:val="17242D"/>
-                <w:rtl/>
-              </w:rPr>
-              <w:t xml:space="preserve"/>
-            </w:r>
-          </w:p>
-        </w:tc>
-        <w:tc>
-          <w:tcPr>
-            <w:tcW w:type="dxa" w:w="1504"/>
-            <w:shd w:fill="FFFFFF"/>
-          </w:tcPr>
-          <w:p>
-            <w:pPr>
-              <w:bidi/>
-              <w:jc w:val="left"/>
-            </w:pPr>
-            <w:r>
-              <w:rPr>
-                <w:b w:val="false"/>
-                <w:bCs w:val="false"/>
-                <w:i w:val="false"/>
-                <w:iCs w:val="false"/>
-                <w:color w:val="17242D"/>
-                <w:rtl/>
-              </w:rPr>
-              <w:t xml:space="preserve"/>
-            </w:r>
-          </w:p>
-        </w:tc>
-        <w:tc>
-          <w:tcPr>
-            <w:tcW w:type="dxa" w:w="1504"/>
-            <w:shd w:fill="FFFFFF"/>
-          </w:tcPr>
-          <w:p>
-            <w:pPr>
-              <w:bidi/>
-              <w:jc w:val="left"/>
-            </w:pPr>
-            <w:r>
-              <w:rPr>
-                <w:b w:val="false"/>
-                <w:bCs w:val="false"/>
-                <w:i w:val="false"/>
-                <w:iCs w:val="false"/>
-                <w:color w:val="17242D"/>
-                <w:rtl/>
-              </w:rPr>
-              <w:t xml:space="preserve"/>
-            </w:r>
-          </w:p>
-        </w:tc>
-        <w:tc>
-          <w:tcPr>
-            <w:tcW w:type="dxa" w:w="1504"/>
-            <w:shd w:fill="FFFFFF"/>
-          </w:tcPr>
-          <w:p>
-            <w:pPr>
-              <w:bidi/>
-              <w:jc w:val="left"/>
-            </w:pPr>
-            <w:r>
-              <w:rPr>
-                <w:b w:val="false"/>
-                <w:bCs w:val="false"/>
-                <w:i w:val="false"/>
-                <w:iCs w:val="false"/>
-                <w:color w:val="17242D"/>
-                <w:rtl/>
-              </w:rPr>
-              <w:t xml:space="preserve"/>
-            </w:r>
-          </w:p>
-        </w:tc>
-      </w:tr>
-    </w:tbl>
     <w:p>
       <w:pPr>
         <w:pStyle w:val="Heading2"/>
@@ -27440,319 +26466,21 @@
         <w:t xml:space="preserve">הראיות ששמרתי</w:t>
       </w:r>
     </w:p>
-    <w:tbl>
-      <w:tblPr>
-        <w:bidiVisual/>
-        <w:tblW w:type="dxa" w:w="9026"/>
-        <w:tblBorders>
-          <w:top w:val="single" w:color="auto" w:sz="4"/>
-          <w:left w:val="single" w:color="auto" w:sz="4"/>
-          <w:bottom w:val="single" w:color="auto" w:sz="4"/>
-          <w:right w:val="single" w:color="auto" w:sz="4"/>
-          <w:insideH w:val="single" w:color="auto" w:sz="4"/>
-          <w:insideV w:val="single" w:color="auto" w:sz="4"/>
-        </w:tblBorders>
-        <w:tblLayout w:type="fixed"/>
-      </w:tblPr>
-      <w:tblGrid>
-        <w:gridCol w:w="3010"/>
-        <w:gridCol w:w="3008"/>
-        <w:gridCol w:w="3008"/>
-      </w:tblGrid>
-      <w:tr>
-        <w:tc>
-          <w:tcPr>
-            <w:tcW w:type="dxa" w:w="3010"/>
-            <w:shd w:fill="4E356F"/>
-          </w:tcPr>
-          <w:p>
-            <w:pPr>
-              <w:bidi/>
-              <w:jc w:val="left"/>
-            </w:pPr>
-            <w:r>
-              <w:rPr>
-                <w:b/>
-                <w:bCs/>
-                <w:i w:val="false"/>
-                <w:iCs w:val="false"/>
-                <w:color w:val="FFFFFF"/>
-                <w:rtl/>
-              </w:rPr>
-              <w:t xml:space="preserve">מה בדקתי</w:t>
-            </w:r>
-          </w:p>
-        </w:tc>
-        <w:tc>
-          <w:tcPr>
-            <w:tcW w:type="dxa" w:w="3008"/>
-            <w:shd w:fill="4E356F"/>
-          </w:tcPr>
-          <w:p>
-            <w:pPr>
-              <w:bidi/>
-              <w:jc w:val="left"/>
-            </w:pPr>
-            <w:r>
-              <w:rPr>
-                <w:b/>
-                <w:bCs/>
-                <w:i w:val="false"/>
-                <w:iCs w:val="false"/>
-                <w:color w:val="FFFFFF"/>
-                <w:rtl/>
-              </w:rPr>
-              <w:t xml:space="preserve">המקור והתאריך</w:t>
-            </w:r>
-          </w:p>
-        </w:tc>
-        <w:tc>
-          <w:tcPr>
-            <w:tcW w:type="dxa" w:w="3008"/>
-            <w:shd w:fill="4E356F"/>
-          </w:tcPr>
-          <w:p>
-            <w:pPr>
-              <w:bidi/>
-              <w:jc w:val="left"/>
-            </w:pPr>
-            <w:r>
-              <w:rPr>
-                <w:b/>
-                <w:bCs/>
-                <w:i w:val="false"/>
-                <w:iCs w:val="false"/>
-                <w:color w:val="FFFFFF"/>
-                <w:rtl/>
-              </w:rPr>
-              <w:t xml:space="preserve">איפה שמרתי</w:t>
-            </w:r>
-          </w:p>
-        </w:tc>
-      </w:tr>
-      <w:tr>
-        <w:trPr>
-          <w:trHeight w:val="454" w:hRule="atLeast"/>
-        </w:trPr>
-        <w:tc>
-          <w:tcPr>
-            <w:tcW w:type="dxa" w:w="3010"/>
-            <w:shd w:fill="F1F3F6"/>
-          </w:tcPr>
-          <w:p>
-            <w:pPr>
-              <w:bidi/>
-              <w:jc w:val="left"/>
-            </w:pPr>
-            <w:r>
-              <w:rPr>
-                <w:b w:val="false"/>
-                <w:bCs w:val="false"/>
-                <w:i/>
-                <w:iCs/>
-                <w:color w:val="55606E"/>
-                <w:rtl/>
-              </w:rPr>
-              <w:t xml:space="preserve">דוגמה: שהתהליך לא שילם דבר בעצמו</w:t>
-            </w:r>
-          </w:p>
-        </w:tc>
-        <w:tc>
-          <w:tcPr>
-            <w:tcW w:type="dxa" w:w="3008"/>
-            <w:shd w:fill="F1F3F6"/>
-          </w:tcPr>
-          <w:p>
-            <w:pPr>
-              <w:bidi/>
-              <w:jc w:val="left"/>
-            </w:pPr>
-            <w:r>
-              <w:rPr>
-                <w:b w:val="false"/>
-                <w:bCs w:val="false"/>
-                <w:i/>
-                <w:iCs/>
-                <w:color w:val="55606E"/>
-                <w:rtl/>
-              </w:rPr>
-              <w:t xml:space="preserve">רישום ההרצה שלי, 6 ביוני</w:t>
-            </w:r>
-          </w:p>
-        </w:tc>
-        <w:tc>
-          <w:tcPr>
-            <w:tcW w:type="dxa" w:w="3008"/>
-            <w:shd w:fill="F1F3F6"/>
-          </w:tcPr>
-          <w:p>
-            <w:pPr>
-              <w:bidi/>
-              <w:jc w:val="left"/>
-            </w:pPr>
-            <w:r>
-              <w:rPr>
-                <w:b w:val="false"/>
-                <w:bCs w:val="false"/>
-                <w:i/>
-                <w:iCs/>
-                <w:color w:val="55606E"/>
-                <w:rtl/>
-              </w:rPr>
-              <w:t xml:space="preserve">יומן ההרצה השמור עם סימון של שלב האישור</w:t>
-            </w:r>
-          </w:p>
-        </w:tc>
-      </w:tr>
-      <w:tr>
-        <w:trPr>
-          <w:trHeight w:val="454" w:hRule="atLeast"/>
-        </w:trPr>
-        <w:tc>
-          <w:tcPr>
-            <w:tcW w:type="dxa" w:w="3010"/>
-            <w:shd w:fill="FFFFFF"/>
-          </w:tcPr>
-          <w:p>
-            <w:pPr>
-              <w:bidi/>
-              <w:jc w:val="left"/>
-            </w:pPr>
-            <w:r>
-              <w:rPr>
-                <w:b w:val="false"/>
-                <w:bCs w:val="false"/>
-                <w:i w:val="false"/>
-                <w:iCs w:val="false"/>
-                <w:color w:val="17242D"/>
-                <w:rtl/>
-              </w:rPr>
-              <w:t xml:space="preserve"/>
-            </w:r>
-          </w:p>
-        </w:tc>
-        <w:tc>
-          <w:tcPr>
-            <w:tcW w:type="dxa" w:w="3008"/>
-            <w:shd w:fill="FFFFFF"/>
-          </w:tcPr>
-          <w:p>
-            <w:pPr>
-              <w:bidi/>
-              <w:jc w:val="left"/>
-            </w:pPr>
-            <w:r>
-              <w:rPr>
-                <w:b w:val="false"/>
-                <w:bCs w:val="false"/>
-                <w:i w:val="false"/>
-                <w:iCs w:val="false"/>
-                <w:color w:val="17242D"/>
-                <w:rtl/>
-              </w:rPr>
-              <w:t xml:space="preserve"/>
-            </w:r>
-          </w:p>
-        </w:tc>
-        <w:tc>
-          <w:tcPr>
-            <w:tcW w:type="dxa" w:w="3008"/>
-            <w:shd w:fill="FFFFFF"/>
-          </w:tcPr>
-          <w:p>
-            <w:pPr>
-              <w:bidi/>
-              <w:jc w:val="left"/>
-            </w:pPr>
-            <w:r>
-              <w:rPr>
-                <w:b w:val="false"/>
-                <w:bCs w:val="false"/>
-                <w:i w:val="false"/>
-                <w:iCs w:val="false"/>
-                <w:color w:val="17242D"/>
-                <w:rtl/>
-              </w:rPr>
-              <w:t xml:space="preserve"/>
-            </w:r>
-          </w:p>
-        </w:tc>
-      </w:tr>
-      <w:tr>
-        <w:trPr>
-          <w:trHeight w:val="454" w:hRule="atLeast"/>
-        </w:trPr>
-        <w:tc>
-          <w:tcPr>
-            <w:tcW w:type="dxa" w:w="3010"/>
-            <w:shd w:fill="FFFFFF"/>
-          </w:tcPr>
-          <w:p>
-            <w:pPr>
-              <w:bidi/>
-              <w:jc w:val="left"/>
-            </w:pPr>
-            <w:r>
-              <w:rPr>
-                <w:b w:val="false"/>
-                <w:bCs w:val="false"/>
-                <w:i w:val="false"/>
-                <w:iCs w:val="false"/>
-                <w:color w:val="17242D"/>
-                <w:rtl/>
-              </w:rPr>
-              <w:t xml:space="preserve"/>
-            </w:r>
-          </w:p>
-        </w:tc>
-        <w:tc>
-          <w:tcPr>
-            <w:tcW w:type="dxa" w:w="3008"/>
-            <w:shd w:fill="FFFFFF"/>
-          </w:tcPr>
-          <w:p>
-            <w:pPr>
-              <w:bidi/>
-              <w:jc w:val="left"/>
-            </w:pPr>
-            <w:r>
-              <w:rPr>
-                <w:b w:val="false"/>
-                <w:bCs w:val="false"/>
-                <w:i w:val="false"/>
-                <w:iCs w:val="false"/>
-                <w:color w:val="17242D"/>
-                <w:rtl/>
-              </w:rPr>
-              <w:t xml:space="preserve"/>
-            </w:r>
-          </w:p>
-        </w:tc>
-        <w:tc>
-          <w:tcPr>
-            <w:tcW w:type="dxa" w:w="3008"/>
-            <w:shd w:fill="FFFFFF"/>
-          </w:tcPr>
-          <w:p>
-            <w:pPr>
-              <w:bidi/>
-              <w:jc w:val="left"/>
-            </w:pPr>
-            <w:r>
-              <w:rPr>
-                <w:b w:val="false"/>
-                <w:bCs w:val="false"/>
-                <w:i w:val="false"/>
-                <w:iCs w:val="false"/>
-                <w:color w:val="17242D"/>
-                <w:rtl/>
-              </w:rPr>
-              <w:t xml:space="preserve"/>
-            </w:r>
-          </w:p>
-        </w:tc>
-      </w:tr>
-    </w:tbl>
+    <w:p>
+      <w:pPr>
+        <w:bidi/>
+        <w:jc w:val="left"/>
+      </w:pPr>
+      <w:r>
+        <w:rPr>
+          <w:b w:val="false"/>
+          <w:bCs w:val="false"/>
+          <w:color w:val="17242D"/>
+          <w:rtl/>
+        </w:rPr>
+        <w:t xml:space="preserve">שמרו את סיכום המחקר, את הגיליון, את המצגת, את קובץ התכנון של החפץ עם המדידה שבדקתם, את הכלי, ואת טבלת הגבול.</w:t>
+      </w:r>
+    </w:p>
     <w:p>
       <w:pPr>
         <w:pStyle w:val="Heading2"/>
@@ -27768,7 +26496,7 @@
           <w:color w:val="4E356F"/>
           <w:rtl/>
         </w:rPr>
-        <w:t xml:space="preserve">אימות וראיות</w:t>
+        <w:t xml:space="preserve">אימות ושיקול דעת</w:t>
       </w:r>
     </w:p>
     <w:p>
@@ -27783,7 +26511,7 @@
           <w:color w:val="17242D"/>
           <w:rtl/>
         </w:rPr>
-        <w:t xml:space="preserve">שמרו את הקישורים או הקבצים של תיק העבודות, את הפרויקט המסכם, את רישום הראיות, את מפת ההרשאות, ותיעוד שמראה שהתהליך לא חרג מגבולות האישור.</w:t>
+        <w:t xml:space="preserve">איזו טענה במחקר שלכם הייתה הכי משמעותית אילו התבררה כשגויה, ואיך בדקתם אותה?</w:t>
       </w:r>
     </w:p>
     <w:p>
@@ -27816,7 +26544,7 @@
           <w:color w:val="17242D"/>
           <w:rtl/>
         </w:rPr>
-        <w:t xml:space="preserve">מה יישאר בשליטתכם? מה הופך את זה למערכת אישית ולא לתשובת AI חד-פעמית, ומה תחזקו בה בפעם הבאה?</w:t>
+        <w:t xml:space="preserve">מה נשאר בשליטתכם? ממה הגבול של הכלי מנע ממנו, והאם הייתם מרחיבים אותו בפעם הבאה?</w:t>
       </w:r>
     </w:p>
     <w:sectPr>

--- a/site/assets/downloads/applied-ai-mastery-personal-journal-he.docx
+++ b/site/assets/downloads/applied-ai-mastery-personal-journal-he.docx
@@ -26313,7 +26313,7 @@
                 <w:color w:val="17242D"/>
                 <w:rtl/>
               </w:rPr>
-              <w:t xml:space="preserve">הנושא אושר, וכל התוצרים שהושלמו עבור המפגשים שהייתם בהם.</w:t>
+              <w:t xml:space="preserve">הנושא אושר, והשלמתם את כל התוצרים של המפגשים שהייתם בהם.</w:t>
             </w:r>
           </w:p>
         </w:tc>
@@ -26361,7 +26361,7 @@
                 <w:color w:val="17242D"/>
                 <w:rtl/>
               </w:rPr>
-              <w:t xml:space="preserve">הגבול של הכלי כתוב, וענִיתם לפרסום של לפחות אדם אחד נוסף.</w:t>
+              <w:t xml:space="preserve">הגבול של הכלי כתוב, ועניתם לפרסום של לפחות אדם אחד נוסף.</w:t>
             </w:r>
           </w:p>
         </w:tc>
@@ -26433,6 +26433,245 @@
         <w:t xml:space="preserve">המשימה שלי</w:t>
       </w:r>
     </w:p>
+    <w:tbl>
+      <w:tblPr>
+        <w:bidiVisual/>
+        <w:tblW w:type="dxa" w:w="9026"/>
+        <w:tblBorders>
+          <w:top w:val="single" w:color="auto" w:sz="4"/>
+          <w:left w:val="single" w:color="auto" w:sz="4"/>
+          <w:bottom w:val="single" w:color="auto" w:sz="4"/>
+          <w:right w:val="single" w:color="auto" w:sz="4"/>
+          <w:insideH w:val="single" w:color="auto" w:sz="4"/>
+          <w:insideV w:val="single" w:color="auto" w:sz="4"/>
+        </w:tblBorders>
+        <w:tblLayout w:type="fixed"/>
+      </w:tblPr>
+      <w:tblGrid>
+        <w:gridCol w:w="3010"/>
+        <w:gridCol w:w="3008"/>
+        <w:gridCol w:w="3008"/>
+      </w:tblGrid>
+      <w:tr>
+        <w:tc>
+          <w:tcPr>
+            <w:tcW w:type="dxa" w:w="3010"/>
+            <w:shd w:fill="4E356F"/>
+          </w:tcPr>
+          <w:p>
+            <w:pPr>
+              <w:bidi/>
+              <w:jc w:val="left"/>
+            </w:pPr>
+            <w:r>
+              <w:rPr>
+                <w:b/>
+                <w:bCs/>
+                <w:i w:val="false"/>
+                <w:iCs w:val="false"/>
+                <w:color w:val="FFFFFF"/>
+                <w:rtl/>
+              </w:rPr>
+              <w:t xml:space="preserve">רמה</w:t>
+            </w:r>
+          </w:p>
+        </w:tc>
+        <w:tc>
+          <w:tcPr>
+            <w:tcW w:type="dxa" w:w="3008"/>
+            <w:shd w:fill="4E356F"/>
+          </w:tcPr>
+          <w:p>
+            <w:pPr>
+              <w:bidi/>
+              <w:jc w:val="left"/>
+            </w:pPr>
+            <w:r>
+              <w:rPr>
+                <w:b/>
+                <w:bCs/>
+                <w:i w:val="false"/>
+                <w:iCs w:val="false"/>
+                <w:color w:val="FFFFFF"/>
+                <w:rtl/>
+              </w:rPr>
+              <w:t xml:space="preserve">על מה בחרתי</w:t>
+            </w:r>
+          </w:p>
+        </w:tc>
+        <w:tc>
+          <w:tcPr>
+            <w:tcW w:type="dxa" w:w="3008"/>
+            <w:shd w:fill="4E356F"/>
+          </w:tcPr>
+          <w:p>
+            <w:pPr>
+              <w:bidi/>
+              <w:jc w:val="left"/>
+            </w:pPr>
+            <w:r>
+              <w:rPr>
+                <w:b/>
+                <w:bCs/>
+                <w:i w:val="false"/>
+                <w:iCs w:val="false"/>
+                <w:color w:val="FFFFFF"/>
+                <w:rtl/>
+              </w:rPr>
+              <w:t xml:space="preserve">למתי</w:t>
+            </w:r>
+          </w:p>
+        </w:tc>
+      </w:tr>
+      <w:tr>
+        <w:trPr>
+          <w:trHeight w:val="454" w:hRule="atLeast"/>
+        </w:trPr>
+        <w:tc>
+          <w:tcPr>
+            <w:tcW w:type="dxa" w:w="3010"/>
+            <w:shd w:fill="F1F3F6"/>
+          </w:tcPr>
+          <w:p>
+            <w:pPr>
+              <w:bidi/>
+              <w:jc w:val="left"/>
+            </w:pPr>
+            <w:r>
+              <w:rPr>
+                <w:b w:val="false"/>
+                <w:bCs w:val="false"/>
+                <w:i/>
+                <w:iCs/>
+                <w:color w:val="55606E"/>
+                <w:rtl/>
+              </w:rPr>
+              <w:t xml:space="preserve">דוגמה: כסף</w:t>
+            </w:r>
+          </w:p>
+        </w:tc>
+        <w:tc>
+          <w:tcPr>
+            <w:tcW w:type="dxa" w:w="3008"/>
+            <w:shd w:fill="F1F3F6"/>
+          </w:tcPr>
+          <w:p>
+            <w:pPr>
+              <w:bidi/>
+              <w:jc w:val="left"/>
+            </w:pPr>
+            <w:r>
+              <w:rPr>
+                <w:b w:val="false"/>
+                <w:bCs w:val="false"/>
+                <w:i/>
+                <w:iCs/>
+                <w:color w:val="55606E"/>
+                <w:rtl/>
+              </w:rPr>
+              <w:t xml:space="preserve">טיול סוף שבוע לצפון, עם כלי רשימת הציוד</w:t>
+            </w:r>
+          </w:p>
+        </w:tc>
+        <w:tc>
+          <w:tcPr>
+            <w:tcW w:type="dxa" w:w="3008"/>
+            <w:shd w:fill="F1F3F6"/>
+          </w:tcPr>
+          <w:p>
+            <w:pPr>
+              <w:bidi/>
+              <w:jc w:val="left"/>
+            </w:pPr>
+            <w:r>
+              <w:rPr>
+                <w:b w:val="false"/>
+                <w:bCs w:val="false"/>
+                <w:i/>
+                <w:iCs/>
+                <w:color w:val="55606E"/>
+                <w:rtl/>
+              </w:rPr>
+              <w:t xml:space="preserve">30 בנובמבר</w:t>
+            </w:r>
+          </w:p>
+        </w:tc>
+      </w:tr>
+      <w:tr>
+        <w:trPr>
+          <w:trHeight w:val="454" w:hRule="atLeast"/>
+        </w:trPr>
+        <w:tc>
+          <w:tcPr>
+            <w:tcW w:type="dxa" w:w="3010"/>
+            <w:shd w:fill="FFFFFF"/>
+          </w:tcPr>
+          <w:p>
+            <w:pPr>
+              <w:bidi/>
+              <w:jc w:val="left"/>
+            </w:pPr>
+            <w:r>
+              <w:rPr>
+                <w:b w:val="false"/>
+                <w:bCs w:val="false"/>
+                <w:i w:val="false"/>
+                <w:iCs w:val="false"/>
+                <w:color w:val="17242D"/>
+                <w:rtl/>
+              </w:rPr>
+              <w:t xml:space="preserve"/>
+            </w:r>
+          </w:p>
+        </w:tc>
+        <w:tc>
+          <w:tcPr>
+            <w:tcW w:type="dxa" w:w="3008"/>
+            <w:shd w:fill="FFFFFF"/>
+          </w:tcPr>
+          <w:p>
+            <w:pPr>
+              <w:bidi/>
+              <w:jc w:val="left"/>
+            </w:pPr>
+            <w:r>
+              <w:rPr>
+                <w:b w:val="false"/>
+                <w:bCs w:val="false"/>
+                <w:i w:val="false"/>
+                <w:iCs w:val="false"/>
+                <w:color w:val="17242D"/>
+                <w:rtl/>
+              </w:rPr>
+              <w:t xml:space="preserve"/>
+            </w:r>
+          </w:p>
+        </w:tc>
+        <w:tc>
+          <w:tcPr>
+            <w:tcW w:type="dxa" w:w="3008"/>
+            <w:shd w:fill="FFFFFF"/>
+          </w:tcPr>
+          <w:p>
+            <w:pPr>
+              <w:bidi/>
+              <w:jc w:val="left"/>
+            </w:pPr>
+            <w:r>
+              <w:rPr>
+                <w:b w:val="false"/>
+                <w:bCs w:val="false"/>
+                <w:i w:val="false"/>
+                <w:iCs w:val="false"/>
+                <w:color w:val="17242D"/>
+                <w:rtl/>
+              </w:rPr>
+              <w:t xml:space="preserve"/>
+            </w:r>
+          </w:p>
+        </w:tc>
+      </w:tr>
+    </w:tbl>
     <w:p>
       <w:pPr>
         <w:bidi/>
@@ -26445,7 +26684,7 @@
           <w:color w:val="17242D"/>
           <w:rtl/>
         </w:rPr>
-        <w:t xml:space="preserve">איזה נושא בחרתם, ואיזה תוצר היה הכי קשה לגרום לו לנבוע ממנו באופן טבעי?</w:t>
+        <w:t xml:space="preserve">איזה תוצר היה הכי קשה לגזור מהנושא שבחרתם?</w:t>
       </w:r>
     </w:p>
     <w:p>
@@ -26496,7 +26735,7 @@
           <w:color w:val="4E356F"/>
           <w:rtl/>
         </w:rPr>
-        <w:t xml:space="preserve">אימות ושיקול דעת</w:t>
+        <w:t xml:space="preserve">אימות וראיות</w:t>
       </w:r>
     </w:p>
     <w:p>

--- a/site/assets/downloads/applied-ai-mastery-personal-journal-he.docx
+++ b/site/assets/downloads/applied-ai-mastery-personal-journal-he.docx
@@ -24287,7 +24287,7 @@
           <w:color w:val="FFFFFF"/>
           <w:rtl/>
         </w:rPr>
-        <w:t xml:space="preserve">פרויקט סיום: פרויקט אחד, כל המיומנויות</w:t>
+        <w:t xml:space="preserve">מפגש 7: פרויקט אחד, כל המיומנויות</w:t>
       </w:r>
     </w:p>
     <w:p>
@@ -24302,7 +24302,7 @@
           <w:color w:val="17242D"/>
           <w:rtl/>
         </w:rPr>
-        <w:t xml:space="preserve">העבירו נושא אחד משלכם דרך חמישה תוצרים, כל אחד מבוסס על מפגש שכבר עשיתם. פרסמו כל תוצר בקבוצה, וקראו גם את מה שחוזר לאחרים.</w:t>
+        <w:t xml:space="preserve">במפגש בודקים את הכלי שבניתם, ואז משיקים את פרויקט הסיום. בפרויקט אתם מעבירים נושא אחד משלכם דרך חמישה תוצרים, כל אחד מבוסס על מפגש שכבר עשיתם — מפרסמים כל תוצר בקבוצה, וקוראים גם את מה שחוזר לאחרים.</w:t>
       </w:r>
     </w:p>
     <w:p>
@@ -24338,7 +24338,349 @@
           <w:color w:val="4E356F"/>
           <w:rtl/>
         </w:rPr>
-        <w:t xml:space="preserve">1. הנושא</w:t>
+        <w:t xml:space="preserve">1. הכלי, בשימוש אמיתי</w:t>
+      </w:r>
+    </w:p>
+    <w:p>
+      <w:pPr>
+        <w:bidi/>
+        <w:jc w:val="left"/>
+      </w:pPr>
+      <w:r>
+        <w:rPr>
+          <w:b w:val="false"/>
+          <w:bCs w:val="false"/>
+          <w:color w:val="17242D"/>
+          <w:rtl/>
+        </w:rPr>
+        <w:t xml:space="preserve">שיעורי הבית ממפגש 6, והחצי הראשון של המפגש הזה. התשובה הכנה היא השימושית.</w:t>
+      </w:r>
+    </w:p>
+    <w:tbl>
+      <w:tblPr>
+        <w:bidiVisual/>
+        <w:tblW w:type="dxa" w:w="9026"/>
+        <w:tblBorders>
+          <w:top w:val="single" w:color="auto" w:sz="4"/>
+          <w:left w:val="single" w:color="auto" w:sz="4"/>
+          <w:bottom w:val="single" w:color="auto" w:sz="4"/>
+          <w:right w:val="single" w:color="auto" w:sz="4"/>
+          <w:insideH w:val="single" w:color="auto" w:sz="4"/>
+          <w:insideV w:val="single" w:color="auto" w:sz="4"/>
+        </w:tblBorders>
+        <w:tblLayout w:type="fixed"/>
+      </w:tblPr>
+      <w:tblGrid>
+        <w:gridCol w:w="2258"/>
+        <w:gridCol w:w="2256"/>
+        <w:gridCol w:w="2256"/>
+        <w:gridCol w:w="2256"/>
+      </w:tblGrid>
+      <w:tr>
+        <w:tc>
+          <w:tcPr>
+            <w:tcW w:type="dxa" w:w="2258"/>
+            <w:shd w:fill="4E356F"/>
+          </w:tcPr>
+          <w:p>
+            <w:pPr>
+              <w:bidi/>
+              <w:jc w:val="left"/>
+            </w:pPr>
+            <w:r>
+              <w:rPr>
+                <w:b/>
+                <w:bCs/>
+                <w:i w:val="false"/>
+                <w:iCs w:val="false"/>
+                <w:color w:val="FFFFFF"/>
+                <w:rtl/>
+              </w:rPr>
+              <w:t xml:space="preserve">מה בניתי</w:t>
+            </w:r>
+          </w:p>
+        </w:tc>
+        <w:tc>
+          <w:tcPr>
+            <w:tcW w:type="dxa" w:w="2256"/>
+            <w:shd w:fill="4E356F"/>
+          </w:tcPr>
+          <w:p>
+            <w:pPr>
+              <w:bidi/>
+              <w:jc w:val="left"/>
+            </w:pPr>
+            <w:r>
+              <w:rPr>
+                <w:b/>
+                <w:bCs/>
+                <w:i w:val="false"/>
+                <w:iCs w:val="false"/>
+                <w:color w:val="FFFFFF"/>
+                <w:rtl/>
+              </w:rPr>
+              <w:t xml:space="preserve">כמה פעמים באמת השתמשתי</w:t>
+            </w:r>
+          </w:p>
+        </w:tc>
+        <w:tc>
+          <w:tcPr>
+            <w:tcW w:type="dxa" w:w="2256"/>
+            <w:shd w:fill="4E356F"/>
+          </w:tcPr>
+          <w:p>
+            <w:pPr>
+              <w:bidi/>
+              <w:jc w:val="left"/>
+            </w:pPr>
+            <w:r>
+              <w:rPr>
+                <w:b/>
+                <w:bCs/>
+                <w:i w:val="false"/>
+                <w:iCs w:val="false"/>
+                <w:color w:val="FFFFFF"/>
+                <w:rtl/>
+              </w:rPr>
+              <w:t xml:space="preserve">איפה זה הפסיק להיות שווה</w:t>
+            </w:r>
+          </w:p>
+        </w:tc>
+        <w:tc>
+          <w:tcPr>
+            <w:tcW w:type="dxa" w:w="2256"/>
+            <w:shd w:fill="4E356F"/>
+          </w:tcPr>
+          <w:p>
+            <w:pPr>
+              <w:bidi/>
+              <w:jc w:val="left"/>
+            </w:pPr>
+            <w:r>
+              <w:rPr>
+                <w:b/>
+                <w:bCs/>
+                <w:i w:val="false"/>
+                <w:iCs w:val="false"/>
+                <w:color w:val="FFFFFF"/>
+                <w:rtl/>
+              </w:rPr>
+              <w:t xml:space="preserve">מה הייתי משנה</w:t>
+            </w:r>
+          </w:p>
+        </w:tc>
+      </w:tr>
+      <w:tr>
+        <w:trPr>
+          <w:trHeight w:val="454" w:hRule="atLeast"/>
+        </w:trPr>
+        <w:tc>
+          <w:tcPr>
+            <w:tcW w:type="dxa" w:w="2258"/>
+            <w:shd w:fill="F1F3F6"/>
+          </w:tcPr>
+          <w:p>
+            <w:pPr>
+              <w:bidi/>
+              <w:jc w:val="left"/>
+            </w:pPr>
+            <w:r>
+              <w:rPr>
+                <w:b w:val="false"/>
+                <w:bCs w:val="false"/>
+                <w:i/>
+                <w:iCs/>
+                <w:color w:val="55606E"/>
+                <w:rtl/>
+              </w:rPr>
+              <w:t xml:space="preserve">דוגמה: רשימת ציוד ב-Claude Artifacts</w:t>
+            </w:r>
+          </w:p>
+        </w:tc>
+        <w:tc>
+          <w:tcPr>
+            <w:tcW w:type="dxa" w:w="2256"/>
+            <w:shd w:fill="F1F3F6"/>
+          </w:tcPr>
+          <w:p>
+            <w:pPr>
+              <w:bidi/>
+              <w:jc w:val="left"/>
+            </w:pPr>
+            <w:r>
+              <w:rPr>
+                <w:b w:val="false"/>
+                <w:bCs w:val="false"/>
+                <w:i/>
+                <w:iCs/>
+                <w:color w:val="55606E"/>
+                <w:rtl/>
+              </w:rPr>
+              <w:t xml:space="preserve">פעמיים, ואז הפסקתי</w:t>
+            </w:r>
+          </w:p>
+        </w:tc>
+        <w:tc>
+          <w:tcPr>
+            <w:tcW w:type="dxa" w:w="2256"/>
+            <w:shd w:fill="F1F3F6"/>
+          </w:tcPr>
+          <w:p>
+            <w:pPr>
+              <w:bidi/>
+              <w:jc w:val="left"/>
+            </w:pPr>
+            <w:r>
+              <w:rPr>
+                <w:b w:val="false"/>
+                <w:bCs w:val="false"/>
+                <w:i/>
+                <w:iCs/>
+                <w:color w:val="55606E"/>
+                <w:rtl/>
+              </w:rPr>
+              <w:t xml:space="preserve">להקליד את הרשימה מחדש בכל נסיעה היה איטי מאפליקציית הפתקים</w:t>
+            </w:r>
+          </w:p>
+        </w:tc>
+        <w:tc>
+          <w:tcPr>
+            <w:tcW w:type="dxa" w:w="2256"/>
+            <w:shd w:fill="F1F3F6"/>
+          </w:tcPr>
+          <w:p>
+            <w:pPr>
+              <w:bidi/>
+              <w:jc w:val="left"/>
+            </w:pPr>
+            <w:r>
+              <w:rPr>
+                <w:b w:val="false"/>
+                <w:bCs w:val="false"/>
+                <w:i/>
+                <w:iCs/>
+                <w:color w:val="55606E"/>
+                <w:rtl/>
+              </w:rPr>
+              <w:t xml:space="preserve">שיזכור את הרשימה האחרונה</w:t>
+            </w:r>
+          </w:p>
+        </w:tc>
+      </w:tr>
+      <w:tr>
+        <w:trPr>
+          <w:trHeight w:val="454" w:hRule="atLeast"/>
+        </w:trPr>
+        <w:tc>
+          <w:tcPr>
+            <w:tcW w:type="dxa" w:w="2258"/>
+            <w:shd w:fill="FFFFFF"/>
+          </w:tcPr>
+          <w:p>
+            <w:pPr>
+              <w:bidi/>
+              <w:jc w:val="left"/>
+            </w:pPr>
+            <w:r>
+              <w:rPr>
+                <w:b w:val="false"/>
+                <w:bCs w:val="false"/>
+                <w:i w:val="false"/>
+                <w:iCs w:val="false"/>
+                <w:color w:val="17242D"/>
+                <w:rtl/>
+              </w:rPr>
+              <w:t xml:space="preserve"/>
+            </w:r>
+          </w:p>
+        </w:tc>
+        <w:tc>
+          <w:tcPr>
+            <w:tcW w:type="dxa" w:w="2256"/>
+            <w:shd w:fill="FFFFFF"/>
+          </w:tcPr>
+          <w:p>
+            <w:pPr>
+              <w:bidi/>
+              <w:jc w:val="left"/>
+            </w:pPr>
+            <w:r>
+              <w:rPr>
+                <w:b w:val="false"/>
+                <w:bCs w:val="false"/>
+                <w:i w:val="false"/>
+                <w:iCs w:val="false"/>
+                <w:color w:val="17242D"/>
+                <w:rtl/>
+              </w:rPr>
+              <w:t xml:space="preserve"/>
+            </w:r>
+          </w:p>
+        </w:tc>
+        <w:tc>
+          <w:tcPr>
+            <w:tcW w:type="dxa" w:w="2256"/>
+            <w:shd w:fill="FFFFFF"/>
+          </w:tcPr>
+          <w:p>
+            <w:pPr>
+              <w:bidi/>
+              <w:jc w:val="left"/>
+            </w:pPr>
+            <w:r>
+              <w:rPr>
+                <w:b w:val="false"/>
+                <w:bCs w:val="false"/>
+                <w:i w:val="false"/>
+                <w:iCs w:val="false"/>
+                <w:color w:val="17242D"/>
+                <w:rtl/>
+              </w:rPr>
+              <w:t xml:space="preserve"/>
+            </w:r>
+          </w:p>
+        </w:tc>
+        <w:tc>
+          <w:tcPr>
+            <w:tcW w:type="dxa" w:w="2256"/>
+            <w:shd w:fill="FFFFFF"/>
+          </w:tcPr>
+          <w:p>
+            <w:pPr>
+              <w:bidi/>
+              <w:jc w:val="left"/>
+            </w:pPr>
+            <w:r>
+              <w:rPr>
+                <w:b w:val="false"/>
+                <w:bCs w:val="false"/>
+                <w:i w:val="false"/>
+                <w:iCs w:val="false"/>
+                <w:color w:val="17242D"/>
+                <w:rtl/>
+              </w:rPr>
+              <w:t xml:space="preserve"/>
+            </w:r>
+          </w:p>
+        </w:tc>
+      </w:tr>
+    </w:tbl>
+    <w:p>
+      <w:pPr>
+        <w:pStyle w:val="Heading1"/>
+        <w:shd w:fill="F0EAFA"/>
+        <w:bidi/>
+        <w:spacing w:after="100" w:before="200"/>
+        <w:jc w:val="left"/>
+      </w:pPr>
+      <w:r>
+        <w:rPr>
+          <w:b/>
+          <w:bCs/>
+          <w:color w:val="4E356F"/>
+          <w:rtl/>
+        </w:rPr>
+        <w:t xml:space="preserve">2. הנושא</w:t>
       </w:r>
     </w:p>
     <w:tbl>
@@ -24750,7 +25092,7 @@
           <w:color w:val="4E356F"/>
           <w:rtl/>
         </w:rPr>
-        <w:t xml:space="preserve">2. יומן התוצרים</w:t>
+        <w:t xml:space="preserve">3. יומן התוצרים</w:t>
       </w:r>
     </w:p>
     <w:tbl>
@@ -25789,7 +26131,7 @@
           <w:color w:val="4E356F"/>
           <w:rtl/>
         </w:rPr>
-        <w:t xml:space="preserve">3. הגבול של הכלי</w:t>
+        <w:t xml:space="preserve">4. הגבול של הכלי</w:t>
       </w:r>
     </w:p>
     <w:p>
